--- a/diplom.docx
+++ b/diplom.docx
@@ -1,6 +1,6 @@
 
 <file path=word/document.xml><?xml version="1.0" encoding="utf-8"?>
-<w:document xmlns:wpc="http://schemas.microsoft.com/office/word/2010/wordprocessingCanvas" xmlns:mc="http://schemas.openxmlformats.org/markup-compatibility/2006" xmlns:o="urn:schemas-microsoft-com:office:office" xmlns:r="http://schemas.openxmlformats.org/officeDocument/2006/relationships" xmlns:m="http://schemas.openxmlformats.org/officeDocument/2006/math" xmlns:v="urn:schemas-microsoft-com:vml" xmlns:wp14="http://schemas.microsoft.com/office/word/2010/wordprocessingDrawing" xmlns:wp="http://schemas.openxmlformats.org/drawingml/2006/wordprocessingDrawing" xmlns:w10="urn:schemas-microsoft-com:office:word" xmlns:w="http://schemas.openxmlformats.org/wordprocessingml/2006/main" xmlns:w14="http://schemas.microsoft.com/office/word/2010/wordml" xmlns:w15="http://schemas.microsoft.com/office/word/2012/wordml" xmlns:wpg="http://schemas.microsoft.com/office/word/2010/wordprocessingGroup" xmlns:wpi="http://schemas.microsoft.com/office/word/2010/wordprocessingInk" xmlns:wne="http://schemas.microsoft.com/office/word/2006/wordml" xmlns:wps="http://schemas.microsoft.com/office/word/2010/wordprocessingShape" mc:Ignorable="w14 w15 wp14">
+<w:document xmlns:wpc="http://schemas.microsoft.com/office/word/2010/wordprocessingCanvas" xmlns:cx="http://schemas.microsoft.com/office/drawing/2014/chartex" xmlns:mc="http://schemas.openxmlformats.org/markup-compatibility/2006" xmlns:o="urn:schemas-microsoft-com:office:office" xmlns:r="http://schemas.openxmlformats.org/officeDocument/2006/relationships" xmlns:m="http://schemas.openxmlformats.org/officeDocument/2006/math" xmlns:v="urn:schemas-microsoft-com:vml" xmlns:wp14="http://schemas.microsoft.com/office/word/2010/wordprocessingDrawing" xmlns:wp="http://schemas.openxmlformats.org/drawingml/2006/wordprocessingDrawing" xmlns:w10="urn:schemas-microsoft-com:office:word" xmlns:w="http://schemas.openxmlformats.org/wordprocessingml/2006/main" xmlns:w14="http://schemas.microsoft.com/office/word/2010/wordml" xmlns:w15="http://schemas.microsoft.com/office/word/2012/wordml" xmlns:w16se="http://schemas.microsoft.com/office/word/2015/wordml/symex" xmlns:wpg="http://schemas.microsoft.com/office/word/2010/wordprocessingGroup" xmlns:wpi="http://schemas.microsoft.com/office/word/2010/wordprocessingInk" xmlns:wne="http://schemas.microsoft.com/office/word/2006/wordml" xmlns:wps="http://schemas.microsoft.com/office/word/2010/wordprocessingShape" mc:Ignorable="w14 w15 w16se wp14">
   <w:body>
     <w:p>
       <w:pPr>
@@ -137,13 +137,7 @@
         <w:rPr>
           <w:rFonts w:ascii="Times New Roman" w:hAnsi="Times New Roman"/>
         </w:rPr>
-        <w:t xml:space="preserve"> </w:t>
-      </w:r>
-      <w:r>
-        <w:rPr>
-          <w:rFonts w:ascii="Times New Roman" w:hAnsi="Times New Roman"/>
-        </w:rPr>
-        <w:t>(код и наименование направления подготовки, специальности)</w:t>
+        <w:t xml:space="preserve"> (код и наименование направления подготовки, специальности)</w:t>
       </w:r>
     </w:p>
     <w:p>
@@ -183,13 +177,7 @@
         <w:rPr>
           <w:rFonts w:ascii="Times New Roman" w:hAnsi="Times New Roman"/>
         </w:rPr>
-        <w:t xml:space="preserve"> </w:t>
-      </w:r>
-      <w:r>
-        <w:rPr>
-          <w:rFonts w:ascii="Times New Roman" w:hAnsi="Times New Roman"/>
-        </w:rPr>
-        <w:t>(наименование профиля, специализации)</w:t>
+        <w:t xml:space="preserve"> (наименование профиля, специализации)</w:t>
       </w:r>
     </w:p>
     <w:p>
@@ -395,14 +383,7 @@
         <w:rPr>
           <w:rFonts w:ascii="Times New Roman" w:hAnsi="Times New Roman"/>
         </w:rPr>
-        <w:t xml:space="preserve">(Фамилия имя </w:t>
-      </w:r>
-      <w:proofErr w:type="gramStart"/>
-      <w:r>
-        <w:rPr>
-          <w:rFonts w:ascii="Times New Roman" w:hAnsi="Times New Roman"/>
-        </w:rPr>
-        <w:t>отчество)</w:t>
+        <w:t>(Фамилия имя отчество)</w:t>
       </w:r>
       <w:r>
         <w:rPr>
@@ -410,7 +391,6 @@
         </w:rPr>
         <w:tab/>
       </w:r>
-      <w:proofErr w:type="gramEnd"/>
       <w:r>
         <w:rPr>
           <w:rFonts w:ascii="Times New Roman" w:hAnsi="Times New Roman"/>
@@ -516,14 +496,7 @@
         <w:rPr>
           <w:rFonts w:ascii="Times New Roman" w:hAnsi="Times New Roman"/>
         </w:rPr>
-        <w:t xml:space="preserve">(Фамилия имя </w:t>
-      </w:r>
-      <w:proofErr w:type="gramStart"/>
-      <w:r>
-        <w:rPr>
-          <w:rFonts w:ascii="Times New Roman" w:hAnsi="Times New Roman"/>
-        </w:rPr>
-        <w:t>отчество)</w:t>
+        <w:t>(Фамилия имя отчество)</w:t>
       </w:r>
       <w:r>
         <w:rPr>
@@ -531,7 +504,6 @@
         </w:rPr>
         <w:tab/>
       </w:r>
-      <w:proofErr w:type="gramEnd"/>
       <w:r>
         <w:rPr>
           <w:rFonts w:ascii="Times New Roman" w:hAnsi="Times New Roman"/>
@@ -638,14 +610,7 @@
         <w:rPr>
           <w:rFonts w:ascii="Times New Roman" w:hAnsi="Times New Roman"/>
         </w:rPr>
-        <w:t xml:space="preserve">(Фамилия имя </w:t>
-      </w:r>
-      <w:proofErr w:type="gramStart"/>
-      <w:r>
-        <w:rPr>
-          <w:rFonts w:ascii="Times New Roman" w:hAnsi="Times New Roman"/>
-        </w:rPr>
-        <w:t>отчество)</w:t>
+        <w:t>(Фамилия имя отчество)</w:t>
       </w:r>
       <w:r>
         <w:rPr>
@@ -653,7 +618,6 @@
         </w:rPr>
         <w:tab/>
       </w:r>
-      <w:proofErr w:type="gramEnd"/>
       <w:r>
         <w:rPr>
           <w:rFonts w:ascii="Times New Roman" w:hAnsi="Times New Roman"/>
@@ -853,14 +817,7 @@
         <w:rPr>
           <w:rFonts w:ascii="Times New Roman" w:hAnsi="Times New Roman"/>
         </w:rPr>
-        <w:t xml:space="preserve">(Фамилия имя </w:t>
-      </w:r>
-      <w:proofErr w:type="gramStart"/>
-      <w:r>
-        <w:rPr>
-          <w:rFonts w:ascii="Times New Roman" w:hAnsi="Times New Roman"/>
-        </w:rPr>
-        <w:t>отчество)</w:t>
+        <w:t>(Фамилия имя отчество)</w:t>
       </w:r>
       <w:r>
         <w:rPr>
@@ -868,7 +825,6 @@
         </w:rPr>
         <w:tab/>
       </w:r>
-      <w:proofErr w:type="gramEnd"/>
       <w:r>
         <w:rPr>
           <w:rFonts w:ascii="Times New Roman" w:hAnsi="Times New Roman"/>
@@ -1192,13 +1148,7 @@
         <w:rPr>
           <w:rFonts w:ascii="Times New Roman" w:hAnsi="Times New Roman"/>
         </w:rPr>
-        <w:t xml:space="preserve"> </w:t>
-      </w:r>
-      <w:r>
-        <w:rPr>
-          <w:rFonts w:ascii="Times New Roman" w:hAnsi="Times New Roman"/>
-        </w:rPr>
-        <w:t>(код и наименование направления подготовки, специальности)</w:t>
+        <w:t xml:space="preserve"> (код и наименование направления подготовки, специальности)</w:t>
       </w:r>
     </w:p>
     <w:p>
@@ -1238,13 +1188,7 @@
         <w:rPr>
           <w:rFonts w:ascii="Times New Roman" w:hAnsi="Times New Roman"/>
         </w:rPr>
-        <w:t xml:space="preserve"> </w:t>
-      </w:r>
-      <w:r>
-        <w:rPr>
-          <w:rFonts w:ascii="Times New Roman" w:hAnsi="Times New Roman"/>
-        </w:rPr>
-        <w:t>(наименование профиля, специализации)</w:t>
+        <w:t xml:space="preserve"> (наименование профиля, специализации)</w:t>
       </w:r>
     </w:p>
     <w:p>
@@ -2585,13 +2529,7 @@
         <w:rPr>
           <w:rFonts w:ascii="Times New Roman" w:hAnsi="Times New Roman"/>
         </w:rPr>
-        <w:t xml:space="preserve"> </w:t>
-      </w:r>
-      <w:r>
-        <w:rPr>
-          <w:rFonts w:ascii="Times New Roman" w:hAnsi="Times New Roman"/>
-        </w:rPr>
-        <w:t>(наименование профиля, специализации)</w:t>
+        <w:t xml:space="preserve"> (наименование профиля, специализации)</w:t>
       </w:r>
     </w:p>
     <w:p>
@@ -2883,15 +2821,7 @@
           <w:sz w:val="26"/>
           <w:szCs w:val="26"/>
         </w:rPr>
-        <w:t xml:space="preserve"> магистратуры </w:t>
-      </w:r>
-      <w:r>
-        <w:rPr>
-          <w:rFonts w:ascii="Times New Roman" w:hAnsi="Times New Roman" w:cs="Times New Roman"/>
-          <w:sz w:val="26"/>
-          <w:szCs w:val="26"/>
-        </w:rPr>
-        <w:t>Брашовян Артём Игоревич</w:t>
+        <w:t xml:space="preserve"> магистратуры Брашовян Артём Игоревич</w:t>
       </w:r>
     </w:p>
     <w:p>
@@ -4108,6 +4038,7 @@
                 <w:sz w:val="24"/>
                 <w:szCs w:val="24"/>
               </w:rPr>
+              <w:lastRenderedPageBreak/>
               <w:t>Планирование передачи данных и управление реальным роботом</w:t>
             </w:r>
           </w:p>
@@ -4362,7 +4293,6 @@
                 <w:rFonts w:ascii="Times New Roman" w:eastAsia="Calibri" w:hAnsi="Times New Roman" w:cs="Times New Roman"/>
                 <w:sz w:val="24"/>
                 <w:szCs w:val="24"/>
-                <w:lang w:val="en-US"/>
               </w:rPr>
             </w:pPr>
             <w:r>
@@ -4380,7 +4310,24 @@
                 <w:szCs w:val="24"/>
                 <w:lang w:val="en-US"/>
               </w:rPr>
-              <w:t>Arduino IDE</w:t>
+              <w:t>Arduino</w:t>
+            </w:r>
+            <w:r>
+              <w:rPr>
+                <w:rFonts w:ascii="Times New Roman" w:eastAsia="Calibri" w:hAnsi="Times New Roman" w:cs="Times New Roman"/>
+                <w:sz w:val="24"/>
+                <w:szCs w:val="24"/>
+              </w:rPr>
+              <w:t xml:space="preserve"> </w:t>
+            </w:r>
+            <w:r>
+              <w:rPr>
+                <w:rFonts w:ascii="Times New Roman" w:eastAsia="Calibri" w:hAnsi="Times New Roman" w:cs="Times New Roman"/>
+                <w:sz w:val="24"/>
+                <w:szCs w:val="24"/>
+                <w:lang w:val="en-US"/>
+              </w:rPr>
+              <w:t>IDE</w:t>
             </w:r>
           </w:p>
         </w:tc>
@@ -5405,14 +5352,7 @@
           <w:sz w:val="28"/>
           <w:szCs w:val="28"/>
         </w:rPr>
-        <w:t>Брашовян А.И</w:t>
-      </w:r>
-      <w:r>
-        <w:rPr>
-          <w:sz w:val="28"/>
-          <w:szCs w:val="28"/>
-        </w:rPr>
-        <w:t>.</w:t>
+        <w:t>Брашовян А.И.</w:t>
       </w:r>
     </w:p>
     <w:p>
@@ -5629,6 +5569,12 @@
     </w:p>
     <w:sdt>
       <w:sdtPr>
+        <w:rPr>
+          <w:rFonts w:ascii="Arial" w:eastAsia="Times New Roman" w:hAnsi="Arial" w:cs="Arial"/>
+          <w:color w:val="auto"/>
+          <w:sz w:val="20"/>
+          <w:szCs w:val="20"/>
+        </w:rPr>
         <w:id w:val="-1171637694"/>
         <w:docPartObj>
           <w:docPartGallery w:val="Table of Contents"/>
@@ -5637,12 +5583,8 @@
       </w:sdtPr>
       <w:sdtEndPr>
         <w:rPr>
-          <w:rFonts w:ascii="Arial" w:eastAsia="Times New Roman" w:hAnsi="Arial" w:cs="Arial"/>
           <w:b/>
           <w:bCs/>
-          <w:color w:val="auto"/>
-          <w:sz w:val="20"/>
-          <w:szCs w:val="20"/>
         </w:rPr>
       </w:sdtEndPr>
       <w:sdtContent>
@@ -6539,7 +6481,23 @@
           <w:sz w:val="28"/>
           <w:szCs w:val="28"/>
         </w:rPr>
-        <w:t>Объект настоящей работы является процесс управления мобильным роботом, представляющим собой шестиугольную конструкцию, где на каждой стороне установлено по два колеса типа «</w:t>
+        <w:t>Объект</w:t>
+      </w:r>
+      <w:r>
+        <w:rPr>
+          <w:rFonts w:ascii="Times New Roman" w:hAnsi="Times New Roman" w:cs="Times New Roman"/>
+          <w:sz w:val="28"/>
+          <w:szCs w:val="28"/>
+        </w:rPr>
+        <w:t>ом</w:t>
+      </w:r>
+      <w:r>
+        <w:rPr>
+          <w:rFonts w:ascii="Times New Roman" w:hAnsi="Times New Roman" w:cs="Times New Roman"/>
+          <w:sz w:val="28"/>
+          <w:szCs w:val="28"/>
+        </w:rPr>
+        <w:t xml:space="preserve"> настоящей работы является процесс управления мобильным роботом, представляющим собой шестиугольную конструкцию, где на каждой стороне установлено по два колеса типа «</w:t>
       </w:r>
       <w:proofErr w:type="spellStart"/>
       <w:r>
@@ -6961,23 +6919,2924 @@
     </w:p>
     <w:p>
       <w:pPr>
+        <w:pStyle w:val="ab"/>
+        <w:numPr>
+          <w:ilvl w:val="1"/>
+          <w:numId w:val="4"/>
+        </w:numPr>
+        <w:rPr>
+          <w:lang w:val="en-US" w:eastAsia="en-US"/>
+        </w:rPr>
+      </w:pPr>
+      <w:r>
         <w:rPr>
           <w:lang w:eastAsia="en-US"/>
         </w:rPr>
-      </w:pPr>
-    </w:p>
-    <w:p>
-      <w:pPr>
-        <w:rPr>
+        <w:t>Конструкция робота</w:t>
+      </w:r>
+    </w:p>
+    <w:p>
+      <w:pPr>
+        <w:spacing w:line="360" w:lineRule="auto"/>
+        <w:ind w:firstLine="709"/>
+        <w:jc w:val="both"/>
+        <w:rPr>
+          <w:rFonts w:ascii="Times New Roman" w:hAnsi="Times New Roman" w:cs="Times New Roman"/>
+          <w:sz w:val="28"/>
+          <w:szCs w:val="28"/>
+        </w:rPr>
+      </w:pPr>
+      <w:r>
+        <w:rPr>
+          <w:rFonts w:ascii="Times New Roman" w:hAnsi="Times New Roman" w:cs="Times New Roman"/>
+          <w:sz w:val="28"/>
+          <w:szCs w:val="28"/>
+        </w:rPr>
+        <w:t>В качестве исходного материала дана мобильная робототехническая платформа с 12 всенаправленными колесами типа «</w:t>
+      </w:r>
+      <w:proofErr w:type="spellStart"/>
+      <w:r>
+        <w:rPr>
+          <w:rFonts w:ascii="Times New Roman" w:hAnsi="Times New Roman" w:cs="Times New Roman"/>
+          <w:sz w:val="28"/>
+          <w:szCs w:val="28"/>
+        </w:rPr>
+        <w:t>Меканум</w:t>
+      </w:r>
+      <w:proofErr w:type="spellEnd"/>
+      <w:r>
+        <w:rPr>
+          <w:rFonts w:ascii="Times New Roman" w:hAnsi="Times New Roman" w:cs="Times New Roman"/>
+          <w:sz w:val="28"/>
+          <w:szCs w:val="28"/>
+        </w:rPr>
+        <w:t>». Платформа имеет форму правильного шестиугольника. На каждой из шести сторон установлено по два</w:t>
+      </w:r>
+      <w:r>
+        <w:rPr>
+          <w:rFonts w:ascii="Times New Roman" w:hAnsi="Times New Roman" w:cs="Times New Roman"/>
+          <w:sz w:val="28"/>
+          <w:szCs w:val="28"/>
+        </w:rPr>
+        <w:t xml:space="preserve"> колеса </w:t>
+      </w:r>
+      <w:proofErr w:type="spellStart"/>
+      <w:r>
+        <w:rPr>
+          <w:rFonts w:ascii="Times New Roman" w:hAnsi="Times New Roman" w:cs="Times New Roman"/>
+          <w:sz w:val="28"/>
+          <w:szCs w:val="28"/>
+        </w:rPr>
+        <w:t>Меканум</w:t>
+      </w:r>
+      <w:proofErr w:type="spellEnd"/>
+      <w:r>
+        <w:rPr>
+          <w:rFonts w:ascii="Times New Roman" w:hAnsi="Times New Roman" w:cs="Times New Roman"/>
+          <w:sz w:val="28"/>
+          <w:szCs w:val="28"/>
+        </w:rPr>
+        <w:t>. Такое решение обусловлено необходимостью обеспечения высокой грузоподъёмности и устойчивости при сохранении возможности движения в любом направлении без изменения ориентации корпуса (рисунок 1).</w:t>
+      </w:r>
+    </w:p>
+    <w:p>
+      <w:pPr>
+        <w:rPr>
+          <w:lang w:eastAsia="en-US"/>
+        </w:rPr>
+      </w:pPr>
+      <w:r>
+        <w:rPr>
+          <w:noProof/>
+        </w:rPr>
+        <w:drawing>
+          <wp:inline distT="0" distB="0" distL="0" distR="0">
+            <wp:extent cx="5939790" cy="3341132"/>
+            <wp:effectExtent l="0" t="0" r="3810" b="0"/>
+            <wp:docPr id="1" name="Рисунок 1" descr="Роботы в бытовой технике: не только пылесосы: Обзоры: Бытовая техника —  Ferra.ru"/>
+            <wp:cNvGraphicFramePr>
+              <a:graphicFrameLocks xmlns:a="http://schemas.openxmlformats.org/drawingml/2006/main" noChangeAspect="1"/>
+            </wp:cNvGraphicFramePr>
+            <a:graphic xmlns:a="http://schemas.openxmlformats.org/drawingml/2006/main">
+              <a:graphicData uri="http://schemas.openxmlformats.org/drawingml/2006/picture">
+                <pic:pic xmlns:pic="http://schemas.openxmlformats.org/drawingml/2006/picture">
+                  <pic:nvPicPr>
+                    <pic:cNvPr id="0" name="Picture 1" descr="Роботы в бытовой технике: не только пылесосы: Обзоры: Бытовая техника —  Ferra.ru"/>
+                    <pic:cNvPicPr>
+                      <a:picLocks noChangeAspect="1" noChangeArrowheads="1"/>
+                    </pic:cNvPicPr>
+                  </pic:nvPicPr>
+                  <pic:blipFill>
+                    <a:blip r:embed="rId8">
+                      <a:extLst>
+                        <a:ext uri="{28A0092B-C50C-407E-A947-70E740481C1C}">
+                          <a14:useLocalDpi xmlns:a14="http://schemas.microsoft.com/office/drawing/2010/main" val="0"/>
+                        </a:ext>
+                      </a:extLst>
+                    </a:blip>
+                    <a:srcRect/>
+                    <a:stretch>
+                      <a:fillRect/>
+                    </a:stretch>
+                  </pic:blipFill>
+                  <pic:spPr bwMode="auto">
+                    <a:xfrm>
+                      <a:off x="0" y="0"/>
+                      <a:ext cx="5939790" cy="3341132"/>
+                    </a:xfrm>
+                    <a:prstGeom prst="rect">
+                      <a:avLst/>
+                    </a:prstGeom>
+                    <a:noFill/>
+                    <a:ln>
+                      <a:noFill/>
+                    </a:ln>
+                  </pic:spPr>
+                </pic:pic>
+              </a:graphicData>
+            </a:graphic>
+          </wp:inline>
+        </w:drawing>
+      </w:r>
+    </w:p>
+    <w:p>
+      <w:pPr>
+        <w:jc w:val="center"/>
+        <w:rPr>
+          <w:lang w:eastAsia="en-US"/>
+        </w:rPr>
+      </w:pPr>
+      <w:r>
+        <w:rPr>
+          <w:lang w:eastAsia="en-US"/>
+        </w:rPr>
+        <w:t xml:space="preserve">Рисунок 1 – мобильная платформа с 12 колесами </w:t>
+      </w:r>
+      <w:proofErr w:type="spellStart"/>
+      <w:r>
+        <w:rPr>
+          <w:lang w:val="en-US" w:eastAsia="en-US"/>
+        </w:rPr>
+        <w:t>Mecanum</w:t>
+      </w:r>
+      <w:proofErr w:type="spellEnd"/>
+    </w:p>
+    <w:p/>
+    <w:p>
+      <w:pPr>
+        <w:spacing w:line="360" w:lineRule="auto"/>
+        <w:ind w:firstLine="709"/>
+        <w:jc w:val="both"/>
+        <w:rPr>
+          <w:rFonts w:ascii="Times New Roman" w:hAnsi="Times New Roman" w:cs="Times New Roman"/>
+          <w:sz w:val="28"/>
+          <w:szCs w:val="28"/>
+        </w:rPr>
+      </w:pPr>
+      <w:r>
+        <w:rPr>
+          <w:rFonts w:ascii="Times New Roman" w:hAnsi="Times New Roman" w:cs="Times New Roman"/>
+          <w:sz w:val="28"/>
+          <w:szCs w:val="28"/>
+        </w:rPr>
+        <w:t xml:space="preserve">Колесо </w:t>
+      </w:r>
+      <w:proofErr w:type="spellStart"/>
+      <w:r>
+        <w:rPr>
+          <w:rFonts w:ascii="Times New Roman" w:hAnsi="Times New Roman" w:cs="Times New Roman"/>
+          <w:sz w:val="28"/>
+          <w:szCs w:val="28"/>
+        </w:rPr>
+        <w:t>Меканум</w:t>
+      </w:r>
+      <w:proofErr w:type="spellEnd"/>
+      <w:r>
+        <w:rPr>
+          <w:rFonts w:ascii="Times New Roman" w:hAnsi="Times New Roman" w:cs="Times New Roman"/>
+          <w:sz w:val="28"/>
+          <w:szCs w:val="28"/>
+        </w:rPr>
+        <w:t> (рисунок 2) представляет собой колёсный движитель, на ободе которого под углом 45° к плоскости вращения расположены свободно вращающиеся ролики. Благодаря такой конструкции колесо создаёт силу тяги не только вдоль направления своего вращения, но и под углом к нему. Установка нескольких колёс с разной ориентацией роликов (левосторонние и правосторонние) позволяет получить сумму векторов сил, в результате которой робот может двигаться в любом направлении.</w:t>
+      </w:r>
+    </w:p>
+    <w:p>
+      <w:pPr>
+        <w:rPr>
+          <w:rFonts w:ascii="Segoe UI" w:hAnsi="Segoe UI" w:cs="Segoe UI"/>
+          <w:color w:val="F9FAFB"/>
+          <w:shd w:val="clear" w:color="auto" w:fill="151517"/>
+        </w:rPr>
+      </w:pPr>
+      <w:r>
+        <w:rPr>
+          <w:noProof/>
+        </w:rPr>
+        <w:lastRenderedPageBreak/>
+        <w:drawing>
+          <wp:inline distT="0" distB="0" distL="0" distR="0">
+            <wp:extent cx="3838647" cy="2552700"/>
+            <wp:effectExtent l="0" t="0" r="9525" b="0"/>
+            <wp:docPr id="2" name="Рисунок 2" descr="Набор из 4х колес Mecanum, 100 мм"/>
+            <wp:cNvGraphicFramePr>
+              <a:graphicFrameLocks xmlns:a="http://schemas.openxmlformats.org/drawingml/2006/main" noChangeAspect="1"/>
+            </wp:cNvGraphicFramePr>
+            <a:graphic xmlns:a="http://schemas.openxmlformats.org/drawingml/2006/main">
+              <a:graphicData uri="http://schemas.openxmlformats.org/drawingml/2006/picture">
+                <pic:pic xmlns:pic="http://schemas.openxmlformats.org/drawingml/2006/picture">
+                  <pic:nvPicPr>
+                    <pic:cNvPr id="0" name="Picture 3" descr="Набор из 4х колес Mecanum, 100 мм"/>
+                    <pic:cNvPicPr>
+                      <a:picLocks noChangeAspect="1" noChangeArrowheads="1"/>
+                    </pic:cNvPicPr>
+                  </pic:nvPicPr>
+                  <pic:blipFill>
+                    <a:blip r:embed="rId9" cstate="print">
+                      <a:extLst>
+                        <a:ext uri="{28A0092B-C50C-407E-A947-70E740481C1C}">
+                          <a14:useLocalDpi xmlns:a14="http://schemas.microsoft.com/office/drawing/2010/main" val="0"/>
+                        </a:ext>
+                      </a:extLst>
+                    </a:blip>
+                    <a:srcRect/>
+                    <a:stretch>
+                      <a:fillRect/>
+                    </a:stretch>
+                  </pic:blipFill>
+                  <pic:spPr bwMode="auto">
+                    <a:xfrm>
+                      <a:off x="0" y="0"/>
+                      <a:ext cx="3841128" cy="2554350"/>
+                    </a:xfrm>
+                    <a:prstGeom prst="rect">
+                      <a:avLst/>
+                    </a:prstGeom>
+                    <a:noFill/>
+                    <a:ln>
+                      <a:noFill/>
+                    </a:ln>
+                  </pic:spPr>
+                </pic:pic>
+              </a:graphicData>
+            </a:graphic>
+          </wp:inline>
+        </w:drawing>
+      </w:r>
+    </w:p>
+    <w:p>
+      <w:pPr>
+        <w:rPr>
+          <w:rFonts w:ascii="Segoe UI" w:hAnsi="Segoe UI" w:cs="Segoe UI"/>
+          <w:color w:val="F9FAFB"/>
+          <w:shd w:val="clear" w:color="auto" w:fill="151517"/>
+        </w:rPr>
+      </w:pPr>
+      <w:r>
+        <w:rPr>
+          <w:rFonts w:ascii="Segoe UI" w:hAnsi="Segoe UI" w:cs="Segoe UI"/>
+          <w:color w:val="F9FAFB"/>
+          <w:shd w:val="clear" w:color="auto" w:fill="151517"/>
+        </w:rPr>
+        <w:t xml:space="preserve">Рисунок 2 – колесо </w:t>
+      </w:r>
+      <w:proofErr w:type="spellStart"/>
+      <w:r>
+        <w:rPr>
+          <w:rFonts w:ascii="Segoe UI" w:hAnsi="Segoe UI" w:cs="Segoe UI"/>
+          <w:color w:val="F9FAFB"/>
+          <w:shd w:val="clear" w:color="auto" w:fill="151517"/>
+        </w:rPr>
+        <w:t>меканум</w:t>
+      </w:r>
+      <w:proofErr w:type="spellEnd"/>
+    </w:p>
+    <w:p>
+      <w:pPr>
+        <w:rPr>
+          <w:rFonts w:ascii="Segoe UI" w:hAnsi="Segoe UI" w:cs="Segoe UI"/>
+          <w:color w:val="F9FAFB"/>
+          <w:shd w:val="clear" w:color="auto" w:fill="151517"/>
+        </w:rPr>
+      </w:pPr>
+    </w:p>
+    <w:p>
+      <w:pPr>
+        <w:spacing w:line="360" w:lineRule="auto"/>
+        <w:ind w:firstLine="709"/>
+        <w:jc w:val="both"/>
+        <w:rPr>
+          <w:rFonts w:ascii="Times New Roman" w:hAnsi="Times New Roman" w:cs="Times New Roman"/>
+          <w:sz w:val="28"/>
+          <w:szCs w:val="28"/>
+        </w:rPr>
+      </w:pPr>
+      <w:r>
+        <w:rPr>
+          <w:rFonts w:ascii="Times New Roman" w:hAnsi="Times New Roman" w:cs="Times New Roman"/>
+          <w:sz w:val="28"/>
+          <w:szCs w:val="28"/>
+        </w:rPr>
+        <w:t>С точки зрения управления 12 колёс сгруппированы в три независимых модуля. Каждый модуль объединяет четыре колеса, расположенных на двух противоположных сторонах шестиугольника. Модули ориентированы под углами 0°, 60° и 120° относительно продольной оси робота. Такая группировка позволяет упростить кинематические расчёты, поскольку движение каждого модуля можно описать единым вектором тяги.</w:t>
+      </w:r>
+    </w:p>
+    <w:p>
+      <w:pPr>
+        <w:spacing w:line="360" w:lineRule="auto"/>
+        <w:ind w:firstLine="709"/>
+        <w:jc w:val="both"/>
+        <w:rPr>
+          <w:rFonts w:ascii="Times New Roman" w:hAnsi="Times New Roman" w:cs="Times New Roman"/>
+          <w:sz w:val="28"/>
+          <w:szCs w:val="28"/>
+        </w:rPr>
+      </w:pPr>
+      <w:r>
+        <w:rPr>
+          <w:rFonts w:ascii="Times New Roman" w:hAnsi="Times New Roman" w:cs="Times New Roman"/>
+          <w:sz w:val="28"/>
+          <w:szCs w:val="28"/>
+        </w:rPr>
+        <w:t xml:space="preserve">рассматриваемая платформа является голономной. </w:t>
+      </w:r>
+      <w:proofErr w:type="spellStart"/>
+      <w:r>
+        <w:rPr>
+          <w:rFonts w:ascii="Times New Roman" w:hAnsi="Times New Roman" w:cs="Times New Roman"/>
+          <w:sz w:val="28"/>
+          <w:szCs w:val="28"/>
+        </w:rPr>
+        <w:t>Голономность</w:t>
+      </w:r>
+      <w:proofErr w:type="spellEnd"/>
+      <w:r>
+        <w:rPr>
+          <w:rFonts w:ascii="Times New Roman" w:hAnsi="Times New Roman" w:cs="Times New Roman"/>
+          <w:sz w:val="28"/>
+          <w:szCs w:val="28"/>
+        </w:rPr>
+        <w:t xml:space="preserve"> означает, что число управляемых степеней свободы равно числу степеней свободы движения в плоскости. В данном случае робот имеет три степени свободы:</w:t>
+      </w:r>
+    </w:p>
+    <w:p>
+      <w:pPr>
+        <w:spacing w:line="360" w:lineRule="auto"/>
+        <w:ind w:firstLine="709"/>
+        <w:jc w:val="both"/>
+        <w:rPr>
+          <w:rFonts w:ascii="Times New Roman" w:hAnsi="Times New Roman" w:cs="Times New Roman"/>
+          <w:sz w:val="28"/>
+          <w:szCs w:val="28"/>
+        </w:rPr>
+      </w:pPr>
+      <w:r>
+        <w:rPr>
+          <w:rFonts w:ascii="Times New Roman" w:hAnsi="Times New Roman" w:cs="Times New Roman"/>
+          <w:sz w:val="28"/>
+          <w:szCs w:val="28"/>
+        </w:rPr>
+        <w:t>перемещение по оси X (вперёд-назад),</w:t>
+      </w:r>
+    </w:p>
+    <w:p>
+      <w:pPr>
+        <w:spacing w:line="360" w:lineRule="auto"/>
+        <w:ind w:firstLine="709"/>
+        <w:jc w:val="both"/>
+        <w:rPr>
+          <w:rFonts w:ascii="Times New Roman" w:hAnsi="Times New Roman" w:cs="Times New Roman"/>
+          <w:sz w:val="28"/>
+          <w:szCs w:val="28"/>
+        </w:rPr>
+      </w:pPr>
+      <w:r>
+        <w:rPr>
+          <w:rFonts w:ascii="Times New Roman" w:hAnsi="Times New Roman" w:cs="Times New Roman"/>
+          <w:sz w:val="28"/>
+          <w:szCs w:val="28"/>
+        </w:rPr>
+        <w:t>перемещение по оси Y (влево-вправо),</w:t>
+      </w:r>
+    </w:p>
+    <w:p>
+      <w:pPr>
+        <w:spacing w:line="360" w:lineRule="auto"/>
+        <w:ind w:firstLine="709"/>
+        <w:jc w:val="both"/>
+        <w:rPr>
+          <w:rFonts w:ascii="Times New Roman" w:hAnsi="Times New Roman" w:cs="Times New Roman"/>
+          <w:sz w:val="28"/>
+          <w:szCs w:val="28"/>
+        </w:rPr>
+      </w:pPr>
+      <w:r>
+        <w:rPr>
+          <w:rFonts w:ascii="Times New Roman" w:hAnsi="Times New Roman" w:cs="Times New Roman"/>
+          <w:sz w:val="28"/>
+          <w:szCs w:val="28"/>
+        </w:rPr>
+        <w:t>вращение вокруг вертикальной оси (угловая скорость ω).</w:t>
+      </w:r>
+    </w:p>
+    <w:p>
+      <w:pPr>
+        <w:spacing w:line="360" w:lineRule="auto"/>
+        <w:ind w:firstLine="709"/>
+        <w:jc w:val="both"/>
+        <w:rPr>
+          <w:rFonts w:ascii="Times New Roman" w:hAnsi="Times New Roman" w:cs="Times New Roman"/>
+          <w:sz w:val="28"/>
+          <w:szCs w:val="28"/>
+        </w:rPr>
+      </w:pPr>
+      <w:r>
+        <w:rPr>
+          <w:rFonts w:ascii="Times New Roman" w:hAnsi="Times New Roman" w:cs="Times New Roman"/>
+          <w:sz w:val="28"/>
+          <w:szCs w:val="28"/>
+        </w:rPr>
+        <w:t xml:space="preserve">Благодаря </w:t>
+      </w:r>
+      <w:proofErr w:type="spellStart"/>
+      <w:r>
+        <w:rPr>
+          <w:rFonts w:ascii="Times New Roman" w:hAnsi="Times New Roman" w:cs="Times New Roman"/>
+          <w:sz w:val="28"/>
+          <w:szCs w:val="28"/>
+        </w:rPr>
+        <w:t>голономности</w:t>
+      </w:r>
+      <w:proofErr w:type="spellEnd"/>
+      <w:r>
+        <w:rPr>
+          <w:rFonts w:ascii="Times New Roman" w:hAnsi="Times New Roman" w:cs="Times New Roman"/>
+          <w:sz w:val="28"/>
+          <w:szCs w:val="28"/>
+        </w:rPr>
+        <w:t xml:space="preserve"> робот может одновременно перемещаться в любом направлении и вращаться, не меняя ориентации корпуса. Это свойство критически важно для работы в стеснённых пространствах (склады, цеха, лаборатории) и при выполнении манёвров, требующих высокой точности.</w:t>
+      </w:r>
+    </w:p>
+    <w:p>
+      <w:pPr>
+        <w:spacing w:line="360" w:lineRule="auto"/>
+        <w:ind w:firstLine="709"/>
+        <w:jc w:val="both"/>
+        <w:rPr>
+          <w:rFonts w:ascii="Times New Roman" w:hAnsi="Times New Roman" w:cs="Times New Roman"/>
+          <w:sz w:val="28"/>
+          <w:szCs w:val="28"/>
+        </w:rPr>
+      </w:pPr>
+      <w:r>
+        <w:rPr>
+          <w:rFonts w:ascii="Times New Roman" w:hAnsi="Times New Roman" w:cs="Times New Roman"/>
+          <w:sz w:val="28"/>
+          <w:szCs w:val="28"/>
+        </w:rPr>
+        <w:t xml:space="preserve">Управление роботом осуществляется распределённой системой на базе 6 микроконтроллеров ESP32-WROOM-32. Каждый контроллер установлен на своей стороне шестиугольника и управляет двумя колёсами, </w:t>
+      </w:r>
+      <w:r>
+        <w:rPr>
+          <w:rFonts w:ascii="Times New Roman" w:hAnsi="Times New Roman" w:cs="Times New Roman"/>
+          <w:sz w:val="28"/>
+          <w:szCs w:val="28"/>
+        </w:rPr>
+        <w:lastRenderedPageBreak/>
+        <w:t xml:space="preserve">получая команды по </w:t>
+      </w:r>
+      <w:proofErr w:type="spellStart"/>
+      <w:r>
+        <w:rPr>
+          <w:rFonts w:ascii="Times New Roman" w:hAnsi="Times New Roman" w:cs="Times New Roman"/>
+          <w:sz w:val="28"/>
+          <w:szCs w:val="28"/>
+        </w:rPr>
+        <w:t>Wi-Fi</w:t>
+      </w:r>
+      <w:proofErr w:type="spellEnd"/>
+      <w:r>
+        <w:rPr>
+          <w:rFonts w:ascii="Times New Roman" w:hAnsi="Times New Roman" w:cs="Times New Roman"/>
+          <w:sz w:val="28"/>
+          <w:szCs w:val="28"/>
+        </w:rPr>
+        <w:t>. Такой подход позволяет избежать длинных проводных соединений и упрощает масштабирование системы. Краткая характеристика микроконтроллера ESP32 приведена в таблице 1.1.</w:t>
+      </w:r>
+    </w:p>
+    <w:p>
+      <w:pPr>
+        <w:pStyle w:val="ds-markdown-paragraph"/>
+        <w:shd w:val="clear" w:color="auto" w:fill="151517"/>
+        <w:spacing w:before="240" w:beforeAutospacing="0" w:after="240" w:afterAutospacing="0"/>
+        <w:rPr>
+          <w:rFonts w:ascii="Segoe UI" w:hAnsi="Segoe UI" w:cs="Segoe UI"/>
+          <w:color w:val="F9FAFB"/>
+          <w:shd w:val="clear" w:color="auto" w:fill="151517"/>
+        </w:rPr>
+      </w:pPr>
+      <w:r>
+        <w:rPr>
+          <w:rFonts w:ascii="Segoe UI" w:hAnsi="Segoe UI" w:cs="Segoe UI"/>
+          <w:color w:val="F9FAFB"/>
+          <w:shd w:val="clear" w:color="auto" w:fill="151517"/>
+        </w:rPr>
+        <w:t xml:space="preserve">Таблица 1 – Характеристики микроконтроллера </w:t>
+      </w:r>
+      <w:r>
+        <w:rPr>
+          <w:rFonts w:ascii="Segoe UI" w:hAnsi="Segoe UI" w:cs="Segoe UI"/>
+          <w:color w:val="F9FAFB"/>
+          <w:shd w:val="clear" w:color="auto" w:fill="151517"/>
           <w:lang w:val="en-US"/>
         </w:rPr>
-      </w:pPr>
+        <w:t>ESP</w:t>
+      </w:r>
+      <w:r>
+        <w:rPr>
+          <w:rFonts w:ascii="Segoe UI" w:hAnsi="Segoe UI" w:cs="Segoe UI"/>
+          <w:color w:val="F9FAFB"/>
+          <w:shd w:val="clear" w:color="auto" w:fill="151517"/>
+        </w:rPr>
+        <w:t>32-</w:t>
+      </w:r>
+      <w:r>
+        <w:rPr>
+          <w:rFonts w:ascii="Segoe UI" w:hAnsi="Segoe UI" w:cs="Segoe UI"/>
+          <w:color w:val="F9FAFB"/>
+          <w:shd w:val="clear" w:color="auto" w:fill="151517"/>
+          <w:lang w:val="en-US"/>
+        </w:rPr>
+        <w:t>WROOM</w:t>
+      </w:r>
+      <w:r>
+        <w:rPr>
+          <w:rFonts w:ascii="Segoe UI" w:hAnsi="Segoe UI" w:cs="Segoe UI"/>
+          <w:color w:val="F9FAFB"/>
+          <w:shd w:val="clear" w:color="auto" w:fill="151517"/>
+        </w:rPr>
+        <w:t>-32</w:t>
+      </w:r>
+    </w:p>
+    <w:tbl>
+      <w:tblPr>
+        <w:tblW w:w="11280" w:type="dxa"/>
+        <w:shd w:val="clear" w:color="auto" w:fill="151517"/>
+        <w:tblCellMar>
+          <w:top w:w="15" w:type="dxa"/>
+          <w:left w:w="15" w:type="dxa"/>
+          <w:bottom w:w="15" w:type="dxa"/>
+          <w:right w:w="15" w:type="dxa"/>
+        </w:tblCellMar>
+        <w:tblLook w:val="04A0" w:firstRow="1" w:lastRow="0" w:firstColumn="1" w:lastColumn="0" w:noHBand="0" w:noVBand="1"/>
+      </w:tblPr>
+      <w:tblGrid>
+        <w:gridCol w:w="3534"/>
+        <w:gridCol w:w="7746"/>
+      </w:tblGrid>
+      <w:tr>
+        <w:trPr>
+          <w:tblHeader/>
+        </w:trPr>
+        <w:tc>
+          <w:tcPr>
+            <w:tcW w:w="0" w:type="auto"/>
+            <w:tcBorders>
+              <w:top w:val="nil"/>
+            </w:tcBorders>
+            <w:shd w:val="clear" w:color="auto" w:fill="151517"/>
+            <w:tcMar>
+              <w:top w:w="150" w:type="dxa"/>
+              <w:left w:w="0" w:type="dxa"/>
+              <w:bottom w:w="150" w:type="dxa"/>
+              <w:right w:w="240" w:type="dxa"/>
+            </w:tcMar>
+            <w:vAlign w:val="center"/>
+            <w:hideMark/>
+          </w:tcPr>
+          <w:p>
+            <w:pPr>
+              <w:widowControl/>
+              <w:autoSpaceDE/>
+              <w:autoSpaceDN/>
+              <w:adjustRightInd/>
+              <w:spacing w:line="375" w:lineRule="atLeast"/>
+              <w:rPr>
+                <w:rFonts w:ascii="Segoe UI" w:hAnsi="Segoe UI" w:cs="Segoe UI"/>
+                <w:color w:val="F9FAFB"/>
+                <w:sz w:val="23"/>
+                <w:szCs w:val="23"/>
+              </w:rPr>
+            </w:pPr>
+            <w:r>
+              <w:rPr>
+                <w:rFonts w:ascii="Segoe UI" w:hAnsi="Segoe UI" w:cs="Segoe UI"/>
+                <w:color w:val="F9FAFB"/>
+                <w:sz w:val="23"/>
+                <w:szCs w:val="23"/>
+              </w:rPr>
+              <w:t>Параметр</w:t>
+            </w:r>
+          </w:p>
+        </w:tc>
+        <w:tc>
+          <w:tcPr>
+            <w:tcW w:w="0" w:type="auto"/>
+            <w:tcBorders>
+              <w:top w:val="nil"/>
+            </w:tcBorders>
+            <w:shd w:val="clear" w:color="auto" w:fill="151517"/>
+            <w:tcMar>
+              <w:top w:w="150" w:type="dxa"/>
+              <w:left w:w="240" w:type="dxa"/>
+              <w:bottom w:w="150" w:type="dxa"/>
+              <w:right w:w="240" w:type="dxa"/>
+            </w:tcMar>
+            <w:vAlign w:val="center"/>
+            <w:hideMark/>
+          </w:tcPr>
+          <w:p>
+            <w:pPr>
+              <w:widowControl/>
+              <w:autoSpaceDE/>
+              <w:autoSpaceDN/>
+              <w:adjustRightInd/>
+              <w:spacing w:line="375" w:lineRule="atLeast"/>
+              <w:rPr>
+                <w:rFonts w:ascii="Segoe UI" w:hAnsi="Segoe UI" w:cs="Segoe UI"/>
+                <w:color w:val="F9FAFB"/>
+                <w:sz w:val="23"/>
+                <w:szCs w:val="23"/>
+              </w:rPr>
+            </w:pPr>
+            <w:r>
+              <w:rPr>
+                <w:rFonts w:ascii="Segoe UI" w:hAnsi="Segoe UI" w:cs="Segoe UI"/>
+                <w:color w:val="F9FAFB"/>
+                <w:sz w:val="23"/>
+                <w:szCs w:val="23"/>
+              </w:rPr>
+              <w:t>Значение</w:t>
+            </w:r>
+          </w:p>
+        </w:tc>
+      </w:tr>
+      <w:tr>
+        <w:tc>
+          <w:tcPr>
+            <w:tcW w:w="0" w:type="auto"/>
+            <w:shd w:val="clear" w:color="auto" w:fill="151517"/>
+            <w:tcMar>
+              <w:top w:w="150" w:type="dxa"/>
+              <w:left w:w="0" w:type="dxa"/>
+              <w:bottom w:w="150" w:type="dxa"/>
+              <w:right w:w="240" w:type="dxa"/>
+            </w:tcMar>
+            <w:vAlign w:val="center"/>
+            <w:hideMark/>
+          </w:tcPr>
+          <w:p>
+            <w:pPr>
+              <w:widowControl/>
+              <w:autoSpaceDE/>
+              <w:autoSpaceDN/>
+              <w:adjustRightInd/>
+              <w:spacing w:line="375" w:lineRule="atLeast"/>
+              <w:rPr>
+                <w:rFonts w:ascii="Segoe UI" w:hAnsi="Segoe UI" w:cs="Segoe UI"/>
+                <w:color w:val="F9FAFB"/>
+                <w:sz w:val="23"/>
+                <w:szCs w:val="23"/>
+              </w:rPr>
+            </w:pPr>
+            <w:r>
+              <w:rPr>
+                <w:rFonts w:ascii="Segoe UI" w:hAnsi="Segoe UI" w:cs="Segoe UI"/>
+                <w:color w:val="F9FAFB"/>
+                <w:sz w:val="23"/>
+                <w:szCs w:val="23"/>
+              </w:rPr>
+              <w:t>Процессор</w:t>
+            </w:r>
+          </w:p>
+        </w:tc>
+        <w:tc>
+          <w:tcPr>
+            <w:tcW w:w="0" w:type="auto"/>
+            <w:shd w:val="clear" w:color="auto" w:fill="151517"/>
+            <w:tcMar>
+              <w:top w:w="150" w:type="dxa"/>
+              <w:left w:w="240" w:type="dxa"/>
+              <w:bottom w:w="150" w:type="dxa"/>
+              <w:right w:w="0" w:type="dxa"/>
+            </w:tcMar>
+            <w:vAlign w:val="center"/>
+            <w:hideMark/>
+          </w:tcPr>
+          <w:p>
+            <w:pPr>
+              <w:widowControl/>
+              <w:autoSpaceDE/>
+              <w:autoSpaceDN/>
+              <w:adjustRightInd/>
+              <w:spacing w:line="375" w:lineRule="atLeast"/>
+              <w:rPr>
+                <w:rFonts w:ascii="Segoe UI" w:hAnsi="Segoe UI" w:cs="Segoe UI"/>
+                <w:color w:val="F9FAFB"/>
+                <w:sz w:val="23"/>
+                <w:szCs w:val="23"/>
+                <w:lang w:val="en-US"/>
+              </w:rPr>
+            </w:pPr>
+            <w:r>
+              <w:rPr>
+                <w:rFonts w:ascii="Segoe UI" w:hAnsi="Segoe UI" w:cs="Segoe UI"/>
+                <w:color w:val="F9FAFB"/>
+                <w:sz w:val="23"/>
+                <w:szCs w:val="23"/>
+                <w:lang w:val="en-US"/>
+              </w:rPr>
+              <w:t xml:space="preserve">Dual-core </w:t>
+            </w:r>
+            <w:proofErr w:type="spellStart"/>
+            <w:r>
+              <w:rPr>
+                <w:rFonts w:ascii="Segoe UI" w:hAnsi="Segoe UI" w:cs="Segoe UI"/>
+                <w:color w:val="F9FAFB"/>
+                <w:sz w:val="23"/>
+                <w:szCs w:val="23"/>
+                <w:lang w:val="en-US"/>
+              </w:rPr>
+              <w:t>Xtensa</w:t>
+            </w:r>
+            <w:proofErr w:type="spellEnd"/>
+            <w:r>
+              <w:rPr>
+                <w:rFonts w:ascii="Segoe UI" w:hAnsi="Segoe UI" w:cs="Segoe UI"/>
+                <w:color w:val="F9FAFB"/>
+                <w:sz w:val="23"/>
+                <w:szCs w:val="23"/>
+                <w:lang w:val="en-US"/>
+              </w:rPr>
+              <w:t xml:space="preserve"> LX6 (</w:t>
+            </w:r>
+            <w:r>
+              <w:rPr>
+                <w:rFonts w:ascii="Segoe UI" w:hAnsi="Segoe UI" w:cs="Segoe UI"/>
+                <w:color w:val="F9FAFB"/>
+                <w:sz w:val="23"/>
+                <w:szCs w:val="23"/>
+              </w:rPr>
+              <w:t>до</w:t>
+            </w:r>
+            <w:r>
+              <w:rPr>
+                <w:rFonts w:ascii="Segoe UI" w:hAnsi="Segoe UI" w:cs="Segoe UI"/>
+                <w:color w:val="F9FAFB"/>
+                <w:sz w:val="23"/>
+                <w:szCs w:val="23"/>
+                <w:lang w:val="en-US"/>
+              </w:rPr>
+              <w:t xml:space="preserve"> 240 </w:t>
+            </w:r>
+            <w:r>
+              <w:rPr>
+                <w:rFonts w:ascii="Segoe UI" w:hAnsi="Segoe UI" w:cs="Segoe UI"/>
+                <w:color w:val="F9FAFB"/>
+                <w:sz w:val="23"/>
+                <w:szCs w:val="23"/>
+              </w:rPr>
+              <w:t>МГц</w:t>
+            </w:r>
+            <w:r>
+              <w:rPr>
+                <w:rFonts w:ascii="Segoe UI" w:hAnsi="Segoe UI" w:cs="Segoe UI"/>
+                <w:color w:val="F9FAFB"/>
+                <w:sz w:val="23"/>
+                <w:szCs w:val="23"/>
+                <w:lang w:val="en-US"/>
+              </w:rPr>
+              <w:t>)</w:t>
+            </w:r>
+          </w:p>
+        </w:tc>
+      </w:tr>
+      <w:tr>
+        <w:tc>
+          <w:tcPr>
+            <w:tcW w:w="0" w:type="auto"/>
+            <w:shd w:val="clear" w:color="auto" w:fill="151517"/>
+            <w:tcMar>
+              <w:top w:w="150" w:type="dxa"/>
+              <w:left w:w="0" w:type="dxa"/>
+              <w:bottom w:w="150" w:type="dxa"/>
+              <w:right w:w="240" w:type="dxa"/>
+            </w:tcMar>
+            <w:vAlign w:val="center"/>
+            <w:hideMark/>
+          </w:tcPr>
+          <w:p>
+            <w:pPr>
+              <w:widowControl/>
+              <w:autoSpaceDE/>
+              <w:autoSpaceDN/>
+              <w:adjustRightInd/>
+              <w:spacing w:line="375" w:lineRule="atLeast"/>
+              <w:rPr>
+                <w:rFonts w:ascii="Segoe UI" w:hAnsi="Segoe UI" w:cs="Segoe UI"/>
+                <w:color w:val="F9FAFB"/>
+                <w:sz w:val="23"/>
+                <w:szCs w:val="23"/>
+              </w:rPr>
+            </w:pPr>
+            <w:r>
+              <w:rPr>
+                <w:rFonts w:ascii="Segoe UI" w:hAnsi="Segoe UI" w:cs="Segoe UI"/>
+                <w:color w:val="F9FAFB"/>
+                <w:sz w:val="23"/>
+                <w:szCs w:val="23"/>
+              </w:rPr>
+              <w:t>Оперативная память</w:t>
+            </w:r>
+          </w:p>
+        </w:tc>
+        <w:tc>
+          <w:tcPr>
+            <w:tcW w:w="0" w:type="auto"/>
+            <w:shd w:val="clear" w:color="auto" w:fill="151517"/>
+            <w:tcMar>
+              <w:top w:w="150" w:type="dxa"/>
+              <w:left w:w="240" w:type="dxa"/>
+              <w:bottom w:w="150" w:type="dxa"/>
+              <w:right w:w="0" w:type="dxa"/>
+            </w:tcMar>
+            <w:vAlign w:val="center"/>
+            <w:hideMark/>
+          </w:tcPr>
+          <w:p>
+            <w:pPr>
+              <w:widowControl/>
+              <w:autoSpaceDE/>
+              <w:autoSpaceDN/>
+              <w:adjustRightInd/>
+              <w:spacing w:line="375" w:lineRule="atLeast"/>
+              <w:rPr>
+                <w:rFonts w:ascii="Segoe UI" w:hAnsi="Segoe UI" w:cs="Segoe UI"/>
+                <w:color w:val="F9FAFB"/>
+                <w:sz w:val="23"/>
+                <w:szCs w:val="23"/>
+              </w:rPr>
+            </w:pPr>
+            <w:r>
+              <w:rPr>
+                <w:rFonts w:ascii="Segoe UI" w:hAnsi="Segoe UI" w:cs="Segoe UI"/>
+                <w:color w:val="F9FAFB"/>
+                <w:sz w:val="23"/>
+                <w:szCs w:val="23"/>
+              </w:rPr>
+              <w:t>520 КБ SRAM</w:t>
+            </w:r>
+          </w:p>
+        </w:tc>
+      </w:tr>
+      <w:tr>
+        <w:tc>
+          <w:tcPr>
+            <w:tcW w:w="0" w:type="auto"/>
+            <w:shd w:val="clear" w:color="auto" w:fill="151517"/>
+            <w:tcMar>
+              <w:top w:w="150" w:type="dxa"/>
+              <w:left w:w="0" w:type="dxa"/>
+              <w:bottom w:w="150" w:type="dxa"/>
+              <w:right w:w="240" w:type="dxa"/>
+            </w:tcMar>
+            <w:vAlign w:val="center"/>
+            <w:hideMark/>
+          </w:tcPr>
+          <w:p>
+            <w:pPr>
+              <w:widowControl/>
+              <w:autoSpaceDE/>
+              <w:autoSpaceDN/>
+              <w:adjustRightInd/>
+              <w:spacing w:line="375" w:lineRule="atLeast"/>
+              <w:rPr>
+                <w:rFonts w:ascii="Segoe UI" w:hAnsi="Segoe UI" w:cs="Segoe UI"/>
+                <w:color w:val="F9FAFB"/>
+                <w:sz w:val="23"/>
+                <w:szCs w:val="23"/>
+              </w:rPr>
+            </w:pPr>
+            <w:proofErr w:type="spellStart"/>
+            <w:r>
+              <w:rPr>
+                <w:rFonts w:ascii="Segoe UI" w:hAnsi="Segoe UI" w:cs="Segoe UI"/>
+                <w:color w:val="F9FAFB"/>
+                <w:sz w:val="23"/>
+                <w:szCs w:val="23"/>
+              </w:rPr>
+              <w:t>Флеш</w:t>
+            </w:r>
+            <w:proofErr w:type="spellEnd"/>
+            <w:r>
+              <w:rPr>
+                <w:rFonts w:ascii="Segoe UI" w:hAnsi="Segoe UI" w:cs="Segoe UI"/>
+                <w:color w:val="F9FAFB"/>
+                <w:sz w:val="23"/>
+                <w:szCs w:val="23"/>
+              </w:rPr>
+              <w:t>-память</w:t>
+            </w:r>
+          </w:p>
+        </w:tc>
+        <w:tc>
+          <w:tcPr>
+            <w:tcW w:w="0" w:type="auto"/>
+            <w:shd w:val="clear" w:color="auto" w:fill="151517"/>
+            <w:tcMar>
+              <w:top w:w="150" w:type="dxa"/>
+              <w:left w:w="240" w:type="dxa"/>
+              <w:bottom w:w="150" w:type="dxa"/>
+              <w:right w:w="0" w:type="dxa"/>
+            </w:tcMar>
+            <w:vAlign w:val="center"/>
+            <w:hideMark/>
+          </w:tcPr>
+          <w:p>
+            <w:pPr>
+              <w:widowControl/>
+              <w:autoSpaceDE/>
+              <w:autoSpaceDN/>
+              <w:adjustRightInd/>
+              <w:spacing w:line="375" w:lineRule="atLeast"/>
+              <w:rPr>
+                <w:rFonts w:ascii="Segoe UI" w:hAnsi="Segoe UI" w:cs="Segoe UI"/>
+                <w:color w:val="F9FAFB"/>
+                <w:sz w:val="23"/>
+                <w:szCs w:val="23"/>
+              </w:rPr>
+            </w:pPr>
+            <w:r>
+              <w:rPr>
+                <w:rFonts w:ascii="Segoe UI" w:hAnsi="Segoe UI" w:cs="Segoe UI"/>
+                <w:color w:val="F9FAFB"/>
+                <w:sz w:val="23"/>
+                <w:szCs w:val="23"/>
+              </w:rPr>
+              <w:t>4 МБ (встроенная)</w:t>
+            </w:r>
+          </w:p>
+        </w:tc>
+      </w:tr>
+      <w:tr>
+        <w:tc>
+          <w:tcPr>
+            <w:tcW w:w="0" w:type="auto"/>
+            <w:shd w:val="clear" w:color="auto" w:fill="151517"/>
+            <w:tcMar>
+              <w:top w:w="150" w:type="dxa"/>
+              <w:left w:w="0" w:type="dxa"/>
+              <w:bottom w:w="150" w:type="dxa"/>
+              <w:right w:w="240" w:type="dxa"/>
+            </w:tcMar>
+            <w:vAlign w:val="center"/>
+            <w:hideMark/>
+          </w:tcPr>
+          <w:p>
+            <w:pPr>
+              <w:widowControl/>
+              <w:autoSpaceDE/>
+              <w:autoSpaceDN/>
+              <w:adjustRightInd/>
+              <w:spacing w:line="375" w:lineRule="atLeast"/>
+              <w:rPr>
+                <w:rFonts w:ascii="Segoe UI" w:hAnsi="Segoe UI" w:cs="Segoe UI"/>
+                <w:color w:val="F9FAFB"/>
+                <w:sz w:val="23"/>
+                <w:szCs w:val="23"/>
+              </w:rPr>
+            </w:pPr>
+            <w:r>
+              <w:rPr>
+                <w:rFonts w:ascii="Segoe UI" w:hAnsi="Segoe UI" w:cs="Segoe UI"/>
+                <w:color w:val="F9FAFB"/>
+                <w:sz w:val="23"/>
+                <w:szCs w:val="23"/>
+              </w:rPr>
+              <w:t>Беспроводная связь</w:t>
+            </w:r>
+          </w:p>
+        </w:tc>
+        <w:tc>
+          <w:tcPr>
+            <w:tcW w:w="0" w:type="auto"/>
+            <w:shd w:val="clear" w:color="auto" w:fill="151517"/>
+            <w:tcMar>
+              <w:top w:w="150" w:type="dxa"/>
+              <w:left w:w="240" w:type="dxa"/>
+              <w:bottom w:w="150" w:type="dxa"/>
+              <w:right w:w="0" w:type="dxa"/>
+            </w:tcMar>
+            <w:vAlign w:val="center"/>
+            <w:hideMark/>
+          </w:tcPr>
+          <w:p>
+            <w:pPr>
+              <w:widowControl/>
+              <w:autoSpaceDE/>
+              <w:autoSpaceDN/>
+              <w:adjustRightInd/>
+              <w:spacing w:line="375" w:lineRule="atLeast"/>
+              <w:rPr>
+                <w:rFonts w:ascii="Segoe UI" w:hAnsi="Segoe UI" w:cs="Segoe UI"/>
+                <w:color w:val="F9FAFB"/>
+                <w:sz w:val="23"/>
+                <w:szCs w:val="23"/>
+                <w:lang w:val="en-US"/>
+              </w:rPr>
+            </w:pPr>
+            <w:r>
+              <w:rPr>
+                <w:rFonts w:ascii="Segoe UI" w:hAnsi="Segoe UI" w:cs="Segoe UI"/>
+                <w:color w:val="F9FAFB"/>
+                <w:sz w:val="23"/>
+                <w:szCs w:val="23"/>
+                <w:lang w:val="en-US"/>
+              </w:rPr>
+              <w:t>Wi-Fi 802.11 b/g/n, Bluetooth 4.2</w:t>
+            </w:r>
+          </w:p>
+        </w:tc>
+      </w:tr>
+      <w:tr>
+        <w:tc>
+          <w:tcPr>
+            <w:tcW w:w="0" w:type="auto"/>
+            <w:shd w:val="clear" w:color="auto" w:fill="151517"/>
+            <w:tcMar>
+              <w:top w:w="150" w:type="dxa"/>
+              <w:left w:w="0" w:type="dxa"/>
+              <w:bottom w:w="150" w:type="dxa"/>
+              <w:right w:w="240" w:type="dxa"/>
+            </w:tcMar>
+            <w:vAlign w:val="center"/>
+            <w:hideMark/>
+          </w:tcPr>
+          <w:p>
+            <w:pPr>
+              <w:widowControl/>
+              <w:autoSpaceDE/>
+              <w:autoSpaceDN/>
+              <w:adjustRightInd/>
+              <w:spacing w:line="375" w:lineRule="atLeast"/>
+              <w:rPr>
+                <w:rFonts w:ascii="Segoe UI" w:hAnsi="Segoe UI" w:cs="Segoe UI"/>
+                <w:color w:val="F9FAFB"/>
+                <w:sz w:val="23"/>
+                <w:szCs w:val="23"/>
+              </w:rPr>
+            </w:pPr>
+            <w:r>
+              <w:rPr>
+                <w:rFonts w:ascii="Segoe UI" w:hAnsi="Segoe UI" w:cs="Segoe UI"/>
+                <w:color w:val="F9FAFB"/>
+                <w:sz w:val="23"/>
+                <w:szCs w:val="23"/>
+              </w:rPr>
+              <w:t>Периферия</w:t>
+            </w:r>
+          </w:p>
+        </w:tc>
+        <w:tc>
+          <w:tcPr>
+            <w:tcW w:w="0" w:type="auto"/>
+            <w:shd w:val="clear" w:color="auto" w:fill="151517"/>
+            <w:tcMar>
+              <w:top w:w="150" w:type="dxa"/>
+              <w:left w:w="240" w:type="dxa"/>
+              <w:bottom w:w="150" w:type="dxa"/>
+              <w:right w:w="0" w:type="dxa"/>
+            </w:tcMar>
+            <w:vAlign w:val="center"/>
+            <w:hideMark/>
+          </w:tcPr>
+          <w:p>
+            <w:pPr>
+              <w:widowControl/>
+              <w:autoSpaceDE/>
+              <w:autoSpaceDN/>
+              <w:adjustRightInd/>
+              <w:spacing w:line="375" w:lineRule="atLeast"/>
+              <w:rPr>
+                <w:rFonts w:ascii="Segoe UI" w:hAnsi="Segoe UI" w:cs="Segoe UI"/>
+                <w:color w:val="F9FAFB"/>
+                <w:sz w:val="23"/>
+                <w:szCs w:val="23"/>
+              </w:rPr>
+            </w:pPr>
+            <w:r>
+              <w:rPr>
+                <w:rFonts w:ascii="Segoe UI" w:hAnsi="Segoe UI" w:cs="Segoe UI"/>
+                <w:color w:val="F9FAFB"/>
+                <w:sz w:val="23"/>
+                <w:szCs w:val="23"/>
+              </w:rPr>
+              <w:t>34 программируемых GPIO, SPI, I2C, UART, PWM</w:t>
+            </w:r>
+          </w:p>
+        </w:tc>
+      </w:tr>
+      <w:tr>
+        <w:tc>
+          <w:tcPr>
+            <w:tcW w:w="0" w:type="auto"/>
+            <w:shd w:val="clear" w:color="auto" w:fill="151517"/>
+            <w:tcMar>
+              <w:top w:w="150" w:type="dxa"/>
+              <w:left w:w="0" w:type="dxa"/>
+              <w:bottom w:w="150" w:type="dxa"/>
+              <w:right w:w="240" w:type="dxa"/>
+            </w:tcMar>
+            <w:vAlign w:val="center"/>
+            <w:hideMark/>
+          </w:tcPr>
+          <w:p>
+            <w:pPr>
+              <w:widowControl/>
+              <w:autoSpaceDE/>
+              <w:autoSpaceDN/>
+              <w:adjustRightInd/>
+              <w:spacing w:line="375" w:lineRule="atLeast"/>
+              <w:rPr>
+                <w:rFonts w:ascii="Segoe UI" w:hAnsi="Segoe UI" w:cs="Segoe UI"/>
+                <w:color w:val="F9FAFB"/>
+                <w:sz w:val="23"/>
+                <w:szCs w:val="23"/>
+              </w:rPr>
+            </w:pPr>
+            <w:r>
+              <w:rPr>
+                <w:rFonts w:ascii="Segoe UI" w:hAnsi="Segoe UI" w:cs="Segoe UI"/>
+                <w:color w:val="F9FAFB"/>
+                <w:sz w:val="23"/>
+                <w:szCs w:val="23"/>
+              </w:rPr>
+              <w:t>Питание</w:t>
+            </w:r>
+          </w:p>
+        </w:tc>
+        <w:tc>
+          <w:tcPr>
+            <w:tcW w:w="0" w:type="auto"/>
+            <w:shd w:val="clear" w:color="auto" w:fill="151517"/>
+            <w:tcMar>
+              <w:top w:w="150" w:type="dxa"/>
+              <w:left w:w="240" w:type="dxa"/>
+              <w:bottom w:w="150" w:type="dxa"/>
+              <w:right w:w="0" w:type="dxa"/>
+            </w:tcMar>
+            <w:vAlign w:val="center"/>
+            <w:hideMark/>
+          </w:tcPr>
+          <w:p>
+            <w:pPr>
+              <w:widowControl/>
+              <w:autoSpaceDE/>
+              <w:autoSpaceDN/>
+              <w:adjustRightInd/>
+              <w:spacing w:line="375" w:lineRule="atLeast"/>
+              <w:rPr>
+                <w:rFonts w:ascii="Segoe UI" w:hAnsi="Segoe UI" w:cs="Segoe UI"/>
+                <w:color w:val="F9FAFB"/>
+                <w:sz w:val="23"/>
+                <w:szCs w:val="23"/>
+              </w:rPr>
+            </w:pPr>
+            <w:r>
+              <w:rPr>
+                <w:rFonts w:ascii="Segoe UI" w:hAnsi="Segoe UI" w:cs="Segoe UI"/>
+                <w:color w:val="F9FAFB"/>
+                <w:sz w:val="23"/>
+                <w:szCs w:val="23"/>
+              </w:rPr>
+              <w:t>2.2 – 3.6 В</w:t>
+            </w:r>
+          </w:p>
+        </w:tc>
+      </w:tr>
+    </w:tbl>
+    <w:p>
+      <w:pPr>
+        <w:spacing w:line="360" w:lineRule="auto"/>
+        <w:ind w:firstLine="709"/>
+        <w:jc w:val="both"/>
+        <w:rPr>
+          <w:rFonts w:ascii="Times New Roman" w:hAnsi="Times New Roman" w:cs="Times New Roman"/>
+          <w:sz w:val="28"/>
+          <w:szCs w:val="28"/>
+        </w:rPr>
+      </w:pPr>
+      <w:r>
+        <w:rPr>
+          <w:rFonts w:ascii="Times New Roman" w:hAnsi="Times New Roman" w:cs="Times New Roman"/>
+          <w:sz w:val="28"/>
+          <w:szCs w:val="28"/>
+        </w:rPr>
+        <w:t xml:space="preserve">Выбор ESP32 обусловлен наличием встроенного </w:t>
+      </w:r>
+      <w:proofErr w:type="spellStart"/>
+      <w:r>
+        <w:rPr>
+          <w:rFonts w:ascii="Times New Roman" w:hAnsi="Times New Roman" w:cs="Times New Roman"/>
+          <w:sz w:val="28"/>
+          <w:szCs w:val="28"/>
+        </w:rPr>
+        <w:t>Wi</w:t>
+      </w:r>
+      <w:proofErr w:type="spellEnd"/>
+      <w:r>
+        <w:rPr>
+          <w:rFonts w:ascii="Times New Roman" w:hAnsi="Times New Roman" w:cs="Times New Roman"/>
+          <w:sz w:val="28"/>
+          <w:szCs w:val="28"/>
+        </w:rPr>
+        <w:t>-</w:t>
+      </w:r>
+      <w:proofErr w:type="spellStart"/>
+      <w:r>
+        <w:rPr>
+          <w:rFonts w:ascii="Times New Roman" w:hAnsi="Times New Roman" w:cs="Times New Roman"/>
+          <w:sz w:val="28"/>
+          <w:szCs w:val="28"/>
+        </w:rPr>
+        <w:t>Fi</w:t>
+      </w:r>
+      <w:proofErr w:type="spellEnd"/>
+      <w:r>
+        <w:rPr>
+          <w:rFonts w:ascii="Times New Roman" w:hAnsi="Times New Roman" w:cs="Times New Roman"/>
+          <w:sz w:val="28"/>
+          <w:szCs w:val="28"/>
+        </w:rPr>
+        <w:t>-модуля, что критически важно для беспроводной передачи управляющих векторов от симуляции к реальному роботу, а также достаточной вычислительной мощностью для расчёта скоростей колёс в реальном времени.</w:t>
+      </w:r>
+    </w:p>
+    <w:p>
+      <w:pPr>
+        <w:spacing w:line="360" w:lineRule="auto"/>
+        <w:ind w:firstLine="709"/>
+        <w:jc w:val="both"/>
+        <w:rPr>
+          <w:rFonts w:ascii="Times New Roman" w:hAnsi="Times New Roman" w:cs="Times New Roman"/>
+          <w:sz w:val="28"/>
+          <w:szCs w:val="28"/>
+        </w:rPr>
+      </w:pPr>
+    </w:p>
+    <w:p>
+      <w:pPr>
+        <w:spacing w:line="360" w:lineRule="auto"/>
+        <w:ind w:firstLine="709"/>
+        <w:jc w:val="both"/>
+        <w:rPr>
+          <w:rFonts w:ascii="Times New Roman" w:hAnsi="Times New Roman" w:cs="Times New Roman"/>
+          <w:sz w:val="28"/>
+          <w:szCs w:val="28"/>
+        </w:rPr>
+      </w:pPr>
+      <w:r>
+        <w:rPr>
+          <w:rFonts w:ascii="Times New Roman" w:hAnsi="Times New Roman" w:cs="Times New Roman"/>
+          <w:sz w:val="28"/>
+          <w:szCs w:val="28"/>
+        </w:rPr>
+        <w:t>Кроме реального робота, н</w:t>
+      </w:r>
+      <w:r>
+        <w:rPr>
+          <w:rFonts w:ascii="Times New Roman" w:hAnsi="Times New Roman" w:cs="Times New Roman"/>
+          <w:sz w:val="28"/>
+          <w:szCs w:val="28"/>
+        </w:rPr>
+        <w:t>а момент начала работы другим обучающимся</w:t>
+      </w:r>
+      <w:r>
+        <w:rPr>
+          <w:rFonts w:ascii="Times New Roman" w:hAnsi="Times New Roman" w:cs="Times New Roman"/>
+          <w:sz w:val="28"/>
+          <w:szCs w:val="28"/>
+        </w:rPr>
+        <w:t xml:space="preserve"> была создана его виртуальная модель, а именно</w:t>
+      </w:r>
+      <w:r>
+        <w:rPr>
+          <w:rFonts w:ascii="Times New Roman" w:hAnsi="Times New Roman" w:cs="Times New Roman"/>
+          <w:sz w:val="28"/>
+          <w:szCs w:val="28"/>
+        </w:rPr>
+        <w:t>:</w:t>
+      </w:r>
+    </w:p>
+    <w:p>
+      <w:pPr>
+        <w:spacing w:line="360" w:lineRule="auto"/>
+        <w:ind w:firstLine="709"/>
+        <w:jc w:val="both"/>
+        <w:rPr>
+          <w:rFonts w:ascii="Times New Roman" w:hAnsi="Times New Roman" w:cs="Times New Roman"/>
+          <w:sz w:val="28"/>
+          <w:szCs w:val="28"/>
+        </w:rPr>
+      </w:pPr>
+      <w:r>
+        <w:rPr>
+          <w:rFonts w:ascii="Times New Roman" w:hAnsi="Times New Roman" w:cs="Times New Roman"/>
+          <w:sz w:val="28"/>
+          <w:szCs w:val="28"/>
+        </w:rPr>
+        <w:t xml:space="preserve">Спроектирована 3D-модель всех деталей в </w:t>
+      </w:r>
+      <w:proofErr w:type="spellStart"/>
+      <w:r>
+        <w:rPr>
+          <w:rFonts w:ascii="Times New Roman" w:hAnsi="Times New Roman" w:cs="Times New Roman"/>
+          <w:sz w:val="28"/>
+          <w:szCs w:val="28"/>
+        </w:rPr>
+        <w:t>AutoCAD</w:t>
+      </w:r>
+      <w:proofErr w:type="spellEnd"/>
+      <w:r>
+        <w:rPr>
+          <w:rFonts w:ascii="Times New Roman" w:hAnsi="Times New Roman" w:cs="Times New Roman"/>
+          <w:sz w:val="28"/>
+          <w:szCs w:val="28"/>
+        </w:rPr>
+        <w:t>.</w:t>
+      </w:r>
+    </w:p>
+    <w:p>
+      <w:pPr>
+        <w:spacing w:line="360" w:lineRule="auto"/>
+        <w:ind w:firstLine="709"/>
+        <w:jc w:val="both"/>
+        <w:rPr>
+          <w:rFonts w:ascii="Times New Roman" w:hAnsi="Times New Roman" w:cs="Times New Roman"/>
+          <w:sz w:val="28"/>
+          <w:szCs w:val="28"/>
+        </w:rPr>
+      </w:pPr>
+      <w:r>
+        <w:rPr>
+          <w:rFonts w:ascii="Times New Roman" w:hAnsi="Times New Roman" w:cs="Times New Roman"/>
+          <w:sz w:val="28"/>
+          <w:szCs w:val="28"/>
+        </w:rPr>
+        <w:t xml:space="preserve">Проведен </w:t>
+      </w:r>
+      <w:proofErr w:type="spellStart"/>
+      <w:r>
+        <w:rPr>
+          <w:rFonts w:ascii="Times New Roman" w:hAnsi="Times New Roman" w:cs="Times New Roman"/>
+          <w:sz w:val="28"/>
+          <w:szCs w:val="28"/>
+        </w:rPr>
+        <w:t>слайсинг</w:t>
+      </w:r>
+      <w:proofErr w:type="spellEnd"/>
+      <w:r>
+        <w:rPr>
+          <w:rFonts w:ascii="Times New Roman" w:hAnsi="Times New Roman" w:cs="Times New Roman"/>
+          <w:sz w:val="28"/>
+          <w:szCs w:val="28"/>
+        </w:rPr>
+        <w:t xml:space="preserve"> в </w:t>
+      </w:r>
+      <w:proofErr w:type="spellStart"/>
+      <w:r>
+        <w:rPr>
+          <w:rFonts w:ascii="Times New Roman" w:hAnsi="Times New Roman" w:cs="Times New Roman"/>
+          <w:sz w:val="28"/>
+          <w:szCs w:val="28"/>
+        </w:rPr>
+        <w:t>FlashPrint</w:t>
+      </w:r>
+      <w:proofErr w:type="spellEnd"/>
+      <w:r>
+        <w:rPr>
+          <w:rFonts w:ascii="Times New Roman" w:hAnsi="Times New Roman" w:cs="Times New Roman"/>
+          <w:sz w:val="28"/>
+          <w:szCs w:val="28"/>
+        </w:rPr>
+        <w:t xml:space="preserve"> для 3D-печати.</w:t>
+      </w:r>
+    </w:p>
+    <w:p>
+      <w:pPr>
+        <w:spacing w:line="360" w:lineRule="auto"/>
+        <w:ind w:firstLine="709"/>
+        <w:jc w:val="both"/>
+        <w:rPr>
+          <w:rFonts w:ascii="Times New Roman" w:hAnsi="Times New Roman" w:cs="Times New Roman"/>
+          <w:sz w:val="28"/>
+          <w:szCs w:val="28"/>
+        </w:rPr>
+      </w:pPr>
+      <w:r>
+        <w:rPr>
+          <w:rFonts w:ascii="Times New Roman" w:hAnsi="Times New Roman" w:cs="Times New Roman"/>
+          <w:sz w:val="28"/>
+          <w:szCs w:val="28"/>
+        </w:rPr>
+        <w:t>Рассчитан</w:t>
+      </w:r>
+      <w:r>
+        <w:rPr>
+          <w:rFonts w:ascii="Times New Roman" w:hAnsi="Times New Roman" w:cs="Times New Roman"/>
+          <w:sz w:val="28"/>
+          <w:szCs w:val="28"/>
+        </w:rPr>
+        <w:t>ы</w:t>
+      </w:r>
+      <w:r>
+        <w:rPr>
+          <w:rFonts w:ascii="Times New Roman" w:hAnsi="Times New Roman" w:cs="Times New Roman"/>
+          <w:sz w:val="28"/>
+          <w:szCs w:val="28"/>
+        </w:rPr>
+        <w:t xml:space="preserve"> </w:t>
+      </w:r>
+      <w:proofErr w:type="spellStart"/>
+      <w:r>
+        <w:rPr>
+          <w:rFonts w:ascii="Times New Roman" w:hAnsi="Times New Roman" w:cs="Times New Roman"/>
+          <w:sz w:val="28"/>
+          <w:szCs w:val="28"/>
+        </w:rPr>
+        <w:t>массо</w:t>
+      </w:r>
+      <w:proofErr w:type="spellEnd"/>
+      <w:r>
+        <w:rPr>
+          <w:rFonts w:ascii="Times New Roman" w:hAnsi="Times New Roman" w:cs="Times New Roman"/>
+          <w:sz w:val="28"/>
+          <w:szCs w:val="28"/>
+        </w:rPr>
+        <w:t>-инерционные характеристики в КОМПАС-3D (масса каждой детали, тензор инерции).</w:t>
+      </w:r>
+    </w:p>
+    <w:p>
+      <w:pPr>
+        <w:spacing w:line="360" w:lineRule="auto"/>
+        <w:ind w:firstLine="709"/>
+        <w:jc w:val="both"/>
+        <w:rPr>
+          <w:rFonts w:ascii="Times New Roman" w:hAnsi="Times New Roman" w:cs="Times New Roman"/>
+          <w:sz w:val="28"/>
+          <w:szCs w:val="28"/>
+        </w:rPr>
+      </w:pPr>
+      <w:proofErr w:type="spellStart"/>
+      <w:r>
+        <w:rPr>
+          <w:rFonts w:ascii="Times New Roman" w:hAnsi="Times New Roman" w:cs="Times New Roman"/>
+          <w:sz w:val="28"/>
+          <w:szCs w:val="28"/>
+        </w:rPr>
+        <w:t>Перенёс</w:t>
+      </w:r>
+      <w:r>
+        <w:rPr>
+          <w:rFonts w:ascii="Times New Roman" w:hAnsi="Times New Roman" w:cs="Times New Roman"/>
+          <w:sz w:val="28"/>
+          <w:szCs w:val="28"/>
+        </w:rPr>
+        <w:t>а</w:t>
+      </w:r>
+      <w:proofErr w:type="spellEnd"/>
+      <w:r>
+        <w:rPr>
+          <w:rFonts w:ascii="Times New Roman" w:hAnsi="Times New Roman" w:cs="Times New Roman"/>
+          <w:sz w:val="28"/>
+          <w:szCs w:val="28"/>
+        </w:rPr>
+        <w:t xml:space="preserve"> модель в </w:t>
+      </w:r>
+      <w:proofErr w:type="spellStart"/>
+      <w:r>
+        <w:rPr>
+          <w:rFonts w:ascii="Times New Roman" w:hAnsi="Times New Roman" w:cs="Times New Roman"/>
+          <w:sz w:val="28"/>
+          <w:szCs w:val="28"/>
+        </w:rPr>
+        <w:t>CoppeliaSim</w:t>
+      </w:r>
+      <w:proofErr w:type="spellEnd"/>
+      <w:r>
+        <w:rPr>
+          <w:rFonts w:ascii="Times New Roman" w:hAnsi="Times New Roman" w:cs="Times New Roman"/>
+          <w:sz w:val="28"/>
+          <w:szCs w:val="28"/>
+        </w:rPr>
+        <w:t xml:space="preserve">, </w:t>
+      </w:r>
+      <w:proofErr w:type="spellStart"/>
+      <w:r>
+        <w:rPr>
+          <w:rFonts w:ascii="Times New Roman" w:hAnsi="Times New Roman" w:cs="Times New Roman"/>
+          <w:sz w:val="28"/>
+          <w:szCs w:val="28"/>
+        </w:rPr>
+        <w:t>настроина</w:t>
+      </w:r>
+      <w:proofErr w:type="spellEnd"/>
+      <w:r>
+        <w:rPr>
+          <w:rFonts w:ascii="Times New Roman" w:hAnsi="Times New Roman" w:cs="Times New Roman"/>
+          <w:sz w:val="28"/>
+          <w:szCs w:val="28"/>
+        </w:rPr>
+        <w:t xml:space="preserve"> динамику (масса, трение, амортизация, контакты колёс с поверхностью).</w:t>
+      </w:r>
+    </w:p>
+    <w:p>
+      <w:pPr>
+        <w:spacing w:line="360" w:lineRule="auto"/>
+        <w:ind w:firstLine="709"/>
+        <w:jc w:val="both"/>
+        <w:rPr>
+          <w:rFonts w:ascii="Times New Roman" w:hAnsi="Times New Roman" w:cs="Times New Roman"/>
+          <w:sz w:val="28"/>
+          <w:szCs w:val="28"/>
+        </w:rPr>
+      </w:pPr>
+      <w:r>
+        <w:rPr>
+          <w:rFonts w:ascii="Times New Roman" w:hAnsi="Times New Roman" w:cs="Times New Roman"/>
+          <w:sz w:val="28"/>
+          <w:szCs w:val="28"/>
+        </w:rPr>
+        <w:t>Реализован</w:t>
+      </w:r>
+      <w:r>
+        <w:rPr>
+          <w:rFonts w:ascii="Times New Roman" w:hAnsi="Times New Roman" w:cs="Times New Roman"/>
+          <w:sz w:val="28"/>
+          <w:szCs w:val="28"/>
+        </w:rPr>
+        <w:t xml:space="preserve"> скрипт управления, который принимает (V, α, ω) и отрабатывает движение робота.</w:t>
+      </w:r>
+    </w:p>
+    <w:p>
+      <w:pPr>
+        <w:spacing w:line="360" w:lineRule="auto"/>
+        <w:ind w:firstLine="709"/>
+        <w:jc w:val="both"/>
+        <w:rPr>
+          <w:rFonts w:ascii="Times New Roman" w:hAnsi="Times New Roman" w:cs="Times New Roman"/>
+          <w:sz w:val="28"/>
+          <w:szCs w:val="28"/>
+        </w:rPr>
+      </w:pPr>
+      <w:r>
+        <w:rPr>
+          <w:rFonts w:ascii="Times New Roman" w:hAnsi="Times New Roman" w:cs="Times New Roman"/>
+          <w:sz w:val="28"/>
+          <w:szCs w:val="28"/>
+        </w:rPr>
+        <w:lastRenderedPageBreak/>
+        <w:t>В симуляции было продемонстрировано движение по простым траекториям (например, «восьмёрка»), а также базовые маневры: движение прямо, боком, по диагонали, вращение на месте.</w:t>
+      </w:r>
+    </w:p>
+    <w:p>
+      <w:pPr>
+        <w:spacing w:line="360" w:lineRule="auto"/>
+        <w:ind w:firstLine="709"/>
+        <w:jc w:val="both"/>
+        <w:rPr>
+          <w:rFonts w:ascii="Times New Roman" w:hAnsi="Times New Roman" w:cs="Times New Roman"/>
+          <w:sz w:val="28"/>
+          <w:szCs w:val="28"/>
+        </w:rPr>
+      </w:pPr>
+      <w:r>
+        <w:rPr>
+          <w:rFonts w:ascii="Times New Roman" w:hAnsi="Times New Roman" w:cs="Times New Roman"/>
+          <w:sz w:val="28"/>
+          <w:szCs w:val="28"/>
+        </w:rPr>
+        <w:t>Имитационная модель робота</w:t>
+      </w:r>
+    </w:p>
+    <w:p>
+      <w:pPr>
+        <w:spacing w:line="360" w:lineRule="auto"/>
+        <w:ind w:firstLine="709"/>
+        <w:jc w:val="both"/>
+        <w:rPr>
+          <w:rFonts w:ascii="Times New Roman" w:hAnsi="Times New Roman" w:cs="Times New Roman"/>
+          <w:sz w:val="28"/>
+          <w:szCs w:val="28"/>
+        </w:rPr>
+      </w:pPr>
+      <w:r>
+        <w:rPr>
+          <w:rFonts w:ascii="Times New Roman" w:hAnsi="Times New Roman" w:cs="Times New Roman"/>
+          <w:sz w:val="28"/>
+          <w:szCs w:val="28"/>
+        </w:rPr>
+        <w:t>Кроме реального робота, на момент начала работы другим обучающимся была создана его виртуальная модель, предназначенная для отработки алгоритмов управления в среде физической симуляции. Выполнены следующие этапы:</w:t>
+      </w:r>
+    </w:p>
+    <w:p>
+      <w:pPr>
+        <w:spacing w:line="360" w:lineRule="auto"/>
+        <w:ind w:firstLine="709"/>
+        <w:jc w:val="both"/>
+        <w:rPr>
+          <w:rFonts w:ascii="Times New Roman" w:hAnsi="Times New Roman" w:cs="Times New Roman"/>
+          <w:sz w:val="28"/>
+          <w:szCs w:val="28"/>
+        </w:rPr>
+      </w:pPr>
+      <w:r>
+        <w:rPr>
+          <w:rFonts w:ascii="Times New Roman" w:hAnsi="Times New Roman" w:cs="Times New Roman"/>
+          <w:sz w:val="28"/>
+          <w:szCs w:val="28"/>
+        </w:rPr>
+        <w:t xml:space="preserve">Спроектирована 3D-модель всех деталей в </w:t>
+      </w:r>
+      <w:proofErr w:type="spellStart"/>
+      <w:r>
+        <w:rPr>
+          <w:rFonts w:ascii="Times New Roman" w:hAnsi="Times New Roman" w:cs="Times New Roman"/>
+          <w:sz w:val="28"/>
+          <w:szCs w:val="28"/>
+        </w:rPr>
+        <w:t>AutoCAD</w:t>
+      </w:r>
+      <w:proofErr w:type="spellEnd"/>
+      <w:r>
+        <w:rPr>
+          <w:rFonts w:ascii="Times New Roman" w:hAnsi="Times New Roman" w:cs="Times New Roman"/>
+          <w:sz w:val="28"/>
+          <w:szCs w:val="28"/>
+        </w:rPr>
+        <w:t>.</w:t>
+      </w:r>
+    </w:p>
+    <w:p>
+      <w:pPr>
+        <w:spacing w:line="360" w:lineRule="auto"/>
+        <w:ind w:firstLine="709"/>
+        <w:jc w:val="both"/>
+        <w:rPr>
+          <w:rFonts w:ascii="Times New Roman" w:hAnsi="Times New Roman" w:cs="Times New Roman"/>
+          <w:sz w:val="28"/>
+          <w:szCs w:val="28"/>
+        </w:rPr>
+      </w:pPr>
+      <w:r>
+        <w:rPr>
+          <w:rFonts w:ascii="Times New Roman" w:hAnsi="Times New Roman" w:cs="Times New Roman"/>
+          <w:sz w:val="28"/>
+          <w:szCs w:val="28"/>
+        </w:rPr>
+        <w:t xml:space="preserve">Проведён </w:t>
+      </w:r>
+      <w:proofErr w:type="spellStart"/>
+      <w:r>
+        <w:rPr>
+          <w:rFonts w:ascii="Times New Roman" w:hAnsi="Times New Roman" w:cs="Times New Roman"/>
+          <w:sz w:val="28"/>
+          <w:szCs w:val="28"/>
+        </w:rPr>
+        <w:t>слайсинг</w:t>
+      </w:r>
+      <w:proofErr w:type="spellEnd"/>
+      <w:r>
+        <w:rPr>
+          <w:rFonts w:ascii="Times New Roman" w:hAnsi="Times New Roman" w:cs="Times New Roman"/>
+          <w:sz w:val="28"/>
+          <w:szCs w:val="28"/>
+        </w:rPr>
+        <w:t xml:space="preserve"> в </w:t>
+      </w:r>
+      <w:proofErr w:type="spellStart"/>
+      <w:r>
+        <w:rPr>
+          <w:rFonts w:ascii="Times New Roman" w:hAnsi="Times New Roman" w:cs="Times New Roman"/>
+          <w:sz w:val="28"/>
+          <w:szCs w:val="28"/>
+        </w:rPr>
+        <w:t>FlashPrint</w:t>
+      </w:r>
+      <w:proofErr w:type="spellEnd"/>
+      <w:r>
+        <w:rPr>
+          <w:rFonts w:ascii="Times New Roman" w:hAnsi="Times New Roman" w:cs="Times New Roman"/>
+          <w:sz w:val="28"/>
+          <w:szCs w:val="28"/>
+        </w:rPr>
+        <w:t xml:space="preserve"> для подготовки моделей к 3D-печати.</w:t>
+      </w:r>
+    </w:p>
+    <w:p>
+      <w:pPr>
+        <w:spacing w:line="360" w:lineRule="auto"/>
+        <w:ind w:firstLine="709"/>
+        <w:jc w:val="both"/>
+        <w:rPr>
+          <w:rFonts w:ascii="Times New Roman" w:hAnsi="Times New Roman" w:cs="Times New Roman"/>
+          <w:sz w:val="28"/>
+          <w:szCs w:val="28"/>
+        </w:rPr>
+      </w:pPr>
+      <w:r>
+        <w:rPr>
+          <w:rFonts w:ascii="Times New Roman" w:hAnsi="Times New Roman" w:cs="Times New Roman"/>
+          <w:sz w:val="28"/>
+          <w:szCs w:val="28"/>
+        </w:rPr>
+        <w:t xml:space="preserve">Рассчитаны </w:t>
+      </w:r>
+      <w:proofErr w:type="spellStart"/>
+      <w:r>
+        <w:rPr>
+          <w:rFonts w:ascii="Times New Roman" w:hAnsi="Times New Roman" w:cs="Times New Roman"/>
+          <w:sz w:val="28"/>
+          <w:szCs w:val="28"/>
+        </w:rPr>
+        <w:t>массо</w:t>
+      </w:r>
+      <w:proofErr w:type="spellEnd"/>
+      <w:r>
+        <w:rPr>
+          <w:rFonts w:ascii="Times New Roman" w:hAnsi="Times New Roman" w:cs="Times New Roman"/>
+          <w:sz w:val="28"/>
+          <w:szCs w:val="28"/>
+        </w:rPr>
+        <w:t>-инерционные характеристики в КОМПАС-3D (масса каждой детали, тензор инерции). Это важно, поскольку в симуляции робот должен вести себя как настоящий: не проваливаться, не переворачиваться, а реагировать на ускорения и повороты так же, как реальный.</w:t>
+      </w:r>
+    </w:p>
+    <w:p>
+      <w:pPr>
+        <w:spacing w:line="360" w:lineRule="auto"/>
+        <w:ind w:firstLine="709"/>
+        <w:jc w:val="both"/>
+        <w:rPr>
+          <w:rFonts w:ascii="Times New Roman" w:hAnsi="Times New Roman" w:cs="Times New Roman"/>
+          <w:sz w:val="28"/>
+          <w:szCs w:val="28"/>
+        </w:rPr>
+      </w:pPr>
+      <w:r>
+        <w:rPr>
+          <w:rFonts w:ascii="Times New Roman" w:hAnsi="Times New Roman" w:cs="Times New Roman"/>
+          <w:sz w:val="28"/>
+          <w:szCs w:val="28"/>
+        </w:rPr>
+        <w:t xml:space="preserve">Модель перенесена в среду </w:t>
+      </w:r>
+      <w:proofErr w:type="spellStart"/>
+      <w:r>
+        <w:rPr>
+          <w:rFonts w:ascii="Times New Roman" w:hAnsi="Times New Roman" w:cs="Times New Roman"/>
+          <w:sz w:val="28"/>
+          <w:szCs w:val="28"/>
+        </w:rPr>
+        <w:t>CoppeliaSim</w:t>
+      </w:r>
+      <w:proofErr w:type="spellEnd"/>
+      <w:r>
+        <w:rPr>
+          <w:rFonts w:ascii="Times New Roman" w:hAnsi="Times New Roman" w:cs="Times New Roman"/>
+          <w:sz w:val="28"/>
+          <w:szCs w:val="28"/>
+        </w:rPr>
+        <w:t>, настроена динамика: заданы массы, коэффициенты трения, параметры амортизации, контакты колёс с поверхностью.</w:t>
+      </w:r>
+    </w:p>
+    <w:p>
+      <w:pPr>
+        <w:spacing w:line="360" w:lineRule="auto"/>
+        <w:ind w:firstLine="709"/>
+        <w:jc w:val="both"/>
+        <w:rPr>
+          <w:rFonts w:ascii="Times New Roman" w:hAnsi="Times New Roman" w:cs="Times New Roman"/>
+          <w:sz w:val="28"/>
+          <w:szCs w:val="28"/>
+        </w:rPr>
+      </w:pPr>
+      <w:r>
+        <w:rPr>
+          <w:rFonts w:ascii="Times New Roman" w:hAnsi="Times New Roman" w:cs="Times New Roman"/>
+          <w:sz w:val="28"/>
+          <w:szCs w:val="28"/>
+        </w:rPr>
+        <w:t>Реализован управляющий скрипт, который принимает три параметра:</w:t>
+      </w:r>
+    </w:p>
+    <w:p>
+      <w:pPr>
+        <w:spacing w:line="360" w:lineRule="auto"/>
+        <w:ind w:firstLine="709"/>
+        <w:jc w:val="both"/>
+        <w:rPr>
+          <w:rFonts w:ascii="Times New Roman" w:hAnsi="Times New Roman" w:cs="Times New Roman"/>
+          <w:sz w:val="28"/>
+          <w:szCs w:val="28"/>
+        </w:rPr>
+      </w:pPr>
+      <w:r>
+        <w:rPr>
+          <w:rFonts w:ascii="Times New Roman" w:hAnsi="Times New Roman" w:cs="Times New Roman"/>
+          <w:sz w:val="28"/>
+          <w:szCs w:val="28"/>
+        </w:rPr>
+        <w:t>V — модуль линейной скорости (м/с);</w:t>
+      </w:r>
+    </w:p>
+    <w:p>
+      <w:pPr>
+        <w:spacing w:line="360" w:lineRule="auto"/>
+        <w:ind w:firstLine="709"/>
+        <w:jc w:val="both"/>
+        <w:rPr>
+          <w:rFonts w:ascii="Times New Roman" w:hAnsi="Times New Roman" w:cs="Times New Roman"/>
+          <w:sz w:val="28"/>
+          <w:szCs w:val="28"/>
+        </w:rPr>
+      </w:pPr>
+      <w:r>
+        <w:rPr>
+          <w:rFonts w:ascii="Times New Roman" w:hAnsi="Times New Roman" w:cs="Times New Roman"/>
+          <w:sz w:val="28"/>
+          <w:szCs w:val="28"/>
+        </w:rPr>
+        <w:t>α — направление движения в градусах относительно продольной оси робота;</w:t>
+      </w:r>
+    </w:p>
+    <w:p>
+      <w:pPr>
+        <w:spacing w:line="360" w:lineRule="auto"/>
+        <w:ind w:firstLine="709"/>
+        <w:jc w:val="both"/>
+        <w:rPr>
+          <w:rFonts w:ascii="Times New Roman" w:hAnsi="Times New Roman" w:cs="Times New Roman"/>
+          <w:sz w:val="28"/>
+          <w:szCs w:val="28"/>
+        </w:rPr>
+      </w:pPr>
+      <w:r>
+        <w:rPr>
+          <w:rFonts w:ascii="Times New Roman" w:hAnsi="Times New Roman" w:cs="Times New Roman"/>
+          <w:sz w:val="28"/>
+          <w:szCs w:val="28"/>
+        </w:rPr>
+        <w:t>ω — угловая скорость вращения корпуса (рад/с).</w:t>
+      </w:r>
+    </w:p>
+    <w:p>
+      <w:pPr>
+        <w:spacing w:line="360" w:lineRule="auto"/>
+        <w:ind w:firstLine="709"/>
+        <w:jc w:val="both"/>
+        <w:rPr>
+          <w:rFonts w:ascii="Times New Roman" w:hAnsi="Times New Roman" w:cs="Times New Roman"/>
+          <w:sz w:val="28"/>
+          <w:szCs w:val="28"/>
+        </w:rPr>
+      </w:pPr>
+      <w:r>
+        <w:rPr>
+          <w:rFonts w:ascii="Times New Roman" w:hAnsi="Times New Roman" w:cs="Times New Roman"/>
+          <w:sz w:val="28"/>
+          <w:szCs w:val="28"/>
+        </w:rPr>
+        <w:t xml:space="preserve">На рисунке 1.3 показан внешний вид имитационной модели в среде </w:t>
+      </w:r>
+      <w:proofErr w:type="spellStart"/>
+      <w:r>
+        <w:rPr>
+          <w:rFonts w:ascii="Times New Roman" w:hAnsi="Times New Roman" w:cs="Times New Roman"/>
+          <w:sz w:val="28"/>
+          <w:szCs w:val="28"/>
+        </w:rPr>
+        <w:t>CoppeliaSim</w:t>
+      </w:r>
+      <w:proofErr w:type="spellEnd"/>
+      <w:r>
+        <w:rPr>
+          <w:rFonts w:ascii="Times New Roman" w:hAnsi="Times New Roman" w:cs="Times New Roman"/>
+          <w:sz w:val="28"/>
+          <w:szCs w:val="28"/>
+        </w:rPr>
+        <w:t>.</w:t>
+      </w:r>
+    </w:p>
+    <w:p>
+      <w:pPr>
+        <w:spacing w:line="360" w:lineRule="auto"/>
+        <w:ind w:firstLine="709"/>
+        <w:jc w:val="both"/>
+        <w:rPr>
+          <w:rFonts w:ascii="Times New Roman" w:hAnsi="Times New Roman" w:cs="Times New Roman"/>
+          <w:sz w:val="28"/>
+          <w:szCs w:val="28"/>
+        </w:rPr>
+      </w:pPr>
+      <w:r>
+        <w:rPr>
+          <w:rFonts w:ascii="Times New Roman" w:hAnsi="Times New Roman" w:cs="Times New Roman"/>
+          <w:sz w:val="28"/>
+          <w:szCs w:val="28"/>
+        </w:rPr>
+        <w:t xml:space="preserve">[Рисунок 1.3 – Виртуальная модель робота в </w:t>
+      </w:r>
+      <w:proofErr w:type="spellStart"/>
+      <w:r>
+        <w:rPr>
+          <w:rFonts w:ascii="Times New Roman" w:hAnsi="Times New Roman" w:cs="Times New Roman"/>
+          <w:sz w:val="28"/>
+          <w:szCs w:val="28"/>
+        </w:rPr>
+        <w:t>CoppeliaSim</w:t>
+      </w:r>
+      <w:proofErr w:type="spellEnd"/>
+      <w:r>
+        <w:rPr>
+          <w:rFonts w:ascii="Times New Roman" w:hAnsi="Times New Roman" w:cs="Times New Roman"/>
+          <w:sz w:val="28"/>
+          <w:szCs w:val="28"/>
+        </w:rPr>
+        <w:t>]</w:t>
+      </w:r>
+    </w:p>
+    <w:p>
+      <w:pPr>
+        <w:spacing w:line="360" w:lineRule="auto"/>
+        <w:ind w:firstLine="709"/>
+        <w:jc w:val="both"/>
+        <w:rPr>
+          <w:rFonts w:ascii="Times New Roman" w:hAnsi="Times New Roman" w:cs="Times New Roman"/>
+          <w:sz w:val="28"/>
+          <w:szCs w:val="28"/>
+        </w:rPr>
+      </w:pPr>
+      <w:r>
+        <w:rPr>
+          <w:rFonts w:ascii="Times New Roman" w:hAnsi="Times New Roman" w:cs="Times New Roman"/>
+          <w:sz w:val="28"/>
+          <w:szCs w:val="28"/>
+        </w:rPr>
+        <w:t>В симуляции было продемонстрировано движение по простым траекториям (например, «восьмёрка»), а также базовые манёвры: движение прямо, боком, по диагонали, вращение на месте. Пример движения по прямой показан на рисунке 1.4.</w:t>
+      </w:r>
+    </w:p>
+    <w:p>
+      <w:pPr>
+        <w:spacing w:line="360" w:lineRule="auto"/>
+        <w:ind w:firstLine="709"/>
+        <w:jc w:val="both"/>
+        <w:rPr>
+          <w:rFonts w:ascii="Times New Roman" w:hAnsi="Times New Roman" w:cs="Times New Roman"/>
+          <w:sz w:val="28"/>
+          <w:szCs w:val="28"/>
+        </w:rPr>
+      </w:pPr>
+      <w:r>
+        <w:rPr>
+          <w:rFonts w:ascii="Times New Roman" w:hAnsi="Times New Roman" w:cs="Times New Roman"/>
+          <w:sz w:val="28"/>
+          <w:szCs w:val="28"/>
+        </w:rPr>
+        <w:lastRenderedPageBreak/>
+        <w:t>[Рисунок 1.4 – Демонстрация движения модели по прямой]</w:t>
+      </w:r>
+    </w:p>
+    <w:p>
+      <w:pPr>
+        <w:spacing w:line="360" w:lineRule="auto"/>
+        <w:ind w:firstLine="709"/>
+        <w:jc w:val="both"/>
+        <w:rPr>
+          <w:rFonts w:ascii="Times New Roman" w:hAnsi="Times New Roman" w:cs="Times New Roman"/>
+          <w:sz w:val="28"/>
+          <w:szCs w:val="28"/>
+        </w:rPr>
+      </w:pPr>
+      <w:r>
+        <w:rPr>
+          <w:rFonts w:ascii="Times New Roman" w:hAnsi="Times New Roman" w:cs="Times New Roman"/>
+          <w:sz w:val="28"/>
+          <w:szCs w:val="28"/>
+        </w:rPr>
+        <w:t>Существующая реализация позволяет задавать роботу только последовательность фиксированных команд (V, α, ω) с привязкой ко времени. Для движения по сложной траектории (например, извилистая дорожка, объезд препятствий, повторение ручного вождения) потребовалось бы вручную рассчитывать сотни или тысячи промежуточных векторов. Это трудоёмко, чревато ошибками и делает невозможным быстрое перепрограммирование робота под новую задачу.</w:t>
+      </w:r>
+    </w:p>
+    <w:p>
+      <w:pPr>
+        <w:spacing w:line="360" w:lineRule="auto"/>
+        <w:ind w:firstLine="709"/>
+        <w:jc w:val="both"/>
+        <w:rPr>
+          <w:rFonts w:ascii="Times New Roman" w:hAnsi="Times New Roman" w:cs="Times New Roman"/>
+          <w:sz w:val="28"/>
+          <w:szCs w:val="28"/>
+        </w:rPr>
+      </w:pPr>
+      <w:r>
+        <w:rPr>
+          <w:rFonts w:ascii="Times New Roman" w:hAnsi="Times New Roman" w:cs="Times New Roman"/>
+          <w:sz w:val="28"/>
+          <w:szCs w:val="28"/>
+        </w:rPr>
+        <w:t>Таким образом, возникает необходимость в разработке инструмента, который позволит:</w:t>
+      </w:r>
+    </w:p>
+    <w:p>
+      <w:pPr>
+        <w:spacing w:line="360" w:lineRule="auto"/>
+        <w:ind w:firstLine="709"/>
+        <w:jc w:val="both"/>
+        <w:rPr>
+          <w:rFonts w:ascii="Times New Roman" w:hAnsi="Times New Roman" w:cs="Times New Roman"/>
+          <w:sz w:val="28"/>
+          <w:szCs w:val="28"/>
+        </w:rPr>
+      </w:pPr>
+      <w:r>
+        <w:rPr>
+          <w:rFonts w:ascii="Times New Roman" w:hAnsi="Times New Roman" w:cs="Times New Roman"/>
+          <w:sz w:val="28"/>
+          <w:szCs w:val="28"/>
+        </w:rPr>
+        <w:t xml:space="preserve">задавать произвольную траекторию визуально (например, рисуя мышью в </w:t>
+      </w:r>
+      <w:proofErr w:type="spellStart"/>
+      <w:r>
+        <w:rPr>
+          <w:rFonts w:ascii="Times New Roman" w:hAnsi="Times New Roman" w:cs="Times New Roman"/>
+          <w:sz w:val="28"/>
+          <w:szCs w:val="28"/>
+        </w:rPr>
+        <w:t>CoppeliaSim</w:t>
+      </w:r>
+      <w:proofErr w:type="spellEnd"/>
+      <w:r>
+        <w:rPr>
+          <w:rFonts w:ascii="Times New Roman" w:hAnsi="Times New Roman" w:cs="Times New Roman"/>
+          <w:sz w:val="28"/>
+          <w:szCs w:val="28"/>
+        </w:rPr>
+        <w:t xml:space="preserve"> или загружая координаты точек);</w:t>
+      </w:r>
+    </w:p>
+    <w:p>
+      <w:pPr>
+        <w:spacing w:line="360" w:lineRule="auto"/>
+        <w:ind w:firstLine="709"/>
+        <w:jc w:val="both"/>
+        <w:rPr>
+          <w:rFonts w:ascii="Times New Roman" w:hAnsi="Times New Roman" w:cs="Times New Roman"/>
+          <w:sz w:val="28"/>
+          <w:szCs w:val="28"/>
+        </w:rPr>
+      </w:pPr>
+      <w:r>
+        <w:rPr>
+          <w:rFonts w:ascii="Times New Roman" w:hAnsi="Times New Roman" w:cs="Times New Roman"/>
+          <w:sz w:val="28"/>
+          <w:szCs w:val="28"/>
+        </w:rPr>
+        <w:t>автоматически преобразовывать эту траекторию в последовательность векторов (V, α, ω);</w:t>
+      </w:r>
+    </w:p>
+    <w:p>
+      <w:pPr>
+        <w:spacing w:line="360" w:lineRule="auto"/>
+        <w:ind w:firstLine="709"/>
+        <w:jc w:val="both"/>
+        <w:rPr>
+          <w:rFonts w:ascii="Times New Roman" w:hAnsi="Times New Roman" w:cs="Times New Roman"/>
+          <w:sz w:val="28"/>
+          <w:szCs w:val="28"/>
+        </w:rPr>
+      </w:pPr>
+      <w:r>
+        <w:rPr>
+          <w:rFonts w:ascii="Times New Roman" w:hAnsi="Times New Roman" w:cs="Times New Roman"/>
+          <w:sz w:val="28"/>
+          <w:szCs w:val="28"/>
+        </w:rPr>
+        <w:t>проверять прохождение траектории на модели;</w:t>
+      </w:r>
+    </w:p>
+    <w:p>
+      <w:pPr>
+        <w:spacing w:line="360" w:lineRule="auto"/>
+        <w:ind w:firstLine="709"/>
+        <w:jc w:val="both"/>
+        <w:rPr>
+          <w:rFonts w:ascii="Times New Roman" w:hAnsi="Times New Roman" w:cs="Times New Roman"/>
+          <w:sz w:val="28"/>
+          <w:szCs w:val="28"/>
+        </w:rPr>
+      </w:pPr>
+      <w:r>
+        <w:rPr>
+          <w:rFonts w:ascii="Times New Roman" w:hAnsi="Times New Roman" w:cs="Times New Roman"/>
+          <w:sz w:val="28"/>
+          <w:szCs w:val="28"/>
+        </w:rPr>
+        <w:t>экспортировать полученные векторы на реального робота для повторения маршрута.</w:t>
+      </w:r>
+    </w:p>
+    <w:p>
+      <w:pPr>
+        <w:spacing w:line="360" w:lineRule="auto"/>
+        <w:ind w:firstLine="709"/>
+        <w:jc w:val="both"/>
+        <w:rPr>
+          <w:rFonts w:ascii="Times New Roman" w:hAnsi="Times New Roman" w:cs="Times New Roman"/>
+          <w:sz w:val="28"/>
+          <w:szCs w:val="28"/>
+        </w:rPr>
+      </w:pPr>
+      <w:r>
+        <w:rPr>
+          <w:rFonts w:ascii="Times New Roman" w:hAnsi="Times New Roman" w:cs="Times New Roman"/>
+          <w:sz w:val="28"/>
+          <w:szCs w:val="28"/>
+        </w:rPr>
+        <w:t xml:space="preserve">1.3. Среда имитационного моделирования </w:t>
+      </w:r>
+      <w:proofErr w:type="spellStart"/>
+      <w:r>
+        <w:rPr>
+          <w:rFonts w:ascii="Times New Roman" w:hAnsi="Times New Roman" w:cs="Times New Roman"/>
+          <w:sz w:val="28"/>
+          <w:szCs w:val="28"/>
+        </w:rPr>
+        <w:t>CoppeliaSim</w:t>
+      </w:r>
+      <w:proofErr w:type="spellEnd"/>
+    </w:p>
+    <w:p>
+      <w:pPr>
+        <w:spacing w:line="360" w:lineRule="auto"/>
+        <w:ind w:firstLine="709"/>
+        <w:jc w:val="both"/>
+        <w:rPr>
+          <w:rFonts w:ascii="Times New Roman" w:hAnsi="Times New Roman" w:cs="Times New Roman"/>
+          <w:sz w:val="28"/>
+          <w:szCs w:val="28"/>
+        </w:rPr>
+      </w:pPr>
+      <w:proofErr w:type="spellStart"/>
+      <w:r>
+        <w:rPr>
+          <w:rFonts w:ascii="Times New Roman" w:hAnsi="Times New Roman" w:cs="Times New Roman"/>
+          <w:sz w:val="28"/>
+          <w:szCs w:val="28"/>
+        </w:rPr>
+        <w:t>CoppeliaSim</w:t>
+      </w:r>
+      <w:proofErr w:type="spellEnd"/>
+      <w:r>
+        <w:rPr>
+          <w:rFonts w:ascii="Times New Roman" w:hAnsi="Times New Roman" w:cs="Times New Roman"/>
+          <w:sz w:val="28"/>
+          <w:szCs w:val="28"/>
+        </w:rPr>
+        <w:t> (ранее известная как V-REP) — это кроссплатформенная среда имитационного моделирования роботов с открытой архитектурой. Она широко используется в образовательных и исследовательских целях благодаря следующим возможностям:</w:t>
+      </w:r>
+    </w:p>
+    <w:p>
+      <w:pPr>
+        <w:spacing w:line="360" w:lineRule="auto"/>
+        <w:ind w:firstLine="709"/>
+        <w:jc w:val="both"/>
+        <w:rPr>
+          <w:rFonts w:ascii="Times New Roman" w:hAnsi="Times New Roman" w:cs="Times New Roman"/>
+          <w:sz w:val="28"/>
+          <w:szCs w:val="28"/>
+        </w:rPr>
+      </w:pPr>
+      <w:r>
+        <w:rPr>
+          <w:rFonts w:ascii="Times New Roman" w:hAnsi="Times New Roman" w:cs="Times New Roman"/>
+          <w:sz w:val="28"/>
+          <w:szCs w:val="28"/>
+        </w:rPr>
+        <w:t>Поддержка нескольких физических движков: </w:t>
+      </w:r>
+      <w:proofErr w:type="spellStart"/>
+      <w:r>
+        <w:rPr>
+          <w:rFonts w:ascii="Times New Roman" w:hAnsi="Times New Roman" w:cs="Times New Roman"/>
+          <w:sz w:val="28"/>
+          <w:szCs w:val="28"/>
+        </w:rPr>
+        <w:t>Bullet</w:t>
+      </w:r>
+      <w:proofErr w:type="spellEnd"/>
+      <w:r>
+        <w:rPr>
+          <w:rFonts w:ascii="Times New Roman" w:hAnsi="Times New Roman" w:cs="Times New Roman"/>
+          <w:sz w:val="28"/>
+          <w:szCs w:val="28"/>
+        </w:rPr>
+        <w:t xml:space="preserve">, ODE, </w:t>
+      </w:r>
+      <w:proofErr w:type="spellStart"/>
+      <w:r>
+        <w:rPr>
+          <w:rFonts w:ascii="Times New Roman" w:hAnsi="Times New Roman" w:cs="Times New Roman"/>
+          <w:sz w:val="28"/>
+          <w:szCs w:val="28"/>
+        </w:rPr>
+        <w:t>Vortex</w:t>
+      </w:r>
+      <w:proofErr w:type="spellEnd"/>
+      <w:r>
+        <w:rPr>
+          <w:rFonts w:ascii="Times New Roman" w:hAnsi="Times New Roman" w:cs="Times New Roman"/>
+          <w:sz w:val="28"/>
+          <w:szCs w:val="28"/>
+        </w:rPr>
+        <w:t xml:space="preserve">, </w:t>
+      </w:r>
+      <w:proofErr w:type="spellStart"/>
+      <w:r>
+        <w:rPr>
+          <w:rFonts w:ascii="Times New Roman" w:hAnsi="Times New Roman" w:cs="Times New Roman"/>
+          <w:sz w:val="28"/>
+          <w:szCs w:val="28"/>
+        </w:rPr>
+        <w:t>Newton</w:t>
+      </w:r>
+      <w:proofErr w:type="spellEnd"/>
+      <w:r>
+        <w:rPr>
+          <w:rFonts w:ascii="Times New Roman" w:hAnsi="Times New Roman" w:cs="Times New Roman"/>
+          <w:sz w:val="28"/>
+          <w:szCs w:val="28"/>
+        </w:rPr>
+        <w:t>. Это позволяет выбирать наиболее подходящий движок в зависимости от требуемой точности и производительности.</w:t>
+      </w:r>
+    </w:p>
+    <w:p>
+      <w:pPr>
+        <w:spacing w:line="360" w:lineRule="auto"/>
+        <w:ind w:firstLine="709"/>
+        <w:jc w:val="both"/>
+        <w:rPr>
+          <w:rFonts w:ascii="Times New Roman" w:hAnsi="Times New Roman" w:cs="Times New Roman"/>
+          <w:sz w:val="28"/>
+          <w:szCs w:val="28"/>
+        </w:rPr>
+      </w:pPr>
+      <w:r>
+        <w:rPr>
+          <w:rFonts w:ascii="Times New Roman" w:hAnsi="Times New Roman" w:cs="Times New Roman"/>
+          <w:sz w:val="28"/>
+          <w:szCs w:val="28"/>
+        </w:rPr>
+        <w:t xml:space="preserve">Гибкая система управления: модели могут управляться встроенными скриптами (на языке </w:t>
+      </w:r>
+      <w:proofErr w:type="spellStart"/>
+      <w:r>
+        <w:rPr>
+          <w:rFonts w:ascii="Times New Roman" w:hAnsi="Times New Roman" w:cs="Times New Roman"/>
+          <w:sz w:val="28"/>
+          <w:szCs w:val="28"/>
+        </w:rPr>
+        <w:t>Lua</w:t>
+      </w:r>
+      <w:proofErr w:type="spellEnd"/>
+      <w:r>
+        <w:rPr>
+          <w:rFonts w:ascii="Times New Roman" w:hAnsi="Times New Roman" w:cs="Times New Roman"/>
+          <w:sz w:val="28"/>
+          <w:szCs w:val="28"/>
+        </w:rPr>
+        <w:t>), через удалённый API (</w:t>
+      </w:r>
+      <w:proofErr w:type="spellStart"/>
+      <w:r>
+        <w:rPr>
+          <w:rFonts w:ascii="Times New Roman" w:hAnsi="Times New Roman" w:cs="Times New Roman"/>
+          <w:sz w:val="28"/>
+          <w:szCs w:val="28"/>
+        </w:rPr>
+        <w:t>Python</w:t>
+      </w:r>
+      <w:proofErr w:type="spellEnd"/>
+      <w:r>
+        <w:rPr>
+          <w:rFonts w:ascii="Times New Roman" w:hAnsi="Times New Roman" w:cs="Times New Roman"/>
+          <w:sz w:val="28"/>
+          <w:szCs w:val="28"/>
+        </w:rPr>
+        <w:t xml:space="preserve">, C++, </w:t>
+      </w:r>
+      <w:proofErr w:type="spellStart"/>
+      <w:r>
+        <w:rPr>
+          <w:rFonts w:ascii="Times New Roman" w:hAnsi="Times New Roman" w:cs="Times New Roman"/>
+          <w:sz w:val="28"/>
+          <w:szCs w:val="28"/>
+        </w:rPr>
+        <w:t>Java</w:t>
+      </w:r>
+      <w:proofErr w:type="spellEnd"/>
+      <w:r>
+        <w:rPr>
+          <w:rFonts w:ascii="Times New Roman" w:hAnsi="Times New Roman" w:cs="Times New Roman"/>
+          <w:sz w:val="28"/>
+          <w:szCs w:val="28"/>
+        </w:rPr>
+        <w:t xml:space="preserve">, </w:t>
+      </w:r>
+      <w:proofErr w:type="spellStart"/>
+      <w:r>
+        <w:rPr>
+          <w:rFonts w:ascii="Times New Roman" w:hAnsi="Times New Roman" w:cs="Times New Roman"/>
+          <w:sz w:val="28"/>
+          <w:szCs w:val="28"/>
+        </w:rPr>
+        <w:t>Matlab</w:t>
+      </w:r>
+      <w:proofErr w:type="spellEnd"/>
+      <w:r>
+        <w:rPr>
+          <w:rFonts w:ascii="Times New Roman" w:hAnsi="Times New Roman" w:cs="Times New Roman"/>
+          <w:sz w:val="28"/>
+          <w:szCs w:val="28"/>
+        </w:rPr>
+        <w:t>) или с помощью ROS.</w:t>
+      </w:r>
+    </w:p>
+    <w:p>
+      <w:pPr>
+        <w:spacing w:line="360" w:lineRule="auto"/>
+        <w:ind w:firstLine="709"/>
+        <w:jc w:val="both"/>
+        <w:rPr>
+          <w:rFonts w:ascii="Times New Roman" w:hAnsi="Times New Roman" w:cs="Times New Roman"/>
+          <w:sz w:val="28"/>
+          <w:szCs w:val="28"/>
+        </w:rPr>
+      </w:pPr>
+      <w:r>
+        <w:rPr>
+          <w:rFonts w:ascii="Times New Roman" w:hAnsi="Times New Roman" w:cs="Times New Roman"/>
+          <w:sz w:val="28"/>
+          <w:szCs w:val="28"/>
+        </w:rPr>
+        <w:t xml:space="preserve">Поддержка различных типов датчиков и приводов: камеры, </w:t>
+      </w:r>
+      <w:proofErr w:type="spellStart"/>
+      <w:r>
+        <w:rPr>
+          <w:rFonts w:ascii="Times New Roman" w:hAnsi="Times New Roman" w:cs="Times New Roman"/>
+          <w:sz w:val="28"/>
+          <w:szCs w:val="28"/>
+        </w:rPr>
+        <w:t>лидары</w:t>
+      </w:r>
+      <w:proofErr w:type="spellEnd"/>
+      <w:r>
+        <w:rPr>
+          <w:rFonts w:ascii="Times New Roman" w:hAnsi="Times New Roman" w:cs="Times New Roman"/>
+          <w:sz w:val="28"/>
+          <w:szCs w:val="28"/>
+        </w:rPr>
+        <w:t xml:space="preserve">, </w:t>
+      </w:r>
+      <w:r>
+        <w:rPr>
+          <w:rFonts w:ascii="Times New Roman" w:hAnsi="Times New Roman" w:cs="Times New Roman"/>
+          <w:sz w:val="28"/>
+          <w:szCs w:val="28"/>
+        </w:rPr>
+        <w:lastRenderedPageBreak/>
+        <w:t>колёсные приводы, манипуляторы.</w:t>
+      </w:r>
+    </w:p>
+    <w:p>
+      <w:pPr>
+        <w:spacing w:line="360" w:lineRule="auto"/>
+        <w:ind w:firstLine="709"/>
+        <w:jc w:val="both"/>
+        <w:rPr>
+          <w:rFonts w:ascii="Times New Roman" w:hAnsi="Times New Roman" w:cs="Times New Roman"/>
+          <w:sz w:val="28"/>
+          <w:szCs w:val="28"/>
+        </w:rPr>
+      </w:pPr>
+      <w:r>
+        <w:rPr>
+          <w:rFonts w:ascii="Times New Roman" w:hAnsi="Times New Roman" w:cs="Times New Roman"/>
+          <w:sz w:val="28"/>
+          <w:szCs w:val="28"/>
+        </w:rPr>
+        <w:t>Визуализация и отладка: возможность наблюдать за движением модели в реальном времени, строить графики, записывать видео.</w:t>
+      </w:r>
+    </w:p>
+    <w:p>
+      <w:pPr>
+        <w:spacing w:line="360" w:lineRule="auto"/>
+        <w:ind w:firstLine="709"/>
+        <w:jc w:val="both"/>
+        <w:rPr>
+          <w:rFonts w:ascii="Times New Roman" w:hAnsi="Times New Roman" w:cs="Times New Roman"/>
+          <w:sz w:val="28"/>
+          <w:szCs w:val="28"/>
+        </w:rPr>
+      </w:pPr>
+      <w:proofErr w:type="spellStart"/>
+      <w:r>
+        <w:rPr>
+          <w:rFonts w:ascii="Times New Roman" w:hAnsi="Times New Roman" w:cs="Times New Roman"/>
+          <w:sz w:val="28"/>
+          <w:szCs w:val="28"/>
+        </w:rPr>
+        <w:t>CoppeliaSim</w:t>
+      </w:r>
+      <w:proofErr w:type="spellEnd"/>
+      <w:r>
+        <w:rPr>
+          <w:rFonts w:ascii="Times New Roman" w:hAnsi="Times New Roman" w:cs="Times New Roman"/>
+          <w:sz w:val="28"/>
+          <w:szCs w:val="28"/>
+        </w:rPr>
+        <w:t xml:space="preserve"> была выбрана для данной работы по следующим причинам:</w:t>
+      </w:r>
+    </w:p>
+    <w:p>
+      <w:pPr>
+        <w:spacing w:line="360" w:lineRule="auto"/>
+        <w:ind w:firstLine="709"/>
+        <w:jc w:val="both"/>
+        <w:rPr>
+          <w:rFonts w:ascii="Times New Roman" w:hAnsi="Times New Roman" w:cs="Times New Roman"/>
+          <w:sz w:val="28"/>
+          <w:szCs w:val="28"/>
+        </w:rPr>
+      </w:pPr>
+      <w:r>
+        <w:rPr>
+          <w:rFonts w:ascii="Times New Roman" w:hAnsi="Times New Roman" w:cs="Times New Roman"/>
+          <w:sz w:val="28"/>
+          <w:szCs w:val="28"/>
+        </w:rPr>
+        <w:t>В неё уже перенесена модель робота, настроена динамика и написан базовый скрипт управления.</w:t>
+      </w:r>
+    </w:p>
+    <w:p>
+      <w:pPr>
+        <w:spacing w:line="360" w:lineRule="auto"/>
+        <w:ind w:firstLine="709"/>
+        <w:jc w:val="both"/>
+        <w:rPr>
+          <w:rFonts w:ascii="Times New Roman" w:hAnsi="Times New Roman" w:cs="Times New Roman"/>
+          <w:sz w:val="28"/>
+          <w:szCs w:val="28"/>
+        </w:rPr>
+      </w:pPr>
+      <w:r>
+        <w:rPr>
+          <w:rFonts w:ascii="Times New Roman" w:hAnsi="Times New Roman" w:cs="Times New Roman"/>
+          <w:sz w:val="28"/>
+          <w:szCs w:val="28"/>
+        </w:rPr>
+        <w:t xml:space="preserve">Среда поддерживает написание пользовательских скриптов на </w:t>
+      </w:r>
+      <w:proofErr w:type="spellStart"/>
+      <w:r>
+        <w:rPr>
+          <w:rFonts w:ascii="Times New Roman" w:hAnsi="Times New Roman" w:cs="Times New Roman"/>
+          <w:sz w:val="28"/>
+          <w:szCs w:val="28"/>
+        </w:rPr>
+        <w:t>Lua</w:t>
+      </w:r>
+      <w:proofErr w:type="spellEnd"/>
+      <w:r>
+        <w:rPr>
+          <w:rFonts w:ascii="Times New Roman" w:hAnsi="Times New Roman" w:cs="Times New Roman"/>
+          <w:sz w:val="28"/>
+          <w:szCs w:val="28"/>
+        </w:rPr>
+        <w:t>, что позволяет расширить функциональность (например, добавить модуль построения траектории).</w:t>
+      </w:r>
+    </w:p>
+    <w:p>
+      <w:pPr>
+        <w:spacing w:line="360" w:lineRule="auto"/>
+        <w:ind w:firstLine="709"/>
+        <w:jc w:val="both"/>
+        <w:rPr>
+          <w:rFonts w:ascii="Times New Roman" w:hAnsi="Times New Roman" w:cs="Times New Roman"/>
+          <w:sz w:val="28"/>
+          <w:szCs w:val="28"/>
+        </w:rPr>
+      </w:pPr>
+      <w:proofErr w:type="spellStart"/>
+      <w:r>
+        <w:rPr>
+          <w:rFonts w:ascii="Times New Roman" w:hAnsi="Times New Roman" w:cs="Times New Roman"/>
+          <w:sz w:val="28"/>
+          <w:szCs w:val="28"/>
+        </w:rPr>
+        <w:t>CoppeliaSim</w:t>
+      </w:r>
+      <w:proofErr w:type="spellEnd"/>
+      <w:r>
+        <w:rPr>
+          <w:rFonts w:ascii="Times New Roman" w:hAnsi="Times New Roman" w:cs="Times New Roman"/>
+          <w:sz w:val="28"/>
+          <w:szCs w:val="28"/>
+        </w:rPr>
+        <w:t xml:space="preserve"> имеет встроенные средства для работы с сокетами и UDP, что необходимо для передачи команд на реального робота.</w:t>
+      </w:r>
+    </w:p>
+    <w:p>
+      <w:pPr>
+        <w:spacing w:line="360" w:lineRule="auto"/>
+        <w:ind w:firstLine="709"/>
+        <w:jc w:val="both"/>
+        <w:rPr>
+          <w:rFonts w:ascii="Times New Roman" w:hAnsi="Times New Roman" w:cs="Times New Roman"/>
+          <w:sz w:val="28"/>
+          <w:szCs w:val="28"/>
+        </w:rPr>
+      </w:pPr>
+      <w:r>
+        <w:rPr>
+          <w:rFonts w:ascii="Times New Roman" w:hAnsi="Times New Roman" w:cs="Times New Roman"/>
+          <w:sz w:val="28"/>
+          <w:szCs w:val="28"/>
+        </w:rPr>
+        <w:t>Существует обширная документация и сообщество, что упрощает разработку.</w:t>
+      </w:r>
+    </w:p>
+    <w:p>
+      <w:pPr>
+        <w:spacing w:line="360" w:lineRule="auto"/>
+        <w:ind w:firstLine="709"/>
+        <w:jc w:val="both"/>
+        <w:rPr>
+          <w:rFonts w:ascii="Times New Roman" w:hAnsi="Times New Roman" w:cs="Times New Roman"/>
+          <w:sz w:val="28"/>
+          <w:szCs w:val="28"/>
+        </w:rPr>
+      </w:pPr>
+      <w:r>
+        <w:rPr>
+          <w:rFonts w:ascii="Times New Roman" w:hAnsi="Times New Roman" w:cs="Times New Roman"/>
+          <w:sz w:val="28"/>
+          <w:szCs w:val="28"/>
+        </w:rPr>
+        <w:t xml:space="preserve">В рамках данной работы </w:t>
+      </w:r>
+      <w:proofErr w:type="spellStart"/>
+      <w:r>
+        <w:rPr>
+          <w:rFonts w:ascii="Times New Roman" w:hAnsi="Times New Roman" w:cs="Times New Roman"/>
+          <w:sz w:val="28"/>
+          <w:szCs w:val="28"/>
+        </w:rPr>
+        <w:t>CoppeliaSim</w:t>
+      </w:r>
+      <w:proofErr w:type="spellEnd"/>
+      <w:r>
+        <w:rPr>
+          <w:rFonts w:ascii="Times New Roman" w:hAnsi="Times New Roman" w:cs="Times New Roman"/>
+          <w:sz w:val="28"/>
+          <w:szCs w:val="28"/>
+        </w:rPr>
+        <w:t xml:space="preserve"> используется не только как средство отладки, но и как графический интерфейс для программирования маршрутов реального робота.</w:t>
+      </w:r>
+    </w:p>
+    <w:p>
+      <w:pPr>
+        <w:spacing w:line="360" w:lineRule="auto"/>
+        <w:ind w:firstLine="709"/>
+        <w:jc w:val="both"/>
+        <w:rPr>
+          <w:rFonts w:ascii="Times New Roman" w:hAnsi="Times New Roman" w:cs="Times New Roman"/>
+          <w:sz w:val="28"/>
+          <w:szCs w:val="28"/>
+        </w:rPr>
+      </w:pPr>
+      <w:r>
+        <w:rPr>
+          <w:rFonts w:ascii="Times New Roman" w:hAnsi="Times New Roman" w:cs="Times New Roman"/>
+          <w:sz w:val="28"/>
+          <w:szCs w:val="28"/>
+        </w:rPr>
+        <w:t xml:space="preserve">[Рисунок </w:t>
+      </w:r>
+      <w:proofErr w:type="spellStart"/>
+      <w:r>
+        <w:rPr>
+          <w:rFonts w:ascii="Times New Roman" w:hAnsi="Times New Roman" w:cs="Times New Roman"/>
+          <w:sz w:val="28"/>
+          <w:szCs w:val="28"/>
+        </w:rPr>
+        <w:t>копелии</w:t>
+      </w:r>
+      <w:proofErr w:type="spellEnd"/>
+      <w:r>
+        <w:rPr>
+          <w:rFonts w:ascii="Times New Roman" w:hAnsi="Times New Roman" w:cs="Times New Roman"/>
+          <w:sz w:val="28"/>
+          <w:szCs w:val="28"/>
+        </w:rPr>
+        <w:t xml:space="preserve"> сим]</w:t>
+      </w:r>
+    </w:p>
+    <w:p>
+      <w:pPr>
+        <w:spacing w:line="360" w:lineRule="auto"/>
+        <w:ind w:firstLine="709"/>
+        <w:jc w:val="both"/>
+        <w:rPr>
+          <w:rFonts w:ascii="Times New Roman" w:hAnsi="Times New Roman" w:cs="Times New Roman"/>
+          <w:sz w:val="28"/>
+          <w:szCs w:val="28"/>
+        </w:rPr>
+      </w:pPr>
+    </w:p>
+    <w:p>
+      <w:pPr>
+        <w:spacing w:line="360" w:lineRule="auto"/>
+        <w:ind w:firstLine="709"/>
+        <w:jc w:val="both"/>
+        <w:rPr>
+          <w:rFonts w:ascii="Times New Roman" w:hAnsi="Times New Roman" w:cs="Times New Roman"/>
+          <w:sz w:val="28"/>
+          <w:szCs w:val="28"/>
+        </w:rPr>
+      </w:pPr>
+      <w:r>
+        <w:rPr>
+          <w:rFonts w:ascii="Times New Roman" w:hAnsi="Times New Roman" w:cs="Times New Roman"/>
+          <w:sz w:val="28"/>
+          <w:szCs w:val="28"/>
+        </w:rPr>
+        <w:t xml:space="preserve">1.4. Среда разработки </w:t>
+      </w:r>
+      <w:proofErr w:type="spellStart"/>
+      <w:r>
+        <w:rPr>
+          <w:rFonts w:ascii="Times New Roman" w:hAnsi="Times New Roman" w:cs="Times New Roman"/>
+          <w:sz w:val="28"/>
+          <w:szCs w:val="28"/>
+        </w:rPr>
+        <w:t>Arduino</w:t>
+      </w:r>
+      <w:proofErr w:type="spellEnd"/>
+      <w:r>
+        <w:rPr>
+          <w:rFonts w:ascii="Times New Roman" w:hAnsi="Times New Roman" w:cs="Times New Roman"/>
+          <w:sz w:val="28"/>
+          <w:szCs w:val="28"/>
+        </w:rPr>
+        <w:t xml:space="preserve"> IDE</w:t>
+      </w:r>
+    </w:p>
+    <w:p>
+      <w:pPr>
+        <w:spacing w:line="360" w:lineRule="auto"/>
+        <w:ind w:firstLine="709"/>
+        <w:jc w:val="both"/>
+        <w:rPr>
+          <w:rFonts w:ascii="Times New Roman" w:hAnsi="Times New Roman" w:cs="Times New Roman"/>
+          <w:sz w:val="28"/>
+          <w:szCs w:val="28"/>
+        </w:rPr>
+      </w:pPr>
+      <w:proofErr w:type="spellStart"/>
+      <w:r>
+        <w:rPr>
+          <w:rFonts w:ascii="Times New Roman" w:hAnsi="Times New Roman" w:cs="Times New Roman"/>
+          <w:sz w:val="28"/>
+          <w:szCs w:val="28"/>
+        </w:rPr>
+        <w:t>Arduino</w:t>
+      </w:r>
+      <w:proofErr w:type="spellEnd"/>
+      <w:r>
+        <w:rPr>
+          <w:rFonts w:ascii="Times New Roman" w:hAnsi="Times New Roman" w:cs="Times New Roman"/>
+          <w:sz w:val="28"/>
+          <w:szCs w:val="28"/>
+        </w:rPr>
+        <w:t xml:space="preserve"> IDE — это интегрированная среда разработки, предназначенная для программирования микроконтроллеров семейства </w:t>
+      </w:r>
+      <w:proofErr w:type="spellStart"/>
+      <w:r>
+        <w:rPr>
+          <w:rFonts w:ascii="Times New Roman" w:hAnsi="Times New Roman" w:cs="Times New Roman"/>
+          <w:sz w:val="28"/>
+          <w:szCs w:val="28"/>
+        </w:rPr>
+        <w:t>Arduino</w:t>
+      </w:r>
+      <w:proofErr w:type="spellEnd"/>
+      <w:r>
+        <w:rPr>
+          <w:rFonts w:ascii="Times New Roman" w:hAnsi="Times New Roman" w:cs="Times New Roman"/>
+          <w:sz w:val="28"/>
+          <w:szCs w:val="28"/>
+        </w:rPr>
+        <w:t xml:space="preserve">, а также совместимых плат, включая ESP32. К преимуществам </w:t>
+      </w:r>
+      <w:proofErr w:type="spellStart"/>
+      <w:r>
+        <w:rPr>
+          <w:rFonts w:ascii="Times New Roman" w:hAnsi="Times New Roman" w:cs="Times New Roman"/>
+          <w:sz w:val="28"/>
+          <w:szCs w:val="28"/>
+        </w:rPr>
+        <w:t>Arduino</w:t>
+      </w:r>
+      <w:proofErr w:type="spellEnd"/>
+      <w:r>
+        <w:rPr>
+          <w:rFonts w:ascii="Times New Roman" w:hAnsi="Times New Roman" w:cs="Times New Roman"/>
+          <w:sz w:val="28"/>
+          <w:szCs w:val="28"/>
+        </w:rPr>
+        <w:t xml:space="preserve"> IDE можно отнести</w:t>
+      </w:r>
+      <w:r>
+        <w:rPr>
+          <w:rFonts w:ascii="Times New Roman" w:hAnsi="Times New Roman" w:cs="Times New Roman"/>
+          <w:sz w:val="28"/>
+          <w:szCs w:val="28"/>
+        </w:rPr>
+        <w:t xml:space="preserve"> простоту освоения, большое </w:t>
+      </w:r>
+      <w:proofErr w:type="spellStart"/>
+      <w:r>
+        <w:rPr>
+          <w:rFonts w:ascii="Times New Roman" w:hAnsi="Times New Roman" w:cs="Times New Roman"/>
+          <w:sz w:val="28"/>
+          <w:szCs w:val="28"/>
+        </w:rPr>
+        <w:t>количетсво</w:t>
+      </w:r>
+      <w:proofErr w:type="spellEnd"/>
+      <w:r>
+        <w:rPr>
+          <w:rFonts w:ascii="Times New Roman" w:hAnsi="Times New Roman" w:cs="Times New Roman"/>
+          <w:sz w:val="28"/>
+          <w:szCs w:val="28"/>
+        </w:rPr>
+        <w:t xml:space="preserve"> готовых библиотек для работы с </w:t>
+      </w:r>
+      <w:proofErr w:type="spellStart"/>
+      <w:r>
+        <w:rPr>
+          <w:rFonts w:ascii="Times New Roman" w:hAnsi="Times New Roman" w:cs="Times New Roman"/>
+          <w:sz w:val="28"/>
+          <w:szCs w:val="28"/>
+        </w:rPr>
+        <w:t>Wi-Fi</w:t>
+      </w:r>
+      <w:proofErr w:type="spellEnd"/>
+      <w:r>
+        <w:rPr>
+          <w:rFonts w:ascii="Times New Roman" w:hAnsi="Times New Roman" w:cs="Times New Roman"/>
+          <w:sz w:val="28"/>
+          <w:szCs w:val="28"/>
+        </w:rPr>
+        <w:t>, SD-картами, дисплеями и возможность загрузки прошивки через USB с мониторингом последовательного COM порта.</w:t>
+      </w:r>
+    </w:p>
+    <w:p>
+      <w:pPr>
+        <w:spacing w:line="360" w:lineRule="auto"/>
+        <w:ind w:firstLine="709"/>
+        <w:jc w:val="both"/>
+        <w:rPr>
+          <w:rFonts w:ascii="Times New Roman" w:hAnsi="Times New Roman" w:cs="Times New Roman"/>
+          <w:sz w:val="28"/>
+          <w:szCs w:val="28"/>
+        </w:rPr>
+      </w:pPr>
+      <w:r>
+        <w:rPr>
+          <w:rFonts w:ascii="Times New Roman" w:hAnsi="Times New Roman" w:cs="Times New Roman"/>
+          <w:sz w:val="28"/>
+          <w:szCs w:val="28"/>
+        </w:rPr>
+        <w:t xml:space="preserve">На рисунке 1.5 показан общий вид </w:t>
+      </w:r>
+      <w:proofErr w:type="spellStart"/>
+      <w:r>
+        <w:rPr>
+          <w:rFonts w:ascii="Times New Roman" w:hAnsi="Times New Roman" w:cs="Times New Roman"/>
+          <w:sz w:val="28"/>
+          <w:szCs w:val="28"/>
+        </w:rPr>
+        <w:t>Arduino</w:t>
+      </w:r>
+      <w:proofErr w:type="spellEnd"/>
+      <w:r>
+        <w:rPr>
+          <w:rFonts w:ascii="Times New Roman" w:hAnsi="Times New Roman" w:cs="Times New Roman"/>
+          <w:sz w:val="28"/>
+          <w:szCs w:val="28"/>
+        </w:rPr>
+        <w:t xml:space="preserve"> IDE с открытым проектом для ESP32.</w:t>
+      </w:r>
+    </w:p>
+    <w:p>
+      <w:pPr>
+        <w:spacing w:line="360" w:lineRule="auto"/>
+        <w:ind w:firstLine="709"/>
+        <w:jc w:val="both"/>
+        <w:rPr>
+          <w:rFonts w:ascii="Times New Roman" w:hAnsi="Times New Roman" w:cs="Times New Roman"/>
+          <w:sz w:val="28"/>
+          <w:szCs w:val="28"/>
+        </w:rPr>
+      </w:pPr>
+      <w:r>
+        <w:rPr>
+          <w:rFonts w:ascii="Times New Roman" w:hAnsi="Times New Roman" w:cs="Times New Roman"/>
+          <w:sz w:val="28"/>
+          <w:szCs w:val="28"/>
+        </w:rPr>
+        <w:t xml:space="preserve">[Рисунок 1.5 – </w:t>
+      </w:r>
+      <w:proofErr w:type="spellStart"/>
+      <w:r>
+        <w:rPr>
+          <w:rFonts w:ascii="Times New Roman" w:hAnsi="Times New Roman" w:cs="Times New Roman"/>
+          <w:sz w:val="28"/>
+          <w:szCs w:val="28"/>
+        </w:rPr>
+        <w:t>Arduino</w:t>
+      </w:r>
+      <w:proofErr w:type="spellEnd"/>
+      <w:r>
+        <w:rPr>
+          <w:rFonts w:ascii="Times New Roman" w:hAnsi="Times New Roman" w:cs="Times New Roman"/>
+          <w:sz w:val="28"/>
+          <w:szCs w:val="28"/>
+        </w:rPr>
+        <w:t xml:space="preserve"> IDE с проектом для ESP32]</w:t>
+      </w:r>
+    </w:p>
+    <w:p>
+      <w:pPr>
+        <w:spacing w:line="360" w:lineRule="auto"/>
+        <w:ind w:firstLine="709"/>
+        <w:jc w:val="both"/>
+        <w:rPr>
+          <w:rFonts w:ascii="Times New Roman" w:hAnsi="Times New Roman" w:cs="Times New Roman"/>
+          <w:sz w:val="28"/>
+          <w:szCs w:val="28"/>
+        </w:rPr>
+      </w:pPr>
+      <w:r>
+        <w:rPr>
+          <w:rFonts w:ascii="Times New Roman" w:hAnsi="Times New Roman" w:cs="Times New Roman"/>
+          <w:sz w:val="28"/>
+          <w:szCs w:val="28"/>
+        </w:rPr>
+        <w:t xml:space="preserve">Таким образом, выбранная среда разработки полностью покрывает </w:t>
+      </w:r>
+      <w:r>
+        <w:rPr>
+          <w:rFonts w:ascii="Times New Roman" w:hAnsi="Times New Roman" w:cs="Times New Roman"/>
+          <w:sz w:val="28"/>
+          <w:szCs w:val="28"/>
+        </w:rPr>
+        <w:lastRenderedPageBreak/>
+        <w:t>потребности проекта: программирование распределённой системы из 6 контроллеров ESP32, работа с беспроводной связью, хранение данных на SD-карте и предоставление веб-инт</w:t>
+      </w:r>
+      <w:r>
+        <w:rPr>
+          <w:rFonts w:ascii="Times New Roman" w:hAnsi="Times New Roman" w:cs="Times New Roman"/>
+          <w:sz w:val="28"/>
+          <w:szCs w:val="28"/>
+        </w:rPr>
+        <w:t>ерфейса пользователю.</w:t>
+      </w:r>
       <w:bookmarkStart w:id="4" w:name="_GoBack"/>
       <w:bookmarkEnd w:id="4"/>
     </w:p>
+    <w:p/>
     <w:sectPr>
-      <w:footerReference w:type="even" r:id="rId6"/>
-      <w:footerReference w:type="default" r:id="rId7"/>
+      <w:footerReference w:type="even" r:id="rId10"/>
+      <w:footerReference w:type="default" r:id="rId11"/>
       <w:pgSz w:w="11906" w:h="16838"/>
       <w:pgMar w:top="1134" w:right="851" w:bottom="1418" w:left="1701" w:header="709" w:footer="709" w:gutter="0"/>
       <w:cols w:space="708"/>
@@ -6988,8 +9847,27 @@
 </w:document>
 </file>
 
+<file path=word/endnotes.xml><?xml version="1.0" encoding="utf-8"?>
+<w:endnotes xmlns:wpc="http://schemas.microsoft.com/office/word/2010/wordprocessingCanvas" xmlns:cx="http://schemas.microsoft.com/office/drawing/2014/chartex" xmlns:mc="http://schemas.openxmlformats.org/markup-compatibility/2006" xmlns:o="urn:schemas-microsoft-com:office:office" xmlns:r="http://schemas.openxmlformats.org/officeDocument/2006/relationships" xmlns:m="http://schemas.openxmlformats.org/officeDocument/2006/math" xmlns:v="urn:schemas-microsoft-com:vml" xmlns:wp14="http://schemas.microsoft.com/office/word/2010/wordprocessingDrawing" xmlns:wp="http://schemas.openxmlformats.org/drawingml/2006/wordprocessingDrawing" xmlns:w10="urn:schemas-microsoft-com:office:word" xmlns:w="http://schemas.openxmlformats.org/wordprocessingml/2006/main" xmlns:w14="http://schemas.microsoft.com/office/word/2010/wordml" xmlns:w15="http://schemas.microsoft.com/office/word/2012/wordml" xmlns:w16se="http://schemas.microsoft.com/office/word/2015/wordml/symex" xmlns:wpg="http://schemas.microsoft.com/office/word/2010/wordprocessingGroup" xmlns:wpi="http://schemas.microsoft.com/office/word/2010/wordprocessingInk" xmlns:wne="http://schemas.microsoft.com/office/word/2006/wordml" xmlns:wps="http://schemas.microsoft.com/office/word/2010/wordprocessingShape" mc:Ignorable="w14 w15 w16se wp14">
+  <w:endnote w:type="separator" w:id="-1">
+    <w:p>
+      <w:r>
+        <w:separator/>
+      </w:r>
+    </w:p>
+  </w:endnote>
+  <w:endnote w:type="continuationSeparator" w:id="0">
+    <w:p>
+      <w:r>
+        <w:continuationSeparator/>
+      </w:r>
+    </w:p>
+  </w:endnote>
+</w:endnotes>
+</file>
+
 <file path=word/footer1.xml><?xml version="1.0" encoding="utf-8"?>
-<w:ftr xmlns:wpc="http://schemas.microsoft.com/office/word/2010/wordprocessingCanvas" xmlns:mc="http://schemas.openxmlformats.org/markup-compatibility/2006" xmlns:o="urn:schemas-microsoft-com:office:office" xmlns:r="http://schemas.openxmlformats.org/officeDocument/2006/relationships" xmlns:m="http://schemas.openxmlformats.org/officeDocument/2006/math" xmlns:v="urn:schemas-microsoft-com:vml" xmlns:wp14="http://schemas.microsoft.com/office/word/2010/wordprocessingDrawing" xmlns:wp="http://schemas.openxmlformats.org/drawingml/2006/wordprocessingDrawing" xmlns:w10="urn:schemas-microsoft-com:office:word" xmlns:w="http://schemas.openxmlformats.org/wordprocessingml/2006/main" xmlns:w14="http://schemas.microsoft.com/office/word/2010/wordml" xmlns:w15="http://schemas.microsoft.com/office/word/2012/wordml" xmlns:wpg="http://schemas.microsoft.com/office/word/2010/wordprocessingGroup" xmlns:wpi="http://schemas.microsoft.com/office/word/2010/wordprocessingInk" xmlns:wne="http://schemas.microsoft.com/office/word/2006/wordml" xmlns:wps="http://schemas.microsoft.com/office/word/2010/wordprocessingShape" mc:Ignorable="w14 w15 wp14">
+<w:ftr xmlns:wpc="http://schemas.microsoft.com/office/word/2010/wordprocessingCanvas" xmlns:cx="http://schemas.microsoft.com/office/drawing/2014/chartex" xmlns:mc="http://schemas.openxmlformats.org/markup-compatibility/2006" xmlns:o="urn:schemas-microsoft-com:office:office" xmlns:r="http://schemas.openxmlformats.org/officeDocument/2006/relationships" xmlns:m="http://schemas.openxmlformats.org/officeDocument/2006/math" xmlns:v="urn:schemas-microsoft-com:vml" xmlns:wp14="http://schemas.microsoft.com/office/word/2010/wordprocessingDrawing" xmlns:wp="http://schemas.openxmlformats.org/drawingml/2006/wordprocessingDrawing" xmlns:w10="urn:schemas-microsoft-com:office:word" xmlns:w="http://schemas.openxmlformats.org/wordprocessingml/2006/main" xmlns:w14="http://schemas.microsoft.com/office/word/2010/wordml" xmlns:w15="http://schemas.microsoft.com/office/word/2012/wordml" xmlns:w16se="http://schemas.microsoft.com/office/word/2015/wordml/symex" xmlns:wpg="http://schemas.microsoft.com/office/word/2010/wordprocessingGroup" xmlns:wpi="http://schemas.microsoft.com/office/word/2010/wordprocessingInk" xmlns:wne="http://schemas.microsoft.com/office/word/2006/wordml" xmlns:wps="http://schemas.microsoft.com/office/word/2010/wordprocessingShape" mc:Ignorable="w14 w15 w16se wp14">
   <w:p>
     <w:pPr>
       <w:pStyle w:val="a3"/>
@@ -7041,7 +9919,7 @@
 </file>
 
 <file path=word/footer2.xml><?xml version="1.0" encoding="utf-8"?>
-<w:ftr xmlns:wpc="http://schemas.microsoft.com/office/word/2010/wordprocessingCanvas" xmlns:mc="http://schemas.openxmlformats.org/markup-compatibility/2006" xmlns:o="urn:schemas-microsoft-com:office:office" xmlns:r="http://schemas.openxmlformats.org/officeDocument/2006/relationships" xmlns:m="http://schemas.openxmlformats.org/officeDocument/2006/math" xmlns:v="urn:schemas-microsoft-com:vml" xmlns:wp14="http://schemas.microsoft.com/office/word/2010/wordprocessingDrawing" xmlns:wp="http://schemas.openxmlformats.org/drawingml/2006/wordprocessingDrawing" xmlns:w10="urn:schemas-microsoft-com:office:word" xmlns:w="http://schemas.openxmlformats.org/wordprocessingml/2006/main" xmlns:w14="http://schemas.microsoft.com/office/word/2010/wordml" xmlns:w15="http://schemas.microsoft.com/office/word/2012/wordml" xmlns:wpg="http://schemas.microsoft.com/office/word/2010/wordprocessingGroup" xmlns:wpi="http://schemas.microsoft.com/office/word/2010/wordprocessingInk" xmlns:wne="http://schemas.microsoft.com/office/word/2006/wordml" xmlns:wps="http://schemas.microsoft.com/office/word/2010/wordprocessingShape" mc:Ignorable="w14 w15 wp14">
+<w:ftr xmlns:wpc="http://schemas.microsoft.com/office/word/2010/wordprocessingCanvas" xmlns:cx="http://schemas.microsoft.com/office/drawing/2014/chartex" xmlns:mc="http://schemas.openxmlformats.org/markup-compatibility/2006" xmlns:o="urn:schemas-microsoft-com:office:office" xmlns:r="http://schemas.openxmlformats.org/officeDocument/2006/relationships" xmlns:m="http://schemas.openxmlformats.org/officeDocument/2006/math" xmlns:v="urn:schemas-microsoft-com:vml" xmlns:wp14="http://schemas.microsoft.com/office/word/2010/wordprocessingDrawing" xmlns:wp="http://schemas.openxmlformats.org/drawingml/2006/wordprocessingDrawing" xmlns:w10="urn:schemas-microsoft-com:office:word" xmlns:w="http://schemas.openxmlformats.org/wordprocessingml/2006/main" xmlns:w14="http://schemas.microsoft.com/office/word/2010/wordml" xmlns:w15="http://schemas.microsoft.com/office/word/2012/wordml" xmlns:w16se="http://schemas.microsoft.com/office/word/2015/wordml/symex" xmlns:wpg="http://schemas.microsoft.com/office/word/2010/wordprocessingGroup" xmlns:wpi="http://schemas.microsoft.com/office/word/2010/wordprocessingInk" xmlns:wne="http://schemas.microsoft.com/office/word/2006/wordml" xmlns:wps="http://schemas.microsoft.com/office/word/2010/wordprocessingShape" mc:Ignorable="w14 w15 w16se wp14">
   <w:sdt>
     <w:sdtPr>
       <w:id w:val="-507452917"/>
@@ -7095,7 +9973,7 @@
             <w:szCs w:val="28"/>
             <w:lang w:val="ru-RU"/>
           </w:rPr>
-          <w:t>11</w:t>
+          <w:t>18</w:t>
         </w:r>
         <w:r>
           <w:rPr>
@@ -7122,9 +10000,145 @@
 </w:ftr>
 </file>
 
+<file path=word/footnotes.xml><?xml version="1.0" encoding="utf-8"?>
+<w:footnotes xmlns:wpc="http://schemas.microsoft.com/office/word/2010/wordprocessingCanvas" xmlns:cx="http://schemas.microsoft.com/office/drawing/2014/chartex" xmlns:mc="http://schemas.openxmlformats.org/markup-compatibility/2006" xmlns:o="urn:schemas-microsoft-com:office:office" xmlns:r="http://schemas.openxmlformats.org/officeDocument/2006/relationships" xmlns:m="http://schemas.openxmlformats.org/officeDocument/2006/math" xmlns:v="urn:schemas-microsoft-com:vml" xmlns:wp14="http://schemas.microsoft.com/office/word/2010/wordprocessingDrawing" xmlns:wp="http://schemas.openxmlformats.org/drawingml/2006/wordprocessingDrawing" xmlns:w10="urn:schemas-microsoft-com:office:word" xmlns:w="http://schemas.openxmlformats.org/wordprocessingml/2006/main" xmlns:w14="http://schemas.microsoft.com/office/word/2010/wordml" xmlns:w15="http://schemas.microsoft.com/office/word/2012/wordml" xmlns:w16se="http://schemas.microsoft.com/office/word/2015/wordml/symex" xmlns:wpg="http://schemas.microsoft.com/office/word/2010/wordprocessingGroup" xmlns:wpi="http://schemas.microsoft.com/office/word/2010/wordprocessingInk" xmlns:wne="http://schemas.microsoft.com/office/word/2006/wordml" xmlns:wps="http://schemas.microsoft.com/office/word/2010/wordprocessingShape" mc:Ignorable="w14 w15 w16se wp14">
+  <w:footnote w:type="separator" w:id="-1">
+    <w:p>
+      <w:r>
+        <w:separator/>
+      </w:r>
+    </w:p>
+  </w:footnote>
+  <w:footnote w:type="continuationSeparator" w:id="0">
+    <w:p>
+      <w:r>
+        <w:continuationSeparator/>
+      </w:r>
+    </w:p>
+  </w:footnote>
+</w:footnotes>
+</file>
+
 <file path=word/numbering.xml><?xml version="1.0" encoding="utf-8"?>
-<w:numbering xmlns:wpc="http://schemas.microsoft.com/office/word/2010/wordprocessingCanvas" xmlns:mc="http://schemas.openxmlformats.org/markup-compatibility/2006" xmlns:o="urn:schemas-microsoft-com:office:office" xmlns:r="http://schemas.openxmlformats.org/officeDocument/2006/relationships" xmlns:m="http://schemas.openxmlformats.org/officeDocument/2006/math" xmlns:v="urn:schemas-microsoft-com:vml" xmlns:wp14="http://schemas.microsoft.com/office/word/2010/wordprocessingDrawing" xmlns:wp="http://schemas.openxmlformats.org/drawingml/2006/wordprocessingDrawing" xmlns:w10="urn:schemas-microsoft-com:office:word" xmlns:w="http://schemas.openxmlformats.org/wordprocessingml/2006/main" xmlns:w14="http://schemas.microsoft.com/office/word/2010/wordml" xmlns:w15="http://schemas.microsoft.com/office/word/2012/wordml" xmlns:wpg="http://schemas.microsoft.com/office/word/2010/wordprocessingGroup" xmlns:wpi="http://schemas.microsoft.com/office/word/2010/wordprocessingInk" xmlns:wne="http://schemas.microsoft.com/office/word/2006/wordml" xmlns:wps="http://schemas.microsoft.com/office/word/2010/wordprocessingShape" mc:Ignorable="w14 w15 wp14">
+<w:numbering xmlns:wpc="http://schemas.microsoft.com/office/word/2010/wordprocessingCanvas" xmlns:cx="http://schemas.microsoft.com/office/drawing/2014/chartex" xmlns:mc="http://schemas.openxmlformats.org/markup-compatibility/2006" xmlns:o="urn:schemas-microsoft-com:office:office" xmlns:r="http://schemas.openxmlformats.org/officeDocument/2006/relationships" xmlns:m="http://schemas.openxmlformats.org/officeDocument/2006/math" xmlns:v="urn:schemas-microsoft-com:vml" xmlns:wp14="http://schemas.microsoft.com/office/word/2010/wordprocessingDrawing" xmlns:wp="http://schemas.openxmlformats.org/drawingml/2006/wordprocessingDrawing" xmlns:w10="urn:schemas-microsoft-com:office:word" xmlns:w="http://schemas.openxmlformats.org/wordprocessingml/2006/main" xmlns:w14="http://schemas.microsoft.com/office/word/2010/wordml" xmlns:w15="http://schemas.microsoft.com/office/word/2012/wordml" xmlns:w16se="http://schemas.microsoft.com/office/word/2015/wordml/symex" xmlns:wpg="http://schemas.microsoft.com/office/word/2010/wordprocessingGroup" xmlns:wpi="http://schemas.microsoft.com/office/word/2010/wordprocessingInk" xmlns:wne="http://schemas.microsoft.com/office/word/2006/wordml" xmlns:wps="http://schemas.microsoft.com/office/word/2010/wordprocessingShape" mc:Ignorable="w14 w15 w16se wp14">
   <w:abstractNum w:abstractNumId="0" w15:restartNumberingAfterBreak="0">
+    <w:nsid w:val="04A7283C"/>
+    <w:multiLevelType w:val="multilevel"/>
+    <w:tmpl w:val="7F1CC5D6"/>
+    <w:lvl w:ilvl="0">
+      <w:start w:val="1"/>
+      <w:numFmt w:val="decimal"/>
+      <w:lvlText w:val="%1."/>
+      <w:lvlJc w:val="left"/>
+      <w:pPr>
+        <w:tabs>
+          <w:tab w:val="num" w:pos="720"/>
+        </w:tabs>
+        <w:ind w:left="720" w:hanging="360"/>
+      </w:pPr>
+    </w:lvl>
+    <w:lvl w:ilvl="1">
+      <w:start w:val="1"/>
+      <w:numFmt w:val="bullet"/>
+      <w:lvlText w:val="o"/>
+      <w:lvlJc w:val="left"/>
+      <w:pPr>
+        <w:tabs>
+          <w:tab w:val="num" w:pos="1440"/>
+        </w:tabs>
+        <w:ind w:left="1440" w:hanging="360"/>
+      </w:pPr>
+      <w:rPr>
+        <w:rFonts w:ascii="Courier New" w:hAnsi="Courier New" w:hint="default"/>
+        <w:sz w:val="20"/>
+      </w:rPr>
+    </w:lvl>
+    <w:lvl w:ilvl="2" w:tentative="1">
+      <w:start w:val="1"/>
+      <w:numFmt w:val="decimal"/>
+      <w:lvlText w:val="%3."/>
+      <w:lvlJc w:val="left"/>
+      <w:pPr>
+        <w:tabs>
+          <w:tab w:val="num" w:pos="2160"/>
+        </w:tabs>
+        <w:ind w:left="2160" w:hanging="360"/>
+      </w:pPr>
+    </w:lvl>
+    <w:lvl w:ilvl="3" w:tentative="1">
+      <w:start w:val="1"/>
+      <w:numFmt w:val="decimal"/>
+      <w:lvlText w:val="%4."/>
+      <w:lvlJc w:val="left"/>
+      <w:pPr>
+        <w:tabs>
+          <w:tab w:val="num" w:pos="2880"/>
+        </w:tabs>
+        <w:ind w:left="2880" w:hanging="360"/>
+      </w:pPr>
+    </w:lvl>
+    <w:lvl w:ilvl="4" w:tentative="1">
+      <w:start w:val="1"/>
+      <w:numFmt w:val="decimal"/>
+      <w:lvlText w:val="%5."/>
+      <w:lvlJc w:val="left"/>
+      <w:pPr>
+        <w:tabs>
+          <w:tab w:val="num" w:pos="3600"/>
+        </w:tabs>
+        <w:ind w:left="3600" w:hanging="360"/>
+      </w:pPr>
+    </w:lvl>
+    <w:lvl w:ilvl="5" w:tentative="1">
+      <w:start w:val="1"/>
+      <w:numFmt w:val="decimal"/>
+      <w:lvlText w:val="%6."/>
+      <w:lvlJc w:val="left"/>
+      <w:pPr>
+        <w:tabs>
+          <w:tab w:val="num" w:pos="4320"/>
+        </w:tabs>
+        <w:ind w:left="4320" w:hanging="360"/>
+      </w:pPr>
+    </w:lvl>
+    <w:lvl w:ilvl="6" w:tentative="1">
+      <w:start w:val="1"/>
+      <w:numFmt w:val="decimal"/>
+      <w:lvlText w:val="%7."/>
+      <w:lvlJc w:val="left"/>
+      <w:pPr>
+        <w:tabs>
+          <w:tab w:val="num" w:pos="5040"/>
+        </w:tabs>
+        <w:ind w:left="5040" w:hanging="360"/>
+      </w:pPr>
+    </w:lvl>
+    <w:lvl w:ilvl="7" w:tentative="1">
+      <w:start w:val="1"/>
+      <w:numFmt w:val="decimal"/>
+      <w:lvlText w:val="%8."/>
+      <w:lvlJc w:val="left"/>
+      <w:pPr>
+        <w:tabs>
+          <w:tab w:val="num" w:pos="5760"/>
+        </w:tabs>
+        <w:ind w:left="5760" w:hanging="360"/>
+      </w:pPr>
+    </w:lvl>
+    <w:lvl w:ilvl="8" w:tentative="1">
+      <w:start w:val="1"/>
+      <w:numFmt w:val="decimal"/>
+      <w:lvlText w:val="%9."/>
+      <w:lvlJc w:val="left"/>
+      <w:pPr>
+        <w:tabs>
+          <w:tab w:val="num" w:pos="6480"/>
+        </w:tabs>
+        <w:ind w:left="6480" w:hanging="360"/>
+      </w:pPr>
+    </w:lvl>
+  </w:abstractNum>
+  <w:abstractNum w:abstractNumId="1" w15:restartNumberingAfterBreak="0">
     <w:nsid w:val="093B5E4E"/>
     <w:multiLevelType w:val="multilevel"/>
     <w:tmpl w:val="3182D690"/>
@@ -7237,7 +10251,120 @@
       </w:rPr>
     </w:lvl>
   </w:abstractNum>
-  <w:abstractNum w:abstractNumId="1" w15:restartNumberingAfterBreak="0">
+  <w:abstractNum w:abstractNumId="2" w15:restartNumberingAfterBreak="0">
+    <w:nsid w:val="16FF6A93"/>
+    <w:multiLevelType w:val="multilevel"/>
+    <w:tmpl w:val="CD8AB1E0"/>
+    <w:lvl w:ilvl="0">
+      <w:start w:val="1"/>
+      <w:numFmt w:val="decimal"/>
+      <w:lvlText w:val="%1."/>
+      <w:lvlJc w:val="left"/>
+      <w:pPr>
+        <w:tabs>
+          <w:tab w:val="num" w:pos="720"/>
+        </w:tabs>
+        <w:ind w:left="720" w:hanging="360"/>
+      </w:pPr>
+    </w:lvl>
+    <w:lvl w:ilvl="1" w:tentative="1">
+      <w:start w:val="1"/>
+      <w:numFmt w:val="decimal"/>
+      <w:lvlText w:val="%2."/>
+      <w:lvlJc w:val="left"/>
+      <w:pPr>
+        <w:tabs>
+          <w:tab w:val="num" w:pos="1440"/>
+        </w:tabs>
+        <w:ind w:left="1440" w:hanging="360"/>
+      </w:pPr>
+    </w:lvl>
+    <w:lvl w:ilvl="2" w:tentative="1">
+      <w:start w:val="1"/>
+      <w:numFmt w:val="decimal"/>
+      <w:lvlText w:val="%3."/>
+      <w:lvlJc w:val="left"/>
+      <w:pPr>
+        <w:tabs>
+          <w:tab w:val="num" w:pos="2160"/>
+        </w:tabs>
+        <w:ind w:left="2160" w:hanging="360"/>
+      </w:pPr>
+    </w:lvl>
+    <w:lvl w:ilvl="3" w:tentative="1">
+      <w:start w:val="1"/>
+      <w:numFmt w:val="decimal"/>
+      <w:lvlText w:val="%4."/>
+      <w:lvlJc w:val="left"/>
+      <w:pPr>
+        <w:tabs>
+          <w:tab w:val="num" w:pos="2880"/>
+        </w:tabs>
+        <w:ind w:left="2880" w:hanging="360"/>
+      </w:pPr>
+    </w:lvl>
+    <w:lvl w:ilvl="4" w:tentative="1">
+      <w:start w:val="1"/>
+      <w:numFmt w:val="decimal"/>
+      <w:lvlText w:val="%5."/>
+      <w:lvlJc w:val="left"/>
+      <w:pPr>
+        <w:tabs>
+          <w:tab w:val="num" w:pos="3600"/>
+        </w:tabs>
+        <w:ind w:left="3600" w:hanging="360"/>
+      </w:pPr>
+    </w:lvl>
+    <w:lvl w:ilvl="5" w:tentative="1">
+      <w:start w:val="1"/>
+      <w:numFmt w:val="decimal"/>
+      <w:lvlText w:val="%6."/>
+      <w:lvlJc w:val="left"/>
+      <w:pPr>
+        <w:tabs>
+          <w:tab w:val="num" w:pos="4320"/>
+        </w:tabs>
+        <w:ind w:left="4320" w:hanging="360"/>
+      </w:pPr>
+    </w:lvl>
+    <w:lvl w:ilvl="6" w:tentative="1">
+      <w:start w:val="1"/>
+      <w:numFmt w:val="decimal"/>
+      <w:lvlText w:val="%7."/>
+      <w:lvlJc w:val="left"/>
+      <w:pPr>
+        <w:tabs>
+          <w:tab w:val="num" w:pos="5040"/>
+        </w:tabs>
+        <w:ind w:left="5040" w:hanging="360"/>
+      </w:pPr>
+    </w:lvl>
+    <w:lvl w:ilvl="7" w:tentative="1">
+      <w:start w:val="1"/>
+      <w:numFmt w:val="decimal"/>
+      <w:lvlText w:val="%8."/>
+      <w:lvlJc w:val="left"/>
+      <w:pPr>
+        <w:tabs>
+          <w:tab w:val="num" w:pos="5760"/>
+        </w:tabs>
+        <w:ind w:left="5760" w:hanging="360"/>
+      </w:pPr>
+    </w:lvl>
+    <w:lvl w:ilvl="8" w:tentative="1">
+      <w:start w:val="1"/>
+      <w:numFmt w:val="decimal"/>
+      <w:lvlText w:val="%9."/>
+      <w:lvlJc w:val="left"/>
+      <w:pPr>
+        <w:tabs>
+          <w:tab w:val="num" w:pos="6480"/>
+        </w:tabs>
+        <w:ind w:left="6480" w:hanging="360"/>
+      </w:pPr>
+    </w:lvl>
+  </w:abstractNum>
+  <w:abstractNum w:abstractNumId="3" w15:restartNumberingAfterBreak="0">
     <w:nsid w:val="1ED16372"/>
     <w:multiLevelType w:val="multilevel"/>
     <w:tmpl w:val="0B2A975A"/>
@@ -7358,7 +10485,7 @@
       </w:rPr>
     </w:lvl>
   </w:abstractNum>
-  <w:abstractNum w:abstractNumId="2" w15:restartNumberingAfterBreak="0">
+  <w:abstractNum w:abstractNumId="4" w15:restartNumberingAfterBreak="0">
     <w:nsid w:val="28E17673"/>
     <w:multiLevelType w:val="hybridMultilevel"/>
     <w:tmpl w:val="F2A07ACA"/>
@@ -7471,7 +10598,716 @@
       </w:rPr>
     </w:lvl>
   </w:abstractNum>
-  <w:abstractNum w:abstractNumId="3" w15:restartNumberingAfterBreak="0">
+  <w:abstractNum w:abstractNumId="5" w15:restartNumberingAfterBreak="0">
+    <w:nsid w:val="2A9B4777"/>
+    <w:multiLevelType w:val="multilevel"/>
+    <w:tmpl w:val="E61A2D9A"/>
+    <w:lvl w:ilvl="0">
+      <w:start w:val="1"/>
+      <w:numFmt w:val="bullet"/>
+      <w:lvlText w:val=""/>
+      <w:lvlJc w:val="left"/>
+      <w:pPr>
+        <w:tabs>
+          <w:tab w:val="num" w:pos="720"/>
+        </w:tabs>
+        <w:ind w:left="720" w:hanging="360"/>
+      </w:pPr>
+      <w:rPr>
+        <w:rFonts w:ascii="Symbol" w:hAnsi="Symbol" w:hint="default"/>
+        <w:sz w:val="20"/>
+      </w:rPr>
+    </w:lvl>
+    <w:lvl w:ilvl="1" w:tentative="1">
+      <w:start w:val="1"/>
+      <w:numFmt w:val="bullet"/>
+      <w:lvlText w:val="o"/>
+      <w:lvlJc w:val="left"/>
+      <w:pPr>
+        <w:tabs>
+          <w:tab w:val="num" w:pos="1440"/>
+        </w:tabs>
+        <w:ind w:left="1440" w:hanging="360"/>
+      </w:pPr>
+      <w:rPr>
+        <w:rFonts w:ascii="Courier New" w:hAnsi="Courier New" w:hint="default"/>
+        <w:sz w:val="20"/>
+      </w:rPr>
+    </w:lvl>
+    <w:lvl w:ilvl="2" w:tentative="1">
+      <w:start w:val="1"/>
+      <w:numFmt w:val="bullet"/>
+      <w:lvlText w:val=""/>
+      <w:lvlJc w:val="left"/>
+      <w:pPr>
+        <w:tabs>
+          <w:tab w:val="num" w:pos="2160"/>
+        </w:tabs>
+        <w:ind w:left="2160" w:hanging="360"/>
+      </w:pPr>
+      <w:rPr>
+        <w:rFonts w:ascii="Wingdings" w:hAnsi="Wingdings" w:hint="default"/>
+        <w:sz w:val="20"/>
+      </w:rPr>
+    </w:lvl>
+    <w:lvl w:ilvl="3" w:tentative="1">
+      <w:start w:val="1"/>
+      <w:numFmt w:val="bullet"/>
+      <w:lvlText w:val=""/>
+      <w:lvlJc w:val="left"/>
+      <w:pPr>
+        <w:tabs>
+          <w:tab w:val="num" w:pos="2880"/>
+        </w:tabs>
+        <w:ind w:left="2880" w:hanging="360"/>
+      </w:pPr>
+      <w:rPr>
+        <w:rFonts w:ascii="Wingdings" w:hAnsi="Wingdings" w:hint="default"/>
+        <w:sz w:val="20"/>
+      </w:rPr>
+    </w:lvl>
+    <w:lvl w:ilvl="4" w:tentative="1">
+      <w:start w:val="1"/>
+      <w:numFmt w:val="bullet"/>
+      <w:lvlText w:val=""/>
+      <w:lvlJc w:val="left"/>
+      <w:pPr>
+        <w:tabs>
+          <w:tab w:val="num" w:pos="3600"/>
+        </w:tabs>
+        <w:ind w:left="3600" w:hanging="360"/>
+      </w:pPr>
+      <w:rPr>
+        <w:rFonts w:ascii="Wingdings" w:hAnsi="Wingdings" w:hint="default"/>
+        <w:sz w:val="20"/>
+      </w:rPr>
+    </w:lvl>
+    <w:lvl w:ilvl="5" w:tentative="1">
+      <w:start w:val="1"/>
+      <w:numFmt w:val="bullet"/>
+      <w:lvlText w:val=""/>
+      <w:lvlJc w:val="left"/>
+      <w:pPr>
+        <w:tabs>
+          <w:tab w:val="num" w:pos="4320"/>
+        </w:tabs>
+        <w:ind w:left="4320" w:hanging="360"/>
+      </w:pPr>
+      <w:rPr>
+        <w:rFonts w:ascii="Wingdings" w:hAnsi="Wingdings" w:hint="default"/>
+        <w:sz w:val="20"/>
+      </w:rPr>
+    </w:lvl>
+    <w:lvl w:ilvl="6" w:tentative="1">
+      <w:start w:val="1"/>
+      <w:numFmt w:val="bullet"/>
+      <w:lvlText w:val=""/>
+      <w:lvlJc w:val="left"/>
+      <w:pPr>
+        <w:tabs>
+          <w:tab w:val="num" w:pos="5040"/>
+        </w:tabs>
+        <w:ind w:left="5040" w:hanging="360"/>
+      </w:pPr>
+      <w:rPr>
+        <w:rFonts w:ascii="Wingdings" w:hAnsi="Wingdings" w:hint="default"/>
+        <w:sz w:val="20"/>
+      </w:rPr>
+    </w:lvl>
+    <w:lvl w:ilvl="7" w:tentative="1">
+      <w:start w:val="1"/>
+      <w:numFmt w:val="bullet"/>
+      <w:lvlText w:val=""/>
+      <w:lvlJc w:val="left"/>
+      <w:pPr>
+        <w:tabs>
+          <w:tab w:val="num" w:pos="5760"/>
+        </w:tabs>
+        <w:ind w:left="5760" w:hanging="360"/>
+      </w:pPr>
+      <w:rPr>
+        <w:rFonts w:ascii="Wingdings" w:hAnsi="Wingdings" w:hint="default"/>
+        <w:sz w:val="20"/>
+      </w:rPr>
+    </w:lvl>
+    <w:lvl w:ilvl="8" w:tentative="1">
+      <w:start w:val="1"/>
+      <w:numFmt w:val="bullet"/>
+      <w:lvlText w:val=""/>
+      <w:lvlJc w:val="left"/>
+      <w:pPr>
+        <w:tabs>
+          <w:tab w:val="num" w:pos="6480"/>
+        </w:tabs>
+        <w:ind w:left="6480" w:hanging="360"/>
+      </w:pPr>
+      <w:rPr>
+        <w:rFonts w:ascii="Wingdings" w:hAnsi="Wingdings" w:hint="default"/>
+        <w:sz w:val="20"/>
+      </w:rPr>
+    </w:lvl>
+  </w:abstractNum>
+  <w:abstractNum w:abstractNumId="6" w15:restartNumberingAfterBreak="0">
+    <w:nsid w:val="362A2192"/>
+    <w:multiLevelType w:val="multilevel"/>
+    <w:tmpl w:val="18FE2318"/>
+    <w:lvl w:ilvl="0">
+      <w:start w:val="1"/>
+      <w:numFmt w:val="bullet"/>
+      <w:lvlText w:val=""/>
+      <w:lvlJc w:val="left"/>
+      <w:pPr>
+        <w:tabs>
+          <w:tab w:val="num" w:pos="720"/>
+        </w:tabs>
+        <w:ind w:left="720" w:hanging="360"/>
+      </w:pPr>
+      <w:rPr>
+        <w:rFonts w:ascii="Symbol" w:hAnsi="Symbol" w:hint="default"/>
+        <w:sz w:val="20"/>
+      </w:rPr>
+    </w:lvl>
+    <w:lvl w:ilvl="1" w:tentative="1">
+      <w:start w:val="1"/>
+      <w:numFmt w:val="bullet"/>
+      <w:lvlText w:val="o"/>
+      <w:lvlJc w:val="left"/>
+      <w:pPr>
+        <w:tabs>
+          <w:tab w:val="num" w:pos="1440"/>
+        </w:tabs>
+        <w:ind w:left="1440" w:hanging="360"/>
+      </w:pPr>
+      <w:rPr>
+        <w:rFonts w:ascii="Courier New" w:hAnsi="Courier New" w:hint="default"/>
+        <w:sz w:val="20"/>
+      </w:rPr>
+    </w:lvl>
+    <w:lvl w:ilvl="2" w:tentative="1">
+      <w:start w:val="1"/>
+      <w:numFmt w:val="bullet"/>
+      <w:lvlText w:val=""/>
+      <w:lvlJc w:val="left"/>
+      <w:pPr>
+        <w:tabs>
+          <w:tab w:val="num" w:pos="2160"/>
+        </w:tabs>
+        <w:ind w:left="2160" w:hanging="360"/>
+      </w:pPr>
+      <w:rPr>
+        <w:rFonts w:ascii="Wingdings" w:hAnsi="Wingdings" w:hint="default"/>
+        <w:sz w:val="20"/>
+      </w:rPr>
+    </w:lvl>
+    <w:lvl w:ilvl="3" w:tentative="1">
+      <w:start w:val="1"/>
+      <w:numFmt w:val="bullet"/>
+      <w:lvlText w:val=""/>
+      <w:lvlJc w:val="left"/>
+      <w:pPr>
+        <w:tabs>
+          <w:tab w:val="num" w:pos="2880"/>
+        </w:tabs>
+        <w:ind w:left="2880" w:hanging="360"/>
+      </w:pPr>
+      <w:rPr>
+        <w:rFonts w:ascii="Wingdings" w:hAnsi="Wingdings" w:hint="default"/>
+        <w:sz w:val="20"/>
+      </w:rPr>
+    </w:lvl>
+    <w:lvl w:ilvl="4" w:tentative="1">
+      <w:start w:val="1"/>
+      <w:numFmt w:val="bullet"/>
+      <w:lvlText w:val=""/>
+      <w:lvlJc w:val="left"/>
+      <w:pPr>
+        <w:tabs>
+          <w:tab w:val="num" w:pos="3600"/>
+        </w:tabs>
+        <w:ind w:left="3600" w:hanging="360"/>
+      </w:pPr>
+      <w:rPr>
+        <w:rFonts w:ascii="Wingdings" w:hAnsi="Wingdings" w:hint="default"/>
+        <w:sz w:val="20"/>
+      </w:rPr>
+    </w:lvl>
+    <w:lvl w:ilvl="5" w:tentative="1">
+      <w:start w:val="1"/>
+      <w:numFmt w:val="bullet"/>
+      <w:lvlText w:val=""/>
+      <w:lvlJc w:val="left"/>
+      <w:pPr>
+        <w:tabs>
+          <w:tab w:val="num" w:pos="4320"/>
+        </w:tabs>
+        <w:ind w:left="4320" w:hanging="360"/>
+      </w:pPr>
+      <w:rPr>
+        <w:rFonts w:ascii="Wingdings" w:hAnsi="Wingdings" w:hint="default"/>
+        <w:sz w:val="20"/>
+      </w:rPr>
+    </w:lvl>
+    <w:lvl w:ilvl="6" w:tentative="1">
+      <w:start w:val="1"/>
+      <w:numFmt w:val="bullet"/>
+      <w:lvlText w:val=""/>
+      <w:lvlJc w:val="left"/>
+      <w:pPr>
+        <w:tabs>
+          <w:tab w:val="num" w:pos="5040"/>
+        </w:tabs>
+        <w:ind w:left="5040" w:hanging="360"/>
+      </w:pPr>
+      <w:rPr>
+        <w:rFonts w:ascii="Wingdings" w:hAnsi="Wingdings" w:hint="default"/>
+        <w:sz w:val="20"/>
+      </w:rPr>
+    </w:lvl>
+    <w:lvl w:ilvl="7" w:tentative="1">
+      <w:start w:val="1"/>
+      <w:numFmt w:val="bullet"/>
+      <w:lvlText w:val=""/>
+      <w:lvlJc w:val="left"/>
+      <w:pPr>
+        <w:tabs>
+          <w:tab w:val="num" w:pos="5760"/>
+        </w:tabs>
+        <w:ind w:left="5760" w:hanging="360"/>
+      </w:pPr>
+      <w:rPr>
+        <w:rFonts w:ascii="Wingdings" w:hAnsi="Wingdings" w:hint="default"/>
+        <w:sz w:val="20"/>
+      </w:rPr>
+    </w:lvl>
+    <w:lvl w:ilvl="8" w:tentative="1">
+      <w:start w:val="1"/>
+      <w:numFmt w:val="bullet"/>
+      <w:lvlText w:val=""/>
+      <w:lvlJc w:val="left"/>
+      <w:pPr>
+        <w:tabs>
+          <w:tab w:val="num" w:pos="6480"/>
+        </w:tabs>
+        <w:ind w:left="6480" w:hanging="360"/>
+      </w:pPr>
+      <w:rPr>
+        <w:rFonts w:ascii="Wingdings" w:hAnsi="Wingdings" w:hint="default"/>
+        <w:sz w:val="20"/>
+      </w:rPr>
+    </w:lvl>
+  </w:abstractNum>
+  <w:abstractNum w:abstractNumId="7" w15:restartNumberingAfterBreak="0">
+    <w:nsid w:val="437B163D"/>
+    <w:multiLevelType w:val="multilevel"/>
+    <w:tmpl w:val="BF0847A2"/>
+    <w:lvl w:ilvl="0">
+      <w:start w:val="1"/>
+      <w:numFmt w:val="bullet"/>
+      <w:lvlText w:val=""/>
+      <w:lvlJc w:val="left"/>
+      <w:pPr>
+        <w:tabs>
+          <w:tab w:val="num" w:pos="720"/>
+        </w:tabs>
+        <w:ind w:left="720" w:hanging="360"/>
+      </w:pPr>
+      <w:rPr>
+        <w:rFonts w:ascii="Symbol" w:hAnsi="Symbol" w:hint="default"/>
+        <w:sz w:val="20"/>
+      </w:rPr>
+    </w:lvl>
+    <w:lvl w:ilvl="1" w:tentative="1">
+      <w:start w:val="1"/>
+      <w:numFmt w:val="bullet"/>
+      <w:lvlText w:val="o"/>
+      <w:lvlJc w:val="left"/>
+      <w:pPr>
+        <w:tabs>
+          <w:tab w:val="num" w:pos="1440"/>
+        </w:tabs>
+        <w:ind w:left="1440" w:hanging="360"/>
+      </w:pPr>
+      <w:rPr>
+        <w:rFonts w:ascii="Courier New" w:hAnsi="Courier New" w:hint="default"/>
+        <w:sz w:val="20"/>
+      </w:rPr>
+    </w:lvl>
+    <w:lvl w:ilvl="2" w:tentative="1">
+      <w:start w:val="1"/>
+      <w:numFmt w:val="bullet"/>
+      <w:lvlText w:val=""/>
+      <w:lvlJc w:val="left"/>
+      <w:pPr>
+        <w:tabs>
+          <w:tab w:val="num" w:pos="2160"/>
+        </w:tabs>
+        <w:ind w:left="2160" w:hanging="360"/>
+      </w:pPr>
+      <w:rPr>
+        <w:rFonts w:ascii="Wingdings" w:hAnsi="Wingdings" w:hint="default"/>
+        <w:sz w:val="20"/>
+      </w:rPr>
+    </w:lvl>
+    <w:lvl w:ilvl="3" w:tentative="1">
+      <w:start w:val="1"/>
+      <w:numFmt w:val="bullet"/>
+      <w:lvlText w:val=""/>
+      <w:lvlJc w:val="left"/>
+      <w:pPr>
+        <w:tabs>
+          <w:tab w:val="num" w:pos="2880"/>
+        </w:tabs>
+        <w:ind w:left="2880" w:hanging="360"/>
+      </w:pPr>
+      <w:rPr>
+        <w:rFonts w:ascii="Wingdings" w:hAnsi="Wingdings" w:hint="default"/>
+        <w:sz w:val="20"/>
+      </w:rPr>
+    </w:lvl>
+    <w:lvl w:ilvl="4" w:tentative="1">
+      <w:start w:val="1"/>
+      <w:numFmt w:val="bullet"/>
+      <w:lvlText w:val=""/>
+      <w:lvlJc w:val="left"/>
+      <w:pPr>
+        <w:tabs>
+          <w:tab w:val="num" w:pos="3600"/>
+        </w:tabs>
+        <w:ind w:left="3600" w:hanging="360"/>
+      </w:pPr>
+      <w:rPr>
+        <w:rFonts w:ascii="Wingdings" w:hAnsi="Wingdings" w:hint="default"/>
+        <w:sz w:val="20"/>
+      </w:rPr>
+    </w:lvl>
+    <w:lvl w:ilvl="5" w:tentative="1">
+      <w:start w:val="1"/>
+      <w:numFmt w:val="bullet"/>
+      <w:lvlText w:val=""/>
+      <w:lvlJc w:val="left"/>
+      <w:pPr>
+        <w:tabs>
+          <w:tab w:val="num" w:pos="4320"/>
+        </w:tabs>
+        <w:ind w:left="4320" w:hanging="360"/>
+      </w:pPr>
+      <w:rPr>
+        <w:rFonts w:ascii="Wingdings" w:hAnsi="Wingdings" w:hint="default"/>
+        <w:sz w:val="20"/>
+      </w:rPr>
+    </w:lvl>
+    <w:lvl w:ilvl="6" w:tentative="1">
+      <w:start w:val="1"/>
+      <w:numFmt w:val="bullet"/>
+      <w:lvlText w:val=""/>
+      <w:lvlJc w:val="left"/>
+      <w:pPr>
+        <w:tabs>
+          <w:tab w:val="num" w:pos="5040"/>
+        </w:tabs>
+        <w:ind w:left="5040" w:hanging="360"/>
+      </w:pPr>
+      <w:rPr>
+        <w:rFonts w:ascii="Wingdings" w:hAnsi="Wingdings" w:hint="default"/>
+        <w:sz w:val="20"/>
+      </w:rPr>
+    </w:lvl>
+    <w:lvl w:ilvl="7" w:tentative="1">
+      <w:start w:val="1"/>
+      <w:numFmt w:val="bullet"/>
+      <w:lvlText w:val=""/>
+      <w:lvlJc w:val="left"/>
+      <w:pPr>
+        <w:tabs>
+          <w:tab w:val="num" w:pos="5760"/>
+        </w:tabs>
+        <w:ind w:left="5760" w:hanging="360"/>
+      </w:pPr>
+      <w:rPr>
+        <w:rFonts w:ascii="Wingdings" w:hAnsi="Wingdings" w:hint="default"/>
+        <w:sz w:val="20"/>
+      </w:rPr>
+    </w:lvl>
+    <w:lvl w:ilvl="8" w:tentative="1">
+      <w:start w:val="1"/>
+      <w:numFmt w:val="bullet"/>
+      <w:lvlText w:val=""/>
+      <w:lvlJc w:val="left"/>
+      <w:pPr>
+        <w:tabs>
+          <w:tab w:val="num" w:pos="6480"/>
+        </w:tabs>
+        <w:ind w:left="6480" w:hanging="360"/>
+      </w:pPr>
+      <w:rPr>
+        <w:rFonts w:ascii="Wingdings" w:hAnsi="Wingdings" w:hint="default"/>
+        <w:sz w:val="20"/>
+      </w:rPr>
+    </w:lvl>
+  </w:abstractNum>
+  <w:abstractNum w:abstractNumId="8" w15:restartNumberingAfterBreak="0">
+    <w:nsid w:val="529A3766"/>
+    <w:multiLevelType w:val="multilevel"/>
+    <w:tmpl w:val="FC62FCDC"/>
+    <w:lvl w:ilvl="0">
+      <w:start w:val="1"/>
+      <w:numFmt w:val="bullet"/>
+      <w:lvlText w:val=""/>
+      <w:lvlJc w:val="left"/>
+      <w:pPr>
+        <w:tabs>
+          <w:tab w:val="num" w:pos="720"/>
+        </w:tabs>
+        <w:ind w:left="720" w:hanging="360"/>
+      </w:pPr>
+      <w:rPr>
+        <w:rFonts w:ascii="Symbol" w:hAnsi="Symbol" w:hint="default"/>
+        <w:sz w:val="20"/>
+      </w:rPr>
+    </w:lvl>
+    <w:lvl w:ilvl="1" w:tentative="1">
+      <w:start w:val="1"/>
+      <w:numFmt w:val="bullet"/>
+      <w:lvlText w:val="o"/>
+      <w:lvlJc w:val="left"/>
+      <w:pPr>
+        <w:tabs>
+          <w:tab w:val="num" w:pos="1440"/>
+        </w:tabs>
+        <w:ind w:left="1440" w:hanging="360"/>
+      </w:pPr>
+      <w:rPr>
+        <w:rFonts w:ascii="Courier New" w:hAnsi="Courier New" w:hint="default"/>
+        <w:sz w:val="20"/>
+      </w:rPr>
+    </w:lvl>
+    <w:lvl w:ilvl="2" w:tentative="1">
+      <w:start w:val="1"/>
+      <w:numFmt w:val="bullet"/>
+      <w:lvlText w:val=""/>
+      <w:lvlJc w:val="left"/>
+      <w:pPr>
+        <w:tabs>
+          <w:tab w:val="num" w:pos="2160"/>
+        </w:tabs>
+        <w:ind w:left="2160" w:hanging="360"/>
+      </w:pPr>
+      <w:rPr>
+        <w:rFonts w:ascii="Wingdings" w:hAnsi="Wingdings" w:hint="default"/>
+        <w:sz w:val="20"/>
+      </w:rPr>
+    </w:lvl>
+    <w:lvl w:ilvl="3" w:tentative="1">
+      <w:start w:val="1"/>
+      <w:numFmt w:val="bullet"/>
+      <w:lvlText w:val=""/>
+      <w:lvlJc w:val="left"/>
+      <w:pPr>
+        <w:tabs>
+          <w:tab w:val="num" w:pos="2880"/>
+        </w:tabs>
+        <w:ind w:left="2880" w:hanging="360"/>
+      </w:pPr>
+      <w:rPr>
+        <w:rFonts w:ascii="Wingdings" w:hAnsi="Wingdings" w:hint="default"/>
+        <w:sz w:val="20"/>
+      </w:rPr>
+    </w:lvl>
+    <w:lvl w:ilvl="4" w:tentative="1">
+      <w:start w:val="1"/>
+      <w:numFmt w:val="bullet"/>
+      <w:lvlText w:val=""/>
+      <w:lvlJc w:val="left"/>
+      <w:pPr>
+        <w:tabs>
+          <w:tab w:val="num" w:pos="3600"/>
+        </w:tabs>
+        <w:ind w:left="3600" w:hanging="360"/>
+      </w:pPr>
+      <w:rPr>
+        <w:rFonts w:ascii="Wingdings" w:hAnsi="Wingdings" w:hint="default"/>
+        <w:sz w:val="20"/>
+      </w:rPr>
+    </w:lvl>
+    <w:lvl w:ilvl="5" w:tentative="1">
+      <w:start w:val="1"/>
+      <w:numFmt w:val="bullet"/>
+      <w:lvlText w:val=""/>
+      <w:lvlJc w:val="left"/>
+      <w:pPr>
+        <w:tabs>
+          <w:tab w:val="num" w:pos="4320"/>
+        </w:tabs>
+        <w:ind w:left="4320" w:hanging="360"/>
+      </w:pPr>
+      <w:rPr>
+        <w:rFonts w:ascii="Wingdings" w:hAnsi="Wingdings" w:hint="default"/>
+        <w:sz w:val="20"/>
+      </w:rPr>
+    </w:lvl>
+    <w:lvl w:ilvl="6" w:tentative="1">
+      <w:start w:val="1"/>
+      <w:numFmt w:val="bullet"/>
+      <w:lvlText w:val=""/>
+      <w:lvlJc w:val="left"/>
+      <w:pPr>
+        <w:tabs>
+          <w:tab w:val="num" w:pos="5040"/>
+        </w:tabs>
+        <w:ind w:left="5040" w:hanging="360"/>
+      </w:pPr>
+      <w:rPr>
+        <w:rFonts w:ascii="Wingdings" w:hAnsi="Wingdings" w:hint="default"/>
+        <w:sz w:val="20"/>
+      </w:rPr>
+    </w:lvl>
+    <w:lvl w:ilvl="7" w:tentative="1">
+      <w:start w:val="1"/>
+      <w:numFmt w:val="bullet"/>
+      <w:lvlText w:val=""/>
+      <w:lvlJc w:val="left"/>
+      <w:pPr>
+        <w:tabs>
+          <w:tab w:val="num" w:pos="5760"/>
+        </w:tabs>
+        <w:ind w:left="5760" w:hanging="360"/>
+      </w:pPr>
+      <w:rPr>
+        <w:rFonts w:ascii="Wingdings" w:hAnsi="Wingdings" w:hint="default"/>
+        <w:sz w:val="20"/>
+      </w:rPr>
+    </w:lvl>
+    <w:lvl w:ilvl="8" w:tentative="1">
+      <w:start w:val="1"/>
+      <w:numFmt w:val="bullet"/>
+      <w:lvlText w:val=""/>
+      <w:lvlJc w:val="left"/>
+      <w:pPr>
+        <w:tabs>
+          <w:tab w:val="num" w:pos="6480"/>
+        </w:tabs>
+        <w:ind w:left="6480" w:hanging="360"/>
+      </w:pPr>
+      <w:rPr>
+        <w:rFonts w:ascii="Wingdings" w:hAnsi="Wingdings" w:hint="default"/>
+        <w:sz w:val="20"/>
+      </w:rPr>
+    </w:lvl>
+  </w:abstractNum>
+  <w:abstractNum w:abstractNumId="9" w15:restartNumberingAfterBreak="0">
+    <w:nsid w:val="54883B15"/>
+    <w:multiLevelType w:val="multilevel"/>
+    <w:tmpl w:val="973E8B08"/>
+    <w:lvl w:ilvl="0">
+      <w:start w:val="1"/>
+      <w:numFmt w:val="decimal"/>
+      <w:lvlText w:val="%1."/>
+      <w:lvlJc w:val="left"/>
+      <w:pPr>
+        <w:tabs>
+          <w:tab w:val="num" w:pos="720"/>
+        </w:tabs>
+        <w:ind w:left="720" w:hanging="360"/>
+      </w:pPr>
+    </w:lvl>
+    <w:lvl w:ilvl="1" w:tentative="1">
+      <w:start w:val="1"/>
+      <w:numFmt w:val="decimal"/>
+      <w:lvlText w:val="%2."/>
+      <w:lvlJc w:val="left"/>
+      <w:pPr>
+        <w:tabs>
+          <w:tab w:val="num" w:pos="1440"/>
+        </w:tabs>
+        <w:ind w:left="1440" w:hanging="360"/>
+      </w:pPr>
+    </w:lvl>
+    <w:lvl w:ilvl="2" w:tentative="1">
+      <w:start w:val="1"/>
+      <w:numFmt w:val="decimal"/>
+      <w:lvlText w:val="%3."/>
+      <w:lvlJc w:val="left"/>
+      <w:pPr>
+        <w:tabs>
+          <w:tab w:val="num" w:pos="2160"/>
+        </w:tabs>
+        <w:ind w:left="2160" w:hanging="360"/>
+      </w:pPr>
+    </w:lvl>
+    <w:lvl w:ilvl="3" w:tentative="1">
+      <w:start w:val="1"/>
+      <w:numFmt w:val="decimal"/>
+      <w:lvlText w:val="%4."/>
+      <w:lvlJc w:val="left"/>
+      <w:pPr>
+        <w:tabs>
+          <w:tab w:val="num" w:pos="2880"/>
+        </w:tabs>
+        <w:ind w:left="2880" w:hanging="360"/>
+      </w:pPr>
+    </w:lvl>
+    <w:lvl w:ilvl="4" w:tentative="1">
+      <w:start w:val="1"/>
+      <w:numFmt w:val="decimal"/>
+      <w:lvlText w:val="%5."/>
+      <w:lvlJc w:val="left"/>
+      <w:pPr>
+        <w:tabs>
+          <w:tab w:val="num" w:pos="3600"/>
+        </w:tabs>
+        <w:ind w:left="3600" w:hanging="360"/>
+      </w:pPr>
+    </w:lvl>
+    <w:lvl w:ilvl="5" w:tentative="1">
+      <w:start w:val="1"/>
+      <w:numFmt w:val="decimal"/>
+      <w:lvlText w:val="%6."/>
+      <w:lvlJc w:val="left"/>
+      <w:pPr>
+        <w:tabs>
+          <w:tab w:val="num" w:pos="4320"/>
+        </w:tabs>
+        <w:ind w:left="4320" w:hanging="360"/>
+      </w:pPr>
+    </w:lvl>
+    <w:lvl w:ilvl="6" w:tentative="1">
+      <w:start w:val="1"/>
+      <w:numFmt w:val="decimal"/>
+      <w:lvlText w:val="%7."/>
+      <w:lvlJc w:val="left"/>
+      <w:pPr>
+        <w:tabs>
+          <w:tab w:val="num" w:pos="5040"/>
+        </w:tabs>
+        <w:ind w:left="5040" w:hanging="360"/>
+      </w:pPr>
+    </w:lvl>
+    <w:lvl w:ilvl="7" w:tentative="1">
+      <w:start w:val="1"/>
+      <w:numFmt w:val="decimal"/>
+      <w:lvlText w:val="%8."/>
+      <w:lvlJc w:val="left"/>
+      <w:pPr>
+        <w:tabs>
+          <w:tab w:val="num" w:pos="5760"/>
+        </w:tabs>
+        <w:ind w:left="5760" w:hanging="360"/>
+      </w:pPr>
+    </w:lvl>
+    <w:lvl w:ilvl="8" w:tentative="1">
+      <w:start w:val="1"/>
+      <w:numFmt w:val="decimal"/>
+      <w:lvlText w:val="%9."/>
+      <w:lvlJc w:val="left"/>
+      <w:pPr>
+        <w:tabs>
+          <w:tab w:val="num" w:pos="6480"/>
+        </w:tabs>
+        <w:ind w:left="6480" w:hanging="360"/>
+      </w:pPr>
+    </w:lvl>
+  </w:abstractNum>
+  <w:abstractNum w:abstractNumId="10" w15:restartNumberingAfterBreak="0">
     <w:nsid w:val="59321D1A"/>
     <w:multiLevelType w:val="multilevel"/>
     <w:tmpl w:val="59CAF5F0"/>
@@ -7584,7 +11420,7 @@
       </w:pPr>
     </w:lvl>
   </w:abstractNum>
-  <w:abstractNum w:abstractNumId="4" w15:restartNumberingAfterBreak="0">
+  <w:abstractNum w:abstractNumId="11" w15:restartNumberingAfterBreak="0">
     <w:nsid w:val="59427831"/>
     <w:multiLevelType w:val="hybridMultilevel"/>
     <w:tmpl w:val="1E68DD34"/>
@@ -7670,7 +11506,120 @@
       </w:pPr>
     </w:lvl>
   </w:abstractNum>
-  <w:abstractNum w:abstractNumId="5" w15:restartNumberingAfterBreak="0">
+  <w:abstractNum w:abstractNumId="12" w15:restartNumberingAfterBreak="0">
+    <w:nsid w:val="66300847"/>
+    <w:multiLevelType w:val="multilevel"/>
+    <w:tmpl w:val="6A3607A6"/>
+    <w:lvl w:ilvl="0">
+      <w:start w:val="1"/>
+      <w:numFmt w:val="decimal"/>
+      <w:lvlText w:val="%1."/>
+      <w:lvlJc w:val="left"/>
+      <w:pPr>
+        <w:tabs>
+          <w:tab w:val="num" w:pos="720"/>
+        </w:tabs>
+        <w:ind w:left="720" w:hanging="360"/>
+      </w:pPr>
+    </w:lvl>
+    <w:lvl w:ilvl="1" w:tentative="1">
+      <w:start w:val="1"/>
+      <w:numFmt w:val="decimal"/>
+      <w:lvlText w:val="%2."/>
+      <w:lvlJc w:val="left"/>
+      <w:pPr>
+        <w:tabs>
+          <w:tab w:val="num" w:pos="1440"/>
+        </w:tabs>
+        <w:ind w:left="1440" w:hanging="360"/>
+      </w:pPr>
+    </w:lvl>
+    <w:lvl w:ilvl="2" w:tentative="1">
+      <w:start w:val="1"/>
+      <w:numFmt w:val="decimal"/>
+      <w:lvlText w:val="%3."/>
+      <w:lvlJc w:val="left"/>
+      <w:pPr>
+        <w:tabs>
+          <w:tab w:val="num" w:pos="2160"/>
+        </w:tabs>
+        <w:ind w:left="2160" w:hanging="360"/>
+      </w:pPr>
+    </w:lvl>
+    <w:lvl w:ilvl="3" w:tentative="1">
+      <w:start w:val="1"/>
+      <w:numFmt w:val="decimal"/>
+      <w:lvlText w:val="%4."/>
+      <w:lvlJc w:val="left"/>
+      <w:pPr>
+        <w:tabs>
+          <w:tab w:val="num" w:pos="2880"/>
+        </w:tabs>
+        <w:ind w:left="2880" w:hanging="360"/>
+      </w:pPr>
+    </w:lvl>
+    <w:lvl w:ilvl="4" w:tentative="1">
+      <w:start w:val="1"/>
+      <w:numFmt w:val="decimal"/>
+      <w:lvlText w:val="%5."/>
+      <w:lvlJc w:val="left"/>
+      <w:pPr>
+        <w:tabs>
+          <w:tab w:val="num" w:pos="3600"/>
+        </w:tabs>
+        <w:ind w:left="3600" w:hanging="360"/>
+      </w:pPr>
+    </w:lvl>
+    <w:lvl w:ilvl="5" w:tentative="1">
+      <w:start w:val="1"/>
+      <w:numFmt w:val="decimal"/>
+      <w:lvlText w:val="%6."/>
+      <w:lvlJc w:val="left"/>
+      <w:pPr>
+        <w:tabs>
+          <w:tab w:val="num" w:pos="4320"/>
+        </w:tabs>
+        <w:ind w:left="4320" w:hanging="360"/>
+      </w:pPr>
+    </w:lvl>
+    <w:lvl w:ilvl="6" w:tentative="1">
+      <w:start w:val="1"/>
+      <w:numFmt w:val="decimal"/>
+      <w:lvlText w:val="%7."/>
+      <w:lvlJc w:val="left"/>
+      <w:pPr>
+        <w:tabs>
+          <w:tab w:val="num" w:pos="5040"/>
+        </w:tabs>
+        <w:ind w:left="5040" w:hanging="360"/>
+      </w:pPr>
+    </w:lvl>
+    <w:lvl w:ilvl="7" w:tentative="1">
+      <w:start w:val="1"/>
+      <w:numFmt w:val="decimal"/>
+      <w:lvlText w:val="%8."/>
+      <w:lvlJc w:val="left"/>
+      <w:pPr>
+        <w:tabs>
+          <w:tab w:val="num" w:pos="5760"/>
+        </w:tabs>
+        <w:ind w:left="5760" w:hanging="360"/>
+      </w:pPr>
+    </w:lvl>
+    <w:lvl w:ilvl="8" w:tentative="1">
+      <w:start w:val="1"/>
+      <w:numFmt w:val="decimal"/>
+      <w:lvlText w:val="%9."/>
+      <w:lvlJc w:val="left"/>
+      <w:pPr>
+        <w:tabs>
+          <w:tab w:val="num" w:pos="6480"/>
+        </w:tabs>
+        <w:ind w:left="6480" w:hanging="360"/>
+      </w:pPr>
+    </w:lvl>
+  </w:abstractNum>
+  <w:abstractNum w:abstractNumId="13" w15:restartNumberingAfterBreak="0">
     <w:nsid w:val="7DFB53D1"/>
     <w:multiLevelType w:val="multilevel"/>
     <w:tmpl w:val="0B2A975A"/>
@@ -7792,28 +11741,52 @@
     </w:lvl>
   </w:abstractNum>
   <w:num w:numId="1">
+    <w:abstractNumId w:val="4"/>
+  </w:num>
+  <w:num w:numId="2">
+    <w:abstractNumId w:val="10"/>
+  </w:num>
+  <w:num w:numId="3">
+    <w:abstractNumId w:val="11"/>
+  </w:num>
+  <w:num w:numId="4">
+    <w:abstractNumId w:val="13"/>
+  </w:num>
+  <w:num w:numId="5">
+    <w:abstractNumId w:val="3"/>
+  </w:num>
+  <w:num w:numId="6">
+    <w:abstractNumId w:val="1"/>
+  </w:num>
+  <w:num w:numId="7">
+    <w:abstractNumId w:val="6"/>
+  </w:num>
+  <w:num w:numId="8">
+    <w:abstractNumId w:val="12"/>
+  </w:num>
+  <w:num w:numId="9">
+    <w:abstractNumId w:val="0"/>
+  </w:num>
+  <w:num w:numId="10">
+    <w:abstractNumId w:val="5"/>
+  </w:num>
+  <w:num w:numId="11">
+    <w:abstractNumId w:val="8"/>
+  </w:num>
+  <w:num w:numId="12">
     <w:abstractNumId w:val="2"/>
   </w:num>
-  <w:num w:numId="2">
-    <w:abstractNumId w:val="3"/>
+  <w:num w:numId="13">
+    <w:abstractNumId w:val="7"/>
   </w:num>
-  <w:num w:numId="3">
-    <w:abstractNumId w:val="4"/>
-  </w:num>
-  <w:num w:numId="4">
-    <w:abstractNumId w:val="5"/>
-  </w:num>
-  <w:num w:numId="5">
-    <w:abstractNumId w:val="1"/>
-  </w:num>
-  <w:num w:numId="6">
-    <w:abstractNumId w:val="0"/>
+  <w:num w:numId="14">
+    <w:abstractNumId w:val="9"/>
   </w:num>
 </w:numbering>
 </file>
 
 <file path=word/styles.xml><?xml version="1.0" encoding="utf-8"?>
-<w:styles xmlns:mc="http://schemas.openxmlformats.org/markup-compatibility/2006" xmlns:r="http://schemas.openxmlformats.org/officeDocument/2006/relationships" xmlns:w="http://schemas.openxmlformats.org/wordprocessingml/2006/main" xmlns:w14="http://schemas.microsoft.com/office/word/2010/wordml" xmlns:w15="http://schemas.microsoft.com/office/word/2012/wordml" mc:Ignorable="w14 w15">
+<w:styles xmlns:mc="http://schemas.openxmlformats.org/markup-compatibility/2006" xmlns:r="http://schemas.openxmlformats.org/officeDocument/2006/relationships" xmlns:w="http://schemas.openxmlformats.org/wordprocessingml/2006/main" xmlns:w14="http://schemas.microsoft.com/office/word/2010/wordml" xmlns:w15="http://schemas.microsoft.com/office/word/2012/wordml" xmlns:w16se="http://schemas.microsoft.com/office/word/2015/wordml/symex" mc:Ignorable="w14 w15 w16se">
   <w:docDefaults>
     <w:rPrDefault>
       <w:rPr>
@@ -8246,6 +12219,29 @@
       <w:szCs w:val="32"/>
     </w:rPr>
   </w:style>
+  <w:style w:type="paragraph" w:styleId="3">
+    <w:name w:val="heading 3"/>
+    <w:basedOn w:val="a"/>
+    <w:next w:val="a"/>
+    <w:link w:val="30"/>
+    <w:uiPriority w:val="9"/>
+    <w:semiHidden/>
+    <w:unhideWhenUsed/>
+    <w:qFormat/>
+    <w:rsid w:val="00904F17"/>
+    <w:pPr>
+      <w:keepNext/>
+      <w:keepLines/>
+      <w:spacing w:before="40"/>
+      <w:outlineLvl w:val="2"/>
+    </w:pPr>
+    <w:rPr>
+      <w:rFonts w:asciiTheme="majorHAnsi" w:eastAsiaTheme="majorEastAsia" w:hAnsiTheme="majorHAnsi" w:cstheme="majorBidi"/>
+      <w:color w:val="1F4D78" w:themeColor="accent1" w:themeShade="7F"/>
+      <w:sz w:val="24"/>
+      <w:szCs w:val="24"/>
+    </w:rPr>
+  </w:style>
   <w:style w:type="character" w:default="1" w:styleId="a0">
     <w:name w:val="Default Paragraph Font"/>
     <w:uiPriority w:val="1"/>
@@ -8466,6 +12462,32 @@
       <w:ind w:left="720"/>
       <w:contextualSpacing/>
     </w:pPr>
+  </w:style>
+  <w:style w:type="character" w:styleId="ac">
+    <w:name w:val="Emphasis"/>
+    <w:basedOn w:val="a0"/>
+    <w:uiPriority w:val="20"/>
+    <w:qFormat/>
+    <w:rsid w:val="00904F17"/>
+    <w:rPr>
+      <w:i/>
+      <w:iCs/>
+    </w:rPr>
+  </w:style>
+  <w:style w:type="character" w:customStyle="1" w:styleId="30">
+    <w:name w:val="Заголовок 3 Знак"/>
+    <w:basedOn w:val="a0"/>
+    <w:link w:val="3"/>
+    <w:uiPriority w:val="9"/>
+    <w:semiHidden/>
+    <w:rsid w:val="00904F17"/>
+    <w:rPr>
+      <w:rFonts w:asciiTheme="majorHAnsi" w:eastAsiaTheme="majorEastAsia" w:hAnsiTheme="majorHAnsi" w:cstheme="majorBidi"/>
+      <w:color w:val="1F4D78" w:themeColor="accent1" w:themeShade="7F"/>
+      <w:sz w:val="24"/>
+      <w:szCs w:val="24"/>
+      <w:lang w:eastAsia="ru-RU"/>
+    </w:rPr>
   </w:style>
 </w:styles>
 </file>
@@ -8736,7 +12758,7 @@
 </file>
 
 <file path=customXml/itemProps1.xml><?xml version="1.0" encoding="utf-8"?>
-<ds:datastoreItem xmlns:ds="http://schemas.openxmlformats.org/officeDocument/2006/customXml" ds:itemID="{B78350F4-72CE-4F77-A961-CD437F2E904A}">
+<ds:datastoreItem xmlns:ds="http://schemas.openxmlformats.org/officeDocument/2006/customXml" ds:itemID="{AF477DF2-1AF7-4071-B556-4F19F4731CB4}">
   <ds:schemaRefs>
     <ds:schemaRef ds:uri="http://schemas.openxmlformats.org/officeDocument/2006/bibliography"/>
   </ds:schemaRefs>

--- a/diplom.docx
+++ b/diplom.docx
@@ -6666,17 +6666,7 @@
           <w:szCs w:val="28"/>
         </w:rPr>
         <w:lastRenderedPageBreak/>
-        <w:t>Анализ существующих методов управлен</w:t>
-      </w:r>
-      <w:bookmarkStart w:id="3" w:name="_GoBack"/>
-      <w:bookmarkEnd w:id="3"/>
-      <w:r>
-        <w:rPr>
-          <w:rFonts w:ascii="Times New Roman" w:hAnsi="Times New Roman" w:cs="Times New Roman"/>
-          <w:sz w:val="28"/>
-          <w:szCs w:val="28"/>
-        </w:rPr>
-        <w:t>ия всенаправленными роботам</w:t>
+        <w:t>Анализ существующих методов управления всенаправленными роботам</w:t>
       </w:r>
       <w:r>
         <w:rPr>
@@ -6962,7 +6952,7 @@
       <w:r>
         <w:br w:type="page"/>
       </w:r>
-      <w:bookmarkStart w:id="4" w:name="_Toc199764348"/>
+      <w:bookmarkStart w:id="3" w:name="_Toc199764348"/>
       <w:r>
         <w:rPr>
           <w:b w:val="0"/>
@@ -6973,7 +6963,7 @@
         <w:lastRenderedPageBreak/>
         <w:t>Обзор технологий разработки</w:t>
       </w:r>
-      <w:bookmarkEnd w:id="4"/>
+      <w:bookmarkEnd w:id="3"/>
     </w:p>
     <w:p>
       <w:pPr>
@@ -7748,29 +7738,23 @@
               <w:rPr>
                 <w:rFonts w:ascii="Times New Roman" w:hAnsi="Times New Roman" w:cs="Times New Roman"/>
                 <w:sz w:val="24"/>
+                <w:lang w:val="en-US"/>
               </w:rPr>
             </w:pPr>
-            <w:proofErr w:type="spellStart"/>
             <w:r>
               <w:rPr>
                 <w:rFonts w:ascii="Times New Roman" w:hAnsi="Times New Roman" w:cs="Times New Roman"/>
                 <w:sz w:val="24"/>
+                <w:lang w:val="en-US"/>
               </w:rPr>
-              <w:t>Dual-core</w:t>
-            </w:r>
-            <w:proofErr w:type="spellEnd"/>
-            <w:r>
-              <w:rPr>
-                <w:rFonts w:ascii="Times New Roman" w:hAnsi="Times New Roman" w:cs="Times New Roman"/>
-                <w:sz w:val="24"/>
-              </w:rPr>
-              <w:t xml:space="preserve"> </w:t>
+              <w:t xml:space="preserve">Dual-core </w:t>
             </w:r>
             <w:proofErr w:type="spellStart"/>
             <w:r>
               <w:rPr>
                 <w:rFonts w:ascii="Times New Roman" w:hAnsi="Times New Roman" w:cs="Times New Roman"/>
                 <w:sz w:val="24"/>
+                <w:lang w:val="en-US"/>
               </w:rPr>
               <w:t>Xtensa</w:t>
             </w:r>
@@ -7779,8 +7763,39 @@
               <w:rPr>
                 <w:rFonts w:ascii="Times New Roman" w:hAnsi="Times New Roman" w:cs="Times New Roman"/>
                 <w:sz w:val="24"/>
+                <w:lang w:val="en-US"/>
               </w:rPr>
-              <w:t xml:space="preserve"> LX6 (до 240 МГц)</w:t>
+              <w:t xml:space="preserve"> LX6 (</w:t>
+            </w:r>
+            <w:r>
+              <w:rPr>
+                <w:rFonts w:ascii="Times New Roman" w:hAnsi="Times New Roman" w:cs="Times New Roman"/>
+                <w:sz w:val="24"/>
+              </w:rPr>
+              <w:t>до</w:t>
+            </w:r>
+            <w:r>
+              <w:rPr>
+                <w:rFonts w:ascii="Times New Roman" w:hAnsi="Times New Roman" w:cs="Times New Roman"/>
+                <w:sz w:val="24"/>
+                <w:lang w:val="en-US"/>
+              </w:rPr>
+              <w:t xml:space="preserve"> 240 </w:t>
+            </w:r>
+            <w:r>
+              <w:rPr>
+                <w:rFonts w:ascii="Times New Roman" w:hAnsi="Times New Roman" w:cs="Times New Roman"/>
+                <w:sz w:val="24"/>
+              </w:rPr>
+              <w:t>МГц</w:t>
+            </w:r>
+            <w:r>
+              <w:rPr>
+                <w:rFonts w:ascii="Times New Roman" w:hAnsi="Times New Roman" w:cs="Times New Roman"/>
+                <w:sz w:val="24"/>
+                <w:lang w:val="en-US"/>
+              </w:rPr>
+              <w:t>)</w:t>
             </w:r>
           </w:p>
         </w:tc>
@@ -7977,39 +7992,16 @@
               <w:rPr>
                 <w:rFonts w:ascii="Times New Roman" w:hAnsi="Times New Roman" w:cs="Times New Roman"/>
                 <w:sz w:val="24"/>
+                <w:lang w:val="en-US"/>
               </w:rPr>
             </w:pPr>
-            <w:proofErr w:type="spellStart"/>
             <w:r>
               <w:rPr>
                 <w:rFonts w:ascii="Times New Roman" w:hAnsi="Times New Roman" w:cs="Times New Roman"/>
                 <w:sz w:val="24"/>
+                <w:lang w:val="en-US"/>
               </w:rPr>
-              <w:t>Wi-Fi</w:t>
-            </w:r>
-            <w:proofErr w:type="spellEnd"/>
-            <w:r>
-              <w:rPr>
-                <w:rFonts w:ascii="Times New Roman" w:hAnsi="Times New Roman" w:cs="Times New Roman"/>
-                <w:sz w:val="24"/>
-              </w:rPr>
-              <w:t xml:space="preserve"> 802.11 b/g/n, </w:t>
-            </w:r>
-            <w:proofErr w:type="spellStart"/>
-            <w:r>
-              <w:rPr>
-                <w:rFonts w:ascii="Times New Roman" w:hAnsi="Times New Roman" w:cs="Times New Roman"/>
-                <w:sz w:val="24"/>
-              </w:rPr>
-              <w:t>Bluetooth</w:t>
-            </w:r>
-            <w:proofErr w:type="spellEnd"/>
-            <w:r>
-              <w:rPr>
-                <w:rFonts w:ascii="Times New Roman" w:hAnsi="Times New Roman" w:cs="Times New Roman"/>
-                <w:sz w:val="24"/>
-              </w:rPr>
-              <w:t xml:space="preserve"> 4.2</w:t>
+              <w:t>Wi-Fi 802.11 b/g/n, Bluetooth 4.2</w:t>
             </w:r>
           </w:p>
         </w:tc>
@@ -10072,7 +10064,7 @@
           <w:lang w:val="x-none" w:eastAsia="en-US"/>
         </w:rPr>
       </w:pPr>
-      <w:bookmarkStart w:id="5" w:name="_Toc199764356"/>
+      <w:bookmarkStart w:id="4" w:name="_Toc199764356"/>
       <w:r>
         <w:rPr>
           <w:b w:val="0"/>
@@ -10082,7 +10074,7 @@
         </w:rPr>
         <w:t>Программно-аппаратная реализация</w:t>
       </w:r>
-      <w:bookmarkEnd w:id="5"/>
+      <w:bookmarkEnd w:id="4"/>
       <w:r>
         <w:rPr>
           <w:b w:val="0"/>
@@ -10145,23 +10137,39 @@
           <w:sz w:val="28"/>
           <w:szCs w:val="28"/>
         </w:rPr>
-        <w:t>Управление роботом осуществляется заданием трёх параметров: V — модуль линейной скорости (м/с), α — направление движения в системе координат, связанной с корпусом (градусы или радианы), и ω — угловая скорость вращения корпуса (рад/с). Рассмотрим процесс преобразования управляющей команды (V, α, ω) в угловые скорости к</w:t>
-      </w:r>
-      <w:r>
-        <w:rPr>
-          <w:rFonts w:ascii="Times New Roman" w:hAnsi="Times New Roman" w:cs="Times New Roman"/>
-          <w:sz w:val="28"/>
-          <w:szCs w:val="28"/>
-        </w:rPr>
-        <w:t xml:space="preserve">аждого из 12 колёс, благодаря чему вся платформа едет в заданном направлении. </w:t>
-      </w:r>
-      <w:r>
-        <w:rPr>
-          <w:rFonts w:ascii="Times New Roman" w:hAnsi="Times New Roman" w:cs="Times New Roman"/>
-          <w:sz w:val="28"/>
-          <w:szCs w:val="28"/>
-        </w:rPr>
-        <w:t>Процесс выполняется в два этапа.</w:t>
+        <w:t>Управление роботом осуществляется заданием трёх параметров: V — модуль линейной скорости (м/с), α — направление движения в системе координат, связанной с корпусом (радианы), и ω — угловая скорость вращен</w:t>
+      </w:r>
+      <w:r>
+        <w:rPr>
+          <w:rFonts w:ascii="Times New Roman" w:hAnsi="Times New Roman" w:cs="Times New Roman"/>
+          <w:sz w:val="28"/>
+          <w:szCs w:val="28"/>
+        </w:rPr>
+        <w:t>ия корпуса (рад/с). П</w:t>
+      </w:r>
+      <w:r>
+        <w:rPr>
+          <w:rFonts w:ascii="Times New Roman" w:hAnsi="Times New Roman" w:cs="Times New Roman"/>
+          <w:sz w:val="28"/>
+          <w:szCs w:val="28"/>
+        </w:rPr>
+        <w:t>роцесс преобразования управляющей команды (V, α, ω) в угловые скорости к</w:t>
+      </w:r>
+      <w:r>
+        <w:rPr>
+          <w:rFonts w:ascii="Times New Roman" w:hAnsi="Times New Roman" w:cs="Times New Roman"/>
+          <w:sz w:val="28"/>
+          <w:szCs w:val="28"/>
+        </w:rPr>
+        <w:t>аждого из 12 колёс</w:t>
+      </w:r>
+      <w:r>
+        <w:rPr>
+          <w:rFonts w:ascii="Times New Roman" w:hAnsi="Times New Roman" w:cs="Times New Roman"/>
+          <w:sz w:val="28"/>
+          <w:szCs w:val="28"/>
+        </w:rPr>
+        <w:t xml:space="preserve"> выполняется в два этапа.</w:t>
       </w:r>
     </w:p>
     <w:p>
@@ -10181,7 +10189,47 @@
           <w:sz w:val="28"/>
           <w:szCs w:val="28"/>
         </w:rPr>
-        <w:t xml:space="preserve">В первом этапе подается команда: «ехать со скоростью V под углом α относительно носа робота и одновременно вращаться с угловой скоростью ω». Для каждого из трёх модулей необходимо вычислить, с какой скоростью и в каком направлении он должен толкать робота. Для этого берётся вектор желаемой линейной скорости, заданный в полярных координатах (V, α). Он проецируется на ось каждого модуля. Если модуль повёрнут на угол θ, то локальное направление движения относительно этого модуля составит (α — θ). Соответственно, проекция скорости на направление модуля: </w:t>
+        <w:t>В первом этапе подается команда: «ехать со скоростью V под углом α относительно носа робота и одновременно вращаться с угловой скоростью ω». Для каждого из трёх модулей необходимо вычислить, с какой скоростью и в каком направлении он должен толкать робота. Для этого берётся вектор желаемой линейной скорости, заданный в полярных координатах (V, α). Он проецируется на ось каждого модуля. Если модуль повёрнут на угол θ</w:t>
+      </w:r>
+      <w:r>
+        <w:rPr>
+          <w:rFonts w:ascii="Times New Roman" w:hAnsi="Times New Roman" w:cs="Times New Roman"/>
+          <w:sz w:val="28"/>
+          <w:szCs w:val="28"/>
+        </w:rPr>
+        <w:t xml:space="preserve"> (0, 60</w:t>
+      </w:r>
+      <w:r>
+        <w:rPr>
+          <w:rFonts w:ascii="Times New Roman" w:hAnsi="Times New Roman" w:cs="Times New Roman"/>
+          <w:sz w:val="28"/>
+          <w:szCs w:val="28"/>
+        </w:rPr>
+        <w:t>, 120 градусов)</w:t>
+      </w:r>
+      <w:r>
+        <w:rPr>
+          <w:rFonts w:ascii="Times New Roman" w:hAnsi="Times New Roman" w:cs="Times New Roman"/>
+          <w:sz w:val="28"/>
+          <w:szCs w:val="28"/>
+        </w:rPr>
+        <w:t>, то локальное направление движения относительно этого модул</w:t>
+      </w:r>
+      <w:r>
+        <w:rPr>
+          <w:rFonts w:ascii="Times New Roman" w:hAnsi="Times New Roman" w:cs="Times New Roman"/>
+          <w:sz w:val="28"/>
+          <w:szCs w:val="28"/>
+        </w:rPr>
+        <w:t>я составит α - θ</w:t>
+      </w:r>
+      <w:r>
+        <w:rPr>
+          <w:rFonts w:ascii="Times New Roman" w:hAnsi="Times New Roman" w:cs="Times New Roman"/>
+          <w:sz w:val="28"/>
+          <w:szCs w:val="28"/>
+        </w:rPr>
+        <w:t xml:space="preserve">. Соответственно, проекция скорости на направление модуля: </w:t>
       </w:r>
     </w:p>
     <w:p>
@@ -10317,7 +10365,15 @@
           <w:sz w:val="28"/>
           <w:szCs w:val="28"/>
         </w:rPr>
-        <w:t>​ в своей локальной системе координат.</w:t>
+        <w:t>​ в св</w:t>
+      </w:r>
+      <w:r>
+        <w:rPr>
+          <w:rFonts w:ascii="Times New Roman" w:hAnsi="Times New Roman" w:cs="Times New Roman"/>
+          <w:sz w:val="28"/>
+          <w:szCs w:val="28"/>
+        </w:rPr>
+        <w:t>оей локальной системе координат:</w:t>
       </w:r>
     </w:p>
     <w:p>
@@ -10329,22 +10385,16 @@
           <w:rFonts w:ascii="Times New Roman" w:hAnsi="Times New Roman" w:cs="Times New Roman"/>
           <w:sz w:val="28"/>
           <w:szCs w:val="28"/>
-        </w:rPr>
-      </w:pPr>
-      <w:r>
-        <w:rPr>
-          <w:rFonts w:ascii="Times New Roman" w:hAnsi="Times New Roman" w:cs="Times New Roman"/>
-          <w:sz w:val="28"/>
-          <w:szCs w:val="28"/>
-        </w:rPr>
-        <w:t xml:space="preserve">Тут формулы </w:t>
-      </w:r>
+          <w:lang w:val="en-US"/>
+        </w:rPr>
+      </w:pPr>
       <w:proofErr w:type="spellStart"/>
       <w:r>
         <w:rPr>
           <w:rFonts w:ascii="Times New Roman" w:hAnsi="Times New Roman" w:cs="Times New Roman"/>
           <w:sz w:val="28"/>
           <w:szCs w:val="28"/>
+          <w:lang w:val="en-US"/>
         </w:rPr>
         <w:t>Vx</w:t>
       </w:r>
@@ -10354,80 +10404,54 @@
           <w:rFonts w:ascii="Times New Roman" w:hAnsi="Times New Roman" w:cs="Times New Roman"/>
           <w:sz w:val="28"/>
           <w:szCs w:val="28"/>
-        </w:rPr>
-        <w:t>=v*</w:t>
-      </w:r>
-      <w:proofErr w:type="spellStart"/>
-      <w:r>
-        <w:rPr>
-          <w:rFonts w:ascii="Times New Roman" w:hAnsi="Times New Roman" w:cs="Times New Roman"/>
-          <w:sz w:val="28"/>
-          <w:szCs w:val="28"/>
-        </w:rPr>
-        <w:t>sin</w:t>
-      </w:r>
-      <w:proofErr w:type="spellEnd"/>
-      <w:r>
-        <w:rPr>
-          <w:rFonts w:ascii="Times New Roman" w:hAnsi="Times New Roman" w:cs="Times New Roman"/>
-          <w:sz w:val="28"/>
-          <w:szCs w:val="28"/>
-        </w:rPr>
-        <w:t xml:space="preserve">(a-0) и </w:t>
-      </w:r>
-      <w:proofErr w:type="spellStart"/>
-      <w:r>
-        <w:rPr>
-          <w:rFonts w:ascii="Times New Roman" w:hAnsi="Times New Roman" w:cs="Times New Roman"/>
-          <w:sz w:val="28"/>
-          <w:szCs w:val="28"/>
-        </w:rPr>
-        <w:t>Vy</w:t>
-      </w:r>
-      <w:proofErr w:type="spellEnd"/>
-      <w:r>
-        <w:rPr>
-          <w:rFonts w:ascii="Times New Roman" w:hAnsi="Times New Roman" w:cs="Times New Roman"/>
-          <w:sz w:val="28"/>
-          <w:szCs w:val="28"/>
-        </w:rPr>
-        <w:t>=v*</w:t>
-      </w:r>
-      <w:proofErr w:type="spellStart"/>
-      <w:r>
-        <w:rPr>
-          <w:rFonts w:ascii="Times New Roman" w:hAnsi="Times New Roman" w:cs="Times New Roman"/>
-          <w:sz w:val="28"/>
-          <w:szCs w:val="28"/>
-        </w:rPr>
-        <w:t>cos</w:t>
-      </w:r>
-      <w:proofErr w:type="spellEnd"/>
-      <w:r>
-        <w:rPr>
-          <w:rFonts w:ascii="Times New Roman" w:hAnsi="Times New Roman" w:cs="Times New Roman"/>
-          <w:sz w:val="28"/>
-          <w:szCs w:val="28"/>
-        </w:rPr>
-        <w:t xml:space="preserve">(a-0) (формулы написал от </w:t>
-      </w:r>
-      <w:proofErr w:type="spellStart"/>
-      <w:r>
-        <w:rPr>
-          <w:rFonts w:ascii="Times New Roman" w:hAnsi="Times New Roman" w:cs="Times New Roman"/>
-          <w:sz w:val="28"/>
-          <w:szCs w:val="28"/>
-        </w:rPr>
-        <w:t>балды</w:t>
-      </w:r>
-      <w:proofErr w:type="spellEnd"/>
-      <w:r>
-        <w:rPr>
-          <w:rFonts w:ascii="Times New Roman" w:hAnsi="Times New Roman" w:cs="Times New Roman"/>
-          <w:sz w:val="28"/>
-          <w:szCs w:val="28"/>
-        </w:rPr>
-        <w:t xml:space="preserve"> на память)</w:t>
+          <w:lang w:val="en-US"/>
+        </w:rPr>
+        <w:t>=V*</w:t>
+      </w:r>
+      <w:proofErr w:type="gramStart"/>
+      <w:r>
+        <w:rPr>
+          <w:rFonts w:ascii="Times New Roman" w:hAnsi="Times New Roman" w:cs="Times New Roman"/>
+          <w:sz w:val="28"/>
+          <w:szCs w:val="28"/>
+          <w:lang w:val="en-US"/>
+        </w:rPr>
+        <w:t>cos(</w:t>
+      </w:r>
+      <w:proofErr w:type="gramEnd"/>
+      <w:r>
+        <w:rPr>
+          <w:rFonts w:ascii="Times New Roman" w:hAnsi="Times New Roman" w:cs="Times New Roman"/>
+          <w:sz w:val="28"/>
+          <w:szCs w:val="28"/>
+          <w:lang w:val="en-US"/>
+        </w:rPr>
+        <w:t>a-</w:t>
+      </w:r>
+      <w:r>
+        <w:rPr>
+          <w:rFonts w:ascii="Times New Roman" w:hAnsi="Times New Roman" w:cs="Times New Roman"/>
+          <w:sz w:val="28"/>
+          <w:szCs w:val="28"/>
+        </w:rPr>
+        <w:t xml:space="preserve"> </w:t>
+      </w:r>
+      <w:r>
+        <w:rPr>
+          <w:rFonts w:ascii="Times New Roman" w:hAnsi="Times New Roman" w:cs="Times New Roman"/>
+          <w:sz w:val="28"/>
+          <w:szCs w:val="28"/>
+        </w:rPr>
+        <w:t>θ</w:t>
+      </w:r>
+      <w:r>
+        <w:rPr>
+          <w:rFonts w:ascii="Times New Roman" w:hAnsi="Times New Roman" w:cs="Times New Roman"/>
+          <w:sz w:val="28"/>
+          <w:szCs w:val="28"/>
+          <w:lang w:val="en-US"/>
+        </w:rPr>
+        <w:t>)</w:t>
       </w:r>
     </w:p>
     <w:p>
@@ -10437,26 +10461,20 @@
         <w:jc w:val="both"/>
         <w:rPr>
           <w:rFonts w:ascii="Times New Roman" w:hAnsi="Times New Roman" w:cs="Times New Roman"/>
-          <w:sz w:val="28"/>
-          <w:szCs w:val="28"/>
-        </w:rPr>
-      </w:pPr>
-      <w:r>
-        <w:rPr>
-          <w:rFonts w:ascii="Times New Roman" w:hAnsi="Times New Roman" w:cs="Times New Roman"/>
-          <w:sz w:val="28"/>
-          <w:szCs w:val="28"/>
-        </w:rPr>
-        <w:t xml:space="preserve">На втором этапе происходит </w:t>
-      </w:r>
+          <w:b/>
+          <w:sz w:val="28"/>
+          <w:szCs w:val="28"/>
+        </w:rPr>
+      </w:pPr>
       <w:proofErr w:type="spellStart"/>
       <w:r>
         <w:rPr>
           <w:rFonts w:ascii="Times New Roman" w:hAnsi="Times New Roman" w:cs="Times New Roman"/>
           <w:sz w:val="28"/>
           <w:szCs w:val="28"/>
-        </w:rPr>
-        <w:t>рассчет</w:t>
+          <w:lang w:val="en-US"/>
+        </w:rPr>
+        <w:t>Vy</w:t>
       </w:r>
       <w:proofErr w:type="spellEnd"/>
       <w:r>
@@ -10465,61 +10483,76 @@
           <w:sz w:val="28"/>
           <w:szCs w:val="28"/>
         </w:rPr>
-        <w:t xml:space="preserve"> скорости для каждого отдельного колеса. Наш робот разбит на три модуля, каждый из которых представляет собой классическую 4-колёсную платформу </w:t>
-      </w:r>
-      <w:proofErr w:type="spellStart"/>
-      <w:r>
-        <w:rPr>
-          <w:rFonts w:ascii="Times New Roman" w:hAnsi="Times New Roman" w:cs="Times New Roman"/>
-          <w:sz w:val="28"/>
-          <w:szCs w:val="28"/>
-        </w:rPr>
-        <w:t>Меканум</w:t>
-      </w:r>
-      <w:proofErr w:type="spellEnd"/>
-      <w:r>
-        <w:rPr>
-          <w:rFonts w:ascii="Times New Roman" w:hAnsi="Times New Roman" w:cs="Times New Roman"/>
-          <w:sz w:val="28"/>
-          <w:szCs w:val="28"/>
-        </w:rPr>
-        <w:t xml:space="preserve"> прямоугольной конфигурации. Для такой платформы существует система уравнений, связывающая желаемые скорости модуля (</w:t>
-      </w:r>
-      <w:proofErr w:type="spellStart"/>
-      <w:r>
-        <w:rPr>
-          <w:rFonts w:ascii="Times New Roman" w:hAnsi="Times New Roman" w:cs="Times New Roman"/>
-          <w:sz w:val="28"/>
-          <w:szCs w:val="28"/>
-        </w:rPr>
-        <w:t>VxVx</w:t>
-      </w:r>
-      <w:proofErr w:type="spellEnd"/>
-      <w:r>
-        <w:rPr>
-          <w:rFonts w:ascii="Times New Roman" w:hAnsi="Times New Roman" w:cs="Times New Roman"/>
-          <w:sz w:val="28"/>
-          <w:szCs w:val="28"/>
-        </w:rPr>
-        <w:t>​, </w:t>
-      </w:r>
-      <w:proofErr w:type="spellStart"/>
-      <w:r>
-        <w:rPr>
-          <w:rFonts w:ascii="Times New Roman" w:hAnsi="Times New Roman" w:cs="Times New Roman"/>
-          <w:sz w:val="28"/>
-          <w:szCs w:val="28"/>
-        </w:rPr>
-        <w:t>VyVy</w:t>
-      </w:r>
-      <w:proofErr w:type="spellEnd"/>
-      <w:r>
-        <w:rPr>
-          <w:rFonts w:ascii="Times New Roman" w:hAnsi="Times New Roman" w:cs="Times New Roman"/>
-          <w:sz w:val="28"/>
-          <w:szCs w:val="28"/>
-        </w:rPr>
-        <w:t>​) и угловую скорость корпуса ω с угловыми скоростями четырёх колёс:</w:t>
+        <w:t>=</w:t>
+      </w:r>
+      <w:r>
+        <w:rPr>
+          <w:rFonts w:ascii="Times New Roman" w:hAnsi="Times New Roman" w:cs="Times New Roman"/>
+          <w:sz w:val="28"/>
+          <w:szCs w:val="28"/>
+          <w:lang w:val="en-US"/>
+        </w:rPr>
+        <w:t>V</w:t>
+      </w:r>
+      <w:r>
+        <w:rPr>
+          <w:rFonts w:ascii="Times New Roman" w:hAnsi="Times New Roman" w:cs="Times New Roman"/>
+          <w:sz w:val="28"/>
+          <w:szCs w:val="28"/>
+        </w:rPr>
+        <w:t>*</w:t>
+      </w:r>
+      <w:proofErr w:type="gramStart"/>
+      <w:r>
+        <w:rPr>
+          <w:rFonts w:ascii="Times New Roman" w:hAnsi="Times New Roman" w:cs="Times New Roman"/>
+          <w:sz w:val="28"/>
+          <w:szCs w:val="28"/>
+          <w:lang w:val="en-US"/>
+        </w:rPr>
+        <w:t>sin</w:t>
+      </w:r>
+      <w:r>
+        <w:rPr>
+          <w:rFonts w:ascii="Times New Roman" w:hAnsi="Times New Roman" w:cs="Times New Roman"/>
+          <w:sz w:val="28"/>
+          <w:szCs w:val="28"/>
+        </w:rPr>
+        <w:t>(</w:t>
+      </w:r>
+      <w:proofErr w:type="gramEnd"/>
+      <w:r>
+        <w:rPr>
+          <w:rFonts w:ascii="Times New Roman" w:hAnsi="Times New Roman" w:cs="Times New Roman"/>
+          <w:sz w:val="28"/>
+          <w:szCs w:val="28"/>
+          <w:lang w:val="en-US"/>
+        </w:rPr>
+        <w:t>a</w:t>
+      </w:r>
+      <w:r>
+        <w:rPr>
+          <w:rFonts w:ascii="Times New Roman" w:hAnsi="Times New Roman" w:cs="Times New Roman"/>
+          <w:sz w:val="28"/>
+          <w:szCs w:val="28"/>
+        </w:rPr>
+        <w:t xml:space="preserve">- </w:t>
+      </w:r>
+      <w:r>
+        <w:rPr>
+          <w:rFonts w:ascii="Times New Roman" w:hAnsi="Times New Roman" w:cs="Times New Roman"/>
+          <w:sz w:val="28"/>
+          <w:szCs w:val="28"/>
+        </w:rPr>
+        <w:t>θ</w:t>
+      </w:r>
+      <w:r>
+        <w:rPr>
+          <w:rFonts w:ascii="Times New Roman" w:hAnsi="Times New Roman" w:cs="Times New Roman"/>
+          <w:sz w:val="28"/>
+          <w:szCs w:val="28"/>
+        </w:rPr>
+        <w:t>)</w:t>
       </w:r>
     </w:p>
     <w:p>
@@ -10536,6 +10569,113 @@
       <w:r>
         <w:rPr>
           <w:rFonts w:ascii="Times New Roman" w:hAnsi="Times New Roman" w:cs="Times New Roman"/>
+          <w:sz w:val="28"/>
+          <w:szCs w:val="28"/>
+        </w:rPr>
+        <w:t xml:space="preserve">На втором этапе происходит </w:t>
+      </w:r>
+      <w:r>
+        <w:rPr>
+          <w:rFonts w:ascii="Times New Roman" w:hAnsi="Times New Roman" w:cs="Times New Roman"/>
+          <w:sz w:val="28"/>
+          <w:szCs w:val="28"/>
+        </w:rPr>
+        <w:t>расчёт</w:t>
+      </w:r>
+      <w:r>
+        <w:rPr>
+          <w:rFonts w:ascii="Times New Roman" w:hAnsi="Times New Roman" w:cs="Times New Roman"/>
+          <w:sz w:val="28"/>
+          <w:szCs w:val="28"/>
+        </w:rPr>
+        <w:t xml:space="preserve"> скорости для </w:t>
+      </w:r>
+      <w:r>
+        <w:rPr>
+          <w:rFonts w:ascii="Times New Roman" w:hAnsi="Times New Roman" w:cs="Times New Roman"/>
+          <w:sz w:val="28"/>
+          <w:szCs w:val="28"/>
+        </w:rPr>
+        <w:t>каждого отдельного колеса. Р</w:t>
+      </w:r>
+      <w:r>
+        <w:rPr>
+          <w:rFonts w:ascii="Times New Roman" w:hAnsi="Times New Roman" w:cs="Times New Roman"/>
+          <w:sz w:val="28"/>
+          <w:szCs w:val="28"/>
+        </w:rPr>
+        <w:t xml:space="preserve">обот разбит на три модуля, каждый из которых представляет собой классическую 4-колёсную платформу </w:t>
+      </w:r>
+      <w:proofErr w:type="spellStart"/>
+      <w:r>
+        <w:rPr>
+          <w:rFonts w:ascii="Times New Roman" w:hAnsi="Times New Roman" w:cs="Times New Roman"/>
+          <w:sz w:val="28"/>
+          <w:szCs w:val="28"/>
+        </w:rPr>
+        <w:t>Меканум</w:t>
+      </w:r>
+      <w:proofErr w:type="spellEnd"/>
+      <w:r>
+        <w:rPr>
+          <w:rFonts w:ascii="Times New Roman" w:hAnsi="Times New Roman" w:cs="Times New Roman"/>
+          <w:sz w:val="28"/>
+          <w:szCs w:val="28"/>
+        </w:rPr>
+        <w:t xml:space="preserve"> прямоугольной конфигурации. Для такой платформы существует система уравнений, связывающая желаемые скорости модуля (</w:t>
+      </w:r>
+      <w:proofErr w:type="spellStart"/>
+      <w:r>
+        <w:rPr>
+          <w:rFonts w:ascii="Times New Roman" w:hAnsi="Times New Roman" w:cs="Times New Roman"/>
+          <w:sz w:val="28"/>
+          <w:szCs w:val="28"/>
+        </w:rPr>
+        <w:t>VxVx</w:t>
+      </w:r>
+      <w:proofErr w:type="spellEnd"/>
+      <w:r>
+        <w:rPr>
+          <w:rFonts w:ascii="Times New Roman" w:hAnsi="Times New Roman" w:cs="Times New Roman"/>
+          <w:sz w:val="28"/>
+          <w:szCs w:val="28"/>
+        </w:rPr>
+        <w:t>​, </w:t>
+      </w:r>
+      <w:proofErr w:type="spellStart"/>
+      <w:r>
+        <w:rPr>
+          <w:rFonts w:ascii="Times New Roman" w:hAnsi="Times New Roman" w:cs="Times New Roman"/>
+          <w:sz w:val="28"/>
+          <w:szCs w:val="28"/>
+        </w:rPr>
+        <w:t>VyVy</w:t>
+      </w:r>
+      <w:proofErr w:type="spellEnd"/>
+      <w:r>
+        <w:rPr>
+          <w:rFonts w:ascii="Times New Roman" w:hAnsi="Times New Roman" w:cs="Times New Roman"/>
+          <w:sz w:val="28"/>
+          <w:szCs w:val="28"/>
+        </w:rPr>
+        <w:t>​) и угловую скорость корпуса ω с угловыми скоростями четырёх колёс:</w:t>
+      </w:r>
+    </w:p>
+    <w:p>
+      <w:pPr>
+        <w:spacing w:line="360" w:lineRule="auto"/>
+        <w:ind w:firstLine="709"/>
+        <w:jc w:val="both"/>
+        <w:rPr>
+          <w:rFonts w:ascii="Times New Roman" w:hAnsi="Times New Roman" w:cs="Times New Roman"/>
+          <w:sz w:val="28"/>
+          <w:szCs w:val="28"/>
+        </w:rPr>
+      </w:pPr>
+      <w:r>
+        <w:rPr>
+          <w:rFonts w:ascii="Times New Roman" w:hAnsi="Times New Roman" w:cs="Times New Roman"/>
+          <w:noProof/>
           <w:sz w:val="28"/>
           <w:szCs w:val="28"/>
         </w:rPr>
@@ -10754,6 +10894,23 @@
         </w:rPr>
         <w:t xml:space="preserve"> (левосторонняя или правосторонняя намотка). В данной работе используются колёса с согласованной ориентацией, обеспечивающей приведённые выше соотношения.</w:t>
       </w:r>
+      <w:r>
+        <w:rPr>
+          <w:rFonts w:ascii="Times New Roman" w:hAnsi="Times New Roman" w:cs="Times New Roman"/>
+          <w:sz w:val="28"/>
+          <w:szCs w:val="28"/>
+        </w:rPr>
+        <w:t xml:space="preserve"> </w:t>
+      </w:r>
+      <w:r>
+        <w:rPr>
+          <w:rFonts w:ascii="Times New Roman" w:hAnsi="Times New Roman" w:cs="Times New Roman"/>
+          <w:color w:val="FF0000"/>
+          <w:sz w:val="28"/>
+          <w:szCs w:val="28"/>
+        </w:rPr>
+        <w:t>(проверить эти формулы)</w:t>
+      </w:r>
     </w:p>
     <w:p>
       <w:pPr>
@@ -10837,6 +10994,111 @@
     </w:p>
     <w:p>
       <w:pPr>
+        <w:pStyle w:val="ab"/>
+        <w:numPr>
+          <w:ilvl w:val="0"/>
+          <w:numId w:val="31"/>
+        </w:numPr>
+        <w:spacing w:line="360" w:lineRule="auto"/>
+        <w:jc w:val="both"/>
+        <w:rPr>
+          <w:rFonts w:ascii="Times New Roman" w:hAnsi="Times New Roman" w:cs="Times New Roman"/>
+          <w:sz w:val="28"/>
+          <w:szCs w:val="28"/>
+        </w:rPr>
+      </w:pPr>
+      <w:r>
+        <w:rPr>
+          <w:rFonts w:ascii="Times New Roman" w:hAnsi="Times New Roman" w:cs="Times New Roman"/>
+          <w:sz w:val="28"/>
+          <w:szCs w:val="28"/>
+        </w:rPr>
+        <w:t xml:space="preserve">задать произвольную траекторию (замкнутую или незамкнутую) в </w:t>
+      </w:r>
+      <w:r>
+        <w:rPr>
+          <w:rFonts w:ascii="Times New Roman" w:hAnsi="Times New Roman" w:cs="Times New Roman"/>
+          <w:sz w:val="28"/>
+          <w:szCs w:val="28"/>
+        </w:rPr>
+        <w:lastRenderedPageBreak/>
+        <w:t>визуальном режиме;</w:t>
+      </w:r>
+    </w:p>
+    <w:p>
+      <w:pPr>
+        <w:pStyle w:val="ab"/>
+        <w:numPr>
+          <w:ilvl w:val="0"/>
+          <w:numId w:val="31"/>
+        </w:numPr>
+        <w:spacing w:line="360" w:lineRule="auto"/>
+        <w:jc w:val="both"/>
+        <w:rPr>
+          <w:rFonts w:ascii="Times New Roman" w:hAnsi="Times New Roman" w:cs="Times New Roman"/>
+          <w:sz w:val="28"/>
+          <w:szCs w:val="28"/>
+        </w:rPr>
+      </w:pPr>
+      <w:r>
+        <w:rPr>
+          <w:rFonts w:ascii="Times New Roman" w:hAnsi="Times New Roman" w:cs="Times New Roman"/>
+          <w:sz w:val="28"/>
+          <w:szCs w:val="28"/>
+        </w:rPr>
+        <w:t>автоматически преобразовать её в последовательность управляющих векторов (V, α, ω);</w:t>
+      </w:r>
+    </w:p>
+    <w:p>
+      <w:pPr>
+        <w:pStyle w:val="ab"/>
+        <w:numPr>
+          <w:ilvl w:val="0"/>
+          <w:numId w:val="31"/>
+        </w:numPr>
+        <w:spacing w:line="360" w:lineRule="auto"/>
+        <w:jc w:val="both"/>
+        <w:rPr>
+          <w:rFonts w:ascii="Times New Roman" w:hAnsi="Times New Roman" w:cs="Times New Roman"/>
+          <w:sz w:val="28"/>
+          <w:szCs w:val="28"/>
+        </w:rPr>
+      </w:pPr>
+      <w:r>
+        <w:rPr>
+          <w:rFonts w:ascii="Times New Roman" w:hAnsi="Times New Roman" w:cs="Times New Roman"/>
+          <w:sz w:val="28"/>
+          <w:szCs w:val="28"/>
+        </w:rPr>
+        <w:t>обеспечить движение имитационной модели по этой траектории;</w:t>
+      </w:r>
+    </w:p>
+    <w:p>
+      <w:pPr>
+        <w:pStyle w:val="ab"/>
+        <w:numPr>
+          <w:ilvl w:val="0"/>
+          <w:numId w:val="31"/>
+        </w:numPr>
+        <w:spacing w:line="360" w:lineRule="auto"/>
+        <w:jc w:val="both"/>
+        <w:rPr>
+          <w:rFonts w:ascii="Times New Roman" w:hAnsi="Times New Roman" w:cs="Times New Roman"/>
+          <w:sz w:val="28"/>
+          <w:szCs w:val="28"/>
+        </w:rPr>
+      </w:pPr>
+      <w:r>
+        <w:rPr>
+          <w:rFonts w:ascii="Times New Roman" w:hAnsi="Times New Roman" w:cs="Times New Roman"/>
+          <w:sz w:val="28"/>
+          <w:szCs w:val="28"/>
+        </w:rPr>
+        <w:t>передать полученные векторы на реального робота для автономного повторения маршрута.</w:t>
+      </w:r>
+    </w:p>
+    <w:p>
+      <w:pPr>
         <w:spacing w:line="360" w:lineRule="auto"/>
         <w:ind w:firstLine="709"/>
         <w:jc w:val="both"/>
@@ -10852,16 +11114,7 @@
           <w:sz w:val="28"/>
           <w:szCs w:val="28"/>
         </w:rPr>
-        <w:t xml:space="preserve">задать произвольную траекторию (замкнутую или незамкнутую) в </w:t>
-      </w:r>
-      <w:r>
-        <w:rPr>
-          <w:rFonts w:ascii="Times New Roman" w:hAnsi="Times New Roman" w:cs="Times New Roman"/>
-          <w:sz w:val="28"/>
-          <w:szCs w:val="28"/>
-        </w:rPr>
-        <w:lastRenderedPageBreak/>
-        <w:t>визуальном режиме;</w:t>
+        <w:t>2.2. Анализ существующих подходов и инструментов</w:t>
       </w:r>
     </w:p>
     <w:p>
@@ -10881,7 +11134,25 @@
           <w:sz w:val="28"/>
           <w:szCs w:val="28"/>
         </w:rPr>
-        <w:t>автоматически преобразовать её в последовательность управляющих векторов (V, α, ω);</w:t>
+        <w:t xml:space="preserve">Прежде чем приступить к собственной реализации, был проведён анализ существующих решений в области управления роботами по заданной траектории, а также изучены инструменты, предоставляемые средой </w:t>
+      </w:r>
+      <w:proofErr w:type="spellStart"/>
+      <w:r>
+        <w:rPr>
+          <w:rFonts w:ascii="Times New Roman" w:hAnsi="Times New Roman" w:cs="Times New Roman"/>
+          <w:sz w:val="28"/>
+          <w:szCs w:val="28"/>
+        </w:rPr>
+        <w:t>CoppeliaSim</w:t>
+      </w:r>
+      <w:proofErr w:type="spellEnd"/>
+      <w:r>
+        <w:rPr>
+          <w:rFonts w:ascii="Times New Roman" w:hAnsi="Times New Roman" w:cs="Times New Roman"/>
+          <w:sz w:val="28"/>
+          <w:szCs w:val="28"/>
+        </w:rPr>
+        <w:t>.</w:t>
       </w:r>
     </w:p>
     <w:p>
@@ -10901,7 +11172,25 @@
           <w:sz w:val="28"/>
           <w:szCs w:val="28"/>
         </w:rPr>
-        <w:t>обеспечить движение имитационной модели по этой траектории;</w:t>
+        <w:t xml:space="preserve">Прямых аналогов разрабатываемой системы не обнаружено - большинство существующих работ либо ограничиваются симуляцией, либо используют менее сложные платформы (4 колеса </w:t>
+      </w:r>
+      <w:proofErr w:type="spellStart"/>
+      <w:r>
+        <w:rPr>
+          <w:rFonts w:ascii="Times New Roman" w:hAnsi="Times New Roman" w:cs="Times New Roman"/>
+          <w:sz w:val="28"/>
+          <w:szCs w:val="28"/>
+        </w:rPr>
+        <w:t>Меканум</w:t>
+      </w:r>
+      <w:proofErr w:type="spellEnd"/>
+      <w:r>
+        <w:rPr>
+          <w:rFonts w:ascii="Times New Roman" w:hAnsi="Times New Roman" w:cs="Times New Roman"/>
+          <w:sz w:val="28"/>
+          <w:szCs w:val="28"/>
+        </w:rPr>
+        <w:t xml:space="preserve"> или дифференциальный привод). Однако отдельные элементы и подходы встречаются в различных проектах.</w:t>
       </w:r>
     </w:p>
     <w:p>
@@ -10921,7 +11210,43 @@
           <w:sz w:val="28"/>
           <w:szCs w:val="28"/>
         </w:rPr>
-        <w:t>передать полученные векторы на реального робота для автономного повторения маршрута.</w:t>
+        <w:t>Метод следования за виртуальной целью (</w:t>
+      </w:r>
+      <w:proofErr w:type="spellStart"/>
+      <w:r>
+        <w:rPr>
+          <w:rFonts w:ascii="Times New Roman" w:hAnsi="Times New Roman" w:cs="Times New Roman"/>
+          <w:sz w:val="28"/>
+          <w:szCs w:val="28"/>
+        </w:rPr>
+        <w:t>Dummy</w:t>
+      </w:r>
+      <w:proofErr w:type="spellEnd"/>
+      <w:r>
+        <w:rPr>
+          <w:rFonts w:ascii="Times New Roman" w:hAnsi="Times New Roman" w:cs="Times New Roman"/>
+          <w:sz w:val="28"/>
+          <w:szCs w:val="28"/>
+        </w:rPr>
+        <w:t xml:space="preserve">) используется в демонстрационных сценах </w:t>
+      </w:r>
+      <w:proofErr w:type="spellStart"/>
+      <w:r>
+        <w:rPr>
+          <w:rFonts w:ascii="Times New Roman" w:hAnsi="Times New Roman" w:cs="Times New Roman"/>
+          <w:sz w:val="28"/>
+          <w:szCs w:val="28"/>
+        </w:rPr>
+        <w:t>CoppeliaSim</w:t>
+      </w:r>
+      <w:proofErr w:type="spellEnd"/>
+      <w:r>
+        <w:rPr>
+          <w:rFonts w:ascii="Times New Roman" w:hAnsi="Times New Roman" w:cs="Times New Roman"/>
+          <w:sz w:val="28"/>
+          <w:szCs w:val="28"/>
+        </w:rPr>
+        <w:t xml:space="preserve"> для организации движения роботов по заранее построенным путям. Этот подход был взят за основу, поскольку он прост в реализации и устойчив к ошибкам позиционирования.</w:t>
       </w:r>
     </w:p>
     <w:p>
@@ -10933,15 +11258,76 @@
           <w:rFonts w:ascii="Times New Roman" w:hAnsi="Times New Roman" w:cs="Times New Roman"/>
           <w:sz w:val="28"/>
           <w:szCs w:val="28"/>
-        </w:rPr>
-      </w:pPr>
-      <w:r>
-        <w:rPr>
-          <w:rFonts w:ascii="Times New Roman" w:hAnsi="Times New Roman" w:cs="Times New Roman"/>
-          <w:sz w:val="28"/>
-          <w:szCs w:val="28"/>
-        </w:rPr>
-        <w:t>2.2. Анализ существующих подходов и инструментов</w:t>
+          <w:lang w:val="en-US"/>
+        </w:rPr>
+      </w:pPr>
+      <w:r>
+        <w:rPr>
+          <w:rFonts w:ascii="Times New Roman" w:hAnsi="Times New Roman" w:cs="Times New Roman"/>
+          <w:sz w:val="28"/>
+          <w:szCs w:val="28"/>
+        </w:rPr>
+        <w:t>Кр</w:t>
+      </w:r>
+      <w:r>
+        <w:rPr>
+          <w:rFonts w:ascii="Times New Roman" w:hAnsi="Times New Roman" w:cs="Times New Roman"/>
+          <w:sz w:val="28"/>
+          <w:szCs w:val="28"/>
+        </w:rPr>
+        <w:t xml:space="preserve">оме того, научным руководителем </w:t>
+      </w:r>
+      <w:r>
+        <w:rPr>
+          <w:rFonts w:ascii="Times New Roman" w:hAnsi="Times New Roman" w:cs="Times New Roman"/>
+          <w:sz w:val="28"/>
+          <w:szCs w:val="28"/>
+        </w:rPr>
+        <w:t>был предоставлен пример реализации робота-манипулятора (</w:t>
+      </w:r>
+      <w:proofErr w:type="spellStart"/>
+      <w:r>
+        <w:rPr>
+          <w:rFonts w:ascii="Times New Roman" w:hAnsi="Times New Roman" w:cs="Times New Roman"/>
+          <w:sz w:val="28"/>
+          <w:szCs w:val="28"/>
+        </w:rPr>
+        <w:t>робо</w:t>
+      </w:r>
+      <w:proofErr w:type="spellEnd"/>
+      <w:r>
+        <w:rPr>
+          <w:rFonts w:ascii="Times New Roman" w:hAnsi="Times New Roman" w:cs="Times New Roman"/>
+          <w:sz w:val="28"/>
+          <w:szCs w:val="28"/>
+        </w:rPr>
+        <w:t>-клешни), движущегося по заданному пути. Этот пример позволил понять принци</w:t>
+      </w:r>
+      <w:r>
+        <w:rPr>
+          <w:rFonts w:ascii="Times New Roman" w:hAnsi="Times New Roman" w:cs="Times New Roman"/>
+          <w:sz w:val="28"/>
+          <w:szCs w:val="28"/>
+        </w:rPr>
+        <w:t>пы работы с инструментом </w:t>
+      </w:r>
+      <w:proofErr w:type="spellStart"/>
+      <w:r>
+        <w:rPr>
+          <w:rFonts w:ascii="Times New Roman" w:hAnsi="Times New Roman" w:cs="Times New Roman"/>
+          <w:sz w:val="28"/>
+          <w:szCs w:val="28"/>
+        </w:rPr>
+        <w:t>Path</w:t>
+      </w:r>
+      <w:proofErr w:type="spellEnd"/>
+      <w:r>
+        <w:rPr>
+          <w:rFonts w:ascii="Times New Roman" w:hAnsi="Times New Roman" w:cs="Times New Roman"/>
+          <w:sz w:val="28"/>
+          <w:szCs w:val="28"/>
+        </w:rPr>
+        <w:t>.</w:t>
       </w:r>
     </w:p>
     <w:p>
@@ -10961,25 +11347,7 @@
           <w:sz w:val="28"/>
           <w:szCs w:val="28"/>
         </w:rPr>
-        <w:t xml:space="preserve">Прежде чем приступить к собственной реализации, был проведён анализ существующих решений в области управления роботами по заданной траектории, а также изучены инструменты, предоставляемые средой </w:t>
-      </w:r>
-      <w:proofErr w:type="spellStart"/>
-      <w:r>
-        <w:rPr>
-          <w:rFonts w:ascii="Times New Roman" w:hAnsi="Times New Roman" w:cs="Times New Roman"/>
-          <w:sz w:val="28"/>
-          <w:szCs w:val="28"/>
-        </w:rPr>
-        <w:t>CoppeliaSim</w:t>
-      </w:r>
-      <w:proofErr w:type="spellEnd"/>
-      <w:r>
-        <w:rPr>
-          <w:rFonts w:ascii="Times New Roman" w:hAnsi="Times New Roman" w:cs="Times New Roman"/>
-          <w:sz w:val="28"/>
-          <w:szCs w:val="28"/>
-        </w:rPr>
-        <w:t>.</w:t>
+        <w:t>Для углублённого изучения были проработаны следующие источники:</w:t>
       </w:r>
     </w:p>
     <w:p>
@@ -10999,7 +11367,7 @@
           <w:sz w:val="28"/>
           <w:szCs w:val="28"/>
         </w:rPr>
-        <w:t xml:space="preserve">Прямых аналогов разрабатываемой системы не обнаружено - большинство существующих работ либо ограничиваются симуляцией, либо используют менее сложные платформы (4 колеса </w:t>
+        <w:t xml:space="preserve">Официальная документация </w:t>
       </w:r>
       <w:proofErr w:type="spellStart"/>
       <w:r>
@@ -11008,7 +11376,7 @@
           <w:sz w:val="28"/>
           <w:szCs w:val="28"/>
         </w:rPr>
-        <w:t>Меканум</w:t>
+        <w:t>CoppeliaSim</w:t>
       </w:r>
       <w:proofErr w:type="spellEnd"/>
       <w:r>
@@ -11017,7 +11385,51 @@
           <w:sz w:val="28"/>
           <w:szCs w:val="28"/>
         </w:rPr>
-        <w:t xml:space="preserve"> или дифференциальный привод). Однако отдельные элементы и подходы встречаются в различных проектах.</w:t>
+        <w:t xml:space="preserve"> - разделы, посвящённые объектам </w:t>
+      </w:r>
+      <w:proofErr w:type="spellStart"/>
+      <w:r>
+        <w:rPr>
+          <w:rFonts w:ascii="Times New Roman" w:hAnsi="Times New Roman" w:cs="Times New Roman"/>
+          <w:sz w:val="28"/>
+          <w:szCs w:val="28"/>
+        </w:rPr>
+        <w:t>Path</w:t>
+      </w:r>
+      <w:proofErr w:type="spellEnd"/>
+      <w:r>
+        <w:rPr>
+          <w:rFonts w:ascii="Times New Roman" w:hAnsi="Times New Roman" w:cs="Times New Roman"/>
+          <w:sz w:val="28"/>
+          <w:szCs w:val="28"/>
+        </w:rPr>
+        <w:t>, скриптам управления и удалённому API. Документация содержит подробное описание структуры данных пути (координаты контрольных точек, длины сегментов, методы интерполяции)</w:t>
+      </w:r>
+      <w:r>
+        <w:rPr>
+          <w:rFonts w:ascii="Times New Roman" w:hAnsi="Times New Roman" w:cs="Times New Roman"/>
+          <w:sz w:val="28"/>
+          <w:szCs w:val="28"/>
+        </w:rPr>
+        <w:t xml:space="preserve"> </w:t>
+      </w:r>
+      <w:r>
+        <w:rPr>
+          <w:rFonts w:ascii="Times New Roman" w:hAnsi="Times New Roman" w:cs="Times New Roman"/>
+          <w:color w:val="FF0000"/>
+          <w:sz w:val="28"/>
+          <w:szCs w:val="28"/>
+        </w:rPr>
+        <w:t>(потом нормально ссылки расставить)</w:t>
+      </w:r>
+      <w:r>
+        <w:rPr>
+          <w:rFonts w:ascii="Times New Roman" w:hAnsi="Times New Roman" w:cs="Times New Roman"/>
+          <w:color w:val="FF0000"/>
+          <w:sz w:val="28"/>
+          <w:szCs w:val="28"/>
+        </w:rPr>
+        <w:t>.</w:t>
       </w:r>
     </w:p>
     <w:p>
@@ -11037,7 +11449,16 @@
           <w:sz w:val="28"/>
           <w:szCs w:val="28"/>
         </w:rPr>
-        <w:t>Метод следования за виртуальной целью (</w:t>
+        <w:lastRenderedPageBreak/>
+        <w:t>Статьи</w:t>
+      </w:r>
+      <w:r>
+        <w:rPr>
+          <w:rFonts w:ascii="Times New Roman" w:hAnsi="Times New Roman" w:cs="Times New Roman"/>
+          <w:sz w:val="28"/>
+          <w:szCs w:val="28"/>
+        </w:rPr>
+        <w:t xml:space="preserve"> по кинематике всенаправленных платформ - в частности, работы, описывающие математическую модель движения роботов на колёсах </w:t>
       </w:r>
       <w:proofErr w:type="spellStart"/>
       <w:r>
@@ -11046,7 +11467,7 @@
           <w:sz w:val="28"/>
           <w:szCs w:val="28"/>
         </w:rPr>
-        <w:t>Dummy</w:t>
+        <w:t>Меканум</w:t>
       </w:r>
       <w:proofErr w:type="spellEnd"/>
       <w:r>
@@ -11055,25 +11476,84 @@
           <w:sz w:val="28"/>
           <w:szCs w:val="28"/>
         </w:rPr>
-        <w:t xml:space="preserve">) используется в демонстрационных сценах </w:t>
+        <w:t>. Эти материалы помогли формализовать формулы, приведённые в разделе 2.1.</w:t>
+      </w:r>
+      <w:r>
+        <w:rPr>
+          <w:rFonts w:ascii="Times New Roman" w:hAnsi="Times New Roman" w:cs="Times New Roman"/>
+          <w:sz w:val="28"/>
+          <w:szCs w:val="28"/>
+        </w:rPr>
+        <w:t xml:space="preserve"> </w:t>
+      </w:r>
+      <w:r>
+        <w:rPr>
+          <w:rFonts w:ascii="Times New Roman" w:hAnsi="Times New Roman" w:cs="Times New Roman"/>
+          <w:color w:val="FF0000"/>
+          <w:sz w:val="28"/>
+          <w:szCs w:val="28"/>
+        </w:rPr>
+        <w:t xml:space="preserve">(статья с </w:t>
       </w:r>
       <w:proofErr w:type="spellStart"/>
       <w:r>
         <w:rPr>
           <w:rFonts w:ascii="Times New Roman" w:hAnsi="Times New Roman" w:cs="Times New Roman"/>
-          <w:sz w:val="28"/>
-          <w:szCs w:val="28"/>
-        </w:rPr>
-        <w:t>CoppeliaSim</w:t>
+          <w:color w:val="FF0000"/>
+          <w:sz w:val="28"/>
+          <w:szCs w:val="28"/>
+        </w:rPr>
+        <w:t>хабра</w:t>
       </w:r>
       <w:proofErr w:type="spellEnd"/>
       <w:r>
         <w:rPr>
           <w:rFonts w:ascii="Times New Roman" w:hAnsi="Times New Roman" w:cs="Times New Roman"/>
-          <w:sz w:val="28"/>
-          <w:szCs w:val="28"/>
-        </w:rPr>
-        <w:t xml:space="preserve"> для организации движения роботов по заранее построенным путям. Этот подход был взят за основу, поскольку он прост в реализации и устойчив к ошибкам позиционирования.</w:t>
+          <w:color w:val="FF0000"/>
+          <w:sz w:val="28"/>
+          <w:szCs w:val="28"/>
+        </w:rPr>
+        <w:t xml:space="preserve">, </w:t>
+      </w:r>
+      <w:proofErr w:type="spellStart"/>
+      <w:r>
+        <w:rPr>
+          <w:rFonts w:ascii="Times New Roman" w:hAnsi="Times New Roman" w:cs="Times New Roman"/>
+          <w:color w:val="FF0000"/>
+          <w:sz w:val="28"/>
+          <w:szCs w:val="28"/>
+        </w:rPr>
+        <w:t>елибрари</w:t>
+      </w:r>
+      <w:proofErr w:type="spellEnd"/>
+      <w:r>
+        <w:rPr>
+          <w:rFonts w:ascii="Times New Roman" w:hAnsi="Times New Roman" w:cs="Times New Roman"/>
+          <w:color w:val="FF0000"/>
+          <w:sz w:val="28"/>
+          <w:szCs w:val="28"/>
+        </w:rPr>
+        <w:t xml:space="preserve">, и еще кинематическое управление </w:t>
+      </w:r>
+      <w:proofErr w:type="spellStart"/>
+      <w:r>
+        <w:rPr>
+          <w:rFonts w:ascii="Times New Roman" w:hAnsi="Times New Roman" w:cs="Times New Roman"/>
+          <w:color w:val="FF0000"/>
+          <w:sz w:val="28"/>
+          <w:szCs w:val="28"/>
+        </w:rPr>
+        <w:t>меканум-плафтормой</w:t>
+      </w:r>
+      <w:proofErr w:type="spellEnd"/>
+      <w:r>
+        <w:rPr>
+          <w:rFonts w:ascii="Times New Roman" w:hAnsi="Times New Roman" w:cs="Times New Roman"/>
+          <w:color w:val="FF0000"/>
+          <w:sz w:val="28"/>
+          <w:szCs w:val="28"/>
+        </w:rPr>
+        <w:t>)</w:t>
       </w:r>
     </w:p>
     <w:p>
@@ -11093,7 +11573,7 @@
           <w:sz w:val="28"/>
           <w:szCs w:val="28"/>
         </w:rPr>
-        <w:t xml:space="preserve">Кроме того, научным руководителем </w:t>
+        <w:t xml:space="preserve">Таким образом, данная работа впервые объединяет указанные подходы применительно к распределённой системе управления 12-колёсной </w:t>
       </w:r>
       <w:proofErr w:type="spellStart"/>
       <w:r>
@@ -11102,7 +11582,7 @@
           <w:sz w:val="28"/>
           <w:szCs w:val="28"/>
         </w:rPr>
-        <w:t>Долматовым</w:t>
+        <w:t>меканум</w:t>
       </w:r>
       <w:proofErr w:type="spellEnd"/>
       <w:r>
@@ -11111,7 +11591,7 @@
           <w:sz w:val="28"/>
           <w:szCs w:val="28"/>
         </w:rPr>
-        <w:t xml:space="preserve"> Алексеем Викторовичем был предоставлен пример реализации робота-манипулятора (</w:t>
+        <w:t xml:space="preserve">-платформой с передачей данных по </w:t>
       </w:r>
       <w:proofErr w:type="spellStart"/>
       <w:r>
@@ -11120,7 +11600,7 @@
           <w:sz w:val="28"/>
           <w:szCs w:val="28"/>
         </w:rPr>
-        <w:t>робо</w:t>
+        <w:t>Wi-Fi</w:t>
       </w:r>
       <w:proofErr w:type="spellEnd"/>
       <w:r>
@@ -11129,25 +11609,7 @@
           <w:sz w:val="28"/>
           <w:szCs w:val="28"/>
         </w:rPr>
-        <w:t>-клешни), движущегося по заданному пути. Этот пример позволил понять принципы работы с инструментом </w:t>
-      </w:r>
-      <w:proofErr w:type="spellStart"/>
-      <w:r>
-        <w:rPr>
-          <w:rFonts w:ascii="Times New Roman" w:hAnsi="Times New Roman" w:cs="Times New Roman"/>
-          <w:sz w:val="28"/>
-          <w:szCs w:val="28"/>
-        </w:rPr>
-        <w:t>Path</w:t>
-      </w:r>
-      <w:proofErr w:type="spellEnd"/>
-      <w:r>
-        <w:rPr>
-          <w:rFonts w:ascii="Times New Roman" w:hAnsi="Times New Roman" w:cs="Times New Roman"/>
-          <w:sz w:val="28"/>
-          <w:szCs w:val="28"/>
-        </w:rPr>
-        <w:t xml:space="preserve"> и </w:t>
+        <w:t>/UDP.</w:t>
       </w:r>
     </w:p>
     <w:p>
@@ -11167,7 +11629,7 @@
           <w:sz w:val="28"/>
           <w:szCs w:val="28"/>
         </w:rPr>
-        <w:t>Для углублённого изучения были проработаны следующие источники:</w:t>
+        <w:t>2.3. Алгоритм движения робота по заданной траектории</w:t>
       </w:r>
     </w:p>
     <w:p>
@@ -11187,7 +11649,7 @@
           <w:sz w:val="28"/>
           <w:szCs w:val="28"/>
         </w:rPr>
-        <w:t xml:space="preserve">[1] Официальная документация </w:t>
+        <w:t xml:space="preserve">В среде </w:t>
       </w:r>
       <w:proofErr w:type="spellStart"/>
       <w:r>
@@ -11205,7 +11667,7 @@
           <w:sz w:val="28"/>
           <w:szCs w:val="28"/>
         </w:rPr>
-        <w:t xml:space="preserve"> - разделы, посвящённые объектам </w:t>
+        <w:t xml:space="preserve"> существует встроенный объект </w:t>
       </w:r>
       <w:proofErr w:type="spellStart"/>
       <w:r>
@@ -11223,7 +11685,76 @@
           <w:sz w:val="28"/>
           <w:szCs w:val="28"/>
         </w:rPr>
-        <w:t>, скриптам управления и удалённому API. Документация содержит подробное описание структуры данных пути (координаты контрольных точек, длины сегментов, методы интерполяции).</w:t>
+        <w:t xml:space="preserve"> (путь). Это последовательность контрольных точек, которые пользователь может расставить в сцене вручную (в режиме редактирования) или задать </w:t>
+      </w:r>
+      <w:proofErr w:type="spellStart"/>
+      <w:r>
+        <w:rPr>
+          <w:rFonts w:ascii="Times New Roman" w:hAnsi="Times New Roman" w:cs="Times New Roman"/>
+          <w:sz w:val="28"/>
+          <w:szCs w:val="28"/>
+        </w:rPr>
+        <w:t>программно</w:t>
+      </w:r>
+      <w:proofErr w:type="spellEnd"/>
+      <w:r>
+        <w:rPr>
+          <w:rFonts w:ascii="Times New Roman" w:hAnsi="Times New Roman" w:cs="Times New Roman"/>
+          <w:sz w:val="28"/>
+          <w:szCs w:val="28"/>
+        </w:rPr>
+        <w:t>. Каждая точка хранит координаты (x, y, z) и, при необходимости, ориентацию</w:t>
+      </w:r>
+      <w:r>
+        <w:rPr>
+          <w:rFonts w:ascii="Times New Roman" w:hAnsi="Times New Roman" w:cs="Times New Roman"/>
+          <w:sz w:val="28"/>
+          <w:szCs w:val="28"/>
+        </w:rPr>
+        <w:t xml:space="preserve"> </w:t>
+      </w:r>
+      <w:r>
+        <w:rPr>
+          <w:rFonts w:ascii="Times New Roman" w:hAnsi="Times New Roman" w:cs="Times New Roman"/>
+          <w:sz w:val="28"/>
+          <w:szCs w:val="28"/>
+          <w:lang w:val="en-US"/>
+        </w:rPr>
+        <w:t>(</w:t>
+      </w:r>
+      <w:r>
+        <w:rPr>
+          <w:rFonts w:ascii="Times New Roman" w:hAnsi="Times New Roman" w:cs="Times New Roman"/>
+          <w:sz w:val="28"/>
+          <w:szCs w:val="28"/>
+        </w:rPr>
+        <w:t>кватернионы)</w:t>
+      </w:r>
+      <w:r>
+        <w:rPr>
+          <w:rFonts w:ascii="Times New Roman" w:hAnsi="Times New Roman" w:cs="Times New Roman"/>
+          <w:sz w:val="28"/>
+          <w:szCs w:val="28"/>
+        </w:rPr>
+        <w:t xml:space="preserve">. Путь </w:t>
+      </w:r>
+      <w:proofErr w:type="gramStart"/>
+      <w:r>
+        <w:rPr>
+          <w:rFonts w:ascii="Times New Roman" w:hAnsi="Times New Roman" w:cs="Times New Roman"/>
+          <w:sz w:val="28"/>
+          <w:szCs w:val="28"/>
+        </w:rPr>
+        <w:t>может быть</w:t>
+      </w:r>
+      <w:proofErr w:type="gramEnd"/>
+      <w:r>
+        <w:rPr>
+          <w:rFonts w:ascii="Times New Roman" w:hAnsi="Times New Roman" w:cs="Times New Roman"/>
+          <w:sz w:val="28"/>
+          <w:szCs w:val="28"/>
+        </w:rPr>
+        <w:t xml:space="preserve"> как замкнутым, так и конечным. Так же предоставлена возможность настройки «сглаживания» углов, чтобы повороты были плавными без добавления лишних контрольных точек.</w:t>
       </w:r>
     </w:p>
     <w:p>
@@ -11243,8 +11774,7 @@
           <w:sz w:val="28"/>
           <w:szCs w:val="28"/>
         </w:rPr>
-        <w:lastRenderedPageBreak/>
-        <w:t xml:space="preserve">[2] Литература по кинематике всенаправленных платформ - в частности, работы, описывающие математическую модель движения роботов на колёсах </w:t>
+        <w:t xml:space="preserve">При создании пути </w:t>
       </w:r>
       <w:proofErr w:type="spellStart"/>
       <w:r>
@@ -11253,7 +11783,7 @@
           <w:sz w:val="28"/>
           <w:szCs w:val="28"/>
         </w:rPr>
-        <w:t>Меканум</w:t>
+        <w:t>CoppeliaSim</w:t>
       </w:r>
       <w:proofErr w:type="spellEnd"/>
       <w:r>
@@ -11262,7 +11792,25 @@
           <w:sz w:val="28"/>
           <w:szCs w:val="28"/>
         </w:rPr>
-        <w:t>. Эти материалы помогли формализовать формулы, приведённые в разделе 2.1.</w:t>
+        <w:t xml:space="preserve"> автоматически генерирует </w:t>
+      </w:r>
+      <w:proofErr w:type="spellStart"/>
+      <w:r>
+        <w:rPr>
+          <w:rFonts w:ascii="Times New Roman" w:hAnsi="Times New Roman" w:cs="Times New Roman"/>
+          <w:sz w:val="28"/>
+          <w:szCs w:val="28"/>
+        </w:rPr>
+        <w:t>Lua</w:t>
+      </w:r>
+      <w:proofErr w:type="spellEnd"/>
+      <w:r>
+        <w:rPr>
+          <w:rFonts w:ascii="Times New Roman" w:hAnsi="Times New Roman" w:cs="Times New Roman"/>
+          <w:sz w:val="28"/>
+          <w:szCs w:val="28"/>
+        </w:rPr>
+        <w:t>-скрипт для его визуализации. Кроме того, среда предоставляет встроенную функцию:</w:t>
       </w:r>
     </w:p>
     <w:p>
@@ -11276,14 +11824,6 @@
           <w:szCs w:val="28"/>
         </w:rPr>
       </w:pPr>
-      <w:r>
-        <w:rPr>
-          <w:rFonts w:ascii="Times New Roman" w:hAnsi="Times New Roman" w:cs="Times New Roman"/>
-          <w:sz w:val="28"/>
-          <w:szCs w:val="28"/>
-        </w:rPr>
-        <w:t xml:space="preserve">Примеры с открытых </w:t>
-      </w:r>
       <w:proofErr w:type="spellStart"/>
       <w:r>
         <w:rPr>
@@ -11291,7 +11831,7 @@
           <w:sz w:val="28"/>
           <w:szCs w:val="28"/>
         </w:rPr>
-        <w:t>репозиториев</w:t>
+        <w:t>sim.getPathInterpolatedConfig</w:t>
       </w:r>
       <w:proofErr w:type="spellEnd"/>
       <w:r>
@@ -11300,7 +11840,7 @@
           <w:sz w:val="28"/>
           <w:szCs w:val="28"/>
         </w:rPr>
-        <w:t xml:space="preserve"> (</w:t>
+        <w:t>(</w:t>
       </w:r>
       <w:proofErr w:type="spellStart"/>
       <w:r>
@@ -11309,7 +11849,7 @@
           <w:sz w:val="28"/>
           <w:szCs w:val="28"/>
         </w:rPr>
-        <w:t>GitHub</w:t>
+        <w:t>pathPositions</w:t>
       </w:r>
       <w:proofErr w:type="spellEnd"/>
       <w:r>
@@ -11318,7 +11858,7 @@
           <w:sz w:val="28"/>
           <w:szCs w:val="28"/>
         </w:rPr>
-        <w:t xml:space="preserve">) - проекты с реализацией управления платформами </w:t>
+        <w:t xml:space="preserve">, </w:t>
       </w:r>
       <w:proofErr w:type="spellStart"/>
       <w:r>
@@ -11327,7 +11867,7 @@
           <w:sz w:val="28"/>
           <w:szCs w:val="28"/>
         </w:rPr>
-        <w:t>Меканум</w:t>
+        <w:t>pathLengths</w:t>
       </w:r>
       <w:proofErr w:type="spellEnd"/>
       <w:r>
@@ -11336,7 +11876,7 @@
           <w:sz w:val="28"/>
           <w:szCs w:val="28"/>
         </w:rPr>
-        <w:t xml:space="preserve"> в среде ROS и </w:t>
+        <w:t xml:space="preserve">, </w:t>
       </w:r>
       <w:proofErr w:type="spellStart"/>
       <w:r>
@@ -11345,7 +11885,7 @@
           <w:sz w:val="28"/>
           <w:szCs w:val="28"/>
         </w:rPr>
-        <w:t>CoppeliaSim</w:t>
+        <w:t>distance</w:t>
       </w:r>
       <w:proofErr w:type="spellEnd"/>
       <w:r>
@@ -11354,7 +11894,25 @@
           <w:sz w:val="28"/>
           <w:szCs w:val="28"/>
         </w:rPr>
-        <w:t>. Хотя ни один из них не решал задачу автоматического преобразования произвольной траектории в векторы (V, α, ω) с последующей передачей на реального робота, отдельные фрагменты кода (расчёт скоростей, ПИД-регулирование) были адаптированы для данной работы.</w:t>
+        <w:t xml:space="preserve">, </w:t>
+      </w:r>
+      <w:proofErr w:type="spellStart"/>
+      <w:r>
+        <w:rPr>
+          <w:rFonts w:ascii="Times New Roman" w:hAnsi="Times New Roman" w:cs="Times New Roman"/>
+          <w:sz w:val="28"/>
+          <w:szCs w:val="28"/>
+        </w:rPr>
+        <w:t>nil</w:t>
+      </w:r>
+      <w:proofErr w:type="spellEnd"/>
+      <w:r>
+        <w:rPr>
+          <w:rFonts w:ascii="Times New Roman" w:hAnsi="Times New Roman" w:cs="Times New Roman"/>
+          <w:sz w:val="28"/>
+          <w:szCs w:val="28"/>
+        </w:rPr>
+        <w:t>, {1,1,1,1})</w:t>
       </w:r>
     </w:p>
     <w:p>
@@ -11374,7 +11932,7 @@
           <w:sz w:val="28"/>
           <w:szCs w:val="28"/>
         </w:rPr>
-        <w:t>функцией </w:t>
+        <w:t xml:space="preserve">Эта функция по пройденному расстоянию от начала пути возвращает точные координаты любой точки на пути с учётом интерполяции. </w:t>
       </w:r>
       <w:proofErr w:type="spellStart"/>
       <w:r>
@@ -11383,7 +11941,7 @@
           <w:sz w:val="28"/>
           <w:szCs w:val="28"/>
         </w:rPr>
-        <w:t>sim.getPathInterpolatedConfig</w:t>
+        <w:t>CoppeliaSim</w:t>
       </w:r>
       <w:proofErr w:type="spellEnd"/>
       <w:r>
@@ -11392,7 +11950,127 @@
           <w:sz w:val="28"/>
           <w:szCs w:val="28"/>
         </w:rPr>
-        <w:t>.</w:t>
+        <w:t xml:space="preserve"> также автоматически вычисляет и хранит:</w:t>
+      </w:r>
+    </w:p>
+    <w:p>
+      <w:pPr>
+        <w:pStyle w:val="ab"/>
+        <w:numPr>
+          <w:ilvl w:val="0"/>
+          <w:numId w:val="36"/>
+        </w:numPr>
+        <w:spacing w:line="360" w:lineRule="auto"/>
+        <w:jc w:val="both"/>
+        <w:rPr>
+          <w:rFonts w:ascii="Times New Roman" w:hAnsi="Times New Roman" w:cs="Times New Roman"/>
+          <w:sz w:val="28"/>
+          <w:szCs w:val="28"/>
+        </w:rPr>
+      </w:pPr>
+      <w:proofErr w:type="spellStart"/>
+      <w:r>
+        <w:rPr>
+          <w:rFonts w:ascii="Times New Roman" w:hAnsi="Times New Roman" w:cs="Times New Roman"/>
+          <w:sz w:val="28"/>
+          <w:szCs w:val="28"/>
+        </w:rPr>
+        <w:t>pathPositions</w:t>
+      </w:r>
+      <w:proofErr w:type="spellEnd"/>
+      <w:r>
+        <w:rPr>
+          <w:rFonts w:ascii="Times New Roman" w:hAnsi="Times New Roman" w:cs="Times New Roman"/>
+          <w:sz w:val="28"/>
+          <w:szCs w:val="28"/>
+        </w:rPr>
+        <w:t xml:space="preserve"> — массив координат всех контрольных точек (с учётом сглаживания углов, задаваемого параметром </w:t>
+      </w:r>
+      <w:proofErr w:type="spellStart"/>
+      <w:r>
+        <w:rPr>
+          <w:rFonts w:ascii="Times New Roman" w:hAnsi="Times New Roman" w:cs="Times New Roman"/>
+          <w:sz w:val="28"/>
+          <w:szCs w:val="28"/>
+        </w:rPr>
+        <w:t>Smoothness</w:t>
+      </w:r>
+      <w:proofErr w:type="spellEnd"/>
+      <w:r>
+        <w:rPr>
+          <w:rFonts w:ascii="Times New Roman" w:hAnsi="Times New Roman" w:cs="Times New Roman"/>
+          <w:sz w:val="28"/>
+          <w:szCs w:val="28"/>
+        </w:rPr>
+        <w:t xml:space="preserve"> пути);</w:t>
+      </w:r>
+    </w:p>
+    <w:p>
+      <w:pPr>
+        <w:pStyle w:val="ab"/>
+        <w:numPr>
+          <w:ilvl w:val="0"/>
+          <w:numId w:val="36"/>
+        </w:numPr>
+        <w:spacing w:line="360" w:lineRule="auto"/>
+        <w:jc w:val="both"/>
+        <w:rPr>
+          <w:rFonts w:ascii="Times New Roman" w:hAnsi="Times New Roman" w:cs="Times New Roman"/>
+          <w:sz w:val="28"/>
+          <w:szCs w:val="28"/>
+        </w:rPr>
+      </w:pPr>
+      <w:proofErr w:type="spellStart"/>
+      <w:r>
+        <w:rPr>
+          <w:rFonts w:ascii="Times New Roman" w:hAnsi="Times New Roman" w:cs="Times New Roman"/>
+          <w:sz w:val="28"/>
+          <w:szCs w:val="28"/>
+        </w:rPr>
+        <w:t>pathLengths</w:t>
+      </w:r>
+      <w:proofErr w:type="spellEnd"/>
+      <w:r>
+        <w:rPr>
+          <w:rFonts w:ascii="Times New Roman" w:hAnsi="Times New Roman" w:cs="Times New Roman"/>
+          <w:sz w:val="28"/>
+          <w:szCs w:val="28"/>
+        </w:rPr>
+        <w:t> — длины сегментов между соседними точками;</w:t>
+      </w:r>
+    </w:p>
+    <w:p>
+      <w:pPr>
+        <w:pStyle w:val="ab"/>
+        <w:numPr>
+          <w:ilvl w:val="0"/>
+          <w:numId w:val="36"/>
+        </w:numPr>
+        <w:spacing w:line="360" w:lineRule="auto"/>
+        <w:jc w:val="both"/>
+        <w:rPr>
+          <w:rFonts w:ascii="Times New Roman" w:hAnsi="Times New Roman" w:cs="Times New Roman"/>
+          <w:sz w:val="28"/>
+          <w:szCs w:val="28"/>
+        </w:rPr>
+      </w:pPr>
+      <w:proofErr w:type="spellStart"/>
+      <w:r>
+        <w:rPr>
+          <w:rFonts w:ascii="Times New Roman" w:hAnsi="Times New Roman" w:cs="Times New Roman"/>
+          <w:sz w:val="28"/>
+          <w:szCs w:val="28"/>
+        </w:rPr>
+        <w:t>totalLength</w:t>
+      </w:r>
+      <w:proofErr w:type="spellEnd"/>
+      <w:r>
+        <w:rPr>
+          <w:rFonts w:ascii="Times New Roman" w:hAnsi="Times New Roman" w:cs="Times New Roman"/>
+          <w:sz w:val="28"/>
+          <w:szCs w:val="28"/>
+        </w:rPr>
+        <w:t> — общая длина пути.</w:t>
       </w:r>
     </w:p>
     <w:p>
@@ -11406,6 +12084,14 @@
           <w:szCs w:val="28"/>
         </w:rPr>
       </w:pPr>
+      <w:r>
+        <w:rPr>
+          <w:rFonts w:ascii="Times New Roman" w:hAnsi="Times New Roman" w:cs="Times New Roman"/>
+          <w:sz w:val="28"/>
+          <w:szCs w:val="28"/>
+        </w:rPr>
+        <w:t>Именно эти возможности положены в основу разработанного алгоритма.</w:t>
+      </w:r>
     </w:p>
     <w:p>
       <w:pPr>
@@ -11424,7 +12110,16 @@
           <w:sz w:val="28"/>
           <w:szCs w:val="28"/>
         </w:rPr>
-        <w:t xml:space="preserve">Таким образом, данная работа впервые объединяет указанные подходы применительно к распределённой системе управления 12-колёсной </w:t>
+        <w:t xml:space="preserve">Основная идея разработанного метода заключается в том, чтобы не </w:t>
+      </w:r>
+      <w:r>
+        <w:rPr>
+          <w:rFonts w:ascii="Times New Roman" w:hAnsi="Times New Roman" w:cs="Times New Roman"/>
+          <w:sz w:val="28"/>
+          <w:szCs w:val="28"/>
+        </w:rPr>
+        <w:lastRenderedPageBreak/>
+        <w:t>заставлять робота самостоятельно планировать движение по сложному пути, а создать виртуальную цель (маленькую сферу </w:t>
       </w:r>
       <w:proofErr w:type="spellStart"/>
       <w:r>
@@ -11433,7 +12128,7 @@
           <w:sz w:val="28"/>
           <w:szCs w:val="28"/>
         </w:rPr>
-        <w:t>меканум</w:t>
+        <w:t>target</w:t>
       </w:r>
       <w:proofErr w:type="spellEnd"/>
       <w:r>
@@ -11442,25 +12137,7 @@
           <w:sz w:val="28"/>
           <w:szCs w:val="28"/>
         </w:rPr>
-        <w:t xml:space="preserve">-платформой с передачей данных по </w:t>
-      </w:r>
-      <w:proofErr w:type="spellStart"/>
-      <w:r>
-        <w:rPr>
-          <w:rFonts w:ascii="Times New Roman" w:hAnsi="Times New Roman" w:cs="Times New Roman"/>
-          <w:sz w:val="28"/>
-          <w:szCs w:val="28"/>
-        </w:rPr>
-        <w:t>Wi-Fi</w:t>
-      </w:r>
-      <w:proofErr w:type="spellEnd"/>
-      <w:r>
-        <w:rPr>
-          <w:rFonts w:ascii="Times New Roman" w:hAnsi="Times New Roman" w:cs="Times New Roman"/>
-          <w:sz w:val="28"/>
-          <w:szCs w:val="28"/>
-        </w:rPr>
-        <w:t>/UDP.</w:t>
+        <w:t>) и заставить её двигаться точно по заданной траектории. Робот же, в свою очередь, просто едет за этой целью, не зная ничего о форме пути.</w:t>
       </w:r>
     </w:p>
     <w:p>
@@ -11480,7 +12157,43 @@
           <w:sz w:val="28"/>
           <w:szCs w:val="28"/>
         </w:rPr>
-        <w:t>2.3. Алгоритм движения робота по заданной траектории</w:t>
+        <w:t>Этот подход известен в робототехнике как метод «морковки» (</w:t>
+      </w:r>
+      <w:proofErr w:type="spellStart"/>
+      <w:r>
+        <w:rPr>
+          <w:rFonts w:ascii="Times New Roman" w:hAnsi="Times New Roman" w:cs="Times New Roman"/>
+          <w:sz w:val="28"/>
+          <w:szCs w:val="28"/>
+        </w:rPr>
+        <w:t>carrot</w:t>
+      </w:r>
+      <w:proofErr w:type="spellEnd"/>
+      <w:r>
+        <w:rPr>
+          <w:rFonts w:ascii="Times New Roman" w:hAnsi="Times New Roman" w:cs="Times New Roman"/>
+          <w:sz w:val="28"/>
+          <w:szCs w:val="28"/>
+        </w:rPr>
+        <w:t xml:space="preserve"> </w:t>
+      </w:r>
+      <w:proofErr w:type="spellStart"/>
+      <w:r>
+        <w:rPr>
+          <w:rFonts w:ascii="Times New Roman" w:hAnsi="Times New Roman" w:cs="Times New Roman"/>
+          <w:sz w:val="28"/>
+          <w:szCs w:val="28"/>
+        </w:rPr>
+        <w:t>chasing</w:t>
+      </w:r>
+      <w:proofErr w:type="spellEnd"/>
+      <w:r>
+        <w:rPr>
+          <w:rFonts w:ascii="Times New Roman" w:hAnsi="Times New Roman" w:cs="Times New Roman"/>
+          <w:sz w:val="28"/>
+          <w:szCs w:val="28"/>
+        </w:rPr>
+        <w:t>) или метод виртуальной цели. Он устойчив к ошибкам позиционирования и не требует сложного расчёта траектории в реальном времени (рисунок 2.2).</w:t>
       </w:r>
     </w:p>
     <w:p>
@@ -11490,90 +12203,22 @@
         <w:jc w:val="both"/>
         <w:rPr>
           <w:rFonts w:ascii="Times New Roman" w:hAnsi="Times New Roman" w:cs="Times New Roman"/>
-          <w:sz w:val="28"/>
-          <w:szCs w:val="28"/>
-        </w:rPr>
-      </w:pPr>
-      <w:r>
-        <w:rPr>
-          <w:rFonts w:ascii="Times New Roman" w:hAnsi="Times New Roman" w:cs="Times New Roman"/>
-          <w:sz w:val="28"/>
-          <w:szCs w:val="28"/>
-        </w:rPr>
-        <w:t xml:space="preserve">В среде </w:t>
-      </w:r>
+          <w:color w:val="FF0000"/>
+          <w:sz w:val="28"/>
+          <w:szCs w:val="28"/>
+        </w:rPr>
+      </w:pPr>
       <w:proofErr w:type="spellStart"/>
       <w:r>
         <w:rPr>
           <w:rFonts w:ascii="Times New Roman" w:hAnsi="Times New Roman" w:cs="Times New Roman"/>
-          <w:sz w:val="28"/>
-          <w:szCs w:val="28"/>
-        </w:rPr>
-        <w:t>CoppeliaSim</w:t>
+          <w:color w:val="FF0000"/>
+          <w:sz w:val="28"/>
+          <w:szCs w:val="28"/>
+        </w:rPr>
+        <w:t>фотОчка</w:t>
       </w:r>
       <w:proofErr w:type="spellEnd"/>
-      <w:r>
-        <w:rPr>
-          <w:rFonts w:ascii="Times New Roman" w:hAnsi="Times New Roman" w:cs="Times New Roman"/>
-          <w:sz w:val="28"/>
-          <w:szCs w:val="28"/>
-        </w:rPr>
-        <w:t xml:space="preserve"> существует встроенный объект </w:t>
-      </w:r>
-      <w:proofErr w:type="spellStart"/>
-      <w:r>
-        <w:rPr>
-          <w:rFonts w:ascii="Times New Roman" w:hAnsi="Times New Roman" w:cs="Times New Roman"/>
-          <w:sz w:val="28"/>
-          <w:szCs w:val="28"/>
-        </w:rPr>
-        <w:t>Path</w:t>
-      </w:r>
-      <w:proofErr w:type="spellEnd"/>
-      <w:r>
-        <w:rPr>
-          <w:rFonts w:ascii="Times New Roman" w:hAnsi="Times New Roman" w:cs="Times New Roman"/>
-          <w:sz w:val="28"/>
-          <w:szCs w:val="28"/>
-        </w:rPr>
-        <w:t xml:space="preserve"> (путь). Это последовательность контрольных точек, которые пользователь может расставить в сцене вручную (в режиме редактирования) или задать </w:t>
-      </w:r>
-      <w:proofErr w:type="spellStart"/>
-      <w:r>
-        <w:rPr>
-          <w:rFonts w:ascii="Times New Roman" w:hAnsi="Times New Roman" w:cs="Times New Roman"/>
-          <w:sz w:val="28"/>
-          <w:szCs w:val="28"/>
-        </w:rPr>
-        <w:t>программно</w:t>
-      </w:r>
-      <w:proofErr w:type="spellEnd"/>
-      <w:r>
-        <w:rPr>
-          <w:rFonts w:ascii="Times New Roman" w:hAnsi="Times New Roman" w:cs="Times New Roman"/>
-          <w:sz w:val="28"/>
-          <w:szCs w:val="28"/>
-        </w:rPr>
-        <w:t xml:space="preserve">. Каждая точка хранит координаты (x, y, z) и, при необходимости, ориентацию. Путь </w:t>
-      </w:r>
-      <w:proofErr w:type="gramStart"/>
-      <w:r>
-        <w:rPr>
-          <w:rFonts w:ascii="Times New Roman" w:hAnsi="Times New Roman" w:cs="Times New Roman"/>
-          <w:sz w:val="28"/>
-          <w:szCs w:val="28"/>
-        </w:rPr>
-        <w:t>может быть</w:t>
-      </w:r>
-      <w:proofErr w:type="gramEnd"/>
-      <w:r>
-        <w:rPr>
-          <w:rFonts w:ascii="Times New Roman" w:hAnsi="Times New Roman" w:cs="Times New Roman"/>
-          <w:sz w:val="28"/>
-          <w:szCs w:val="28"/>
-        </w:rPr>
-        <w:t xml:space="preserve"> как замкнутым, так и конечным. Так же предоставлена возможность настройки «сглаживания» углов, чтобы повороты были плавными без добавления лишних контрольных точек.</w:t>
-      </w:r>
     </w:p>
     <w:p>
       <w:pPr>
@@ -11592,7 +12237,7 @@
           <w:sz w:val="28"/>
           <w:szCs w:val="28"/>
         </w:rPr>
-        <w:t xml:space="preserve">При создании пути </w:t>
+        <w:t xml:space="preserve">Для движения виртуальной цели используются данные пути, полученные от объекта </w:t>
       </w:r>
       <w:proofErr w:type="spellStart"/>
       <w:r>
@@ -11601,7 +12246,7 @@
           <w:sz w:val="28"/>
           <w:szCs w:val="28"/>
         </w:rPr>
-        <w:t>CoppeliaSim</w:t>
+        <w:t>Path</w:t>
       </w:r>
       <w:proofErr w:type="spellEnd"/>
       <w:r>
@@ -11610,7 +12255,7 @@
           <w:sz w:val="28"/>
           <w:szCs w:val="28"/>
         </w:rPr>
-        <w:t xml:space="preserve"> автоматически генерирует </w:t>
+        <w:t>. В управляющем скрипте создаётся переменная </w:t>
       </w:r>
       <w:proofErr w:type="spellStart"/>
       <w:r>
@@ -11619,7 +12264,7 @@
           <w:sz w:val="28"/>
           <w:szCs w:val="28"/>
         </w:rPr>
-        <w:t>Lua</w:t>
+        <w:t>robotPosOnPath</w:t>
       </w:r>
       <w:proofErr w:type="spellEnd"/>
       <w:r>
@@ -11628,7 +12273,25 @@
           <w:sz w:val="28"/>
           <w:szCs w:val="28"/>
         </w:rPr>
-        <w:t>-скрипт для его визуализации. Кроме того, среда предоставляет встроенную функцию:</w:t>
+        <w:t> — пройденное расстояние вдоль пути, изменяющееся от 0 до </w:t>
+      </w:r>
+      <w:proofErr w:type="spellStart"/>
+      <w:r>
+        <w:rPr>
+          <w:rFonts w:ascii="Times New Roman" w:hAnsi="Times New Roman" w:cs="Times New Roman"/>
+          <w:sz w:val="28"/>
+          <w:szCs w:val="28"/>
+        </w:rPr>
+        <w:t>totalLength</w:t>
+      </w:r>
+      <w:proofErr w:type="spellEnd"/>
+      <w:r>
+        <w:rPr>
+          <w:rFonts w:ascii="Times New Roman" w:hAnsi="Times New Roman" w:cs="Times New Roman"/>
+          <w:sz w:val="28"/>
+          <w:szCs w:val="28"/>
+        </w:rPr>
+        <w:t>. В каждый момент симуляции (каждый шаг интегрирования) эта переменная увеличивается на величину:</w:t>
       </w:r>
     </w:p>
     <w:p>
@@ -11649,7 +12312,7 @@
           <w:sz w:val="28"/>
           <w:szCs w:val="28"/>
         </w:rPr>
-        <w:t>sim.getPathInterpolatedConfig</w:t>
+        <w:t>robotPosOnPath</w:t>
       </w:r>
       <w:proofErr w:type="spellEnd"/>
       <w:r>
@@ -11658,7 +12321,7 @@
           <w:sz w:val="28"/>
           <w:szCs w:val="28"/>
         </w:rPr>
-        <w:t>(</w:t>
+        <w:t xml:space="preserve"> = </w:t>
       </w:r>
       <w:proofErr w:type="spellStart"/>
       <w:r>
@@ -11667,7 +12330,7 @@
           <w:sz w:val="28"/>
           <w:szCs w:val="28"/>
         </w:rPr>
-        <w:t>pathPositions</w:t>
+        <w:t>robotPosOnPath</w:t>
       </w:r>
       <w:proofErr w:type="spellEnd"/>
       <w:r>
@@ -11676,7 +12339,7 @@
           <w:sz w:val="28"/>
           <w:szCs w:val="28"/>
         </w:rPr>
-        <w:t xml:space="preserve">, </w:t>
+        <w:t xml:space="preserve"> + </w:t>
       </w:r>
       <w:proofErr w:type="spellStart"/>
       <w:r>
@@ -11685,7 +12348,7 @@
           <w:sz w:val="28"/>
           <w:szCs w:val="28"/>
         </w:rPr>
-        <w:t>pathLengths</w:t>
+        <w:t>targetSpeed</w:t>
       </w:r>
       <w:proofErr w:type="spellEnd"/>
       <w:r>
@@ -11694,7 +12357,7 @@
           <w:sz w:val="28"/>
           <w:szCs w:val="28"/>
         </w:rPr>
-        <w:t xml:space="preserve">, </w:t>
+        <w:t xml:space="preserve"> * </w:t>
       </w:r>
       <w:proofErr w:type="spellStart"/>
       <w:r>
@@ -11703,35 +12366,9 @@
           <w:sz w:val="28"/>
           <w:szCs w:val="28"/>
         </w:rPr>
-        <w:t>distance</w:t>
+        <w:t>dt</w:t>
       </w:r>
       <w:proofErr w:type="spellEnd"/>
-      <w:r>
-        <w:rPr>
-          <w:rFonts w:ascii="Times New Roman" w:hAnsi="Times New Roman" w:cs="Times New Roman"/>
-          <w:sz w:val="28"/>
-          <w:szCs w:val="28"/>
-        </w:rPr>
-        <w:t xml:space="preserve">, </w:t>
-      </w:r>
-      <w:proofErr w:type="spellStart"/>
-      <w:r>
-        <w:rPr>
-          <w:rFonts w:ascii="Times New Roman" w:hAnsi="Times New Roman" w:cs="Times New Roman"/>
-          <w:sz w:val="28"/>
-          <w:szCs w:val="28"/>
-        </w:rPr>
-        <w:t>nil</w:t>
-      </w:r>
-      <w:proofErr w:type="spellEnd"/>
-      <w:r>
-        <w:rPr>
-          <w:rFonts w:ascii="Times New Roman" w:hAnsi="Times New Roman" w:cs="Times New Roman"/>
-          <w:sz w:val="28"/>
-          <w:szCs w:val="28"/>
-        </w:rPr>
-        <w:t>, {1,1,1,1})</w:t>
-      </w:r>
     </w:p>
     <w:p>
       <w:pPr>
@@ -11750,7 +12387,7 @@
           <w:sz w:val="28"/>
           <w:szCs w:val="28"/>
         </w:rPr>
-        <w:t xml:space="preserve">Эта функция по пройденному расстоянию от начала пути возвращает точные координаты любой точки на пути с учётом интерполяции. </w:t>
+        <w:t>где </w:t>
       </w:r>
       <w:proofErr w:type="spellStart"/>
       <w:r>
@@ -11759,6 +12396,42 @@
           <w:sz w:val="28"/>
           <w:szCs w:val="28"/>
         </w:rPr>
+        <w:t>targetSpeed</w:t>
+      </w:r>
+      <w:proofErr w:type="spellEnd"/>
+      <w:r>
+        <w:rPr>
+          <w:rFonts w:ascii="Times New Roman" w:hAnsi="Times New Roman" w:cs="Times New Roman"/>
+          <w:sz w:val="28"/>
+          <w:szCs w:val="28"/>
+        </w:rPr>
+        <w:t> — заданная скорость движения цели (м/с), </w:t>
+      </w:r>
+      <w:proofErr w:type="spellStart"/>
+      <w:r>
+        <w:rPr>
+          <w:rFonts w:ascii="Times New Roman" w:hAnsi="Times New Roman" w:cs="Times New Roman"/>
+          <w:sz w:val="28"/>
+          <w:szCs w:val="28"/>
+        </w:rPr>
+        <w:t>dt</w:t>
+      </w:r>
+      <w:proofErr w:type="spellEnd"/>
+      <w:r>
+        <w:rPr>
+          <w:rFonts w:ascii="Times New Roman" w:hAnsi="Times New Roman" w:cs="Times New Roman"/>
+          <w:sz w:val="28"/>
+          <w:szCs w:val="28"/>
+        </w:rPr>
+        <w:t xml:space="preserve"> — шаг симуляции. Далее вызывается встроенная функция </w:t>
+      </w:r>
+      <w:proofErr w:type="spellStart"/>
+      <w:r>
+        <w:rPr>
+          <w:rFonts w:ascii="Times New Roman" w:hAnsi="Times New Roman" w:cs="Times New Roman"/>
+          <w:sz w:val="28"/>
+          <w:szCs w:val="28"/>
+        </w:rPr>
         <w:t>CoppeliaSim</w:t>
       </w:r>
       <w:proofErr w:type="spellEnd"/>
@@ -11768,16 +12441,7 @@
           <w:sz w:val="28"/>
           <w:szCs w:val="28"/>
         </w:rPr>
-        <w:t xml:space="preserve"> </w:t>
-      </w:r>
-      <w:r>
-        <w:rPr>
-          <w:rFonts w:ascii="Times New Roman" w:hAnsi="Times New Roman" w:cs="Times New Roman"/>
-          <w:sz w:val="28"/>
-          <w:szCs w:val="28"/>
-        </w:rPr>
-        <w:lastRenderedPageBreak/>
-        <w:t>также автоматически вычисляет и хранит:</w:t>
+        <w:t>:</w:t>
       </w:r>
     </w:p>
     <w:p>
@@ -11798,7 +12462,7 @@
           <w:sz w:val="28"/>
           <w:szCs w:val="28"/>
         </w:rPr>
-        <w:t>pathPositions</w:t>
+        <w:t>local</w:t>
       </w:r>
       <w:proofErr w:type="spellEnd"/>
       <w:r>
@@ -11807,7 +12471,7 @@
           <w:sz w:val="28"/>
           <w:szCs w:val="28"/>
         </w:rPr>
-        <w:t xml:space="preserve"> — массив координат всех контрольных точек (с учётом сглаживания углов, задаваемого параметром </w:t>
+        <w:t xml:space="preserve"> </w:t>
       </w:r>
       <w:proofErr w:type="spellStart"/>
       <w:r>
@@ -11816,7 +12480,7 @@
           <w:sz w:val="28"/>
           <w:szCs w:val="28"/>
         </w:rPr>
-        <w:t>Smoothness</w:t>
+        <w:t>targetPathPos</w:t>
       </w:r>
       <w:proofErr w:type="spellEnd"/>
       <w:r>
@@ -11825,7 +12489,25 @@
           <w:sz w:val="28"/>
           <w:szCs w:val="28"/>
         </w:rPr>
-        <w:t xml:space="preserve"> пути);</w:t>
+        <w:t xml:space="preserve"> = </w:t>
+      </w:r>
+      <w:proofErr w:type="spellStart"/>
+      <w:r>
+        <w:rPr>
+          <w:rFonts w:ascii="Times New Roman" w:hAnsi="Times New Roman" w:cs="Times New Roman"/>
+          <w:sz w:val="28"/>
+          <w:szCs w:val="28"/>
+        </w:rPr>
+        <w:t>sim.getPathInterpolatedConfig</w:t>
+      </w:r>
+      <w:proofErr w:type="spellEnd"/>
+      <w:r>
+        <w:rPr>
+          <w:rFonts w:ascii="Times New Roman" w:hAnsi="Times New Roman" w:cs="Times New Roman"/>
+          <w:sz w:val="28"/>
+          <w:szCs w:val="28"/>
+        </w:rPr>
+        <w:t>(</w:t>
       </w:r>
     </w:p>
     <w:p>
@@ -11839,14 +12521,23 @@
           <w:szCs w:val="28"/>
         </w:rPr>
       </w:pPr>
+      <w:r>
+        <w:rPr>
+          <w:rFonts w:ascii="Times New Roman" w:hAnsi="Times New Roman" w:cs="Times New Roman"/>
+          <w:sz w:val="28"/>
+          <w:szCs w:val="28"/>
+        </w:rPr>
+        <w:t xml:space="preserve">    </w:t>
+      </w:r>
       <w:proofErr w:type="spellStart"/>
-      <w:r>
-        <w:rPr>
-          <w:rFonts w:ascii="Times New Roman" w:hAnsi="Times New Roman" w:cs="Times New Roman"/>
-          <w:sz w:val="28"/>
-          <w:szCs w:val="28"/>
-        </w:rPr>
-        <w:t>pathLengths</w:t>
+      <w:proofErr w:type="gramStart"/>
+      <w:r>
+        <w:rPr>
+          <w:rFonts w:ascii="Times New Roman" w:hAnsi="Times New Roman" w:cs="Times New Roman"/>
+          <w:sz w:val="28"/>
+          <w:szCs w:val="28"/>
+        </w:rPr>
+        <w:t>pathPositions</w:t>
       </w:r>
       <w:proofErr w:type="spellEnd"/>
       <w:r>
@@ -11855,7 +12546,16 @@
           <w:sz w:val="28"/>
           <w:szCs w:val="28"/>
         </w:rPr>
-        <w:t> — длины сегментов между соседними точками;</w:t>
+        <w:t xml:space="preserve">,   </w:t>
+      </w:r>
+      <w:proofErr w:type="gramEnd"/>
+      <w:r>
+        <w:rPr>
+          <w:rFonts w:ascii="Times New Roman" w:hAnsi="Times New Roman" w:cs="Times New Roman"/>
+          <w:sz w:val="28"/>
+          <w:szCs w:val="28"/>
+        </w:rPr>
+        <w:t xml:space="preserve">  -- массив координат контрольных точек</w:t>
       </w:r>
     </w:p>
     <w:p>
@@ -11869,14 +12569,23 @@
           <w:szCs w:val="28"/>
         </w:rPr>
       </w:pPr>
+      <w:r>
+        <w:rPr>
+          <w:rFonts w:ascii="Times New Roman" w:hAnsi="Times New Roman" w:cs="Times New Roman"/>
+          <w:sz w:val="28"/>
+          <w:szCs w:val="28"/>
+        </w:rPr>
+        <w:t xml:space="preserve">    </w:t>
+      </w:r>
       <w:proofErr w:type="spellStart"/>
-      <w:r>
-        <w:rPr>
-          <w:rFonts w:ascii="Times New Roman" w:hAnsi="Times New Roman" w:cs="Times New Roman"/>
-          <w:sz w:val="28"/>
-          <w:szCs w:val="28"/>
-        </w:rPr>
-        <w:t>totalLength</w:t>
+      <w:proofErr w:type="gramStart"/>
+      <w:r>
+        <w:rPr>
+          <w:rFonts w:ascii="Times New Roman" w:hAnsi="Times New Roman" w:cs="Times New Roman"/>
+          <w:sz w:val="28"/>
+          <w:szCs w:val="28"/>
+        </w:rPr>
+        <w:t>pathLengths</w:t>
       </w:r>
       <w:proofErr w:type="spellEnd"/>
       <w:r>
@@ -11885,7 +12594,16 @@
           <w:sz w:val="28"/>
           <w:szCs w:val="28"/>
         </w:rPr>
-        <w:t> — общая длина пути.</w:t>
+        <w:t xml:space="preserve">,   </w:t>
+      </w:r>
+      <w:proofErr w:type="gramEnd"/>
+      <w:r>
+        <w:rPr>
+          <w:rFonts w:ascii="Times New Roman" w:hAnsi="Times New Roman" w:cs="Times New Roman"/>
+          <w:sz w:val="28"/>
+          <w:szCs w:val="28"/>
+        </w:rPr>
+        <w:t xml:space="preserve">    -- длины сегментов между точками</w:t>
       </w:r>
     </w:p>
     <w:p>
@@ -11905,7 +12623,35 @@
           <w:sz w:val="28"/>
           <w:szCs w:val="28"/>
         </w:rPr>
-        <w:t>Именно эти возможности положены в основу разработанного алгоритма.</w:t>
+        <w:t xml:space="preserve">    </w:t>
+      </w:r>
+      <w:proofErr w:type="spellStart"/>
+      <w:proofErr w:type="gramStart"/>
+      <w:r>
+        <w:rPr>
+          <w:rFonts w:ascii="Times New Roman" w:hAnsi="Times New Roman" w:cs="Times New Roman"/>
+          <w:sz w:val="28"/>
+          <w:szCs w:val="28"/>
+        </w:rPr>
+        <w:t>robotPosOnPath</w:t>
+      </w:r>
+      <w:proofErr w:type="spellEnd"/>
+      <w:r>
+        <w:rPr>
+          <w:rFonts w:ascii="Times New Roman" w:hAnsi="Times New Roman" w:cs="Times New Roman"/>
+          <w:sz w:val="28"/>
+          <w:szCs w:val="28"/>
+        </w:rPr>
+        <w:t xml:space="preserve">,   </w:t>
+      </w:r>
+      <w:proofErr w:type="gramEnd"/>
+      <w:r>
+        <w:rPr>
+          <w:rFonts w:ascii="Times New Roman" w:hAnsi="Times New Roman" w:cs="Times New Roman"/>
+          <w:sz w:val="28"/>
+          <w:szCs w:val="28"/>
+        </w:rPr>
+        <w:t xml:space="preserve"> -- текущее пройденное расстояние</w:t>
       </w:r>
     </w:p>
     <w:p>
@@ -11925,7 +12671,7 @@
           <w:sz w:val="28"/>
           <w:szCs w:val="28"/>
         </w:rPr>
-        <w:t>Основная идея разработанного метода заключается в том, чтобы не заставлять робота самостоятельно планировать движение по сложному пути, а создать виртуальную цель (маленькую сферу </w:t>
+        <w:t xml:space="preserve">    </w:t>
       </w:r>
       <w:proofErr w:type="spellStart"/>
       <w:r>
@@ -11934,7 +12680,7 @@
           <w:sz w:val="28"/>
           <w:szCs w:val="28"/>
         </w:rPr>
-        <w:t>target</w:t>
+        <w:t>nil</w:t>
       </w:r>
       <w:proofErr w:type="spellEnd"/>
       <w:r>
@@ -11943,7 +12689,7 @@
           <w:sz w:val="28"/>
           <w:szCs w:val="28"/>
         </w:rPr>
-        <w:t>) и заставить её двигаться точно по заданной траектории. Робот же, в свою очередь, просто едет за этой целью, не зная ничего о форме пути.</w:t>
+        <w:t>,</w:t>
       </w:r>
     </w:p>
     <w:p>
@@ -11963,43 +12709,7 @@
           <w:sz w:val="28"/>
           <w:szCs w:val="28"/>
         </w:rPr>
-        <w:t>Этот подход известен в робототехнике как метод «морковки» (</w:t>
-      </w:r>
-      <w:proofErr w:type="spellStart"/>
-      <w:r>
-        <w:rPr>
-          <w:rFonts w:ascii="Times New Roman" w:hAnsi="Times New Roman" w:cs="Times New Roman"/>
-          <w:sz w:val="28"/>
-          <w:szCs w:val="28"/>
-        </w:rPr>
-        <w:t>carrot</w:t>
-      </w:r>
-      <w:proofErr w:type="spellEnd"/>
-      <w:r>
-        <w:rPr>
-          <w:rFonts w:ascii="Times New Roman" w:hAnsi="Times New Roman" w:cs="Times New Roman"/>
-          <w:sz w:val="28"/>
-          <w:szCs w:val="28"/>
-        </w:rPr>
-        <w:t xml:space="preserve"> </w:t>
-      </w:r>
-      <w:proofErr w:type="spellStart"/>
-      <w:r>
-        <w:rPr>
-          <w:rFonts w:ascii="Times New Roman" w:hAnsi="Times New Roman" w:cs="Times New Roman"/>
-          <w:sz w:val="28"/>
-          <w:szCs w:val="28"/>
-        </w:rPr>
-        <w:t>chasing</w:t>
-      </w:r>
-      <w:proofErr w:type="spellEnd"/>
-      <w:r>
-        <w:rPr>
-          <w:rFonts w:ascii="Times New Roman" w:hAnsi="Times New Roman" w:cs="Times New Roman"/>
-          <w:sz w:val="28"/>
-          <w:szCs w:val="28"/>
-        </w:rPr>
-        <w:t>) или метод виртуальной цели. Он устойчив к ошибкам позиционирования и не требует сложного расчёта траектории в реальном времени (рисунок 2.2).</w:t>
+        <w:t xml:space="preserve">    {1,1,1,1}         -- параметры интерполяции (линейная для позиции)</w:t>
       </w:r>
     </w:p>
     <w:p>
@@ -12013,16 +12723,14 @@
           <w:szCs w:val="28"/>
         </w:rPr>
       </w:pPr>
-      <w:proofErr w:type="spellStart"/>
-      <w:r>
-        <w:rPr>
-          <w:rFonts w:ascii="Times New Roman" w:hAnsi="Times New Roman" w:cs="Times New Roman"/>
-          <w:sz w:val="28"/>
-          <w:szCs w:val="28"/>
-        </w:rPr>
-        <w:t>фотОчка</w:t>
-      </w:r>
-      <w:proofErr w:type="spellEnd"/>
+      <w:r>
+        <w:rPr>
+          <w:rFonts w:ascii="Times New Roman" w:hAnsi="Times New Roman" w:cs="Times New Roman"/>
+          <w:sz w:val="28"/>
+          <w:szCs w:val="28"/>
+        </w:rPr>
+        <w:t>)</w:t>
+      </w:r>
     </w:p>
     <w:p>
       <w:pPr>
@@ -12041,7 +12749,7 @@
           <w:sz w:val="28"/>
           <w:szCs w:val="28"/>
         </w:rPr>
-        <w:t xml:space="preserve">Для движения виртуальной цели используются данные пути, полученные от объекта </w:t>
+        <w:t>Функция возвращает точные координаты (x, y, z) точки на пути, соответствующей пройденному расстоянию. На каждом шаге симуляции виртуальная цель (</w:t>
       </w:r>
       <w:proofErr w:type="spellStart"/>
       <w:r>
@@ -12050,7 +12758,7 @@
           <w:sz w:val="28"/>
           <w:szCs w:val="28"/>
         </w:rPr>
-        <w:t>Path</w:t>
+        <w:t>target</w:t>
       </w:r>
       <w:proofErr w:type="spellEnd"/>
       <w:r>
@@ -12059,43 +12767,24 @@
           <w:sz w:val="28"/>
           <w:szCs w:val="28"/>
         </w:rPr>
-        <w:t>. В управляющем скрипте создаётся переменная </w:t>
-      </w:r>
-      <w:proofErr w:type="spellStart"/>
-      <w:r>
-        <w:rPr>
-          <w:rFonts w:ascii="Times New Roman" w:hAnsi="Times New Roman" w:cs="Times New Roman"/>
-          <w:sz w:val="28"/>
-          <w:szCs w:val="28"/>
-        </w:rPr>
-        <w:t>robotPosOnPath</w:t>
-      </w:r>
-      <w:proofErr w:type="spellEnd"/>
-      <w:r>
-        <w:rPr>
-          <w:rFonts w:ascii="Times New Roman" w:hAnsi="Times New Roman" w:cs="Times New Roman"/>
-          <w:sz w:val="28"/>
-          <w:szCs w:val="28"/>
-        </w:rPr>
-        <w:t> — пройденное расстояние вдоль пути, изменяющееся от 0 до </w:t>
-      </w:r>
-      <w:proofErr w:type="spellStart"/>
-      <w:r>
-        <w:rPr>
-          <w:rFonts w:ascii="Times New Roman" w:hAnsi="Times New Roman" w:cs="Times New Roman"/>
-          <w:sz w:val="28"/>
-          <w:szCs w:val="28"/>
-        </w:rPr>
-        <w:t>totalLength</w:t>
-      </w:r>
-      <w:proofErr w:type="spellEnd"/>
-      <w:r>
-        <w:rPr>
-          <w:rFonts w:ascii="Times New Roman" w:hAnsi="Times New Roman" w:cs="Times New Roman"/>
-          <w:sz w:val="28"/>
-          <w:szCs w:val="28"/>
-        </w:rPr>
-        <w:t>. В каждый момент симуляции (каждый шаг интегрирования) эта переменная увеличивается на величину:</w:t>
+        <w:t xml:space="preserve">) телепортируется в эти координаты. Визуально это создаёт эффект плавного движения маленькой сферы вдоль траектории. </w:t>
+      </w:r>
+      <w:r>
+        <w:rPr>
+          <w:rFonts w:ascii="Times New Roman" w:hAnsi="Times New Roman" w:cs="Times New Roman"/>
+          <w:sz w:val="28"/>
+          <w:szCs w:val="28"/>
+        </w:rPr>
+        <w:t xml:space="preserve">К слову, в начале симуляции настроена телепортация робота в первую точку </w:t>
+      </w:r>
+      <w:r>
+        <w:rPr>
+          <w:rFonts w:ascii="Times New Roman" w:hAnsi="Times New Roman" w:cs="Times New Roman"/>
+          <w:sz w:val="28"/>
+          <w:szCs w:val="28"/>
+        </w:rPr>
+        <w:lastRenderedPageBreak/>
+        <w:t>пути по ходу движения (прямо).</w:t>
       </w:r>
     </w:p>
     <w:p>
@@ -12109,6 +12798,38 @@
           <w:szCs w:val="28"/>
         </w:rPr>
       </w:pPr>
+      <w:r>
+        <w:rPr>
+          <w:rFonts w:ascii="Times New Roman" w:hAnsi="Times New Roman" w:cs="Times New Roman"/>
+          <w:sz w:val="28"/>
+          <w:szCs w:val="28"/>
+        </w:rPr>
+        <w:t>Далее необходимо вычисление общего вектора движения робота. В каждый момент симуляции известны:</w:t>
+      </w:r>
+    </w:p>
+    <w:p>
+      <w:pPr>
+        <w:pStyle w:val="ab"/>
+        <w:numPr>
+          <w:ilvl w:val="0"/>
+          <w:numId w:val="37"/>
+        </w:numPr>
+        <w:spacing w:line="360" w:lineRule="auto"/>
+        <w:jc w:val="both"/>
+        <w:rPr>
+          <w:rFonts w:ascii="Times New Roman" w:hAnsi="Times New Roman" w:cs="Times New Roman"/>
+          <w:sz w:val="28"/>
+          <w:szCs w:val="28"/>
+        </w:rPr>
+      </w:pPr>
+      <w:r>
+        <w:rPr>
+          <w:rFonts w:ascii="Times New Roman" w:hAnsi="Times New Roman" w:cs="Times New Roman"/>
+          <w:sz w:val="28"/>
+          <w:szCs w:val="28"/>
+        </w:rPr>
+        <w:t>координаты робота: (</w:t>
+      </w:r>
       <w:proofErr w:type="spellStart"/>
       <w:r>
         <w:rPr>
@@ -12116,7 +12837,7 @@
           <w:sz w:val="28"/>
           <w:szCs w:val="28"/>
         </w:rPr>
-        <w:t>robotPosOnPath</w:t>
+        <w:t>x_robot</w:t>
       </w:r>
       <w:proofErr w:type="spellEnd"/>
       <w:r>
@@ -12125,7 +12846,7 @@
           <w:sz w:val="28"/>
           <w:szCs w:val="28"/>
         </w:rPr>
-        <w:t xml:space="preserve"> = </w:t>
+        <w:t xml:space="preserve">, </w:t>
       </w:r>
       <w:proofErr w:type="spellStart"/>
       <w:r>
@@ -12134,7 +12855,7 @@
           <w:sz w:val="28"/>
           <w:szCs w:val="28"/>
         </w:rPr>
-        <w:t>robotPosOnPath</w:t>
+        <w:t>y_robot</w:t>
       </w:r>
       <w:proofErr w:type="spellEnd"/>
       <w:r>
@@ -12143,7 +12864,31 @@
           <w:sz w:val="28"/>
           <w:szCs w:val="28"/>
         </w:rPr>
-        <w:t xml:space="preserve"> + </w:t>
+        <w:t>);</w:t>
+      </w:r>
+    </w:p>
+    <w:p>
+      <w:pPr>
+        <w:pStyle w:val="ab"/>
+        <w:numPr>
+          <w:ilvl w:val="0"/>
+          <w:numId w:val="37"/>
+        </w:numPr>
+        <w:spacing w:line="360" w:lineRule="auto"/>
+        <w:jc w:val="both"/>
+        <w:rPr>
+          <w:rFonts w:ascii="Times New Roman" w:hAnsi="Times New Roman" w:cs="Times New Roman"/>
+          <w:sz w:val="28"/>
+          <w:szCs w:val="28"/>
+        </w:rPr>
+      </w:pPr>
+      <w:r>
+        <w:rPr>
+          <w:rFonts w:ascii="Times New Roman" w:hAnsi="Times New Roman" w:cs="Times New Roman"/>
+          <w:sz w:val="28"/>
+          <w:szCs w:val="28"/>
+        </w:rPr>
+        <w:t>координаты виртуальной цели: (</w:t>
       </w:r>
       <w:proofErr w:type="spellStart"/>
       <w:r>
@@ -12152,7 +12897,7 @@
           <w:sz w:val="28"/>
           <w:szCs w:val="28"/>
         </w:rPr>
-        <w:t>targetSpeed</w:t>
+        <w:t>x_target</w:t>
       </w:r>
       <w:proofErr w:type="spellEnd"/>
       <w:r>
@@ -12161,7 +12906,7 @@
           <w:sz w:val="28"/>
           <w:szCs w:val="28"/>
         </w:rPr>
-        <w:t xml:space="preserve"> * </w:t>
+        <w:t xml:space="preserve">, </w:t>
       </w:r>
       <w:proofErr w:type="spellStart"/>
       <w:r>
@@ -12170,9 +12915,17 @@
           <w:sz w:val="28"/>
           <w:szCs w:val="28"/>
         </w:rPr>
-        <w:t>dt</w:t>
+        <w:t>y_target</w:t>
       </w:r>
       <w:proofErr w:type="spellEnd"/>
+      <w:r>
+        <w:rPr>
+          <w:rFonts w:ascii="Times New Roman" w:hAnsi="Times New Roman" w:cs="Times New Roman"/>
+          <w:sz w:val="28"/>
+          <w:szCs w:val="28"/>
+        </w:rPr>
+        <w:t>).</w:t>
+      </w:r>
     </w:p>
     <w:p>
       <w:pPr>
@@ -12191,61 +12944,7 @@
           <w:sz w:val="28"/>
           <w:szCs w:val="28"/>
         </w:rPr>
-        <w:t>где </w:t>
-      </w:r>
-      <w:proofErr w:type="spellStart"/>
-      <w:r>
-        <w:rPr>
-          <w:rFonts w:ascii="Times New Roman" w:hAnsi="Times New Roman" w:cs="Times New Roman"/>
-          <w:sz w:val="28"/>
-          <w:szCs w:val="28"/>
-        </w:rPr>
-        <w:t>targetSpeed</w:t>
-      </w:r>
-      <w:proofErr w:type="spellEnd"/>
-      <w:r>
-        <w:rPr>
-          <w:rFonts w:ascii="Times New Roman" w:hAnsi="Times New Roman" w:cs="Times New Roman"/>
-          <w:sz w:val="28"/>
-          <w:szCs w:val="28"/>
-        </w:rPr>
-        <w:t> — заданная скорость движения цели (м/с), </w:t>
-      </w:r>
-      <w:proofErr w:type="spellStart"/>
-      <w:r>
-        <w:rPr>
-          <w:rFonts w:ascii="Times New Roman" w:hAnsi="Times New Roman" w:cs="Times New Roman"/>
-          <w:sz w:val="28"/>
-          <w:szCs w:val="28"/>
-        </w:rPr>
-        <w:t>dt</w:t>
-      </w:r>
-      <w:proofErr w:type="spellEnd"/>
-      <w:r>
-        <w:rPr>
-          <w:rFonts w:ascii="Times New Roman" w:hAnsi="Times New Roman" w:cs="Times New Roman"/>
-          <w:sz w:val="28"/>
-          <w:szCs w:val="28"/>
-        </w:rPr>
-        <w:t xml:space="preserve"> — шаг симуляции. Далее вызывается встроенная функция </w:t>
-      </w:r>
-      <w:proofErr w:type="spellStart"/>
-      <w:r>
-        <w:rPr>
-          <w:rFonts w:ascii="Times New Roman" w:hAnsi="Times New Roman" w:cs="Times New Roman"/>
-          <w:sz w:val="28"/>
-          <w:szCs w:val="28"/>
-        </w:rPr>
-        <w:t>CoppeliaSim</w:t>
-      </w:r>
-      <w:proofErr w:type="spellEnd"/>
-      <w:r>
-        <w:rPr>
-          <w:rFonts w:ascii="Times New Roman" w:hAnsi="Times New Roman" w:cs="Times New Roman"/>
-          <w:sz w:val="28"/>
-          <w:szCs w:val="28"/>
-        </w:rPr>
-        <w:t>:</w:t>
+        <w:t>Чтобы робот поехал к цели, необходимо вычислить направление от робота к цели:</w:t>
       </w:r>
     </w:p>
     <w:p>
@@ -12257,16 +12956,38 @@
           <w:rFonts w:ascii="Times New Roman" w:hAnsi="Times New Roman" w:cs="Times New Roman"/>
           <w:sz w:val="28"/>
           <w:szCs w:val="28"/>
-        </w:rPr>
-      </w:pPr>
+          <w:lang w:val="en-US"/>
+        </w:rPr>
+      </w:pPr>
+      <w:proofErr w:type="gramStart"/>
+      <w:r>
+        <w:rPr>
+          <w:rFonts w:ascii="Times New Roman" w:hAnsi="Times New Roman" w:cs="Times New Roman"/>
+          <w:sz w:val="28"/>
+          <w:szCs w:val="28"/>
+          <w:lang w:val="en-US"/>
+        </w:rPr>
+        <w:t>dx</w:t>
+      </w:r>
+      <w:proofErr w:type="gramEnd"/>
+      <w:r>
+        <w:rPr>
+          <w:rFonts w:ascii="Times New Roman" w:hAnsi="Times New Roman" w:cs="Times New Roman"/>
+          <w:sz w:val="28"/>
+          <w:szCs w:val="28"/>
+          <w:lang w:val="en-US"/>
+        </w:rPr>
+        <w:t xml:space="preserve"> = </w:t>
+      </w:r>
       <w:proofErr w:type="spellStart"/>
       <w:r>
         <w:rPr>
           <w:rFonts w:ascii="Times New Roman" w:hAnsi="Times New Roman" w:cs="Times New Roman"/>
           <w:sz w:val="28"/>
           <w:szCs w:val="28"/>
-        </w:rPr>
-        <w:t>local</w:t>
+          <w:lang w:val="en-US"/>
+        </w:rPr>
+        <w:t>x_target</w:t>
       </w:r>
       <w:proofErr w:type="spellEnd"/>
       <w:r>
@@ -12274,8 +12995,9 @@
           <w:rFonts w:ascii="Times New Roman" w:hAnsi="Times New Roman" w:cs="Times New Roman"/>
           <w:sz w:val="28"/>
           <w:szCs w:val="28"/>
-        </w:rPr>
-        <w:t xml:space="preserve"> </w:t>
+          <w:lang w:val="en-US"/>
+        </w:rPr>
+        <w:t xml:space="preserve"> - </w:t>
       </w:r>
       <w:proofErr w:type="spellStart"/>
       <w:r>
@@ -12283,36 +13005,11 @@
           <w:rFonts w:ascii="Times New Roman" w:hAnsi="Times New Roman" w:cs="Times New Roman"/>
           <w:sz w:val="28"/>
           <w:szCs w:val="28"/>
-        </w:rPr>
-        <w:t>targetPathPos</w:t>
+          <w:lang w:val="en-US"/>
+        </w:rPr>
+        <w:t>x_robot</w:t>
       </w:r>
       <w:proofErr w:type="spellEnd"/>
-      <w:r>
-        <w:rPr>
-          <w:rFonts w:ascii="Times New Roman" w:hAnsi="Times New Roman" w:cs="Times New Roman"/>
-          <w:sz w:val="28"/>
-          <w:szCs w:val="28"/>
-        </w:rPr>
-        <w:t xml:space="preserve"> = </w:t>
-      </w:r>
-      <w:proofErr w:type="spellStart"/>
-      <w:r>
-        <w:rPr>
-          <w:rFonts w:ascii="Times New Roman" w:hAnsi="Times New Roman" w:cs="Times New Roman"/>
-          <w:sz w:val="28"/>
-          <w:szCs w:val="28"/>
-        </w:rPr>
-        <w:t>sim.getPathInterpolatedConfig</w:t>
-      </w:r>
-      <w:proofErr w:type="spellEnd"/>
-      <w:r>
-        <w:rPr>
-          <w:rFonts w:ascii="Times New Roman" w:hAnsi="Times New Roman" w:cs="Times New Roman"/>
-          <w:sz w:val="28"/>
-          <w:szCs w:val="28"/>
-        </w:rPr>
-        <w:t>(</w:t>
-      </w:r>
     </w:p>
     <w:p>
       <w:pPr>
@@ -12323,16 +13020,9 @@
           <w:rFonts w:ascii="Times New Roman" w:hAnsi="Times New Roman" w:cs="Times New Roman"/>
           <w:sz w:val="28"/>
           <w:szCs w:val="28"/>
-        </w:rPr>
-      </w:pPr>
-      <w:r>
-        <w:rPr>
-          <w:rFonts w:ascii="Times New Roman" w:hAnsi="Times New Roman" w:cs="Times New Roman"/>
-          <w:sz w:val="28"/>
-          <w:szCs w:val="28"/>
-        </w:rPr>
-        <w:t xml:space="preserve">    </w:t>
-      </w:r>
+          <w:lang w:val="en-US"/>
+        </w:rPr>
+      </w:pPr>
       <w:proofErr w:type="spellStart"/>
       <w:proofErr w:type="gramStart"/>
       <w:r>
@@ -12340,27 +13030,52 @@
           <w:rFonts w:ascii="Times New Roman" w:hAnsi="Times New Roman" w:cs="Times New Roman"/>
           <w:sz w:val="28"/>
           <w:szCs w:val="28"/>
-        </w:rPr>
-        <w:t>pathPositions</w:t>
+          <w:lang w:val="en-US"/>
+        </w:rPr>
+        <w:t>dy</w:t>
       </w:r>
       <w:proofErr w:type="spellEnd"/>
-      <w:r>
-        <w:rPr>
-          <w:rFonts w:ascii="Times New Roman" w:hAnsi="Times New Roman" w:cs="Times New Roman"/>
-          <w:sz w:val="28"/>
-          <w:szCs w:val="28"/>
-        </w:rPr>
-        <w:t xml:space="preserve">,   </w:t>
-      </w:r>
       <w:proofErr w:type="gramEnd"/>
       <w:r>
         <w:rPr>
           <w:rFonts w:ascii="Times New Roman" w:hAnsi="Times New Roman" w:cs="Times New Roman"/>
           <w:sz w:val="28"/>
           <w:szCs w:val="28"/>
-        </w:rPr>
-        <w:t xml:space="preserve">  -- массив координат контрольных точек</w:t>
-      </w:r>
+          <w:lang w:val="en-US"/>
+        </w:rPr>
+        <w:t xml:space="preserve"> = </w:t>
+      </w:r>
+      <w:proofErr w:type="spellStart"/>
+      <w:r>
+        <w:rPr>
+          <w:rFonts w:ascii="Times New Roman" w:hAnsi="Times New Roman" w:cs="Times New Roman"/>
+          <w:sz w:val="28"/>
+          <w:szCs w:val="28"/>
+          <w:lang w:val="en-US"/>
+        </w:rPr>
+        <w:t>y_target</w:t>
+      </w:r>
+      <w:proofErr w:type="spellEnd"/>
+      <w:r>
+        <w:rPr>
+          <w:rFonts w:ascii="Times New Roman" w:hAnsi="Times New Roman" w:cs="Times New Roman"/>
+          <w:sz w:val="28"/>
+          <w:szCs w:val="28"/>
+          <w:lang w:val="en-US"/>
+        </w:rPr>
+        <w:t xml:space="preserve"> - </w:t>
+      </w:r>
+      <w:proofErr w:type="spellStart"/>
+      <w:r>
+        <w:rPr>
+          <w:rFonts w:ascii="Times New Roman" w:hAnsi="Times New Roman" w:cs="Times New Roman"/>
+          <w:sz w:val="28"/>
+          <w:szCs w:val="28"/>
+          <w:lang w:val="en-US"/>
+        </w:rPr>
+        <w:t>y_robot</w:t>
+      </w:r>
+      <w:proofErr w:type="spellEnd"/>
     </w:p>
     <w:p>
       <w:pPr>
@@ -12373,23 +13088,14 @@
           <w:szCs w:val="28"/>
         </w:rPr>
       </w:pPr>
-      <w:r>
-        <w:rPr>
-          <w:rFonts w:ascii="Times New Roman" w:hAnsi="Times New Roman" w:cs="Times New Roman"/>
-          <w:sz w:val="28"/>
-          <w:szCs w:val="28"/>
-        </w:rPr>
-        <w:t xml:space="preserve">    </w:t>
-      </w:r>
       <w:proofErr w:type="spellStart"/>
-      <w:proofErr w:type="gramStart"/>
-      <w:r>
-        <w:rPr>
-          <w:rFonts w:ascii="Times New Roman" w:hAnsi="Times New Roman" w:cs="Times New Roman"/>
-          <w:sz w:val="28"/>
-          <w:szCs w:val="28"/>
-        </w:rPr>
-        <w:t>pathLengths</w:t>
+      <w:r>
+        <w:rPr>
+          <w:rFonts w:ascii="Times New Roman" w:hAnsi="Times New Roman" w:cs="Times New Roman"/>
+          <w:sz w:val="28"/>
+          <w:szCs w:val="28"/>
+        </w:rPr>
+        <w:t>worldA</w:t>
       </w:r>
       <w:proofErr w:type="spellEnd"/>
       <w:r>
@@ -12398,16 +13104,43 @@
           <w:sz w:val="28"/>
           <w:szCs w:val="28"/>
         </w:rPr>
-        <w:t xml:space="preserve">,   </w:t>
-      </w:r>
-      <w:proofErr w:type="gramEnd"/>
-      <w:r>
-        <w:rPr>
-          <w:rFonts w:ascii="Times New Roman" w:hAnsi="Times New Roman" w:cs="Times New Roman"/>
-          <w:sz w:val="28"/>
-          <w:szCs w:val="28"/>
-        </w:rPr>
-        <w:t xml:space="preserve">    -- длины сегментов между точками</w:t>
+        <w:t xml:space="preserve"> = atan2(</w:t>
+      </w:r>
+      <w:proofErr w:type="spellStart"/>
+      <w:r>
+        <w:rPr>
+          <w:rFonts w:ascii="Times New Roman" w:hAnsi="Times New Roman" w:cs="Times New Roman"/>
+          <w:sz w:val="28"/>
+          <w:szCs w:val="28"/>
+        </w:rPr>
+        <w:t>dy</w:t>
+      </w:r>
+      <w:proofErr w:type="spellEnd"/>
+      <w:r>
+        <w:rPr>
+          <w:rFonts w:ascii="Times New Roman" w:hAnsi="Times New Roman" w:cs="Times New Roman"/>
+          <w:sz w:val="28"/>
+          <w:szCs w:val="28"/>
+        </w:rPr>
+        <w:t xml:space="preserve">, </w:t>
+      </w:r>
+      <w:proofErr w:type="spellStart"/>
+      <w:r>
+        <w:rPr>
+          <w:rFonts w:ascii="Times New Roman" w:hAnsi="Times New Roman" w:cs="Times New Roman"/>
+          <w:sz w:val="28"/>
+          <w:szCs w:val="28"/>
+        </w:rPr>
+        <w:t>dx</w:t>
+      </w:r>
+      <w:proofErr w:type="spellEnd"/>
+      <w:r>
+        <w:rPr>
+          <w:rFonts w:ascii="Times New Roman" w:hAnsi="Times New Roman" w:cs="Times New Roman"/>
+          <w:sz w:val="28"/>
+          <w:szCs w:val="28"/>
+        </w:rPr>
+        <w:t>)</w:t>
       </w:r>
     </w:p>
     <w:p>
@@ -12427,17 +13160,16 @@
           <w:sz w:val="28"/>
           <w:szCs w:val="28"/>
         </w:rPr>
-        <w:t xml:space="preserve">    </w:t>
+        <w:t>Функция atan2(</w:t>
       </w:r>
       <w:proofErr w:type="spellStart"/>
-      <w:proofErr w:type="gramStart"/>
-      <w:r>
-        <w:rPr>
-          <w:rFonts w:ascii="Times New Roman" w:hAnsi="Times New Roman" w:cs="Times New Roman"/>
-          <w:sz w:val="28"/>
-          <w:szCs w:val="28"/>
-        </w:rPr>
-        <w:t>robotPosOnPath</w:t>
+      <w:r>
+        <w:rPr>
+          <w:rFonts w:ascii="Times New Roman" w:hAnsi="Times New Roman" w:cs="Times New Roman"/>
+          <w:sz w:val="28"/>
+          <w:szCs w:val="28"/>
+        </w:rPr>
+        <w:t>dy</w:t>
       </w:r>
       <w:proofErr w:type="spellEnd"/>
       <w:r>
@@ -12446,16 +13178,25 @@
           <w:sz w:val="28"/>
           <w:szCs w:val="28"/>
         </w:rPr>
-        <w:t xml:space="preserve">,   </w:t>
-      </w:r>
-      <w:proofErr w:type="gramEnd"/>
-      <w:r>
-        <w:rPr>
-          <w:rFonts w:ascii="Times New Roman" w:hAnsi="Times New Roman" w:cs="Times New Roman"/>
-          <w:sz w:val="28"/>
-          <w:szCs w:val="28"/>
-        </w:rPr>
-        <w:t xml:space="preserve"> -- текущее пройденное расстояние</w:t>
+        <w:t xml:space="preserve">, </w:t>
+      </w:r>
+      <w:proofErr w:type="spellStart"/>
+      <w:r>
+        <w:rPr>
+          <w:rFonts w:ascii="Times New Roman" w:hAnsi="Times New Roman" w:cs="Times New Roman"/>
+          <w:sz w:val="28"/>
+          <w:szCs w:val="28"/>
+        </w:rPr>
+        <w:t>dx</w:t>
+      </w:r>
+      <w:proofErr w:type="spellEnd"/>
+      <w:r>
+        <w:rPr>
+          <w:rFonts w:ascii="Times New Roman" w:hAnsi="Times New Roman" w:cs="Times New Roman"/>
+          <w:sz w:val="28"/>
+          <w:szCs w:val="28"/>
+        </w:rPr>
+        <w:t>) возвращает угол в радианах, где:</w:t>
       </w:r>
     </w:p>
     <w:p>
@@ -12475,25 +13216,7 @@
           <w:sz w:val="28"/>
           <w:szCs w:val="28"/>
         </w:rPr>
-        <w:t xml:space="preserve">    </w:t>
-      </w:r>
-      <w:proofErr w:type="spellStart"/>
-      <w:r>
-        <w:rPr>
-          <w:rFonts w:ascii="Times New Roman" w:hAnsi="Times New Roman" w:cs="Times New Roman"/>
-          <w:sz w:val="28"/>
-          <w:szCs w:val="28"/>
-        </w:rPr>
-        <w:t>nil</w:t>
-      </w:r>
-      <w:proofErr w:type="spellEnd"/>
-      <w:r>
-        <w:rPr>
-          <w:rFonts w:ascii="Times New Roman" w:hAnsi="Times New Roman" w:cs="Times New Roman"/>
-          <w:sz w:val="28"/>
-          <w:szCs w:val="28"/>
-        </w:rPr>
-        <w:t>,</w:t>
+        <w:t>0 — направление вправо (по оси X);</w:t>
       </w:r>
     </w:p>
     <w:p>
@@ -12513,8 +13236,7 @@
           <w:sz w:val="28"/>
           <w:szCs w:val="28"/>
         </w:rPr>
-        <w:lastRenderedPageBreak/>
-        <w:t xml:space="preserve">    {1,1,1,1}         -- параметры интерполяции (линейная для позиции)</w:t>
+        <w:t>π/2 — вверх (по оси Y);</w:t>
       </w:r>
     </w:p>
     <w:p>
@@ -12534,7 +13256,7 @@
           <w:sz w:val="28"/>
           <w:szCs w:val="28"/>
         </w:rPr>
-        <w:t>)</w:t>
+        <w:t>π — влево;</w:t>
       </w:r>
     </w:p>
     <w:p>
@@ -12554,25 +13276,7 @@
           <w:sz w:val="28"/>
           <w:szCs w:val="28"/>
         </w:rPr>
-        <w:t>Функция возвращает точные координаты (x, y, z) точки на пути, соответствующей пройденному расстоянию. На каждом шаге симуляции виртуальная цель (</w:t>
-      </w:r>
-      <w:proofErr w:type="spellStart"/>
-      <w:r>
-        <w:rPr>
-          <w:rFonts w:ascii="Times New Roman" w:hAnsi="Times New Roman" w:cs="Times New Roman"/>
-          <w:sz w:val="28"/>
-          <w:szCs w:val="28"/>
-        </w:rPr>
-        <w:t>target</w:t>
-      </w:r>
-      <w:proofErr w:type="spellEnd"/>
-      <w:r>
-        <w:rPr>
-          <w:rFonts w:ascii="Times New Roman" w:hAnsi="Times New Roman" w:cs="Times New Roman"/>
-          <w:sz w:val="28"/>
-          <w:szCs w:val="28"/>
-        </w:rPr>
-        <w:t>) телепортируется в эти координаты. Визуально это создаёт эффект плавного движения маленькой сферы вдоль траектории. Далее необходимо вычисление общего вектора движения робота. В каждый момент симуляции известны:</w:t>
+        <w:t>-π/2 — вниз.</w:t>
       </w:r>
     </w:p>
     <w:p>
@@ -12592,43 +13296,7 @@
           <w:sz w:val="28"/>
           <w:szCs w:val="28"/>
         </w:rPr>
-        <w:t>координаты робота: (</w:t>
-      </w:r>
-      <w:proofErr w:type="spellStart"/>
-      <w:r>
-        <w:rPr>
-          <w:rFonts w:ascii="Times New Roman" w:hAnsi="Times New Roman" w:cs="Times New Roman"/>
-          <w:sz w:val="28"/>
-          <w:szCs w:val="28"/>
-        </w:rPr>
-        <w:t>x_robot</w:t>
-      </w:r>
-      <w:proofErr w:type="spellEnd"/>
-      <w:r>
-        <w:rPr>
-          <w:rFonts w:ascii="Times New Roman" w:hAnsi="Times New Roman" w:cs="Times New Roman"/>
-          <w:sz w:val="28"/>
-          <w:szCs w:val="28"/>
-        </w:rPr>
-        <w:t xml:space="preserve">, </w:t>
-      </w:r>
-      <w:proofErr w:type="spellStart"/>
-      <w:r>
-        <w:rPr>
-          <w:rFonts w:ascii="Times New Roman" w:hAnsi="Times New Roman" w:cs="Times New Roman"/>
-          <w:sz w:val="28"/>
-          <w:szCs w:val="28"/>
-        </w:rPr>
-        <w:t>y_robot</w:t>
-      </w:r>
-      <w:proofErr w:type="spellEnd"/>
-      <w:r>
-        <w:rPr>
-          <w:rFonts w:ascii="Times New Roman" w:hAnsi="Times New Roman" w:cs="Times New Roman"/>
-          <w:sz w:val="28"/>
-          <w:szCs w:val="28"/>
-        </w:rPr>
-        <w:t>);</w:t>
+        <w:t>Полученный угол нормализуется в диапазон от -π до π (от -180° до 180°). Это значение и будет углом движения α (с учётом системы координат робота — при необходимости выполняется пересчёт).</w:t>
       </w:r>
     </w:p>
     <w:p>
@@ -12648,43 +13316,7 @@
           <w:sz w:val="28"/>
           <w:szCs w:val="28"/>
         </w:rPr>
-        <w:t>координаты виртуальной цели: (</w:t>
-      </w:r>
-      <w:proofErr w:type="spellStart"/>
-      <w:r>
-        <w:rPr>
-          <w:rFonts w:ascii="Times New Roman" w:hAnsi="Times New Roman" w:cs="Times New Roman"/>
-          <w:sz w:val="28"/>
-          <w:szCs w:val="28"/>
-        </w:rPr>
-        <w:t>x_target</w:t>
-      </w:r>
-      <w:proofErr w:type="spellEnd"/>
-      <w:r>
-        <w:rPr>
-          <w:rFonts w:ascii="Times New Roman" w:hAnsi="Times New Roman" w:cs="Times New Roman"/>
-          <w:sz w:val="28"/>
-          <w:szCs w:val="28"/>
-        </w:rPr>
-        <w:t xml:space="preserve">, </w:t>
-      </w:r>
-      <w:proofErr w:type="spellStart"/>
-      <w:r>
-        <w:rPr>
-          <w:rFonts w:ascii="Times New Roman" w:hAnsi="Times New Roman" w:cs="Times New Roman"/>
-          <w:sz w:val="28"/>
-          <w:szCs w:val="28"/>
-        </w:rPr>
-        <w:t>y_target</w:t>
-      </w:r>
-      <w:proofErr w:type="spellEnd"/>
-      <w:r>
-        <w:rPr>
-          <w:rFonts w:ascii="Times New Roman" w:hAnsi="Times New Roman" w:cs="Times New Roman"/>
-          <w:sz w:val="28"/>
-          <w:szCs w:val="28"/>
-        </w:rPr>
-        <w:t>).</w:t>
+        <w:t>Линейная скорость V задаётся константой, подобранной экспериментально. Угловая скорость ω в данном подходе не используется, потому что робот сам поворачивается в сторону цели — это уже заложено в вычисляемом угле α. Если одновременно задавать и ω, то два управляющих воздействия могут конфликтовать, приводя к рысканию. На практике движение без явного задания ω оказывается плавным и точным.</w:t>
       </w:r>
     </w:p>
     <w:p>
@@ -12704,7 +13336,72 @@
           <w:sz w:val="28"/>
           <w:szCs w:val="28"/>
         </w:rPr>
-        <w:t>Чтобы робот поехал к цели, необходимо вычислить направление от робота к цели:</w:t>
+        <w:t>Для улучше</w:t>
+      </w:r>
+      <w:r>
+        <w:rPr>
+          <w:rFonts w:ascii="Times New Roman" w:hAnsi="Times New Roman" w:cs="Times New Roman"/>
+          <w:sz w:val="28"/>
+          <w:szCs w:val="28"/>
+        </w:rPr>
+        <w:t xml:space="preserve">ния качества слежения на крутых поворотах, </w:t>
+      </w:r>
+      <w:r>
+        <w:rPr>
+          <w:rFonts w:ascii="Times New Roman" w:hAnsi="Times New Roman" w:cs="Times New Roman"/>
+          <w:sz w:val="28"/>
+          <w:szCs w:val="28"/>
+        </w:rPr>
+        <w:t>при изменении кривизны траекто</w:t>
+      </w:r>
+      <w:r>
+        <w:rPr>
+          <w:rFonts w:ascii="Times New Roman" w:hAnsi="Times New Roman" w:cs="Times New Roman"/>
+          <w:sz w:val="28"/>
+          <w:szCs w:val="28"/>
+        </w:rPr>
+        <w:t>рии, а также при преодолении неровностей на поверхности,</w:t>
+      </w:r>
+      <w:r>
+        <w:rPr>
+          <w:rFonts w:ascii="Times New Roman" w:hAnsi="Times New Roman" w:cs="Times New Roman"/>
+          <w:sz w:val="28"/>
+          <w:szCs w:val="28"/>
+        </w:rPr>
+        <w:t xml:space="preserve"> был добавлен ПИД-регулятор. Он динамически корректирует базовую скорость робота в зав</w:t>
+      </w:r>
+      <w:r>
+        <w:rPr>
+          <w:rFonts w:ascii="Times New Roman" w:hAnsi="Times New Roman" w:cs="Times New Roman"/>
+          <w:sz w:val="28"/>
+          <w:szCs w:val="28"/>
+        </w:rPr>
+        <w:t>исимости от расстояния до цели. Е</w:t>
+      </w:r>
+      <w:r>
+        <w:rPr>
+          <w:rFonts w:ascii="Times New Roman" w:hAnsi="Times New Roman" w:cs="Times New Roman"/>
+          <w:sz w:val="28"/>
+          <w:szCs w:val="28"/>
+        </w:rPr>
+        <w:t>сли цель находится далеко — робот едет быстрее; если близко — замедляетс</w:t>
+      </w:r>
+      <w:r>
+        <w:rPr>
+          <w:rFonts w:ascii="Times New Roman" w:hAnsi="Times New Roman" w:cs="Times New Roman"/>
+          <w:sz w:val="28"/>
+          <w:szCs w:val="28"/>
+        </w:rPr>
+        <w:t xml:space="preserve">я, чтобы не </w:t>
+      </w:r>
+      <w:r>
+        <w:rPr>
+          <w:rFonts w:ascii="Times New Roman" w:hAnsi="Times New Roman" w:cs="Times New Roman"/>
+          <w:sz w:val="28"/>
+          <w:szCs w:val="28"/>
+        </w:rPr>
+        <w:lastRenderedPageBreak/>
+        <w:t>проскакивать мимо.</w:t>
       </w:r>
     </w:p>
     <w:p>
@@ -12718,6 +13415,14 @@
           <w:szCs w:val="28"/>
         </w:rPr>
       </w:pPr>
+      <w:r>
+        <w:rPr>
+          <w:rFonts w:ascii="Times New Roman" w:hAnsi="Times New Roman" w:cs="Times New Roman"/>
+          <w:sz w:val="28"/>
+          <w:szCs w:val="28"/>
+        </w:rPr>
+        <w:t xml:space="preserve">Настройка коэффициентов (пропорционального </w:t>
+      </w:r>
       <w:proofErr w:type="spellStart"/>
       <w:r>
         <w:rPr>
@@ -12725,7 +13430,7 @@
           <w:sz w:val="28"/>
           <w:szCs w:val="28"/>
         </w:rPr>
-        <w:t>dx</w:t>
+        <w:t>Kp</w:t>
       </w:r>
       <w:proofErr w:type="spellEnd"/>
       <w:r>
@@ -12734,7 +13439,7 @@
           <w:sz w:val="28"/>
           <w:szCs w:val="28"/>
         </w:rPr>
-        <w:t xml:space="preserve"> = </w:t>
+        <w:t xml:space="preserve">, интегрального </w:t>
       </w:r>
       <w:proofErr w:type="spellStart"/>
       <w:r>
@@ -12743,7 +13448,7 @@
           <w:sz w:val="28"/>
           <w:szCs w:val="28"/>
         </w:rPr>
-        <w:t>x_target</w:t>
+        <w:t>Ki</w:t>
       </w:r>
       <w:proofErr w:type="spellEnd"/>
       <w:r>
@@ -12752,7 +13457,7 @@
           <w:sz w:val="28"/>
           <w:szCs w:val="28"/>
         </w:rPr>
-        <w:t xml:space="preserve"> - </w:t>
+        <w:t xml:space="preserve">, дифференциального </w:t>
       </w:r>
       <w:proofErr w:type="spellStart"/>
       <w:r>
@@ -12761,9 +13466,25 @@
           <w:sz w:val="28"/>
           <w:szCs w:val="28"/>
         </w:rPr>
-        <w:t>x_robot</w:t>
+        <w:t>Kd</w:t>
       </w:r>
       <w:proofErr w:type="spellEnd"/>
+      <w:r>
+        <w:rPr>
+          <w:rFonts w:ascii="Times New Roman" w:hAnsi="Times New Roman" w:cs="Times New Roman"/>
+          <w:sz w:val="28"/>
+          <w:szCs w:val="28"/>
+        </w:rPr>
+        <w:t>) производилась экспериментально в среде симуляции</w:t>
+      </w:r>
+      <w:r>
+        <w:rPr>
+          <w:rFonts w:ascii="Times New Roman" w:hAnsi="Times New Roman" w:cs="Times New Roman"/>
+          <w:sz w:val="28"/>
+          <w:szCs w:val="28"/>
+        </w:rPr>
+        <w:t>.</w:t>
+      </w:r>
     </w:p>
     <w:p>
       <w:pPr>
@@ -12776,52 +13497,14 @@
           <w:szCs w:val="28"/>
         </w:rPr>
       </w:pPr>
-      <w:proofErr w:type="spellStart"/>
-      <w:r>
-        <w:rPr>
-          <w:rFonts w:ascii="Times New Roman" w:hAnsi="Times New Roman" w:cs="Times New Roman"/>
-          <w:sz w:val="28"/>
-          <w:szCs w:val="28"/>
-        </w:rPr>
-        <w:t>dy</w:t>
-      </w:r>
-      <w:proofErr w:type="spellEnd"/>
-      <w:r>
-        <w:rPr>
-          <w:rFonts w:ascii="Times New Roman" w:hAnsi="Times New Roman" w:cs="Times New Roman"/>
-          <w:sz w:val="28"/>
-          <w:szCs w:val="28"/>
-        </w:rPr>
-        <w:t xml:space="preserve"> = </w:t>
-      </w:r>
-      <w:proofErr w:type="spellStart"/>
-      <w:r>
-        <w:rPr>
-          <w:rFonts w:ascii="Times New Roman" w:hAnsi="Times New Roman" w:cs="Times New Roman"/>
-          <w:sz w:val="28"/>
-          <w:szCs w:val="28"/>
-        </w:rPr>
-        <w:t>y_target</w:t>
-      </w:r>
-      <w:proofErr w:type="spellEnd"/>
-      <w:r>
-        <w:rPr>
-          <w:rFonts w:ascii="Times New Roman" w:hAnsi="Times New Roman" w:cs="Times New Roman"/>
-          <w:sz w:val="28"/>
-          <w:szCs w:val="28"/>
-        </w:rPr>
-        <w:t xml:space="preserve"> - </w:t>
-      </w:r>
-      <w:proofErr w:type="spellStart"/>
-      <w:r>
-        <w:rPr>
-          <w:rFonts w:ascii="Times New Roman" w:hAnsi="Times New Roman" w:cs="Times New Roman"/>
-          <w:sz w:val="28"/>
-          <w:szCs w:val="28"/>
-        </w:rPr>
-        <w:t>y_robot</w:t>
-      </w:r>
-      <w:proofErr w:type="spellEnd"/>
+      <w:r>
+        <w:rPr>
+          <w:rFonts w:ascii="Times New Roman" w:hAnsi="Times New Roman" w:cs="Times New Roman"/>
+          <w:sz w:val="28"/>
+          <w:szCs w:val="28"/>
+        </w:rPr>
+        <w:t>2.4. Взаимодействие симуляции с реальным роботом</w:t>
+      </w:r>
     </w:p>
     <w:p>
       <w:pPr>
@@ -12834,6 +13517,14 @@
           <w:szCs w:val="28"/>
         </w:rPr>
       </w:pPr>
+      <w:r>
+        <w:rPr>
+          <w:rFonts w:ascii="Times New Roman" w:hAnsi="Times New Roman" w:cs="Times New Roman"/>
+          <w:sz w:val="28"/>
+          <w:szCs w:val="28"/>
+        </w:rPr>
+        <w:t xml:space="preserve">В разработанном скрипте </w:t>
+      </w:r>
       <w:proofErr w:type="spellStart"/>
       <w:r>
         <w:rPr>
@@ -12841,7 +13532,7 @@
           <w:sz w:val="28"/>
           <w:szCs w:val="28"/>
         </w:rPr>
-        <w:t>worldA</w:t>
+        <w:t>CoppeliaSim</w:t>
       </w:r>
       <w:proofErr w:type="spellEnd"/>
       <w:r>
@@ -12850,7 +13541,7 @@
           <w:sz w:val="28"/>
           <w:szCs w:val="28"/>
         </w:rPr>
-        <w:t xml:space="preserve"> = atan2(</w:t>
+        <w:t xml:space="preserve"> реализован режим записи траектории. Пока симуляция работает, каждый управляющий вектор — (V, α, ω, T), где T — временная метка или длительность действия вектора (</w:t>
       </w:r>
       <w:proofErr w:type="spellStart"/>
       <w:r>
@@ -12859,7 +13550,7 @@
           <w:sz w:val="28"/>
           <w:szCs w:val="28"/>
         </w:rPr>
-        <w:t>dy</w:t>
+        <w:t>dt</w:t>
       </w:r>
       <w:proofErr w:type="spellEnd"/>
       <w:r>
@@ -12868,7 +13559,7 @@
           <w:sz w:val="28"/>
           <w:szCs w:val="28"/>
         </w:rPr>
-        <w:t xml:space="preserve">, </w:t>
+        <w:t xml:space="preserve">) — сохраняется в массив.  Со временем симуляции </w:t>
       </w:r>
       <w:proofErr w:type="spellStart"/>
       <w:r>
@@ -12877,7 +13568,7 @@
           <w:sz w:val="28"/>
           <w:szCs w:val="28"/>
         </w:rPr>
-        <w:t>dx</w:t>
+        <w:t>dt</w:t>
       </w:r>
       <w:proofErr w:type="spellEnd"/>
       <w:r>
@@ -12886,7 +13577,137 @@
           <w:sz w:val="28"/>
           <w:szCs w:val="28"/>
         </w:rPr>
-        <w:t>)</w:t>
+        <w:t xml:space="preserve"> есть небольшая хитрость: в среде </w:t>
+      </w:r>
+      <w:proofErr w:type="spellStart"/>
+      <w:r>
+        <w:rPr>
+          <w:rFonts w:ascii="Times New Roman" w:hAnsi="Times New Roman" w:cs="Times New Roman"/>
+          <w:sz w:val="28"/>
+          <w:szCs w:val="28"/>
+        </w:rPr>
+        <w:t>CoppeliaSim</w:t>
+      </w:r>
+      <w:proofErr w:type="spellEnd"/>
+      <w:r>
+        <w:rPr>
+          <w:rFonts w:ascii="Times New Roman" w:hAnsi="Times New Roman" w:cs="Times New Roman"/>
+          <w:sz w:val="28"/>
+          <w:szCs w:val="28"/>
+        </w:rPr>
+        <w:t xml:space="preserve"> </w:t>
+      </w:r>
+      <w:proofErr w:type="spellStart"/>
+      <w:r>
+        <w:rPr>
+          <w:rFonts w:ascii="Times New Roman" w:hAnsi="Times New Roman" w:cs="Times New Roman"/>
+          <w:sz w:val="28"/>
+          <w:szCs w:val="28"/>
+        </w:rPr>
+        <w:t>dt</w:t>
+      </w:r>
+      <w:proofErr w:type="spellEnd"/>
+      <w:r>
+        <w:rPr>
+          <w:rFonts w:ascii="Times New Roman" w:hAnsi="Times New Roman" w:cs="Times New Roman"/>
+          <w:sz w:val="28"/>
+          <w:szCs w:val="28"/>
+        </w:rPr>
+        <w:t xml:space="preserve"> установлено меньше, чем для реального робота (примерно 0.05с и 0.2с </w:t>
+      </w:r>
+      <w:r>
+        <w:rPr>
+          <w:rFonts w:ascii="Times New Roman" w:hAnsi="Times New Roman" w:cs="Times New Roman"/>
+          <w:sz w:val="28"/>
+          <w:szCs w:val="28"/>
+        </w:rPr>
+        <w:t>соответственно</w:t>
+      </w:r>
+      <w:r>
+        <w:rPr>
+          <w:rFonts w:ascii="Times New Roman" w:hAnsi="Times New Roman" w:cs="Times New Roman"/>
+          <w:sz w:val="28"/>
+          <w:szCs w:val="28"/>
+        </w:rPr>
+        <w:t xml:space="preserve">). Это сделано для увеличения плавности работы самой </w:t>
+      </w:r>
+      <w:proofErr w:type="spellStart"/>
+      <w:r>
+        <w:rPr>
+          <w:rFonts w:ascii="Times New Roman" w:hAnsi="Times New Roman" w:cs="Times New Roman"/>
+          <w:sz w:val="28"/>
+          <w:szCs w:val="28"/>
+        </w:rPr>
+        <w:t>симуляци</w:t>
+      </w:r>
+      <w:proofErr w:type="spellEnd"/>
+      <w:r>
+        <w:rPr>
+          <w:rFonts w:ascii="Times New Roman" w:hAnsi="Times New Roman" w:cs="Times New Roman"/>
+          <w:sz w:val="28"/>
+          <w:szCs w:val="28"/>
+        </w:rPr>
+        <w:t xml:space="preserve">. Но для реального робота такое маленькое значение </w:t>
+      </w:r>
+      <w:proofErr w:type="spellStart"/>
+      <w:r>
+        <w:rPr>
+          <w:rFonts w:ascii="Times New Roman" w:hAnsi="Times New Roman" w:cs="Times New Roman"/>
+          <w:sz w:val="28"/>
+          <w:szCs w:val="28"/>
+        </w:rPr>
+        <w:t>dt</w:t>
+      </w:r>
+      <w:proofErr w:type="spellEnd"/>
+      <w:r>
+        <w:rPr>
+          <w:rFonts w:ascii="Times New Roman" w:hAnsi="Times New Roman" w:cs="Times New Roman"/>
+          <w:sz w:val="28"/>
+          <w:szCs w:val="28"/>
+        </w:rPr>
+        <w:t xml:space="preserve"> избыточно. Забегая немного вперед, это увеличивает количество отправляемой информации, а также из-за физических ограничений двигатели колес могут не реагировать на столь частые смены скорости. Предполагается, что влияние на плавность и точность движения минимальное. Уменьшение </w:t>
+      </w:r>
+      <w:proofErr w:type="spellStart"/>
+      <w:r>
+        <w:rPr>
+          <w:rFonts w:ascii="Times New Roman" w:hAnsi="Times New Roman" w:cs="Times New Roman"/>
+          <w:sz w:val="28"/>
+          <w:szCs w:val="28"/>
+        </w:rPr>
+        <w:t>dt</w:t>
+      </w:r>
+      <w:proofErr w:type="spellEnd"/>
+      <w:r>
+        <w:rPr>
+          <w:rFonts w:ascii="Times New Roman" w:hAnsi="Times New Roman" w:cs="Times New Roman"/>
+          <w:sz w:val="28"/>
+          <w:szCs w:val="28"/>
+        </w:rPr>
+        <w:t xml:space="preserve"> и количества векторов реализовано при помощи получения средних значений. Например,</w:t>
+      </w:r>
+      <w:r>
+        <w:rPr>
+          <w:rFonts w:ascii="Times New Roman" w:hAnsi="Times New Roman" w:cs="Times New Roman"/>
+          <w:sz w:val="28"/>
+          <w:szCs w:val="28"/>
+        </w:rPr>
+        <w:t xml:space="preserve"> при dt1=0.05 и dt2=0.2 в симуляции формируется 0.2/0.05= 4 </w:t>
+      </w:r>
+      <w:r>
+        <w:rPr>
+          <w:rFonts w:ascii="Times New Roman" w:hAnsi="Times New Roman" w:cs="Times New Roman"/>
+          <w:sz w:val="28"/>
+          <w:szCs w:val="28"/>
+        </w:rPr>
+        <w:t>вектора</w:t>
+      </w:r>
+      <w:r>
+        <w:rPr>
+          <w:rFonts w:ascii="Times New Roman" w:hAnsi="Times New Roman" w:cs="Times New Roman"/>
+          <w:sz w:val="28"/>
+          <w:szCs w:val="28"/>
+        </w:rPr>
+        <w:t>, находится среднее значение V, a и w, в результате чего сохраняется один вектор с T=0.2. Стоит так же отметить, что в данном подходе ω всегда равно 0, но формат сохранён для совместимости и возможности расширения.</w:t>
       </w:r>
     </w:p>
     <w:p>
@@ -12906,43 +13727,55 @@
           <w:sz w:val="28"/>
           <w:szCs w:val="28"/>
         </w:rPr>
-        <w:t>Функция atan2(</w:t>
-      </w:r>
-      <w:proofErr w:type="spellStart"/>
-      <w:r>
-        <w:rPr>
-          <w:rFonts w:ascii="Times New Roman" w:hAnsi="Times New Roman" w:cs="Times New Roman"/>
-          <w:sz w:val="28"/>
-          <w:szCs w:val="28"/>
-        </w:rPr>
-        <w:t>dy</w:t>
-      </w:r>
-      <w:proofErr w:type="spellEnd"/>
-      <w:r>
-        <w:rPr>
-          <w:rFonts w:ascii="Times New Roman" w:hAnsi="Times New Roman" w:cs="Times New Roman"/>
-          <w:sz w:val="28"/>
-          <w:szCs w:val="28"/>
-        </w:rPr>
-        <w:t xml:space="preserve">, </w:t>
-      </w:r>
-      <w:proofErr w:type="spellStart"/>
-      <w:r>
-        <w:rPr>
-          <w:rFonts w:ascii="Times New Roman" w:hAnsi="Times New Roman" w:cs="Times New Roman"/>
-          <w:sz w:val="28"/>
-          <w:szCs w:val="28"/>
-        </w:rPr>
-        <w:t>dx</w:t>
-      </w:r>
-      <w:proofErr w:type="spellEnd"/>
-      <w:r>
-        <w:rPr>
-          <w:rFonts w:ascii="Times New Roman" w:hAnsi="Times New Roman" w:cs="Times New Roman"/>
-          <w:sz w:val="28"/>
-          <w:szCs w:val="28"/>
-        </w:rPr>
-        <w:t>) возвращает угол в радианах, где:</w:t>
+        <w:t>После остановки симуляции (нажатия кнопки) формируется UDP-пакет следующей структуры:</w:t>
+      </w:r>
+    </w:p>
+    <w:p>
+      <w:pPr>
+        <w:pStyle w:val="ab"/>
+        <w:numPr>
+          <w:ilvl w:val="0"/>
+          <w:numId w:val="40"/>
+        </w:numPr>
+        <w:spacing w:line="360" w:lineRule="auto"/>
+        <w:jc w:val="both"/>
+        <w:rPr>
+          <w:rFonts w:ascii="Times New Roman" w:hAnsi="Times New Roman" w:cs="Times New Roman"/>
+          <w:sz w:val="28"/>
+          <w:szCs w:val="28"/>
+        </w:rPr>
+      </w:pPr>
+      <w:r>
+        <w:rPr>
+          <w:rFonts w:ascii="Times New Roman" w:hAnsi="Times New Roman" w:cs="Times New Roman"/>
+          <w:sz w:val="28"/>
+          <w:szCs w:val="28"/>
+        </w:rPr>
+        <w:t>ID симуляции — случайное целое число, позволяющее различать сеансы;</w:t>
+      </w:r>
+    </w:p>
+    <w:p>
+      <w:pPr>
+        <w:pStyle w:val="ab"/>
+        <w:numPr>
+          <w:ilvl w:val="0"/>
+          <w:numId w:val="40"/>
+        </w:numPr>
+        <w:spacing w:line="360" w:lineRule="auto"/>
+        <w:jc w:val="both"/>
+        <w:rPr>
+          <w:rFonts w:ascii="Times New Roman" w:hAnsi="Times New Roman" w:cs="Times New Roman"/>
+          <w:sz w:val="28"/>
+          <w:szCs w:val="28"/>
+        </w:rPr>
+      </w:pPr>
+      <w:r>
+        <w:rPr>
+          <w:rFonts w:ascii="Times New Roman" w:hAnsi="Times New Roman" w:cs="Times New Roman"/>
+          <w:sz w:val="28"/>
+          <w:szCs w:val="28"/>
+        </w:rPr>
+        <w:t>N векторов (каждый вектор — 4 числа с плавающей запятой: V, α, ω, T).</w:t>
       </w:r>
     </w:p>
     <w:p>
@@ -12962,7 +13795,60 @@
           <w:sz w:val="28"/>
           <w:szCs w:val="28"/>
         </w:rPr>
-        <w:t>0 — направление вправо (по оси X);</w:t>
+        <w:t>Пакет отправляется по </w:t>
+      </w:r>
+      <w:proofErr w:type="spellStart"/>
+      <w:r>
+        <w:rPr>
+          <w:rFonts w:ascii="Times New Roman" w:hAnsi="Times New Roman" w:cs="Times New Roman"/>
+          <w:sz w:val="28"/>
+          <w:szCs w:val="28"/>
+        </w:rPr>
+        <w:t>мультикаст</w:t>
+      </w:r>
+      <w:proofErr w:type="spellEnd"/>
+      <w:r>
+        <w:rPr>
+          <w:rFonts w:ascii="Times New Roman" w:hAnsi="Times New Roman" w:cs="Times New Roman"/>
+          <w:sz w:val="28"/>
+          <w:szCs w:val="28"/>
+        </w:rPr>
+        <w:t xml:space="preserve">-адресу (например, 239.0.0.1) на определённый порт. </w:t>
+      </w:r>
+      <w:r>
+        <w:rPr>
+          <w:rFonts w:ascii="Times New Roman" w:hAnsi="Times New Roman" w:cs="Times New Roman"/>
+          <w:sz w:val="28"/>
+          <w:szCs w:val="28"/>
+        </w:rPr>
+        <w:t xml:space="preserve">К слову, если векторов слишком много, данные разбиваются на несколько пакетов по 500 байт (это примерно 11 векторов) с той же структурой, и отправляются по очереди с небольшой задержкой. </w:t>
+      </w:r>
+      <w:proofErr w:type="spellStart"/>
+      <w:r>
+        <w:rPr>
+          <w:rFonts w:ascii="Times New Roman" w:hAnsi="Times New Roman" w:cs="Times New Roman"/>
+          <w:sz w:val="28"/>
+          <w:szCs w:val="28"/>
+        </w:rPr>
+        <w:lastRenderedPageBreak/>
+        <w:t>Мультикаст</w:t>
+      </w:r>
+      <w:proofErr w:type="spellEnd"/>
+      <w:r>
+        <w:rPr>
+          <w:rFonts w:ascii="Times New Roman" w:hAnsi="Times New Roman" w:cs="Times New Roman"/>
+          <w:sz w:val="28"/>
+          <w:szCs w:val="28"/>
+        </w:rPr>
+        <w:t xml:space="preserve"> выбран потому, что в сети находится несколько приёмников (6 контроллеров реального робота), и отправка одного пакета всем одновременно эффективнее, чем рассылка каждому по отдельности.</w:t>
+      </w:r>
+      <w:r>
+        <w:rPr>
+          <w:rFonts w:ascii="Times New Roman" w:hAnsi="Times New Roman" w:cs="Times New Roman"/>
+          <w:sz w:val="28"/>
+          <w:szCs w:val="28"/>
+        </w:rPr>
+        <w:t xml:space="preserve"> Так же достаточно просто подключения к одной общей сети без знания адреса каждого контроллера.</w:t>
       </w:r>
     </w:p>
     <w:p>
@@ -12982,7 +13868,23 @@
           <w:sz w:val="28"/>
           <w:szCs w:val="28"/>
         </w:rPr>
-        <w:t>π/2 — вверх (по оси Y);</w:t>
+        <w:t xml:space="preserve">В итоге, получается запись и сохранение сразу всей траектории движения. От идеи записи в режиме реально времени (симуляция сразу отправляет </w:t>
+      </w:r>
+      <w:r>
+        <w:rPr>
+          <w:rFonts w:ascii="Times New Roman" w:hAnsi="Times New Roman" w:cs="Times New Roman"/>
+          <w:sz w:val="28"/>
+          <w:szCs w:val="28"/>
+        </w:rPr>
+        <w:t>вектора,</w:t>
+      </w:r>
+      <w:r>
+        <w:rPr>
+          <w:rFonts w:ascii="Times New Roman" w:hAnsi="Times New Roman" w:cs="Times New Roman"/>
+          <w:sz w:val="28"/>
+          <w:szCs w:val="28"/>
+        </w:rPr>
+        <w:t xml:space="preserve"> и робот тут же повторяет движение) было решено отказаться из-за технических проблем со стабильной передачей данных и одновременным сохранением всей траектории движения.</w:t>
       </w:r>
     </w:p>
     <w:p>
@@ -13002,7 +13904,41 @@
           <w:sz w:val="28"/>
           <w:szCs w:val="28"/>
         </w:rPr>
-        <w:t>π — влево;</w:t>
+        <w:t xml:space="preserve">Для отладки взаимодействия предусмотрен режим симуляции в реальном времени. В этом режиме </w:t>
+      </w:r>
+      <w:proofErr w:type="spellStart"/>
+      <w:r>
+        <w:rPr>
+          <w:rFonts w:ascii="Times New Roman" w:hAnsi="Times New Roman" w:cs="Times New Roman"/>
+          <w:sz w:val="28"/>
+          <w:szCs w:val="28"/>
+        </w:rPr>
+        <w:t>CoppeliaSim</w:t>
+      </w:r>
+      <w:proofErr w:type="spellEnd"/>
+      <w:r>
+        <w:rPr>
+          <w:rFonts w:ascii="Times New Roman" w:hAnsi="Times New Roman" w:cs="Times New Roman"/>
+          <w:sz w:val="28"/>
+          <w:szCs w:val="28"/>
+        </w:rPr>
+        <w:t xml:space="preserve"> </w:t>
+      </w:r>
+      <w:r>
+        <w:rPr>
+          <w:rFonts w:ascii="Times New Roman" w:hAnsi="Times New Roman" w:cs="Times New Roman"/>
+          <w:sz w:val="28"/>
+          <w:szCs w:val="28"/>
+        </w:rPr>
+        <w:t xml:space="preserve">не сохраняет и не отправляет вектора. Задумка заключается в отправке роботу команд START и STOP, чтобы симуляция и робот двигались одновременно и синхронно, что является конечной целью. </w:t>
+      </w:r>
+      <w:r>
+        <w:rPr>
+          <w:rFonts w:ascii="Times New Roman" w:hAnsi="Times New Roman" w:cs="Times New Roman"/>
+          <w:sz w:val="28"/>
+          <w:szCs w:val="28"/>
+        </w:rPr>
+        <w:t>Это позволяет проверить связь и работу робота без необходимости каждый раз запускать полную симуляцию и передавать полный массив векторов.</w:t>
       </w:r>
     </w:p>
     <w:p>
@@ -13012,17 +13948,39 @@
         <w:jc w:val="both"/>
         <w:rPr>
           <w:rFonts w:ascii="Times New Roman" w:hAnsi="Times New Roman" w:cs="Times New Roman"/>
-          <w:sz w:val="28"/>
-          <w:szCs w:val="28"/>
-        </w:rPr>
-      </w:pPr>
-      <w:r>
-        <w:rPr>
-          <w:rFonts w:ascii="Times New Roman" w:hAnsi="Times New Roman" w:cs="Times New Roman"/>
-          <w:sz w:val="28"/>
-          <w:szCs w:val="28"/>
-        </w:rPr>
-        <w:t>-π/2 — вниз.</w:t>
+          <w:color w:val="FF0000"/>
+          <w:sz w:val="28"/>
+          <w:szCs w:val="28"/>
+        </w:rPr>
+      </w:pPr>
+      <w:r>
+        <w:rPr>
+          <w:rFonts w:ascii="Times New Roman" w:hAnsi="Times New Roman" w:cs="Times New Roman"/>
+          <w:color w:val="FF0000"/>
+          <w:sz w:val="28"/>
+          <w:szCs w:val="28"/>
+        </w:rPr>
+        <w:t xml:space="preserve">Тут бы можно поподробнее описать вот эту кнопочку с часами в </w:t>
+      </w:r>
+      <w:proofErr w:type="spellStart"/>
+      <w:r>
+        <w:rPr>
+          <w:rFonts w:ascii="Times New Roman" w:hAnsi="Times New Roman" w:cs="Times New Roman"/>
+          <w:color w:val="FF0000"/>
+          <w:sz w:val="28"/>
+          <w:szCs w:val="28"/>
+        </w:rPr>
+        <w:t>копелии</w:t>
+      </w:r>
+      <w:proofErr w:type="spellEnd"/>
+      <w:r>
+        <w:rPr>
+          <w:rFonts w:ascii="Times New Roman" w:hAnsi="Times New Roman" w:cs="Times New Roman"/>
+          <w:color w:val="FF0000"/>
+          <w:sz w:val="28"/>
+          <w:szCs w:val="28"/>
+        </w:rPr>
+        <w:t xml:space="preserve"> сим</w:t>
       </w:r>
     </w:p>
     <w:p>
@@ -13042,7 +14000,7 @@
           <w:sz w:val="28"/>
           <w:szCs w:val="28"/>
         </w:rPr>
-        <w:t>Полученный угол нормализуется в диапазон от -π до π (от -180° до 180°). Это значение и будет углом движения α (с учётом системы координат робота — при необходимости выполняется пересчёт).</w:t>
+        <w:t>2.5. Программная реализация на реальном роботе (ESP32)</w:t>
       </w:r>
     </w:p>
     <w:p>
@@ -13062,7 +14020,58 @@
           <w:sz w:val="28"/>
           <w:szCs w:val="28"/>
         </w:rPr>
-        <w:t>Линейная скорость V задаётся константой, подобранной экспериментально. Угловая скорость ω в данном подходе не используется, потому что робот сам поворачивается в сторону цели — это уже заложено в вычисляемом угле α. Если одновременно задавать и ω, то два управляющих воздействия могут конфликтовать, приводя к рысканию. На практике движение без явного задания ω оказывается плавным и точным.</w:t>
+        <w:t>Реальный робот построен по распределённой архитектуре. Он состоит из шести независимых микроконтроллеров ESP32</w:t>
+      </w:r>
+      <w:r>
+        <w:rPr>
+          <w:rFonts w:ascii="Times New Roman" w:hAnsi="Times New Roman" w:cs="Times New Roman"/>
+          <w:sz w:val="28"/>
+          <w:szCs w:val="28"/>
+        </w:rPr>
+        <w:t>-</w:t>
+      </w:r>
+      <w:r>
+        <w:rPr>
+          <w:rFonts w:ascii="Times New Roman" w:hAnsi="Times New Roman" w:cs="Times New Roman"/>
+          <w:sz w:val="28"/>
+          <w:szCs w:val="28"/>
+          <w:lang w:val="en-US"/>
+        </w:rPr>
+        <w:t>WROOM</w:t>
+      </w:r>
+      <w:r>
+        <w:rPr>
+          <w:rFonts w:ascii="Times New Roman" w:hAnsi="Times New Roman" w:cs="Times New Roman"/>
+          <w:sz w:val="28"/>
+          <w:szCs w:val="28"/>
+        </w:rPr>
+        <w:t>-32</w:t>
+      </w:r>
+      <w:r>
+        <w:rPr>
+          <w:rFonts w:ascii="Times New Roman" w:hAnsi="Times New Roman" w:cs="Times New Roman"/>
+          <w:sz w:val="28"/>
+          <w:szCs w:val="28"/>
+        </w:rPr>
+        <w:t xml:space="preserve"> — по одному на каждой стороне шестиугольника. Каждый контроллер управляет двумя колесами </w:t>
+      </w:r>
+      <w:proofErr w:type="spellStart"/>
+      <w:r>
+        <w:rPr>
+          <w:rFonts w:ascii="Times New Roman" w:hAnsi="Times New Roman" w:cs="Times New Roman"/>
+          <w:sz w:val="28"/>
+          <w:szCs w:val="28"/>
+        </w:rPr>
+        <w:t>Меканум</w:t>
+      </w:r>
+      <w:proofErr w:type="spellEnd"/>
+      <w:r>
+        <w:rPr>
+          <w:rFonts w:ascii="Times New Roman" w:hAnsi="Times New Roman" w:cs="Times New Roman"/>
+          <w:sz w:val="28"/>
+          <w:szCs w:val="28"/>
+        </w:rPr>
+        <w:t>, установленными на его стороне, получая от центрального алгоритма только целевые скорости вращения для этих двух колёс.</w:t>
       </w:r>
     </w:p>
     <w:p>
@@ -13082,64 +14091,214 @@
           <w:sz w:val="28"/>
           <w:szCs w:val="28"/>
         </w:rPr>
+        <w:t>Пр</w:t>
+      </w:r>
+      <w:r>
+        <w:rPr>
+          <w:rFonts w:ascii="Times New Roman" w:hAnsi="Times New Roman" w:cs="Times New Roman"/>
+          <w:sz w:val="28"/>
+          <w:szCs w:val="28"/>
+        </w:rPr>
+        <w:t>и включении питания каждый микроконтроллер</w:t>
+      </w:r>
+      <w:r>
+        <w:rPr>
+          <w:rFonts w:ascii="Times New Roman" w:hAnsi="Times New Roman" w:cs="Times New Roman"/>
+          <w:sz w:val="28"/>
+          <w:szCs w:val="28"/>
+        </w:rPr>
+        <w:t xml:space="preserve"> выполняет следующ</w:t>
+      </w:r>
+      <w:r>
+        <w:rPr>
+          <w:rFonts w:ascii="Times New Roman" w:hAnsi="Times New Roman" w:cs="Times New Roman"/>
+          <w:sz w:val="28"/>
+          <w:szCs w:val="28"/>
+        </w:rPr>
+        <w:t>ую последовательность действий</w:t>
+      </w:r>
+      <w:r>
+        <w:rPr>
+          <w:rFonts w:ascii="Times New Roman" w:hAnsi="Times New Roman" w:cs="Times New Roman"/>
+          <w:sz w:val="28"/>
+          <w:szCs w:val="28"/>
+        </w:rPr>
+        <w:t>:</w:t>
+      </w:r>
+    </w:p>
+    <w:p>
+      <w:pPr>
+        <w:pStyle w:val="ab"/>
+        <w:numPr>
+          <w:ilvl w:val="0"/>
+          <w:numId w:val="38"/>
+        </w:numPr>
+        <w:spacing w:line="360" w:lineRule="auto"/>
+        <w:jc w:val="both"/>
+        <w:rPr>
+          <w:rFonts w:ascii="Times New Roman" w:hAnsi="Times New Roman" w:cs="Times New Roman"/>
+          <w:sz w:val="28"/>
+          <w:szCs w:val="28"/>
+        </w:rPr>
+      </w:pPr>
+      <w:r>
+        <w:rPr>
+          <w:rFonts w:ascii="Times New Roman" w:hAnsi="Times New Roman" w:cs="Times New Roman"/>
+          <w:sz w:val="28"/>
+          <w:szCs w:val="28"/>
+        </w:rPr>
+        <w:t xml:space="preserve">Инициализация периферии — настройка GPIO для управления моторами (ШИМ), подключение </w:t>
+      </w:r>
+      <w:proofErr w:type="spellStart"/>
+      <w:r>
+        <w:rPr>
+          <w:rFonts w:ascii="Times New Roman" w:hAnsi="Times New Roman" w:cs="Times New Roman"/>
+          <w:sz w:val="28"/>
+          <w:szCs w:val="28"/>
+        </w:rPr>
+        <w:t>энкодеров</w:t>
+      </w:r>
+      <w:proofErr w:type="spellEnd"/>
+      <w:r>
+        <w:rPr>
+          <w:rFonts w:ascii="Times New Roman" w:hAnsi="Times New Roman" w:cs="Times New Roman"/>
+          <w:sz w:val="28"/>
+          <w:szCs w:val="28"/>
+        </w:rPr>
+        <w:t>, инициализация SD-карты.</w:t>
+      </w:r>
+    </w:p>
+    <w:p>
+      <w:pPr>
+        <w:pStyle w:val="ab"/>
+        <w:numPr>
+          <w:ilvl w:val="0"/>
+          <w:numId w:val="38"/>
+        </w:numPr>
+        <w:spacing w:line="360" w:lineRule="auto"/>
+        <w:jc w:val="both"/>
+        <w:rPr>
+          <w:rFonts w:ascii="Times New Roman" w:hAnsi="Times New Roman" w:cs="Times New Roman"/>
+          <w:sz w:val="28"/>
+          <w:szCs w:val="28"/>
+        </w:rPr>
+      </w:pPr>
+      <w:r>
+        <w:rPr>
+          <w:rFonts w:ascii="Times New Roman" w:hAnsi="Times New Roman" w:cs="Times New Roman"/>
+          <w:sz w:val="28"/>
+          <w:szCs w:val="28"/>
+        </w:rPr>
         <w:lastRenderedPageBreak/>
-        <w:t>Для улучше</w:t>
-      </w:r>
-      <w:r>
-        <w:rPr>
-          <w:rFonts w:ascii="Times New Roman" w:hAnsi="Times New Roman" w:cs="Times New Roman"/>
-          <w:sz w:val="28"/>
-          <w:szCs w:val="28"/>
-        </w:rPr>
-        <w:t xml:space="preserve">ния качества слежения на крутых поворотах, </w:t>
-      </w:r>
-      <w:r>
-        <w:rPr>
-          <w:rFonts w:ascii="Times New Roman" w:hAnsi="Times New Roman" w:cs="Times New Roman"/>
-          <w:sz w:val="28"/>
-          <w:szCs w:val="28"/>
-        </w:rPr>
-        <w:t>при изменении кривизны траекто</w:t>
-      </w:r>
-      <w:r>
-        <w:rPr>
-          <w:rFonts w:ascii="Times New Roman" w:hAnsi="Times New Roman" w:cs="Times New Roman"/>
-          <w:sz w:val="28"/>
-          <w:szCs w:val="28"/>
-        </w:rPr>
-        <w:t>рии, а также при преодолении неровностей на поверхности,</w:t>
-      </w:r>
-      <w:r>
-        <w:rPr>
-          <w:rFonts w:ascii="Times New Roman" w:hAnsi="Times New Roman" w:cs="Times New Roman"/>
-          <w:sz w:val="28"/>
-          <w:szCs w:val="28"/>
-        </w:rPr>
-        <w:t xml:space="preserve"> был добавлен ПИД-регулятор. Он динамически корректирует базовую скорость робота в зав</w:t>
-      </w:r>
-      <w:r>
-        <w:rPr>
-          <w:rFonts w:ascii="Times New Roman" w:hAnsi="Times New Roman" w:cs="Times New Roman"/>
-          <w:sz w:val="28"/>
-          <w:szCs w:val="28"/>
-        </w:rPr>
-        <w:t>исимости от расстояния до цели. Е</w:t>
-      </w:r>
-      <w:r>
-        <w:rPr>
-          <w:rFonts w:ascii="Times New Roman" w:hAnsi="Times New Roman" w:cs="Times New Roman"/>
-          <w:sz w:val="28"/>
-          <w:szCs w:val="28"/>
-        </w:rPr>
-        <w:t>сли цель находится далеко — робот едет быстрее; если близко — замедляетс</w:t>
-      </w:r>
-      <w:r>
-        <w:rPr>
-          <w:rFonts w:ascii="Times New Roman" w:hAnsi="Times New Roman" w:cs="Times New Roman"/>
-          <w:sz w:val="28"/>
-          <w:szCs w:val="28"/>
-        </w:rPr>
-        <w:t>я, чтобы не проскакивать мимо.</w:t>
+        <w:t xml:space="preserve">Загрузка/инициализация базы данных </w:t>
+      </w:r>
+      <w:proofErr w:type="spellStart"/>
+      <w:r>
+        <w:rPr>
+          <w:rFonts w:ascii="Times New Roman" w:hAnsi="Times New Roman" w:cs="Times New Roman"/>
+          <w:sz w:val="28"/>
+          <w:szCs w:val="28"/>
+        </w:rPr>
+        <w:t>SQLite</w:t>
+      </w:r>
+      <w:proofErr w:type="spellEnd"/>
+      <w:r>
+        <w:rPr>
+          <w:rFonts w:ascii="Times New Roman" w:hAnsi="Times New Roman" w:cs="Times New Roman"/>
+          <w:sz w:val="28"/>
+          <w:szCs w:val="28"/>
+        </w:rPr>
+        <w:t> — если база данных отсутствует, она создаётся на SD-карте с таблицами для хранения траекторий и логов движения.</w:t>
+      </w:r>
+      <w:r>
+        <w:rPr>
+          <w:rFonts w:ascii="Times New Roman" w:hAnsi="Times New Roman" w:cs="Times New Roman"/>
+          <w:sz w:val="28"/>
+          <w:szCs w:val="28"/>
+        </w:rPr>
+        <w:t xml:space="preserve"> Тут же происходит чтение последней загруженной траектории.</w:t>
+      </w:r>
+    </w:p>
+    <w:p>
+      <w:pPr>
+        <w:pStyle w:val="ab"/>
+        <w:numPr>
+          <w:ilvl w:val="0"/>
+          <w:numId w:val="38"/>
+        </w:numPr>
+        <w:spacing w:line="360" w:lineRule="auto"/>
+        <w:jc w:val="both"/>
+        <w:rPr>
+          <w:rFonts w:ascii="Times New Roman" w:hAnsi="Times New Roman" w:cs="Times New Roman"/>
+          <w:sz w:val="28"/>
+          <w:szCs w:val="28"/>
+        </w:rPr>
+      </w:pPr>
+      <w:r>
+        <w:rPr>
+          <w:rFonts w:ascii="Times New Roman" w:hAnsi="Times New Roman" w:cs="Times New Roman"/>
+          <w:sz w:val="28"/>
+          <w:szCs w:val="28"/>
+        </w:rPr>
+        <w:t xml:space="preserve">Подключение к </w:t>
+      </w:r>
+      <w:proofErr w:type="spellStart"/>
+      <w:r>
+        <w:rPr>
+          <w:rFonts w:ascii="Times New Roman" w:hAnsi="Times New Roman" w:cs="Times New Roman"/>
+          <w:sz w:val="28"/>
+          <w:szCs w:val="28"/>
+        </w:rPr>
+        <w:t>Wi-Fi</w:t>
+      </w:r>
+      <w:proofErr w:type="spellEnd"/>
+      <w:r>
+        <w:rPr>
+          <w:rFonts w:ascii="Times New Roman" w:hAnsi="Times New Roman" w:cs="Times New Roman"/>
+          <w:sz w:val="28"/>
+          <w:szCs w:val="28"/>
+        </w:rPr>
+        <w:t xml:space="preserve"> сети — контроллер подключается к заданно</w:t>
+      </w:r>
+      <w:r>
+        <w:rPr>
+          <w:rFonts w:ascii="Times New Roman" w:hAnsi="Times New Roman" w:cs="Times New Roman"/>
+          <w:sz w:val="28"/>
+          <w:szCs w:val="28"/>
+        </w:rPr>
+        <w:t>й точке доступа</w:t>
+      </w:r>
+      <w:r>
+        <w:rPr>
+          <w:rFonts w:ascii="Times New Roman" w:hAnsi="Times New Roman" w:cs="Times New Roman"/>
+          <w:sz w:val="28"/>
+          <w:szCs w:val="28"/>
+        </w:rPr>
+        <w:t>.</w:t>
+      </w:r>
+    </w:p>
+    <w:p>
+      <w:pPr>
+        <w:pStyle w:val="ab"/>
+        <w:numPr>
+          <w:ilvl w:val="0"/>
+          <w:numId w:val="38"/>
+        </w:numPr>
+        <w:spacing w:line="360" w:lineRule="auto"/>
+        <w:jc w:val="both"/>
+        <w:rPr>
+          <w:rFonts w:ascii="Times New Roman" w:hAnsi="Times New Roman" w:cs="Times New Roman"/>
+          <w:sz w:val="28"/>
+          <w:szCs w:val="28"/>
+        </w:rPr>
+      </w:pPr>
+      <w:r>
+        <w:rPr>
+          <w:rFonts w:ascii="Times New Roman" w:hAnsi="Times New Roman" w:cs="Times New Roman"/>
+          <w:sz w:val="28"/>
+          <w:szCs w:val="28"/>
+        </w:rPr>
+        <w:t>Запуск веб сайта для управления и включение режима ожидания команд или векторов.</w:t>
       </w:r>
     </w:p>
     <w:p>
@@ -13159,7 +14318,7 @@
           <w:sz w:val="28"/>
           <w:szCs w:val="28"/>
         </w:rPr>
-        <w:t xml:space="preserve">Настройка коэффициентов (пропорционального </w:t>
+        <w:t xml:space="preserve">Когда </w:t>
       </w:r>
       <w:proofErr w:type="spellStart"/>
       <w:r>
@@ -13168,7 +14327,7 @@
           <w:sz w:val="28"/>
           <w:szCs w:val="28"/>
         </w:rPr>
-        <w:t>Kp</w:t>
+        <w:t>CoppeliaSim</w:t>
       </w:r>
       <w:proofErr w:type="spellEnd"/>
       <w:r>
@@ -13177,7 +14336,15 @@
           <w:sz w:val="28"/>
           <w:szCs w:val="28"/>
         </w:rPr>
-        <w:t xml:space="preserve">, интегрального </w:t>
+        <w:t xml:space="preserve"> отправляет UDP-пакет с траекторией, все шесть контроллеров одновременно получают один и </w:t>
+      </w:r>
+      <w:r>
+        <w:rPr>
+          <w:rFonts w:ascii="Times New Roman" w:hAnsi="Times New Roman" w:cs="Times New Roman"/>
+          <w:sz w:val="28"/>
+          <w:szCs w:val="28"/>
+        </w:rPr>
+        <w:t xml:space="preserve">тот же пакет. Каждый контроллер </w:t>
       </w:r>
       <w:proofErr w:type="spellStart"/>
       <w:r>
@@ -13186,7 +14353,7 @@
           <w:sz w:val="28"/>
           <w:szCs w:val="28"/>
         </w:rPr>
-        <w:t>Ki</w:t>
+        <w:t>парсит</w:t>
       </w:r>
       <w:proofErr w:type="spellEnd"/>
       <w:r>
@@ -13195,7 +14362,31 @@
           <w:sz w:val="28"/>
           <w:szCs w:val="28"/>
         </w:rPr>
-        <w:t xml:space="preserve">, дифференциального </w:t>
+        <w:t xml:space="preserve"> пакет, извлекая ID симуляции</w:t>
+      </w:r>
+      <w:r>
+        <w:rPr>
+          <w:rFonts w:ascii="Times New Roman" w:hAnsi="Times New Roman" w:cs="Times New Roman"/>
+          <w:sz w:val="28"/>
+          <w:szCs w:val="28"/>
+        </w:rPr>
+        <w:t xml:space="preserve"> и массив векторов (V, α, ω, T) и </w:t>
+      </w:r>
+      <w:r>
+        <w:rPr>
+          <w:rFonts w:ascii="Times New Roman" w:hAnsi="Times New Roman" w:cs="Times New Roman"/>
+          <w:sz w:val="28"/>
+          <w:szCs w:val="28"/>
+        </w:rPr>
+        <w:t>сохраняет полученные д</w:t>
+      </w:r>
+      <w:r>
+        <w:rPr>
+          <w:rFonts w:ascii="Times New Roman" w:hAnsi="Times New Roman" w:cs="Times New Roman"/>
+          <w:sz w:val="28"/>
+          <w:szCs w:val="28"/>
+        </w:rPr>
+        <w:t xml:space="preserve">анные в </w:t>
       </w:r>
       <w:proofErr w:type="spellStart"/>
       <w:r>
@@ -13204,7 +14395,7 @@
           <w:sz w:val="28"/>
           <w:szCs w:val="28"/>
         </w:rPr>
-        <w:t>Kd</w:t>
+        <w:t>SQLite</w:t>
       </w:r>
       <w:proofErr w:type="spellEnd"/>
       <w:r>
@@ -13213,15 +14404,15 @@
           <w:sz w:val="28"/>
           <w:szCs w:val="28"/>
         </w:rPr>
-        <w:t>) производилась экспериментально в среде симуляции</w:t>
-      </w:r>
-      <w:r>
-        <w:rPr>
-          <w:rFonts w:ascii="Times New Roman" w:hAnsi="Times New Roman" w:cs="Times New Roman"/>
-          <w:sz w:val="28"/>
-          <w:szCs w:val="28"/>
-        </w:rPr>
-        <w:t>.</w:t>
+        <w:t>-базу на SD-карту.</w:t>
+      </w:r>
+      <w:r>
+        <w:rPr>
+          <w:rFonts w:ascii="Times New Roman" w:hAnsi="Times New Roman" w:cs="Times New Roman"/>
+          <w:sz w:val="28"/>
+          <w:szCs w:val="28"/>
+        </w:rPr>
+        <w:t xml:space="preserve"> Таблица с векторами имеет следующую структуру:</w:t>
       </w:r>
     </w:p>
     <w:p>
@@ -13231,17 +14422,40 @@
         <w:jc w:val="both"/>
         <w:rPr>
           <w:rFonts w:ascii="Times New Roman" w:hAnsi="Times New Roman" w:cs="Times New Roman"/>
-          <w:sz w:val="28"/>
-          <w:szCs w:val="28"/>
-        </w:rPr>
-      </w:pPr>
-      <w:r>
-        <w:rPr>
-          <w:rFonts w:ascii="Times New Roman" w:hAnsi="Times New Roman" w:cs="Times New Roman"/>
-          <w:sz w:val="28"/>
-          <w:szCs w:val="28"/>
-        </w:rPr>
-        <w:t>2.4. Взаимодействие симуляции с реальным роботом</w:t>
+          <w:color w:val="FF0000"/>
+          <w:sz w:val="28"/>
+          <w:szCs w:val="28"/>
+        </w:rPr>
+      </w:pPr>
+      <w:r>
+        <w:rPr>
+          <w:rFonts w:ascii="Times New Roman" w:hAnsi="Times New Roman" w:cs="Times New Roman"/>
+          <w:color w:val="FF0000"/>
+          <w:sz w:val="28"/>
+          <w:szCs w:val="28"/>
+        </w:rPr>
+        <w:t xml:space="preserve">Таблица 2- структура таблицы в </w:t>
+      </w:r>
+      <w:proofErr w:type="spellStart"/>
+      <w:r>
+        <w:rPr>
+          <w:rFonts w:ascii="Times New Roman" w:hAnsi="Times New Roman" w:cs="Times New Roman"/>
+          <w:color w:val="FF0000"/>
+          <w:sz w:val="28"/>
+          <w:szCs w:val="28"/>
+          <w:lang w:val="en-US"/>
+        </w:rPr>
+        <w:t>sqlite</w:t>
+      </w:r>
+      <w:proofErr w:type="spellEnd"/>
+      <w:r>
+        <w:rPr>
+          <w:rFonts w:ascii="Times New Roman" w:hAnsi="Times New Roman" w:cs="Times New Roman"/>
+          <w:color w:val="FF0000"/>
+          <w:sz w:val="28"/>
+          <w:szCs w:val="28"/>
+        </w:rPr>
+        <w:t xml:space="preserve"> для хранения векторов</w:t>
       </w:r>
     </w:p>
     <w:p>
@@ -13253,203 +14467,17 @@
           <w:rFonts w:ascii="Times New Roman" w:hAnsi="Times New Roman" w:cs="Times New Roman"/>
           <w:sz w:val="28"/>
           <w:szCs w:val="28"/>
-        </w:rPr>
-      </w:pPr>
-      <w:r>
-        <w:rPr>
-          <w:rFonts w:ascii="Times New Roman" w:hAnsi="Times New Roman" w:cs="Times New Roman"/>
-          <w:sz w:val="28"/>
-          <w:szCs w:val="28"/>
-        </w:rPr>
-        <w:t xml:space="preserve">В разработанном скрипте </w:t>
-      </w:r>
-      <w:proofErr w:type="spellStart"/>
-      <w:r>
-        <w:rPr>
-          <w:rFonts w:ascii="Times New Roman" w:hAnsi="Times New Roman" w:cs="Times New Roman"/>
-          <w:sz w:val="28"/>
-          <w:szCs w:val="28"/>
-        </w:rPr>
-        <w:t>CoppeliaSim</w:t>
-      </w:r>
-      <w:proofErr w:type="spellEnd"/>
-      <w:r>
-        <w:rPr>
-          <w:rFonts w:ascii="Times New Roman" w:hAnsi="Times New Roman" w:cs="Times New Roman"/>
-          <w:sz w:val="28"/>
-          <w:szCs w:val="28"/>
-        </w:rPr>
-        <w:t xml:space="preserve"> реализован режим записи траектории. Пока симуляция работает, каждый управляющий вектор — (V, α, ω, T), где T — временная метка или длительность действия вектора (</w:t>
-      </w:r>
-      <w:proofErr w:type="spellStart"/>
-      <w:r>
-        <w:rPr>
-          <w:rFonts w:ascii="Times New Roman" w:hAnsi="Times New Roman" w:cs="Times New Roman"/>
-          <w:sz w:val="28"/>
-          <w:szCs w:val="28"/>
-        </w:rPr>
-        <w:t>dt</w:t>
-      </w:r>
-      <w:proofErr w:type="spellEnd"/>
-      <w:r>
-        <w:rPr>
-          <w:rFonts w:ascii="Times New Roman" w:hAnsi="Times New Roman" w:cs="Times New Roman"/>
-          <w:sz w:val="28"/>
-          <w:szCs w:val="28"/>
-        </w:rPr>
-        <w:t xml:space="preserve">) — сохраняется в массив.  Со временем симуляции </w:t>
-      </w:r>
-      <w:proofErr w:type="spellStart"/>
-      <w:r>
-        <w:rPr>
-          <w:rFonts w:ascii="Times New Roman" w:hAnsi="Times New Roman" w:cs="Times New Roman"/>
-          <w:sz w:val="28"/>
-          <w:szCs w:val="28"/>
-        </w:rPr>
-        <w:t>dt</w:t>
-      </w:r>
-      <w:proofErr w:type="spellEnd"/>
-      <w:r>
-        <w:rPr>
-          <w:rFonts w:ascii="Times New Roman" w:hAnsi="Times New Roman" w:cs="Times New Roman"/>
-          <w:sz w:val="28"/>
-          <w:szCs w:val="28"/>
-        </w:rPr>
-        <w:t xml:space="preserve"> есть небольшая хитрость: в среде </w:t>
-      </w:r>
-      <w:proofErr w:type="spellStart"/>
-      <w:r>
-        <w:rPr>
-          <w:rFonts w:ascii="Times New Roman" w:hAnsi="Times New Roman" w:cs="Times New Roman"/>
-          <w:sz w:val="28"/>
-          <w:szCs w:val="28"/>
-        </w:rPr>
-        <w:t>CoppeliaSim</w:t>
-      </w:r>
-      <w:proofErr w:type="spellEnd"/>
-      <w:r>
-        <w:rPr>
-          <w:rFonts w:ascii="Times New Roman" w:hAnsi="Times New Roman" w:cs="Times New Roman"/>
-          <w:sz w:val="28"/>
-          <w:szCs w:val="28"/>
-        </w:rPr>
-        <w:t xml:space="preserve"> </w:t>
-      </w:r>
-      <w:proofErr w:type="spellStart"/>
-      <w:r>
-        <w:rPr>
-          <w:rFonts w:ascii="Times New Roman" w:hAnsi="Times New Roman" w:cs="Times New Roman"/>
-          <w:sz w:val="28"/>
-          <w:szCs w:val="28"/>
-        </w:rPr>
-        <w:t>dt</w:t>
-      </w:r>
-      <w:proofErr w:type="spellEnd"/>
-      <w:r>
-        <w:rPr>
-          <w:rFonts w:ascii="Times New Roman" w:hAnsi="Times New Roman" w:cs="Times New Roman"/>
-          <w:sz w:val="28"/>
-          <w:szCs w:val="28"/>
-        </w:rPr>
-        <w:t xml:space="preserve"> установлено меньше, чем для реального робота (примерно 0.05с и 0.2с </w:t>
-      </w:r>
-      <w:proofErr w:type="spellStart"/>
-      <w:r>
-        <w:rPr>
-          <w:rFonts w:ascii="Times New Roman" w:hAnsi="Times New Roman" w:cs="Times New Roman"/>
-          <w:sz w:val="28"/>
-          <w:szCs w:val="28"/>
-        </w:rPr>
-        <w:t>соответсвенно</w:t>
-      </w:r>
-      <w:proofErr w:type="spellEnd"/>
-      <w:r>
-        <w:rPr>
-          <w:rFonts w:ascii="Times New Roman" w:hAnsi="Times New Roman" w:cs="Times New Roman"/>
-          <w:sz w:val="28"/>
-          <w:szCs w:val="28"/>
-        </w:rPr>
-        <w:t xml:space="preserve">). Это сделано для увеличения плавности работы самой </w:t>
-      </w:r>
-      <w:proofErr w:type="spellStart"/>
-      <w:r>
-        <w:rPr>
-          <w:rFonts w:ascii="Times New Roman" w:hAnsi="Times New Roman" w:cs="Times New Roman"/>
-          <w:sz w:val="28"/>
-          <w:szCs w:val="28"/>
-        </w:rPr>
-        <w:t>симуляци</w:t>
-      </w:r>
-      <w:proofErr w:type="spellEnd"/>
-      <w:r>
-        <w:rPr>
-          <w:rFonts w:ascii="Times New Roman" w:hAnsi="Times New Roman" w:cs="Times New Roman"/>
-          <w:sz w:val="28"/>
-          <w:szCs w:val="28"/>
-        </w:rPr>
-        <w:t xml:space="preserve">. Но для реального робота такое маленькое значение </w:t>
-      </w:r>
-      <w:proofErr w:type="spellStart"/>
-      <w:r>
-        <w:rPr>
-          <w:rFonts w:ascii="Times New Roman" w:hAnsi="Times New Roman" w:cs="Times New Roman"/>
-          <w:sz w:val="28"/>
-          <w:szCs w:val="28"/>
-        </w:rPr>
-        <w:t>dt</w:t>
-      </w:r>
-      <w:proofErr w:type="spellEnd"/>
-      <w:r>
-        <w:rPr>
-          <w:rFonts w:ascii="Times New Roman" w:hAnsi="Times New Roman" w:cs="Times New Roman"/>
-          <w:sz w:val="28"/>
-          <w:szCs w:val="28"/>
-        </w:rPr>
-        <w:t xml:space="preserve"> избыточно. Забегая немного вперед, это увеличивает количество отправляемой информации, а также из-за физических ограничений двигатели колес могут не реагировать на столь частые смены скорости. Предполагается, что влияние на плавность и точность движения минимальное. Уменьшение </w:t>
-      </w:r>
-      <w:proofErr w:type="spellStart"/>
-      <w:r>
-        <w:rPr>
-          <w:rFonts w:ascii="Times New Roman" w:hAnsi="Times New Roman" w:cs="Times New Roman"/>
-          <w:sz w:val="28"/>
-          <w:szCs w:val="28"/>
-        </w:rPr>
-        <w:t>dt</w:t>
-      </w:r>
-      <w:proofErr w:type="spellEnd"/>
-      <w:r>
-        <w:rPr>
-          <w:rFonts w:ascii="Times New Roman" w:hAnsi="Times New Roman" w:cs="Times New Roman"/>
-          <w:sz w:val="28"/>
-          <w:szCs w:val="28"/>
-        </w:rPr>
-        <w:t xml:space="preserve"> и количества векторов реализовано при помощи получения средних значений. Например,</w:t>
-      </w:r>
-      <w:r>
-        <w:rPr>
-          <w:rFonts w:ascii="Times New Roman" w:hAnsi="Times New Roman" w:cs="Times New Roman"/>
-          <w:sz w:val="28"/>
-          <w:szCs w:val="28"/>
-        </w:rPr>
-        <w:t xml:space="preserve"> при dt1=0.05 и dt2=0.2 в симуляции формируется 0.2/0.05= 4 </w:t>
-      </w:r>
-      <w:proofErr w:type="spellStart"/>
-      <w:r>
-        <w:rPr>
-          <w:rFonts w:ascii="Times New Roman" w:hAnsi="Times New Roman" w:cs="Times New Roman"/>
-          <w:sz w:val="28"/>
-          <w:szCs w:val="28"/>
-        </w:rPr>
-        <w:t>ветктора</w:t>
-      </w:r>
-      <w:proofErr w:type="spellEnd"/>
-      <w:r>
-        <w:rPr>
-          <w:rFonts w:ascii="Times New Roman" w:hAnsi="Times New Roman" w:cs="Times New Roman"/>
-          <w:sz w:val="28"/>
-          <w:szCs w:val="28"/>
-        </w:rPr>
-        <w:t>, находится среднее значение V, a и w, в результате чего сохраняется один вектор с T=0.2. Стоит так же отметить, что в данном подходе ω всегда равно 0, но формат сохранён для совместимости и возможности расширения.</w:t>
+          <w:lang w:val="en-US"/>
+        </w:rPr>
+      </w:pPr>
+      <w:r>
+        <w:rPr>
+          <w:rFonts w:ascii="Times New Roman" w:hAnsi="Times New Roman" w:cs="Times New Roman"/>
+          <w:sz w:val="28"/>
+          <w:szCs w:val="28"/>
+          <w:lang w:val="en-US"/>
+        </w:rPr>
+        <w:t>Id</w:t>
       </w:r>
     </w:p>
     <w:p>
@@ -13461,15 +14489,17 @@
           <w:rFonts w:ascii="Times New Roman" w:hAnsi="Times New Roman" w:cs="Times New Roman"/>
           <w:sz w:val="28"/>
           <w:szCs w:val="28"/>
-        </w:rPr>
-      </w:pPr>
-      <w:r>
-        <w:rPr>
-          <w:rFonts w:ascii="Times New Roman" w:hAnsi="Times New Roman" w:cs="Times New Roman"/>
-          <w:sz w:val="28"/>
-          <w:szCs w:val="28"/>
-        </w:rPr>
-        <w:t>После остановки симуляции (нажатия кнопки) формируется UDP-пакет следующей структуры:</w:t>
+          <w:lang w:val="en-US"/>
+        </w:rPr>
+      </w:pPr>
+      <w:r>
+        <w:rPr>
+          <w:rFonts w:ascii="Times New Roman" w:hAnsi="Times New Roman" w:cs="Times New Roman"/>
+          <w:sz w:val="28"/>
+          <w:szCs w:val="28"/>
+          <w:lang w:val="en-US"/>
+        </w:rPr>
+        <w:t>Simulation id</w:t>
       </w:r>
     </w:p>
     <w:p>
@@ -13481,15 +14511,17 @@
           <w:rFonts w:ascii="Times New Roman" w:hAnsi="Times New Roman" w:cs="Times New Roman"/>
           <w:sz w:val="28"/>
           <w:szCs w:val="28"/>
-        </w:rPr>
-      </w:pPr>
-      <w:r>
-        <w:rPr>
-          <w:rFonts w:ascii="Times New Roman" w:hAnsi="Times New Roman" w:cs="Times New Roman"/>
-          <w:sz w:val="28"/>
-          <w:szCs w:val="28"/>
-        </w:rPr>
-        <w:t>ID симуляции — случайное целое число, позволяющее различать сеансы;</w:t>
+          <w:lang w:val="en-US"/>
+        </w:rPr>
+      </w:pPr>
+      <w:r>
+        <w:rPr>
+          <w:rFonts w:ascii="Times New Roman" w:hAnsi="Times New Roman" w:cs="Times New Roman"/>
+          <w:sz w:val="28"/>
+          <w:szCs w:val="28"/>
+          <w:lang w:val="en-US"/>
+        </w:rPr>
+        <w:t>V</w:t>
       </w:r>
     </w:p>
     <w:p>
@@ -13501,16 +14533,17 @@
           <w:rFonts w:ascii="Times New Roman" w:hAnsi="Times New Roman" w:cs="Times New Roman"/>
           <w:sz w:val="28"/>
           <w:szCs w:val="28"/>
-        </w:rPr>
-      </w:pPr>
-      <w:r>
-        <w:rPr>
-          <w:rFonts w:ascii="Times New Roman" w:hAnsi="Times New Roman" w:cs="Times New Roman"/>
-          <w:sz w:val="28"/>
-          <w:szCs w:val="28"/>
-        </w:rPr>
-        <w:lastRenderedPageBreak/>
-        <w:t>N векторов (каждый вектор — 4 числа с плавающей запятой: V, α, ω, T).</w:t>
+          <w:lang w:val="en-US"/>
+        </w:rPr>
+      </w:pPr>
+      <w:r>
+        <w:rPr>
+          <w:rFonts w:ascii="Times New Roman" w:hAnsi="Times New Roman" w:cs="Times New Roman"/>
+          <w:sz w:val="28"/>
+          <w:szCs w:val="28"/>
+          <w:lang w:val="en-US"/>
+        </w:rPr>
+        <w:t>A</w:t>
       </w:r>
     </w:p>
     <w:p>
@@ -13522,59 +14555,17 @@
           <w:rFonts w:ascii="Times New Roman" w:hAnsi="Times New Roman" w:cs="Times New Roman"/>
           <w:sz w:val="28"/>
           <w:szCs w:val="28"/>
-        </w:rPr>
-      </w:pPr>
-      <w:r>
-        <w:rPr>
-          <w:rFonts w:ascii="Times New Roman" w:hAnsi="Times New Roman" w:cs="Times New Roman"/>
-          <w:sz w:val="28"/>
-          <w:szCs w:val="28"/>
-        </w:rPr>
-        <w:t>Пакет отправляется по </w:t>
-      </w:r>
-      <w:proofErr w:type="spellStart"/>
-      <w:r>
-        <w:rPr>
-          <w:rFonts w:ascii="Times New Roman" w:hAnsi="Times New Roman" w:cs="Times New Roman"/>
-          <w:sz w:val="28"/>
-          <w:szCs w:val="28"/>
-        </w:rPr>
-        <w:t>мультикаст</w:t>
-      </w:r>
-      <w:proofErr w:type="spellEnd"/>
-      <w:r>
-        <w:rPr>
-          <w:rFonts w:ascii="Times New Roman" w:hAnsi="Times New Roman" w:cs="Times New Roman"/>
-          <w:sz w:val="28"/>
-          <w:szCs w:val="28"/>
-        </w:rPr>
-        <w:t xml:space="preserve">-адресу (например, 239.0.0.1) на определённый порт. </w:t>
-      </w:r>
-      <w:proofErr w:type="spellStart"/>
-      <w:r>
-        <w:rPr>
-          <w:rFonts w:ascii="Times New Roman" w:hAnsi="Times New Roman" w:cs="Times New Roman"/>
-          <w:sz w:val="28"/>
-          <w:szCs w:val="28"/>
-        </w:rPr>
-        <w:t>Мультикаст</w:t>
-      </w:r>
-      <w:proofErr w:type="spellEnd"/>
-      <w:r>
-        <w:rPr>
-          <w:rFonts w:ascii="Times New Roman" w:hAnsi="Times New Roman" w:cs="Times New Roman"/>
-          <w:sz w:val="28"/>
-          <w:szCs w:val="28"/>
-        </w:rPr>
-        <w:t xml:space="preserve"> выбран потому, что в сети находится несколько приёмников (6 контроллеров реального робота), и отправка одного пакета всем одновременно эффективнее, чем рассылка каждому по отдельности.</w:t>
-      </w:r>
-      <w:r>
-        <w:rPr>
-          <w:rFonts w:ascii="Times New Roman" w:hAnsi="Times New Roman" w:cs="Times New Roman"/>
-          <w:sz w:val="28"/>
-          <w:szCs w:val="28"/>
-        </w:rPr>
-        <w:t xml:space="preserve"> Так же достаточно просто подключения к одной общей сети без знания адреса каждого контроллера.</w:t>
+          <w:lang w:val="en-US"/>
+        </w:rPr>
+      </w:pPr>
+      <w:r>
+        <w:rPr>
+          <w:rFonts w:ascii="Times New Roman" w:hAnsi="Times New Roman" w:cs="Times New Roman"/>
+          <w:sz w:val="28"/>
+          <w:szCs w:val="28"/>
+          <w:lang w:val="en-US"/>
+        </w:rPr>
+        <w:t>W</w:t>
       </w:r>
     </w:p>
     <w:p>
@@ -13586,33 +14577,17 @@
           <w:rFonts w:ascii="Times New Roman" w:hAnsi="Times New Roman" w:cs="Times New Roman"/>
           <w:sz w:val="28"/>
           <w:szCs w:val="28"/>
-        </w:rPr>
-      </w:pPr>
-      <w:r>
-        <w:rPr>
-          <w:rFonts w:ascii="Times New Roman" w:hAnsi="Times New Roman" w:cs="Times New Roman"/>
-          <w:sz w:val="28"/>
-          <w:szCs w:val="28"/>
-        </w:rPr>
-        <w:t xml:space="preserve">В итоге, получается запись и сохранение сразу всей траектории движения. От идеи записи в режиме реально времени (симуляция сразу отправляет </w:t>
-      </w:r>
-      <w:proofErr w:type="gramStart"/>
-      <w:r>
-        <w:rPr>
-          <w:rFonts w:ascii="Times New Roman" w:hAnsi="Times New Roman" w:cs="Times New Roman"/>
-          <w:sz w:val="28"/>
-          <w:szCs w:val="28"/>
-        </w:rPr>
-        <w:t>вектора</w:t>
-      </w:r>
-      <w:proofErr w:type="gramEnd"/>
-      <w:r>
-        <w:rPr>
-          <w:rFonts w:ascii="Times New Roman" w:hAnsi="Times New Roman" w:cs="Times New Roman"/>
-          <w:sz w:val="28"/>
-          <w:szCs w:val="28"/>
-        </w:rPr>
-        <w:t xml:space="preserve"> и робот тут же повторяет движение) было решено отказаться из-за технических проблем со стабильной передачей данных и одновременным сохранением всей траектории движения.</w:t>
+          <w:lang w:val="en-US"/>
+        </w:rPr>
+      </w:pPr>
+      <w:r>
+        <w:rPr>
+          <w:rFonts w:ascii="Times New Roman" w:hAnsi="Times New Roman" w:cs="Times New Roman"/>
+          <w:sz w:val="28"/>
+          <w:szCs w:val="28"/>
+          <w:lang w:val="en-US"/>
+        </w:rPr>
+        <w:t>T</w:t>
       </w:r>
     </w:p>
     <w:p>
@@ -13632,24 +14607,6 @@
           <w:sz w:val="28"/>
           <w:szCs w:val="28"/>
         </w:rPr>
-        <w:t xml:space="preserve">Для отладки взаимодействия предусмотрен режим симуляции в реальном времени. В этом режиме </w:t>
-      </w:r>
-      <w:proofErr w:type="spellStart"/>
-      <w:r>
-        <w:rPr>
-          <w:rFonts w:ascii="Times New Roman" w:hAnsi="Times New Roman" w:cs="Times New Roman"/>
-          <w:sz w:val="28"/>
-          <w:szCs w:val="28"/>
-        </w:rPr>
-        <w:t>CoppeliaSim</w:t>
-      </w:r>
-      <w:proofErr w:type="spellEnd"/>
-      <w:r>
-        <w:rPr>
-          <w:rFonts w:ascii="Times New Roman" w:hAnsi="Times New Roman" w:cs="Times New Roman"/>
-          <w:sz w:val="28"/>
-          <w:szCs w:val="28"/>
-        </w:rPr>
         <w:t xml:space="preserve"> </w:t>
       </w:r>
       <w:r>
@@ -13657,16 +14614,83 @@
           <w:rFonts w:ascii="Times New Roman" w:hAnsi="Times New Roman" w:cs="Times New Roman"/>
           <w:sz w:val="28"/>
           <w:szCs w:val="28"/>
-        </w:rPr>
-        <w:t xml:space="preserve">не сохраняет и не отправляет вектора. Задумка заключается в отправке роботу команд START и STOP, чтобы симуляция и робот двигались одновременно и синхронно, что является конечной целью. </w:t>
-      </w:r>
-      <w:r>
-        <w:rPr>
-          <w:rFonts w:ascii="Times New Roman" w:hAnsi="Times New Roman" w:cs="Times New Roman"/>
-          <w:sz w:val="28"/>
-          <w:szCs w:val="28"/>
-        </w:rPr>
-        <w:t>Это позволяет проверить связь и работу робота без необходимости каждый раз запускать полную симуляцию и передавать полный массив векторов.</w:t>
+          <w:lang w:val="en-US"/>
+        </w:rPr>
+        <w:t>ID</w:t>
+      </w:r>
+      <w:r>
+        <w:rPr>
+          <w:rFonts w:ascii="Times New Roman" w:hAnsi="Times New Roman" w:cs="Times New Roman"/>
+          <w:sz w:val="28"/>
+          <w:szCs w:val="28"/>
+        </w:rPr>
+        <w:t xml:space="preserve"> </w:t>
+      </w:r>
+      <w:r>
+        <w:rPr>
+          <w:rFonts w:ascii="Times New Roman" w:hAnsi="Times New Roman" w:cs="Times New Roman"/>
+          <w:sz w:val="28"/>
+          <w:szCs w:val="28"/>
+        </w:rPr>
+        <w:t>симуляции позволяет легко отделять различные траектории движения, содержащие в себе сотни векторов. Вектора приходят и сохраняются в правильном порядке</w:t>
+      </w:r>
+      <w:r>
+        <w:rPr>
+          <w:rFonts w:ascii="Times New Roman" w:hAnsi="Times New Roman" w:cs="Times New Roman"/>
+          <w:sz w:val="28"/>
+          <w:szCs w:val="28"/>
+        </w:rPr>
+        <w:t xml:space="preserve">, опираясь на первичный целочисленный ключ в базе данных. Тогда достаточно получить первый вектор движения, зная </w:t>
+      </w:r>
+      <w:r>
+        <w:rPr>
+          <w:rFonts w:ascii="Times New Roman" w:hAnsi="Times New Roman" w:cs="Times New Roman"/>
+          <w:sz w:val="28"/>
+          <w:szCs w:val="28"/>
+          <w:lang w:val="en-US"/>
+        </w:rPr>
+        <w:t>ID</w:t>
+      </w:r>
+      <w:r>
+        <w:rPr>
+          <w:rFonts w:ascii="Times New Roman" w:hAnsi="Times New Roman" w:cs="Times New Roman"/>
+          <w:sz w:val="28"/>
+          <w:szCs w:val="28"/>
+        </w:rPr>
+        <w:t xml:space="preserve"> </w:t>
+      </w:r>
+      <w:r>
+        <w:rPr>
+          <w:rFonts w:ascii="Times New Roman" w:hAnsi="Times New Roman" w:cs="Times New Roman"/>
+          <w:sz w:val="28"/>
+          <w:szCs w:val="28"/>
+        </w:rPr>
+        <w:t xml:space="preserve">симуляции, а далее просто увеличивать </w:t>
+      </w:r>
+      <w:r>
+        <w:rPr>
+          <w:rFonts w:ascii="Times New Roman" w:hAnsi="Times New Roman" w:cs="Times New Roman"/>
+          <w:sz w:val="28"/>
+          <w:szCs w:val="28"/>
+          <w:lang w:val="en-US"/>
+        </w:rPr>
+        <w:t>id</w:t>
+      </w:r>
+      <w:r>
+        <w:rPr>
+          <w:rFonts w:ascii="Times New Roman" w:hAnsi="Times New Roman" w:cs="Times New Roman"/>
+          <w:sz w:val="28"/>
+          <w:szCs w:val="28"/>
+        </w:rPr>
+        <w:t xml:space="preserve"> </w:t>
+      </w:r>
+      <w:r>
+        <w:rPr>
+          <w:rFonts w:ascii="Times New Roman" w:hAnsi="Times New Roman" w:cs="Times New Roman"/>
+          <w:sz w:val="28"/>
+          <w:szCs w:val="28"/>
+        </w:rPr>
+        <w:t>вектора на единицу, чтобы получать всё в правильном порядке по очереди.</w:t>
       </w:r>
     </w:p>
     <w:p>
@@ -13686,25 +14710,24 @@
           <w:sz w:val="28"/>
           <w:szCs w:val="28"/>
         </w:rPr>
-        <w:t xml:space="preserve">Тут бы можно поподробнее описать вот эту кнопочку с часами в </w:t>
-      </w:r>
-      <w:proofErr w:type="spellStart"/>
-      <w:r>
-        <w:rPr>
-          <w:rFonts w:ascii="Times New Roman" w:hAnsi="Times New Roman" w:cs="Times New Roman"/>
-          <w:sz w:val="28"/>
-          <w:szCs w:val="28"/>
-        </w:rPr>
-        <w:t>копелии</w:t>
-      </w:r>
-      <w:proofErr w:type="spellEnd"/>
-      <w:r>
-        <w:rPr>
-          <w:rFonts w:ascii="Times New Roman" w:hAnsi="Times New Roman" w:cs="Times New Roman"/>
-          <w:sz w:val="28"/>
-          <w:szCs w:val="28"/>
-        </w:rPr>
-        <w:t xml:space="preserve"> сим</w:t>
+        <w:t xml:space="preserve">Таким образом, на каждом контроллере хранится полная копия траектории. Это обеспечивает отказоустойчивость — если один контроллер потеряет питание, остальные продолжат движение, а потерявший при </w:t>
+      </w:r>
+      <w:r>
+        <w:rPr>
+          <w:rFonts w:ascii="Times New Roman" w:hAnsi="Times New Roman" w:cs="Times New Roman"/>
+          <w:sz w:val="28"/>
+          <w:szCs w:val="28"/>
+        </w:rPr>
+        <w:lastRenderedPageBreak/>
+        <w:t>включении заг</w:t>
+      </w:r>
+      <w:r>
+        <w:rPr>
+          <w:rFonts w:ascii="Times New Roman" w:hAnsi="Times New Roman" w:cs="Times New Roman"/>
+          <w:sz w:val="28"/>
+          <w:szCs w:val="28"/>
+        </w:rPr>
+        <w:t>рузит траекторию из своей базы.</w:t>
       </w:r>
     </w:p>
     <w:p>
@@ -13724,7 +14747,321 @@
           <w:sz w:val="28"/>
           <w:szCs w:val="28"/>
         </w:rPr>
-        <w:t>2.5. Программная реализация на реальном роботе (ESP32)</w:t>
+        <w:t xml:space="preserve">Кроме векторов, робот ожидает команды </w:t>
+      </w:r>
+      <w:r>
+        <w:rPr>
+          <w:rFonts w:ascii="Times New Roman" w:hAnsi="Times New Roman" w:cs="Times New Roman"/>
+          <w:sz w:val="28"/>
+          <w:szCs w:val="28"/>
+          <w:lang w:val="en-US"/>
+        </w:rPr>
+        <w:t>START</w:t>
+      </w:r>
+      <w:r>
+        <w:rPr>
+          <w:rFonts w:ascii="Times New Roman" w:hAnsi="Times New Roman" w:cs="Times New Roman"/>
+          <w:sz w:val="28"/>
+          <w:szCs w:val="28"/>
+        </w:rPr>
+        <w:t xml:space="preserve"> </w:t>
+      </w:r>
+      <w:r>
+        <w:rPr>
+          <w:rFonts w:ascii="Times New Roman" w:hAnsi="Times New Roman" w:cs="Times New Roman"/>
+          <w:sz w:val="28"/>
+          <w:szCs w:val="28"/>
+        </w:rPr>
+        <w:t xml:space="preserve">или </w:t>
+      </w:r>
+      <w:r>
+        <w:rPr>
+          <w:rFonts w:ascii="Times New Roman" w:hAnsi="Times New Roman" w:cs="Times New Roman"/>
+          <w:sz w:val="28"/>
+          <w:szCs w:val="28"/>
+          <w:lang w:val="en-US"/>
+        </w:rPr>
+        <w:t>STOP</w:t>
+      </w:r>
+      <w:r>
+        <w:rPr>
+          <w:rFonts w:ascii="Times New Roman" w:hAnsi="Times New Roman" w:cs="Times New Roman"/>
+          <w:sz w:val="28"/>
+          <w:szCs w:val="28"/>
+        </w:rPr>
+        <w:t xml:space="preserve">. </w:t>
+      </w:r>
+      <w:r>
+        <w:rPr>
+          <w:rFonts w:ascii="Times New Roman" w:hAnsi="Times New Roman" w:cs="Times New Roman"/>
+          <w:sz w:val="28"/>
+          <w:szCs w:val="28"/>
+        </w:rPr>
+        <w:t xml:space="preserve">По </w:t>
+      </w:r>
+      <w:r>
+        <w:rPr>
+          <w:rFonts w:ascii="Times New Roman" w:hAnsi="Times New Roman" w:cs="Times New Roman"/>
+          <w:sz w:val="28"/>
+          <w:szCs w:val="28"/>
+        </w:rPr>
+        <w:t xml:space="preserve">команде START (принятой по UDP или </w:t>
+      </w:r>
+      <w:proofErr w:type="gramStart"/>
+      <w:r>
+        <w:rPr>
+          <w:rFonts w:ascii="Times New Roman" w:hAnsi="Times New Roman" w:cs="Times New Roman"/>
+          <w:sz w:val="28"/>
+          <w:szCs w:val="28"/>
+        </w:rPr>
+        <w:t>с веб</w:t>
+      </w:r>
+      <w:proofErr w:type="gramEnd"/>
+      <w:r>
+        <w:rPr>
+          <w:rFonts w:ascii="Times New Roman" w:hAnsi="Times New Roman" w:cs="Times New Roman"/>
+          <w:sz w:val="28"/>
+          <w:szCs w:val="28"/>
+        </w:rPr>
+        <w:t xml:space="preserve"> интерфейса) контроллеры синхронно начинают воспроизведение</w:t>
+      </w:r>
+      <w:r>
+        <w:rPr>
+          <w:rFonts w:ascii="Times New Roman" w:hAnsi="Times New Roman" w:cs="Times New Roman"/>
+          <w:sz w:val="28"/>
+          <w:szCs w:val="28"/>
+        </w:rPr>
+        <w:t xml:space="preserve"> </w:t>
+      </w:r>
+      <w:r>
+        <w:rPr>
+          <w:rFonts w:ascii="Times New Roman" w:hAnsi="Times New Roman" w:cs="Times New Roman"/>
+          <w:sz w:val="28"/>
+          <w:szCs w:val="28"/>
+        </w:rPr>
+        <w:t>последней сохраненной траектории</w:t>
+      </w:r>
+      <w:r>
+        <w:rPr>
+          <w:rFonts w:ascii="Times New Roman" w:hAnsi="Times New Roman" w:cs="Times New Roman"/>
+          <w:sz w:val="28"/>
+          <w:szCs w:val="28"/>
+        </w:rPr>
+        <w:t>:</w:t>
+      </w:r>
+    </w:p>
+    <w:p>
+      <w:pPr>
+        <w:pStyle w:val="ab"/>
+        <w:numPr>
+          <w:ilvl w:val="0"/>
+          <w:numId w:val="41"/>
+        </w:numPr>
+        <w:spacing w:line="360" w:lineRule="auto"/>
+        <w:jc w:val="both"/>
+        <w:rPr>
+          <w:rFonts w:ascii="Times New Roman" w:hAnsi="Times New Roman" w:cs="Times New Roman"/>
+          <w:sz w:val="28"/>
+          <w:szCs w:val="28"/>
+        </w:rPr>
+      </w:pPr>
+      <w:r>
+        <w:rPr>
+          <w:rFonts w:ascii="Times New Roman" w:hAnsi="Times New Roman" w:cs="Times New Roman"/>
+          <w:sz w:val="28"/>
+          <w:szCs w:val="28"/>
+        </w:rPr>
+        <w:t>Запускается таймер с периодом 0,05 секунды (20 Гц — частота управления).</w:t>
+      </w:r>
+    </w:p>
+    <w:p>
+      <w:pPr>
+        <w:pStyle w:val="ab"/>
+        <w:numPr>
+          <w:ilvl w:val="0"/>
+          <w:numId w:val="41"/>
+        </w:numPr>
+        <w:spacing w:line="360" w:lineRule="auto"/>
+        <w:jc w:val="both"/>
+        <w:rPr>
+          <w:rFonts w:ascii="Times New Roman" w:hAnsi="Times New Roman" w:cs="Times New Roman"/>
+          <w:sz w:val="28"/>
+          <w:szCs w:val="28"/>
+        </w:rPr>
+      </w:pPr>
+      <w:r>
+        <w:rPr>
+          <w:rFonts w:ascii="Times New Roman" w:hAnsi="Times New Roman" w:cs="Times New Roman"/>
+          <w:sz w:val="28"/>
+          <w:szCs w:val="28"/>
+        </w:rPr>
+        <w:t xml:space="preserve">На каждом тике таймера из базы данных извлекается текущий вектор (V, α, ω, T) по </w:t>
+      </w:r>
+      <w:proofErr w:type="spellStart"/>
+      <w:r>
+        <w:rPr>
+          <w:rFonts w:ascii="Times New Roman" w:hAnsi="Times New Roman" w:cs="Times New Roman"/>
+          <w:sz w:val="28"/>
+          <w:szCs w:val="28"/>
+        </w:rPr>
+        <w:t>айди</w:t>
+      </w:r>
+      <w:proofErr w:type="spellEnd"/>
+      <w:r>
+        <w:rPr>
+          <w:rFonts w:ascii="Times New Roman" w:hAnsi="Times New Roman" w:cs="Times New Roman"/>
+          <w:sz w:val="28"/>
+          <w:szCs w:val="28"/>
+        </w:rPr>
+        <w:t xml:space="preserve"> симуляции, хранящейся в глобальной пер</w:t>
+      </w:r>
+      <w:r>
+        <w:rPr>
+          <w:rFonts w:ascii="Times New Roman" w:hAnsi="Times New Roman" w:cs="Times New Roman"/>
+          <w:sz w:val="28"/>
+          <w:szCs w:val="28"/>
+        </w:rPr>
+        <w:t>е</w:t>
+      </w:r>
+      <w:r>
+        <w:rPr>
+          <w:rFonts w:ascii="Times New Roman" w:hAnsi="Times New Roman" w:cs="Times New Roman"/>
+          <w:sz w:val="28"/>
+          <w:szCs w:val="28"/>
+        </w:rPr>
+        <w:t>менной.</w:t>
+      </w:r>
+    </w:p>
+    <w:p>
+      <w:pPr>
+        <w:pStyle w:val="ab"/>
+        <w:numPr>
+          <w:ilvl w:val="0"/>
+          <w:numId w:val="41"/>
+        </w:numPr>
+        <w:spacing w:line="360" w:lineRule="auto"/>
+        <w:jc w:val="both"/>
+        <w:rPr>
+          <w:rFonts w:ascii="Times New Roman" w:hAnsi="Times New Roman" w:cs="Times New Roman"/>
+          <w:sz w:val="28"/>
+          <w:szCs w:val="28"/>
+        </w:rPr>
+      </w:pPr>
+      <w:r>
+        <w:rPr>
+          <w:rFonts w:ascii="Times New Roman" w:hAnsi="Times New Roman" w:cs="Times New Roman"/>
+          <w:sz w:val="28"/>
+          <w:szCs w:val="28"/>
+        </w:rPr>
+        <w:t>На основе этого</w:t>
+      </w:r>
+      <w:r>
+        <w:rPr>
+          <w:rFonts w:ascii="Times New Roman" w:hAnsi="Times New Roman" w:cs="Times New Roman"/>
+          <w:sz w:val="28"/>
+          <w:szCs w:val="28"/>
+        </w:rPr>
+        <w:t xml:space="preserve"> вектора (V, α, ω) контроллер вычисляет угловую скорость для своих двух колёс. Поскольку каждый контроллер «знает», на какой стороне он находится (угол установки модуля 0°, 60° или 120°), он выполняет проекцию вектора на свой модуль и применяет формулы </w:t>
+      </w:r>
+      <w:proofErr w:type="spellStart"/>
+      <w:r>
+        <w:rPr>
+          <w:rFonts w:ascii="Times New Roman" w:hAnsi="Times New Roman" w:cs="Times New Roman"/>
+          <w:sz w:val="28"/>
+          <w:szCs w:val="28"/>
+        </w:rPr>
+        <w:t>Меканум</w:t>
+      </w:r>
+      <w:proofErr w:type="spellEnd"/>
+      <w:r>
+        <w:rPr>
+          <w:rFonts w:ascii="Times New Roman" w:hAnsi="Times New Roman" w:cs="Times New Roman"/>
+          <w:sz w:val="28"/>
+          <w:szCs w:val="28"/>
+        </w:rPr>
+        <w:t xml:space="preserve"> для своей пары колёс.</w:t>
+      </w:r>
+    </w:p>
+    <w:p>
+      <w:pPr>
+        <w:pStyle w:val="ab"/>
+        <w:numPr>
+          <w:ilvl w:val="0"/>
+          <w:numId w:val="41"/>
+        </w:numPr>
+        <w:spacing w:line="360" w:lineRule="auto"/>
+        <w:jc w:val="both"/>
+        <w:rPr>
+          <w:rFonts w:ascii="Times New Roman" w:hAnsi="Times New Roman" w:cs="Times New Roman"/>
+          <w:sz w:val="28"/>
+          <w:szCs w:val="28"/>
+        </w:rPr>
+      </w:pPr>
+      <w:r>
+        <w:rPr>
+          <w:rFonts w:ascii="Times New Roman" w:hAnsi="Times New Roman" w:cs="Times New Roman"/>
+          <w:sz w:val="28"/>
+          <w:szCs w:val="28"/>
+        </w:rPr>
+        <w:t>Полученные значения скорости (ШИМ-сигнал) подаются на моторы.</w:t>
+      </w:r>
+    </w:p>
+    <w:p>
+      <w:pPr>
+        <w:pStyle w:val="ab"/>
+        <w:numPr>
+          <w:ilvl w:val="0"/>
+          <w:numId w:val="41"/>
+        </w:numPr>
+        <w:spacing w:line="360" w:lineRule="auto"/>
+        <w:jc w:val="both"/>
+        <w:rPr>
+          <w:rFonts w:ascii="Times New Roman" w:hAnsi="Times New Roman" w:cs="Times New Roman"/>
+          <w:sz w:val="28"/>
+          <w:szCs w:val="28"/>
+        </w:rPr>
+      </w:pPr>
+      <w:r>
+        <w:rPr>
+          <w:rFonts w:ascii="Times New Roman" w:hAnsi="Times New Roman" w:cs="Times New Roman"/>
+          <w:sz w:val="28"/>
+          <w:szCs w:val="28"/>
+        </w:rPr>
+        <w:t xml:space="preserve">Одновременно ведутся </w:t>
+      </w:r>
+      <w:proofErr w:type="spellStart"/>
+      <w:r>
+        <w:rPr>
+          <w:rFonts w:ascii="Times New Roman" w:hAnsi="Times New Roman" w:cs="Times New Roman"/>
+          <w:sz w:val="28"/>
+          <w:szCs w:val="28"/>
+        </w:rPr>
+        <w:t>энкодеры</w:t>
+      </w:r>
+      <w:proofErr w:type="spellEnd"/>
+      <w:r>
+        <w:rPr>
+          <w:rFonts w:ascii="Times New Roman" w:hAnsi="Times New Roman" w:cs="Times New Roman"/>
+          <w:sz w:val="28"/>
+          <w:szCs w:val="28"/>
+        </w:rPr>
+        <w:t>: реальная скорость вращения каж</w:t>
+      </w:r>
+      <w:r>
+        <w:rPr>
+          <w:rFonts w:ascii="Times New Roman" w:hAnsi="Times New Roman" w:cs="Times New Roman"/>
+          <w:sz w:val="28"/>
+          <w:szCs w:val="28"/>
+        </w:rPr>
+        <w:t>дого колеса записывается в лог</w:t>
+      </w:r>
+      <w:r>
+        <w:rPr>
+          <w:rFonts w:ascii="Times New Roman" w:hAnsi="Times New Roman" w:cs="Times New Roman"/>
+          <w:sz w:val="28"/>
+          <w:szCs w:val="28"/>
+        </w:rPr>
+        <w:t>.</w:t>
       </w:r>
     </w:p>
     <w:p>
@@ -13744,25 +15081,7 @@
           <w:sz w:val="28"/>
           <w:szCs w:val="28"/>
         </w:rPr>
-        <w:t xml:space="preserve">Реальный робот построен по распределённой архитектуре. Он состоит из шести независимых микроконтроллеров ESP32 — по одному на каждой стороне шестиугольника. Каждый контроллер управляет двумя колесами </w:t>
-      </w:r>
-      <w:proofErr w:type="spellStart"/>
-      <w:r>
-        <w:rPr>
-          <w:rFonts w:ascii="Times New Roman" w:hAnsi="Times New Roman" w:cs="Times New Roman"/>
-          <w:sz w:val="28"/>
-          <w:szCs w:val="28"/>
-        </w:rPr>
-        <w:t>Меканум</w:t>
-      </w:r>
-      <w:proofErr w:type="spellEnd"/>
-      <w:r>
-        <w:rPr>
-          <w:rFonts w:ascii="Times New Roman" w:hAnsi="Times New Roman" w:cs="Times New Roman"/>
-          <w:sz w:val="28"/>
-          <w:szCs w:val="28"/>
-        </w:rPr>
-        <w:t>, установленными на его стороне, получая от центрального алгоритма только целевые скорости вращения для этих двух колёс.</w:t>
+        <w:t>По команде STOP воспроизведение прерывается, моторы останавливаются, и контроллер возвращается в режим ожидания.</w:t>
       </w:r>
     </w:p>
     <w:p>
@@ -13782,7 +15101,84 @@
           <w:sz w:val="28"/>
           <w:szCs w:val="28"/>
         </w:rPr>
-        <w:t>При включении питания каждый ESP32 выполняет следующую последовательность действий (рисунок 2.3):</w:t>
+        <w:t>Информацию о результате движения (</w:t>
+      </w:r>
+      <w:proofErr w:type="spellStart"/>
+      <w:r>
+        <w:rPr>
+          <w:rFonts w:ascii="Times New Roman" w:hAnsi="Times New Roman" w:cs="Times New Roman"/>
+          <w:sz w:val="28"/>
+          <w:szCs w:val="28"/>
+        </w:rPr>
+        <w:t>логи</w:t>
+      </w:r>
+      <w:proofErr w:type="spellEnd"/>
+      <w:r>
+        <w:rPr>
+          <w:rFonts w:ascii="Times New Roman" w:hAnsi="Times New Roman" w:cs="Times New Roman"/>
+          <w:sz w:val="28"/>
+          <w:szCs w:val="28"/>
+        </w:rPr>
+        <w:t xml:space="preserve">) можно просмотреть при помощи </w:t>
+      </w:r>
+      <w:r>
+        <w:rPr>
+          <w:rFonts w:ascii="Times New Roman" w:hAnsi="Times New Roman" w:cs="Times New Roman"/>
+          <w:sz w:val="28"/>
+          <w:szCs w:val="28"/>
+          <w:lang w:val="en-US"/>
+        </w:rPr>
+        <w:t>web</w:t>
+      </w:r>
+      <w:r>
+        <w:rPr>
+          <w:rFonts w:ascii="Times New Roman" w:hAnsi="Times New Roman" w:cs="Times New Roman"/>
+          <w:sz w:val="28"/>
+          <w:szCs w:val="28"/>
+        </w:rPr>
+        <w:t xml:space="preserve"> </w:t>
+      </w:r>
+      <w:proofErr w:type="spellStart"/>
+      <w:r>
+        <w:rPr>
+          <w:rFonts w:ascii="Times New Roman" w:hAnsi="Times New Roman" w:cs="Times New Roman"/>
+          <w:sz w:val="28"/>
+          <w:szCs w:val="28"/>
+        </w:rPr>
+        <w:t>интрефейса</w:t>
+      </w:r>
+      <w:proofErr w:type="spellEnd"/>
+      <w:r>
+        <w:rPr>
+          <w:rFonts w:ascii="Times New Roman" w:hAnsi="Times New Roman" w:cs="Times New Roman"/>
+          <w:sz w:val="28"/>
+          <w:szCs w:val="28"/>
+        </w:rPr>
+        <w:t xml:space="preserve"> микроконтроллера. Они представлены в упрощенном варианте</w:t>
+      </w:r>
+      <w:r>
+        <w:rPr>
+          <w:rFonts w:ascii="Times New Roman" w:hAnsi="Times New Roman" w:cs="Times New Roman"/>
+          <w:sz w:val="28"/>
+          <w:szCs w:val="28"/>
+        </w:rPr>
+        <w:t xml:space="preserve"> как в соответствующей таблице в базе да</w:t>
+      </w:r>
+      <w:r>
+        <w:rPr>
+          <w:rFonts w:ascii="Times New Roman" w:hAnsi="Times New Roman" w:cs="Times New Roman"/>
+          <w:sz w:val="28"/>
+          <w:szCs w:val="28"/>
+        </w:rPr>
+        <w:t>нных без</w:t>
+      </w:r>
+      <w:r>
+        <w:rPr>
+          <w:rFonts w:ascii="Times New Roman" w:hAnsi="Times New Roman" w:cs="Times New Roman"/>
+          <w:sz w:val="28"/>
+          <w:szCs w:val="28"/>
+        </w:rPr>
+        <w:t xml:space="preserve"> анализа.</w:t>
       </w:r>
     </w:p>
     <w:p>
@@ -13802,26 +15198,7 @@
           <w:sz w:val="28"/>
           <w:szCs w:val="28"/>
         </w:rPr>
-        <w:lastRenderedPageBreak/>
-        <w:t xml:space="preserve">Инициализация периферии — настройка GPIO для управления моторами (ШИМ), подключение </w:t>
-      </w:r>
-      <w:proofErr w:type="spellStart"/>
-      <w:r>
-        <w:rPr>
-          <w:rFonts w:ascii="Times New Roman" w:hAnsi="Times New Roman" w:cs="Times New Roman"/>
-          <w:sz w:val="28"/>
-          <w:szCs w:val="28"/>
-        </w:rPr>
-        <w:t>энкодеров</w:t>
-      </w:r>
-      <w:proofErr w:type="spellEnd"/>
-      <w:r>
-        <w:rPr>
-          <w:rFonts w:ascii="Times New Roman" w:hAnsi="Times New Roman" w:cs="Times New Roman"/>
-          <w:sz w:val="28"/>
-          <w:szCs w:val="28"/>
-        </w:rPr>
-        <w:t>, инициализация SD-карты.</w:t>
+        <w:t>Таблица 3 – структура таблицы логов</w:t>
       </w:r>
     </w:p>
     <w:p>
@@ -13840,26 +15217,9 @@
           <w:rFonts w:ascii="Times New Roman" w:hAnsi="Times New Roman" w:cs="Times New Roman"/>
           <w:sz w:val="28"/>
           <w:szCs w:val="28"/>
-        </w:rPr>
-        <w:t xml:space="preserve">Загрузка/инициализация базы данных </w:t>
-      </w:r>
-      <w:proofErr w:type="spellStart"/>
-      <w:r>
-        <w:rPr>
-          <w:rFonts w:ascii="Times New Roman" w:hAnsi="Times New Roman" w:cs="Times New Roman"/>
-          <w:sz w:val="28"/>
-          <w:szCs w:val="28"/>
-        </w:rPr>
-        <w:t>SQLite</w:t>
-      </w:r>
-      <w:proofErr w:type="spellEnd"/>
-      <w:r>
-        <w:rPr>
-          <w:rFonts w:ascii="Times New Roman" w:hAnsi="Times New Roman" w:cs="Times New Roman"/>
-          <w:sz w:val="28"/>
-          <w:szCs w:val="28"/>
-        </w:rPr>
-        <w:t> — если база данных отсутствует, она создаётся на SD-карте с таблицами для хранения траекторий и логов движения.</w:t>
+          <w:lang w:val="en-US"/>
+        </w:rPr>
+        <w:t>Id</w:t>
       </w:r>
     </w:p>
     <w:p>
@@ -13871,34 +15231,20 @@
           <w:rFonts w:ascii="Times New Roman" w:hAnsi="Times New Roman" w:cs="Times New Roman"/>
           <w:sz w:val="28"/>
           <w:szCs w:val="28"/>
-        </w:rPr>
-      </w:pPr>
-      <w:r>
-        <w:rPr>
-          <w:rFonts w:ascii="Times New Roman" w:hAnsi="Times New Roman" w:cs="Times New Roman"/>
-          <w:sz w:val="28"/>
-          <w:szCs w:val="28"/>
-        </w:rPr>
-        <w:t xml:space="preserve">Подключение к </w:t>
-      </w:r>
+          <w:lang w:val="en-US"/>
+        </w:rPr>
+      </w:pPr>
       <w:proofErr w:type="spellStart"/>
       <w:r>
         <w:rPr>
           <w:rFonts w:ascii="Times New Roman" w:hAnsi="Times New Roman" w:cs="Times New Roman"/>
           <w:sz w:val="28"/>
           <w:szCs w:val="28"/>
-        </w:rPr>
-        <w:t>Wi-Fi</w:t>
+          <w:lang w:val="en-US"/>
+        </w:rPr>
+        <w:t>Simulation_id</w:t>
       </w:r>
       <w:proofErr w:type="spellEnd"/>
-      <w:r>
-        <w:rPr>
-          <w:rFonts w:ascii="Times New Roman" w:hAnsi="Times New Roman" w:cs="Times New Roman"/>
-          <w:sz w:val="28"/>
-          <w:szCs w:val="28"/>
-        </w:rPr>
-        <w:t xml:space="preserve"> сети — контроллер подключается к заданной точке доступа (режим клиента). SSID и пароль могут быть сохранены в конфигурационном файле или заданы при первом запуске через веб-интерфейс.</w:t>
-      </w:r>
     </w:p>
     <w:p>
       <w:pPr>
@@ -13909,33 +15255,17 @@
           <w:rFonts w:ascii="Times New Roman" w:hAnsi="Times New Roman" w:cs="Times New Roman"/>
           <w:sz w:val="28"/>
           <w:szCs w:val="28"/>
-        </w:rPr>
-      </w:pPr>
-      <w:r>
-        <w:rPr>
-          <w:rFonts w:ascii="Times New Roman" w:hAnsi="Times New Roman" w:cs="Times New Roman"/>
-          <w:sz w:val="28"/>
-          <w:szCs w:val="28"/>
-        </w:rPr>
-        <w:t xml:space="preserve">Когда </w:t>
-      </w:r>
-      <w:proofErr w:type="spellStart"/>
-      <w:r>
-        <w:rPr>
-          <w:rFonts w:ascii="Times New Roman" w:hAnsi="Times New Roman" w:cs="Times New Roman"/>
-          <w:sz w:val="28"/>
-          <w:szCs w:val="28"/>
-        </w:rPr>
-        <w:t>CoppeliaSim</w:t>
-      </w:r>
-      <w:proofErr w:type="spellEnd"/>
-      <w:r>
-        <w:rPr>
-          <w:rFonts w:ascii="Times New Roman" w:hAnsi="Times New Roman" w:cs="Times New Roman"/>
-          <w:sz w:val="28"/>
-          <w:szCs w:val="28"/>
-        </w:rPr>
-        <w:t xml:space="preserve"> отправляет UDP-пакет с траекторией, все шесть контроллеров одновременно получают один и тот же пакет. Каждый контроллер:</w:t>
+          <w:lang w:val="en-US"/>
+        </w:rPr>
+      </w:pPr>
+      <w:r>
+        <w:rPr>
+          <w:rFonts w:ascii="Times New Roman" w:hAnsi="Times New Roman" w:cs="Times New Roman"/>
+          <w:sz w:val="28"/>
+          <w:szCs w:val="28"/>
+          <w:lang w:val="en-US"/>
+        </w:rPr>
+        <w:t>Fact</w:t>
       </w:r>
     </w:p>
     <w:p>
@@ -13947,26 +15277,1373 @@
           <w:rFonts w:ascii="Times New Roman" w:hAnsi="Times New Roman" w:cs="Times New Roman"/>
           <w:sz w:val="28"/>
           <w:szCs w:val="28"/>
-        </w:rPr>
-      </w:pPr>
+          <w:lang w:val="en-US"/>
+        </w:rPr>
+      </w:pPr>
+      <w:r>
+        <w:rPr>
+          <w:rFonts w:ascii="Times New Roman" w:hAnsi="Times New Roman" w:cs="Times New Roman"/>
+          <w:sz w:val="28"/>
+          <w:szCs w:val="28"/>
+          <w:lang w:val="en-US"/>
+        </w:rPr>
+        <w:t>Need</w:t>
+      </w:r>
+    </w:p>
+    <w:p>
+      <w:pPr>
+        <w:spacing w:line="360" w:lineRule="auto"/>
+        <w:jc w:val="both"/>
+        <w:rPr>
+          <w:rFonts w:ascii="Times New Roman" w:hAnsi="Times New Roman" w:cs="Times New Roman"/>
+          <w:sz w:val="28"/>
+          <w:szCs w:val="28"/>
+        </w:rPr>
+      </w:pPr>
+      <w:r>
+        <w:rPr>
+          <w:rFonts w:ascii="Times New Roman" w:hAnsi="Times New Roman" w:cs="Times New Roman"/>
+          <w:sz w:val="28"/>
+          <w:szCs w:val="28"/>
+          <w:lang w:val="en-US"/>
+        </w:rPr>
+        <w:tab/>
+      </w:r>
+      <w:r>
+        <w:rPr>
+          <w:rFonts w:ascii="Times New Roman" w:hAnsi="Times New Roman" w:cs="Times New Roman"/>
+          <w:sz w:val="28"/>
+          <w:szCs w:val="28"/>
+        </w:rPr>
+        <w:t>Д</w:t>
+      </w:r>
+      <w:r>
+        <w:rPr>
+          <w:rFonts w:ascii="Times New Roman" w:hAnsi="Times New Roman" w:cs="Times New Roman"/>
+          <w:sz w:val="28"/>
+          <w:szCs w:val="28"/>
+        </w:rPr>
+        <w:t xml:space="preserve">ля дальнейшей обработки </w:t>
+      </w:r>
+      <w:r>
+        <w:rPr>
+          <w:rFonts w:ascii="Times New Roman" w:hAnsi="Times New Roman" w:cs="Times New Roman"/>
+          <w:sz w:val="28"/>
+          <w:szCs w:val="28"/>
+        </w:rPr>
+        <w:t xml:space="preserve">данных предусмотрено их скачивание в формате </w:t>
+      </w:r>
+      <w:r>
+        <w:rPr>
+          <w:rFonts w:ascii="Times New Roman" w:hAnsi="Times New Roman" w:cs="Times New Roman"/>
+          <w:sz w:val="28"/>
+          <w:szCs w:val="28"/>
+          <w:lang w:val="en-US"/>
+        </w:rPr>
+        <w:t>CSV</w:t>
+      </w:r>
+      <w:r>
+        <w:rPr>
+          <w:rFonts w:ascii="Times New Roman" w:hAnsi="Times New Roman" w:cs="Times New Roman"/>
+          <w:sz w:val="28"/>
+          <w:szCs w:val="28"/>
+        </w:rPr>
+        <w:t>.</w:t>
+      </w:r>
+      <w:bookmarkStart w:id="5" w:name="_GoBack"/>
+      <w:bookmarkEnd w:id="5"/>
+    </w:p>
+    <w:p>
+      <w:pPr>
+        <w:widowControl/>
+        <w:autoSpaceDE/>
+        <w:autoSpaceDN/>
+        <w:adjustRightInd/>
+        <w:spacing w:after="160" w:line="259" w:lineRule="auto"/>
+        <w:rPr>
+          <w:rFonts w:ascii="Times New Roman" w:hAnsi="Times New Roman" w:cs="Times New Roman"/>
+          <w:sz w:val="28"/>
+          <w:szCs w:val="28"/>
+        </w:rPr>
+      </w:pPr>
+      <w:r>
+        <w:rPr>
+          <w:rFonts w:ascii="Times New Roman" w:hAnsi="Times New Roman" w:cs="Times New Roman"/>
+          <w:sz w:val="28"/>
+          <w:szCs w:val="28"/>
+        </w:rPr>
+        <w:br w:type="page"/>
+      </w:r>
+    </w:p>
+    <w:p>
+      <w:pPr>
+        <w:pStyle w:val="1"/>
+        <w:keepLines/>
+        <w:widowControl/>
+        <w:tabs>
+          <w:tab w:val="clear" w:pos="720"/>
+        </w:tabs>
+        <w:autoSpaceDE/>
+        <w:autoSpaceDN/>
+        <w:adjustRightInd/>
+        <w:rPr>
+          <w:b w:val="0"/>
+          <w:bCs w:val="0"/>
+          <w:kern w:val="0"/>
+          <w:lang w:val="x-none" w:eastAsia="en-US"/>
+        </w:rPr>
+      </w:pPr>
+      <w:bookmarkStart w:id="6" w:name="_Toc199764361"/>
+      <w:r>
+        <w:rPr>
+          <w:b w:val="0"/>
+          <w:bCs w:val="0"/>
+          <w:kern w:val="0"/>
+          <w:lang w:val="x-none" w:eastAsia="en-US"/>
+        </w:rPr>
+        <w:lastRenderedPageBreak/>
+        <w:t>Список использованных источников</w:t>
+      </w:r>
+      <w:bookmarkEnd w:id="6"/>
+    </w:p>
+    <w:p>
+      <w:pPr>
+        <w:rPr>
+          <w:lang w:eastAsia="en-US"/>
+        </w:rPr>
+      </w:pPr>
+    </w:p>
+    <w:p>
+      <w:pPr>
+        <w:pStyle w:val="ad"/>
+        <w:numPr>
+          <w:ilvl w:val="0"/>
+          <w:numId w:val="32"/>
+        </w:numPr>
+        <w:ind w:left="0" w:firstLine="709"/>
+      </w:pPr>
+      <w:r>
+        <w:rPr>
+          <w:lang w:val="en-US"/>
+        </w:rPr>
+        <w:t>ESP</w:t>
+      </w:r>
+      <w:r>
+        <w:t>32</w:t>
+      </w:r>
+      <w:r>
+        <w:t>-</w:t>
+      </w:r>
+      <w:r>
+        <w:rPr>
+          <w:lang w:val="en-US"/>
+        </w:rPr>
+        <w:t>WROOM</w:t>
+      </w:r>
+      <w:r>
+        <w:t>-32</w:t>
+      </w:r>
+      <w:r>
+        <w:rPr>
+          <w:lang w:val="en-US"/>
+        </w:rPr>
+        <w:t>D</w:t>
+      </w:r>
+      <w:r>
+        <w:t xml:space="preserve"> &amp; </w:t>
+      </w:r>
+      <w:r>
+        <w:rPr>
+          <w:lang w:val="en-US"/>
+        </w:rPr>
+        <w:t>ESP</w:t>
+      </w:r>
+      <w:r>
+        <w:t>32-</w:t>
+      </w:r>
+      <w:r>
+        <w:rPr>
+          <w:lang w:val="en-US"/>
+        </w:rPr>
+        <w:t>WROOM</w:t>
+      </w:r>
+      <w:r>
+        <w:t>-32</w:t>
+      </w:r>
+      <w:r>
+        <w:rPr>
+          <w:lang w:val="en-US"/>
+        </w:rPr>
+        <w:t>U</w:t>
+      </w:r>
+      <w:r>
+        <w:t xml:space="preserve"> </w:t>
+      </w:r>
+      <w:r>
+        <w:rPr>
+          <w:lang w:val="en-US"/>
+        </w:rPr>
+        <w:t>Datasheet</w:t>
+      </w:r>
+      <w:r>
+        <w:t xml:space="preserve">: документация к контроллеру </w:t>
+      </w:r>
+      <w:r>
+        <w:t>[</w:t>
+      </w:r>
+      <w:r>
+        <w:t>Электронный</w:t>
+      </w:r>
+      <w:r>
+        <w:t xml:space="preserve"> </w:t>
+      </w:r>
+      <w:r>
+        <w:t>ресурс</w:t>
+      </w:r>
+      <w:r>
+        <w:t xml:space="preserve">]. </w:t>
+      </w:r>
+      <w:r>
+        <w:t xml:space="preserve">– </w:t>
+      </w:r>
+      <w:r>
+        <w:rPr>
+          <w:lang w:val="en-US"/>
+        </w:rPr>
+        <w:t>URL</w:t>
+      </w:r>
+      <w:r>
+        <w:t xml:space="preserve">: </w:t>
+      </w:r>
+      <w:r>
+        <w:t>https://documentation.espressif.com/esp32-wroom-32d_esp32-wroom-32u_datasheet_en.pdf</w:t>
+      </w:r>
+      <w:r>
+        <w:t xml:space="preserve"> </w:t>
+      </w:r>
+      <w:r>
+        <w:rPr>
+          <w:color w:val="FF0000"/>
+        </w:rPr>
+        <w:t>(Дата обращения 16.02.2025)</w:t>
+      </w:r>
+      <w:r>
+        <w:rPr>
+          <w:color w:val="FF0000"/>
+        </w:rPr>
+        <w:t xml:space="preserve"> </w:t>
+      </w:r>
+      <w:r>
+        <w:rPr>
+          <w:color w:val="FF0000"/>
+        </w:rPr>
+        <w:t>чтобы не было конфликтов с календарём</w:t>
+      </w:r>
+    </w:p>
+    <w:p>
+      <w:pPr>
+        <w:pStyle w:val="ad"/>
+        <w:numPr>
+          <w:ilvl w:val="0"/>
+          <w:numId w:val="32"/>
+        </w:numPr>
+        <w:ind w:left="0" w:firstLine="709"/>
+      </w:pPr>
+      <w:r>
+        <w:rPr>
+          <w:lang w:val="en-US"/>
+        </w:rPr>
+        <w:t>Software</w:t>
+      </w:r>
+      <w:r>
+        <w:t xml:space="preserve"> </w:t>
+      </w:r>
+      <w:r>
+        <w:rPr>
+          <w:lang w:val="en-US"/>
+        </w:rPr>
+        <w:t>Arduino</w:t>
+      </w:r>
+      <w:r>
+        <w:t xml:space="preserve"> [</w:t>
+      </w:r>
+      <w:r>
+        <w:t>Электронный</w:t>
+      </w:r>
+      <w:r>
+        <w:t xml:space="preserve"> </w:t>
+      </w:r>
+      <w:r>
+        <w:t>ресурс</w:t>
+      </w:r>
+      <w:r>
+        <w:t xml:space="preserve">]. – </w:t>
+      </w:r>
+      <w:r>
+        <w:rPr>
+          <w:lang w:val="en-US"/>
+        </w:rPr>
+        <w:t>URL</w:t>
+      </w:r>
+      <w:r>
+        <w:t xml:space="preserve">: </w:t>
+      </w:r>
+      <w:hyperlink r:id="rId14" w:history="1">
+        <w:r>
+          <w:rPr>
+            <w:lang w:val="en-US"/>
+          </w:rPr>
+          <w:t>https</w:t>
+        </w:r>
+        <w:r>
+          <w:t>://</w:t>
+        </w:r>
+        <w:r>
+          <w:rPr>
+            <w:lang w:val="en-US"/>
+          </w:rPr>
+          <w:t>docs</w:t>
+        </w:r>
+        <w:r>
+          <w:t>.</w:t>
+        </w:r>
+        <w:proofErr w:type="spellStart"/>
+        <w:r>
+          <w:rPr>
+            <w:lang w:val="en-US"/>
+          </w:rPr>
+          <w:t>arduino</w:t>
+        </w:r>
+        <w:proofErr w:type="spellEnd"/>
+        <w:r>
+          <w:t>.</w:t>
+        </w:r>
+        <w:r>
+          <w:rPr>
+            <w:lang w:val="en-US"/>
+          </w:rPr>
+          <w:t>cc</w:t>
+        </w:r>
+        <w:r>
+          <w:t>/</w:t>
+        </w:r>
+        <w:proofErr w:type="spellStart"/>
+        <w:r>
+          <w:rPr>
+            <w:lang w:val="en-US"/>
+          </w:rPr>
+          <w:t>en</w:t>
+        </w:r>
+        <w:proofErr w:type="spellEnd"/>
+        <w:r>
+          <w:t>/</w:t>
+        </w:r>
+        <w:r>
+          <w:rPr>
+            <w:lang w:val="en-US"/>
+          </w:rPr>
+          <w:t>software</w:t>
+        </w:r>
+      </w:hyperlink>
+      <w:r>
+        <w:t xml:space="preserve"> </w:t>
+      </w:r>
+      <w:r>
+        <w:rPr>
+          <w:color w:val="FF0000"/>
+        </w:rPr>
+        <w:t>(Дата обращения 16.02.2025)</w:t>
+      </w:r>
+    </w:p>
+    <w:p>
+      <w:pPr>
+        <w:pStyle w:val="ad"/>
+        <w:numPr>
+          <w:ilvl w:val="0"/>
+          <w:numId w:val="32"/>
+        </w:numPr>
+        <w:ind w:left="0" w:firstLine="709"/>
+      </w:pPr>
+      <w:r>
+        <w:rPr>
+          <w:lang w:val="en-US"/>
+        </w:rPr>
+        <w:t>Documentation</w:t>
+      </w:r>
+      <w:r>
+        <w:t xml:space="preserve"> </w:t>
+      </w:r>
+      <w:r>
+        <w:rPr>
+          <w:lang w:val="en-US"/>
+        </w:rPr>
+        <w:t>Arduino</w:t>
+      </w:r>
+      <w:r>
+        <w:t xml:space="preserve"> [</w:t>
+      </w:r>
+      <w:r>
+        <w:t>Электронный</w:t>
+      </w:r>
+      <w:r>
+        <w:t xml:space="preserve"> </w:t>
+      </w:r>
+      <w:r>
+        <w:t>ресурс</w:t>
+      </w:r>
+      <w:r>
+        <w:t xml:space="preserve">]. – </w:t>
+      </w:r>
+      <w:r>
+        <w:rPr>
+          <w:lang w:val="en-US"/>
+        </w:rPr>
+        <w:t>URL</w:t>
+      </w:r>
+      <w:r>
+        <w:t xml:space="preserve">: </w:t>
+      </w:r>
+      <w:hyperlink r:id="rId15" w:history="1">
+        <w:r>
+          <w:rPr>
+            <w:lang w:val="en-US"/>
+          </w:rPr>
+          <w:t>https</w:t>
+        </w:r>
+        <w:r>
+          <w:t>://</w:t>
+        </w:r>
+        <w:r>
+          <w:rPr>
+            <w:lang w:val="en-US"/>
+          </w:rPr>
+          <w:t>docs</w:t>
+        </w:r>
+        <w:r>
+          <w:t>.</w:t>
+        </w:r>
+        <w:proofErr w:type="spellStart"/>
+        <w:r>
+          <w:rPr>
+            <w:lang w:val="en-US"/>
+          </w:rPr>
+          <w:t>arduino</w:t>
+        </w:r>
+        <w:proofErr w:type="spellEnd"/>
+        <w:r>
+          <w:t>.</w:t>
+        </w:r>
+        <w:r>
+          <w:rPr>
+            <w:lang w:val="en-US"/>
+          </w:rPr>
+          <w:t>cc</w:t>
+        </w:r>
+        <w:r>
+          <w:t>/</w:t>
+        </w:r>
+        <w:r>
+          <w:rPr>
+            <w:lang w:val="en-US"/>
+          </w:rPr>
+          <w:t>programming</w:t>
+        </w:r>
+        <w:r>
+          <w:t>/</w:t>
+        </w:r>
+      </w:hyperlink>
+      <w:r>
+        <w:t xml:space="preserve"> </w:t>
+      </w:r>
+      <w:r>
+        <w:rPr>
+          <w:color w:val="FF0000"/>
+        </w:rPr>
+        <w:t>(Дата обращения 16.02.2025)</w:t>
+      </w:r>
+    </w:p>
+    <w:p>
+      <w:pPr>
+        <w:pStyle w:val="ad"/>
+        <w:numPr>
+          <w:ilvl w:val="0"/>
+          <w:numId w:val="32"/>
+        </w:numPr>
+        <w:ind w:left="0" w:firstLine="709"/>
+      </w:pPr>
+      <w:r>
+        <w:t xml:space="preserve">Программирование на </w:t>
+      </w:r>
+      <w:r>
+        <w:rPr>
+          <w:lang w:val="en-US"/>
+        </w:rPr>
+        <w:t>C</w:t>
+      </w:r>
+      <w:r>
+        <w:t xml:space="preserve"> и </w:t>
+      </w:r>
+      <w:r>
+        <w:rPr>
+          <w:lang w:val="en-US"/>
+        </w:rPr>
+        <w:t>C</w:t>
+      </w:r>
+      <w:r>
+        <w:t>++</w:t>
+      </w:r>
+      <w:r>
+        <w:t xml:space="preserve"> </w:t>
+      </w:r>
+      <w:r>
+        <w:t>[</w:t>
+      </w:r>
+      <w:r>
+        <w:t>Электронный</w:t>
+      </w:r>
+      <w:r>
+        <w:t xml:space="preserve"> </w:t>
+      </w:r>
+      <w:r>
+        <w:t>ресурс</w:t>
+      </w:r>
+      <w:r>
+        <w:t xml:space="preserve">]. – </w:t>
+      </w:r>
+      <w:r>
+        <w:rPr>
+          <w:lang w:val="en-US"/>
+        </w:rPr>
+        <w:t>URL</w:t>
+      </w:r>
+      <w:r>
+        <w:t>:</w:t>
+      </w:r>
+      <w:r>
+        <w:t xml:space="preserve"> </w:t>
+      </w:r>
+      <w:hyperlink r:id="rId16" w:history="1">
+        <w:r>
+          <w:rPr>
+            <w:lang w:val="en-US"/>
+          </w:rPr>
+          <w:t>https</w:t>
+        </w:r>
+        <w:r>
+          <w:t>://</w:t>
+        </w:r>
+        <w:r>
+          <w:rPr>
+            <w:lang w:val="en-US"/>
+          </w:rPr>
+          <w:t>www</w:t>
+        </w:r>
+        <w:r>
+          <w:t>.</w:t>
+        </w:r>
+        <w:r>
+          <w:rPr>
+            <w:lang w:val="en-US"/>
+          </w:rPr>
+          <w:t>c</w:t>
+        </w:r>
+        <w:r>
+          <w:t>-</w:t>
+        </w:r>
+        <w:proofErr w:type="spellStart"/>
+        <w:r>
+          <w:rPr>
+            <w:lang w:val="en-US"/>
+          </w:rPr>
+          <w:t>cpp</w:t>
+        </w:r>
+        <w:proofErr w:type="spellEnd"/>
+        <w:r>
+          <w:t>.</w:t>
+        </w:r>
+        <w:proofErr w:type="spellStart"/>
+        <w:r>
+          <w:rPr>
+            <w:lang w:val="en-US"/>
+          </w:rPr>
+          <w:t>ru</w:t>
+        </w:r>
+        <w:proofErr w:type="spellEnd"/>
+        <w:r>
+          <w:t>/</w:t>
+        </w:r>
+        <w:r>
+          <w:rPr>
+            <w:lang w:val="en-US"/>
+          </w:rPr>
+          <w:t>books</w:t>
+        </w:r>
+        <w:r>
+          <w:t>/</w:t>
+        </w:r>
+      </w:hyperlink>
+      <w:r>
+        <w:t xml:space="preserve"> </w:t>
+      </w:r>
+      <w:r>
+        <w:rPr>
+          <w:color w:val="FF0000"/>
+        </w:rPr>
+        <w:t xml:space="preserve">(Дата обращения 01.04.2025) </w:t>
+      </w:r>
+    </w:p>
+    <w:p>
+      <w:pPr>
+        <w:pStyle w:val="ad"/>
+        <w:numPr>
+          <w:ilvl w:val="0"/>
+          <w:numId w:val="32"/>
+        </w:numPr>
+        <w:ind w:left="0" w:firstLine="709"/>
+      </w:pPr>
+      <w:r>
+        <w:rPr>
+          <w:lang w:val="en-US"/>
+        </w:rPr>
+        <w:t>Robot</w:t>
+      </w:r>
+      <w:r>
+        <w:t xml:space="preserve"> </w:t>
+      </w:r>
+      <w:r>
+        <w:rPr>
+          <w:lang w:val="en-US"/>
+        </w:rPr>
+        <w:t>simulator</w:t>
+      </w:r>
+      <w:r>
+        <w:t xml:space="preserve"> </w:t>
+      </w:r>
       <w:proofErr w:type="spellStart"/>
       <w:r>
         <w:rPr>
-          <w:rFonts w:ascii="Times New Roman" w:hAnsi="Times New Roman" w:cs="Times New Roman"/>
-          <w:sz w:val="28"/>
-          <w:szCs w:val="28"/>
-        </w:rPr>
-        <w:t>парсит</w:t>
+          <w:lang w:val="en-US"/>
+        </w:rPr>
+        <w:t>CoppeliaSim</w:t>
       </w:r>
       <w:proofErr w:type="spellEnd"/>
       <w:r>
-        <w:rPr>
-          <w:rFonts w:ascii="Times New Roman" w:hAnsi="Times New Roman" w:cs="Times New Roman"/>
-          <w:sz w:val="28"/>
-          <w:szCs w:val="28"/>
-        </w:rPr>
-        <w:t xml:space="preserve"> пакет, извлекая ID симуляции и массив векторов (V, α, ω, T);</w:t>
-      </w:r>
+        <w:t xml:space="preserve">: </w:t>
+      </w:r>
+      <w:r>
+        <w:t>главный сайт</w:t>
+      </w:r>
+      <w:r>
+        <w:t xml:space="preserve"> [</w:t>
+      </w:r>
+      <w:r>
+        <w:t>Электронный</w:t>
+      </w:r>
+      <w:r>
+        <w:t xml:space="preserve"> </w:t>
+      </w:r>
+      <w:r>
+        <w:t>ресурс</w:t>
+      </w:r>
+      <w:r>
+        <w:t xml:space="preserve">]. – </w:t>
+      </w:r>
+      <w:r>
+        <w:rPr>
+          <w:lang w:val="en-US"/>
+        </w:rPr>
+        <w:t>URL</w:t>
+      </w:r>
+      <w:r>
+        <w:t xml:space="preserve">: </w:t>
+      </w:r>
+      <w:r>
+        <w:t>https://www.coppeliarobotics.com/</w:t>
+      </w:r>
+      <w:r>
+        <w:t xml:space="preserve"> </w:t>
+      </w:r>
+      <w:r>
+        <w:rPr>
+          <w:color w:val="FF0000"/>
+        </w:rPr>
+        <w:t>(Дата обращения 12.05.2025)</w:t>
+      </w:r>
+    </w:p>
+    <w:p>
+      <w:pPr>
+        <w:pStyle w:val="ad"/>
+        <w:numPr>
+          <w:ilvl w:val="0"/>
+          <w:numId w:val="32"/>
+        </w:numPr>
+      </w:pPr>
+      <w:proofErr w:type="spellStart"/>
+      <w:r>
+        <w:rPr>
+          <w:lang w:val="en-US"/>
+        </w:rPr>
+        <w:t>CoppeliaSim</w:t>
+      </w:r>
+      <w:proofErr w:type="spellEnd"/>
+      <w:r>
+        <w:t xml:space="preserve"> </w:t>
+      </w:r>
+      <w:r>
+        <w:rPr>
+          <w:lang w:val="en-US"/>
+        </w:rPr>
+        <w:t>User</w:t>
+      </w:r>
+      <w:r>
+        <w:t xml:space="preserve"> </w:t>
+      </w:r>
+      <w:r>
+        <w:rPr>
+          <w:lang w:val="en-US"/>
+        </w:rPr>
+        <w:t>Manual</w:t>
+      </w:r>
+      <w:r>
+        <w:t xml:space="preserve"> [</w:t>
+      </w:r>
+      <w:r>
+        <w:t>Электронный</w:t>
+      </w:r>
+      <w:r>
+        <w:t xml:space="preserve"> </w:t>
+      </w:r>
+      <w:r>
+        <w:t>ресурс</w:t>
+      </w:r>
+      <w:r>
+        <w:t xml:space="preserve">]. – </w:t>
+      </w:r>
+      <w:r>
+        <w:rPr>
+          <w:lang w:val="en-US"/>
+        </w:rPr>
+        <w:t>URL</w:t>
+      </w:r>
+      <w:r>
+        <w:t xml:space="preserve">: </w:t>
+      </w:r>
+      <w:r>
+        <w:t xml:space="preserve">https://manual.coppeliarobotics.com/ </w:t>
+      </w:r>
+      <w:r>
+        <w:rPr>
+          <w:color w:val="FF0000"/>
+        </w:rPr>
+        <w:t>(Дата обращения 12.05.2025)</w:t>
+      </w:r>
+    </w:p>
+    <w:p>
+      <w:pPr>
+        <w:pStyle w:val="ad"/>
+        <w:numPr>
+          <w:ilvl w:val="0"/>
+          <w:numId w:val="32"/>
+        </w:numPr>
+      </w:pPr>
+      <w:proofErr w:type="spellStart"/>
+      <w:r>
+        <w:rPr>
+          <w:lang w:val="en-US"/>
+        </w:rPr>
+        <w:t>CoppeliaSim</w:t>
+      </w:r>
+      <w:proofErr w:type="spellEnd"/>
+      <w:r>
+        <w:t xml:space="preserve"> </w:t>
+      </w:r>
+      <w:r>
+        <w:rPr>
+          <w:lang w:val="en-US"/>
+        </w:rPr>
+        <w:t>Paths</w:t>
+      </w:r>
+      <w:r>
+        <w:t xml:space="preserve">: </w:t>
+      </w:r>
+      <w:r>
+        <w:t>документация</w:t>
+      </w:r>
+      <w:r>
+        <w:t xml:space="preserve"> [</w:t>
+      </w:r>
+      <w:r>
+        <w:t>Электронный</w:t>
+      </w:r>
+      <w:r>
+        <w:t xml:space="preserve"> </w:t>
+      </w:r>
+      <w:r>
+        <w:t>ресурс</w:t>
+      </w:r>
+      <w:r>
+        <w:t xml:space="preserve">]. – </w:t>
+      </w:r>
+      <w:r>
+        <w:rPr>
+          <w:lang w:val="en-US"/>
+        </w:rPr>
+        <w:t>URL</w:t>
+      </w:r>
+      <w:r>
+        <w:t xml:space="preserve">: https://manual.coppeliarobotics.com/en/paths.htm </w:t>
+      </w:r>
+      <w:r>
+        <w:rPr>
+          <w:color w:val="FF0000"/>
+        </w:rPr>
+        <w:t>(Дата обращения 12.05.2025)</w:t>
+      </w:r>
+    </w:p>
+    <w:p>
+      <w:pPr>
+        <w:pStyle w:val="ad"/>
+        <w:numPr>
+          <w:ilvl w:val="0"/>
+          <w:numId w:val="32"/>
+        </w:numPr>
+      </w:pPr>
+      <w:proofErr w:type="spellStart"/>
+      <w:r>
+        <w:rPr>
+          <w:lang w:val="en-US"/>
+        </w:rPr>
+        <w:t>CoppeliaSim</w:t>
+      </w:r>
+      <w:proofErr w:type="spellEnd"/>
+      <w:r>
+        <w:t xml:space="preserve"> </w:t>
+      </w:r>
+      <w:r>
+        <w:rPr>
+          <w:lang w:val="en-US"/>
+        </w:rPr>
+        <w:t>Scripting</w:t>
+      </w:r>
+      <w:r>
+        <w:t xml:space="preserve"> [</w:t>
+      </w:r>
+      <w:r>
+        <w:t>Электронный</w:t>
+      </w:r>
+      <w:r>
+        <w:t xml:space="preserve"> </w:t>
+      </w:r>
+      <w:r>
+        <w:t>ресурс</w:t>
+      </w:r>
+      <w:r>
+        <w:t xml:space="preserve">]. – </w:t>
+      </w:r>
+      <w:r>
+        <w:rPr>
+          <w:lang w:val="en-US"/>
+        </w:rPr>
+        <w:t>URL</w:t>
+      </w:r>
+      <w:r>
+        <w:t xml:space="preserve">: </w:t>
+      </w:r>
+      <w:r>
+        <w:t xml:space="preserve">https://manual.coppeliarobotics.com/en/scripts.htm </w:t>
+      </w:r>
+      <w:r>
+        <w:rPr>
+          <w:color w:val="FF0000"/>
+        </w:rPr>
+        <w:t>(Дата обращения 12.05.2025)</w:t>
+      </w:r>
+    </w:p>
+    <w:p>
+      <w:pPr>
+        <w:pStyle w:val="ad"/>
+        <w:numPr>
+          <w:ilvl w:val="0"/>
+          <w:numId w:val="32"/>
+        </w:numPr>
+      </w:pPr>
+      <w:r>
+        <w:t xml:space="preserve">Язык программирования </w:t>
+      </w:r>
+      <w:proofErr w:type="spellStart"/>
+      <w:r>
+        <w:rPr>
+          <w:lang w:val="en-US"/>
+        </w:rPr>
+        <w:t>Lua</w:t>
+      </w:r>
+      <w:proofErr w:type="spellEnd"/>
+      <w:r>
+        <w:t xml:space="preserve">: </w:t>
+      </w:r>
+      <w:r>
+        <w:t>документация</w:t>
+      </w:r>
+      <w:r>
+        <w:t xml:space="preserve"> [</w:t>
+      </w:r>
+      <w:r>
+        <w:t>Электронный</w:t>
+      </w:r>
+      <w:r>
+        <w:t xml:space="preserve"> </w:t>
+      </w:r>
+      <w:r>
+        <w:t>ресурс</w:t>
+      </w:r>
+      <w:r>
+        <w:t xml:space="preserve">]. – </w:t>
+      </w:r>
+      <w:r>
+        <w:rPr>
+          <w:lang w:val="en-US"/>
+        </w:rPr>
+        <w:t>URL</w:t>
+      </w:r>
+      <w:r>
+        <w:t xml:space="preserve">: </w:t>
+      </w:r>
+      <w:r>
+        <w:t>https://www.lua.org/manual/5.5/</w:t>
+      </w:r>
+      <w:r>
+        <w:t xml:space="preserve"> </w:t>
+      </w:r>
+      <w:r>
+        <w:rPr>
+          <w:color w:val="FF0000"/>
+        </w:rPr>
+        <w:t>(Дата обращения 12.05.2025)</w:t>
+      </w:r>
+    </w:p>
+    <w:p>
+      <w:pPr>
+        <w:pStyle w:val="ad"/>
+        <w:numPr>
+          <w:ilvl w:val="0"/>
+          <w:numId w:val="32"/>
+        </w:numPr>
+      </w:pPr>
+      <w:r>
+        <w:t xml:space="preserve"> Роберту </w:t>
+      </w:r>
+      <w:proofErr w:type="spellStart"/>
+      <w:r>
+        <w:t>Иерузалимски</w:t>
+      </w:r>
+      <w:proofErr w:type="spellEnd"/>
+      <w:r>
+        <w:t xml:space="preserve">. </w:t>
+      </w:r>
+      <w:r>
+        <w:t xml:space="preserve">Программирование на языке </w:t>
+      </w:r>
+      <w:proofErr w:type="spellStart"/>
+      <w:r>
+        <w:rPr>
+          <w:lang w:val="en-US"/>
+        </w:rPr>
+        <w:t>Lua</w:t>
+      </w:r>
+      <w:proofErr w:type="spellEnd"/>
+      <w:r>
+        <w:t>.</w:t>
+      </w:r>
+      <w:r>
+        <w:rPr>
+          <w:lang w:val="en-US"/>
+        </w:rPr>
+        <w:t> </w:t>
+      </w:r>
+      <w:r>
+        <w:t xml:space="preserve"> </w:t>
+      </w:r>
+      <w:r>
+        <w:t>–</w:t>
+      </w:r>
+      <w:r>
+        <w:t xml:space="preserve"> </w:t>
+      </w:r>
+      <w:r>
+        <w:t>[</w:t>
+      </w:r>
+      <w:r>
+        <w:t>Электронный</w:t>
+      </w:r>
+      <w:r>
+        <w:t xml:space="preserve"> </w:t>
+      </w:r>
+      <w:r>
+        <w:t>ресурс</w:t>
+      </w:r>
+      <w:r>
+        <w:t>]</w:t>
+      </w:r>
+      <w:r>
+        <w:t xml:space="preserve"> </w:t>
+      </w:r>
+      <w:r>
+        <w:t xml:space="preserve">- </w:t>
+      </w:r>
+      <w:proofErr w:type="gramStart"/>
+      <w:r>
+        <w:rPr>
+          <w:lang w:val="en-US"/>
+        </w:rPr>
+        <w:t>https</w:t>
+      </w:r>
+      <w:r>
+        <w:t>://</w:t>
+      </w:r>
+      <w:proofErr w:type="spellStart"/>
+      <w:r>
+        <w:rPr>
+          <w:lang w:val="en-US"/>
+        </w:rPr>
+        <w:t>eligovision</w:t>
+      </w:r>
+      <w:proofErr w:type="spellEnd"/>
+      <w:r>
+        <w:t>.</w:t>
+      </w:r>
+      <w:proofErr w:type="spellStart"/>
+      <w:r>
+        <w:rPr>
+          <w:lang w:val="en-US"/>
+        </w:rPr>
+        <w:t>ru</w:t>
+      </w:r>
+      <w:proofErr w:type="spellEnd"/>
+      <w:r>
+        <w:t>/</w:t>
+      </w:r>
+      <w:r>
+        <w:rPr>
+          <w:lang w:val="en-US"/>
+        </w:rPr>
+        <w:t>media</w:t>
+      </w:r>
+      <w:r>
+        <w:t>/</w:t>
+      </w:r>
+      <w:r>
+        <w:rPr>
+          <w:lang w:val="en-US"/>
+        </w:rPr>
+        <w:t>upload</w:t>
+      </w:r>
+      <w:r>
+        <w:t>/</w:t>
+      </w:r>
+      <w:proofErr w:type="spellStart"/>
+      <w:r>
+        <w:rPr>
+          <w:lang w:val="en-US"/>
+        </w:rPr>
+        <w:t>lua</w:t>
+      </w:r>
+      <w:proofErr w:type="spellEnd"/>
+      <w:r>
+        <w:t>.</w:t>
+      </w:r>
+      <w:r>
+        <w:rPr>
+          <w:lang w:val="en-US"/>
+        </w:rPr>
+        <w:t>pdf</w:t>
+      </w:r>
+      <w:r>
+        <w:t xml:space="preserve">  </w:t>
+      </w:r>
+      <w:r>
+        <w:t>(</w:t>
+      </w:r>
+      <w:proofErr w:type="gramEnd"/>
+      <w:r>
+        <w:t>Дата</w:t>
+      </w:r>
+      <w:r>
+        <w:t xml:space="preserve"> </w:t>
+      </w:r>
+      <w:r>
+        <w:t>обращения</w:t>
+      </w:r>
+      <w:r>
+        <w:t xml:space="preserve"> 01.01.2025)</w:t>
+      </w:r>
+    </w:p>
+    <w:p>
+      <w:pPr>
+        <w:pStyle w:val="ad"/>
+        <w:numPr>
+          <w:ilvl w:val="0"/>
+          <w:numId w:val="32"/>
+        </w:numPr>
+      </w:pPr>
+      <w:r>
+        <w:lastRenderedPageBreak/>
+        <w:t xml:space="preserve"> </w:t>
+      </w:r>
+      <w:r>
+        <w:t xml:space="preserve">Крутите колесо: как аспирант ИТМО ищет способ решить проблемы роботов на базе </w:t>
+      </w:r>
+      <w:proofErr w:type="spellStart"/>
+      <w:r>
+        <w:t>Mecanum</w:t>
+      </w:r>
+      <w:proofErr w:type="spellEnd"/>
+      <w:r>
+        <w:t xml:space="preserve"> колес и расширить их применение</w:t>
+      </w:r>
+      <w:r>
+        <w:t xml:space="preserve"> [Электронный ресурс]. – URL: </w:t>
+      </w:r>
+      <w:hyperlink r:id="rId17" w:history="1">
+        <w:r>
+          <w:t>https://habr.com/ru/companies/spbifmo/articles/832890/</w:t>
+        </w:r>
+      </w:hyperlink>
+      <w:r>
+        <w:t xml:space="preserve"> </w:t>
+      </w:r>
+      <w:r>
+        <w:rPr>
+          <w:color w:val="FF0000"/>
+        </w:rPr>
+        <w:t>(Дата обращения 28.03.2025)</w:t>
+      </w:r>
+    </w:p>
+    <w:p>
+      <w:pPr>
+        <w:pStyle w:val="ad"/>
+        <w:numPr>
+          <w:ilvl w:val="0"/>
+          <w:numId w:val="32"/>
+        </w:numPr>
+      </w:pPr>
+      <w:r>
+        <w:t>Р</w:t>
+      </w:r>
+      <w:r>
+        <w:t xml:space="preserve">азработка алгоритма управления мобильным робота на </w:t>
+      </w:r>
+      <w:proofErr w:type="spellStart"/>
+      <w:r>
+        <w:t>mecanum</w:t>
+      </w:r>
+      <w:proofErr w:type="spellEnd"/>
+      <w:r>
+        <w:t xml:space="preserve">-колесах в среде </w:t>
+      </w:r>
+      <w:proofErr w:type="spellStart"/>
+      <w:r>
+        <w:t>ros</w:t>
+      </w:r>
+      <w:proofErr w:type="spellEnd"/>
+      <w:r>
+        <w:t xml:space="preserve"> [</w:t>
+      </w:r>
+      <w:r>
+        <w:t>Электронный</w:t>
+      </w:r>
+      <w:r>
+        <w:t xml:space="preserve"> </w:t>
+      </w:r>
+      <w:r>
+        <w:t>ресурс</w:t>
+      </w:r>
+      <w:r>
+        <w:t xml:space="preserve">]. – </w:t>
+      </w:r>
+      <w:r>
+        <w:rPr>
+          <w:lang w:val="en-US"/>
+        </w:rPr>
+        <w:t>URL</w:t>
+      </w:r>
+      <w:r>
+        <w:t xml:space="preserve">: </w:t>
+      </w:r>
+      <w:hyperlink r:id="rId18" w:history="1">
+        <w:r>
+          <w:rPr>
+            <w:rStyle w:val="a9"/>
+          </w:rPr>
+          <w:t>https://www.elibrary.ru/item.asp?id=49518163</w:t>
+        </w:r>
+      </w:hyperlink>
+      <w:r>
+        <w:t xml:space="preserve"> </w:t>
+      </w:r>
+      <w:r>
+        <w:rPr>
+          <w:color w:val="FF0000"/>
+        </w:rPr>
+        <w:t>(Дата обращения 23.09.2025)</w:t>
+      </w:r>
+    </w:p>
+    <w:p>
+      <w:pPr>
+        <w:pStyle w:val="ad"/>
+        <w:numPr>
+          <w:ilvl w:val="0"/>
+          <w:numId w:val="32"/>
+        </w:numPr>
+      </w:pPr>
+      <w:r>
+        <w:t xml:space="preserve"> Кинематическое управление </w:t>
+      </w:r>
+      <w:proofErr w:type="spellStart"/>
+      <w:r>
+        <w:t>меканум</w:t>
+      </w:r>
+      <w:proofErr w:type="spellEnd"/>
+      <w:r>
+        <w:t>-платформой на основе функций Л</w:t>
+      </w:r>
+      <w:r>
+        <w:t>япунова</w:t>
+      </w:r>
+      <w:r>
+        <w:t xml:space="preserve"> [</w:t>
+      </w:r>
+      <w:r>
+        <w:t>Электронный</w:t>
+      </w:r>
+      <w:r>
+        <w:t xml:space="preserve"> </w:t>
+      </w:r>
+      <w:r>
+        <w:t>ресурс</w:t>
+      </w:r>
+      <w:r>
+        <w:t xml:space="preserve">]. – </w:t>
+      </w:r>
+      <w:r>
+        <w:rPr>
+          <w:lang w:val="en-US"/>
+        </w:rPr>
+        <w:t>URL</w:t>
+      </w:r>
+      <w:r>
+        <w:t xml:space="preserve">: </w:t>
+      </w:r>
+      <w:r>
+        <w:rPr>
+          <w:rStyle w:val="a9"/>
+        </w:rPr>
+        <w:t>http://srcms.ru/tgism/32/text/01.pdf</w:t>
+      </w:r>
+      <w:r>
+        <w:t xml:space="preserve"> </w:t>
+      </w:r>
+      <w:r>
+        <w:rPr>
+          <w:color w:val="FF0000"/>
+        </w:rPr>
+        <w:t>(Дата обращения 23.09.2025)</w:t>
+      </w:r>
+    </w:p>
+    <w:p>
+      <w:pPr>
+        <w:pStyle w:val="ad"/>
+        <w:numPr>
+          <w:ilvl w:val="0"/>
+          <w:numId w:val="32"/>
+        </w:numPr>
+      </w:pPr>
+      <w:r>
+        <w:t xml:space="preserve"> </w:t>
+      </w:r>
+      <w:r>
+        <w:rPr>
+          <w:lang w:val="en-US"/>
+        </w:rPr>
+        <w:t>Mobile</w:t>
+      </w:r>
+      <w:r>
+        <w:t xml:space="preserve"> </w:t>
+      </w:r>
+      <w:r>
+        <w:rPr>
+          <w:lang w:val="en-US"/>
+        </w:rPr>
+        <w:t>Manipulation</w:t>
+      </w:r>
+      <w:r>
+        <w:t xml:space="preserve"> </w:t>
+      </w:r>
+      <w:r>
+        <w:rPr>
+          <w:lang w:val="en-US"/>
+        </w:rPr>
+        <w:t>Capstone</w:t>
+      </w:r>
+      <w:r>
+        <w:t xml:space="preserve"> 2023</w:t>
+      </w:r>
+      <w:r>
+        <w:t xml:space="preserve"> [</w:t>
+      </w:r>
+      <w:r>
+        <w:t>Электронный</w:t>
+      </w:r>
+      <w:r>
+        <w:t xml:space="preserve"> </w:t>
+      </w:r>
+      <w:r>
+        <w:t>ресурс</w:t>
+      </w:r>
+      <w:r>
+        <w:t xml:space="preserve">]. – </w:t>
+      </w:r>
+      <w:r>
+        <w:rPr>
+          <w:lang w:val="en-US"/>
+        </w:rPr>
+        <w:t>URL</w:t>
+      </w:r>
+      <w:r>
+        <w:t xml:space="preserve">: </w:t>
+      </w:r>
+      <w:r>
+        <w:rPr>
+          <w:rStyle w:val="a9"/>
+        </w:rPr>
+        <w:t>https://hades.mech.northwestern.edu/index.php/Mobile_Manipulation_Capstone_2023</w:t>
+      </w:r>
+      <w:r>
+        <w:t xml:space="preserve"> </w:t>
+      </w:r>
+      <w:r>
+        <w:rPr>
+          <w:color w:val="FF0000"/>
+        </w:rPr>
+        <w:t>(Дата обращения 23.09.2025)</w:t>
+      </w:r>
+    </w:p>
+    <w:p>
+      <w:pPr>
+        <w:pStyle w:val="ad"/>
+        <w:ind w:left="568" w:firstLine="0"/>
+      </w:pPr>
+    </w:p>
+    <w:p>
+      <w:pPr>
+        <w:pStyle w:val="ad"/>
+        <w:ind w:left="928" w:firstLine="0"/>
+      </w:pPr>
+    </w:p>
+    <w:p>
+      <w:pPr>
+        <w:pStyle w:val="ad"/>
+        <w:ind w:left="928" w:firstLine="0"/>
+      </w:pPr>
     </w:p>
     <w:p>
       <w:pPr>
@@ -13979,538 +16656,11 @@
           <w:szCs w:val="28"/>
         </w:rPr>
       </w:pPr>
-      <w:r>
-        <w:rPr>
-          <w:rFonts w:ascii="Times New Roman" w:hAnsi="Times New Roman" w:cs="Times New Roman"/>
-          <w:sz w:val="28"/>
-          <w:szCs w:val="28"/>
-        </w:rPr>
-        <w:t xml:space="preserve">сохраняет полученные данные в </w:t>
-      </w:r>
-      <w:proofErr w:type="spellStart"/>
-      <w:r>
-        <w:rPr>
-          <w:rFonts w:ascii="Times New Roman" w:hAnsi="Times New Roman" w:cs="Times New Roman"/>
-          <w:sz w:val="28"/>
-          <w:szCs w:val="28"/>
-        </w:rPr>
-        <w:t>SQLite</w:t>
-      </w:r>
-      <w:proofErr w:type="spellEnd"/>
-      <w:r>
-        <w:rPr>
-          <w:rFonts w:ascii="Times New Roman" w:hAnsi="Times New Roman" w:cs="Times New Roman"/>
-          <w:sz w:val="28"/>
-          <w:szCs w:val="28"/>
-        </w:rPr>
-        <w:t>-базу на SD-карту (таблица </w:t>
-      </w:r>
-      <w:proofErr w:type="spellStart"/>
-      <w:r>
-        <w:rPr>
-          <w:rFonts w:ascii="Times New Roman" w:hAnsi="Times New Roman" w:cs="Times New Roman"/>
-          <w:sz w:val="28"/>
-          <w:szCs w:val="28"/>
-        </w:rPr>
-        <w:t>trajectories</w:t>
-      </w:r>
-      <w:proofErr w:type="spellEnd"/>
-      <w:r>
-        <w:rPr>
-          <w:rFonts w:ascii="Times New Roman" w:hAnsi="Times New Roman" w:cs="Times New Roman"/>
-          <w:sz w:val="28"/>
-          <w:szCs w:val="28"/>
-        </w:rPr>
-        <w:t xml:space="preserve">, поля: </w:t>
-      </w:r>
-      <w:proofErr w:type="spellStart"/>
-      <w:r>
-        <w:rPr>
-          <w:rFonts w:ascii="Times New Roman" w:hAnsi="Times New Roman" w:cs="Times New Roman"/>
-          <w:sz w:val="28"/>
-          <w:szCs w:val="28"/>
-        </w:rPr>
-        <w:t>id</w:t>
-      </w:r>
-      <w:proofErr w:type="spellEnd"/>
-      <w:r>
-        <w:rPr>
-          <w:rFonts w:ascii="Times New Roman" w:hAnsi="Times New Roman" w:cs="Times New Roman"/>
-          <w:sz w:val="28"/>
-          <w:szCs w:val="28"/>
-        </w:rPr>
-        <w:t xml:space="preserve">, </w:t>
-      </w:r>
-      <w:proofErr w:type="spellStart"/>
-      <w:r>
-        <w:rPr>
-          <w:rFonts w:ascii="Times New Roman" w:hAnsi="Times New Roman" w:cs="Times New Roman"/>
-          <w:sz w:val="28"/>
-          <w:szCs w:val="28"/>
-        </w:rPr>
-        <w:t>sim_id</w:t>
-      </w:r>
-      <w:proofErr w:type="spellEnd"/>
-      <w:r>
-        <w:rPr>
-          <w:rFonts w:ascii="Times New Roman" w:hAnsi="Times New Roman" w:cs="Times New Roman"/>
-          <w:sz w:val="28"/>
-          <w:szCs w:val="28"/>
-        </w:rPr>
-        <w:t xml:space="preserve">, </w:t>
-      </w:r>
-      <w:proofErr w:type="spellStart"/>
-      <w:r>
-        <w:rPr>
-          <w:rFonts w:ascii="Times New Roman" w:hAnsi="Times New Roman" w:cs="Times New Roman"/>
-          <w:sz w:val="28"/>
-          <w:szCs w:val="28"/>
-        </w:rPr>
-        <w:t>index</w:t>
-      </w:r>
-      <w:proofErr w:type="spellEnd"/>
-      <w:r>
-        <w:rPr>
-          <w:rFonts w:ascii="Times New Roman" w:hAnsi="Times New Roman" w:cs="Times New Roman"/>
-          <w:sz w:val="28"/>
-          <w:szCs w:val="28"/>
-        </w:rPr>
-        <w:t xml:space="preserve">, V, </w:t>
-      </w:r>
-      <w:proofErr w:type="spellStart"/>
-      <w:r>
-        <w:rPr>
-          <w:rFonts w:ascii="Times New Roman" w:hAnsi="Times New Roman" w:cs="Times New Roman"/>
-          <w:sz w:val="28"/>
-          <w:szCs w:val="28"/>
-        </w:rPr>
-        <w:t>alpha</w:t>
-      </w:r>
-      <w:proofErr w:type="spellEnd"/>
-      <w:r>
-        <w:rPr>
-          <w:rFonts w:ascii="Times New Roman" w:hAnsi="Times New Roman" w:cs="Times New Roman"/>
-          <w:sz w:val="28"/>
-          <w:szCs w:val="28"/>
-        </w:rPr>
-        <w:t xml:space="preserve">, </w:t>
-      </w:r>
-      <w:proofErr w:type="spellStart"/>
-      <w:r>
-        <w:rPr>
-          <w:rFonts w:ascii="Times New Roman" w:hAnsi="Times New Roman" w:cs="Times New Roman"/>
-          <w:sz w:val="28"/>
-          <w:szCs w:val="28"/>
-        </w:rPr>
-        <w:t>omega</w:t>
-      </w:r>
-      <w:proofErr w:type="spellEnd"/>
-      <w:r>
-        <w:rPr>
-          <w:rFonts w:ascii="Times New Roman" w:hAnsi="Times New Roman" w:cs="Times New Roman"/>
-          <w:sz w:val="28"/>
-          <w:szCs w:val="28"/>
-        </w:rPr>
-        <w:t xml:space="preserve">, </w:t>
-      </w:r>
-      <w:proofErr w:type="spellStart"/>
-      <w:r>
-        <w:rPr>
-          <w:rFonts w:ascii="Times New Roman" w:hAnsi="Times New Roman" w:cs="Times New Roman"/>
-          <w:sz w:val="28"/>
-          <w:szCs w:val="28"/>
-        </w:rPr>
-        <w:t>duration</w:t>
-      </w:r>
-      <w:proofErr w:type="spellEnd"/>
-      <w:r>
-        <w:rPr>
-          <w:rFonts w:ascii="Times New Roman" w:hAnsi="Times New Roman" w:cs="Times New Roman"/>
-          <w:sz w:val="28"/>
-          <w:szCs w:val="28"/>
-        </w:rPr>
-        <w:t>);</w:t>
-      </w:r>
-    </w:p>
-    <w:p>
-      <w:pPr>
-        <w:spacing w:line="360" w:lineRule="auto"/>
-        <w:ind w:firstLine="709"/>
-        <w:jc w:val="both"/>
-        <w:rPr>
-          <w:rFonts w:ascii="Times New Roman" w:hAnsi="Times New Roman" w:cs="Times New Roman"/>
-          <w:sz w:val="28"/>
-          <w:szCs w:val="28"/>
-        </w:rPr>
-      </w:pPr>
-      <w:r>
-        <w:rPr>
-          <w:rFonts w:ascii="Times New Roman" w:hAnsi="Times New Roman" w:cs="Times New Roman"/>
-          <w:sz w:val="28"/>
-          <w:szCs w:val="28"/>
-        </w:rPr>
-        <w:t>Таким образом, на каждом контроллере хранится полная копия траектории. Это обеспечивает отказоустойчивость — если один контроллер потеряет питание, остальные продолжат движение, а потерявший при включении загрузит траекторию из своей базы.</w:t>
-      </w:r>
-    </w:p>
-    <w:p>
-      <w:pPr>
-        <w:spacing w:line="360" w:lineRule="auto"/>
-        <w:ind w:firstLine="709"/>
-        <w:jc w:val="both"/>
-        <w:rPr>
-          <w:rFonts w:ascii="Times New Roman" w:hAnsi="Times New Roman" w:cs="Times New Roman"/>
-          <w:sz w:val="28"/>
-          <w:szCs w:val="28"/>
-        </w:rPr>
-      </w:pPr>
-    </w:p>
-    <w:p>
-      <w:pPr>
-        <w:spacing w:line="360" w:lineRule="auto"/>
-        <w:ind w:firstLine="709"/>
-        <w:jc w:val="both"/>
-        <w:rPr>
-          <w:rFonts w:ascii="Times New Roman" w:hAnsi="Times New Roman" w:cs="Times New Roman"/>
-          <w:sz w:val="28"/>
-          <w:szCs w:val="28"/>
-        </w:rPr>
-      </w:pPr>
-      <w:r>
-        <w:rPr>
-          <w:rFonts w:ascii="Times New Roman" w:hAnsi="Times New Roman" w:cs="Times New Roman"/>
-          <w:sz w:val="28"/>
-          <w:szCs w:val="28"/>
-        </w:rPr>
-        <w:t>Чтение последней сохранённой траектории — из базы данных загружается траектория с максимальным ID (или с флагом «не воспроизведена»). Это позволяет роботу повторить маршрут даже после перезагрузки.</w:t>
-      </w:r>
-    </w:p>
-    <w:p>
-      <w:pPr>
-        <w:spacing w:line="360" w:lineRule="auto"/>
-        <w:ind w:firstLine="709"/>
-        <w:jc w:val="both"/>
-        <w:rPr>
-          <w:rFonts w:ascii="Times New Roman" w:hAnsi="Times New Roman" w:cs="Times New Roman"/>
-          <w:sz w:val="28"/>
-          <w:szCs w:val="28"/>
-        </w:rPr>
-      </w:pPr>
-      <w:r>
-        <w:rPr>
-          <w:rFonts w:ascii="Times New Roman" w:hAnsi="Times New Roman" w:cs="Times New Roman"/>
-          <w:sz w:val="28"/>
-          <w:szCs w:val="28"/>
-        </w:rPr>
-        <w:t xml:space="preserve">Вход в режим ожидания — контроллер начинает слушать </w:t>
-      </w:r>
-      <w:proofErr w:type="spellStart"/>
-      <w:r>
-        <w:rPr>
-          <w:rFonts w:ascii="Times New Roman" w:hAnsi="Times New Roman" w:cs="Times New Roman"/>
-          <w:sz w:val="28"/>
-          <w:szCs w:val="28"/>
-        </w:rPr>
-        <w:t>мультикаст</w:t>
-      </w:r>
-      <w:proofErr w:type="spellEnd"/>
-      <w:r>
-        <w:rPr>
-          <w:rFonts w:ascii="Times New Roman" w:hAnsi="Times New Roman" w:cs="Times New Roman"/>
-          <w:sz w:val="28"/>
-          <w:szCs w:val="28"/>
-        </w:rPr>
-        <w:t>-адрес, ожидая новых векторов или команд START/STOP.</w:t>
-      </w:r>
-    </w:p>
-    <w:p>
-      <w:pPr>
-        <w:spacing w:line="360" w:lineRule="auto"/>
-        <w:ind w:firstLine="709"/>
-        <w:jc w:val="both"/>
-        <w:rPr>
-          <w:rFonts w:ascii="Times New Roman" w:hAnsi="Times New Roman" w:cs="Times New Roman"/>
-          <w:sz w:val="28"/>
-          <w:szCs w:val="28"/>
-        </w:rPr>
-      </w:pPr>
-      <w:r>
-        <w:rPr>
-          <w:rFonts w:ascii="Times New Roman" w:hAnsi="Times New Roman" w:cs="Times New Roman"/>
-          <w:sz w:val="28"/>
-          <w:szCs w:val="28"/>
-        </w:rPr>
-        <w:t>Запуск собственного небольшого веб интерфейса для просмотра логов и управления командами START/STOP</w:t>
-      </w:r>
-    </w:p>
-    <w:p>
-      <w:pPr>
-        <w:spacing w:line="360" w:lineRule="auto"/>
-        <w:ind w:firstLine="709"/>
-        <w:jc w:val="both"/>
-        <w:rPr>
-          <w:rFonts w:ascii="Times New Roman" w:hAnsi="Times New Roman" w:cs="Times New Roman"/>
-          <w:sz w:val="28"/>
-          <w:szCs w:val="28"/>
-        </w:rPr>
-      </w:pPr>
-      <w:r>
-        <w:rPr>
-          <w:rFonts w:ascii="Times New Roman" w:hAnsi="Times New Roman" w:cs="Times New Roman"/>
-          <w:sz w:val="28"/>
-          <w:szCs w:val="28"/>
-        </w:rPr>
-        <w:t>*[Рисунок 2.3 – Блок-схема алгоритма работы ESP32]*</w:t>
-      </w:r>
-    </w:p>
-    <w:p>
-      <w:pPr>
-        <w:spacing w:line="360" w:lineRule="auto"/>
-        <w:ind w:firstLine="709"/>
-        <w:jc w:val="both"/>
-        <w:rPr>
-          <w:rFonts w:ascii="Times New Roman" w:hAnsi="Times New Roman" w:cs="Times New Roman"/>
-          <w:sz w:val="28"/>
-          <w:szCs w:val="28"/>
-        </w:rPr>
-      </w:pPr>
-      <w:r>
-        <w:rPr>
-          <w:rFonts w:ascii="Times New Roman" w:hAnsi="Times New Roman" w:cs="Times New Roman"/>
-          <w:sz w:val="28"/>
-          <w:szCs w:val="28"/>
-        </w:rPr>
-        <w:lastRenderedPageBreak/>
-        <w:t xml:space="preserve">По команде START (принятой по UDP или </w:t>
-      </w:r>
-      <w:proofErr w:type="gramStart"/>
-      <w:r>
-        <w:rPr>
-          <w:rFonts w:ascii="Times New Roman" w:hAnsi="Times New Roman" w:cs="Times New Roman"/>
-          <w:sz w:val="28"/>
-          <w:szCs w:val="28"/>
-        </w:rPr>
-        <w:t>с веб</w:t>
-      </w:r>
-      <w:proofErr w:type="gramEnd"/>
-      <w:r>
-        <w:rPr>
-          <w:rFonts w:ascii="Times New Roman" w:hAnsi="Times New Roman" w:cs="Times New Roman"/>
-          <w:sz w:val="28"/>
-          <w:szCs w:val="28"/>
-        </w:rPr>
-        <w:t xml:space="preserve"> интерфейса) контроллеры синхронно начинают воспроизведение:</w:t>
-      </w:r>
-    </w:p>
-    <w:p>
-      <w:pPr>
-        <w:spacing w:line="360" w:lineRule="auto"/>
-        <w:ind w:firstLine="709"/>
-        <w:jc w:val="both"/>
-        <w:rPr>
-          <w:rFonts w:ascii="Times New Roman" w:hAnsi="Times New Roman" w:cs="Times New Roman"/>
-          <w:sz w:val="28"/>
-          <w:szCs w:val="28"/>
-        </w:rPr>
-      </w:pPr>
-      <w:r>
-        <w:rPr>
-          <w:rFonts w:ascii="Times New Roman" w:hAnsi="Times New Roman" w:cs="Times New Roman"/>
-          <w:sz w:val="28"/>
-          <w:szCs w:val="28"/>
-        </w:rPr>
-        <w:t>Запускается таймер с периодом 0,05 секунды (20 Гц — частота управления).</w:t>
-      </w:r>
-    </w:p>
-    <w:p>
-      <w:pPr>
-        <w:spacing w:line="360" w:lineRule="auto"/>
-        <w:ind w:firstLine="709"/>
-        <w:jc w:val="both"/>
-        <w:rPr>
-          <w:rFonts w:ascii="Times New Roman" w:hAnsi="Times New Roman" w:cs="Times New Roman"/>
-          <w:sz w:val="28"/>
-          <w:szCs w:val="28"/>
-        </w:rPr>
-      </w:pPr>
-      <w:r>
-        <w:rPr>
-          <w:rFonts w:ascii="Times New Roman" w:hAnsi="Times New Roman" w:cs="Times New Roman"/>
-          <w:sz w:val="28"/>
-          <w:szCs w:val="28"/>
-        </w:rPr>
-        <w:t xml:space="preserve">На каждом тике таймера из базы данных извлекается текущий вектор (V, α, ω, T) по </w:t>
-      </w:r>
-      <w:proofErr w:type="spellStart"/>
-      <w:r>
-        <w:rPr>
-          <w:rFonts w:ascii="Times New Roman" w:hAnsi="Times New Roman" w:cs="Times New Roman"/>
-          <w:sz w:val="28"/>
-          <w:szCs w:val="28"/>
-        </w:rPr>
-        <w:t>айди</w:t>
-      </w:r>
-      <w:proofErr w:type="spellEnd"/>
-      <w:r>
-        <w:rPr>
-          <w:rFonts w:ascii="Times New Roman" w:hAnsi="Times New Roman" w:cs="Times New Roman"/>
-          <w:sz w:val="28"/>
-          <w:szCs w:val="28"/>
-        </w:rPr>
-        <w:t xml:space="preserve"> симуляции, хранящейся в глобальной пер</w:t>
-      </w:r>
-      <w:r>
-        <w:rPr>
-          <w:rFonts w:ascii="Times New Roman" w:hAnsi="Times New Roman" w:cs="Times New Roman"/>
-          <w:sz w:val="28"/>
-          <w:szCs w:val="28"/>
-        </w:rPr>
-        <w:t>е</w:t>
-      </w:r>
-      <w:r>
-        <w:rPr>
-          <w:rFonts w:ascii="Times New Roman" w:hAnsi="Times New Roman" w:cs="Times New Roman"/>
-          <w:sz w:val="28"/>
-          <w:szCs w:val="28"/>
-        </w:rPr>
-        <w:t>менной.</w:t>
-      </w:r>
-    </w:p>
-    <w:p>
-      <w:pPr>
-        <w:spacing w:line="360" w:lineRule="auto"/>
-        <w:ind w:firstLine="709"/>
-        <w:jc w:val="both"/>
-        <w:rPr>
-          <w:rFonts w:ascii="Times New Roman" w:hAnsi="Times New Roman" w:cs="Times New Roman"/>
-          <w:sz w:val="28"/>
-          <w:szCs w:val="28"/>
-        </w:rPr>
-      </w:pPr>
-      <w:r>
-        <w:rPr>
-          <w:rFonts w:ascii="Times New Roman" w:hAnsi="Times New Roman" w:cs="Times New Roman"/>
-          <w:sz w:val="28"/>
-          <w:szCs w:val="28"/>
-        </w:rPr>
-        <w:t>На основе этого</w:t>
-      </w:r>
-      <w:r>
-        <w:rPr>
-          <w:rFonts w:ascii="Times New Roman" w:hAnsi="Times New Roman" w:cs="Times New Roman"/>
-          <w:sz w:val="28"/>
-          <w:szCs w:val="28"/>
-        </w:rPr>
-        <w:t xml:space="preserve"> вектора (V, α, ω) контроллер вычисляет угловую скорость для своих двух колёс. Поскольку каждый контроллер «знает», на какой стороне он находится (угол установки модуля 0°, 60° или 120°), он выполняет проекцию вектора на свой модуль и применяет формулы </w:t>
-      </w:r>
-      <w:proofErr w:type="spellStart"/>
-      <w:r>
-        <w:rPr>
-          <w:rFonts w:ascii="Times New Roman" w:hAnsi="Times New Roman" w:cs="Times New Roman"/>
-          <w:sz w:val="28"/>
-          <w:szCs w:val="28"/>
-        </w:rPr>
-        <w:t>Меканум</w:t>
-      </w:r>
-      <w:proofErr w:type="spellEnd"/>
-      <w:r>
-        <w:rPr>
-          <w:rFonts w:ascii="Times New Roman" w:hAnsi="Times New Roman" w:cs="Times New Roman"/>
-          <w:sz w:val="28"/>
-          <w:szCs w:val="28"/>
-        </w:rPr>
-        <w:t xml:space="preserve"> для своей пары колёс.</w:t>
-      </w:r>
-    </w:p>
-    <w:p>
-      <w:pPr>
-        <w:spacing w:line="360" w:lineRule="auto"/>
-        <w:ind w:firstLine="709"/>
-        <w:jc w:val="both"/>
-        <w:rPr>
-          <w:rFonts w:ascii="Times New Roman" w:hAnsi="Times New Roman" w:cs="Times New Roman"/>
-          <w:sz w:val="28"/>
-          <w:szCs w:val="28"/>
-        </w:rPr>
-      </w:pPr>
-      <w:r>
-        <w:rPr>
-          <w:rFonts w:ascii="Times New Roman" w:hAnsi="Times New Roman" w:cs="Times New Roman"/>
-          <w:sz w:val="28"/>
-          <w:szCs w:val="28"/>
-        </w:rPr>
-        <w:t>Полученные значения скорости (ШИМ-сигнал) подаются на моторы.</w:t>
-      </w:r>
-    </w:p>
-    <w:p>
-      <w:pPr>
-        <w:spacing w:line="360" w:lineRule="auto"/>
-        <w:ind w:firstLine="709"/>
-        <w:jc w:val="both"/>
-        <w:rPr>
-          <w:rFonts w:ascii="Times New Roman" w:hAnsi="Times New Roman" w:cs="Times New Roman"/>
-          <w:sz w:val="28"/>
-          <w:szCs w:val="28"/>
-        </w:rPr>
-      </w:pPr>
-      <w:r>
-        <w:rPr>
-          <w:rFonts w:ascii="Times New Roman" w:hAnsi="Times New Roman" w:cs="Times New Roman"/>
-          <w:sz w:val="28"/>
-          <w:szCs w:val="28"/>
-        </w:rPr>
-        <w:t xml:space="preserve">Одновременно ведутся </w:t>
-      </w:r>
-      <w:proofErr w:type="spellStart"/>
-      <w:r>
-        <w:rPr>
-          <w:rFonts w:ascii="Times New Roman" w:hAnsi="Times New Roman" w:cs="Times New Roman"/>
-          <w:sz w:val="28"/>
-          <w:szCs w:val="28"/>
-        </w:rPr>
-        <w:t>энкодеры</w:t>
-      </w:r>
-      <w:proofErr w:type="spellEnd"/>
-      <w:r>
-        <w:rPr>
-          <w:rFonts w:ascii="Times New Roman" w:hAnsi="Times New Roman" w:cs="Times New Roman"/>
-          <w:sz w:val="28"/>
-          <w:szCs w:val="28"/>
-        </w:rPr>
-        <w:t>: реальная скорость вращения каж</w:t>
-      </w:r>
-      <w:r>
-        <w:rPr>
-          <w:rFonts w:ascii="Times New Roman" w:hAnsi="Times New Roman" w:cs="Times New Roman"/>
-          <w:sz w:val="28"/>
-          <w:szCs w:val="28"/>
-        </w:rPr>
-        <w:t>дого колеса записывается в лог</w:t>
-      </w:r>
-    </w:p>
-    <w:p>
-      <w:pPr>
-        <w:spacing w:line="360" w:lineRule="auto"/>
-        <w:ind w:firstLine="709"/>
-        <w:jc w:val="both"/>
-        <w:rPr>
-          <w:rFonts w:ascii="Times New Roman" w:hAnsi="Times New Roman" w:cs="Times New Roman"/>
-          <w:sz w:val="28"/>
-          <w:szCs w:val="28"/>
-        </w:rPr>
-      </w:pPr>
-      <w:r>
-        <w:rPr>
-          <w:rFonts w:ascii="Times New Roman" w:hAnsi="Times New Roman" w:cs="Times New Roman"/>
-          <w:sz w:val="28"/>
-          <w:szCs w:val="28"/>
-        </w:rPr>
-        <w:t>По команде STOP воспроизведение прерывается, моторы останавливаются, и контроллер возвращается в режим ожидания.</w:t>
-      </w:r>
     </w:p>
     <w:p/>
     <w:sectPr>
-      <w:footerReference w:type="even" r:id="rId14"/>
-      <w:footerReference w:type="default" r:id="rId15"/>
+      <w:footerReference w:type="even" r:id="rId19"/>
+      <w:footerReference w:type="default" r:id="rId20"/>
       <w:pgSz w:w="11906" w:h="16838"/>
       <w:pgMar w:top="1134" w:right="851" w:bottom="1418" w:left="1701" w:header="709" w:footer="709" w:gutter="0"/>
       <w:cols w:space="708"/>
@@ -14647,7 +16797,7 @@
             <w:szCs w:val="28"/>
             <w:lang w:val="ru-RU"/>
           </w:rPr>
-          <w:t>27</w:t>
+          <w:t>29</w:t>
         </w:r>
         <w:r>
           <w:rPr>
@@ -14696,6 +16846,119 @@
 <file path=word/numbering.xml><?xml version="1.0" encoding="utf-8"?>
 <w:numbering xmlns:wpc="http://schemas.microsoft.com/office/word/2010/wordprocessingCanvas" xmlns:mc="http://schemas.openxmlformats.org/markup-compatibility/2006" xmlns:o="urn:schemas-microsoft-com:office:office" xmlns:r="http://schemas.openxmlformats.org/officeDocument/2006/relationships" xmlns:m="http://schemas.openxmlformats.org/officeDocument/2006/math" xmlns:v="urn:schemas-microsoft-com:vml" xmlns:wp14="http://schemas.microsoft.com/office/word/2010/wordprocessingDrawing" xmlns:wp="http://schemas.openxmlformats.org/drawingml/2006/wordprocessingDrawing" xmlns:w10="urn:schemas-microsoft-com:office:word" xmlns:w="http://schemas.openxmlformats.org/wordprocessingml/2006/main" xmlns:w14="http://schemas.microsoft.com/office/word/2010/wordml" xmlns:w15="http://schemas.microsoft.com/office/word/2012/wordml" xmlns:wpg="http://schemas.microsoft.com/office/word/2010/wordprocessingGroup" xmlns:wpi="http://schemas.microsoft.com/office/word/2010/wordprocessingInk" xmlns:wne="http://schemas.microsoft.com/office/word/2006/wordml" xmlns:wps="http://schemas.microsoft.com/office/word/2010/wordprocessingShape" mc:Ignorable="w14 w15 wp14">
   <w:abstractNum w:abstractNumId="0" w15:restartNumberingAfterBreak="0">
+    <w:nsid w:val="02A80923"/>
+    <w:multiLevelType w:val="hybridMultilevel"/>
+    <w:tmpl w:val="BFB8953A"/>
+    <w:lvl w:ilvl="0" w:tplc="04190001">
+      <w:start w:val="1"/>
+      <w:numFmt w:val="bullet"/>
+      <w:lvlText w:val=""/>
+      <w:lvlJc w:val="left"/>
+      <w:pPr>
+        <w:ind w:left="720" w:hanging="360"/>
+      </w:pPr>
+      <w:rPr>
+        <w:rFonts w:ascii="Symbol" w:hAnsi="Symbol" w:hint="default"/>
+      </w:rPr>
+    </w:lvl>
+    <w:lvl w:ilvl="1" w:tplc="04190003" w:tentative="1">
+      <w:start w:val="1"/>
+      <w:numFmt w:val="bullet"/>
+      <w:lvlText w:val="o"/>
+      <w:lvlJc w:val="left"/>
+      <w:pPr>
+        <w:ind w:left="1440" w:hanging="360"/>
+      </w:pPr>
+      <w:rPr>
+        <w:rFonts w:ascii="Courier New" w:hAnsi="Courier New" w:cs="Courier New" w:hint="default"/>
+      </w:rPr>
+    </w:lvl>
+    <w:lvl w:ilvl="2" w:tplc="04190005" w:tentative="1">
+      <w:start w:val="1"/>
+      <w:numFmt w:val="bullet"/>
+      <w:lvlText w:val=""/>
+      <w:lvlJc w:val="left"/>
+      <w:pPr>
+        <w:ind w:left="2160" w:hanging="360"/>
+      </w:pPr>
+      <w:rPr>
+        <w:rFonts w:ascii="Wingdings" w:hAnsi="Wingdings" w:hint="default"/>
+      </w:rPr>
+    </w:lvl>
+    <w:lvl w:ilvl="3" w:tplc="04190001" w:tentative="1">
+      <w:start w:val="1"/>
+      <w:numFmt w:val="bullet"/>
+      <w:lvlText w:val=""/>
+      <w:lvlJc w:val="left"/>
+      <w:pPr>
+        <w:ind w:left="2880" w:hanging="360"/>
+      </w:pPr>
+      <w:rPr>
+        <w:rFonts w:ascii="Symbol" w:hAnsi="Symbol" w:hint="default"/>
+      </w:rPr>
+    </w:lvl>
+    <w:lvl w:ilvl="4" w:tplc="04190003" w:tentative="1">
+      <w:start w:val="1"/>
+      <w:numFmt w:val="bullet"/>
+      <w:lvlText w:val="o"/>
+      <w:lvlJc w:val="left"/>
+      <w:pPr>
+        <w:ind w:left="3600" w:hanging="360"/>
+      </w:pPr>
+      <w:rPr>
+        <w:rFonts w:ascii="Courier New" w:hAnsi="Courier New" w:cs="Courier New" w:hint="default"/>
+      </w:rPr>
+    </w:lvl>
+    <w:lvl w:ilvl="5" w:tplc="04190005" w:tentative="1">
+      <w:start w:val="1"/>
+      <w:numFmt w:val="bullet"/>
+      <w:lvlText w:val=""/>
+      <w:lvlJc w:val="left"/>
+      <w:pPr>
+        <w:ind w:left="4320" w:hanging="360"/>
+      </w:pPr>
+      <w:rPr>
+        <w:rFonts w:ascii="Wingdings" w:hAnsi="Wingdings" w:hint="default"/>
+      </w:rPr>
+    </w:lvl>
+    <w:lvl w:ilvl="6" w:tplc="04190001" w:tentative="1">
+      <w:start w:val="1"/>
+      <w:numFmt w:val="bullet"/>
+      <w:lvlText w:val=""/>
+      <w:lvlJc w:val="left"/>
+      <w:pPr>
+        <w:ind w:left="5040" w:hanging="360"/>
+      </w:pPr>
+      <w:rPr>
+        <w:rFonts w:ascii="Symbol" w:hAnsi="Symbol" w:hint="default"/>
+      </w:rPr>
+    </w:lvl>
+    <w:lvl w:ilvl="7" w:tplc="04190003" w:tentative="1">
+      <w:start w:val="1"/>
+      <w:numFmt w:val="bullet"/>
+      <w:lvlText w:val="o"/>
+      <w:lvlJc w:val="left"/>
+      <w:pPr>
+        <w:ind w:left="5760" w:hanging="360"/>
+      </w:pPr>
+      <w:rPr>
+        <w:rFonts w:ascii="Courier New" w:hAnsi="Courier New" w:cs="Courier New" w:hint="default"/>
+      </w:rPr>
+    </w:lvl>
+    <w:lvl w:ilvl="8" w:tplc="04190005" w:tentative="1">
+      <w:start w:val="1"/>
+      <w:numFmt w:val="bullet"/>
+      <w:lvlText w:val=""/>
+      <w:lvlJc w:val="left"/>
+      <w:pPr>
+        <w:ind w:left="6480" w:hanging="360"/>
+      </w:pPr>
+      <w:rPr>
+        <w:rFonts w:ascii="Wingdings" w:hAnsi="Wingdings" w:hint="default"/>
+      </w:rPr>
+    </w:lvl>
+  </w:abstractNum>
+  <w:abstractNum w:abstractNumId="1" w15:restartNumberingAfterBreak="0">
     <w:nsid w:val="047A6B1B"/>
     <w:multiLevelType w:val="multilevel"/>
     <w:tmpl w:val="868C0EA2"/>
@@ -14844,7 +17107,7 @@
       </w:rPr>
     </w:lvl>
   </w:abstractNum>
-  <w:abstractNum w:abstractNumId="1" w15:restartNumberingAfterBreak="0">
+  <w:abstractNum w:abstractNumId="2" w15:restartNumberingAfterBreak="0">
     <w:nsid w:val="04A7283C"/>
     <w:multiLevelType w:val="multilevel"/>
     <w:tmpl w:val="7F1CC5D6"/>
@@ -14961,7 +17224,7 @@
       </w:pPr>
     </w:lvl>
   </w:abstractNum>
-  <w:abstractNum w:abstractNumId="2" w15:restartNumberingAfterBreak="0">
+  <w:abstractNum w:abstractNumId="3" w15:restartNumberingAfterBreak="0">
     <w:nsid w:val="06DC5E6A"/>
     <w:multiLevelType w:val="multilevel"/>
     <w:tmpl w:val="8B9A023E"/>
@@ -15110,7 +17373,7 @@
       </w:rPr>
     </w:lvl>
   </w:abstractNum>
-  <w:abstractNum w:abstractNumId="3" w15:restartNumberingAfterBreak="0">
+  <w:abstractNum w:abstractNumId="4" w15:restartNumberingAfterBreak="0">
     <w:nsid w:val="093B5E4E"/>
     <w:multiLevelType w:val="multilevel"/>
     <w:tmpl w:val="3182D690"/>
@@ -15223,7 +17486,7 @@
       </w:rPr>
     </w:lvl>
   </w:abstractNum>
-  <w:abstractNum w:abstractNumId="4" w15:restartNumberingAfterBreak="0">
+  <w:abstractNum w:abstractNumId="5" w15:restartNumberingAfterBreak="0">
     <w:nsid w:val="0A550D10"/>
     <w:multiLevelType w:val="multilevel"/>
     <w:tmpl w:val="9906FBFA"/>
@@ -15372,7 +17635,233 @@
       </w:rPr>
     </w:lvl>
   </w:abstractNum>
-  <w:abstractNum w:abstractNumId="5" w15:restartNumberingAfterBreak="0">
+  <w:abstractNum w:abstractNumId="6" w15:restartNumberingAfterBreak="0">
+    <w:nsid w:val="0D5E02D6"/>
+    <w:multiLevelType w:val="hybridMultilevel"/>
+    <w:tmpl w:val="D68446DE"/>
+    <w:lvl w:ilvl="0" w:tplc="04190001">
+      <w:start w:val="1"/>
+      <w:numFmt w:val="bullet"/>
+      <w:lvlText w:val=""/>
+      <w:lvlJc w:val="left"/>
+      <w:pPr>
+        <w:ind w:left="720" w:hanging="360"/>
+      </w:pPr>
+      <w:rPr>
+        <w:rFonts w:ascii="Symbol" w:hAnsi="Symbol" w:hint="default"/>
+      </w:rPr>
+    </w:lvl>
+    <w:lvl w:ilvl="1" w:tplc="04190003" w:tentative="1">
+      <w:start w:val="1"/>
+      <w:numFmt w:val="bullet"/>
+      <w:lvlText w:val="o"/>
+      <w:lvlJc w:val="left"/>
+      <w:pPr>
+        <w:ind w:left="1440" w:hanging="360"/>
+      </w:pPr>
+      <w:rPr>
+        <w:rFonts w:ascii="Courier New" w:hAnsi="Courier New" w:cs="Courier New" w:hint="default"/>
+      </w:rPr>
+    </w:lvl>
+    <w:lvl w:ilvl="2" w:tplc="04190005" w:tentative="1">
+      <w:start w:val="1"/>
+      <w:numFmt w:val="bullet"/>
+      <w:lvlText w:val=""/>
+      <w:lvlJc w:val="left"/>
+      <w:pPr>
+        <w:ind w:left="2160" w:hanging="360"/>
+      </w:pPr>
+      <w:rPr>
+        <w:rFonts w:ascii="Wingdings" w:hAnsi="Wingdings" w:hint="default"/>
+      </w:rPr>
+    </w:lvl>
+    <w:lvl w:ilvl="3" w:tplc="04190001" w:tentative="1">
+      <w:start w:val="1"/>
+      <w:numFmt w:val="bullet"/>
+      <w:lvlText w:val=""/>
+      <w:lvlJc w:val="left"/>
+      <w:pPr>
+        <w:ind w:left="2880" w:hanging="360"/>
+      </w:pPr>
+      <w:rPr>
+        <w:rFonts w:ascii="Symbol" w:hAnsi="Symbol" w:hint="default"/>
+      </w:rPr>
+    </w:lvl>
+    <w:lvl w:ilvl="4" w:tplc="04190003" w:tentative="1">
+      <w:start w:val="1"/>
+      <w:numFmt w:val="bullet"/>
+      <w:lvlText w:val="o"/>
+      <w:lvlJc w:val="left"/>
+      <w:pPr>
+        <w:ind w:left="3600" w:hanging="360"/>
+      </w:pPr>
+      <w:rPr>
+        <w:rFonts w:ascii="Courier New" w:hAnsi="Courier New" w:cs="Courier New" w:hint="default"/>
+      </w:rPr>
+    </w:lvl>
+    <w:lvl w:ilvl="5" w:tplc="04190005" w:tentative="1">
+      <w:start w:val="1"/>
+      <w:numFmt w:val="bullet"/>
+      <w:lvlText w:val=""/>
+      <w:lvlJc w:val="left"/>
+      <w:pPr>
+        <w:ind w:left="4320" w:hanging="360"/>
+      </w:pPr>
+      <w:rPr>
+        <w:rFonts w:ascii="Wingdings" w:hAnsi="Wingdings" w:hint="default"/>
+      </w:rPr>
+    </w:lvl>
+    <w:lvl w:ilvl="6" w:tplc="04190001" w:tentative="1">
+      <w:start w:val="1"/>
+      <w:numFmt w:val="bullet"/>
+      <w:lvlText w:val=""/>
+      <w:lvlJc w:val="left"/>
+      <w:pPr>
+        <w:ind w:left="5040" w:hanging="360"/>
+      </w:pPr>
+      <w:rPr>
+        <w:rFonts w:ascii="Symbol" w:hAnsi="Symbol" w:hint="default"/>
+      </w:rPr>
+    </w:lvl>
+    <w:lvl w:ilvl="7" w:tplc="04190003" w:tentative="1">
+      <w:start w:val="1"/>
+      <w:numFmt w:val="bullet"/>
+      <w:lvlText w:val="o"/>
+      <w:lvlJc w:val="left"/>
+      <w:pPr>
+        <w:ind w:left="5760" w:hanging="360"/>
+      </w:pPr>
+      <w:rPr>
+        <w:rFonts w:ascii="Courier New" w:hAnsi="Courier New" w:cs="Courier New" w:hint="default"/>
+      </w:rPr>
+    </w:lvl>
+    <w:lvl w:ilvl="8" w:tplc="04190005" w:tentative="1">
+      <w:start w:val="1"/>
+      <w:numFmt w:val="bullet"/>
+      <w:lvlText w:val=""/>
+      <w:lvlJc w:val="left"/>
+      <w:pPr>
+        <w:ind w:left="6480" w:hanging="360"/>
+      </w:pPr>
+      <w:rPr>
+        <w:rFonts w:ascii="Wingdings" w:hAnsi="Wingdings" w:hint="default"/>
+      </w:rPr>
+    </w:lvl>
+  </w:abstractNum>
+  <w:abstractNum w:abstractNumId="7" w15:restartNumberingAfterBreak="0">
+    <w:nsid w:val="12C12CE3"/>
+    <w:multiLevelType w:val="hybridMultilevel"/>
+    <w:tmpl w:val="D1949844"/>
+    <w:lvl w:ilvl="0" w:tplc="0419000F">
+      <w:start w:val="1"/>
+      <w:numFmt w:val="decimal"/>
+      <w:lvlText w:val="%1."/>
+      <w:lvlJc w:val="left"/>
+      <w:pPr>
+        <w:ind w:left="928" w:hanging="360"/>
+      </w:pPr>
+      <w:rPr>
+        <w:rFonts w:cs="Times New Roman"/>
+      </w:rPr>
+    </w:lvl>
+    <w:lvl w:ilvl="1" w:tplc="04190019" w:tentative="1">
+      <w:start w:val="1"/>
+      <w:numFmt w:val="lowerLetter"/>
+      <w:lvlText w:val="%2."/>
+      <w:lvlJc w:val="left"/>
+      <w:pPr>
+        <w:ind w:left="2149" w:hanging="360"/>
+      </w:pPr>
+      <w:rPr>
+        <w:rFonts w:cs="Times New Roman"/>
+      </w:rPr>
+    </w:lvl>
+    <w:lvl w:ilvl="2" w:tplc="0419001B" w:tentative="1">
+      <w:start w:val="1"/>
+      <w:numFmt w:val="lowerRoman"/>
+      <w:lvlText w:val="%3."/>
+      <w:lvlJc w:val="right"/>
+      <w:pPr>
+        <w:ind w:left="2869" w:hanging="180"/>
+      </w:pPr>
+      <w:rPr>
+        <w:rFonts w:cs="Times New Roman"/>
+      </w:rPr>
+    </w:lvl>
+    <w:lvl w:ilvl="3" w:tplc="0419000F" w:tentative="1">
+      <w:start w:val="1"/>
+      <w:numFmt w:val="decimal"/>
+      <w:lvlText w:val="%4."/>
+      <w:lvlJc w:val="left"/>
+      <w:pPr>
+        <w:ind w:left="3589" w:hanging="360"/>
+      </w:pPr>
+      <w:rPr>
+        <w:rFonts w:cs="Times New Roman"/>
+      </w:rPr>
+    </w:lvl>
+    <w:lvl w:ilvl="4" w:tplc="04190019" w:tentative="1">
+      <w:start w:val="1"/>
+      <w:numFmt w:val="lowerLetter"/>
+      <w:lvlText w:val="%5."/>
+      <w:lvlJc w:val="left"/>
+      <w:pPr>
+        <w:ind w:left="4309" w:hanging="360"/>
+      </w:pPr>
+      <w:rPr>
+        <w:rFonts w:cs="Times New Roman"/>
+      </w:rPr>
+    </w:lvl>
+    <w:lvl w:ilvl="5" w:tplc="0419001B" w:tentative="1">
+      <w:start w:val="1"/>
+      <w:numFmt w:val="lowerRoman"/>
+      <w:lvlText w:val="%6."/>
+      <w:lvlJc w:val="right"/>
+      <w:pPr>
+        <w:ind w:left="5029" w:hanging="180"/>
+      </w:pPr>
+      <w:rPr>
+        <w:rFonts w:cs="Times New Roman"/>
+      </w:rPr>
+    </w:lvl>
+    <w:lvl w:ilvl="6" w:tplc="0419000F" w:tentative="1">
+      <w:start w:val="1"/>
+      <w:numFmt w:val="decimal"/>
+      <w:lvlText w:val="%7."/>
+      <w:lvlJc w:val="left"/>
+      <w:pPr>
+        <w:ind w:left="5749" w:hanging="360"/>
+      </w:pPr>
+      <w:rPr>
+        <w:rFonts w:cs="Times New Roman"/>
+      </w:rPr>
+    </w:lvl>
+    <w:lvl w:ilvl="7" w:tplc="04190019" w:tentative="1">
+      <w:start w:val="1"/>
+      <w:numFmt w:val="lowerLetter"/>
+      <w:lvlText w:val="%8."/>
+      <w:lvlJc w:val="left"/>
+      <w:pPr>
+        <w:ind w:left="6469" w:hanging="360"/>
+      </w:pPr>
+      <w:rPr>
+        <w:rFonts w:cs="Times New Roman"/>
+      </w:rPr>
+    </w:lvl>
+    <w:lvl w:ilvl="8" w:tplc="0419001B" w:tentative="1">
+      <w:start w:val="1"/>
+      <w:numFmt w:val="lowerRoman"/>
+      <w:lvlText w:val="%9."/>
+      <w:lvlJc w:val="right"/>
+      <w:pPr>
+        <w:ind w:left="7189" w:hanging="180"/>
+      </w:pPr>
+      <w:rPr>
+        <w:rFonts w:cs="Times New Roman"/>
+      </w:rPr>
+    </w:lvl>
+  </w:abstractNum>
+  <w:abstractNum w:abstractNumId="8" w15:restartNumberingAfterBreak="0">
     <w:nsid w:val="133E7185"/>
     <w:multiLevelType w:val="multilevel"/>
     <w:tmpl w:val="75524EDA"/>
@@ -15521,7 +18010,7 @@
       </w:rPr>
     </w:lvl>
   </w:abstractNum>
-  <w:abstractNum w:abstractNumId="6" w15:restartNumberingAfterBreak="0">
+  <w:abstractNum w:abstractNumId="9" w15:restartNumberingAfterBreak="0">
     <w:nsid w:val="16FF6A93"/>
     <w:multiLevelType w:val="multilevel"/>
     <w:tmpl w:val="CD8AB1E0"/>
@@ -15634,7 +18123,7 @@
       </w:pPr>
     </w:lvl>
   </w:abstractNum>
-  <w:abstractNum w:abstractNumId="7" w15:restartNumberingAfterBreak="0">
+  <w:abstractNum w:abstractNumId="10" w15:restartNumberingAfterBreak="0">
     <w:nsid w:val="199D5265"/>
     <w:multiLevelType w:val="hybridMultilevel"/>
     <w:tmpl w:val="FDE4CD22"/>
@@ -15747,7 +18236,7 @@
       </w:rPr>
     </w:lvl>
   </w:abstractNum>
-  <w:abstractNum w:abstractNumId="8" w15:restartNumberingAfterBreak="0">
+  <w:abstractNum w:abstractNumId="11" w15:restartNumberingAfterBreak="0">
     <w:nsid w:val="1ED16372"/>
     <w:multiLevelType w:val="multilevel"/>
     <w:tmpl w:val="0B2A975A"/>
@@ -15868,7 +18357,7 @@
       </w:rPr>
     </w:lvl>
   </w:abstractNum>
-  <w:abstractNum w:abstractNumId="9" w15:restartNumberingAfterBreak="0">
+  <w:abstractNum w:abstractNumId="12" w15:restartNumberingAfterBreak="0">
     <w:nsid w:val="24D124E7"/>
     <w:multiLevelType w:val="multilevel"/>
     <w:tmpl w:val="B0D2E110"/>
@@ -16017,7 +18506,7 @@
       </w:rPr>
     </w:lvl>
   </w:abstractNum>
-  <w:abstractNum w:abstractNumId="10" w15:restartNumberingAfterBreak="0">
+  <w:abstractNum w:abstractNumId="13" w15:restartNumberingAfterBreak="0">
     <w:nsid w:val="28E17673"/>
     <w:multiLevelType w:val="hybridMultilevel"/>
     <w:tmpl w:val="F2A07ACA"/>
@@ -16130,7 +18619,7 @@
       </w:rPr>
     </w:lvl>
   </w:abstractNum>
-  <w:abstractNum w:abstractNumId="11" w15:restartNumberingAfterBreak="0">
+  <w:abstractNum w:abstractNumId="14" w15:restartNumberingAfterBreak="0">
     <w:nsid w:val="2A401196"/>
     <w:multiLevelType w:val="hybridMultilevel"/>
     <w:tmpl w:val="BEA2E96E"/>
@@ -16243,7 +18732,120 @@
       </w:rPr>
     </w:lvl>
   </w:abstractNum>
-  <w:abstractNum w:abstractNumId="12" w15:restartNumberingAfterBreak="0">
+  <w:abstractNum w:abstractNumId="15" w15:restartNumberingAfterBreak="0">
+    <w:nsid w:val="2A424F7A"/>
+    <w:multiLevelType w:val="hybridMultilevel"/>
+    <w:tmpl w:val="FA483232"/>
+    <w:lvl w:ilvl="0" w:tplc="04190001">
+      <w:start w:val="1"/>
+      <w:numFmt w:val="bullet"/>
+      <w:lvlText w:val=""/>
+      <w:lvlJc w:val="left"/>
+      <w:pPr>
+        <w:ind w:left="720" w:hanging="360"/>
+      </w:pPr>
+      <w:rPr>
+        <w:rFonts w:ascii="Symbol" w:hAnsi="Symbol" w:hint="default"/>
+      </w:rPr>
+    </w:lvl>
+    <w:lvl w:ilvl="1" w:tplc="04190003" w:tentative="1">
+      <w:start w:val="1"/>
+      <w:numFmt w:val="bullet"/>
+      <w:lvlText w:val="o"/>
+      <w:lvlJc w:val="left"/>
+      <w:pPr>
+        <w:ind w:left="1440" w:hanging="360"/>
+      </w:pPr>
+      <w:rPr>
+        <w:rFonts w:ascii="Courier New" w:hAnsi="Courier New" w:cs="Courier New" w:hint="default"/>
+      </w:rPr>
+    </w:lvl>
+    <w:lvl w:ilvl="2" w:tplc="04190005" w:tentative="1">
+      <w:start w:val="1"/>
+      <w:numFmt w:val="bullet"/>
+      <w:lvlText w:val=""/>
+      <w:lvlJc w:val="left"/>
+      <w:pPr>
+        <w:ind w:left="2160" w:hanging="360"/>
+      </w:pPr>
+      <w:rPr>
+        <w:rFonts w:ascii="Wingdings" w:hAnsi="Wingdings" w:hint="default"/>
+      </w:rPr>
+    </w:lvl>
+    <w:lvl w:ilvl="3" w:tplc="04190001" w:tentative="1">
+      <w:start w:val="1"/>
+      <w:numFmt w:val="bullet"/>
+      <w:lvlText w:val=""/>
+      <w:lvlJc w:val="left"/>
+      <w:pPr>
+        <w:ind w:left="2880" w:hanging="360"/>
+      </w:pPr>
+      <w:rPr>
+        <w:rFonts w:ascii="Symbol" w:hAnsi="Symbol" w:hint="default"/>
+      </w:rPr>
+    </w:lvl>
+    <w:lvl w:ilvl="4" w:tplc="04190003" w:tentative="1">
+      <w:start w:val="1"/>
+      <w:numFmt w:val="bullet"/>
+      <w:lvlText w:val="o"/>
+      <w:lvlJc w:val="left"/>
+      <w:pPr>
+        <w:ind w:left="3600" w:hanging="360"/>
+      </w:pPr>
+      <w:rPr>
+        <w:rFonts w:ascii="Courier New" w:hAnsi="Courier New" w:cs="Courier New" w:hint="default"/>
+      </w:rPr>
+    </w:lvl>
+    <w:lvl w:ilvl="5" w:tplc="04190005" w:tentative="1">
+      <w:start w:val="1"/>
+      <w:numFmt w:val="bullet"/>
+      <w:lvlText w:val=""/>
+      <w:lvlJc w:val="left"/>
+      <w:pPr>
+        <w:ind w:left="4320" w:hanging="360"/>
+      </w:pPr>
+      <w:rPr>
+        <w:rFonts w:ascii="Wingdings" w:hAnsi="Wingdings" w:hint="default"/>
+      </w:rPr>
+    </w:lvl>
+    <w:lvl w:ilvl="6" w:tplc="04190001" w:tentative="1">
+      <w:start w:val="1"/>
+      <w:numFmt w:val="bullet"/>
+      <w:lvlText w:val=""/>
+      <w:lvlJc w:val="left"/>
+      <w:pPr>
+        <w:ind w:left="5040" w:hanging="360"/>
+      </w:pPr>
+      <w:rPr>
+        <w:rFonts w:ascii="Symbol" w:hAnsi="Symbol" w:hint="default"/>
+      </w:rPr>
+    </w:lvl>
+    <w:lvl w:ilvl="7" w:tplc="04190003" w:tentative="1">
+      <w:start w:val="1"/>
+      <w:numFmt w:val="bullet"/>
+      <w:lvlText w:val="o"/>
+      <w:lvlJc w:val="left"/>
+      <w:pPr>
+        <w:ind w:left="5760" w:hanging="360"/>
+      </w:pPr>
+      <w:rPr>
+        <w:rFonts w:ascii="Courier New" w:hAnsi="Courier New" w:cs="Courier New" w:hint="default"/>
+      </w:rPr>
+    </w:lvl>
+    <w:lvl w:ilvl="8" w:tplc="04190005" w:tentative="1">
+      <w:start w:val="1"/>
+      <w:numFmt w:val="bullet"/>
+      <w:lvlText w:val=""/>
+      <w:lvlJc w:val="left"/>
+      <w:pPr>
+        <w:ind w:left="6480" w:hanging="360"/>
+      </w:pPr>
+      <w:rPr>
+        <w:rFonts w:ascii="Wingdings" w:hAnsi="Wingdings" w:hint="default"/>
+      </w:rPr>
+    </w:lvl>
+  </w:abstractNum>
+  <w:abstractNum w:abstractNumId="16" w15:restartNumberingAfterBreak="0">
     <w:nsid w:val="2A9B4777"/>
     <w:multiLevelType w:val="multilevel"/>
     <w:tmpl w:val="E61A2D9A"/>
@@ -16392,7 +18994,7 @@
       </w:rPr>
     </w:lvl>
   </w:abstractNum>
-  <w:abstractNum w:abstractNumId="13" w15:restartNumberingAfterBreak="0">
+  <w:abstractNum w:abstractNumId="17" w15:restartNumberingAfterBreak="0">
     <w:nsid w:val="2AC8047E"/>
     <w:multiLevelType w:val="multilevel"/>
     <w:tmpl w:val="25F6D754"/>
@@ -16505,7 +19107,233 @@
       </w:pPr>
     </w:lvl>
   </w:abstractNum>
-  <w:abstractNum w:abstractNumId="14" w15:restartNumberingAfterBreak="0">
+  <w:abstractNum w:abstractNumId="18" w15:restartNumberingAfterBreak="0">
+    <w:nsid w:val="322E516C"/>
+    <w:multiLevelType w:val="hybridMultilevel"/>
+    <w:tmpl w:val="348C3A0C"/>
+    <w:lvl w:ilvl="0" w:tplc="04190001">
+      <w:start w:val="1"/>
+      <w:numFmt w:val="bullet"/>
+      <w:lvlText w:val=""/>
+      <w:lvlJc w:val="left"/>
+      <w:pPr>
+        <w:ind w:left="720" w:hanging="360"/>
+      </w:pPr>
+      <w:rPr>
+        <w:rFonts w:ascii="Symbol" w:hAnsi="Symbol" w:hint="default"/>
+      </w:rPr>
+    </w:lvl>
+    <w:lvl w:ilvl="1" w:tplc="04190003" w:tentative="1">
+      <w:start w:val="1"/>
+      <w:numFmt w:val="bullet"/>
+      <w:lvlText w:val="o"/>
+      <w:lvlJc w:val="left"/>
+      <w:pPr>
+        <w:ind w:left="1440" w:hanging="360"/>
+      </w:pPr>
+      <w:rPr>
+        <w:rFonts w:ascii="Courier New" w:hAnsi="Courier New" w:cs="Courier New" w:hint="default"/>
+      </w:rPr>
+    </w:lvl>
+    <w:lvl w:ilvl="2" w:tplc="04190005" w:tentative="1">
+      <w:start w:val="1"/>
+      <w:numFmt w:val="bullet"/>
+      <w:lvlText w:val=""/>
+      <w:lvlJc w:val="left"/>
+      <w:pPr>
+        <w:ind w:left="2160" w:hanging="360"/>
+      </w:pPr>
+      <w:rPr>
+        <w:rFonts w:ascii="Wingdings" w:hAnsi="Wingdings" w:hint="default"/>
+      </w:rPr>
+    </w:lvl>
+    <w:lvl w:ilvl="3" w:tplc="04190001" w:tentative="1">
+      <w:start w:val="1"/>
+      <w:numFmt w:val="bullet"/>
+      <w:lvlText w:val=""/>
+      <w:lvlJc w:val="left"/>
+      <w:pPr>
+        <w:ind w:left="2880" w:hanging="360"/>
+      </w:pPr>
+      <w:rPr>
+        <w:rFonts w:ascii="Symbol" w:hAnsi="Symbol" w:hint="default"/>
+      </w:rPr>
+    </w:lvl>
+    <w:lvl w:ilvl="4" w:tplc="04190003" w:tentative="1">
+      <w:start w:val="1"/>
+      <w:numFmt w:val="bullet"/>
+      <w:lvlText w:val="o"/>
+      <w:lvlJc w:val="left"/>
+      <w:pPr>
+        <w:ind w:left="3600" w:hanging="360"/>
+      </w:pPr>
+      <w:rPr>
+        <w:rFonts w:ascii="Courier New" w:hAnsi="Courier New" w:cs="Courier New" w:hint="default"/>
+      </w:rPr>
+    </w:lvl>
+    <w:lvl w:ilvl="5" w:tplc="04190005" w:tentative="1">
+      <w:start w:val="1"/>
+      <w:numFmt w:val="bullet"/>
+      <w:lvlText w:val=""/>
+      <w:lvlJc w:val="left"/>
+      <w:pPr>
+        <w:ind w:left="4320" w:hanging="360"/>
+      </w:pPr>
+      <w:rPr>
+        <w:rFonts w:ascii="Wingdings" w:hAnsi="Wingdings" w:hint="default"/>
+      </w:rPr>
+    </w:lvl>
+    <w:lvl w:ilvl="6" w:tplc="04190001" w:tentative="1">
+      <w:start w:val="1"/>
+      <w:numFmt w:val="bullet"/>
+      <w:lvlText w:val=""/>
+      <w:lvlJc w:val="left"/>
+      <w:pPr>
+        <w:ind w:left="5040" w:hanging="360"/>
+      </w:pPr>
+      <w:rPr>
+        <w:rFonts w:ascii="Symbol" w:hAnsi="Symbol" w:hint="default"/>
+      </w:rPr>
+    </w:lvl>
+    <w:lvl w:ilvl="7" w:tplc="04190003" w:tentative="1">
+      <w:start w:val="1"/>
+      <w:numFmt w:val="bullet"/>
+      <w:lvlText w:val="o"/>
+      <w:lvlJc w:val="left"/>
+      <w:pPr>
+        <w:ind w:left="5760" w:hanging="360"/>
+      </w:pPr>
+      <w:rPr>
+        <w:rFonts w:ascii="Courier New" w:hAnsi="Courier New" w:cs="Courier New" w:hint="default"/>
+      </w:rPr>
+    </w:lvl>
+    <w:lvl w:ilvl="8" w:tplc="04190005" w:tentative="1">
+      <w:start w:val="1"/>
+      <w:numFmt w:val="bullet"/>
+      <w:lvlText w:val=""/>
+      <w:lvlJc w:val="left"/>
+      <w:pPr>
+        <w:ind w:left="6480" w:hanging="360"/>
+      </w:pPr>
+      <w:rPr>
+        <w:rFonts w:ascii="Wingdings" w:hAnsi="Wingdings" w:hint="default"/>
+      </w:rPr>
+    </w:lvl>
+  </w:abstractNum>
+  <w:abstractNum w:abstractNumId="19" w15:restartNumberingAfterBreak="0">
+    <w:nsid w:val="33EF0A20"/>
+    <w:multiLevelType w:val="hybridMultilevel"/>
+    <w:tmpl w:val="7EE21160"/>
+    <w:lvl w:ilvl="0" w:tplc="04190001">
+      <w:start w:val="1"/>
+      <w:numFmt w:val="bullet"/>
+      <w:lvlText w:val=""/>
+      <w:lvlJc w:val="left"/>
+      <w:pPr>
+        <w:ind w:left="720" w:hanging="360"/>
+      </w:pPr>
+      <w:rPr>
+        <w:rFonts w:ascii="Symbol" w:hAnsi="Symbol" w:hint="default"/>
+      </w:rPr>
+    </w:lvl>
+    <w:lvl w:ilvl="1" w:tplc="04190003" w:tentative="1">
+      <w:start w:val="1"/>
+      <w:numFmt w:val="bullet"/>
+      <w:lvlText w:val="o"/>
+      <w:lvlJc w:val="left"/>
+      <w:pPr>
+        <w:ind w:left="1440" w:hanging="360"/>
+      </w:pPr>
+      <w:rPr>
+        <w:rFonts w:ascii="Courier New" w:hAnsi="Courier New" w:cs="Courier New" w:hint="default"/>
+      </w:rPr>
+    </w:lvl>
+    <w:lvl w:ilvl="2" w:tplc="04190005" w:tentative="1">
+      <w:start w:val="1"/>
+      <w:numFmt w:val="bullet"/>
+      <w:lvlText w:val=""/>
+      <w:lvlJc w:val="left"/>
+      <w:pPr>
+        <w:ind w:left="2160" w:hanging="360"/>
+      </w:pPr>
+      <w:rPr>
+        <w:rFonts w:ascii="Wingdings" w:hAnsi="Wingdings" w:hint="default"/>
+      </w:rPr>
+    </w:lvl>
+    <w:lvl w:ilvl="3" w:tplc="04190001" w:tentative="1">
+      <w:start w:val="1"/>
+      <w:numFmt w:val="bullet"/>
+      <w:lvlText w:val=""/>
+      <w:lvlJc w:val="left"/>
+      <w:pPr>
+        <w:ind w:left="2880" w:hanging="360"/>
+      </w:pPr>
+      <w:rPr>
+        <w:rFonts w:ascii="Symbol" w:hAnsi="Symbol" w:hint="default"/>
+      </w:rPr>
+    </w:lvl>
+    <w:lvl w:ilvl="4" w:tplc="04190003" w:tentative="1">
+      <w:start w:val="1"/>
+      <w:numFmt w:val="bullet"/>
+      <w:lvlText w:val="o"/>
+      <w:lvlJc w:val="left"/>
+      <w:pPr>
+        <w:ind w:left="3600" w:hanging="360"/>
+      </w:pPr>
+      <w:rPr>
+        <w:rFonts w:ascii="Courier New" w:hAnsi="Courier New" w:cs="Courier New" w:hint="default"/>
+      </w:rPr>
+    </w:lvl>
+    <w:lvl w:ilvl="5" w:tplc="04190005" w:tentative="1">
+      <w:start w:val="1"/>
+      <w:numFmt w:val="bullet"/>
+      <w:lvlText w:val=""/>
+      <w:lvlJc w:val="left"/>
+      <w:pPr>
+        <w:ind w:left="4320" w:hanging="360"/>
+      </w:pPr>
+      <w:rPr>
+        <w:rFonts w:ascii="Wingdings" w:hAnsi="Wingdings" w:hint="default"/>
+      </w:rPr>
+    </w:lvl>
+    <w:lvl w:ilvl="6" w:tplc="04190001" w:tentative="1">
+      <w:start w:val="1"/>
+      <w:numFmt w:val="bullet"/>
+      <w:lvlText w:val=""/>
+      <w:lvlJc w:val="left"/>
+      <w:pPr>
+        <w:ind w:left="5040" w:hanging="360"/>
+      </w:pPr>
+      <w:rPr>
+        <w:rFonts w:ascii="Symbol" w:hAnsi="Symbol" w:hint="default"/>
+      </w:rPr>
+    </w:lvl>
+    <w:lvl w:ilvl="7" w:tplc="04190003" w:tentative="1">
+      <w:start w:val="1"/>
+      <w:numFmt w:val="bullet"/>
+      <w:lvlText w:val="o"/>
+      <w:lvlJc w:val="left"/>
+      <w:pPr>
+        <w:ind w:left="5760" w:hanging="360"/>
+      </w:pPr>
+      <w:rPr>
+        <w:rFonts w:ascii="Courier New" w:hAnsi="Courier New" w:cs="Courier New" w:hint="default"/>
+      </w:rPr>
+    </w:lvl>
+    <w:lvl w:ilvl="8" w:tplc="04190005" w:tentative="1">
+      <w:start w:val="1"/>
+      <w:numFmt w:val="bullet"/>
+      <w:lvlText w:val=""/>
+      <w:lvlJc w:val="left"/>
+      <w:pPr>
+        <w:ind w:left="6480" w:hanging="360"/>
+      </w:pPr>
+      <w:rPr>
+        <w:rFonts w:ascii="Wingdings" w:hAnsi="Wingdings" w:hint="default"/>
+      </w:rPr>
+    </w:lvl>
+  </w:abstractNum>
+  <w:abstractNum w:abstractNumId="20" w15:restartNumberingAfterBreak="0">
     <w:nsid w:val="362A2192"/>
     <w:multiLevelType w:val="multilevel"/>
     <w:tmpl w:val="18FE2318"/>
@@ -16654,7 +19482,7 @@
       </w:rPr>
     </w:lvl>
   </w:abstractNum>
-  <w:abstractNum w:abstractNumId="15" w15:restartNumberingAfterBreak="0">
+  <w:abstractNum w:abstractNumId="21" w15:restartNumberingAfterBreak="0">
     <w:nsid w:val="3BC002F2"/>
     <w:multiLevelType w:val="multilevel"/>
     <w:tmpl w:val="4732D006"/>
@@ -16803,7 +19631,120 @@
       </w:rPr>
     </w:lvl>
   </w:abstractNum>
-  <w:abstractNum w:abstractNumId="16" w15:restartNumberingAfterBreak="0">
+  <w:abstractNum w:abstractNumId="22" w15:restartNumberingAfterBreak="0">
+    <w:nsid w:val="3F305B0F"/>
+    <w:multiLevelType w:val="hybridMultilevel"/>
+    <w:tmpl w:val="91AC0724"/>
+    <w:lvl w:ilvl="0" w:tplc="04190001">
+      <w:start w:val="1"/>
+      <w:numFmt w:val="bullet"/>
+      <w:lvlText w:val=""/>
+      <w:lvlJc w:val="left"/>
+      <w:pPr>
+        <w:ind w:left="720" w:hanging="360"/>
+      </w:pPr>
+      <w:rPr>
+        <w:rFonts w:ascii="Symbol" w:hAnsi="Symbol" w:hint="default"/>
+      </w:rPr>
+    </w:lvl>
+    <w:lvl w:ilvl="1" w:tplc="04190003" w:tentative="1">
+      <w:start w:val="1"/>
+      <w:numFmt w:val="bullet"/>
+      <w:lvlText w:val="o"/>
+      <w:lvlJc w:val="left"/>
+      <w:pPr>
+        <w:ind w:left="1440" w:hanging="360"/>
+      </w:pPr>
+      <w:rPr>
+        <w:rFonts w:ascii="Courier New" w:hAnsi="Courier New" w:cs="Courier New" w:hint="default"/>
+      </w:rPr>
+    </w:lvl>
+    <w:lvl w:ilvl="2" w:tplc="04190005" w:tentative="1">
+      <w:start w:val="1"/>
+      <w:numFmt w:val="bullet"/>
+      <w:lvlText w:val=""/>
+      <w:lvlJc w:val="left"/>
+      <w:pPr>
+        <w:ind w:left="2160" w:hanging="360"/>
+      </w:pPr>
+      <w:rPr>
+        <w:rFonts w:ascii="Wingdings" w:hAnsi="Wingdings" w:hint="default"/>
+      </w:rPr>
+    </w:lvl>
+    <w:lvl w:ilvl="3" w:tplc="04190001" w:tentative="1">
+      <w:start w:val="1"/>
+      <w:numFmt w:val="bullet"/>
+      <w:lvlText w:val=""/>
+      <w:lvlJc w:val="left"/>
+      <w:pPr>
+        <w:ind w:left="2880" w:hanging="360"/>
+      </w:pPr>
+      <w:rPr>
+        <w:rFonts w:ascii="Symbol" w:hAnsi="Symbol" w:hint="default"/>
+      </w:rPr>
+    </w:lvl>
+    <w:lvl w:ilvl="4" w:tplc="04190003" w:tentative="1">
+      <w:start w:val="1"/>
+      <w:numFmt w:val="bullet"/>
+      <w:lvlText w:val="o"/>
+      <w:lvlJc w:val="left"/>
+      <w:pPr>
+        <w:ind w:left="3600" w:hanging="360"/>
+      </w:pPr>
+      <w:rPr>
+        <w:rFonts w:ascii="Courier New" w:hAnsi="Courier New" w:cs="Courier New" w:hint="default"/>
+      </w:rPr>
+    </w:lvl>
+    <w:lvl w:ilvl="5" w:tplc="04190005" w:tentative="1">
+      <w:start w:val="1"/>
+      <w:numFmt w:val="bullet"/>
+      <w:lvlText w:val=""/>
+      <w:lvlJc w:val="left"/>
+      <w:pPr>
+        <w:ind w:left="4320" w:hanging="360"/>
+      </w:pPr>
+      <w:rPr>
+        <w:rFonts w:ascii="Wingdings" w:hAnsi="Wingdings" w:hint="default"/>
+      </w:rPr>
+    </w:lvl>
+    <w:lvl w:ilvl="6" w:tplc="04190001" w:tentative="1">
+      <w:start w:val="1"/>
+      <w:numFmt w:val="bullet"/>
+      <w:lvlText w:val=""/>
+      <w:lvlJc w:val="left"/>
+      <w:pPr>
+        <w:ind w:left="5040" w:hanging="360"/>
+      </w:pPr>
+      <w:rPr>
+        <w:rFonts w:ascii="Symbol" w:hAnsi="Symbol" w:hint="default"/>
+      </w:rPr>
+    </w:lvl>
+    <w:lvl w:ilvl="7" w:tplc="04190003" w:tentative="1">
+      <w:start w:val="1"/>
+      <w:numFmt w:val="bullet"/>
+      <w:lvlText w:val="o"/>
+      <w:lvlJc w:val="left"/>
+      <w:pPr>
+        <w:ind w:left="5760" w:hanging="360"/>
+      </w:pPr>
+      <w:rPr>
+        <w:rFonts w:ascii="Courier New" w:hAnsi="Courier New" w:cs="Courier New" w:hint="default"/>
+      </w:rPr>
+    </w:lvl>
+    <w:lvl w:ilvl="8" w:tplc="04190005" w:tentative="1">
+      <w:start w:val="1"/>
+      <w:numFmt w:val="bullet"/>
+      <w:lvlText w:val=""/>
+      <w:lvlJc w:val="left"/>
+      <w:pPr>
+        <w:ind w:left="6480" w:hanging="360"/>
+      </w:pPr>
+      <w:rPr>
+        <w:rFonts w:ascii="Wingdings" w:hAnsi="Wingdings" w:hint="default"/>
+      </w:rPr>
+    </w:lvl>
+  </w:abstractNum>
+  <w:abstractNum w:abstractNumId="23" w15:restartNumberingAfterBreak="0">
     <w:nsid w:val="437B163D"/>
     <w:multiLevelType w:val="multilevel"/>
     <w:tmpl w:val="BF0847A2"/>
@@ -16952,7 +19893,7 @@
       </w:rPr>
     </w:lvl>
   </w:abstractNum>
-  <w:abstractNum w:abstractNumId="17" w15:restartNumberingAfterBreak="0">
+  <w:abstractNum w:abstractNumId="24" w15:restartNumberingAfterBreak="0">
     <w:nsid w:val="439609C3"/>
     <w:multiLevelType w:val="multilevel"/>
     <w:tmpl w:val="7FD6B0CE"/>
@@ -17101,7 +20042,233 @@
       </w:rPr>
     </w:lvl>
   </w:abstractNum>
-  <w:abstractNum w:abstractNumId="18" w15:restartNumberingAfterBreak="0">
+  <w:abstractNum w:abstractNumId="25" w15:restartNumberingAfterBreak="0">
+    <w:nsid w:val="4B9D7C07"/>
+    <w:multiLevelType w:val="hybridMultilevel"/>
+    <w:tmpl w:val="D1949844"/>
+    <w:lvl w:ilvl="0" w:tplc="0419000F">
+      <w:start w:val="1"/>
+      <w:numFmt w:val="decimal"/>
+      <w:lvlText w:val="%1."/>
+      <w:lvlJc w:val="left"/>
+      <w:pPr>
+        <w:ind w:left="928" w:hanging="360"/>
+      </w:pPr>
+      <w:rPr>
+        <w:rFonts w:cs="Times New Roman"/>
+      </w:rPr>
+    </w:lvl>
+    <w:lvl w:ilvl="1" w:tplc="04190019" w:tentative="1">
+      <w:start w:val="1"/>
+      <w:numFmt w:val="lowerLetter"/>
+      <w:lvlText w:val="%2."/>
+      <w:lvlJc w:val="left"/>
+      <w:pPr>
+        <w:ind w:left="2149" w:hanging="360"/>
+      </w:pPr>
+      <w:rPr>
+        <w:rFonts w:cs="Times New Roman"/>
+      </w:rPr>
+    </w:lvl>
+    <w:lvl w:ilvl="2" w:tplc="0419001B" w:tentative="1">
+      <w:start w:val="1"/>
+      <w:numFmt w:val="lowerRoman"/>
+      <w:lvlText w:val="%3."/>
+      <w:lvlJc w:val="right"/>
+      <w:pPr>
+        <w:ind w:left="2869" w:hanging="180"/>
+      </w:pPr>
+      <w:rPr>
+        <w:rFonts w:cs="Times New Roman"/>
+      </w:rPr>
+    </w:lvl>
+    <w:lvl w:ilvl="3" w:tplc="0419000F" w:tentative="1">
+      <w:start w:val="1"/>
+      <w:numFmt w:val="decimal"/>
+      <w:lvlText w:val="%4."/>
+      <w:lvlJc w:val="left"/>
+      <w:pPr>
+        <w:ind w:left="3589" w:hanging="360"/>
+      </w:pPr>
+      <w:rPr>
+        <w:rFonts w:cs="Times New Roman"/>
+      </w:rPr>
+    </w:lvl>
+    <w:lvl w:ilvl="4" w:tplc="04190019" w:tentative="1">
+      <w:start w:val="1"/>
+      <w:numFmt w:val="lowerLetter"/>
+      <w:lvlText w:val="%5."/>
+      <w:lvlJc w:val="left"/>
+      <w:pPr>
+        <w:ind w:left="4309" w:hanging="360"/>
+      </w:pPr>
+      <w:rPr>
+        <w:rFonts w:cs="Times New Roman"/>
+      </w:rPr>
+    </w:lvl>
+    <w:lvl w:ilvl="5" w:tplc="0419001B" w:tentative="1">
+      <w:start w:val="1"/>
+      <w:numFmt w:val="lowerRoman"/>
+      <w:lvlText w:val="%6."/>
+      <w:lvlJc w:val="right"/>
+      <w:pPr>
+        <w:ind w:left="5029" w:hanging="180"/>
+      </w:pPr>
+      <w:rPr>
+        <w:rFonts w:cs="Times New Roman"/>
+      </w:rPr>
+    </w:lvl>
+    <w:lvl w:ilvl="6" w:tplc="0419000F" w:tentative="1">
+      <w:start w:val="1"/>
+      <w:numFmt w:val="decimal"/>
+      <w:lvlText w:val="%7."/>
+      <w:lvlJc w:val="left"/>
+      <w:pPr>
+        <w:ind w:left="5749" w:hanging="360"/>
+      </w:pPr>
+      <w:rPr>
+        <w:rFonts w:cs="Times New Roman"/>
+      </w:rPr>
+    </w:lvl>
+    <w:lvl w:ilvl="7" w:tplc="04190019" w:tentative="1">
+      <w:start w:val="1"/>
+      <w:numFmt w:val="lowerLetter"/>
+      <w:lvlText w:val="%8."/>
+      <w:lvlJc w:val="left"/>
+      <w:pPr>
+        <w:ind w:left="6469" w:hanging="360"/>
+      </w:pPr>
+      <w:rPr>
+        <w:rFonts w:cs="Times New Roman"/>
+      </w:rPr>
+    </w:lvl>
+    <w:lvl w:ilvl="8" w:tplc="0419001B" w:tentative="1">
+      <w:start w:val="1"/>
+      <w:numFmt w:val="lowerRoman"/>
+      <w:lvlText w:val="%9."/>
+      <w:lvlJc w:val="right"/>
+      <w:pPr>
+        <w:ind w:left="7189" w:hanging="180"/>
+      </w:pPr>
+      <w:rPr>
+        <w:rFonts w:cs="Times New Roman"/>
+      </w:rPr>
+    </w:lvl>
+  </w:abstractNum>
+  <w:abstractNum w:abstractNumId="26" w15:restartNumberingAfterBreak="0">
+    <w:nsid w:val="521B2E7F"/>
+    <w:multiLevelType w:val="hybridMultilevel"/>
+    <w:tmpl w:val="D1949844"/>
+    <w:lvl w:ilvl="0" w:tplc="0419000F">
+      <w:start w:val="1"/>
+      <w:numFmt w:val="decimal"/>
+      <w:lvlText w:val="%1."/>
+      <w:lvlJc w:val="left"/>
+      <w:pPr>
+        <w:ind w:left="928" w:hanging="360"/>
+      </w:pPr>
+      <w:rPr>
+        <w:rFonts w:cs="Times New Roman"/>
+      </w:rPr>
+    </w:lvl>
+    <w:lvl w:ilvl="1" w:tplc="04190019" w:tentative="1">
+      <w:start w:val="1"/>
+      <w:numFmt w:val="lowerLetter"/>
+      <w:lvlText w:val="%2."/>
+      <w:lvlJc w:val="left"/>
+      <w:pPr>
+        <w:ind w:left="2149" w:hanging="360"/>
+      </w:pPr>
+      <w:rPr>
+        <w:rFonts w:cs="Times New Roman"/>
+      </w:rPr>
+    </w:lvl>
+    <w:lvl w:ilvl="2" w:tplc="0419001B" w:tentative="1">
+      <w:start w:val="1"/>
+      <w:numFmt w:val="lowerRoman"/>
+      <w:lvlText w:val="%3."/>
+      <w:lvlJc w:val="right"/>
+      <w:pPr>
+        <w:ind w:left="2869" w:hanging="180"/>
+      </w:pPr>
+      <w:rPr>
+        <w:rFonts w:cs="Times New Roman"/>
+      </w:rPr>
+    </w:lvl>
+    <w:lvl w:ilvl="3" w:tplc="0419000F" w:tentative="1">
+      <w:start w:val="1"/>
+      <w:numFmt w:val="decimal"/>
+      <w:lvlText w:val="%4."/>
+      <w:lvlJc w:val="left"/>
+      <w:pPr>
+        <w:ind w:left="3589" w:hanging="360"/>
+      </w:pPr>
+      <w:rPr>
+        <w:rFonts w:cs="Times New Roman"/>
+      </w:rPr>
+    </w:lvl>
+    <w:lvl w:ilvl="4" w:tplc="04190019" w:tentative="1">
+      <w:start w:val="1"/>
+      <w:numFmt w:val="lowerLetter"/>
+      <w:lvlText w:val="%5."/>
+      <w:lvlJc w:val="left"/>
+      <w:pPr>
+        <w:ind w:left="4309" w:hanging="360"/>
+      </w:pPr>
+      <w:rPr>
+        <w:rFonts w:cs="Times New Roman"/>
+      </w:rPr>
+    </w:lvl>
+    <w:lvl w:ilvl="5" w:tplc="0419001B" w:tentative="1">
+      <w:start w:val="1"/>
+      <w:numFmt w:val="lowerRoman"/>
+      <w:lvlText w:val="%6."/>
+      <w:lvlJc w:val="right"/>
+      <w:pPr>
+        <w:ind w:left="5029" w:hanging="180"/>
+      </w:pPr>
+      <w:rPr>
+        <w:rFonts w:cs="Times New Roman"/>
+      </w:rPr>
+    </w:lvl>
+    <w:lvl w:ilvl="6" w:tplc="0419000F" w:tentative="1">
+      <w:start w:val="1"/>
+      <w:numFmt w:val="decimal"/>
+      <w:lvlText w:val="%7."/>
+      <w:lvlJc w:val="left"/>
+      <w:pPr>
+        <w:ind w:left="5749" w:hanging="360"/>
+      </w:pPr>
+      <w:rPr>
+        <w:rFonts w:cs="Times New Roman"/>
+      </w:rPr>
+    </w:lvl>
+    <w:lvl w:ilvl="7" w:tplc="04190019" w:tentative="1">
+      <w:start w:val="1"/>
+      <w:numFmt w:val="lowerLetter"/>
+      <w:lvlText w:val="%8."/>
+      <w:lvlJc w:val="left"/>
+      <w:pPr>
+        <w:ind w:left="6469" w:hanging="360"/>
+      </w:pPr>
+      <w:rPr>
+        <w:rFonts w:cs="Times New Roman"/>
+      </w:rPr>
+    </w:lvl>
+    <w:lvl w:ilvl="8" w:tplc="0419001B" w:tentative="1">
+      <w:start w:val="1"/>
+      <w:numFmt w:val="lowerRoman"/>
+      <w:lvlText w:val="%9."/>
+      <w:lvlJc w:val="right"/>
+      <w:pPr>
+        <w:ind w:left="7189" w:hanging="180"/>
+      </w:pPr>
+      <w:rPr>
+        <w:rFonts w:cs="Times New Roman"/>
+      </w:rPr>
+    </w:lvl>
+  </w:abstractNum>
+  <w:abstractNum w:abstractNumId="27" w15:restartNumberingAfterBreak="0">
     <w:nsid w:val="529A3766"/>
     <w:multiLevelType w:val="multilevel"/>
     <w:tmpl w:val="FC62FCDC"/>
@@ -17250,7 +20417,7 @@
       </w:rPr>
     </w:lvl>
   </w:abstractNum>
-  <w:abstractNum w:abstractNumId="19" w15:restartNumberingAfterBreak="0">
+  <w:abstractNum w:abstractNumId="28" w15:restartNumberingAfterBreak="0">
     <w:nsid w:val="542E2BDB"/>
     <w:multiLevelType w:val="multilevel"/>
     <w:tmpl w:val="3C4EEEDA"/>
@@ -17399,7 +20566,7 @@
       </w:rPr>
     </w:lvl>
   </w:abstractNum>
-  <w:abstractNum w:abstractNumId="20" w15:restartNumberingAfterBreak="0">
+  <w:abstractNum w:abstractNumId="29" w15:restartNumberingAfterBreak="0">
     <w:nsid w:val="54883B15"/>
     <w:multiLevelType w:val="multilevel"/>
     <w:tmpl w:val="973E8B08"/>
@@ -17512,7 +20679,120 @@
       </w:pPr>
     </w:lvl>
   </w:abstractNum>
-  <w:abstractNum w:abstractNumId="21" w15:restartNumberingAfterBreak="0">
+  <w:abstractNum w:abstractNumId="30" w15:restartNumberingAfterBreak="0">
+    <w:nsid w:val="56EF445F"/>
+    <w:multiLevelType w:val="hybridMultilevel"/>
+    <w:tmpl w:val="37AC49B4"/>
+    <w:lvl w:ilvl="0" w:tplc="04190001">
+      <w:start w:val="1"/>
+      <w:numFmt w:val="bullet"/>
+      <w:lvlText w:val=""/>
+      <w:lvlJc w:val="left"/>
+      <w:pPr>
+        <w:ind w:left="720" w:hanging="360"/>
+      </w:pPr>
+      <w:rPr>
+        <w:rFonts w:ascii="Symbol" w:hAnsi="Symbol" w:hint="default"/>
+      </w:rPr>
+    </w:lvl>
+    <w:lvl w:ilvl="1" w:tplc="04190003" w:tentative="1">
+      <w:start w:val="1"/>
+      <w:numFmt w:val="bullet"/>
+      <w:lvlText w:val="o"/>
+      <w:lvlJc w:val="left"/>
+      <w:pPr>
+        <w:ind w:left="1440" w:hanging="360"/>
+      </w:pPr>
+      <w:rPr>
+        <w:rFonts w:ascii="Courier New" w:hAnsi="Courier New" w:cs="Courier New" w:hint="default"/>
+      </w:rPr>
+    </w:lvl>
+    <w:lvl w:ilvl="2" w:tplc="04190005" w:tentative="1">
+      <w:start w:val="1"/>
+      <w:numFmt w:val="bullet"/>
+      <w:lvlText w:val=""/>
+      <w:lvlJc w:val="left"/>
+      <w:pPr>
+        <w:ind w:left="2160" w:hanging="360"/>
+      </w:pPr>
+      <w:rPr>
+        <w:rFonts w:ascii="Wingdings" w:hAnsi="Wingdings" w:hint="default"/>
+      </w:rPr>
+    </w:lvl>
+    <w:lvl w:ilvl="3" w:tplc="04190001" w:tentative="1">
+      <w:start w:val="1"/>
+      <w:numFmt w:val="bullet"/>
+      <w:lvlText w:val=""/>
+      <w:lvlJc w:val="left"/>
+      <w:pPr>
+        <w:ind w:left="2880" w:hanging="360"/>
+      </w:pPr>
+      <w:rPr>
+        <w:rFonts w:ascii="Symbol" w:hAnsi="Symbol" w:hint="default"/>
+      </w:rPr>
+    </w:lvl>
+    <w:lvl w:ilvl="4" w:tplc="04190003" w:tentative="1">
+      <w:start w:val="1"/>
+      <w:numFmt w:val="bullet"/>
+      <w:lvlText w:val="o"/>
+      <w:lvlJc w:val="left"/>
+      <w:pPr>
+        <w:ind w:left="3600" w:hanging="360"/>
+      </w:pPr>
+      <w:rPr>
+        <w:rFonts w:ascii="Courier New" w:hAnsi="Courier New" w:cs="Courier New" w:hint="default"/>
+      </w:rPr>
+    </w:lvl>
+    <w:lvl w:ilvl="5" w:tplc="04190005" w:tentative="1">
+      <w:start w:val="1"/>
+      <w:numFmt w:val="bullet"/>
+      <w:lvlText w:val=""/>
+      <w:lvlJc w:val="left"/>
+      <w:pPr>
+        <w:ind w:left="4320" w:hanging="360"/>
+      </w:pPr>
+      <w:rPr>
+        <w:rFonts w:ascii="Wingdings" w:hAnsi="Wingdings" w:hint="default"/>
+      </w:rPr>
+    </w:lvl>
+    <w:lvl w:ilvl="6" w:tplc="04190001" w:tentative="1">
+      <w:start w:val="1"/>
+      <w:numFmt w:val="bullet"/>
+      <w:lvlText w:val=""/>
+      <w:lvlJc w:val="left"/>
+      <w:pPr>
+        <w:ind w:left="5040" w:hanging="360"/>
+      </w:pPr>
+      <w:rPr>
+        <w:rFonts w:ascii="Symbol" w:hAnsi="Symbol" w:hint="default"/>
+      </w:rPr>
+    </w:lvl>
+    <w:lvl w:ilvl="7" w:tplc="04190003" w:tentative="1">
+      <w:start w:val="1"/>
+      <w:numFmt w:val="bullet"/>
+      <w:lvlText w:val="o"/>
+      <w:lvlJc w:val="left"/>
+      <w:pPr>
+        <w:ind w:left="5760" w:hanging="360"/>
+      </w:pPr>
+      <w:rPr>
+        <w:rFonts w:ascii="Courier New" w:hAnsi="Courier New" w:cs="Courier New" w:hint="default"/>
+      </w:rPr>
+    </w:lvl>
+    <w:lvl w:ilvl="8" w:tplc="04190005" w:tentative="1">
+      <w:start w:val="1"/>
+      <w:numFmt w:val="bullet"/>
+      <w:lvlText w:val=""/>
+      <w:lvlJc w:val="left"/>
+      <w:pPr>
+        <w:ind w:left="6480" w:hanging="360"/>
+      </w:pPr>
+      <w:rPr>
+        <w:rFonts w:ascii="Wingdings" w:hAnsi="Wingdings" w:hint="default"/>
+      </w:rPr>
+    </w:lvl>
+  </w:abstractNum>
+  <w:abstractNum w:abstractNumId="31" w15:restartNumberingAfterBreak="0">
     <w:nsid w:val="59321D1A"/>
     <w:multiLevelType w:val="multilevel"/>
     <w:tmpl w:val="59CAF5F0"/>
@@ -17625,7 +20905,7 @@
       </w:pPr>
     </w:lvl>
   </w:abstractNum>
-  <w:abstractNum w:abstractNumId="22" w15:restartNumberingAfterBreak="0">
+  <w:abstractNum w:abstractNumId="32" w15:restartNumberingAfterBreak="0">
     <w:nsid w:val="59427831"/>
     <w:multiLevelType w:val="hybridMultilevel"/>
     <w:tmpl w:val="1E68DD34"/>
@@ -17711,7 +20991,7 @@
       </w:pPr>
     </w:lvl>
   </w:abstractNum>
-  <w:abstractNum w:abstractNumId="23" w15:restartNumberingAfterBreak="0">
+  <w:abstractNum w:abstractNumId="33" w15:restartNumberingAfterBreak="0">
     <w:nsid w:val="62A76CFE"/>
     <w:multiLevelType w:val="multilevel"/>
     <w:tmpl w:val="16D89EC0"/>
@@ -17860,7 +21140,7 @@
       </w:rPr>
     </w:lvl>
   </w:abstractNum>
-  <w:abstractNum w:abstractNumId="24" w15:restartNumberingAfterBreak="0">
+  <w:abstractNum w:abstractNumId="34" w15:restartNumberingAfterBreak="0">
     <w:nsid w:val="66300847"/>
     <w:multiLevelType w:val="multilevel"/>
     <w:tmpl w:val="6A3607A6"/>
@@ -17973,7 +21253,7 @@
       </w:pPr>
     </w:lvl>
   </w:abstractNum>
-  <w:abstractNum w:abstractNumId="25" w15:restartNumberingAfterBreak="0">
+  <w:abstractNum w:abstractNumId="35" w15:restartNumberingAfterBreak="0">
     <w:nsid w:val="727E171F"/>
     <w:multiLevelType w:val="multilevel"/>
     <w:tmpl w:val="4856851A"/>
@@ -18122,7 +21402,93 @@
       </w:rPr>
     </w:lvl>
   </w:abstractNum>
-  <w:abstractNum w:abstractNumId="26" w15:restartNumberingAfterBreak="0">
+  <w:abstractNum w:abstractNumId="36" w15:restartNumberingAfterBreak="0">
+    <w:nsid w:val="787157BD"/>
+    <w:multiLevelType w:val="hybridMultilevel"/>
+    <w:tmpl w:val="6CD816C0"/>
+    <w:lvl w:ilvl="0" w:tplc="0419000F">
+      <w:start w:val="1"/>
+      <w:numFmt w:val="decimal"/>
+      <w:lvlText w:val="%1."/>
+      <w:lvlJc w:val="left"/>
+      <w:pPr>
+        <w:ind w:left="720" w:hanging="360"/>
+      </w:pPr>
+    </w:lvl>
+    <w:lvl w:ilvl="1" w:tplc="04190019" w:tentative="1">
+      <w:start w:val="1"/>
+      <w:numFmt w:val="lowerLetter"/>
+      <w:lvlText w:val="%2."/>
+      <w:lvlJc w:val="left"/>
+      <w:pPr>
+        <w:ind w:left="1440" w:hanging="360"/>
+      </w:pPr>
+    </w:lvl>
+    <w:lvl w:ilvl="2" w:tplc="0419001B" w:tentative="1">
+      <w:start w:val="1"/>
+      <w:numFmt w:val="lowerRoman"/>
+      <w:lvlText w:val="%3."/>
+      <w:lvlJc w:val="right"/>
+      <w:pPr>
+        <w:ind w:left="2160" w:hanging="180"/>
+      </w:pPr>
+    </w:lvl>
+    <w:lvl w:ilvl="3" w:tplc="0419000F" w:tentative="1">
+      <w:start w:val="1"/>
+      <w:numFmt w:val="decimal"/>
+      <w:lvlText w:val="%4."/>
+      <w:lvlJc w:val="left"/>
+      <w:pPr>
+        <w:ind w:left="2880" w:hanging="360"/>
+      </w:pPr>
+    </w:lvl>
+    <w:lvl w:ilvl="4" w:tplc="04190019" w:tentative="1">
+      <w:start w:val="1"/>
+      <w:numFmt w:val="lowerLetter"/>
+      <w:lvlText w:val="%5."/>
+      <w:lvlJc w:val="left"/>
+      <w:pPr>
+        <w:ind w:left="3600" w:hanging="360"/>
+      </w:pPr>
+    </w:lvl>
+    <w:lvl w:ilvl="5" w:tplc="0419001B" w:tentative="1">
+      <w:start w:val="1"/>
+      <w:numFmt w:val="lowerRoman"/>
+      <w:lvlText w:val="%6."/>
+      <w:lvlJc w:val="right"/>
+      <w:pPr>
+        <w:ind w:left="4320" w:hanging="180"/>
+      </w:pPr>
+    </w:lvl>
+    <w:lvl w:ilvl="6" w:tplc="0419000F" w:tentative="1">
+      <w:start w:val="1"/>
+      <w:numFmt w:val="decimal"/>
+      <w:lvlText w:val="%7."/>
+      <w:lvlJc w:val="left"/>
+      <w:pPr>
+        <w:ind w:left="5040" w:hanging="360"/>
+      </w:pPr>
+    </w:lvl>
+    <w:lvl w:ilvl="7" w:tplc="04190019" w:tentative="1">
+      <w:start w:val="1"/>
+      <w:numFmt w:val="lowerLetter"/>
+      <w:lvlText w:val="%8."/>
+      <w:lvlJc w:val="left"/>
+      <w:pPr>
+        <w:ind w:left="5760" w:hanging="360"/>
+      </w:pPr>
+    </w:lvl>
+    <w:lvl w:ilvl="8" w:tplc="0419001B" w:tentative="1">
+      <w:start w:val="1"/>
+      <w:numFmt w:val="lowerRoman"/>
+      <w:lvlText w:val="%9."/>
+      <w:lvlJc w:val="right"/>
+      <w:pPr>
+        <w:ind w:left="6480" w:hanging="180"/>
+      </w:pPr>
+    </w:lvl>
+  </w:abstractNum>
+  <w:abstractNum w:abstractNumId="37" w15:restartNumberingAfterBreak="0">
     <w:nsid w:val="7C22699B"/>
     <w:multiLevelType w:val="hybridMultilevel"/>
     <w:tmpl w:val="CB1C8CB6"/>
@@ -18235,7 +21601,7 @@
       </w:rPr>
     </w:lvl>
   </w:abstractNum>
-  <w:abstractNum w:abstractNumId="27" w15:restartNumberingAfterBreak="0">
+  <w:abstractNum w:abstractNumId="38" w15:restartNumberingAfterBreak="0">
     <w:nsid w:val="7DFB53D1"/>
     <w:multiLevelType w:val="multilevel"/>
     <w:tmpl w:val="CD501FD4"/>
@@ -18357,7 +21723,7 @@
       </w:rPr>
     </w:lvl>
   </w:abstractNum>
-  <w:abstractNum w:abstractNumId="28" w15:restartNumberingAfterBreak="0">
+  <w:abstractNum w:abstractNumId="39" w15:restartNumberingAfterBreak="0">
     <w:nsid w:val="7F594380"/>
     <w:multiLevelType w:val="hybridMultilevel"/>
     <w:tmpl w:val="D2EEA3CC"/>
@@ -18444,103 +21810,127 @@
     </w:lvl>
   </w:abstractNum>
   <w:num w:numId="1">
+    <w:abstractNumId w:val="13"/>
+  </w:num>
+  <w:num w:numId="2">
+    <w:abstractNumId w:val="31"/>
+  </w:num>
+  <w:num w:numId="3">
+    <w:abstractNumId w:val="32"/>
+  </w:num>
+  <w:num w:numId="4">
+    <w:abstractNumId w:val="38"/>
+  </w:num>
+  <w:num w:numId="5">
+    <w:abstractNumId w:val="11"/>
+  </w:num>
+  <w:num w:numId="6">
+    <w:abstractNumId w:val="4"/>
+  </w:num>
+  <w:num w:numId="7">
+    <w:abstractNumId w:val="20"/>
+  </w:num>
+  <w:num w:numId="8">
+    <w:abstractNumId w:val="34"/>
+  </w:num>
+  <w:num w:numId="9">
+    <w:abstractNumId w:val="2"/>
+  </w:num>
+  <w:num w:numId="10">
+    <w:abstractNumId w:val="16"/>
+  </w:num>
+  <w:num w:numId="11">
+    <w:abstractNumId w:val="27"/>
+  </w:num>
+  <w:num w:numId="12">
+    <w:abstractNumId w:val="9"/>
+  </w:num>
+  <w:num w:numId="13">
+    <w:abstractNumId w:val="23"/>
+  </w:num>
+  <w:num w:numId="14">
+    <w:abstractNumId w:val="29"/>
+  </w:num>
+  <w:num w:numId="15">
+    <w:abstractNumId w:val="39"/>
+  </w:num>
+  <w:num w:numId="16">
     <w:abstractNumId w:val="10"/>
   </w:num>
-  <w:num w:numId="2">
+  <w:num w:numId="17">
+    <w:abstractNumId w:val="10"/>
+  </w:num>
+  <w:num w:numId="18">
+    <w:abstractNumId w:val="37"/>
+  </w:num>
+  <w:num w:numId="19">
+    <w:abstractNumId w:val="14"/>
+  </w:num>
+  <w:num w:numId="20">
+    <w:abstractNumId w:val="3"/>
+  </w:num>
+  <w:num w:numId="21">
     <w:abstractNumId w:val="21"/>
   </w:num>
-  <w:num w:numId="3">
+  <w:num w:numId="22">
+    <w:abstractNumId w:val="5"/>
+  </w:num>
+  <w:num w:numId="23">
+    <w:abstractNumId w:val="33"/>
+  </w:num>
+  <w:num w:numId="24">
+    <w:abstractNumId w:val="12"/>
+  </w:num>
+  <w:num w:numId="25">
+    <w:abstractNumId w:val="35"/>
+  </w:num>
+  <w:num w:numId="26">
+    <w:abstractNumId w:val="24"/>
+  </w:num>
+  <w:num w:numId="27">
+    <w:abstractNumId w:val="28"/>
+  </w:num>
+  <w:num w:numId="28">
+    <w:abstractNumId w:val="17"/>
+  </w:num>
+  <w:num w:numId="29">
+    <w:abstractNumId w:val="1"/>
+  </w:num>
+  <w:num w:numId="30">
+    <w:abstractNumId w:val="8"/>
+  </w:num>
+  <w:num w:numId="31">
+    <w:abstractNumId w:val="30"/>
+  </w:num>
+  <w:num w:numId="32">
+    <w:abstractNumId w:val="26"/>
+  </w:num>
+  <w:num w:numId="33">
+    <w:abstractNumId w:val="7"/>
+  </w:num>
+  <w:num w:numId="34">
+    <w:abstractNumId w:val="25"/>
+  </w:num>
+  <w:num w:numId="35">
+    <w:abstractNumId w:val="36"/>
+  </w:num>
+  <w:num w:numId="36">
     <w:abstractNumId w:val="22"/>
   </w:num>
-  <w:num w:numId="4">
-    <w:abstractNumId w:val="27"/>
+  <w:num w:numId="37">
+    <w:abstractNumId w:val="0"/>
   </w:num>
-  <w:num w:numId="5">
-    <w:abstractNumId w:val="8"/>
-  </w:num>
-  <w:num w:numId="6">
-    <w:abstractNumId w:val="3"/>
-  </w:num>
-  <w:num w:numId="7">
-    <w:abstractNumId w:val="14"/>
-  </w:num>
-  <w:num w:numId="8">
-    <w:abstractNumId w:val="24"/>
-  </w:num>
-  <w:num w:numId="9">
-    <w:abstractNumId w:val="1"/>
-  </w:num>
-  <w:num w:numId="10">
-    <w:abstractNumId w:val="12"/>
-  </w:num>
-  <w:num w:numId="11">
+  <w:num w:numId="38">
     <w:abstractNumId w:val="18"/>
   </w:num>
-  <w:num w:numId="12">
+  <w:num w:numId="39">
     <w:abstractNumId w:val="6"/>
   </w:num>
-  <w:num w:numId="13">
-    <w:abstractNumId w:val="16"/>
-  </w:num>
-  <w:num w:numId="14">
-    <w:abstractNumId w:val="20"/>
-  </w:num>
-  <w:num w:numId="15">
-    <w:abstractNumId w:val="28"/>
-  </w:num>
-  <w:num w:numId="16">
-    <w:abstractNumId w:val="7"/>
-  </w:num>
-  <w:num w:numId="17">
-    <w:abstractNumId w:val="7"/>
-    <w:lvlOverride w:ilvl="0"/>
-    <w:lvlOverride w:ilvl="1"/>
-    <w:lvlOverride w:ilvl="2"/>
-    <w:lvlOverride w:ilvl="3"/>
-    <w:lvlOverride w:ilvl="4"/>
-    <w:lvlOverride w:ilvl="5"/>
-    <w:lvlOverride w:ilvl="6"/>
-    <w:lvlOverride w:ilvl="7"/>
-    <w:lvlOverride w:ilvl="8"/>
-  </w:num>
-  <w:num w:numId="18">
-    <w:abstractNumId w:val="26"/>
-  </w:num>
-  <w:num w:numId="19">
-    <w:abstractNumId w:val="11"/>
-  </w:num>
-  <w:num w:numId="20">
-    <w:abstractNumId w:val="2"/>
-  </w:num>
-  <w:num w:numId="21">
+  <w:num w:numId="40">
     <w:abstractNumId w:val="15"/>
   </w:num>
-  <w:num w:numId="22">
-    <w:abstractNumId w:val="4"/>
-  </w:num>
-  <w:num w:numId="23">
-    <w:abstractNumId w:val="23"/>
-  </w:num>
-  <w:num w:numId="24">
-    <w:abstractNumId w:val="9"/>
-  </w:num>
-  <w:num w:numId="25">
-    <w:abstractNumId w:val="25"/>
-  </w:num>
-  <w:num w:numId="26">
-    <w:abstractNumId w:val="17"/>
-  </w:num>
-  <w:num w:numId="27">
+  <w:num w:numId="41">
     <w:abstractNumId w:val="19"/>
-  </w:num>
-  <w:num w:numId="28">
-    <w:abstractNumId w:val="13"/>
-  </w:num>
-  <w:num w:numId="29">
-    <w:abstractNumId w:val="0"/>
-  </w:num>
-  <w:num w:numId="30">
-    <w:abstractNumId w:val="5"/>
   </w:num>
 </w:numbering>
 </file>
@@ -19436,6 +22826,52 @@
       <w:lang w:eastAsia="ru-RU"/>
     </w:rPr>
   </w:style>
+  <w:style w:type="paragraph" w:customStyle="1" w:styleId="ad">
+    <w:name w:val="Базовый_основа"/>
+    <w:basedOn w:val="a"/>
+    <w:link w:val="ae"/>
+    <w:rsid w:val="00582F34"/>
+    <w:pPr>
+      <w:widowControl/>
+      <w:autoSpaceDE/>
+      <w:autoSpaceDN/>
+      <w:adjustRightInd/>
+      <w:spacing w:before="100" w:beforeAutospacing="1" w:after="560" w:line="360" w:lineRule="auto"/>
+      <w:ind w:firstLine="709"/>
+      <w:contextualSpacing/>
+      <w:jc w:val="both"/>
+    </w:pPr>
+    <w:rPr>
+      <w:rFonts w:ascii="Times New Roman" w:hAnsi="Times New Roman" w:cs="Times New Roman"/>
+      <w:sz w:val="28"/>
+      <w:szCs w:val="28"/>
+    </w:rPr>
+  </w:style>
+  <w:style w:type="character" w:customStyle="1" w:styleId="ae">
+    <w:name w:val="Базовый_основа Знак"/>
+    <w:basedOn w:val="a0"/>
+    <w:link w:val="ad"/>
+    <w:locked/>
+    <w:rsid w:val="00582F34"/>
+    <w:rPr>
+      <w:rFonts w:ascii="Times New Roman" w:eastAsia="Times New Roman" w:hAnsi="Times New Roman" w:cs="Times New Roman"/>
+      <w:sz w:val="28"/>
+      <w:szCs w:val="28"/>
+      <w:lang w:eastAsia="ru-RU"/>
+    </w:rPr>
+  </w:style>
+  <w:style w:type="character" w:styleId="af">
+    <w:name w:val="FollowedHyperlink"/>
+    <w:basedOn w:val="a0"/>
+    <w:uiPriority w:val="99"/>
+    <w:semiHidden/>
+    <w:unhideWhenUsed/>
+    <w:rsid w:val="00114DD2"/>
+    <w:rPr>
+      <w:color w:val="954F72" w:themeColor="followedHyperlink"/>
+      <w:u w:val="single"/>
+    </w:rPr>
+  </w:style>
 </w:styles>
 </file>
 
@@ -19705,7 +23141,7 @@
 </file>
 
 <file path=customXml/itemProps1.xml><?xml version="1.0" encoding="utf-8"?>
-<ds:datastoreItem xmlns:ds="http://schemas.openxmlformats.org/officeDocument/2006/customXml" ds:itemID="{ECAF8741-D6A5-4699-8749-9AADFB4F07BA}">
+<ds:datastoreItem xmlns:ds="http://schemas.openxmlformats.org/officeDocument/2006/customXml" ds:itemID="{D67C5C5E-A0E0-4112-A99E-C2F17A155537}">
   <ds:schemaRefs>
     <ds:schemaRef ds:uri="http://schemas.openxmlformats.org/officeDocument/2006/bibliography"/>
   </ds:schemaRefs>

--- a/diplom.docx
+++ b/diplom.docx
@@ -1,6 +1,6 @@
 
 <file path=word/document.xml><?xml version="1.0" encoding="utf-8"?>
-<w:document xmlns:wpc="http://schemas.microsoft.com/office/word/2010/wordprocessingCanvas" xmlns:mc="http://schemas.openxmlformats.org/markup-compatibility/2006" xmlns:o="urn:schemas-microsoft-com:office:office" xmlns:r="http://schemas.openxmlformats.org/officeDocument/2006/relationships" xmlns:m="http://schemas.openxmlformats.org/officeDocument/2006/math" xmlns:v="urn:schemas-microsoft-com:vml" xmlns:wp14="http://schemas.microsoft.com/office/word/2010/wordprocessingDrawing" xmlns:wp="http://schemas.openxmlformats.org/drawingml/2006/wordprocessingDrawing" xmlns:w10="urn:schemas-microsoft-com:office:word" xmlns:w="http://schemas.openxmlformats.org/wordprocessingml/2006/main" xmlns:w14="http://schemas.microsoft.com/office/word/2010/wordml" xmlns:w15="http://schemas.microsoft.com/office/word/2012/wordml" xmlns:wpg="http://schemas.microsoft.com/office/word/2010/wordprocessingGroup" xmlns:wpi="http://schemas.microsoft.com/office/word/2010/wordprocessingInk" xmlns:wne="http://schemas.microsoft.com/office/word/2006/wordml" xmlns:wps="http://schemas.microsoft.com/office/word/2010/wordprocessingShape" mc:Ignorable="w14 w15 wp14">
+<w:document xmlns:wpc="http://schemas.microsoft.com/office/word/2010/wordprocessingCanvas" xmlns:cx="http://schemas.microsoft.com/office/drawing/2014/chartex" xmlns:mc="http://schemas.openxmlformats.org/markup-compatibility/2006" xmlns:o="urn:schemas-microsoft-com:office:office" xmlns:r="http://schemas.openxmlformats.org/officeDocument/2006/relationships" xmlns:m="http://schemas.openxmlformats.org/officeDocument/2006/math" xmlns:v="urn:schemas-microsoft-com:vml" xmlns:wp14="http://schemas.microsoft.com/office/word/2010/wordprocessingDrawing" xmlns:wp="http://schemas.openxmlformats.org/drawingml/2006/wordprocessingDrawing" xmlns:w10="urn:schemas-microsoft-com:office:word" xmlns:w="http://schemas.openxmlformats.org/wordprocessingml/2006/main" xmlns:w14="http://schemas.microsoft.com/office/word/2010/wordml" xmlns:w15="http://schemas.microsoft.com/office/word/2012/wordml" xmlns:w16se="http://schemas.microsoft.com/office/word/2015/wordml/symex" xmlns:wpg="http://schemas.microsoft.com/office/word/2010/wordprocessingGroup" xmlns:wpi="http://schemas.microsoft.com/office/word/2010/wordprocessingInk" xmlns:wne="http://schemas.microsoft.com/office/word/2006/wordml" xmlns:wps="http://schemas.microsoft.com/office/word/2010/wordprocessingShape" mc:Ignorable="w14 w15 w16se wp14">
   <w:body>
     <w:p>
       <w:pPr>
@@ -4038,6 +4038,7 @@
                 <w:sz w:val="24"/>
                 <w:szCs w:val="24"/>
               </w:rPr>
+              <w:lastRenderedPageBreak/>
               <w:t>Планирование передачи данных и управление реальным роботом</w:t>
             </w:r>
           </w:p>
@@ -10241,6 +10242,7 @@
           <w:rFonts w:ascii="Times New Roman" w:eastAsiaTheme="majorEastAsia" w:hAnsi="Times New Roman" w:cs="Times New Roman"/>
           <w:sz w:val="28"/>
           <w:szCs w:val="28"/>
+          <w:lang w:val="en-US"/>
         </w:rPr>
       </w:pPr>
       <w:proofErr w:type="spellStart"/>
@@ -10249,6 +10251,7 @@
           <w:rFonts w:ascii="Times New Roman" w:hAnsi="Times New Roman" w:cs="Times New Roman"/>
           <w:sz w:val="28"/>
           <w:szCs w:val="28"/>
+          <w:lang w:val="en-US"/>
         </w:rPr>
         <w:t>Vlocal</w:t>
       </w:r>
@@ -10258,6 +10261,7 @@
           <w:rFonts w:ascii="Times New Roman" w:hAnsi="Times New Roman" w:cs="Times New Roman"/>
           <w:sz w:val="28"/>
           <w:szCs w:val="28"/>
+          <w:lang w:val="en-US"/>
         </w:rPr>
         <w:t>​=</w:t>
       </w:r>
@@ -10267,6 +10271,7 @@
           <w:rFonts w:ascii="Times New Roman" w:hAnsi="Times New Roman" w:cs="Times New Roman"/>
           <w:sz w:val="28"/>
           <w:szCs w:val="28"/>
+          <w:lang w:val="en-US"/>
         </w:rPr>
         <w:t>V</w:t>
       </w:r>
@@ -10275,6 +10280,7 @@
           <w:rFonts w:ascii="Cambria Math" w:hAnsi="Cambria Math" w:cs="Cambria Math"/>
           <w:sz w:val="28"/>
           <w:szCs w:val="28"/>
+          <w:lang w:val="en-US"/>
         </w:rPr>
         <w:t>⋅</w:t>
       </w:r>
@@ -10283,6 +10289,7 @@
           <w:rFonts w:ascii="Times New Roman" w:hAnsi="Times New Roman" w:cs="Times New Roman"/>
           <w:sz w:val="28"/>
           <w:szCs w:val="28"/>
+          <w:lang w:val="en-US"/>
         </w:rPr>
         <w:t>cos</w:t>
       </w:r>
@@ -10292,6 +10299,7 @@
           <w:rFonts w:ascii="Times New Roman" w:eastAsiaTheme="majorEastAsia" w:hAnsi="Times New Roman" w:cs="Times New Roman"/>
           <w:sz w:val="28"/>
           <w:szCs w:val="28"/>
+          <w:lang w:val="en-US"/>
         </w:rPr>
         <w:t>(</w:t>
       </w:r>
@@ -10301,13 +10309,31 @@
           <w:sz w:val="28"/>
           <w:szCs w:val="28"/>
         </w:rPr>
-        <w:t>α−θ</w:t>
+        <w:t>α</w:t>
+      </w:r>
+      <w:r>
+        <w:rPr>
+          <w:rFonts w:ascii="Times New Roman" w:hAnsi="Times New Roman" w:cs="Times New Roman"/>
+          <w:sz w:val="28"/>
+          <w:szCs w:val="28"/>
+          <w:lang w:val="en-US"/>
+        </w:rPr>
+        <w:t>−</w:t>
+      </w:r>
+      <w:r>
+        <w:rPr>
+          <w:rFonts w:ascii="Times New Roman" w:hAnsi="Times New Roman" w:cs="Times New Roman"/>
+          <w:sz w:val="28"/>
+          <w:szCs w:val="28"/>
+        </w:rPr>
+        <w:t>θ</w:t>
       </w:r>
       <w:r>
         <w:rPr>
           <w:rFonts w:ascii="Times New Roman" w:eastAsiaTheme="majorEastAsia" w:hAnsi="Times New Roman" w:cs="Times New Roman"/>
           <w:sz w:val="28"/>
           <w:szCs w:val="28"/>
+          <w:lang w:val="en-US"/>
         </w:rPr>
         <w:t>)</w:t>
       </w:r>
@@ -10433,6 +10459,7 @@
           <w:rFonts w:ascii="Times New Roman" w:hAnsi="Times New Roman" w:cs="Times New Roman"/>
           <w:sz w:val="28"/>
           <w:szCs w:val="28"/>
+          <w:lang w:val="en-US"/>
         </w:rPr>
         <w:t xml:space="preserve"> </w:t>
       </w:r>
@@ -10464,6 +10491,7 @@
           <w:b/>
           <w:sz w:val="28"/>
           <w:szCs w:val="28"/>
+          <w:lang w:val="en-US"/>
         </w:rPr>
       </w:pPr>
       <w:proofErr w:type="spellStart"/>
@@ -10482,6 +10510,7 @@
           <w:rFonts w:ascii="Times New Roman" w:hAnsi="Times New Roman" w:cs="Times New Roman"/>
           <w:sz w:val="28"/>
           <w:szCs w:val="28"/>
+          <w:lang w:val="en-US"/>
         </w:rPr>
         <w:t>=</w:t>
       </w:r>
@@ -10499,6 +10528,7 @@
           <w:rFonts w:ascii="Times New Roman" w:hAnsi="Times New Roman" w:cs="Times New Roman"/>
           <w:sz w:val="28"/>
           <w:szCs w:val="28"/>
+          <w:lang w:val="en-US"/>
         </w:rPr>
         <w:t>*</w:t>
       </w:r>
@@ -10517,6 +10547,7 @@
           <w:rFonts w:ascii="Times New Roman" w:hAnsi="Times New Roman" w:cs="Times New Roman"/>
           <w:sz w:val="28"/>
           <w:szCs w:val="28"/>
+          <w:lang w:val="en-US"/>
         </w:rPr>
         <w:t>(</w:t>
       </w:r>
@@ -10535,6 +10566,7 @@
           <w:rFonts w:ascii="Times New Roman" w:hAnsi="Times New Roman" w:cs="Times New Roman"/>
           <w:sz w:val="28"/>
           <w:szCs w:val="28"/>
+          <w:lang w:val="en-US"/>
         </w:rPr>
         <w:t xml:space="preserve">- </w:t>
       </w:r>
@@ -10551,6 +10583,7 @@
           <w:rFonts w:ascii="Times New Roman" w:hAnsi="Times New Roman" w:cs="Times New Roman"/>
           <w:sz w:val="28"/>
           <w:szCs w:val="28"/>
+          <w:lang w:val="en-US"/>
         </w:rPr>
         <w:t>)</w:t>
       </w:r>
@@ -10911,6 +10944,44 @@
         </w:rPr>
         <w:t>(проверить эти формулы)</w:t>
       </w:r>
+      <w:r>
+        <w:rPr>
+          <w:rFonts w:ascii="Times New Roman" w:hAnsi="Times New Roman" w:cs="Times New Roman"/>
+          <w:color w:val="FF0000"/>
+          <w:sz w:val="28"/>
+          <w:szCs w:val="28"/>
+        </w:rPr>
+        <w:t xml:space="preserve">. </w:t>
+      </w:r>
+      <w:r>
+        <w:rPr>
+          <w:rFonts w:ascii="Times New Roman" w:hAnsi="Times New Roman" w:cs="Times New Roman"/>
+          <w:sz w:val="28"/>
+          <w:szCs w:val="28"/>
+        </w:rPr>
+        <w:t xml:space="preserve">Так же стоит отметить, благодаря делению на радиус колеса происходит преобразование линейной скорости из м/с в рад/с. Реальный робот и </w:t>
+      </w:r>
+      <w:proofErr w:type="spellStart"/>
+      <w:r>
+        <w:rPr>
+          <w:rFonts w:ascii="Times New Roman" w:hAnsi="Times New Roman" w:cs="Times New Roman"/>
+          <w:sz w:val="28"/>
+          <w:szCs w:val="28"/>
+          <w:lang w:val="en-US"/>
+        </w:rPr>
+        <w:t>CoppeliaSim</w:t>
+      </w:r>
+      <w:proofErr w:type="spellEnd"/>
+      <w:r>
+        <w:rPr>
+          <w:rFonts w:ascii="Times New Roman" w:hAnsi="Times New Roman" w:cs="Times New Roman"/>
+          <w:sz w:val="28"/>
+          <w:szCs w:val="28"/>
+        </w:rPr>
+        <w:t xml:space="preserve"> в конечном итоге устанавливают вращение колес именно в рад/с.</w:t>
+      </w:r>
+      <w:bookmarkStart w:id="5" w:name="_GoBack"/>
+      <w:bookmarkEnd w:id="5"/>
     </w:p>
     <w:p>
       <w:pPr>
@@ -10989,6 +11060,7 @@
           <w:sz w:val="28"/>
           <w:szCs w:val="28"/>
         </w:rPr>
+        <w:lastRenderedPageBreak/>
         <w:t>Следовательно, задача работы - разработать алгоритм и программные средства, которые позволяют:</w:t>
       </w:r>
     </w:p>
@@ -11013,16 +11085,7 @@
           <w:sz w:val="28"/>
           <w:szCs w:val="28"/>
         </w:rPr>
-        <w:t xml:space="preserve">задать произвольную траекторию (замкнутую или незамкнутую) в </w:t>
-      </w:r>
-      <w:r>
-        <w:rPr>
-          <w:rFonts w:ascii="Times New Roman" w:hAnsi="Times New Roman" w:cs="Times New Roman"/>
-          <w:sz w:val="28"/>
-          <w:szCs w:val="28"/>
-        </w:rPr>
-        <w:lastRenderedPageBreak/>
-        <w:t>визуальном режиме;</w:t>
+        <w:t>задать произвольную траекторию (замкнутую или незамкнутую) в визуальном режиме;</w:t>
       </w:r>
     </w:p>
     <w:p>
@@ -11258,7 +11321,6 @@
           <w:rFonts w:ascii="Times New Roman" w:hAnsi="Times New Roman" w:cs="Times New Roman"/>
           <w:sz w:val="28"/>
           <w:szCs w:val="28"/>
-          <w:lang w:val="en-US"/>
         </w:rPr>
       </w:pPr>
       <w:r>
@@ -11403,7 +11465,16 @@
           <w:sz w:val="28"/>
           <w:szCs w:val="28"/>
         </w:rPr>
-        <w:t>, скриптам управления и удалённому API. Документация содержит подробное описание структуры данных пути (координаты контрольных точек, длины сегментов, методы интерполяции)</w:t>
+        <w:t xml:space="preserve">, скриптам управления и удалённому API. Документация </w:t>
+      </w:r>
+      <w:r>
+        <w:rPr>
+          <w:rFonts w:ascii="Times New Roman" w:hAnsi="Times New Roman" w:cs="Times New Roman"/>
+          <w:sz w:val="28"/>
+          <w:szCs w:val="28"/>
+        </w:rPr>
+        <w:lastRenderedPageBreak/>
+        <w:t>содержит подробное описание структуры данных пути (координаты контрольных точек, длины сегментов, методы интерполяции)</w:t>
       </w:r>
       <w:r>
         <w:rPr>
@@ -11449,7 +11520,6 @@
           <w:sz w:val="28"/>
           <w:szCs w:val="28"/>
         </w:rPr>
-        <w:lastRenderedPageBreak/>
         <w:t>Статьи</w:t>
       </w:r>
       <w:r>
@@ -11718,7 +11788,6 @@
           <w:rFonts w:ascii="Times New Roman" w:hAnsi="Times New Roman" w:cs="Times New Roman"/>
           <w:sz w:val="28"/>
           <w:szCs w:val="28"/>
-          <w:lang w:val="en-US"/>
         </w:rPr>
         <w:t>(</w:t>
       </w:r>
@@ -12061,6 +12130,7 @@
           <w:sz w:val="28"/>
           <w:szCs w:val="28"/>
         </w:rPr>
+        <w:lastRenderedPageBreak/>
         <w:t>totalLength</w:t>
       </w:r>
       <w:proofErr w:type="spellEnd"/>
@@ -12110,16 +12180,7 @@
           <w:sz w:val="28"/>
           <w:szCs w:val="28"/>
         </w:rPr>
-        <w:t xml:space="preserve">Основная идея разработанного метода заключается в том, чтобы не </w:t>
-      </w:r>
-      <w:r>
-        <w:rPr>
-          <w:rFonts w:ascii="Times New Roman" w:hAnsi="Times New Roman" w:cs="Times New Roman"/>
-          <w:sz w:val="28"/>
-          <w:szCs w:val="28"/>
-        </w:rPr>
-        <w:lastRenderedPageBreak/>
-        <w:t>заставлять робота самостоятельно планировать движение по сложному пути, а создать виртуальную цель (маленькую сферу </w:t>
+        <w:t>Основная идея разработанного метода заключается в том, чтобы не заставлять робота самостоятельно планировать движение по сложному пути, а создать виртуальную цель (маленькую сферу </w:t>
       </w:r>
       <w:proofErr w:type="spellStart"/>
       <w:r>
@@ -12749,7 +12810,16 @@
           <w:sz w:val="28"/>
           <w:szCs w:val="28"/>
         </w:rPr>
-        <w:t>Функция возвращает точные координаты (x, y, z) точки на пути, соответствующей пройденному расстоянию. На каждом шаге симуляции виртуальная цель (</w:t>
+        <w:t xml:space="preserve">Функция возвращает точные координаты (x, y, z) точки на пути, соответствующей пройденному расстоянию. На каждом шаге симуляции </w:t>
+      </w:r>
+      <w:r>
+        <w:rPr>
+          <w:rFonts w:ascii="Times New Roman" w:hAnsi="Times New Roman" w:cs="Times New Roman"/>
+          <w:sz w:val="28"/>
+          <w:szCs w:val="28"/>
+        </w:rPr>
+        <w:lastRenderedPageBreak/>
+        <w:t>виртуальная цель (</w:t>
       </w:r>
       <w:proofErr w:type="spellStart"/>
       <w:r>
@@ -12775,16 +12845,7 @@
           <w:sz w:val="28"/>
           <w:szCs w:val="28"/>
         </w:rPr>
-        <w:t xml:space="preserve">К слову, в начале симуляции настроена телепортация робота в первую точку </w:t>
-      </w:r>
-      <w:r>
-        <w:rPr>
-          <w:rFonts w:ascii="Times New Roman" w:hAnsi="Times New Roman" w:cs="Times New Roman"/>
-          <w:sz w:val="28"/>
-          <w:szCs w:val="28"/>
-        </w:rPr>
-        <w:lastRenderedPageBreak/>
-        <w:t>пути по ходу движения (прямо).</w:t>
+        <w:t>К слову, в начале симуляции настроена телепортация робота в первую точку пути по ходу движения (прямо).</w:t>
       </w:r>
     </w:p>
     <w:p>
@@ -12959,7 +13020,6 @@
           <w:lang w:val="en-US"/>
         </w:rPr>
       </w:pPr>
-      <w:proofErr w:type="gramStart"/>
       <w:r>
         <w:rPr>
           <w:rFonts w:ascii="Times New Roman" w:hAnsi="Times New Roman" w:cs="Times New Roman"/>
@@ -12967,17 +13027,7 @@
           <w:szCs w:val="28"/>
           <w:lang w:val="en-US"/>
         </w:rPr>
-        <w:t>dx</w:t>
-      </w:r>
-      <w:proofErr w:type="gramEnd"/>
-      <w:r>
-        <w:rPr>
-          <w:rFonts w:ascii="Times New Roman" w:hAnsi="Times New Roman" w:cs="Times New Roman"/>
-          <w:sz w:val="28"/>
-          <w:szCs w:val="28"/>
-          <w:lang w:val="en-US"/>
-        </w:rPr>
-        <w:t xml:space="preserve"> = </w:t>
+        <w:t xml:space="preserve">dx = </w:t>
       </w:r>
       <w:proofErr w:type="spellStart"/>
       <w:r>
@@ -13024,7 +13074,6 @@
         </w:rPr>
       </w:pPr>
       <w:proofErr w:type="spellStart"/>
-      <w:proofErr w:type="gramStart"/>
       <w:r>
         <w:rPr>
           <w:rFonts w:ascii="Times New Roman" w:hAnsi="Times New Roman" w:cs="Times New Roman"/>
@@ -13035,7 +13084,6 @@
         <w:t>dy</w:t>
       </w:r>
       <w:proofErr w:type="spellEnd"/>
-      <w:proofErr w:type="gramEnd"/>
       <w:r>
         <w:rPr>
           <w:rFonts w:ascii="Times New Roman" w:hAnsi="Times New Roman" w:cs="Times New Roman"/>
@@ -13368,7 +13416,16 @@
           <w:sz w:val="28"/>
           <w:szCs w:val="28"/>
         </w:rPr>
-        <w:t xml:space="preserve"> был добавлен ПИД-регулятор. Он динамически корректирует базовую скорость робота в зав</w:t>
+        <w:t xml:space="preserve"> </w:t>
+      </w:r>
+      <w:r>
+        <w:rPr>
+          <w:rFonts w:ascii="Times New Roman" w:hAnsi="Times New Roman" w:cs="Times New Roman"/>
+          <w:sz w:val="28"/>
+          <w:szCs w:val="28"/>
+        </w:rPr>
+        <w:lastRenderedPageBreak/>
+        <w:t>был добавлен ПИД-регулятор. Он динамически корректирует базовую скорость робота в зав</w:t>
       </w:r>
       <w:r>
         <w:rPr>
@@ -13392,16 +13449,7 @@
           <w:sz w:val="28"/>
           <w:szCs w:val="28"/>
         </w:rPr>
-        <w:t xml:space="preserve">я, чтобы не </w:t>
-      </w:r>
-      <w:r>
-        <w:rPr>
-          <w:rFonts w:ascii="Times New Roman" w:hAnsi="Times New Roman" w:cs="Times New Roman"/>
-          <w:sz w:val="28"/>
-          <w:szCs w:val="28"/>
-        </w:rPr>
-        <w:lastRenderedPageBreak/>
-        <w:t>проскакивать мимо.</w:t>
+        <w:t>я, чтобы не проскакивать мимо.</w:t>
       </w:r>
     </w:p>
     <w:p>
@@ -13813,7 +13861,16 @@
           <w:sz w:val="28"/>
           <w:szCs w:val="28"/>
         </w:rPr>
-        <w:t xml:space="preserve">-адресу (например, 239.0.0.1) на определённый порт. </w:t>
+        <w:t xml:space="preserve">-адресу (например, 239.0.0.1) на </w:t>
+      </w:r>
+      <w:r>
+        <w:rPr>
+          <w:rFonts w:ascii="Times New Roman" w:hAnsi="Times New Roman" w:cs="Times New Roman"/>
+          <w:sz w:val="28"/>
+          <w:szCs w:val="28"/>
+        </w:rPr>
+        <w:lastRenderedPageBreak/>
+        <w:t xml:space="preserve">определённый порт. </w:t>
       </w:r>
       <w:r>
         <w:rPr>
@@ -13830,7 +13887,6 @@
           <w:sz w:val="28"/>
           <w:szCs w:val="28"/>
         </w:rPr>
-        <w:lastRenderedPageBreak/>
         <w:t>Мультикаст</w:t>
       </w:r>
       <w:proofErr w:type="spellEnd"/>
@@ -14107,7 +14163,16 @@
           <w:sz w:val="28"/>
           <w:szCs w:val="28"/>
         </w:rPr>
-        <w:t xml:space="preserve"> выполняет следующ</w:t>
+        <w:t xml:space="preserve"> выполняет </w:t>
+      </w:r>
+      <w:r>
+        <w:rPr>
+          <w:rFonts w:ascii="Times New Roman" w:hAnsi="Times New Roman" w:cs="Times New Roman"/>
+          <w:sz w:val="28"/>
+          <w:szCs w:val="28"/>
+        </w:rPr>
+        <w:lastRenderedPageBreak/>
+        <w:t>следующ</w:t>
       </w:r>
       <w:r>
         <w:rPr>
@@ -14189,7 +14254,6 @@
           <w:sz w:val="28"/>
           <w:szCs w:val="28"/>
         </w:rPr>
-        <w:lastRenderedPageBreak/>
         <w:t xml:space="preserve">Загрузка/инициализация базы данных </w:t>
       </w:r>
       <w:proofErr w:type="spellStart"/>
@@ -14577,7 +14641,6 @@
           <w:rFonts w:ascii="Times New Roman" w:hAnsi="Times New Roman" w:cs="Times New Roman"/>
           <w:sz w:val="28"/>
           <w:szCs w:val="28"/>
-          <w:lang w:val="en-US"/>
         </w:rPr>
       </w:pPr>
       <w:r>
@@ -14710,16 +14773,8 @@
           <w:sz w:val="28"/>
           <w:szCs w:val="28"/>
         </w:rPr>
-        <w:t xml:space="preserve">Таким образом, на каждом контроллере хранится полная копия траектории. Это обеспечивает отказоустойчивость — если один контроллер потеряет питание, остальные продолжат движение, а потерявший при </w:t>
-      </w:r>
-      <w:r>
-        <w:rPr>
-          <w:rFonts w:ascii="Times New Roman" w:hAnsi="Times New Roman" w:cs="Times New Roman"/>
-          <w:sz w:val="28"/>
-          <w:szCs w:val="28"/>
-        </w:rPr>
         <w:lastRenderedPageBreak/>
-        <w:t>включении заг</w:t>
+        <w:t>Таким образом, на каждом контроллере хранится полная копия траектории. Это обеспечивает отказоустойчивость — если один контроллер потеряет питание, остальные продолжат движение, а потерявший при включении заг</w:t>
       </w:r>
       <w:r>
         <w:rPr>
@@ -15231,10 +15286,25 @@
           <w:rFonts w:ascii="Times New Roman" w:hAnsi="Times New Roman" w:cs="Times New Roman"/>
           <w:sz w:val="28"/>
           <w:szCs w:val="28"/>
+        </w:rPr>
+      </w:pPr>
+      <w:r>
+        <w:rPr>
+          <w:rFonts w:ascii="Times New Roman" w:hAnsi="Times New Roman" w:cs="Times New Roman"/>
+          <w:sz w:val="28"/>
+          <w:szCs w:val="28"/>
           <w:lang w:val="en-US"/>
         </w:rPr>
-      </w:pPr>
-      <w:proofErr w:type="spellStart"/>
+        <w:t>Simulation</w:t>
+      </w:r>
+      <w:r>
+        <w:rPr>
+          <w:rFonts w:ascii="Times New Roman" w:hAnsi="Times New Roman" w:cs="Times New Roman"/>
+          <w:sz w:val="28"/>
+          <w:szCs w:val="28"/>
+        </w:rPr>
+        <w:t>_</w:t>
+      </w:r>
       <w:r>
         <w:rPr>
           <w:rFonts w:ascii="Times New Roman" w:hAnsi="Times New Roman" w:cs="Times New Roman"/>
@@ -15242,9 +15312,8 @@
           <w:szCs w:val="28"/>
           <w:lang w:val="en-US"/>
         </w:rPr>
-        <w:t>Simulation_id</w:t>
-      </w:r>
-      <w:proofErr w:type="spellEnd"/>
+        <w:t>id</w:t>
+      </w:r>
     </w:p>
     <w:p>
       <w:pPr>
@@ -15255,7 +15324,6 @@
           <w:rFonts w:ascii="Times New Roman" w:hAnsi="Times New Roman" w:cs="Times New Roman"/>
           <w:sz w:val="28"/>
           <w:szCs w:val="28"/>
-          <w:lang w:val="en-US"/>
         </w:rPr>
       </w:pPr>
       <w:r>
@@ -15277,7 +15345,6 @@
           <w:rFonts w:ascii="Times New Roman" w:hAnsi="Times New Roman" w:cs="Times New Roman"/>
           <w:sz w:val="28"/>
           <w:szCs w:val="28"/>
-          <w:lang w:val="en-US"/>
         </w:rPr>
       </w:pPr>
       <w:r>
@@ -15305,41 +15372,41 @@
           <w:rFonts w:ascii="Times New Roman" w:hAnsi="Times New Roman" w:cs="Times New Roman"/>
           <w:sz w:val="28"/>
           <w:szCs w:val="28"/>
+        </w:rPr>
+        <w:lastRenderedPageBreak/>
+        <w:tab/>
+      </w:r>
+      <w:r>
+        <w:rPr>
+          <w:rFonts w:ascii="Times New Roman" w:hAnsi="Times New Roman" w:cs="Times New Roman"/>
+          <w:sz w:val="28"/>
+          <w:szCs w:val="28"/>
+        </w:rPr>
+        <w:t>Д</w:t>
+      </w:r>
+      <w:r>
+        <w:rPr>
+          <w:rFonts w:ascii="Times New Roman" w:hAnsi="Times New Roman" w:cs="Times New Roman"/>
+          <w:sz w:val="28"/>
+          <w:szCs w:val="28"/>
+        </w:rPr>
+        <w:t xml:space="preserve">ля дальнейшей обработки </w:t>
+      </w:r>
+      <w:r>
+        <w:rPr>
+          <w:rFonts w:ascii="Times New Roman" w:hAnsi="Times New Roman" w:cs="Times New Roman"/>
+          <w:sz w:val="28"/>
+          <w:szCs w:val="28"/>
+        </w:rPr>
+        <w:t xml:space="preserve">данных предусмотрено их скачивание в формате </w:t>
+      </w:r>
+      <w:r>
+        <w:rPr>
+          <w:rFonts w:ascii="Times New Roman" w:hAnsi="Times New Roman" w:cs="Times New Roman"/>
+          <w:sz w:val="28"/>
+          <w:szCs w:val="28"/>
           <w:lang w:val="en-US"/>
         </w:rPr>
-        <w:tab/>
-      </w:r>
-      <w:r>
-        <w:rPr>
-          <w:rFonts w:ascii="Times New Roman" w:hAnsi="Times New Roman" w:cs="Times New Roman"/>
-          <w:sz w:val="28"/>
-          <w:szCs w:val="28"/>
-        </w:rPr>
-        <w:t>Д</w:t>
-      </w:r>
-      <w:r>
-        <w:rPr>
-          <w:rFonts w:ascii="Times New Roman" w:hAnsi="Times New Roman" w:cs="Times New Roman"/>
-          <w:sz w:val="28"/>
-          <w:szCs w:val="28"/>
-        </w:rPr>
-        <w:t xml:space="preserve">ля дальнейшей обработки </w:t>
-      </w:r>
-      <w:r>
-        <w:rPr>
-          <w:rFonts w:ascii="Times New Roman" w:hAnsi="Times New Roman" w:cs="Times New Roman"/>
-          <w:sz w:val="28"/>
-          <w:szCs w:val="28"/>
-        </w:rPr>
-        <w:t xml:space="preserve">данных предусмотрено их скачивание в формате </w:t>
-      </w:r>
-      <w:r>
-        <w:rPr>
-          <w:rFonts w:ascii="Times New Roman" w:hAnsi="Times New Roman" w:cs="Times New Roman"/>
-          <w:sz w:val="28"/>
-          <w:szCs w:val="28"/>
-          <w:lang w:val="en-US"/>
-        </w:rPr>
         <w:t>CSV</w:t>
       </w:r>
       <w:r>
@@ -15350,8 +15417,6 @@
         </w:rPr>
         <w:t>.</w:t>
       </w:r>
-      <w:bookmarkStart w:id="5" w:name="_GoBack"/>
-      <w:bookmarkEnd w:id="5"/>
     </w:p>
     <w:p>
       <w:pPr>
@@ -16209,10 +16274,7 @@
         <w:t xml:space="preserve">: </w:t>
       </w:r>
       <w:r>
-        <w:t>https://www.lua.org/manual/5.5/</w:t>
-      </w:r>
-      <w:r>
-        <w:t xml:space="preserve"> </w:t>
+        <w:t xml:space="preserve">https://www.lua.org/manual/5.5/ </w:t>
       </w:r>
       <w:r>
         <w:rPr>
@@ -16672,7 +16734,7 @@
 </file>
 
 <file path=word/endnotes.xml><?xml version="1.0" encoding="utf-8"?>
-<w:endnotes xmlns:wpc="http://schemas.microsoft.com/office/word/2010/wordprocessingCanvas" xmlns:mc="http://schemas.openxmlformats.org/markup-compatibility/2006" xmlns:o="urn:schemas-microsoft-com:office:office" xmlns:r="http://schemas.openxmlformats.org/officeDocument/2006/relationships" xmlns:m="http://schemas.openxmlformats.org/officeDocument/2006/math" xmlns:v="urn:schemas-microsoft-com:vml" xmlns:wp14="http://schemas.microsoft.com/office/word/2010/wordprocessingDrawing" xmlns:wp="http://schemas.openxmlformats.org/drawingml/2006/wordprocessingDrawing" xmlns:w10="urn:schemas-microsoft-com:office:word" xmlns:w="http://schemas.openxmlformats.org/wordprocessingml/2006/main" xmlns:w14="http://schemas.microsoft.com/office/word/2010/wordml" xmlns:w15="http://schemas.microsoft.com/office/word/2012/wordml" xmlns:wpg="http://schemas.microsoft.com/office/word/2010/wordprocessingGroup" xmlns:wpi="http://schemas.microsoft.com/office/word/2010/wordprocessingInk" xmlns:wne="http://schemas.microsoft.com/office/word/2006/wordml" xmlns:wps="http://schemas.microsoft.com/office/word/2010/wordprocessingShape" mc:Ignorable="w14 w15 wp14">
+<w:endnotes xmlns:wpc="http://schemas.microsoft.com/office/word/2010/wordprocessingCanvas" xmlns:cx="http://schemas.microsoft.com/office/drawing/2014/chartex" xmlns:mc="http://schemas.openxmlformats.org/markup-compatibility/2006" xmlns:o="urn:schemas-microsoft-com:office:office" xmlns:r="http://schemas.openxmlformats.org/officeDocument/2006/relationships" xmlns:m="http://schemas.openxmlformats.org/officeDocument/2006/math" xmlns:v="urn:schemas-microsoft-com:vml" xmlns:wp14="http://schemas.microsoft.com/office/word/2010/wordprocessingDrawing" xmlns:wp="http://schemas.openxmlformats.org/drawingml/2006/wordprocessingDrawing" xmlns:w10="urn:schemas-microsoft-com:office:word" xmlns:w="http://schemas.openxmlformats.org/wordprocessingml/2006/main" xmlns:w14="http://schemas.microsoft.com/office/word/2010/wordml" xmlns:w15="http://schemas.microsoft.com/office/word/2012/wordml" xmlns:w16se="http://schemas.microsoft.com/office/word/2015/wordml/symex" xmlns:wpg="http://schemas.microsoft.com/office/word/2010/wordprocessingGroup" xmlns:wpi="http://schemas.microsoft.com/office/word/2010/wordprocessingInk" xmlns:wne="http://schemas.microsoft.com/office/word/2006/wordml" xmlns:wps="http://schemas.microsoft.com/office/word/2010/wordprocessingShape" mc:Ignorable="w14 w15 w16se wp14">
   <w:endnote w:type="separator" w:id="-1">
     <w:p>
       <w:r>
@@ -16691,7 +16753,7 @@
 </file>
 
 <file path=word/footer1.xml><?xml version="1.0" encoding="utf-8"?>
-<w:ftr xmlns:wpc="http://schemas.microsoft.com/office/word/2010/wordprocessingCanvas" xmlns:mc="http://schemas.openxmlformats.org/markup-compatibility/2006" xmlns:o="urn:schemas-microsoft-com:office:office" xmlns:r="http://schemas.openxmlformats.org/officeDocument/2006/relationships" xmlns:m="http://schemas.openxmlformats.org/officeDocument/2006/math" xmlns:v="urn:schemas-microsoft-com:vml" xmlns:wp14="http://schemas.microsoft.com/office/word/2010/wordprocessingDrawing" xmlns:wp="http://schemas.openxmlformats.org/drawingml/2006/wordprocessingDrawing" xmlns:w10="urn:schemas-microsoft-com:office:word" xmlns:w="http://schemas.openxmlformats.org/wordprocessingml/2006/main" xmlns:w14="http://schemas.microsoft.com/office/word/2010/wordml" xmlns:w15="http://schemas.microsoft.com/office/word/2012/wordml" xmlns:wpg="http://schemas.microsoft.com/office/word/2010/wordprocessingGroup" xmlns:wpi="http://schemas.microsoft.com/office/word/2010/wordprocessingInk" xmlns:wne="http://schemas.microsoft.com/office/word/2006/wordml" xmlns:wps="http://schemas.microsoft.com/office/word/2010/wordprocessingShape" mc:Ignorable="w14 w15 wp14">
+<w:ftr xmlns:wpc="http://schemas.microsoft.com/office/word/2010/wordprocessingCanvas" xmlns:cx="http://schemas.microsoft.com/office/drawing/2014/chartex" xmlns:mc="http://schemas.openxmlformats.org/markup-compatibility/2006" xmlns:o="urn:schemas-microsoft-com:office:office" xmlns:r="http://schemas.openxmlformats.org/officeDocument/2006/relationships" xmlns:m="http://schemas.openxmlformats.org/officeDocument/2006/math" xmlns:v="urn:schemas-microsoft-com:vml" xmlns:wp14="http://schemas.microsoft.com/office/word/2010/wordprocessingDrawing" xmlns:wp="http://schemas.openxmlformats.org/drawingml/2006/wordprocessingDrawing" xmlns:w10="urn:schemas-microsoft-com:office:word" xmlns:w="http://schemas.openxmlformats.org/wordprocessingml/2006/main" xmlns:w14="http://schemas.microsoft.com/office/word/2010/wordml" xmlns:w15="http://schemas.microsoft.com/office/word/2012/wordml" xmlns:w16se="http://schemas.microsoft.com/office/word/2015/wordml/symex" xmlns:wpg="http://schemas.microsoft.com/office/word/2010/wordprocessingGroup" xmlns:wpi="http://schemas.microsoft.com/office/word/2010/wordprocessingInk" xmlns:wne="http://schemas.microsoft.com/office/word/2006/wordml" xmlns:wps="http://schemas.microsoft.com/office/word/2010/wordprocessingShape" mc:Ignorable="w14 w15 w16se wp14">
   <w:p>
     <w:pPr>
       <w:pStyle w:val="a3"/>
@@ -16743,7 +16805,7 @@
 </file>
 
 <file path=word/footer2.xml><?xml version="1.0" encoding="utf-8"?>
-<w:ftr xmlns:wpc="http://schemas.microsoft.com/office/word/2010/wordprocessingCanvas" xmlns:mc="http://schemas.openxmlformats.org/markup-compatibility/2006" xmlns:o="urn:schemas-microsoft-com:office:office" xmlns:r="http://schemas.openxmlformats.org/officeDocument/2006/relationships" xmlns:m="http://schemas.openxmlformats.org/officeDocument/2006/math" xmlns:v="urn:schemas-microsoft-com:vml" xmlns:wp14="http://schemas.microsoft.com/office/word/2010/wordprocessingDrawing" xmlns:wp="http://schemas.openxmlformats.org/drawingml/2006/wordprocessingDrawing" xmlns:w10="urn:schemas-microsoft-com:office:word" xmlns:w="http://schemas.openxmlformats.org/wordprocessingml/2006/main" xmlns:w14="http://schemas.microsoft.com/office/word/2010/wordml" xmlns:w15="http://schemas.microsoft.com/office/word/2012/wordml" xmlns:wpg="http://schemas.microsoft.com/office/word/2010/wordprocessingGroup" xmlns:wpi="http://schemas.microsoft.com/office/word/2010/wordprocessingInk" xmlns:wne="http://schemas.microsoft.com/office/word/2006/wordml" xmlns:wps="http://schemas.microsoft.com/office/word/2010/wordprocessingShape" mc:Ignorable="w14 w15 wp14">
+<w:ftr xmlns:wpc="http://schemas.microsoft.com/office/word/2010/wordprocessingCanvas" xmlns:cx="http://schemas.microsoft.com/office/drawing/2014/chartex" xmlns:mc="http://schemas.openxmlformats.org/markup-compatibility/2006" xmlns:o="urn:schemas-microsoft-com:office:office" xmlns:r="http://schemas.openxmlformats.org/officeDocument/2006/relationships" xmlns:m="http://schemas.openxmlformats.org/officeDocument/2006/math" xmlns:v="urn:schemas-microsoft-com:vml" xmlns:wp14="http://schemas.microsoft.com/office/word/2010/wordprocessingDrawing" xmlns:wp="http://schemas.openxmlformats.org/drawingml/2006/wordprocessingDrawing" xmlns:w10="urn:schemas-microsoft-com:office:word" xmlns:w="http://schemas.openxmlformats.org/wordprocessingml/2006/main" xmlns:w14="http://schemas.microsoft.com/office/word/2010/wordml" xmlns:w15="http://schemas.microsoft.com/office/word/2012/wordml" xmlns:w16se="http://schemas.microsoft.com/office/word/2015/wordml/symex" xmlns:wpg="http://schemas.microsoft.com/office/word/2010/wordprocessingGroup" xmlns:wpi="http://schemas.microsoft.com/office/word/2010/wordprocessingInk" xmlns:wne="http://schemas.microsoft.com/office/word/2006/wordml" xmlns:wps="http://schemas.microsoft.com/office/word/2010/wordprocessingShape" mc:Ignorable="w14 w15 w16se wp14">
   <w:sdt>
     <w:sdtPr>
       <w:id w:val="-507452917"/>
@@ -16797,7 +16859,7 @@
             <w:szCs w:val="28"/>
             <w:lang w:val="ru-RU"/>
           </w:rPr>
-          <w:t>29</w:t>
+          <w:t>30</w:t>
         </w:r>
         <w:r>
           <w:rPr>
@@ -16825,7 +16887,7 @@
 </file>
 
 <file path=word/footnotes.xml><?xml version="1.0" encoding="utf-8"?>
-<w:footnotes xmlns:wpc="http://schemas.microsoft.com/office/word/2010/wordprocessingCanvas" xmlns:mc="http://schemas.openxmlformats.org/markup-compatibility/2006" xmlns:o="urn:schemas-microsoft-com:office:office" xmlns:r="http://schemas.openxmlformats.org/officeDocument/2006/relationships" xmlns:m="http://schemas.openxmlformats.org/officeDocument/2006/math" xmlns:v="urn:schemas-microsoft-com:vml" xmlns:wp14="http://schemas.microsoft.com/office/word/2010/wordprocessingDrawing" xmlns:wp="http://schemas.openxmlformats.org/drawingml/2006/wordprocessingDrawing" xmlns:w10="urn:schemas-microsoft-com:office:word" xmlns:w="http://schemas.openxmlformats.org/wordprocessingml/2006/main" xmlns:w14="http://schemas.microsoft.com/office/word/2010/wordml" xmlns:w15="http://schemas.microsoft.com/office/word/2012/wordml" xmlns:wpg="http://schemas.microsoft.com/office/word/2010/wordprocessingGroup" xmlns:wpi="http://schemas.microsoft.com/office/word/2010/wordprocessingInk" xmlns:wne="http://schemas.microsoft.com/office/word/2006/wordml" xmlns:wps="http://schemas.microsoft.com/office/word/2010/wordprocessingShape" mc:Ignorable="w14 w15 wp14">
+<w:footnotes xmlns:wpc="http://schemas.microsoft.com/office/word/2010/wordprocessingCanvas" xmlns:cx="http://schemas.microsoft.com/office/drawing/2014/chartex" xmlns:mc="http://schemas.openxmlformats.org/markup-compatibility/2006" xmlns:o="urn:schemas-microsoft-com:office:office" xmlns:r="http://schemas.openxmlformats.org/officeDocument/2006/relationships" xmlns:m="http://schemas.openxmlformats.org/officeDocument/2006/math" xmlns:v="urn:schemas-microsoft-com:vml" xmlns:wp14="http://schemas.microsoft.com/office/word/2010/wordprocessingDrawing" xmlns:wp="http://schemas.openxmlformats.org/drawingml/2006/wordprocessingDrawing" xmlns:w10="urn:schemas-microsoft-com:office:word" xmlns:w="http://schemas.openxmlformats.org/wordprocessingml/2006/main" xmlns:w14="http://schemas.microsoft.com/office/word/2010/wordml" xmlns:w15="http://schemas.microsoft.com/office/word/2012/wordml" xmlns:w16se="http://schemas.microsoft.com/office/word/2015/wordml/symex" xmlns:wpg="http://schemas.microsoft.com/office/word/2010/wordprocessingGroup" xmlns:wpi="http://schemas.microsoft.com/office/word/2010/wordprocessingInk" xmlns:wne="http://schemas.microsoft.com/office/word/2006/wordml" xmlns:wps="http://schemas.microsoft.com/office/word/2010/wordprocessingShape" mc:Ignorable="w14 w15 w16se wp14">
   <w:footnote w:type="separator" w:id="-1">
     <w:p>
       <w:r>
@@ -16844,7 +16906,7 @@
 </file>
 
 <file path=word/numbering.xml><?xml version="1.0" encoding="utf-8"?>
-<w:numbering xmlns:wpc="http://schemas.microsoft.com/office/word/2010/wordprocessingCanvas" xmlns:mc="http://schemas.openxmlformats.org/markup-compatibility/2006" xmlns:o="urn:schemas-microsoft-com:office:office" xmlns:r="http://schemas.openxmlformats.org/officeDocument/2006/relationships" xmlns:m="http://schemas.openxmlformats.org/officeDocument/2006/math" xmlns:v="urn:schemas-microsoft-com:vml" xmlns:wp14="http://schemas.microsoft.com/office/word/2010/wordprocessingDrawing" xmlns:wp="http://schemas.openxmlformats.org/drawingml/2006/wordprocessingDrawing" xmlns:w10="urn:schemas-microsoft-com:office:word" xmlns:w="http://schemas.openxmlformats.org/wordprocessingml/2006/main" xmlns:w14="http://schemas.microsoft.com/office/word/2010/wordml" xmlns:w15="http://schemas.microsoft.com/office/word/2012/wordml" xmlns:wpg="http://schemas.microsoft.com/office/word/2010/wordprocessingGroup" xmlns:wpi="http://schemas.microsoft.com/office/word/2010/wordprocessingInk" xmlns:wne="http://schemas.microsoft.com/office/word/2006/wordml" xmlns:wps="http://schemas.microsoft.com/office/word/2010/wordprocessingShape" mc:Ignorable="w14 w15 wp14">
+<w:numbering xmlns:wpc="http://schemas.microsoft.com/office/word/2010/wordprocessingCanvas" xmlns:cx="http://schemas.microsoft.com/office/drawing/2014/chartex" xmlns:mc="http://schemas.openxmlformats.org/markup-compatibility/2006" xmlns:o="urn:schemas-microsoft-com:office:office" xmlns:r="http://schemas.openxmlformats.org/officeDocument/2006/relationships" xmlns:m="http://schemas.openxmlformats.org/officeDocument/2006/math" xmlns:v="urn:schemas-microsoft-com:vml" xmlns:wp14="http://schemas.microsoft.com/office/word/2010/wordprocessingDrawing" xmlns:wp="http://schemas.openxmlformats.org/drawingml/2006/wordprocessingDrawing" xmlns:w10="urn:schemas-microsoft-com:office:word" xmlns:w="http://schemas.openxmlformats.org/wordprocessingml/2006/main" xmlns:w14="http://schemas.microsoft.com/office/word/2010/wordml" xmlns:w15="http://schemas.microsoft.com/office/word/2012/wordml" xmlns:w16se="http://schemas.microsoft.com/office/word/2015/wordml/symex" xmlns:wpg="http://schemas.microsoft.com/office/word/2010/wordprocessingGroup" xmlns:wpi="http://schemas.microsoft.com/office/word/2010/wordprocessingInk" xmlns:wne="http://schemas.microsoft.com/office/word/2006/wordml" xmlns:wps="http://schemas.microsoft.com/office/word/2010/wordprocessingShape" mc:Ignorable="w14 w15 w16se wp14">
   <w:abstractNum w:abstractNumId="0" w15:restartNumberingAfterBreak="0">
     <w:nsid w:val="02A80923"/>
     <w:multiLevelType w:val="hybridMultilevel"/>
@@ -21936,7 +21998,7 @@
 </file>
 
 <file path=word/styles.xml><?xml version="1.0" encoding="utf-8"?>
-<w:styles xmlns:mc="http://schemas.openxmlformats.org/markup-compatibility/2006" xmlns:r="http://schemas.openxmlformats.org/officeDocument/2006/relationships" xmlns:w="http://schemas.openxmlformats.org/wordprocessingml/2006/main" xmlns:w14="http://schemas.microsoft.com/office/word/2010/wordml" xmlns:w15="http://schemas.microsoft.com/office/word/2012/wordml" mc:Ignorable="w14 w15">
+<w:styles xmlns:mc="http://schemas.openxmlformats.org/markup-compatibility/2006" xmlns:r="http://schemas.openxmlformats.org/officeDocument/2006/relationships" xmlns:w="http://schemas.openxmlformats.org/wordprocessingml/2006/main" xmlns:w14="http://schemas.microsoft.com/office/word/2010/wordml" xmlns:w15="http://schemas.microsoft.com/office/word/2012/wordml" xmlns:w16se="http://schemas.microsoft.com/office/word/2015/wordml/symex" mc:Ignorable="w14 w15 w16se">
   <w:docDefaults>
     <w:rPrDefault>
       <w:rPr>
@@ -23141,7 +23203,7 @@
 </file>
 
 <file path=customXml/itemProps1.xml><?xml version="1.0" encoding="utf-8"?>
-<ds:datastoreItem xmlns:ds="http://schemas.openxmlformats.org/officeDocument/2006/customXml" ds:itemID="{D67C5C5E-A0E0-4112-A99E-C2F17A155537}">
+<ds:datastoreItem xmlns:ds="http://schemas.openxmlformats.org/officeDocument/2006/customXml" ds:itemID="{A0F1E658-4FB4-464D-9D88-D857D0B366D3}">
   <ds:schemaRefs>
     <ds:schemaRef ds:uri="http://schemas.openxmlformats.org/officeDocument/2006/bibliography"/>
   </ds:schemaRefs>

--- a/diplom.docx
+++ b/diplom.docx
@@ -1,6 +1,6 @@
 
 <file path=word/document.xml><?xml version="1.0" encoding="utf-8"?>
-<w:document xmlns:wpc="http://schemas.microsoft.com/office/word/2010/wordprocessingCanvas" xmlns:cx="http://schemas.microsoft.com/office/drawing/2014/chartex" xmlns:mc="http://schemas.openxmlformats.org/markup-compatibility/2006" xmlns:o="urn:schemas-microsoft-com:office:office" xmlns:r="http://schemas.openxmlformats.org/officeDocument/2006/relationships" xmlns:m="http://schemas.openxmlformats.org/officeDocument/2006/math" xmlns:v="urn:schemas-microsoft-com:vml" xmlns:wp14="http://schemas.microsoft.com/office/word/2010/wordprocessingDrawing" xmlns:wp="http://schemas.openxmlformats.org/drawingml/2006/wordprocessingDrawing" xmlns:w10="urn:schemas-microsoft-com:office:word" xmlns:w="http://schemas.openxmlformats.org/wordprocessingml/2006/main" xmlns:w14="http://schemas.microsoft.com/office/word/2010/wordml" xmlns:w15="http://schemas.microsoft.com/office/word/2012/wordml" xmlns:w16se="http://schemas.microsoft.com/office/word/2015/wordml/symex" xmlns:wpg="http://schemas.microsoft.com/office/word/2010/wordprocessingGroup" xmlns:wpi="http://schemas.microsoft.com/office/word/2010/wordprocessingInk" xmlns:wne="http://schemas.microsoft.com/office/word/2006/wordml" xmlns:wps="http://schemas.microsoft.com/office/word/2010/wordprocessingShape" mc:Ignorable="w14 w15 w16se wp14">
+<w:document xmlns:wpc="http://schemas.microsoft.com/office/word/2010/wordprocessingCanvas" xmlns:mc="http://schemas.openxmlformats.org/markup-compatibility/2006" xmlns:o="urn:schemas-microsoft-com:office:office" xmlns:r="http://schemas.openxmlformats.org/officeDocument/2006/relationships" xmlns:m="http://schemas.openxmlformats.org/officeDocument/2006/math" xmlns:v="urn:schemas-microsoft-com:vml" xmlns:wp14="http://schemas.microsoft.com/office/word/2010/wordprocessingDrawing" xmlns:wp="http://schemas.openxmlformats.org/drawingml/2006/wordprocessingDrawing" xmlns:w10="urn:schemas-microsoft-com:office:word" xmlns:w="http://schemas.openxmlformats.org/wordprocessingml/2006/main" xmlns:w14="http://schemas.microsoft.com/office/word/2010/wordml" xmlns:w15="http://schemas.microsoft.com/office/word/2012/wordml" xmlns:wpg="http://schemas.microsoft.com/office/word/2010/wordprocessingGroup" xmlns:wpi="http://schemas.microsoft.com/office/word/2010/wordprocessingInk" xmlns:wne="http://schemas.microsoft.com/office/word/2006/wordml" xmlns:wps="http://schemas.microsoft.com/office/word/2010/wordprocessingShape" mc:Ignorable="w14 w15 wp14">
   <w:body>
     <w:p>
       <w:pPr>
@@ -4038,7 +4038,6 @@
                 <w:sz w:val="24"/>
                 <w:szCs w:val="24"/>
               </w:rPr>
-              <w:lastRenderedPageBreak/>
               <w:t>Планирование передачи данных и управление реальным роботом</w:t>
             </w:r>
           </w:p>
@@ -7529,7 +7528,23 @@
           <w:sz w:val="28"/>
           <w:szCs w:val="28"/>
         </w:rPr>
-        <w:t xml:space="preserve">Управление роботом осуществляется распределённой системой на базе 6 микроконтроллеров ESP32-WROOM-32. Каждый контроллер </w:t>
+        <w:t>Управление роботом осуществляется распределённой системой на базе 6 микроконтроллеров ESP32-WROOM-32</w:t>
+      </w:r>
+      <w:r>
+        <w:rPr>
+          <w:rFonts w:ascii="Times New Roman" w:hAnsi="Times New Roman" w:cs="Times New Roman"/>
+          <w:sz w:val="28"/>
+          <w:szCs w:val="28"/>
+        </w:rPr>
+        <w:t xml:space="preserve"> [1]</w:t>
+      </w:r>
+      <w:r>
+        <w:rPr>
+          <w:rFonts w:ascii="Times New Roman" w:hAnsi="Times New Roman" w:cs="Times New Roman"/>
+          <w:sz w:val="28"/>
+          <w:szCs w:val="28"/>
+        </w:rPr>
+        <w:t xml:space="preserve">. Каждый контроллер </w:t>
       </w:r>
       <w:r>
         <w:rPr>
@@ -7564,7 +7579,24 @@
           <w:sz w:val="28"/>
           <w:szCs w:val="28"/>
         </w:rPr>
-        <w:t>ра ESP32 приведена в таблице 1</w:t>
+        <w:t>ра ESP32</w:t>
+      </w:r>
+      <w:r>
+        <w:rPr>
+          <w:rFonts w:ascii="Times New Roman" w:hAnsi="Times New Roman" w:cs="Times New Roman"/>
+          <w:sz w:val="28"/>
+          <w:szCs w:val="28"/>
+          <w:lang w:val="en-US"/>
+        </w:rPr>
+        <w:t>-WROOM-32</w:t>
+      </w:r>
+      <w:r>
+        <w:rPr>
+          <w:rFonts w:ascii="Times New Roman" w:hAnsi="Times New Roman" w:cs="Times New Roman"/>
+          <w:sz w:val="28"/>
+          <w:szCs w:val="28"/>
+        </w:rPr>
+        <w:t xml:space="preserve"> приведена в таблице 1</w:t>
       </w:r>
       <w:r>
         <w:rPr>
@@ -8415,7 +8447,15 @@
           <w:sz w:val="28"/>
           <w:szCs w:val="28"/>
         </w:rPr>
-        <w:t>Перенёса</w:t>
+        <w:t>Перенё</w:t>
+      </w:r>
+      <w:r>
+        <w:rPr>
+          <w:rFonts w:ascii="Times New Roman" w:hAnsi="Times New Roman" w:cs="Times New Roman"/>
+          <w:sz w:val="28"/>
+          <w:szCs w:val="28"/>
+        </w:rPr>
+        <w:t>са</w:t>
       </w:r>
       <w:proofErr w:type="spellEnd"/>
       <w:r>
@@ -8442,25 +8482,15 @@
           <w:sz w:val="28"/>
           <w:szCs w:val="28"/>
         </w:rPr>
-        <w:t xml:space="preserve">, </w:t>
-      </w:r>
-      <w:proofErr w:type="spellStart"/>
-      <w:r>
-        <w:rPr>
-          <w:rFonts w:ascii="Times New Roman" w:hAnsi="Times New Roman" w:cs="Times New Roman"/>
-          <w:sz w:val="28"/>
-          <w:szCs w:val="28"/>
-        </w:rPr>
-        <w:t>настроина</w:t>
-      </w:r>
-      <w:proofErr w:type="spellEnd"/>
-      <w:r>
-        <w:rPr>
-          <w:rFonts w:ascii="Times New Roman" w:hAnsi="Times New Roman" w:cs="Times New Roman"/>
-          <w:sz w:val="28"/>
-          <w:szCs w:val="28"/>
-        </w:rPr>
-        <w:t xml:space="preserve"> динамику (масса, трение, амортизация, контакты колёс с поверхностью);</w:t>
+        <w:t>, настроена динамика</w:t>
+      </w:r>
+      <w:r>
+        <w:rPr>
+          <w:rFonts w:ascii="Times New Roman" w:hAnsi="Times New Roman" w:cs="Times New Roman"/>
+          <w:sz w:val="28"/>
+          <w:szCs w:val="28"/>
+        </w:rPr>
+        <w:t xml:space="preserve"> (масса, трение, амортизация, контакты колёс с поверхностью);</w:t>
       </w:r>
     </w:p>
     <w:p>
@@ -8485,7 +8515,55 @@
           <w:szCs w:val="28"/>
         </w:rPr>
         <w:lastRenderedPageBreak/>
-        <w:t>Реализован скрипт управления, который принимает (V, α, ω) и отрабатывает движение робота.</w:t>
+        <w:t>Реализован скрипт управления, который принимает (V</w:t>
+      </w:r>
+      <w:r>
+        <w:rPr>
+          <w:rFonts w:ascii="Times New Roman" w:hAnsi="Times New Roman" w:cs="Times New Roman"/>
+          <w:sz w:val="28"/>
+          <w:szCs w:val="28"/>
+        </w:rPr>
+        <w:t xml:space="preserve"> (м/с)</w:t>
+      </w:r>
+      <w:r>
+        <w:rPr>
+          <w:rFonts w:ascii="Times New Roman" w:hAnsi="Times New Roman" w:cs="Times New Roman"/>
+          <w:sz w:val="28"/>
+          <w:szCs w:val="28"/>
+        </w:rPr>
+        <w:t>, α</w:t>
+      </w:r>
+      <w:r>
+        <w:rPr>
+          <w:rFonts w:ascii="Times New Roman" w:hAnsi="Times New Roman" w:cs="Times New Roman"/>
+          <w:sz w:val="28"/>
+          <w:szCs w:val="28"/>
+        </w:rPr>
+        <w:t xml:space="preserve"> (рад)</w:t>
+      </w:r>
+      <w:r>
+        <w:rPr>
+          <w:rFonts w:ascii="Times New Roman" w:hAnsi="Times New Roman" w:cs="Times New Roman"/>
+          <w:sz w:val="28"/>
+          <w:szCs w:val="28"/>
+        </w:rPr>
+        <w:t>, ω</w:t>
+      </w:r>
+      <w:r>
+        <w:rPr>
+          <w:rFonts w:ascii="Times New Roman" w:hAnsi="Times New Roman" w:cs="Times New Roman"/>
+          <w:sz w:val="28"/>
+          <w:szCs w:val="28"/>
+        </w:rPr>
+        <w:t xml:space="preserve"> (рад/с)</w:t>
+      </w:r>
+      <w:r>
+        <w:rPr>
+          <w:rFonts w:ascii="Times New Roman" w:hAnsi="Times New Roman" w:cs="Times New Roman"/>
+          <w:sz w:val="28"/>
+          <w:szCs w:val="28"/>
+        </w:rPr>
+        <w:t>) и отрабатывает движение робота.</w:t>
       </w:r>
     </w:p>
     <w:p>
@@ -8787,35 +8865,7 @@
           <w:szCs w:val="28"/>
         </w:rPr>
         <w:lastRenderedPageBreak/>
-        <w:t>В симуляции было продемонстрировано движение по простым траекториям (например, «восьмёрка»), а также базовые манёвры: движение прямо, боком, п</w:t>
-      </w:r>
-      <w:r>
-        <w:rPr>
-          <w:rFonts w:ascii="Times New Roman" w:hAnsi="Times New Roman" w:cs="Times New Roman"/>
-          <w:sz w:val="28"/>
-          <w:szCs w:val="28"/>
-        </w:rPr>
-        <w:t>о диагонали, вращение на месте.</w:t>
-      </w:r>
-    </w:p>
-    <w:p>
-      <w:pPr>
-        <w:spacing w:line="360" w:lineRule="auto"/>
-        <w:ind w:firstLine="709"/>
-        <w:jc w:val="both"/>
-        <w:rPr>
-          <w:rFonts w:ascii="Times New Roman" w:hAnsi="Times New Roman" w:cs="Times New Roman"/>
-          <w:sz w:val="28"/>
-          <w:szCs w:val="28"/>
-        </w:rPr>
-      </w:pPr>
-      <w:r>
-        <w:rPr>
-          <w:rFonts w:ascii="Times New Roman" w:hAnsi="Times New Roman" w:cs="Times New Roman"/>
-          <w:sz w:val="28"/>
-          <w:szCs w:val="28"/>
-        </w:rPr>
-        <w:t>Существующая реализация позволяет задавать роботу только последовательность фиксированных команд (V, α, ω) с привязкой ко времени. Для движения по сложной траектории (например, извилистая дорожка, объезд препятствий, повторение ручного вождения) потребовалось бы вручную рассчитывать сотни или тысячи промежуточных векторов. Это трудоёмко, чревато ошибками и делает невозможным быстрое перепрограммирование робота под новую задачу.</w:t>
+        <w:t>Существующая реализация позволяет задавать роботу только последовательность фиксированных команд (V, α, ω). Для движения по сложной траектории (например, извилистая дорожка, объезд препятствий, повторение ручного вождения) потребовалось бы вручную рассчитывать сотни или тысячи промежуточных векторов. Это трудоёмко, чревато ошибками и делает невозможным быстрое перепрограммирование робота под новую задачу.</w:t>
       </w:r>
     </w:p>
     <w:p>
@@ -9056,7 +9106,31 @@
           <w:sz w:val="28"/>
           <w:szCs w:val="28"/>
         </w:rPr>
-        <w:t xml:space="preserve"> это кроссплатформенная среда имитационного моделирования роботов с открытой архитектурой. Она широко используется в образовательных и исследовательских целях благодаря </w:t>
+        <w:t xml:space="preserve"> это кроссплатформенная среда имитационного моделирования роботов с открытой архитектурой</w:t>
+      </w:r>
+      <w:r>
+        <w:rPr>
+          <w:rFonts w:ascii="Times New Roman" w:hAnsi="Times New Roman" w:cs="Times New Roman"/>
+          <w:sz w:val="28"/>
+          <w:szCs w:val="28"/>
+        </w:rPr>
+        <w:t xml:space="preserve"> [5</w:t>
+      </w:r>
+      <w:r>
+        <w:rPr>
+          <w:rFonts w:ascii="Times New Roman" w:hAnsi="Times New Roman" w:cs="Times New Roman"/>
+          <w:sz w:val="28"/>
+          <w:szCs w:val="28"/>
+        </w:rPr>
+        <w:t>]</w:t>
+      </w:r>
+      <w:r>
+        <w:rPr>
+          <w:rFonts w:ascii="Times New Roman" w:hAnsi="Times New Roman" w:cs="Times New Roman"/>
+          <w:sz w:val="28"/>
+          <w:szCs w:val="28"/>
+        </w:rPr>
+        <w:t xml:space="preserve">. Она широко используется в образовательных и исследовательских целях благодаря </w:t>
       </w:r>
       <w:r>
         <w:rPr>
@@ -9153,6 +9227,14 @@
           <w:sz w:val="28"/>
           <w:szCs w:val="28"/>
         </w:rPr>
+        <w:t xml:space="preserve"> [9, 10]</w:t>
+      </w:r>
+      <w:r>
+        <w:rPr>
+          <w:rFonts w:ascii="Times New Roman" w:hAnsi="Times New Roman" w:cs="Times New Roman"/>
+          <w:sz w:val="28"/>
+          <w:szCs w:val="28"/>
+        </w:rPr>
         <w:t xml:space="preserve"> </w:t>
       </w:r>
       <w:r>
@@ -9194,7 +9276,6 @@
           <w:sz w:val="28"/>
           <w:szCs w:val="28"/>
         </w:rPr>
-        <w:lastRenderedPageBreak/>
         <w:t xml:space="preserve">(C++, </w:t>
       </w:r>
       <w:proofErr w:type="spellStart"/>
@@ -9319,6 +9400,7 @@
           <w:sz w:val="28"/>
           <w:szCs w:val="28"/>
         </w:rPr>
+        <w:lastRenderedPageBreak/>
         <w:t>CoppeliaSim</w:t>
       </w:r>
       <w:proofErr w:type="spellEnd"/>
@@ -9362,6 +9444,33 @@
         </w:rPr>
         <w:t>писан базовый скрипт управления</w:t>
       </w:r>
+      <w:r>
+        <w:rPr>
+          <w:rFonts w:ascii="Times New Roman" w:hAnsi="Times New Roman" w:cs="Times New Roman"/>
+          <w:sz w:val="28"/>
+          <w:szCs w:val="28"/>
+        </w:rPr>
+        <w:t xml:space="preserve"> </w:t>
+      </w:r>
+      <w:r>
+        <w:rPr>
+          <w:rFonts w:ascii="Times New Roman" w:hAnsi="Times New Roman" w:cs="Times New Roman"/>
+          <w:sz w:val="28"/>
+          <w:szCs w:val="28"/>
+        </w:rPr>
+        <w:t xml:space="preserve">на </w:t>
+      </w:r>
+      <w:proofErr w:type="spellStart"/>
+      <w:r>
+        <w:rPr>
+          <w:rFonts w:ascii="Times New Roman" w:hAnsi="Times New Roman" w:cs="Times New Roman"/>
+          <w:sz w:val="28"/>
+          <w:szCs w:val="28"/>
+          <w:lang w:val="en-US"/>
+        </w:rPr>
+        <w:t>Lua</w:t>
+      </w:r>
+      <w:proofErr w:type="spellEnd"/>
       <w:r>
         <w:rPr>
           <w:rFonts w:ascii="Times New Roman" w:hAnsi="Times New Roman" w:cs="Times New Roman"/>
@@ -9662,7 +9771,6 @@
           <w:color w:val="auto"/>
           <w:sz w:val="28"/>
         </w:rPr>
-        <w:lastRenderedPageBreak/>
         <w:t xml:space="preserve">1.4. Среда разработки </w:t>
       </w:r>
       <w:proofErr w:type="spellStart"/>
@@ -9737,7 +9845,255 @@
           <w:sz w:val="28"/>
           <w:szCs w:val="28"/>
         </w:rPr>
-        <w:t xml:space="preserve">, а также совместимых плат, включая ESP32. К преимуществам </w:t>
+        <w:t>, а также совместимых плат, включая ESP32</w:t>
+      </w:r>
+      <w:r>
+        <w:rPr>
+          <w:rFonts w:ascii="Times New Roman" w:hAnsi="Times New Roman" w:cs="Times New Roman"/>
+          <w:sz w:val="28"/>
+          <w:szCs w:val="28"/>
+        </w:rPr>
+        <w:t xml:space="preserve"> [2]</w:t>
+      </w:r>
+      <w:r>
+        <w:rPr>
+          <w:rFonts w:ascii="Times New Roman" w:hAnsi="Times New Roman" w:cs="Times New Roman"/>
+          <w:sz w:val="28"/>
+          <w:szCs w:val="28"/>
+        </w:rPr>
+        <w:t xml:space="preserve">. </w:t>
+      </w:r>
+      <w:r>
+        <w:rPr>
+          <w:rFonts w:ascii="Times New Roman" w:hAnsi="Times New Roman" w:cs="Times New Roman"/>
+          <w:sz w:val="28"/>
+          <w:szCs w:val="28"/>
+        </w:rPr>
+        <w:t xml:space="preserve">Программирование осуществляется на </w:t>
+      </w:r>
+      <w:r>
+        <w:rPr>
+          <w:rFonts w:ascii="Times New Roman" w:hAnsi="Times New Roman" w:cs="Times New Roman"/>
+          <w:sz w:val="28"/>
+          <w:szCs w:val="28"/>
+        </w:rPr>
+        <w:lastRenderedPageBreak/>
+        <w:t xml:space="preserve">специальной упрощенной версии </w:t>
+      </w:r>
+      <w:r>
+        <w:rPr>
+          <w:rFonts w:ascii="Times New Roman" w:hAnsi="Times New Roman" w:cs="Times New Roman"/>
+          <w:sz w:val="28"/>
+          <w:szCs w:val="28"/>
+          <w:lang w:val="en-US"/>
+        </w:rPr>
+        <w:t>C</w:t>
+      </w:r>
+      <w:r>
+        <w:rPr>
+          <w:rFonts w:ascii="Times New Roman" w:hAnsi="Times New Roman" w:cs="Times New Roman"/>
+          <w:sz w:val="28"/>
+          <w:szCs w:val="28"/>
+        </w:rPr>
+        <w:t xml:space="preserve">++ - </w:t>
+      </w:r>
+      <w:r>
+        <w:rPr>
+          <w:rFonts w:ascii="Times New Roman" w:hAnsi="Times New Roman" w:cs="Times New Roman"/>
+          <w:sz w:val="28"/>
+          <w:szCs w:val="28"/>
+          <w:lang w:val="en-US"/>
+        </w:rPr>
+        <w:t>Arduino</w:t>
+      </w:r>
+      <w:r>
+        <w:rPr>
+          <w:rFonts w:ascii="Times New Roman" w:hAnsi="Times New Roman" w:cs="Times New Roman"/>
+          <w:sz w:val="28"/>
+          <w:szCs w:val="28"/>
+        </w:rPr>
+        <w:t xml:space="preserve"> </w:t>
+      </w:r>
+      <w:r>
+        <w:rPr>
+          <w:rFonts w:ascii="Times New Roman" w:hAnsi="Times New Roman" w:cs="Times New Roman"/>
+          <w:sz w:val="28"/>
+          <w:szCs w:val="28"/>
+          <w:lang w:val="en-US"/>
+        </w:rPr>
+        <w:t>C</w:t>
+      </w:r>
+      <w:r>
+        <w:rPr>
+          <w:rFonts w:ascii="Times New Roman" w:hAnsi="Times New Roman" w:cs="Times New Roman"/>
+          <w:sz w:val="28"/>
+          <w:szCs w:val="28"/>
+        </w:rPr>
+        <w:t xml:space="preserve"> [3]</w:t>
+      </w:r>
+      <w:r>
+        <w:rPr>
+          <w:rFonts w:ascii="Times New Roman" w:hAnsi="Times New Roman" w:cs="Times New Roman"/>
+          <w:sz w:val="28"/>
+          <w:szCs w:val="28"/>
+        </w:rPr>
+        <w:t xml:space="preserve">. </w:t>
+      </w:r>
+      <w:r>
+        <w:rPr>
+          <w:rFonts w:ascii="Times New Roman" w:hAnsi="Times New Roman" w:cs="Times New Roman"/>
+          <w:sz w:val="28"/>
+          <w:szCs w:val="28"/>
+        </w:rPr>
+        <w:t xml:space="preserve">Этот </w:t>
+      </w:r>
+      <w:r>
+        <w:rPr>
+          <w:rFonts w:ascii="Times New Roman" w:hAnsi="Times New Roman" w:cs="Times New Roman"/>
+          <w:sz w:val="28"/>
+          <w:szCs w:val="28"/>
+        </w:rPr>
+        <w:t>язык</w:t>
+      </w:r>
+      <w:r>
+        <w:rPr>
+          <w:rFonts w:ascii="Times New Roman" w:hAnsi="Times New Roman" w:cs="Times New Roman"/>
+          <w:sz w:val="28"/>
+          <w:szCs w:val="28"/>
+        </w:rPr>
+        <w:t xml:space="preserve"> включает в себя базовый синтаксис </w:t>
+      </w:r>
+      <w:r>
+        <w:rPr>
+          <w:rFonts w:ascii="Times New Roman" w:hAnsi="Times New Roman" w:cs="Times New Roman"/>
+          <w:sz w:val="28"/>
+          <w:szCs w:val="28"/>
+          <w:lang w:val="en-US"/>
+        </w:rPr>
+        <w:t>C</w:t>
+      </w:r>
+      <w:r>
+        <w:rPr>
+          <w:rFonts w:ascii="Times New Roman" w:hAnsi="Times New Roman" w:cs="Times New Roman"/>
+          <w:sz w:val="28"/>
+          <w:szCs w:val="28"/>
+        </w:rPr>
+        <w:t>++</w:t>
+      </w:r>
+      <w:r>
+        <w:rPr>
+          <w:rFonts w:ascii="Times New Roman" w:hAnsi="Times New Roman" w:cs="Times New Roman"/>
+          <w:sz w:val="28"/>
+          <w:szCs w:val="28"/>
+        </w:rPr>
+        <w:t xml:space="preserve"> [4]</w:t>
+      </w:r>
+      <w:r>
+        <w:rPr>
+          <w:rFonts w:ascii="Times New Roman" w:hAnsi="Times New Roman" w:cs="Times New Roman"/>
+          <w:sz w:val="28"/>
+          <w:szCs w:val="28"/>
+        </w:rPr>
+        <w:t xml:space="preserve"> </w:t>
+      </w:r>
+      <w:r>
+        <w:rPr>
+          <w:rFonts w:ascii="Times New Roman" w:hAnsi="Times New Roman" w:cs="Times New Roman"/>
+          <w:sz w:val="28"/>
+          <w:szCs w:val="28"/>
+        </w:rPr>
+        <w:t>и набор встроенных библиотек</w:t>
+      </w:r>
+      <w:r>
+        <w:rPr>
+          <w:rFonts w:ascii="Times New Roman" w:hAnsi="Times New Roman" w:cs="Times New Roman"/>
+          <w:sz w:val="28"/>
+          <w:szCs w:val="28"/>
+        </w:rPr>
+        <w:t xml:space="preserve"> для работы с аппаратной частью. В последствии весь код компилируется стандартным компилятором </w:t>
+      </w:r>
+      <w:r>
+        <w:rPr>
+          <w:rFonts w:ascii="Times New Roman" w:hAnsi="Times New Roman" w:cs="Times New Roman"/>
+          <w:sz w:val="28"/>
+          <w:szCs w:val="28"/>
+          <w:lang w:val="en-US"/>
+        </w:rPr>
+        <w:t>C</w:t>
+      </w:r>
+      <w:r>
+        <w:rPr>
+          <w:rFonts w:ascii="Times New Roman" w:hAnsi="Times New Roman" w:cs="Times New Roman"/>
+          <w:sz w:val="28"/>
+          <w:szCs w:val="28"/>
+        </w:rPr>
+        <w:t>/</w:t>
+      </w:r>
+      <w:r>
+        <w:rPr>
+          <w:rFonts w:ascii="Times New Roman" w:hAnsi="Times New Roman" w:cs="Times New Roman"/>
+          <w:sz w:val="28"/>
+          <w:szCs w:val="28"/>
+          <w:lang w:val="en-US"/>
+        </w:rPr>
+        <w:t>C</w:t>
+      </w:r>
+      <w:r>
+        <w:rPr>
+          <w:rFonts w:ascii="Times New Roman" w:hAnsi="Times New Roman" w:cs="Times New Roman"/>
+          <w:sz w:val="28"/>
+          <w:szCs w:val="28"/>
+        </w:rPr>
+        <w:t>++</w:t>
+      </w:r>
+      <w:r>
+        <w:rPr>
+          <w:rFonts w:ascii="Times New Roman" w:hAnsi="Times New Roman" w:cs="Times New Roman"/>
+          <w:sz w:val="28"/>
+          <w:szCs w:val="28"/>
+        </w:rPr>
+        <w:t xml:space="preserve"> </w:t>
+      </w:r>
+      <w:r>
+        <w:rPr>
+          <w:rFonts w:ascii="Times New Roman" w:hAnsi="Times New Roman" w:cs="Times New Roman"/>
+          <w:sz w:val="28"/>
+          <w:szCs w:val="28"/>
+        </w:rPr>
+        <w:t>(</w:t>
+      </w:r>
+      <w:r>
+        <w:rPr>
+          <w:rFonts w:ascii="Times New Roman" w:hAnsi="Times New Roman" w:cs="Times New Roman"/>
+          <w:sz w:val="28"/>
+          <w:szCs w:val="28"/>
+          <w:lang w:val="en-US"/>
+        </w:rPr>
+        <w:t>GCC</w:t>
+      </w:r>
+      <w:r>
+        <w:rPr>
+          <w:rFonts w:ascii="Times New Roman" w:hAnsi="Times New Roman" w:cs="Times New Roman"/>
+          <w:sz w:val="28"/>
+          <w:szCs w:val="28"/>
+        </w:rPr>
+        <w:t>) [15]</w:t>
+      </w:r>
+      <w:r>
+        <w:rPr>
+          <w:rFonts w:ascii="Times New Roman" w:hAnsi="Times New Roman" w:cs="Times New Roman"/>
+          <w:sz w:val="28"/>
+          <w:szCs w:val="28"/>
+        </w:rPr>
+        <w:t xml:space="preserve">. </w:t>
+      </w:r>
+      <w:r>
+        <w:rPr>
+          <w:rFonts w:ascii="Times New Roman" w:hAnsi="Times New Roman" w:cs="Times New Roman"/>
+          <w:sz w:val="28"/>
+          <w:szCs w:val="28"/>
+        </w:rPr>
+        <w:t xml:space="preserve">К преимуществам </w:t>
       </w:r>
       <w:proofErr w:type="spellStart"/>
       <w:r>
@@ -9765,16 +10121,14 @@
         </w:rPr>
         <w:t xml:space="preserve"> простоту освоения, большое </w:t>
       </w:r>
-      <w:proofErr w:type="spellStart"/>
-      <w:r>
-        <w:rPr>
-          <w:rFonts w:ascii="Times New Roman" w:hAnsi="Times New Roman" w:cs="Times New Roman"/>
-          <w:sz w:val="28"/>
-          <w:szCs w:val="28"/>
-        </w:rPr>
-        <w:t>количетсво</w:t>
-      </w:r>
-      <w:proofErr w:type="spellEnd"/>
+      <w:r>
+        <w:rPr>
+          <w:rFonts w:ascii="Times New Roman" w:hAnsi="Times New Roman" w:cs="Times New Roman"/>
+          <w:sz w:val="28"/>
+          <w:szCs w:val="28"/>
+        </w:rPr>
+        <w:t>количество</w:t>
+      </w:r>
       <w:r>
         <w:rPr>
           <w:rFonts w:ascii="Times New Roman" w:hAnsi="Times New Roman" w:cs="Times New Roman"/>
@@ -10355,7 +10709,15 @@
           <w:sz w:val="28"/>
           <w:szCs w:val="28"/>
         </w:rPr>
-        <w:t>К полученному значению добавляется компонента, обусловленная вращением корпуса. В результате каждый модуль получает целевые значения скоростей </w:t>
+        <w:t xml:space="preserve">К полученному значению добавляется компонента, обусловленная вращением корпуса. В результате каждый модуль получает </w:t>
+      </w:r>
+      <w:r>
+        <w:rPr>
+          <w:rFonts w:ascii="Times New Roman" w:hAnsi="Times New Roman" w:cs="Times New Roman"/>
+          <w:sz w:val="28"/>
+          <w:szCs w:val="28"/>
+        </w:rPr>
+        <w:t>целевые значения скоростей </w:t>
       </w:r>
       <w:proofErr w:type="spellStart"/>
       <w:r>
@@ -10364,7 +10726,7 @@
           <w:sz w:val="28"/>
           <w:szCs w:val="28"/>
         </w:rPr>
-        <w:t>VxVx</w:t>
+        <w:t>Vx</w:t>
       </w:r>
       <w:proofErr w:type="spellEnd"/>
       <w:r>
@@ -10373,7 +10735,7 @@
           <w:sz w:val="28"/>
           <w:szCs w:val="28"/>
         </w:rPr>
-        <w:t>​ и </w:t>
+        <w:t> и </w:t>
       </w:r>
       <w:proofErr w:type="spellStart"/>
       <w:r>
@@ -10382,7 +10744,7 @@
           <w:sz w:val="28"/>
           <w:szCs w:val="28"/>
         </w:rPr>
-        <w:t>VyVy</w:t>
+        <w:t>Vy</w:t>
       </w:r>
       <w:proofErr w:type="spellEnd"/>
       <w:r>
@@ -10391,7 +10753,7 @@
           <w:sz w:val="28"/>
           <w:szCs w:val="28"/>
         </w:rPr>
-        <w:t>​ в св</w:t>
+        <w:t> в св</w:t>
       </w:r>
       <w:r>
         <w:rPr>
@@ -10655,7 +11017,15 @@
           <w:sz w:val="28"/>
           <w:szCs w:val="28"/>
         </w:rPr>
-        <w:t xml:space="preserve"> прямоугольной конфигурации. Для такой платформы существует система уравнений, связывающая желаемые скорости модуля (</w:t>
+        <w:t xml:space="preserve"> прямоугольной конфигурации. Для такой платформы существует система уравнений, связывающа</w:t>
+      </w:r>
+      <w:r>
+        <w:rPr>
+          <w:rFonts w:ascii="Times New Roman" w:hAnsi="Times New Roman" w:cs="Times New Roman"/>
+          <w:sz w:val="28"/>
+          <w:szCs w:val="28"/>
+        </w:rPr>
+        <w:t>я желаемые скорости модуля (</w:t>
       </w:r>
       <w:proofErr w:type="spellStart"/>
       <w:r>
@@ -10664,7 +11034,7 @@
           <w:sz w:val="28"/>
           <w:szCs w:val="28"/>
         </w:rPr>
-        <w:t>VxVx</w:t>
+        <w:t>Vx</w:t>
       </w:r>
       <w:proofErr w:type="spellEnd"/>
       <w:r>
@@ -10682,7 +11052,7 @@
           <w:sz w:val="28"/>
           <w:szCs w:val="28"/>
         </w:rPr>
-        <w:t>VyVy</w:t>
+        <w:t>Vy</w:t>
       </w:r>
       <w:proofErr w:type="spellEnd"/>
       <w:r>
@@ -10980,8 +11350,6 @@
         </w:rPr>
         <w:t xml:space="preserve"> в конечном итоге устанавливают вращение колес именно в рад/с.</w:t>
       </w:r>
-      <w:bookmarkStart w:id="5" w:name="_GoBack"/>
-      <w:bookmarkEnd w:id="5"/>
     </w:p>
     <w:p>
       <w:pPr>
@@ -11020,7 +11388,7 @@
           <w:sz w:val="28"/>
           <w:szCs w:val="28"/>
         </w:rPr>
-        <w:t>В исходной реализации, полученной от предыдущего разработчика, робот умел выполнять только заранее зашитые в код команды. Например, была реализована программа движения по «восьмёрке» или последовательность базовых манёвров. Если же требовалось, чтобы робот проехал по произвольной траектории, пришлось бы вручную рассчитывать сотни или тысячи промежуточных векторов (V, α, ω) с привязкой ко времени.</w:t>
+        <w:t>2.2. Анализ существующих подходов и инструментов</w:t>
       </w:r>
     </w:p>
     <w:p>
@@ -11040,7 +11408,25 @@
           <w:sz w:val="28"/>
           <w:szCs w:val="28"/>
         </w:rPr>
-        <w:t>Это трудоёмко, чревато ошибками и делает невозможным быстрое перепрограммирование робота под новую задачу.</w:t>
+        <w:t xml:space="preserve">Прежде чем приступить к собственной реализации, был проведён анализ существующих решений в области управления роботами по заданной траектории, а также изучены инструменты, предоставляемые средой </w:t>
+      </w:r>
+      <w:proofErr w:type="spellStart"/>
+      <w:r>
+        <w:rPr>
+          <w:rFonts w:ascii="Times New Roman" w:hAnsi="Times New Roman" w:cs="Times New Roman"/>
+          <w:sz w:val="28"/>
+          <w:szCs w:val="28"/>
+        </w:rPr>
+        <w:t>CoppeliaSim</w:t>
+      </w:r>
+      <w:proofErr w:type="spellEnd"/>
+      <w:r>
+        <w:rPr>
+          <w:rFonts w:ascii="Times New Roman" w:hAnsi="Times New Roman" w:cs="Times New Roman"/>
+          <w:sz w:val="28"/>
+          <w:szCs w:val="28"/>
+        </w:rPr>
+        <w:t>.</w:t>
       </w:r>
     </w:p>
     <w:p>
@@ -11060,104 +11446,34 @@
           <w:sz w:val="28"/>
           <w:szCs w:val="28"/>
         </w:rPr>
+        <w:t xml:space="preserve">Прямых аналогов разрабатываемой системы не обнаружено - большинство существующих работ либо ограничиваются симуляцией, либо используют менее сложные платформы (4 колеса </w:t>
+      </w:r>
+      <w:proofErr w:type="spellStart"/>
+      <w:r>
+        <w:rPr>
+          <w:rFonts w:ascii="Times New Roman" w:hAnsi="Times New Roman" w:cs="Times New Roman"/>
+          <w:sz w:val="28"/>
+          <w:szCs w:val="28"/>
+        </w:rPr>
+        <w:t>Меканум</w:t>
+      </w:r>
+      <w:proofErr w:type="spellEnd"/>
+      <w:r>
+        <w:rPr>
+          <w:rFonts w:ascii="Times New Roman" w:hAnsi="Times New Roman" w:cs="Times New Roman"/>
+          <w:sz w:val="28"/>
+          <w:szCs w:val="28"/>
+        </w:rPr>
+        <w:t xml:space="preserve"> или </w:t>
+      </w:r>
+      <w:r>
+        <w:rPr>
+          <w:rFonts w:ascii="Times New Roman" w:hAnsi="Times New Roman" w:cs="Times New Roman"/>
+          <w:sz w:val="28"/>
+          <w:szCs w:val="28"/>
+        </w:rPr>
         <w:lastRenderedPageBreak/>
-        <w:t>Следовательно, задача работы - разработать алгоритм и программные средства, которые позволяют:</w:t>
-      </w:r>
-    </w:p>
-    <w:p>
-      <w:pPr>
-        <w:pStyle w:val="ab"/>
-        <w:numPr>
-          <w:ilvl w:val="0"/>
-          <w:numId w:val="31"/>
-        </w:numPr>
-        <w:spacing w:line="360" w:lineRule="auto"/>
-        <w:jc w:val="both"/>
-        <w:rPr>
-          <w:rFonts w:ascii="Times New Roman" w:hAnsi="Times New Roman" w:cs="Times New Roman"/>
-          <w:sz w:val="28"/>
-          <w:szCs w:val="28"/>
-        </w:rPr>
-      </w:pPr>
-      <w:r>
-        <w:rPr>
-          <w:rFonts w:ascii="Times New Roman" w:hAnsi="Times New Roman" w:cs="Times New Roman"/>
-          <w:sz w:val="28"/>
-          <w:szCs w:val="28"/>
-        </w:rPr>
-        <w:t>задать произвольную траекторию (замкнутую или незамкнутую) в визуальном режиме;</w:t>
-      </w:r>
-    </w:p>
-    <w:p>
-      <w:pPr>
-        <w:pStyle w:val="ab"/>
-        <w:numPr>
-          <w:ilvl w:val="0"/>
-          <w:numId w:val="31"/>
-        </w:numPr>
-        <w:spacing w:line="360" w:lineRule="auto"/>
-        <w:jc w:val="both"/>
-        <w:rPr>
-          <w:rFonts w:ascii="Times New Roman" w:hAnsi="Times New Roman" w:cs="Times New Roman"/>
-          <w:sz w:val="28"/>
-          <w:szCs w:val="28"/>
-        </w:rPr>
-      </w:pPr>
-      <w:r>
-        <w:rPr>
-          <w:rFonts w:ascii="Times New Roman" w:hAnsi="Times New Roman" w:cs="Times New Roman"/>
-          <w:sz w:val="28"/>
-          <w:szCs w:val="28"/>
-        </w:rPr>
-        <w:t>автоматически преобразовать её в последовательность управляющих векторов (V, α, ω);</w:t>
-      </w:r>
-    </w:p>
-    <w:p>
-      <w:pPr>
-        <w:pStyle w:val="ab"/>
-        <w:numPr>
-          <w:ilvl w:val="0"/>
-          <w:numId w:val="31"/>
-        </w:numPr>
-        <w:spacing w:line="360" w:lineRule="auto"/>
-        <w:jc w:val="both"/>
-        <w:rPr>
-          <w:rFonts w:ascii="Times New Roman" w:hAnsi="Times New Roman" w:cs="Times New Roman"/>
-          <w:sz w:val="28"/>
-          <w:szCs w:val="28"/>
-        </w:rPr>
-      </w:pPr>
-      <w:r>
-        <w:rPr>
-          <w:rFonts w:ascii="Times New Roman" w:hAnsi="Times New Roman" w:cs="Times New Roman"/>
-          <w:sz w:val="28"/>
-          <w:szCs w:val="28"/>
-        </w:rPr>
-        <w:t>обеспечить движение имитационной модели по этой траектории;</w:t>
-      </w:r>
-    </w:p>
-    <w:p>
-      <w:pPr>
-        <w:pStyle w:val="ab"/>
-        <w:numPr>
-          <w:ilvl w:val="0"/>
-          <w:numId w:val="31"/>
-        </w:numPr>
-        <w:spacing w:line="360" w:lineRule="auto"/>
-        <w:jc w:val="both"/>
-        <w:rPr>
-          <w:rFonts w:ascii="Times New Roman" w:hAnsi="Times New Roman" w:cs="Times New Roman"/>
-          <w:sz w:val="28"/>
-          <w:szCs w:val="28"/>
-        </w:rPr>
-      </w:pPr>
-      <w:r>
-        <w:rPr>
-          <w:rFonts w:ascii="Times New Roman" w:hAnsi="Times New Roman" w:cs="Times New Roman"/>
-          <w:sz w:val="28"/>
-          <w:szCs w:val="28"/>
-        </w:rPr>
-        <w:t>передать полученные векторы на реального робота для автономного повторения маршрута.</w:t>
+        <w:t>дифференциальный привод). Однако отдельные элементы и подходы встречаются в различных проектах.</w:t>
       </w:r>
     </w:p>
     <w:p>
@@ -11177,7 +11493,43 @@
           <w:sz w:val="28"/>
           <w:szCs w:val="28"/>
         </w:rPr>
-        <w:t>2.2. Анализ существующих подходов и инструментов</w:t>
+        <w:t>Метод следования за виртуальной целью (</w:t>
+      </w:r>
+      <w:proofErr w:type="spellStart"/>
+      <w:r>
+        <w:rPr>
+          <w:rFonts w:ascii="Times New Roman" w:hAnsi="Times New Roman" w:cs="Times New Roman"/>
+          <w:sz w:val="28"/>
+          <w:szCs w:val="28"/>
+        </w:rPr>
+        <w:t>Dummy</w:t>
+      </w:r>
+      <w:proofErr w:type="spellEnd"/>
+      <w:r>
+        <w:rPr>
+          <w:rFonts w:ascii="Times New Roman" w:hAnsi="Times New Roman" w:cs="Times New Roman"/>
+          <w:sz w:val="28"/>
+          <w:szCs w:val="28"/>
+        </w:rPr>
+        <w:t xml:space="preserve">) используется в демонстрационных сценах </w:t>
+      </w:r>
+      <w:proofErr w:type="spellStart"/>
+      <w:r>
+        <w:rPr>
+          <w:rFonts w:ascii="Times New Roman" w:hAnsi="Times New Roman" w:cs="Times New Roman"/>
+          <w:sz w:val="28"/>
+          <w:szCs w:val="28"/>
+        </w:rPr>
+        <w:t>CoppeliaSim</w:t>
+      </w:r>
+      <w:proofErr w:type="spellEnd"/>
+      <w:r>
+        <w:rPr>
+          <w:rFonts w:ascii="Times New Roman" w:hAnsi="Times New Roman" w:cs="Times New Roman"/>
+          <w:sz w:val="28"/>
+          <w:szCs w:val="28"/>
+        </w:rPr>
+        <w:t xml:space="preserve"> для организации движения роботов по заранее построенным путям. Этот подход был взят за основу, поскольку он прост в реализации и устойчив к ошибкам позиционирования.</w:t>
       </w:r>
     </w:p>
     <w:p>
@@ -11197,7 +11549,23 @@
           <w:sz w:val="28"/>
           <w:szCs w:val="28"/>
         </w:rPr>
-        <w:t xml:space="preserve">Прежде чем приступить к собственной реализации, был проведён анализ существующих решений в области управления роботами по заданной траектории, а также изучены инструменты, предоставляемые средой </w:t>
+        <w:t>Кр</w:t>
+      </w:r>
+      <w:r>
+        <w:rPr>
+          <w:rFonts w:ascii="Times New Roman" w:hAnsi="Times New Roman" w:cs="Times New Roman"/>
+          <w:sz w:val="28"/>
+          <w:szCs w:val="28"/>
+        </w:rPr>
+        <w:t xml:space="preserve">оме того, научным руководителем </w:t>
+      </w:r>
+      <w:r>
+        <w:rPr>
+          <w:rFonts w:ascii="Times New Roman" w:hAnsi="Times New Roman" w:cs="Times New Roman"/>
+          <w:sz w:val="28"/>
+          <w:szCs w:val="28"/>
+        </w:rPr>
+        <w:t>был предоставлен пример реализации робота-манипулятора (</w:t>
       </w:r>
       <w:proofErr w:type="spellStart"/>
       <w:r>
@@ -11206,9 +11574,101 @@
           <w:sz w:val="28"/>
           <w:szCs w:val="28"/>
         </w:rPr>
-        <w:t>CoppeliaSim</w:t>
+        <w:t>робо</w:t>
       </w:r>
       <w:proofErr w:type="spellEnd"/>
+      <w:r>
+        <w:rPr>
+          <w:rFonts w:ascii="Times New Roman" w:hAnsi="Times New Roman" w:cs="Times New Roman"/>
+          <w:sz w:val="28"/>
+          <w:szCs w:val="28"/>
+        </w:rPr>
+        <w:t>-клешни), движущегося по заданному пути. Этот пример позволил понять принци</w:t>
+      </w:r>
+      <w:r>
+        <w:rPr>
+          <w:rFonts w:ascii="Times New Roman" w:hAnsi="Times New Roman" w:cs="Times New Roman"/>
+          <w:sz w:val="28"/>
+          <w:szCs w:val="28"/>
+        </w:rPr>
+        <w:t>пы работы с инструментом </w:t>
+      </w:r>
+      <w:proofErr w:type="spellStart"/>
+      <w:r>
+        <w:rPr>
+          <w:rFonts w:ascii="Times New Roman" w:hAnsi="Times New Roman" w:cs="Times New Roman"/>
+          <w:sz w:val="28"/>
+          <w:szCs w:val="28"/>
+        </w:rPr>
+        <w:t>Path</w:t>
+      </w:r>
+      <w:proofErr w:type="spellEnd"/>
+      <w:r>
+        <w:rPr>
+          <w:rFonts w:ascii="Times New Roman" w:hAnsi="Times New Roman" w:cs="Times New Roman"/>
+          <w:sz w:val="28"/>
+          <w:szCs w:val="28"/>
+        </w:rPr>
+        <w:t>.</w:t>
+      </w:r>
+      <w:r>
+        <w:rPr>
+          <w:rFonts w:ascii="Times New Roman" w:hAnsi="Times New Roman" w:cs="Times New Roman"/>
+          <w:sz w:val="28"/>
+          <w:szCs w:val="28"/>
+        </w:rPr>
+        <w:t xml:space="preserve"> </w:t>
+      </w:r>
+      <w:r>
+        <w:rPr>
+          <w:rFonts w:ascii="Times New Roman" w:hAnsi="Times New Roman" w:cs="Times New Roman"/>
+          <w:sz w:val="28"/>
+          <w:szCs w:val="28"/>
+        </w:rPr>
+        <w:t>Так же в открытом доступе были рассмотрены реализации</w:t>
+      </w:r>
+      <w:r>
+        <w:rPr>
+          <w:rFonts w:ascii="Times New Roman" w:hAnsi="Times New Roman" w:cs="Times New Roman"/>
+          <w:sz w:val="28"/>
+          <w:szCs w:val="28"/>
+        </w:rPr>
+        <w:t xml:space="preserve"> </w:t>
+      </w:r>
+      <w:r>
+        <w:rPr>
+          <w:rFonts w:ascii="Times New Roman" w:hAnsi="Times New Roman" w:cs="Times New Roman"/>
+          <w:sz w:val="28"/>
+          <w:szCs w:val="28"/>
+        </w:rPr>
+        <w:t xml:space="preserve">готовых 4-х колесных платформ </w:t>
+      </w:r>
+      <w:proofErr w:type="spellStart"/>
+      <w:r>
+        <w:rPr>
+          <w:rFonts w:ascii="Times New Roman" w:hAnsi="Times New Roman" w:cs="Times New Roman"/>
+          <w:sz w:val="28"/>
+          <w:szCs w:val="28"/>
+        </w:rPr>
+        <w:t>меканум</w:t>
+      </w:r>
+      <w:proofErr w:type="spellEnd"/>
+      <w:r>
+        <w:rPr>
+          <w:rFonts w:ascii="Times New Roman" w:hAnsi="Times New Roman" w:cs="Times New Roman"/>
+          <w:sz w:val="28"/>
+          <w:szCs w:val="28"/>
+        </w:rPr>
+        <w:t xml:space="preserve"> </w:t>
+      </w:r>
+      <w:r>
+        <w:rPr>
+          <w:rFonts w:ascii="Times New Roman" w:hAnsi="Times New Roman" w:cs="Times New Roman"/>
+          <w:sz w:val="28"/>
+          <w:szCs w:val="28"/>
+        </w:rPr>
+        <w:t>[14]</w:t>
+      </w:r>
       <w:r>
         <w:rPr>
           <w:rFonts w:ascii="Times New Roman" w:hAnsi="Times New Roman" w:cs="Times New Roman"/>
@@ -11235,7 +11695,15 @@
           <w:sz w:val="28"/>
           <w:szCs w:val="28"/>
         </w:rPr>
-        <w:t xml:space="preserve">Прямых аналогов разрабатываемой системы не обнаружено - большинство существующих работ либо ограничиваются симуляцией, либо используют менее сложные платформы (4 колеса </w:t>
+        <w:t>Была изучена о</w:t>
+      </w:r>
+      <w:r>
+        <w:rPr>
+          <w:rFonts w:ascii="Times New Roman" w:hAnsi="Times New Roman" w:cs="Times New Roman"/>
+          <w:sz w:val="28"/>
+          <w:szCs w:val="28"/>
+        </w:rPr>
+        <w:t xml:space="preserve">фициальная документация </w:t>
       </w:r>
       <w:proofErr w:type="spellStart"/>
       <w:r>
@@ -11244,7 +11712,7 @@
           <w:sz w:val="28"/>
           <w:szCs w:val="28"/>
         </w:rPr>
-        <w:t>Меканум</w:t>
+        <w:t>CoppeliaSim</w:t>
       </w:r>
       <w:proofErr w:type="spellEnd"/>
       <w:r>
@@ -11253,7 +11721,65 @@
           <w:sz w:val="28"/>
           <w:szCs w:val="28"/>
         </w:rPr>
-        <w:t xml:space="preserve"> или дифференциальный привод). Однако отдельные элементы и подходы встречаются в различных проектах.</w:t>
+        <w:t xml:space="preserve"> [6]</w:t>
+      </w:r>
+      <w:r>
+        <w:rPr>
+          <w:rFonts w:ascii="Times New Roman" w:hAnsi="Times New Roman" w:cs="Times New Roman"/>
+          <w:sz w:val="28"/>
+          <w:szCs w:val="28"/>
+        </w:rPr>
+        <w:t xml:space="preserve"> - разделы, посвящённые объектам </w:t>
+      </w:r>
+      <w:proofErr w:type="spellStart"/>
+      <w:r>
+        <w:rPr>
+          <w:rFonts w:ascii="Times New Roman" w:hAnsi="Times New Roman" w:cs="Times New Roman"/>
+          <w:sz w:val="28"/>
+          <w:szCs w:val="28"/>
+        </w:rPr>
+        <w:t>Path</w:t>
+      </w:r>
+      <w:proofErr w:type="spellEnd"/>
+      <w:r>
+        <w:rPr>
+          <w:rFonts w:ascii="Times New Roman" w:hAnsi="Times New Roman" w:cs="Times New Roman"/>
+          <w:sz w:val="28"/>
+          <w:szCs w:val="28"/>
+        </w:rPr>
+        <w:t xml:space="preserve"> [7]</w:t>
+      </w:r>
+      <w:r>
+        <w:rPr>
+          <w:rFonts w:ascii="Times New Roman" w:hAnsi="Times New Roman" w:cs="Times New Roman"/>
+          <w:sz w:val="28"/>
+          <w:szCs w:val="28"/>
+        </w:rPr>
+        <w:t>, скриптам управления и удалённому API</w:t>
+      </w:r>
+      <w:r>
+        <w:rPr>
+          <w:rFonts w:ascii="Times New Roman" w:hAnsi="Times New Roman" w:cs="Times New Roman"/>
+          <w:sz w:val="28"/>
+          <w:szCs w:val="28"/>
+        </w:rPr>
+        <w:t xml:space="preserve"> [8]</w:t>
+      </w:r>
+      <w:r>
+        <w:rPr>
+          <w:rFonts w:ascii="Times New Roman" w:hAnsi="Times New Roman" w:cs="Times New Roman"/>
+          <w:sz w:val="28"/>
+          <w:szCs w:val="28"/>
+        </w:rPr>
+        <w:t>. Документация содержит подробное описание структуры данных пути (координаты контрольных точек, длины сегментов, методы интерполяции)</w:t>
+      </w:r>
+      <w:r>
+        <w:rPr>
+          <w:rFonts w:ascii="Times New Roman" w:hAnsi="Times New Roman" w:cs="Times New Roman"/>
+          <w:sz w:val="28"/>
+          <w:szCs w:val="28"/>
+        </w:rPr>
+        <w:t>.</w:t>
       </w:r>
     </w:p>
     <w:p>
@@ -11273,7 +11799,15 @@
           <w:sz w:val="28"/>
           <w:szCs w:val="28"/>
         </w:rPr>
-        <w:t>Метод следования за виртуальной целью (</w:t>
+        <w:t>Кроме того, использовались наработки и идеи из статей</w:t>
+      </w:r>
+      <w:r>
+        <w:rPr>
+          <w:rFonts w:ascii="Times New Roman" w:hAnsi="Times New Roman" w:cs="Times New Roman"/>
+          <w:sz w:val="28"/>
+          <w:szCs w:val="28"/>
+        </w:rPr>
+        <w:t xml:space="preserve"> по кинематике всенаправленных платформ - в частности, работы, описывающие математическую модель движения роботов на колёсах </w:t>
       </w:r>
       <w:proofErr w:type="spellStart"/>
       <w:r>
@@ -11282,7 +11816,7 @@
           <w:sz w:val="28"/>
           <w:szCs w:val="28"/>
         </w:rPr>
-        <w:t>Dummy</w:t>
+        <w:t>Меканум</w:t>
       </w:r>
       <w:proofErr w:type="spellEnd"/>
       <w:r>
@@ -11291,25 +11825,23 @@
           <w:sz w:val="28"/>
           <w:szCs w:val="28"/>
         </w:rPr>
-        <w:t xml:space="preserve">) используется в демонстрационных сценах </w:t>
-      </w:r>
-      <w:proofErr w:type="spellStart"/>
-      <w:r>
-        <w:rPr>
-          <w:rFonts w:ascii="Times New Roman" w:hAnsi="Times New Roman" w:cs="Times New Roman"/>
-          <w:sz w:val="28"/>
-          <w:szCs w:val="28"/>
-        </w:rPr>
-        <w:t>CoppeliaSim</w:t>
-      </w:r>
-      <w:proofErr w:type="spellEnd"/>
-      <w:r>
-        <w:rPr>
-          <w:rFonts w:ascii="Times New Roman" w:hAnsi="Times New Roman" w:cs="Times New Roman"/>
-          <w:sz w:val="28"/>
-          <w:szCs w:val="28"/>
-        </w:rPr>
-        <w:t xml:space="preserve"> для организации движения роботов по заранее построенным путям. Этот подход был взят за основу, поскольку он прост в реализации и устойчив к ошибкам позиционирования.</w:t>
+        <w:t xml:space="preserve"> [11, 12, 13]</w:t>
+      </w:r>
+      <w:r>
+        <w:rPr>
+          <w:rFonts w:ascii="Times New Roman" w:hAnsi="Times New Roman" w:cs="Times New Roman"/>
+          <w:sz w:val="28"/>
+          <w:szCs w:val="28"/>
+        </w:rPr>
+        <w:t>. Эти материалы помогли формализовать формулы, приведённые в разделе 2.1.</w:t>
+      </w:r>
+      <w:r>
+        <w:rPr>
+          <w:rFonts w:ascii="Times New Roman" w:hAnsi="Times New Roman" w:cs="Times New Roman"/>
+          <w:sz w:val="28"/>
+          <w:szCs w:val="28"/>
+        </w:rPr>
+        <w:t xml:space="preserve"> </w:t>
       </w:r>
     </w:p>
     <w:p>
@@ -11329,23 +11861,7 @@
           <w:sz w:val="28"/>
           <w:szCs w:val="28"/>
         </w:rPr>
-        <w:t>Кр</w:t>
-      </w:r>
-      <w:r>
-        <w:rPr>
-          <w:rFonts w:ascii="Times New Roman" w:hAnsi="Times New Roman" w:cs="Times New Roman"/>
-          <w:sz w:val="28"/>
-          <w:szCs w:val="28"/>
-        </w:rPr>
-        <w:t xml:space="preserve">оме того, научным руководителем </w:t>
-      </w:r>
-      <w:r>
-        <w:rPr>
-          <w:rFonts w:ascii="Times New Roman" w:hAnsi="Times New Roman" w:cs="Times New Roman"/>
-          <w:sz w:val="28"/>
-          <w:szCs w:val="28"/>
-        </w:rPr>
-        <w:t>был предоставлен пример реализации робота-манипулятора (</w:t>
+        <w:t xml:space="preserve">Таким образом, данная работа впервые объединяет указанные подходы применительно к распределённой системе управления 12-колёсной </w:t>
       </w:r>
       <w:proofErr w:type="spellStart"/>
       <w:r>
@@ -11354,7 +11870,7 @@
           <w:sz w:val="28"/>
           <w:szCs w:val="28"/>
         </w:rPr>
-        <w:t>робо</w:t>
+        <w:t>меканум</w:t>
       </w:r>
       <w:proofErr w:type="spellEnd"/>
       <w:r>
@@ -11363,15 +11879,7 @@
           <w:sz w:val="28"/>
           <w:szCs w:val="28"/>
         </w:rPr>
-        <w:t>-клешни), движущегося по заданному пути. Этот пример позволил понять принци</w:t>
-      </w:r>
-      <w:r>
-        <w:rPr>
-          <w:rFonts w:ascii="Times New Roman" w:hAnsi="Times New Roman" w:cs="Times New Roman"/>
-          <w:sz w:val="28"/>
-          <w:szCs w:val="28"/>
-        </w:rPr>
-        <w:t>пы работы с инструментом </w:t>
+        <w:t xml:space="preserve">-платформой с передачей данных по </w:t>
       </w:r>
       <w:proofErr w:type="spellStart"/>
       <w:r>
@@ -11380,7 +11888,7 @@
           <w:sz w:val="28"/>
           <w:szCs w:val="28"/>
         </w:rPr>
-        <w:t>Path</w:t>
+        <w:t>Wi-Fi</w:t>
       </w:r>
       <w:proofErr w:type="spellEnd"/>
       <w:r>
@@ -11389,7 +11897,7 @@
           <w:sz w:val="28"/>
           <w:szCs w:val="28"/>
         </w:rPr>
-        <w:t>.</w:t>
+        <w:t>/UDP.</w:t>
       </w:r>
     </w:p>
     <w:p>
@@ -11409,7 +11917,7 @@
           <w:sz w:val="28"/>
           <w:szCs w:val="28"/>
         </w:rPr>
-        <w:t>Для углублённого изучения были проработаны следующие источники:</w:t>
+        <w:t>2.3. Алгоритм движения робота по заданной траектории</w:t>
       </w:r>
     </w:p>
     <w:p>
@@ -11429,7 +11937,7 @@
           <w:sz w:val="28"/>
           <w:szCs w:val="28"/>
         </w:rPr>
-        <w:t xml:space="preserve">Официальная документация </w:t>
+        <w:t xml:space="preserve">В среде </w:t>
       </w:r>
       <w:proofErr w:type="spellStart"/>
       <w:r>
@@ -11447,7 +11955,7 @@
           <w:sz w:val="28"/>
           <w:szCs w:val="28"/>
         </w:rPr>
-        <w:t xml:space="preserve"> - разделы, посвящённые объектам </w:t>
+        <w:t xml:space="preserve"> существует встроенный объект </w:t>
       </w:r>
       <w:proofErr w:type="spellStart"/>
       <w:r>
@@ -11465,7 +11973,75 @@
           <w:sz w:val="28"/>
           <w:szCs w:val="28"/>
         </w:rPr>
-        <w:t xml:space="preserve">, скриптам управления и удалённому API. Документация </w:t>
+        <w:t xml:space="preserve"> (путь). Это последовательность контрольных точек, которые пользователь может расставить в сцене вручную (в режиме редактирования) или задать </w:t>
+      </w:r>
+      <w:proofErr w:type="spellStart"/>
+      <w:r>
+        <w:rPr>
+          <w:rFonts w:ascii="Times New Roman" w:hAnsi="Times New Roman" w:cs="Times New Roman"/>
+          <w:sz w:val="28"/>
+          <w:szCs w:val="28"/>
+        </w:rPr>
+        <w:t>программно</w:t>
+      </w:r>
+      <w:proofErr w:type="spellEnd"/>
+      <w:r>
+        <w:rPr>
+          <w:rFonts w:ascii="Times New Roman" w:hAnsi="Times New Roman" w:cs="Times New Roman"/>
+          <w:sz w:val="28"/>
+          <w:szCs w:val="28"/>
+        </w:rPr>
+        <w:t>. Каждая точка хранит координаты (x, y, z) и, при необходимости, ориентацию</w:t>
+      </w:r>
+      <w:r>
+        <w:rPr>
+          <w:rFonts w:ascii="Times New Roman" w:hAnsi="Times New Roman" w:cs="Times New Roman"/>
+          <w:sz w:val="28"/>
+          <w:szCs w:val="28"/>
+        </w:rPr>
+        <w:t xml:space="preserve"> </w:t>
+      </w:r>
+      <w:r>
+        <w:rPr>
+          <w:rFonts w:ascii="Times New Roman" w:hAnsi="Times New Roman" w:cs="Times New Roman"/>
+          <w:sz w:val="28"/>
+          <w:szCs w:val="28"/>
+        </w:rPr>
+        <w:t>(</w:t>
+      </w:r>
+      <w:r>
+        <w:rPr>
+          <w:rFonts w:ascii="Times New Roman" w:hAnsi="Times New Roman" w:cs="Times New Roman"/>
+          <w:sz w:val="28"/>
+          <w:szCs w:val="28"/>
+        </w:rPr>
+        <w:t>кватернионы)</w:t>
+      </w:r>
+      <w:r>
+        <w:rPr>
+          <w:rFonts w:ascii="Times New Roman" w:hAnsi="Times New Roman" w:cs="Times New Roman"/>
+          <w:sz w:val="28"/>
+          <w:szCs w:val="28"/>
+        </w:rPr>
+        <w:t xml:space="preserve">. Путь </w:t>
+      </w:r>
+      <w:proofErr w:type="gramStart"/>
+      <w:r>
+        <w:rPr>
+          <w:rFonts w:ascii="Times New Roman" w:hAnsi="Times New Roman" w:cs="Times New Roman"/>
+          <w:sz w:val="28"/>
+          <w:szCs w:val="28"/>
+        </w:rPr>
+        <w:t>может быть</w:t>
+      </w:r>
+      <w:proofErr w:type="gramEnd"/>
+      <w:r>
+        <w:rPr>
+          <w:rFonts w:ascii="Times New Roman" w:hAnsi="Times New Roman" w:cs="Times New Roman"/>
+          <w:sz w:val="28"/>
+          <w:szCs w:val="28"/>
+        </w:rPr>
+        <w:t xml:space="preserve"> как замкнутым, так и конечным. Так же предоставлена возможность настройки «сглаживания» углов, чтобы </w:t>
       </w:r>
       <w:r>
         <w:rPr>
@@ -11474,356 +12050,7 @@
           <w:szCs w:val="28"/>
         </w:rPr>
         <w:lastRenderedPageBreak/>
-        <w:t>содержит подробное описание структуры данных пути (координаты контрольных точек, длины сегментов, методы интерполяции)</w:t>
-      </w:r>
-      <w:r>
-        <w:rPr>
-          <w:rFonts w:ascii="Times New Roman" w:hAnsi="Times New Roman" w:cs="Times New Roman"/>
-          <w:sz w:val="28"/>
-          <w:szCs w:val="28"/>
-        </w:rPr>
-        <w:t xml:space="preserve"> </w:t>
-      </w:r>
-      <w:r>
-        <w:rPr>
-          <w:rFonts w:ascii="Times New Roman" w:hAnsi="Times New Roman" w:cs="Times New Roman"/>
-          <w:color w:val="FF0000"/>
-          <w:sz w:val="28"/>
-          <w:szCs w:val="28"/>
-        </w:rPr>
-        <w:t>(потом нормально ссылки расставить)</w:t>
-      </w:r>
-      <w:r>
-        <w:rPr>
-          <w:rFonts w:ascii="Times New Roman" w:hAnsi="Times New Roman" w:cs="Times New Roman"/>
-          <w:color w:val="FF0000"/>
-          <w:sz w:val="28"/>
-          <w:szCs w:val="28"/>
-        </w:rPr>
-        <w:t>.</w:t>
-      </w:r>
-    </w:p>
-    <w:p>
-      <w:pPr>
-        <w:spacing w:line="360" w:lineRule="auto"/>
-        <w:ind w:firstLine="709"/>
-        <w:jc w:val="both"/>
-        <w:rPr>
-          <w:rFonts w:ascii="Times New Roman" w:hAnsi="Times New Roman" w:cs="Times New Roman"/>
-          <w:sz w:val="28"/>
-          <w:szCs w:val="28"/>
-        </w:rPr>
-      </w:pPr>
-      <w:r>
-        <w:rPr>
-          <w:rFonts w:ascii="Times New Roman" w:hAnsi="Times New Roman" w:cs="Times New Roman"/>
-          <w:sz w:val="28"/>
-          <w:szCs w:val="28"/>
-        </w:rPr>
-        <w:t>Статьи</w:t>
-      </w:r>
-      <w:r>
-        <w:rPr>
-          <w:rFonts w:ascii="Times New Roman" w:hAnsi="Times New Roman" w:cs="Times New Roman"/>
-          <w:sz w:val="28"/>
-          <w:szCs w:val="28"/>
-        </w:rPr>
-        <w:t xml:space="preserve"> по кинематике всенаправленных платформ - в частности, работы, описывающие математическую модель движения роботов на колёсах </w:t>
-      </w:r>
-      <w:proofErr w:type="spellStart"/>
-      <w:r>
-        <w:rPr>
-          <w:rFonts w:ascii="Times New Roman" w:hAnsi="Times New Roman" w:cs="Times New Roman"/>
-          <w:sz w:val="28"/>
-          <w:szCs w:val="28"/>
-        </w:rPr>
-        <w:t>Меканум</w:t>
-      </w:r>
-      <w:proofErr w:type="spellEnd"/>
-      <w:r>
-        <w:rPr>
-          <w:rFonts w:ascii="Times New Roman" w:hAnsi="Times New Roman" w:cs="Times New Roman"/>
-          <w:sz w:val="28"/>
-          <w:szCs w:val="28"/>
-        </w:rPr>
-        <w:t>. Эти материалы помогли формализовать формулы, приведённые в разделе 2.1.</w:t>
-      </w:r>
-      <w:r>
-        <w:rPr>
-          <w:rFonts w:ascii="Times New Roman" w:hAnsi="Times New Roman" w:cs="Times New Roman"/>
-          <w:sz w:val="28"/>
-          <w:szCs w:val="28"/>
-        </w:rPr>
-        <w:t xml:space="preserve"> </w:t>
-      </w:r>
-      <w:r>
-        <w:rPr>
-          <w:rFonts w:ascii="Times New Roman" w:hAnsi="Times New Roman" w:cs="Times New Roman"/>
-          <w:color w:val="FF0000"/>
-          <w:sz w:val="28"/>
-          <w:szCs w:val="28"/>
-        </w:rPr>
-        <w:t xml:space="preserve">(статья с </w:t>
-      </w:r>
-      <w:proofErr w:type="spellStart"/>
-      <w:r>
-        <w:rPr>
-          <w:rFonts w:ascii="Times New Roman" w:hAnsi="Times New Roman" w:cs="Times New Roman"/>
-          <w:color w:val="FF0000"/>
-          <w:sz w:val="28"/>
-          <w:szCs w:val="28"/>
-        </w:rPr>
-        <w:t>хабра</w:t>
-      </w:r>
-      <w:proofErr w:type="spellEnd"/>
-      <w:r>
-        <w:rPr>
-          <w:rFonts w:ascii="Times New Roman" w:hAnsi="Times New Roman" w:cs="Times New Roman"/>
-          <w:color w:val="FF0000"/>
-          <w:sz w:val="28"/>
-          <w:szCs w:val="28"/>
-        </w:rPr>
-        <w:t xml:space="preserve">, </w:t>
-      </w:r>
-      <w:proofErr w:type="spellStart"/>
-      <w:r>
-        <w:rPr>
-          <w:rFonts w:ascii="Times New Roman" w:hAnsi="Times New Roman" w:cs="Times New Roman"/>
-          <w:color w:val="FF0000"/>
-          <w:sz w:val="28"/>
-          <w:szCs w:val="28"/>
-        </w:rPr>
-        <w:t>елибрари</w:t>
-      </w:r>
-      <w:proofErr w:type="spellEnd"/>
-      <w:r>
-        <w:rPr>
-          <w:rFonts w:ascii="Times New Roman" w:hAnsi="Times New Roman" w:cs="Times New Roman"/>
-          <w:color w:val="FF0000"/>
-          <w:sz w:val="28"/>
-          <w:szCs w:val="28"/>
-        </w:rPr>
-        <w:t xml:space="preserve">, и еще кинематическое управление </w:t>
-      </w:r>
-      <w:proofErr w:type="spellStart"/>
-      <w:r>
-        <w:rPr>
-          <w:rFonts w:ascii="Times New Roman" w:hAnsi="Times New Roman" w:cs="Times New Roman"/>
-          <w:color w:val="FF0000"/>
-          <w:sz w:val="28"/>
-          <w:szCs w:val="28"/>
-        </w:rPr>
-        <w:t>меканум-плафтормой</w:t>
-      </w:r>
-      <w:proofErr w:type="spellEnd"/>
-      <w:r>
-        <w:rPr>
-          <w:rFonts w:ascii="Times New Roman" w:hAnsi="Times New Roman" w:cs="Times New Roman"/>
-          <w:color w:val="FF0000"/>
-          <w:sz w:val="28"/>
-          <w:szCs w:val="28"/>
-        </w:rPr>
-        <w:t>)</w:t>
-      </w:r>
-    </w:p>
-    <w:p>
-      <w:pPr>
-        <w:spacing w:line="360" w:lineRule="auto"/>
-        <w:ind w:firstLine="709"/>
-        <w:jc w:val="both"/>
-        <w:rPr>
-          <w:rFonts w:ascii="Times New Roman" w:hAnsi="Times New Roman" w:cs="Times New Roman"/>
-          <w:sz w:val="28"/>
-          <w:szCs w:val="28"/>
-        </w:rPr>
-      </w:pPr>
-      <w:r>
-        <w:rPr>
-          <w:rFonts w:ascii="Times New Roman" w:hAnsi="Times New Roman" w:cs="Times New Roman"/>
-          <w:sz w:val="28"/>
-          <w:szCs w:val="28"/>
-        </w:rPr>
-        <w:t xml:space="preserve">Таким образом, данная работа впервые объединяет указанные подходы применительно к распределённой системе управления 12-колёсной </w:t>
-      </w:r>
-      <w:proofErr w:type="spellStart"/>
-      <w:r>
-        <w:rPr>
-          <w:rFonts w:ascii="Times New Roman" w:hAnsi="Times New Roman" w:cs="Times New Roman"/>
-          <w:sz w:val="28"/>
-          <w:szCs w:val="28"/>
-        </w:rPr>
-        <w:t>меканум</w:t>
-      </w:r>
-      <w:proofErr w:type="spellEnd"/>
-      <w:r>
-        <w:rPr>
-          <w:rFonts w:ascii="Times New Roman" w:hAnsi="Times New Roman" w:cs="Times New Roman"/>
-          <w:sz w:val="28"/>
-          <w:szCs w:val="28"/>
-        </w:rPr>
-        <w:t xml:space="preserve">-платформой с передачей данных по </w:t>
-      </w:r>
-      <w:proofErr w:type="spellStart"/>
-      <w:r>
-        <w:rPr>
-          <w:rFonts w:ascii="Times New Roman" w:hAnsi="Times New Roman" w:cs="Times New Roman"/>
-          <w:sz w:val="28"/>
-          <w:szCs w:val="28"/>
-        </w:rPr>
-        <w:t>Wi-Fi</w:t>
-      </w:r>
-      <w:proofErr w:type="spellEnd"/>
-      <w:r>
-        <w:rPr>
-          <w:rFonts w:ascii="Times New Roman" w:hAnsi="Times New Roman" w:cs="Times New Roman"/>
-          <w:sz w:val="28"/>
-          <w:szCs w:val="28"/>
-        </w:rPr>
-        <w:t>/UDP.</w:t>
-      </w:r>
-    </w:p>
-    <w:p>
-      <w:pPr>
-        <w:spacing w:line="360" w:lineRule="auto"/>
-        <w:ind w:firstLine="709"/>
-        <w:jc w:val="both"/>
-        <w:rPr>
-          <w:rFonts w:ascii="Times New Roman" w:hAnsi="Times New Roman" w:cs="Times New Roman"/>
-          <w:sz w:val="28"/>
-          <w:szCs w:val="28"/>
-        </w:rPr>
-      </w:pPr>
-      <w:r>
-        <w:rPr>
-          <w:rFonts w:ascii="Times New Roman" w:hAnsi="Times New Roman" w:cs="Times New Roman"/>
-          <w:sz w:val="28"/>
-          <w:szCs w:val="28"/>
-        </w:rPr>
-        <w:t>2.3. Алгоритм движения робота по заданной траектории</w:t>
-      </w:r>
-    </w:p>
-    <w:p>
-      <w:pPr>
-        <w:spacing w:line="360" w:lineRule="auto"/>
-        <w:ind w:firstLine="709"/>
-        <w:jc w:val="both"/>
-        <w:rPr>
-          <w:rFonts w:ascii="Times New Roman" w:hAnsi="Times New Roman" w:cs="Times New Roman"/>
-          <w:sz w:val="28"/>
-          <w:szCs w:val="28"/>
-        </w:rPr>
-      </w:pPr>
-      <w:r>
-        <w:rPr>
-          <w:rFonts w:ascii="Times New Roman" w:hAnsi="Times New Roman" w:cs="Times New Roman"/>
-          <w:sz w:val="28"/>
-          <w:szCs w:val="28"/>
-        </w:rPr>
-        <w:t xml:space="preserve">В среде </w:t>
-      </w:r>
-      <w:proofErr w:type="spellStart"/>
-      <w:r>
-        <w:rPr>
-          <w:rFonts w:ascii="Times New Roman" w:hAnsi="Times New Roman" w:cs="Times New Roman"/>
-          <w:sz w:val="28"/>
-          <w:szCs w:val="28"/>
-        </w:rPr>
-        <w:t>CoppeliaSim</w:t>
-      </w:r>
-      <w:proofErr w:type="spellEnd"/>
-      <w:r>
-        <w:rPr>
-          <w:rFonts w:ascii="Times New Roman" w:hAnsi="Times New Roman" w:cs="Times New Roman"/>
-          <w:sz w:val="28"/>
-          <w:szCs w:val="28"/>
-        </w:rPr>
-        <w:t xml:space="preserve"> существует встроенный объект </w:t>
-      </w:r>
-      <w:proofErr w:type="spellStart"/>
-      <w:r>
-        <w:rPr>
-          <w:rFonts w:ascii="Times New Roman" w:hAnsi="Times New Roman" w:cs="Times New Roman"/>
-          <w:sz w:val="28"/>
-          <w:szCs w:val="28"/>
-        </w:rPr>
-        <w:t>Path</w:t>
-      </w:r>
-      <w:proofErr w:type="spellEnd"/>
-      <w:r>
-        <w:rPr>
-          <w:rFonts w:ascii="Times New Roman" w:hAnsi="Times New Roman" w:cs="Times New Roman"/>
-          <w:sz w:val="28"/>
-          <w:szCs w:val="28"/>
-        </w:rPr>
-        <w:t xml:space="preserve"> (путь). Это последовательность контрольных точек, которые пользователь может расставить в сцене вручную (в режиме редактирования) или задать </w:t>
-      </w:r>
-      <w:proofErr w:type="spellStart"/>
-      <w:r>
-        <w:rPr>
-          <w:rFonts w:ascii="Times New Roman" w:hAnsi="Times New Roman" w:cs="Times New Roman"/>
-          <w:sz w:val="28"/>
-          <w:szCs w:val="28"/>
-        </w:rPr>
-        <w:t>программно</w:t>
-      </w:r>
-      <w:proofErr w:type="spellEnd"/>
-      <w:r>
-        <w:rPr>
-          <w:rFonts w:ascii="Times New Roman" w:hAnsi="Times New Roman" w:cs="Times New Roman"/>
-          <w:sz w:val="28"/>
-          <w:szCs w:val="28"/>
-        </w:rPr>
-        <w:t>. Каждая точка хранит координаты (x, y, z) и, при необходимости, ориентацию</w:t>
-      </w:r>
-      <w:r>
-        <w:rPr>
-          <w:rFonts w:ascii="Times New Roman" w:hAnsi="Times New Roman" w:cs="Times New Roman"/>
-          <w:sz w:val="28"/>
-          <w:szCs w:val="28"/>
-        </w:rPr>
-        <w:t xml:space="preserve"> </w:t>
-      </w:r>
-      <w:r>
-        <w:rPr>
-          <w:rFonts w:ascii="Times New Roman" w:hAnsi="Times New Roman" w:cs="Times New Roman"/>
-          <w:sz w:val="28"/>
-          <w:szCs w:val="28"/>
-        </w:rPr>
-        <w:t>(</w:t>
-      </w:r>
-      <w:r>
-        <w:rPr>
-          <w:rFonts w:ascii="Times New Roman" w:hAnsi="Times New Roman" w:cs="Times New Roman"/>
-          <w:sz w:val="28"/>
-          <w:szCs w:val="28"/>
-        </w:rPr>
-        <w:t>кватернионы)</w:t>
-      </w:r>
-      <w:r>
-        <w:rPr>
-          <w:rFonts w:ascii="Times New Roman" w:hAnsi="Times New Roman" w:cs="Times New Roman"/>
-          <w:sz w:val="28"/>
-          <w:szCs w:val="28"/>
-        </w:rPr>
-        <w:t xml:space="preserve">. Путь </w:t>
-      </w:r>
-      <w:proofErr w:type="gramStart"/>
-      <w:r>
-        <w:rPr>
-          <w:rFonts w:ascii="Times New Roman" w:hAnsi="Times New Roman" w:cs="Times New Roman"/>
-          <w:sz w:val="28"/>
-          <w:szCs w:val="28"/>
-        </w:rPr>
-        <w:t>может быть</w:t>
-      </w:r>
-      <w:proofErr w:type="gramEnd"/>
-      <w:r>
-        <w:rPr>
-          <w:rFonts w:ascii="Times New Roman" w:hAnsi="Times New Roman" w:cs="Times New Roman"/>
-          <w:sz w:val="28"/>
-          <w:szCs w:val="28"/>
-        </w:rPr>
-        <w:t xml:space="preserve"> как замкнутым, так и конечным. Так же предоставлена возможность настройки «сглаживания» углов, чтобы повороты были плавными без добавления лишних контрольных точек.</w:t>
+        <w:t>повороты были плавными без добавления лишних контрольных точек.</w:t>
       </w:r>
     </w:p>
     <w:p>
@@ -12130,7 +12357,6 @@
           <w:sz w:val="28"/>
           <w:szCs w:val="28"/>
         </w:rPr>
-        <w:lastRenderedPageBreak/>
         <w:t>totalLength</w:t>
       </w:r>
       <w:proofErr w:type="spellEnd"/>
@@ -12220,6 +12446,14 @@
         </w:rPr>
         <w:t>Этот подход известен в робототехнике как метод «морковки» (</w:t>
       </w:r>
+      <w:r>
+        <w:rPr>
+          <w:rFonts w:ascii="Times New Roman" w:hAnsi="Times New Roman" w:cs="Times New Roman"/>
+          <w:sz w:val="28"/>
+          <w:szCs w:val="28"/>
+        </w:rPr>
+        <w:t>«</w:t>
+      </w:r>
       <w:proofErr w:type="spellStart"/>
       <w:r>
         <w:rPr>
@@ -12254,7 +12488,106 @@
           <w:sz w:val="28"/>
           <w:szCs w:val="28"/>
         </w:rPr>
-        <w:t>) или метод виртуальной цели. Он устойчив к ошибкам позиционирования и не требует сложного расчёта траектории в реальном времени (рисунок 2.2).</w:t>
+        <w:t>»</w:t>
+      </w:r>
+      <w:r>
+        <w:rPr>
+          <w:rFonts w:ascii="Times New Roman" w:hAnsi="Times New Roman" w:cs="Times New Roman"/>
+          <w:sz w:val="28"/>
+          <w:szCs w:val="28"/>
+        </w:rPr>
+        <w:t>) или метод виртуальной цели. Он устойчив к ошибкам позиционирования и не требует сложного расчёта траектории</w:t>
+      </w:r>
+      <w:r>
+        <w:rPr>
+          <w:rFonts w:ascii="Times New Roman" w:hAnsi="Times New Roman" w:cs="Times New Roman"/>
+          <w:sz w:val="28"/>
+          <w:szCs w:val="28"/>
+        </w:rPr>
+        <w:t xml:space="preserve"> в реальном времени (рисунок 7</w:t>
+      </w:r>
+      <w:r>
+        <w:rPr>
+          <w:rFonts w:ascii="Times New Roman" w:hAnsi="Times New Roman" w:cs="Times New Roman"/>
+          <w:sz w:val="28"/>
+          <w:szCs w:val="28"/>
+        </w:rPr>
+        <w:t>).</w:t>
+      </w:r>
+    </w:p>
+    <w:p>
+      <w:pPr>
+        <w:spacing w:line="360" w:lineRule="auto"/>
+        <w:jc w:val="center"/>
+        <w:rPr>
+          <w:rFonts w:ascii="Times New Roman" w:hAnsi="Times New Roman" w:cs="Times New Roman"/>
+          <w:color w:val="FF0000"/>
+          <w:sz w:val="28"/>
+          <w:szCs w:val="28"/>
+        </w:rPr>
+      </w:pPr>
+      <w:r>
+        <w:rPr>
+          <w:rFonts w:cstheme="minorHAnsi"/>
+          <w:noProof/>
+          <w:sz w:val="24"/>
+          <w:szCs w:val="24"/>
+        </w:rPr>
+        <w:lastRenderedPageBreak/>
+        <w:drawing>
+          <wp:inline distT="0" distB="0" distL="0" distR="0" wp14:anchorId="0E5FF7C3" wp14:editId="12B0AF09">
+            <wp:extent cx="2676899" cy="3296110"/>
+            <wp:effectExtent l="0" t="0" r="9525" b="0"/>
+            <wp:docPr id="9" name="Рисунок 9"/>
+            <wp:cNvGraphicFramePr>
+              <a:graphicFrameLocks xmlns:a="http://schemas.openxmlformats.org/drawingml/2006/main" noChangeAspect="1"/>
+            </wp:cNvGraphicFramePr>
+            <a:graphic xmlns:a="http://schemas.openxmlformats.org/drawingml/2006/main">
+              <a:graphicData uri="http://schemas.openxmlformats.org/drawingml/2006/picture">
+                <pic:pic xmlns:pic="http://schemas.openxmlformats.org/drawingml/2006/picture">
+                  <pic:nvPicPr>
+                    <pic:cNvPr id="1" name=""/>
+                    <pic:cNvPicPr/>
+                  </pic:nvPicPr>
+                  <pic:blipFill>
+                    <a:blip r:embed="rId14"/>
+                    <a:stretch>
+                      <a:fillRect/>
+                    </a:stretch>
+                  </pic:blipFill>
+                  <pic:spPr>
+                    <a:xfrm>
+                      <a:off x="0" y="0"/>
+                      <a:ext cx="2676899" cy="3296110"/>
+                    </a:xfrm>
+                    <a:prstGeom prst="rect">
+                      <a:avLst/>
+                    </a:prstGeom>
+                  </pic:spPr>
+                </pic:pic>
+              </a:graphicData>
+            </a:graphic>
+          </wp:inline>
+        </w:drawing>
+      </w:r>
+    </w:p>
+    <w:p>
+      <w:pPr>
+        <w:spacing w:line="360" w:lineRule="auto"/>
+        <w:jc w:val="center"/>
+        <w:rPr>
+          <w:rFonts w:ascii="Times New Roman" w:hAnsi="Times New Roman" w:cs="Times New Roman"/>
+          <w:sz w:val="28"/>
+          <w:szCs w:val="28"/>
+        </w:rPr>
+      </w:pPr>
+      <w:r>
+        <w:rPr>
+          <w:rFonts w:ascii="Times New Roman" w:hAnsi="Times New Roman" w:cs="Times New Roman"/>
+          <w:sz w:val="28"/>
+          <w:szCs w:val="28"/>
+        </w:rPr>
+        <w:t>Рисунок 7 – Следование робота за виртуальной целью</w:t>
       </w:r>
     </w:p>
     <w:p>
@@ -12264,22 +12597,72 @@
         <w:jc w:val="both"/>
         <w:rPr>
           <w:rFonts w:ascii="Times New Roman" w:hAnsi="Times New Roman" w:cs="Times New Roman"/>
-          <w:color w:val="FF0000"/>
-          <w:sz w:val="28"/>
-          <w:szCs w:val="28"/>
-        </w:rPr>
-      </w:pPr>
+          <w:sz w:val="28"/>
+          <w:szCs w:val="28"/>
+        </w:rPr>
+      </w:pPr>
+      <w:r>
+        <w:rPr>
+          <w:rFonts w:ascii="Times New Roman" w:hAnsi="Times New Roman" w:cs="Times New Roman"/>
+          <w:sz w:val="28"/>
+          <w:szCs w:val="28"/>
+        </w:rPr>
+        <w:t xml:space="preserve">Для движения виртуальной цели используются данные пути, полученные от объекта </w:t>
+      </w:r>
       <w:proofErr w:type="spellStart"/>
       <w:r>
         <w:rPr>
           <w:rFonts w:ascii="Times New Roman" w:hAnsi="Times New Roman" w:cs="Times New Roman"/>
-          <w:color w:val="FF0000"/>
-          <w:sz w:val="28"/>
-          <w:szCs w:val="28"/>
-        </w:rPr>
-        <w:t>фотОчка</w:t>
+          <w:sz w:val="28"/>
+          <w:szCs w:val="28"/>
+        </w:rPr>
+        <w:t>Path</w:t>
       </w:r>
       <w:proofErr w:type="spellEnd"/>
+      <w:r>
+        <w:rPr>
+          <w:rFonts w:ascii="Times New Roman" w:hAnsi="Times New Roman" w:cs="Times New Roman"/>
+          <w:sz w:val="28"/>
+          <w:szCs w:val="28"/>
+        </w:rPr>
+        <w:t>. В управляющем скрипте создаётся переменная </w:t>
+      </w:r>
+      <w:proofErr w:type="spellStart"/>
+      <w:r>
+        <w:rPr>
+          <w:rFonts w:ascii="Times New Roman" w:hAnsi="Times New Roman" w:cs="Times New Roman"/>
+          <w:sz w:val="28"/>
+          <w:szCs w:val="28"/>
+        </w:rPr>
+        <w:t>robotPosOnPath</w:t>
+      </w:r>
+      <w:proofErr w:type="spellEnd"/>
+      <w:r>
+        <w:rPr>
+          <w:rFonts w:ascii="Times New Roman" w:hAnsi="Times New Roman" w:cs="Times New Roman"/>
+          <w:sz w:val="28"/>
+          <w:szCs w:val="28"/>
+        </w:rPr>
+        <w:t> — пройденное расстояние вдоль пути, изменяющееся от 0 до </w:t>
+      </w:r>
+      <w:proofErr w:type="spellStart"/>
+      <w:r>
+        <w:rPr>
+          <w:rFonts w:ascii="Times New Roman" w:hAnsi="Times New Roman" w:cs="Times New Roman"/>
+          <w:sz w:val="28"/>
+          <w:szCs w:val="28"/>
+        </w:rPr>
+        <w:t>totalLength</w:t>
+      </w:r>
+      <w:proofErr w:type="spellEnd"/>
+      <w:r>
+        <w:rPr>
+          <w:rFonts w:ascii="Times New Roman" w:hAnsi="Times New Roman" w:cs="Times New Roman"/>
+          <w:sz w:val="28"/>
+          <w:szCs w:val="28"/>
+        </w:rPr>
+        <w:t>. В каждый момент симуляции (каждый шаг интегрирования) эта переменная увеличивается на величину:</w:t>
+      </w:r>
     </w:p>
     <w:p>
       <w:pPr>
@@ -12292,14 +12675,6 @@
           <w:szCs w:val="28"/>
         </w:rPr>
       </w:pPr>
-      <w:r>
-        <w:rPr>
-          <w:rFonts w:ascii="Times New Roman" w:hAnsi="Times New Roman" w:cs="Times New Roman"/>
-          <w:sz w:val="28"/>
-          <w:szCs w:val="28"/>
-        </w:rPr>
-        <w:t xml:space="preserve">Для движения виртуальной цели используются данные пути, полученные от объекта </w:t>
-      </w:r>
       <w:proofErr w:type="spellStart"/>
       <w:r>
         <w:rPr>
@@ -12307,7 +12682,7 @@
           <w:sz w:val="28"/>
           <w:szCs w:val="28"/>
         </w:rPr>
-        <w:t>Path</w:t>
+        <w:t>robotPosOnPath</w:t>
       </w:r>
       <w:proofErr w:type="spellEnd"/>
       <w:r>
@@ -12316,7 +12691,7 @@
           <w:sz w:val="28"/>
           <w:szCs w:val="28"/>
         </w:rPr>
-        <w:t>. В управляющем скрипте создаётся переменная </w:t>
+        <w:t xml:space="preserve"> = </w:t>
       </w:r>
       <w:proofErr w:type="spellStart"/>
       <w:r>
@@ -12334,7 +12709,7 @@
           <w:sz w:val="28"/>
           <w:szCs w:val="28"/>
         </w:rPr>
-        <w:t> — пройденное расстояние вдоль пути, изменяющееся от 0 до </w:t>
+        <w:t xml:space="preserve"> + </w:t>
       </w:r>
       <w:proofErr w:type="spellStart"/>
       <w:r>
@@ -12343,7 +12718,7 @@
           <w:sz w:val="28"/>
           <w:szCs w:val="28"/>
         </w:rPr>
-        <w:t>totalLength</w:t>
+        <w:t>targetSpeed</w:t>
       </w:r>
       <w:proofErr w:type="spellEnd"/>
       <w:r>
@@ -12352,8 +12727,18 @@
           <w:sz w:val="28"/>
           <w:szCs w:val="28"/>
         </w:rPr>
-        <w:t>. В каждый момент симуляции (каждый шаг интегрирования) эта переменная увеличивается на величину:</w:t>
-      </w:r>
+        <w:t xml:space="preserve"> * </w:t>
+      </w:r>
+      <w:proofErr w:type="spellStart"/>
+      <w:r>
+        <w:rPr>
+          <w:rFonts w:ascii="Times New Roman" w:hAnsi="Times New Roman" w:cs="Times New Roman"/>
+          <w:sz w:val="28"/>
+          <w:szCs w:val="28"/>
+        </w:rPr>
+        <w:t>dt</w:t>
+      </w:r>
+      <w:proofErr w:type="spellEnd"/>
     </w:p>
     <w:p>
       <w:pPr>
@@ -12366,6 +12751,14 @@
           <w:szCs w:val="28"/>
         </w:rPr>
       </w:pPr>
+      <w:r>
+        <w:rPr>
+          <w:rFonts w:ascii="Times New Roman" w:hAnsi="Times New Roman" w:cs="Times New Roman"/>
+          <w:sz w:val="28"/>
+          <w:szCs w:val="28"/>
+        </w:rPr>
+        <w:t>где </w:t>
+      </w:r>
       <w:proofErr w:type="spellStart"/>
       <w:r>
         <w:rPr>
@@ -12373,7 +12766,7 @@
           <w:sz w:val="28"/>
           <w:szCs w:val="28"/>
         </w:rPr>
-        <w:t>robotPosOnPath</w:t>
+        <w:t>targetSpeed</w:t>
       </w:r>
       <w:proofErr w:type="spellEnd"/>
       <w:r>
@@ -12382,7 +12775,7 @@
           <w:sz w:val="28"/>
           <w:szCs w:val="28"/>
         </w:rPr>
-        <w:t xml:space="preserve"> = </w:t>
+        <w:t> — заданная скорость движения цели (м/с), </w:t>
       </w:r>
       <w:proofErr w:type="spellStart"/>
       <w:r>
@@ -12391,7 +12784,7 @@
           <w:sz w:val="28"/>
           <w:szCs w:val="28"/>
         </w:rPr>
-        <w:t>robotPosOnPath</w:t>
+        <w:t>dt</w:t>
       </w:r>
       <w:proofErr w:type="spellEnd"/>
       <w:r>
@@ -12400,7 +12793,7 @@
           <w:sz w:val="28"/>
           <w:szCs w:val="28"/>
         </w:rPr>
-        <w:t xml:space="preserve"> + </w:t>
+        <w:t xml:space="preserve"> — шаг симуляции. Далее вызывается встроенная функция </w:t>
       </w:r>
       <w:proofErr w:type="spellStart"/>
       <w:r>
@@ -12409,7 +12802,7 @@
           <w:sz w:val="28"/>
           <w:szCs w:val="28"/>
         </w:rPr>
-        <w:t>targetSpeed</w:t>
+        <w:t>CoppeliaSim</w:t>
       </w:r>
       <w:proofErr w:type="spellEnd"/>
       <w:r>
@@ -12418,18 +12811,8 @@
           <w:sz w:val="28"/>
           <w:szCs w:val="28"/>
         </w:rPr>
-        <w:t xml:space="preserve"> * </w:t>
-      </w:r>
-      <w:proofErr w:type="spellStart"/>
-      <w:r>
-        <w:rPr>
-          <w:rFonts w:ascii="Times New Roman" w:hAnsi="Times New Roman" w:cs="Times New Roman"/>
-          <w:sz w:val="28"/>
-          <w:szCs w:val="28"/>
-        </w:rPr>
-        <w:t>dt</w:t>
-      </w:r>
-      <w:proofErr w:type="spellEnd"/>
+        <w:t>:</w:t>
+      </w:r>
     </w:p>
     <w:p>
       <w:pPr>
@@ -12442,14 +12825,6 @@
           <w:szCs w:val="28"/>
         </w:rPr>
       </w:pPr>
-      <w:r>
-        <w:rPr>
-          <w:rFonts w:ascii="Times New Roman" w:hAnsi="Times New Roman" w:cs="Times New Roman"/>
-          <w:sz w:val="28"/>
-          <w:szCs w:val="28"/>
-        </w:rPr>
-        <w:t>где </w:t>
-      </w:r>
       <w:proofErr w:type="spellStart"/>
       <w:r>
         <w:rPr>
@@ -12457,7 +12832,7 @@
           <w:sz w:val="28"/>
           <w:szCs w:val="28"/>
         </w:rPr>
-        <w:t>targetSpeed</w:t>
+        <w:t>local</w:t>
       </w:r>
       <w:proofErr w:type="spellEnd"/>
       <w:r>
@@ -12466,7 +12841,7 @@
           <w:sz w:val="28"/>
           <w:szCs w:val="28"/>
         </w:rPr>
-        <w:t> — заданная скорость движения цели (м/с), </w:t>
+        <w:t xml:space="preserve"> </w:t>
       </w:r>
       <w:proofErr w:type="spellStart"/>
       <w:r>
@@ -12475,7 +12850,7 @@
           <w:sz w:val="28"/>
           <w:szCs w:val="28"/>
         </w:rPr>
-        <w:t>dt</w:t>
+        <w:t>targetPathPos</w:t>
       </w:r>
       <w:proofErr w:type="spellEnd"/>
       <w:r>
@@ -12484,7 +12859,7 @@
           <w:sz w:val="28"/>
           <w:szCs w:val="28"/>
         </w:rPr>
-        <w:t xml:space="preserve"> — шаг симуляции. Далее вызывается встроенная функция </w:t>
+        <w:t xml:space="preserve"> = </w:t>
       </w:r>
       <w:proofErr w:type="spellStart"/>
       <w:r>
@@ -12493,7 +12868,7 @@
           <w:sz w:val="28"/>
           <w:szCs w:val="28"/>
         </w:rPr>
-        <w:t>CoppeliaSim</w:t>
+        <w:t>sim.getPathInterpolatedConfig</w:t>
       </w:r>
       <w:proofErr w:type="spellEnd"/>
       <w:r>
@@ -12502,7 +12877,7 @@
           <w:sz w:val="28"/>
           <w:szCs w:val="28"/>
         </w:rPr>
-        <w:t>:</w:t>
+        <w:t>(</w:t>
       </w:r>
     </w:p>
     <w:p>
@@ -12516,14 +12891,23 @@
           <w:szCs w:val="28"/>
         </w:rPr>
       </w:pPr>
+      <w:r>
+        <w:rPr>
+          <w:rFonts w:ascii="Times New Roman" w:hAnsi="Times New Roman" w:cs="Times New Roman"/>
+          <w:sz w:val="28"/>
+          <w:szCs w:val="28"/>
+        </w:rPr>
+        <w:t xml:space="preserve">    </w:t>
+      </w:r>
       <w:proofErr w:type="spellStart"/>
-      <w:r>
-        <w:rPr>
-          <w:rFonts w:ascii="Times New Roman" w:hAnsi="Times New Roman" w:cs="Times New Roman"/>
-          <w:sz w:val="28"/>
-          <w:szCs w:val="28"/>
-        </w:rPr>
-        <w:t>local</w:t>
+      <w:proofErr w:type="gramStart"/>
+      <w:r>
+        <w:rPr>
+          <w:rFonts w:ascii="Times New Roman" w:hAnsi="Times New Roman" w:cs="Times New Roman"/>
+          <w:sz w:val="28"/>
+          <w:szCs w:val="28"/>
+        </w:rPr>
+        <w:t>pathPositions</w:t>
       </w:r>
       <w:proofErr w:type="spellEnd"/>
       <w:r>
@@ -12532,43 +12916,16 @@
           <w:sz w:val="28"/>
           <w:szCs w:val="28"/>
         </w:rPr>
-        <w:t xml:space="preserve"> </w:t>
-      </w:r>
-      <w:proofErr w:type="spellStart"/>
-      <w:r>
-        <w:rPr>
-          <w:rFonts w:ascii="Times New Roman" w:hAnsi="Times New Roman" w:cs="Times New Roman"/>
-          <w:sz w:val="28"/>
-          <w:szCs w:val="28"/>
-        </w:rPr>
-        <w:t>targetPathPos</w:t>
-      </w:r>
-      <w:proofErr w:type="spellEnd"/>
-      <w:r>
-        <w:rPr>
-          <w:rFonts w:ascii="Times New Roman" w:hAnsi="Times New Roman" w:cs="Times New Roman"/>
-          <w:sz w:val="28"/>
-          <w:szCs w:val="28"/>
-        </w:rPr>
-        <w:t xml:space="preserve"> = </w:t>
-      </w:r>
-      <w:proofErr w:type="spellStart"/>
-      <w:r>
-        <w:rPr>
-          <w:rFonts w:ascii="Times New Roman" w:hAnsi="Times New Roman" w:cs="Times New Roman"/>
-          <w:sz w:val="28"/>
-          <w:szCs w:val="28"/>
-        </w:rPr>
-        <w:t>sim.getPathInterpolatedConfig</w:t>
-      </w:r>
-      <w:proofErr w:type="spellEnd"/>
-      <w:r>
-        <w:rPr>
-          <w:rFonts w:ascii="Times New Roman" w:hAnsi="Times New Roman" w:cs="Times New Roman"/>
-          <w:sz w:val="28"/>
-          <w:szCs w:val="28"/>
-        </w:rPr>
-        <w:t>(</w:t>
+        <w:t xml:space="preserve">,   </w:t>
+      </w:r>
+      <w:proofErr w:type="gramEnd"/>
+      <w:r>
+        <w:rPr>
+          <w:rFonts w:ascii="Times New Roman" w:hAnsi="Times New Roman" w:cs="Times New Roman"/>
+          <w:sz w:val="28"/>
+          <w:szCs w:val="28"/>
+        </w:rPr>
+        <w:t xml:space="preserve">  -- массив координат контрольных точек</w:t>
       </w:r>
     </w:p>
     <w:p>
@@ -12598,7 +12955,7 @@
           <w:sz w:val="28"/>
           <w:szCs w:val="28"/>
         </w:rPr>
-        <w:t>pathPositions</w:t>
+        <w:t>pathLengths</w:t>
       </w:r>
       <w:proofErr w:type="spellEnd"/>
       <w:r>
@@ -12616,7 +12973,7 @@
           <w:sz w:val="28"/>
           <w:szCs w:val="28"/>
         </w:rPr>
-        <w:t xml:space="preserve">  -- массив координат контрольных точек</w:t>
+        <w:t xml:space="preserve">    -- длины сегментов между точками</w:t>
       </w:r>
     </w:p>
     <w:p>
@@ -12646,7 +13003,7 @@
           <w:sz w:val="28"/>
           <w:szCs w:val="28"/>
         </w:rPr>
-        <w:t>pathLengths</w:t>
+        <w:t>robotPosOnPath</w:t>
       </w:r>
       <w:proofErr w:type="spellEnd"/>
       <w:r>
@@ -12664,7 +13021,7 @@
           <w:sz w:val="28"/>
           <w:szCs w:val="28"/>
         </w:rPr>
-        <w:t xml:space="preserve">    -- длины сегментов между точками</w:t>
+        <w:t xml:space="preserve"> -- текущее пройденное расстояние</w:t>
       </w:r>
     </w:p>
     <w:p>
@@ -12687,14 +13044,13 @@
         <w:t xml:space="preserve">    </w:t>
       </w:r>
       <w:proofErr w:type="spellStart"/>
-      <w:proofErr w:type="gramStart"/>
-      <w:r>
-        <w:rPr>
-          <w:rFonts w:ascii="Times New Roman" w:hAnsi="Times New Roman" w:cs="Times New Roman"/>
-          <w:sz w:val="28"/>
-          <w:szCs w:val="28"/>
-        </w:rPr>
-        <w:t>robotPosOnPath</w:t>
+      <w:r>
+        <w:rPr>
+          <w:rFonts w:ascii="Times New Roman" w:hAnsi="Times New Roman" w:cs="Times New Roman"/>
+          <w:sz w:val="28"/>
+          <w:szCs w:val="28"/>
+        </w:rPr>
+        <w:t>nil</w:t>
       </w:r>
       <w:proofErr w:type="spellEnd"/>
       <w:r>
@@ -12703,16 +13059,7 @@
           <w:sz w:val="28"/>
           <w:szCs w:val="28"/>
         </w:rPr>
-        <w:t xml:space="preserve">,   </w:t>
-      </w:r>
-      <w:proofErr w:type="gramEnd"/>
-      <w:r>
-        <w:rPr>
-          <w:rFonts w:ascii="Times New Roman" w:hAnsi="Times New Roman" w:cs="Times New Roman"/>
-          <w:sz w:val="28"/>
-          <w:szCs w:val="28"/>
-        </w:rPr>
-        <w:t xml:space="preserve"> -- текущее пройденное расстояние</w:t>
+        <w:t>,</w:t>
       </w:r>
     </w:p>
     <w:p>
@@ -12732,25 +13079,7 @@
           <w:sz w:val="28"/>
           <w:szCs w:val="28"/>
         </w:rPr>
-        <w:t xml:space="preserve">    </w:t>
-      </w:r>
-      <w:proofErr w:type="spellStart"/>
-      <w:r>
-        <w:rPr>
-          <w:rFonts w:ascii="Times New Roman" w:hAnsi="Times New Roman" w:cs="Times New Roman"/>
-          <w:sz w:val="28"/>
-          <w:szCs w:val="28"/>
-        </w:rPr>
-        <w:t>nil</w:t>
-      </w:r>
-      <w:proofErr w:type="spellEnd"/>
-      <w:r>
-        <w:rPr>
-          <w:rFonts w:ascii="Times New Roman" w:hAnsi="Times New Roman" w:cs="Times New Roman"/>
-          <w:sz w:val="28"/>
-          <w:szCs w:val="28"/>
-        </w:rPr>
-        <w:t>,</w:t>
+        <w:t xml:space="preserve">    {1,1,1,1}         -- параметры интерполяции (линейная для позиции)</w:t>
       </w:r>
     </w:p>
     <w:p>
@@ -12770,7 +13099,7 @@
           <w:sz w:val="28"/>
           <w:szCs w:val="28"/>
         </w:rPr>
-        <w:t xml:space="preserve">    {1,1,1,1}         -- параметры интерполяции (линейная для позиции)</w:t>
+        <w:t>)</w:t>
       </w:r>
     </w:p>
     <w:p>
@@ -12790,26 +13119,6 @@
           <w:sz w:val="28"/>
           <w:szCs w:val="28"/>
         </w:rPr>
-        <w:t>)</w:t>
-      </w:r>
-    </w:p>
-    <w:p>
-      <w:pPr>
-        <w:spacing w:line="360" w:lineRule="auto"/>
-        <w:ind w:firstLine="709"/>
-        <w:jc w:val="both"/>
-        <w:rPr>
-          <w:rFonts w:ascii="Times New Roman" w:hAnsi="Times New Roman" w:cs="Times New Roman"/>
-          <w:sz w:val="28"/>
-          <w:szCs w:val="28"/>
-        </w:rPr>
-      </w:pPr>
-      <w:r>
-        <w:rPr>
-          <w:rFonts w:ascii="Times New Roman" w:hAnsi="Times New Roman" w:cs="Times New Roman"/>
-          <w:sz w:val="28"/>
-          <w:szCs w:val="28"/>
-        </w:rPr>
         <w:t xml:space="preserve">Функция возвращает точные координаты (x, y, z) точки на пути, соответствующей пройденному расстоянию. На каждом шаге симуляции </w:t>
       </w:r>
       <w:r>
@@ -12845,7 +13154,15 @@
           <w:sz w:val="28"/>
           <w:szCs w:val="28"/>
         </w:rPr>
-        <w:t>К слову, в начале симуляции настроена телепортация робота в первую точку пути по ходу движения (прямо).</w:t>
+        <w:t xml:space="preserve">Так же </w:t>
+      </w:r>
+      <w:r>
+        <w:rPr>
+          <w:rFonts w:ascii="Times New Roman" w:hAnsi="Times New Roman" w:cs="Times New Roman"/>
+          <w:sz w:val="28"/>
+          <w:szCs w:val="28"/>
+        </w:rPr>
+        <w:t>в начале симуляции настроена телепортация робота в первую точку пути по ходу движения (прямо).</w:t>
       </w:r>
     </w:p>
     <w:p>
@@ -13344,7 +13661,23 @@
           <w:sz w:val="28"/>
           <w:szCs w:val="28"/>
         </w:rPr>
-        <w:t>Полученный угол нормализуется в диапазон от -π до π (от -180° до 180°). Это значение и будет углом движения α (с учётом системы координат робота — при необходимости выполняется пересчёт).</w:t>
+        <w:t>Полученный угол нормализуется в диапазон от -π до π (от -180° до 180°). Это зна</w:t>
+      </w:r>
+      <w:r>
+        <w:rPr>
+          <w:rFonts w:ascii="Times New Roman" w:hAnsi="Times New Roman" w:cs="Times New Roman"/>
+          <w:sz w:val="28"/>
+          <w:szCs w:val="28"/>
+        </w:rPr>
+        <w:t>чение и будет углом движения α</w:t>
+      </w:r>
+      <w:r>
+        <w:rPr>
+          <w:rFonts w:ascii="Times New Roman" w:hAnsi="Times New Roman" w:cs="Times New Roman"/>
+          <w:sz w:val="28"/>
+          <w:szCs w:val="28"/>
+        </w:rPr>
+        <w:t>.</w:t>
       </w:r>
     </w:p>
     <w:p>
@@ -13364,7 +13697,50 @@
           <w:sz w:val="28"/>
           <w:szCs w:val="28"/>
         </w:rPr>
-        <w:t>Линейная скорость V задаётся константой, подобранной экспериментально. Угловая скорость ω в данном подходе не используется, потому что робот сам поворачивается в сторону цели — это уже заложено в вычисляемом угле α. Если одновременно задавать и ω, то два управляющих воздействия могут конфликтовать, приводя к рысканию. На практике движение без явного задания ω оказывается плавным и точным.</w:t>
+        <w:t>Линейная</w:t>
+      </w:r>
+      <w:r>
+        <w:rPr>
+          <w:rFonts w:ascii="Times New Roman" w:hAnsi="Times New Roman" w:cs="Times New Roman"/>
+          <w:sz w:val="28"/>
+          <w:szCs w:val="28"/>
+        </w:rPr>
+        <w:t xml:space="preserve"> скорость V задаётся константой от 0 до 1 м/с. Такое ограничение обусловлено как физическими (колесо не может крутиться быстрее), так и программными ограничениями (способность </w:t>
+      </w:r>
+      <w:proofErr w:type="spellStart"/>
+      <w:r>
+        <w:rPr>
+          <w:rFonts w:ascii="Times New Roman" w:hAnsi="Times New Roman" w:cs="Times New Roman"/>
+          <w:sz w:val="28"/>
+          <w:szCs w:val="28"/>
+          <w:lang w:val="en-US"/>
+        </w:rPr>
+        <w:t>CoppeliaSim</w:t>
+      </w:r>
+      <w:proofErr w:type="spellEnd"/>
+      <w:r>
+        <w:rPr>
+          <w:rFonts w:ascii="Times New Roman" w:hAnsi="Times New Roman" w:cs="Times New Roman"/>
+          <w:sz w:val="28"/>
+          <w:szCs w:val="28"/>
+        </w:rPr>
+        <w:t xml:space="preserve"> </w:t>
+      </w:r>
+      <w:r>
+        <w:rPr>
+          <w:rFonts w:ascii="Times New Roman" w:hAnsi="Times New Roman" w:cs="Times New Roman"/>
+          <w:sz w:val="28"/>
+          <w:szCs w:val="28"/>
+        </w:rPr>
+        <w:t>корректно рассчитывать движение на больших скоростях)</w:t>
+      </w:r>
+      <w:r>
+        <w:rPr>
+          <w:rFonts w:ascii="Times New Roman" w:hAnsi="Times New Roman" w:cs="Times New Roman"/>
+          <w:sz w:val="28"/>
+          <w:szCs w:val="28"/>
+        </w:rPr>
+        <w:t>. Угловая скорость ω в данном подходе не используется, потому что робот сам поворачивается в сторону цели — это уже заложено в вычисляемом угле α. Если одновременно задавать и ω, то два управляющих воздействия могут конфликтовать, приводя к рысканию. На практике движение без явного задания ω оказывается плавным и точным.</w:t>
       </w:r>
     </w:p>
     <w:p>
@@ -13384,6 +13760,7 @@
           <w:sz w:val="28"/>
           <w:szCs w:val="28"/>
         </w:rPr>
+        <w:lastRenderedPageBreak/>
         <w:t>Для улучше</w:t>
       </w:r>
       <w:r>
@@ -13416,16 +13793,7 @@
           <w:sz w:val="28"/>
           <w:szCs w:val="28"/>
         </w:rPr>
-        <w:t xml:space="preserve"> </w:t>
-      </w:r>
-      <w:r>
-        <w:rPr>
-          <w:rFonts w:ascii="Times New Roman" w:hAnsi="Times New Roman" w:cs="Times New Roman"/>
-          <w:sz w:val="28"/>
-          <w:szCs w:val="28"/>
-        </w:rPr>
-        <w:lastRenderedPageBreak/>
-        <w:t>был добавлен ПИД-регулятор. Он динамически корректирует базовую скорость робота в зав</w:t>
+        <w:t xml:space="preserve"> был добавлен ПИД-регулятор. Он динамически корректирует базовую скорость робота в зав</w:t>
       </w:r>
       <w:r>
         <w:rPr>
@@ -13713,7 +14081,23 @@
           <w:sz w:val="28"/>
           <w:szCs w:val="28"/>
         </w:rPr>
-        <w:t xml:space="preserve"> избыточно. Забегая немного вперед, это увеличивает количество отправляемой информации, а также из-за физических ограничений двигатели колес могут не реагировать на столь частые смены скорости. Предполагается, что влияние на плавность и точность движения минимальное. Уменьшение </w:t>
+        <w:t xml:space="preserve"> избыточно. Забегая немного вперед, это увеличивает количество отправляемой информации, а также из-за физических ограничений двигатели колес могут не реагировать на столь частые</w:t>
+      </w:r>
+      <w:r>
+        <w:rPr>
+          <w:rFonts w:ascii="Times New Roman" w:hAnsi="Times New Roman" w:cs="Times New Roman"/>
+          <w:sz w:val="28"/>
+          <w:szCs w:val="28"/>
+        </w:rPr>
+        <w:t xml:space="preserve"> и малые по дельте</w:t>
+      </w:r>
+      <w:r>
+        <w:rPr>
+          <w:rFonts w:ascii="Times New Roman" w:hAnsi="Times New Roman" w:cs="Times New Roman"/>
+          <w:sz w:val="28"/>
+          <w:szCs w:val="28"/>
+        </w:rPr>
+        <w:t xml:space="preserve"> смены скорости. Предполагается, что влияние на плавность и точность движения минимальное. Уменьшение </w:t>
       </w:r>
       <w:proofErr w:type="spellStart"/>
       <w:r>
@@ -13799,7 +14183,16 @@
           <w:sz w:val="28"/>
           <w:szCs w:val="28"/>
         </w:rPr>
-        <w:t>ID симуляции — случайное целое число, позволяющее различать сеансы;</w:t>
+        <w:t xml:space="preserve">ID симуляции — случайное целое число, позволяющее различать </w:t>
+      </w:r>
+      <w:r>
+        <w:rPr>
+          <w:rFonts w:ascii="Times New Roman" w:hAnsi="Times New Roman" w:cs="Times New Roman"/>
+          <w:sz w:val="28"/>
+          <w:szCs w:val="28"/>
+        </w:rPr>
+        <w:lastRenderedPageBreak/>
+        <w:t>сеансы;</w:t>
       </w:r>
     </w:p>
     <w:p>
@@ -13861,16 +14254,7 @@
           <w:sz w:val="28"/>
           <w:szCs w:val="28"/>
         </w:rPr>
-        <w:t xml:space="preserve">-адресу (например, 239.0.0.1) на </w:t>
-      </w:r>
-      <w:r>
-        <w:rPr>
-          <w:rFonts w:ascii="Times New Roman" w:hAnsi="Times New Roman" w:cs="Times New Roman"/>
-          <w:sz w:val="28"/>
-          <w:szCs w:val="28"/>
-        </w:rPr>
-        <w:lastRenderedPageBreak/>
-        <w:t xml:space="preserve">определённый порт. </w:t>
+        <w:t xml:space="preserve">-адресу (например, 239.0.0.1) на определённый порт. </w:t>
       </w:r>
       <w:r>
         <w:rPr>
@@ -13994,7 +14378,23 @@
           <w:sz w:val="28"/>
           <w:szCs w:val="28"/>
         </w:rPr>
-        <w:t>Это позволяет проверить связь и работу робота без необходимости каждый раз запускать полную симуляцию и передавать полный массив векторов.</w:t>
+        <w:t xml:space="preserve">Это позволяет проверить связь и работу робота без необходимости каждый раз запускать полную симуляцию и передавать </w:t>
+      </w:r>
+      <w:r>
+        <w:rPr>
+          <w:rFonts w:ascii="Times New Roman" w:hAnsi="Times New Roman" w:cs="Times New Roman"/>
+          <w:sz w:val="28"/>
+          <w:szCs w:val="28"/>
+        </w:rPr>
+        <w:t xml:space="preserve">весь </w:t>
+      </w:r>
+      <w:r>
+        <w:rPr>
+          <w:rFonts w:ascii="Times New Roman" w:hAnsi="Times New Roman" w:cs="Times New Roman"/>
+          <w:sz w:val="28"/>
+          <w:szCs w:val="28"/>
+        </w:rPr>
+        <w:t>массив векторов.</w:t>
       </w:r>
     </w:p>
     <w:p>
@@ -14016,7 +14416,25 @@
           <w:sz w:val="28"/>
           <w:szCs w:val="28"/>
         </w:rPr>
-        <w:t xml:space="preserve">Тут бы можно поподробнее описать вот эту кнопочку с часами в </w:t>
+        <w:t xml:space="preserve">Тут бы можно поподробнее описать вот эту кнопочку </w:t>
+      </w:r>
+      <w:r>
+        <w:rPr>
+          <w:rFonts w:ascii="Times New Roman" w:hAnsi="Times New Roman" w:cs="Times New Roman"/>
+          <w:color w:val="FF0000"/>
+          <w:sz w:val="28"/>
+          <w:szCs w:val="28"/>
+        </w:rPr>
+        <w:t xml:space="preserve">реального времени </w:t>
+      </w:r>
+      <w:r>
+        <w:rPr>
+          <w:rFonts w:ascii="Times New Roman" w:hAnsi="Times New Roman" w:cs="Times New Roman"/>
+          <w:color w:val="FF0000"/>
+          <w:sz w:val="28"/>
+          <w:szCs w:val="28"/>
+        </w:rPr>
+        <w:t xml:space="preserve">с часами в </w:t>
       </w:r>
       <w:proofErr w:type="spellStart"/>
       <w:r>
@@ -14109,7 +14527,16 @@
           <w:sz w:val="28"/>
           <w:szCs w:val="28"/>
         </w:rPr>
-        <w:t xml:space="preserve"> — по одному на каждой стороне шестиугольника. Каждый контроллер управляет двумя колесами </w:t>
+        <w:t xml:space="preserve"> — по одному на каждой стороне шестиугольника. Каждый контроллер управляет двумя </w:t>
+      </w:r>
+      <w:r>
+        <w:rPr>
+          <w:rFonts w:ascii="Times New Roman" w:hAnsi="Times New Roman" w:cs="Times New Roman"/>
+          <w:sz w:val="28"/>
+          <w:szCs w:val="28"/>
+        </w:rPr>
+        <w:lastRenderedPageBreak/>
+        <w:t xml:space="preserve">колесами </w:t>
       </w:r>
       <w:proofErr w:type="spellStart"/>
       <w:r>
@@ -14127,7 +14554,15 @@
           <w:sz w:val="28"/>
           <w:szCs w:val="28"/>
         </w:rPr>
-        <w:t>, установленными на его стороне, получая от центрального алгоритма только целевые скорости вращения для этих двух колёс.</w:t>
+        <w:t>, установленными на его стороне</w:t>
+      </w:r>
+      <w:r>
+        <w:rPr>
+          <w:rFonts w:ascii="Times New Roman" w:hAnsi="Times New Roman" w:cs="Times New Roman"/>
+          <w:sz w:val="28"/>
+          <w:szCs w:val="28"/>
+        </w:rPr>
+        <w:t>.</w:t>
       </w:r>
     </w:p>
     <w:p>
@@ -14163,16 +14598,7 @@
           <w:sz w:val="28"/>
           <w:szCs w:val="28"/>
         </w:rPr>
-        <w:t xml:space="preserve"> выполняет </w:t>
-      </w:r>
-      <w:r>
-        <w:rPr>
-          <w:rFonts w:ascii="Times New Roman" w:hAnsi="Times New Roman" w:cs="Times New Roman"/>
-          <w:sz w:val="28"/>
-          <w:szCs w:val="28"/>
-        </w:rPr>
-        <w:lastRenderedPageBreak/>
-        <w:t>следующ</w:t>
+        <w:t xml:space="preserve"> выполняет следующ</w:t>
       </w:r>
       <w:r>
         <w:rPr>
@@ -14712,6 +15138,7 @@
           <w:szCs w:val="28"/>
           <w:lang w:val="en-US"/>
         </w:rPr>
+        <w:lastRenderedPageBreak/>
         <w:t>ID</w:t>
       </w:r>
       <w:r>
@@ -14773,7 +15200,6 @@
           <w:sz w:val="28"/>
           <w:szCs w:val="28"/>
         </w:rPr>
-        <w:lastRenderedPageBreak/>
         <w:t>Таким образом, на каждом контроллере хранится полная копия траектории. Это обеспечивает отказоустойчивость — если один контроллер потеряет питание, остальные продолжат движение, а потерявший при включении заг</w:t>
       </w:r>
       <w:r>
@@ -14950,7 +15376,7 @@
           <w:sz w:val="28"/>
           <w:szCs w:val="28"/>
         </w:rPr>
-        <w:t xml:space="preserve">На каждом тике таймера из базы данных извлекается текущий вектор (V, α, ω, T) по </w:t>
+        <w:t xml:space="preserve">На каждом тике таймера из базы данных извлекается вектор (V, α, ω, T) по </w:t>
       </w:r>
       <w:proofErr w:type="spellStart"/>
       <w:r>
@@ -14984,7 +15410,23 @@
           <w:sz w:val="28"/>
           <w:szCs w:val="28"/>
         </w:rPr>
-        <w:t>менной.</w:t>
+        <w:t>менной</w:t>
+      </w:r>
+      <w:r>
+        <w:rPr>
+          <w:rFonts w:ascii="Times New Roman" w:hAnsi="Times New Roman" w:cs="Times New Roman"/>
+          <w:sz w:val="28"/>
+          <w:szCs w:val="28"/>
+        </w:rPr>
+        <w:t xml:space="preserve"> (первый или следующий по очереди), при условии, что робот не в движении или закончилось движение по старому вектору</w:t>
+      </w:r>
+      <w:r>
+        <w:rPr>
+          <w:rFonts w:ascii="Times New Roman" w:hAnsi="Times New Roman" w:cs="Times New Roman"/>
+          <w:sz w:val="28"/>
+          <w:szCs w:val="28"/>
+        </w:rPr>
+        <w:t>;</w:t>
       </w:r>
     </w:p>
     <w:p>
@@ -15082,7 +15524,15 @@
           <w:sz w:val="28"/>
           <w:szCs w:val="28"/>
         </w:rPr>
-        <w:t xml:space="preserve">Одновременно ведутся </w:t>
+        <w:t xml:space="preserve">Одновременно </w:t>
+      </w:r>
+      <w:r>
+        <w:rPr>
+          <w:rFonts w:ascii="Times New Roman" w:hAnsi="Times New Roman" w:cs="Times New Roman"/>
+          <w:sz w:val="28"/>
+          <w:szCs w:val="28"/>
+        </w:rPr>
+        <w:t xml:space="preserve">работают </w:t>
       </w:r>
       <w:proofErr w:type="spellStart"/>
       <w:r>
@@ -15217,6 +15667,14 @@
           <w:sz w:val="28"/>
           <w:szCs w:val="28"/>
         </w:rPr>
+        <w:t xml:space="preserve"> (рисунок 8)</w:t>
+      </w:r>
+      <w:r>
+        <w:rPr>
+          <w:rFonts w:ascii="Times New Roman" w:hAnsi="Times New Roman" w:cs="Times New Roman"/>
+          <w:sz w:val="28"/>
+          <w:szCs w:val="28"/>
+        </w:rPr>
         <w:t xml:space="preserve"> как в соответствующей таблице в базе да</w:t>
       </w:r>
       <w:r>
@@ -15233,7 +15691,23 @@
           <w:sz w:val="28"/>
           <w:szCs w:val="28"/>
         </w:rPr>
-        <w:t xml:space="preserve"> анализа.</w:t>
+        <w:t xml:space="preserve"> анализа</w:t>
+      </w:r>
+      <w:r>
+        <w:rPr>
+          <w:rFonts w:ascii="Times New Roman" w:hAnsi="Times New Roman" w:cs="Times New Roman"/>
+          <w:sz w:val="28"/>
+          <w:szCs w:val="28"/>
+        </w:rPr>
+        <w:t xml:space="preserve"> (таблица 3)</w:t>
+      </w:r>
+      <w:r>
+        <w:rPr>
+          <w:rFonts w:ascii="Times New Roman" w:hAnsi="Times New Roman" w:cs="Times New Roman"/>
+          <w:sz w:val="28"/>
+          <w:szCs w:val="28"/>
+        </w:rPr>
+        <w:t>.</w:t>
       </w:r>
     </w:p>
     <w:p>
@@ -15253,6 +15727,7 @@
           <w:sz w:val="28"/>
           <w:szCs w:val="28"/>
         </w:rPr>
+        <w:lastRenderedPageBreak/>
         <w:t>Таблица 3 – структура таблицы логов</w:t>
       </w:r>
     </w:p>
@@ -15345,16 +15820,135 @@
           <w:rFonts w:ascii="Times New Roman" w:hAnsi="Times New Roman" w:cs="Times New Roman"/>
           <w:sz w:val="28"/>
           <w:szCs w:val="28"/>
-        </w:rPr>
-      </w:pPr>
-      <w:r>
-        <w:rPr>
-          <w:rFonts w:ascii="Times New Roman" w:hAnsi="Times New Roman" w:cs="Times New Roman"/>
-          <w:sz w:val="28"/>
-          <w:szCs w:val="28"/>
           <w:lang w:val="en-US"/>
         </w:rPr>
+      </w:pPr>
+      <w:r>
+        <w:rPr>
+          <w:rFonts w:ascii="Times New Roman" w:hAnsi="Times New Roman" w:cs="Times New Roman"/>
+          <w:sz w:val="28"/>
+          <w:szCs w:val="28"/>
+          <w:lang w:val="en-US"/>
+        </w:rPr>
         <w:t>Need</w:t>
+      </w:r>
+    </w:p>
+    <w:p>
+      <w:pPr>
+        <w:spacing w:line="360" w:lineRule="auto"/>
+        <w:jc w:val="center"/>
+        <w:rPr>
+          <w:rFonts w:ascii="Times New Roman" w:hAnsi="Times New Roman" w:cs="Times New Roman"/>
+          <w:sz w:val="28"/>
+          <w:szCs w:val="28"/>
+          <w:lang w:val="en-US"/>
+        </w:rPr>
+      </w:pPr>
+      <w:r>
+        <w:rPr>
+          <w:noProof/>
+        </w:rPr>
+        <w:drawing>
+          <wp:inline distT="0" distB="0" distL="0" distR="0">
+            <wp:extent cx="3633470" cy="1717675"/>
+            <wp:effectExtent l="0" t="0" r="5080" b="0"/>
+            <wp:docPr id="7" name="Рисунок 7" descr="Как сделать таблицу в HTML — журнал «Доктайп»"/>
+            <wp:cNvGraphicFramePr>
+              <a:graphicFrameLocks xmlns:a="http://schemas.openxmlformats.org/drawingml/2006/main" noChangeAspect="1"/>
+            </wp:cNvGraphicFramePr>
+            <a:graphic xmlns:a="http://schemas.openxmlformats.org/drawingml/2006/main">
+              <a:graphicData uri="http://schemas.openxmlformats.org/drawingml/2006/picture">
+                <pic:pic xmlns:pic="http://schemas.openxmlformats.org/drawingml/2006/picture">
+                  <pic:nvPicPr>
+                    <pic:cNvPr id="0" name="Picture 1" descr="Как сделать таблицу в HTML — журнал «Доктайп»"/>
+                    <pic:cNvPicPr>
+                      <a:picLocks noChangeAspect="1" noChangeArrowheads="1"/>
+                    </pic:cNvPicPr>
+                  </pic:nvPicPr>
+                  <pic:blipFill>
+                    <a:blip r:embed="rId15">
+                      <a:extLst>
+                        <a:ext uri="{28A0092B-C50C-407E-A947-70E740481C1C}">
+                          <a14:useLocalDpi xmlns:a14="http://schemas.microsoft.com/office/drawing/2010/main" val="0"/>
+                        </a:ext>
+                      </a:extLst>
+                    </a:blip>
+                    <a:srcRect/>
+                    <a:stretch>
+                      <a:fillRect/>
+                    </a:stretch>
+                  </pic:blipFill>
+                  <pic:spPr bwMode="auto">
+                    <a:xfrm>
+                      <a:off x="0" y="0"/>
+                      <a:ext cx="3633470" cy="1717675"/>
+                    </a:xfrm>
+                    <a:prstGeom prst="rect">
+                      <a:avLst/>
+                    </a:prstGeom>
+                    <a:noFill/>
+                    <a:ln>
+                      <a:noFill/>
+                    </a:ln>
+                  </pic:spPr>
+                </pic:pic>
+              </a:graphicData>
+            </a:graphic>
+          </wp:inline>
+        </w:drawing>
+      </w:r>
+    </w:p>
+    <w:p>
+      <w:pPr>
+        <w:spacing w:line="360" w:lineRule="auto"/>
+        <w:jc w:val="center"/>
+        <w:rPr>
+          <w:rFonts w:ascii="Times New Roman" w:hAnsi="Times New Roman" w:cs="Times New Roman"/>
+          <w:sz w:val="28"/>
+          <w:szCs w:val="28"/>
+        </w:rPr>
+      </w:pPr>
+      <w:r>
+        <w:rPr>
+          <w:rFonts w:ascii="Times New Roman" w:hAnsi="Times New Roman" w:cs="Times New Roman"/>
+          <w:sz w:val="28"/>
+          <w:szCs w:val="28"/>
+        </w:rPr>
+        <w:t xml:space="preserve">Рисунок 8 – </w:t>
+      </w:r>
+      <w:r>
+        <w:rPr>
+          <w:rFonts w:ascii="Times New Roman" w:hAnsi="Times New Roman" w:cs="Times New Roman"/>
+          <w:sz w:val="28"/>
+          <w:szCs w:val="28"/>
+          <w:lang w:val="en-US"/>
+        </w:rPr>
+        <w:t>Web</w:t>
+      </w:r>
+      <w:r>
+        <w:rPr>
+          <w:rFonts w:ascii="Times New Roman" w:hAnsi="Times New Roman" w:cs="Times New Roman"/>
+          <w:sz w:val="28"/>
+          <w:szCs w:val="28"/>
+        </w:rPr>
+        <w:t xml:space="preserve"> </w:t>
+      </w:r>
+      <w:r>
+        <w:rPr>
+          <w:rFonts w:ascii="Times New Roman" w:hAnsi="Times New Roman" w:cs="Times New Roman"/>
+          <w:sz w:val="28"/>
+          <w:szCs w:val="28"/>
+        </w:rPr>
+        <w:t xml:space="preserve">интерфейс для просмотра логов </w:t>
+      </w:r>
+      <w:r>
+        <w:rPr>
+          <w:rFonts w:ascii="Times New Roman" w:hAnsi="Times New Roman" w:cs="Times New Roman"/>
+          <w:color w:val="FF0000"/>
+          <w:sz w:val="28"/>
+          <w:szCs w:val="28"/>
+        </w:rPr>
+        <w:t>(норм картинка)</w:t>
       </w:r>
     </w:p>
     <w:p>
@@ -15373,7 +15967,6 @@
           <w:sz w:val="28"/>
           <w:szCs w:val="28"/>
         </w:rPr>
-        <w:lastRenderedPageBreak/>
         <w:tab/>
       </w:r>
       <w:r>
@@ -15417,6 +16010,8 @@
         </w:rPr>
         <w:t>.</w:t>
       </w:r>
+      <w:bookmarkStart w:id="5" w:name="_GoBack"/>
+      <w:bookmarkEnd w:id="5"/>
     </w:p>
     <w:p>
       <w:pPr>
@@ -15653,7 +16248,7 @@
       <w:r>
         <w:t xml:space="preserve">: </w:t>
       </w:r>
-      <w:hyperlink r:id="rId14" w:history="1">
+      <w:hyperlink r:id="rId16" w:history="1">
         <w:r>
           <w:rPr>
             <w:lang w:val="en-US"/>
@@ -15727,13 +16322,12 @@
           <w:ilvl w:val="0"/>
           <w:numId w:val="32"/>
         </w:numPr>
-        <w:ind w:left="0" w:firstLine="709"/>
       </w:pPr>
       <w:r>
         <w:rPr>
           <w:lang w:val="en-US"/>
         </w:rPr>
-        <w:t>Documentation</w:t>
+        <w:t>Arduino</w:t>
       </w:r>
       <w:r>
         <w:t xml:space="preserve"> </w:t>
@@ -15742,7 +16336,7 @@
         <w:rPr>
           <w:lang w:val="en-US"/>
         </w:rPr>
-        <w:t>Arduino</w:t>
+        <w:t>Programming</w:t>
       </w:r>
       <w:r>
         <w:t xml:space="preserve"> [</w:t>
@@ -15768,55 +16362,286 @@
       <w:r>
         <w:t xml:space="preserve">: </w:t>
       </w:r>
-      <w:hyperlink r:id="rId15" w:history="1">
-        <w:r>
-          <w:rPr>
-            <w:lang w:val="en-US"/>
-          </w:rPr>
-          <w:t>https</w:t>
-        </w:r>
-        <w:r>
-          <w:t>://</w:t>
-        </w:r>
-        <w:r>
-          <w:rPr>
-            <w:lang w:val="en-US"/>
-          </w:rPr>
-          <w:t>docs</w:t>
-        </w:r>
-        <w:r>
-          <w:t>.</w:t>
-        </w:r>
-        <w:proofErr w:type="spellStart"/>
-        <w:r>
-          <w:rPr>
-            <w:lang w:val="en-US"/>
-          </w:rPr>
-          <w:t>arduino</w:t>
-        </w:r>
-        <w:proofErr w:type="spellEnd"/>
-        <w:r>
-          <w:t>.</w:t>
-        </w:r>
-        <w:r>
-          <w:rPr>
-            <w:lang w:val="en-US"/>
-          </w:rPr>
-          <w:t>cc</w:t>
-        </w:r>
-        <w:r>
-          <w:t>/</w:t>
-        </w:r>
-        <w:r>
-          <w:rPr>
-            <w:lang w:val="en-US"/>
-          </w:rPr>
-          <w:t>programming</w:t>
-        </w:r>
-        <w:r>
-          <w:t>/</w:t>
-        </w:r>
-      </w:hyperlink>
+      <w:proofErr w:type="gramStart"/>
+      <w:r>
+        <w:rPr>
+          <w:lang w:val="en-US"/>
+        </w:rPr>
+        <w:t>https</w:t>
+      </w:r>
+      <w:r>
+        <w:t>://</w:t>
+      </w:r>
+      <w:r>
+        <w:rPr>
+          <w:lang w:val="en-US"/>
+        </w:rPr>
+        <w:t>docs</w:t>
+      </w:r>
+      <w:r>
+        <w:t>.</w:t>
+      </w:r>
+      <w:proofErr w:type="spellStart"/>
+      <w:r>
+        <w:rPr>
+          <w:lang w:val="en-US"/>
+        </w:rPr>
+        <w:t>arduino</w:t>
+      </w:r>
+      <w:proofErr w:type="spellEnd"/>
+      <w:r>
+        <w:t>.</w:t>
+      </w:r>
+      <w:r>
+        <w:rPr>
+          <w:lang w:val="en-US"/>
+        </w:rPr>
+        <w:t>cc</w:t>
+      </w:r>
+      <w:r>
+        <w:t>/</w:t>
+      </w:r>
+      <w:r>
+        <w:rPr>
+          <w:lang w:val="en-US"/>
+        </w:rPr>
+        <w:t>programming</w:t>
+      </w:r>
+      <w:r>
+        <w:t>/?_</w:t>
+      </w:r>
+      <w:proofErr w:type="spellStart"/>
+      <w:r>
+        <w:rPr>
+          <w:lang w:val="en-US"/>
+        </w:rPr>
+        <w:t>gl</w:t>
+      </w:r>
+      <w:proofErr w:type="spellEnd"/>
+      <w:r>
+        <w:t>=1*16</w:t>
+      </w:r>
+      <w:proofErr w:type="spellStart"/>
+      <w:r>
+        <w:rPr>
+          <w:lang w:val="en-US"/>
+        </w:rPr>
+        <w:t>dtsai</w:t>
+      </w:r>
+      <w:proofErr w:type="spellEnd"/>
+      <w:r>
+        <w:t>*_</w:t>
+      </w:r>
+      <w:r>
+        <w:rPr>
+          <w:lang w:val="en-US"/>
+        </w:rPr>
+        <w:t>up</w:t>
+      </w:r>
+      <w:r>
+        <w:t>*</w:t>
+      </w:r>
+      <w:r>
+        <w:rPr>
+          <w:lang w:val="en-US"/>
+        </w:rPr>
+        <w:t>MQ</w:t>
+      </w:r>
+      <w:r>
+        <w:t>..</w:t>
+      </w:r>
+      <w:proofErr w:type="gramEnd"/>
+      <w:r>
+        <w:t>*_</w:t>
+      </w:r>
+      <w:proofErr w:type="spellStart"/>
+      <w:r>
+        <w:rPr>
+          <w:lang w:val="en-US"/>
+        </w:rPr>
+        <w:t>ga</w:t>
+      </w:r>
+      <w:proofErr w:type="spellEnd"/>
+      <w:r>
+        <w:t>*</w:t>
+      </w:r>
+      <w:r>
+        <w:rPr>
+          <w:lang w:val="en-US"/>
+        </w:rPr>
+        <w:t>MTI</w:t>
+      </w:r>
+      <w:r>
+        <w:t>4</w:t>
+      </w:r>
+      <w:proofErr w:type="spellStart"/>
+      <w:r>
+        <w:rPr>
+          <w:lang w:val="en-US"/>
+        </w:rPr>
+        <w:t>NjA</w:t>
+      </w:r>
+      <w:proofErr w:type="spellEnd"/>
+      <w:r>
+        <w:t>2</w:t>
+      </w:r>
+      <w:proofErr w:type="spellStart"/>
+      <w:r>
+        <w:rPr>
+          <w:lang w:val="en-US"/>
+        </w:rPr>
+        <w:t>ODAwMi</w:t>
+      </w:r>
+      <w:proofErr w:type="spellEnd"/>
+      <w:r>
+        <w:t>4</w:t>
+      </w:r>
+      <w:proofErr w:type="spellStart"/>
+      <w:r>
+        <w:rPr>
+          <w:lang w:val="en-US"/>
+        </w:rPr>
+        <w:t>xNzc</w:t>
+      </w:r>
+      <w:proofErr w:type="spellEnd"/>
+      <w:r>
+        <w:t>5</w:t>
+      </w:r>
+      <w:proofErr w:type="spellStart"/>
+      <w:r>
+        <w:rPr>
+          <w:lang w:val="en-US"/>
+        </w:rPr>
+        <w:t>NzA</w:t>
+      </w:r>
+      <w:proofErr w:type="spellEnd"/>
+      <w:r>
+        <w:t>2</w:t>
+      </w:r>
+      <w:proofErr w:type="spellStart"/>
+      <w:r>
+        <w:rPr>
+          <w:lang w:val="en-US"/>
+        </w:rPr>
+        <w:t>Mzgx</w:t>
+      </w:r>
+      <w:proofErr w:type="spellEnd"/>
+      <w:r>
+        <w:t>*_</w:t>
+      </w:r>
+      <w:proofErr w:type="spellStart"/>
+      <w:r>
+        <w:rPr>
+          <w:lang w:val="en-US"/>
+        </w:rPr>
+        <w:t>ga</w:t>
+      </w:r>
+      <w:proofErr w:type="spellEnd"/>
+      <w:r>
+        <w:t>_</w:t>
+      </w:r>
+      <w:r>
+        <w:rPr>
+          <w:lang w:val="en-US"/>
+        </w:rPr>
+        <w:t>NEXN</w:t>
+      </w:r>
+      <w:r>
+        <w:t>8</w:t>
+      </w:r>
+      <w:r>
+        <w:rPr>
+          <w:lang w:val="en-US"/>
+        </w:rPr>
+        <w:t>H</w:t>
+      </w:r>
+      <w:r>
+        <w:t>46</w:t>
+      </w:r>
+      <w:r>
+        <w:rPr>
+          <w:lang w:val="en-US"/>
+        </w:rPr>
+        <w:t>L</w:t>
+      </w:r>
+      <w:r>
+        <w:t>5*</w:t>
+      </w:r>
+      <w:proofErr w:type="spellStart"/>
+      <w:r>
+        <w:rPr>
+          <w:lang w:val="en-US"/>
+        </w:rPr>
+        <w:t>czE</w:t>
+      </w:r>
+      <w:proofErr w:type="spellEnd"/>
+      <w:r>
+        <w:t>3</w:t>
+      </w:r>
+      <w:proofErr w:type="spellStart"/>
+      <w:r>
+        <w:rPr>
+          <w:lang w:val="en-US"/>
+        </w:rPr>
+        <w:t>Nzk</w:t>
+      </w:r>
+      <w:proofErr w:type="spellEnd"/>
+      <w:r>
+        <w:t>3</w:t>
+      </w:r>
+      <w:proofErr w:type="spellStart"/>
+      <w:r>
+        <w:rPr>
+          <w:lang w:val="en-US"/>
+        </w:rPr>
+        <w:t>MDYzNzkkbzEkZzAkdDE</w:t>
+      </w:r>
+      <w:proofErr w:type="spellEnd"/>
+      <w:r>
+        <w:t>3</w:t>
+      </w:r>
+      <w:proofErr w:type="spellStart"/>
+      <w:r>
+        <w:rPr>
+          <w:lang w:val="en-US"/>
+        </w:rPr>
+        <w:t>Nzk</w:t>
+      </w:r>
+      <w:proofErr w:type="spellEnd"/>
+      <w:r>
+        <w:t>3</w:t>
+      </w:r>
+      <w:proofErr w:type="spellStart"/>
+      <w:r>
+        <w:rPr>
+          <w:lang w:val="en-US"/>
+        </w:rPr>
+        <w:t>MDYzNzkkajYwJGwwJGgxOTY</w:t>
+      </w:r>
+      <w:proofErr w:type="spellEnd"/>
+      <w:r>
+        <w:t>1</w:t>
+      </w:r>
+      <w:r>
+        <w:rPr>
+          <w:lang w:val="en-US"/>
+        </w:rPr>
+        <w:t>NTQ</w:t>
+      </w:r>
+      <w:r>
+        <w:t>2</w:t>
+      </w:r>
+      <w:proofErr w:type="spellStart"/>
+      <w:r>
+        <w:rPr>
+          <w:lang w:val="en-US"/>
+        </w:rPr>
+        <w:t>NDc</w:t>
+      </w:r>
+      <w:proofErr w:type="spellEnd"/>
+      <w:r>
+        <w:t>2</w:t>
+      </w:r>
       <w:r>
         <w:t xml:space="preserve"> </w:t>
       </w:r>
@@ -15887,7 +16712,7 @@
       <w:r>
         <w:t xml:space="preserve"> </w:t>
       </w:r>
-      <w:hyperlink r:id="rId16" w:history="1">
+      <w:hyperlink r:id="rId17" w:history="1">
         <w:r>
           <w:rPr>
             <w:lang w:val="en-US"/>
@@ -16292,6 +17117,7 @@
         </w:numPr>
       </w:pPr>
       <w:r>
+        <w:lastRenderedPageBreak/>
         <w:t xml:space="preserve"> Роберту </w:t>
       </w:r>
       <w:proofErr w:type="spellStart"/>
@@ -16448,7 +17274,6 @@
         </w:numPr>
       </w:pPr>
       <w:r>
-        <w:lastRenderedPageBreak/>
         <w:t xml:space="preserve"> </w:t>
       </w:r>
       <w:r>
@@ -16465,7 +17290,7 @@
       <w:r>
         <w:t xml:space="preserve"> [Электронный ресурс]. – URL: </w:t>
       </w:r>
-      <w:hyperlink r:id="rId17" w:history="1">
+      <w:hyperlink r:id="rId18" w:history="1">
         <w:r>
           <w:t>https://habr.com/ru/companies/spbifmo/articles/832890/</w:t>
         </w:r>
@@ -16531,7 +17356,7 @@
       <w:r>
         <w:t xml:space="preserve">: </w:t>
       </w:r>
-      <w:hyperlink r:id="rId18" w:history="1">
+      <w:hyperlink r:id="rId19" w:history="1">
         <w:r>
           <w:rPr>
             <w:rStyle w:val="a9"/>
@@ -16692,6 +17517,99 @@
     <w:p>
       <w:pPr>
         <w:pStyle w:val="ad"/>
+        <w:numPr>
+          <w:ilvl w:val="0"/>
+          <w:numId w:val="32"/>
+        </w:numPr>
+      </w:pPr>
+      <w:r>
+        <w:t xml:space="preserve"> </w:t>
+      </w:r>
+      <w:r>
+        <w:rPr>
+          <w:lang w:val="en-US"/>
+        </w:rPr>
+        <w:t>The</w:t>
+      </w:r>
+      <w:r>
+        <w:t xml:space="preserve"> </w:t>
+      </w:r>
+      <w:r>
+        <w:rPr>
+          <w:lang w:val="en-US"/>
+        </w:rPr>
+        <w:t>GNU</w:t>
+      </w:r>
+      <w:r>
+        <w:t xml:space="preserve"> </w:t>
+      </w:r>
+      <w:r>
+        <w:rPr>
+          <w:lang w:val="en-US"/>
+        </w:rPr>
+        <w:t>Compiler</w:t>
+      </w:r>
+      <w:r>
+        <w:t xml:space="preserve"> </w:t>
+      </w:r>
+      <w:r>
+        <w:rPr>
+          <w:lang w:val="en-US"/>
+        </w:rPr>
+        <w:t>Collection</w:t>
+      </w:r>
+      <w:r>
+        <w:t xml:space="preserve"> (</w:t>
+      </w:r>
+      <w:r>
+        <w:rPr>
+          <w:lang w:val="en-US"/>
+        </w:rPr>
+        <w:t>GCC</w:t>
+      </w:r>
+      <w:r>
+        <w:t>)</w:t>
+      </w:r>
+      <w:r>
+        <w:t xml:space="preserve"> [</w:t>
+      </w:r>
+      <w:r>
+        <w:t>Электронный</w:t>
+      </w:r>
+      <w:r>
+        <w:t xml:space="preserve"> </w:t>
+      </w:r>
+      <w:r>
+        <w:t>ресурс</w:t>
+      </w:r>
+      <w:r>
+        <w:t xml:space="preserve">]. – </w:t>
+      </w:r>
+      <w:r>
+        <w:rPr>
+          <w:lang w:val="en-US"/>
+        </w:rPr>
+        <w:t>URL</w:t>
+      </w:r>
+      <w:r>
+        <w:t xml:space="preserve">: </w:t>
+      </w:r>
+      <w:r>
+        <w:rPr>
+          <w:rStyle w:val="a9"/>
+        </w:rPr>
+        <w:t xml:space="preserve">https://gcc.gnu.org/ </w:t>
+      </w:r>
+      <w:r>
+        <w:rPr>
+          <w:color w:val="FF0000"/>
+        </w:rPr>
+        <w:t>(Дата обращения 23.09.2025)</w:t>
+      </w:r>
+    </w:p>
+    <w:p>
+      <w:pPr>
+        <w:pStyle w:val="ad"/>
         <w:ind w:left="568" w:firstLine="0"/>
       </w:pPr>
     </w:p>
@@ -16721,8 +17639,8 @@
     </w:p>
     <w:p/>
     <w:sectPr>
-      <w:footerReference w:type="even" r:id="rId19"/>
-      <w:footerReference w:type="default" r:id="rId20"/>
+      <w:footerReference w:type="even" r:id="rId20"/>
+      <w:footerReference w:type="default" r:id="rId21"/>
       <w:pgSz w:w="11906" w:h="16838"/>
       <w:pgMar w:top="1134" w:right="851" w:bottom="1418" w:left="1701" w:header="709" w:footer="709" w:gutter="0"/>
       <w:cols w:space="708"/>
@@ -16734,7 +17652,7 @@
 </file>
 
 <file path=word/endnotes.xml><?xml version="1.0" encoding="utf-8"?>
-<w:endnotes xmlns:wpc="http://schemas.microsoft.com/office/word/2010/wordprocessingCanvas" xmlns:cx="http://schemas.microsoft.com/office/drawing/2014/chartex" xmlns:mc="http://schemas.openxmlformats.org/markup-compatibility/2006" xmlns:o="urn:schemas-microsoft-com:office:office" xmlns:r="http://schemas.openxmlformats.org/officeDocument/2006/relationships" xmlns:m="http://schemas.openxmlformats.org/officeDocument/2006/math" xmlns:v="urn:schemas-microsoft-com:vml" xmlns:wp14="http://schemas.microsoft.com/office/word/2010/wordprocessingDrawing" xmlns:wp="http://schemas.openxmlformats.org/drawingml/2006/wordprocessingDrawing" xmlns:w10="urn:schemas-microsoft-com:office:word" xmlns:w="http://schemas.openxmlformats.org/wordprocessingml/2006/main" xmlns:w14="http://schemas.microsoft.com/office/word/2010/wordml" xmlns:w15="http://schemas.microsoft.com/office/word/2012/wordml" xmlns:w16se="http://schemas.microsoft.com/office/word/2015/wordml/symex" xmlns:wpg="http://schemas.microsoft.com/office/word/2010/wordprocessingGroup" xmlns:wpi="http://schemas.microsoft.com/office/word/2010/wordprocessingInk" xmlns:wne="http://schemas.microsoft.com/office/word/2006/wordml" xmlns:wps="http://schemas.microsoft.com/office/word/2010/wordprocessingShape" mc:Ignorable="w14 w15 w16se wp14">
+<w:endnotes xmlns:wpc="http://schemas.microsoft.com/office/word/2010/wordprocessingCanvas" xmlns:mc="http://schemas.openxmlformats.org/markup-compatibility/2006" xmlns:o="urn:schemas-microsoft-com:office:office" xmlns:r="http://schemas.openxmlformats.org/officeDocument/2006/relationships" xmlns:m="http://schemas.openxmlformats.org/officeDocument/2006/math" xmlns:v="urn:schemas-microsoft-com:vml" xmlns:wp14="http://schemas.microsoft.com/office/word/2010/wordprocessingDrawing" xmlns:wp="http://schemas.openxmlformats.org/drawingml/2006/wordprocessingDrawing" xmlns:w10="urn:schemas-microsoft-com:office:word" xmlns:w="http://schemas.openxmlformats.org/wordprocessingml/2006/main" xmlns:w14="http://schemas.microsoft.com/office/word/2010/wordml" xmlns:w15="http://schemas.microsoft.com/office/word/2012/wordml" xmlns:wpg="http://schemas.microsoft.com/office/word/2010/wordprocessingGroup" xmlns:wpi="http://schemas.microsoft.com/office/word/2010/wordprocessingInk" xmlns:wne="http://schemas.microsoft.com/office/word/2006/wordml" xmlns:wps="http://schemas.microsoft.com/office/word/2010/wordprocessingShape" mc:Ignorable="w14 w15 wp14">
   <w:endnote w:type="separator" w:id="-1">
     <w:p>
       <w:r>
@@ -16753,7 +17671,7 @@
 </file>
 
 <file path=word/footer1.xml><?xml version="1.0" encoding="utf-8"?>
-<w:ftr xmlns:wpc="http://schemas.microsoft.com/office/word/2010/wordprocessingCanvas" xmlns:cx="http://schemas.microsoft.com/office/drawing/2014/chartex" xmlns:mc="http://schemas.openxmlformats.org/markup-compatibility/2006" xmlns:o="urn:schemas-microsoft-com:office:office" xmlns:r="http://schemas.openxmlformats.org/officeDocument/2006/relationships" xmlns:m="http://schemas.openxmlformats.org/officeDocument/2006/math" xmlns:v="urn:schemas-microsoft-com:vml" xmlns:wp14="http://schemas.microsoft.com/office/word/2010/wordprocessingDrawing" xmlns:wp="http://schemas.openxmlformats.org/drawingml/2006/wordprocessingDrawing" xmlns:w10="urn:schemas-microsoft-com:office:word" xmlns:w="http://schemas.openxmlformats.org/wordprocessingml/2006/main" xmlns:w14="http://schemas.microsoft.com/office/word/2010/wordml" xmlns:w15="http://schemas.microsoft.com/office/word/2012/wordml" xmlns:w16se="http://schemas.microsoft.com/office/word/2015/wordml/symex" xmlns:wpg="http://schemas.microsoft.com/office/word/2010/wordprocessingGroup" xmlns:wpi="http://schemas.microsoft.com/office/word/2010/wordprocessingInk" xmlns:wne="http://schemas.microsoft.com/office/word/2006/wordml" xmlns:wps="http://schemas.microsoft.com/office/word/2010/wordprocessingShape" mc:Ignorable="w14 w15 w16se wp14">
+<w:ftr xmlns:wpc="http://schemas.microsoft.com/office/word/2010/wordprocessingCanvas" xmlns:mc="http://schemas.openxmlformats.org/markup-compatibility/2006" xmlns:o="urn:schemas-microsoft-com:office:office" xmlns:r="http://schemas.openxmlformats.org/officeDocument/2006/relationships" xmlns:m="http://schemas.openxmlformats.org/officeDocument/2006/math" xmlns:v="urn:schemas-microsoft-com:vml" xmlns:wp14="http://schemas.microsoft.com/office/word/2010/wordprocessingDrawing" xmlns:wp="http://schemas.openxmlformats.org/drawingml/2006/wordprocessingDrawing" xmlns:w10="urn:schemas-microsoft-com:office:word" xmlns:w="http://schemas.openxmlformats.org/wordprocessingml/2006/main" xmlns:w14="http://schemas.microsoft.com/office/word/2010/wordml" xmlns:w15="http://schemas.microsoft.com/office/word/2012/wordml" xmlns:wpg="http://schemas.microsoft.com/office/word/2010/wordprocessingGroup" xmlns:wpi="http://schemas.microsoft.com/office/word/2010/wordprocessingInk" xmlns:wne="http://schemas.microsoft.com/office/word/2006/wordml" xmlns:wps="http://schemas.microsoft.com/office/word/2010/wordprocessingShape" mc:Ignorable="w14 w15 wp14">
   <w:p>
     <w:pPr>
       <w:pStyle w:val="a3"/>
@@ -16805,7 +17723,7 @@
 </file>
 
 <file path=word/footer2.xml><?xml version="1.0" encoding="utf-8"?>
-<w:ftr xmlns:wpc="http://schemas.microsoft.com/office/word/2010/wordprocessingCanvas" xmlns:cx="http://schemas.microsoft.com/office/drawing/2014/chartex" xmlns:mc="http://schemas.openxmlformats.org/markup-compatibility/2006" xmlns:o="urn:schemas-microsoft-com:office:office" xmlns:r="http://schemas.openxmlformats.org/officeDocument/2006/relationships" xmlns:m="http://schemas.openxmlformats.org/officeDocument/2006/math" xmlns:v="urn:schemas-microsoft-com:vml" xmlns:wp14="http://schemas.microsoft.com/office/word/2010/wordprocessingDrawing" xmlns:wp="http://schemas.openxmlformats.org/drawingml/2006/wordprocessingDrawing" xmlns:w10="urn:schemas-microsoft-com:office:word" xmlns:w="http://schemas.openxmlformats.org/wordprocessingml/2006/main" xmlns:w14="http://schemas.microsoft.com/office/word/2010/wordml" xmlns:w15="http://schemas.microsoft.com/office/word/2012/wordml" xmlns:w16se="http://schemas.microsoft.com/office/word/2015/wordml/symex" xmlns:wpg="http://schemas.microsoft.com/office/word/2010/wordprocessingGroup" xmlns:wpi="http://schemas.microsoft.com/office/word/2010/wordprocessingInk" xmlns:wne="http://schemas.microsoft.com/office/word/2006/wordml" xmlns:wps="http://schemas.microsoft.com/office/word/2010/wordprocessingShape" mc:Ignorable="w14 w15 w16se wp14">
+<w:ftr xmlns:wpc="http://schemas.microsoft.com/office/word/2010/wordprocessingCanvas" xmlns:mc="http://schemas.openxmlformats.org/markup-compatibility/2006" xmlns:o="urn:schemas-microsoft-com:office:office" xmlns:r="http://schemas.openxmlformats.org/officeDocument/2006/relationships" xmlns:m="http://schemas.openxmlformats.org/officeDocument/2006/math" xmlns:v="urn:schemas-microsoft-com:vml" xmlns:wp14="http://schemas.microsoft.com/office/word/2010/wordprocessingDrawing" xmlns:wp="http://schemas.openxmlformats.org/drawingml/2006/wordprocessingDrawing" xmlns:w10="urn:schemas-microsoft-com:office:word" xmlns:w="http://schemas.openxmlformats.org/wordprocessingml/2006/main" xmlns:w14="http://schemas.microsoft.com/office/word/2010/wordml" xmlns:w15="http://schemas.microsoft.com/office/word/2012/wordml" xmlns:wpg="http://schemas.microsoft.com/office/word/2010/wordprocessingGroup" xmlns:wpi="http://schemas.microsoft.com/office/word/2010/wordprocessingInk" xmlns:wne="http://schemas.microsoft.com/office/word/2006/wordml" xmlns:wps="http://schemas.microsoft.com/office/word/2010/wordprocessingShape" mc:Ignorable="w14 w15 wp14">
   <w:sdt>
     <w:sdtPr>
       <w:id w:val="-507452917"/>
@@ -16887,7 +17805,7 @@
 </file>
 
 <file path=word/footnotes.xml><?xml version="1.0" encoding="utf-8"?>
-<w:footnotes xmlns:wpc="http://schemas.microsoft.com/office/word/2010/wordprocessingCanvas" xmlns:cx="http://schemas.microsoft.com/office/drawing/2014/chartex" xmlns:mc="http://schemas.openxmlformats.org/markup-compatibility/2006" xmlns:o="urn:schemas-microsoft-com:office:office" xmlns:r="http://schemas.openxmlformats.org/officeDocument/2006/relationships" xmlns:m="http://schemas.openxmlformats.org/officeDocument/2006/math" xmlns:v="urn:schemas-microsoft-com:vml" xmlns:wp14="http://schemas.microsoft.com/office/word/2010/wordprocessingDrawing" xmlns:wp="http://schemas.openxmlformats.org/drawingml/2006/wordprocessingDrawing" xmlns:w10="urn:schemas-microsoft-com:office:word" xmlns:w="http://schemas.openxmlformats.org/wordprocessingml/2006/main" xmlns:w14="http://schemas.microsoft.com/office/word/2010/wordml" xmlns:w15="http://schemas.microsoft.com/office/word/2012/wordml" xmlns:w16se="http://schemas.microsoft.com/office/word/2015/wordml/symex" xmlns:wpg="http://schemas.microsoft.com/office/word/2010/wordprocessingGroup" xmlns:wpi="http://schemas.microsoft.com/office/word/2010/wordprocessingInk" xmlns:wne="http://schemas.microsoft.com/office/word/2006/wordml" xmlns:wps="http://schemas.microsoft.com/office/word/2010/wordprocessingShape" mc:Ignorable="w14 w15 w16se wp14">
+<w:footnotes xmlns:wpc="http://schemas.microsoft.com/office/word/2010/wordprocessingCanvas" xmlns:mc="http://schemas.openxmlformats.org/markup-compatibility/2006" xmlns:o="urn:schemas-microsoft-com:office:office" xmlns:r="http://schemas.openxmlformats.org/officeDocument/2006/relationships" xmlns:m="http://schemas.openxmlformats.org/officeDocument/2006/math" xmlns:v="urn:schemas-microsoft-com:vml" xmlns:wp14="http://schemas.microsoft.com/office/word/2010/wordprocessingDrawing" xmlns:wp="http://schemas.openxmlformats.org/drawingml/2006/wordprocessingDrawing" xmlns:w10="urn:schemas-microsoft-com:office:word" xmlns:w="http://schemas.openxmlformats.org/wordprocessingml/2006/main" xmlns:w14="http://schemas.microsoft.com/office/word/2010/wordml" xmlns:w15="http://schemas.microsoft.com/office/word/2012/wordml" xmlns:wpg="http://schemas.microsoft.com/office/word/2010/wordprocessingGroup" xmlns:wpi="http://schemas.microsoft.com/office/word/2010/wordprocessingInk" xmlns:wne="http://schemas.microsoft.com/office/word/2006/wordml" xmlns:wps="http://schemas.microsoft.com/office/word/2010/wordprocessingShape" mc:Ignorable="w14 w15 wp14">
   <w:footnote w:type="separator" w:id="-1">
     <w:p>
       <w:r>
@@ -16906,7 +17824,7 @@
 </file>
 
 <file path=word/numbering.xml><?xml version="1.0" encoding="utf-8"?>
-<w:numbering xmlns:wpc="http://schemas.microsoft.com/office/word/2010/wordprocessingCanvas" xmlns:cx="http://schemas.microsoft.com/office/drawing/2014/chartex" xmlns:mc="http://schemas.openxmlformats.org/markup-compatibility/2006" xmlns:o="urn:schemas-microsoft-com:office:office" xmlns:r="http://schemas.openxmlformats.org/officeDocument/2006/relationships" xmlns:m="http://schemas.openxmlformats.org/officeDocument/2006/math" xmlns:v="urn:schemas-microsoft-com:vml" xmlns:wp14="http://schemas.microsoft.com/office/word/2010/wordprocessingDrawing" xmlns:wp="http://schemas.openxmlformats.org/drawingml/2006/wordprocessingDrawing" xmlns:w10="urn:schemas-microsoft-com:office:word" xmlns:w="http://schemas.openxmlformats.org/wordprocessingml/2006/main" xmlns:w14="http://schemas.microsoft.com/office/word/2010/wordml" xmlns:w15="http://schemas.microsoft.com/office/word/2012/wordml" xmlns:w16se="http://schemas.microsoft.com/office/word/2015/wordml/symex" xmlns:wpg="http://schemas.microsoft.com/office/word/2010/wordprocessingGroup" xmlns:wpi="http://schemas.microsoft.com/office/word/2010/wordprocessingInk" xmlns:wne="http://schemas.microsoft.com/office/word/2006/wordml" xmlns:wps="http://schemas.microsoft.com/office/word/2010/wordprocessingShape" mc:Ignorable="w14 w15 w16se wp14">
+<w:numbering xmlns:wpc="http://schemas.microsoft.com/office/word/2010/wordprocessingCanvas" xmlns:mc="http://schemas.openxmlformats.org/markup-compatibility/2006" xmlns:o="urn:schemas-microsoft-com:office:office" xmlns:r="http://schemas.openxmlformats.org/officeDocument/2006/relationships" xmlns:m="http://schemas.openxmlformats.org/officeDocument/2006/math" xmlns:v="urn:schemas-microsoft-com:vml" xmlns:wp14="http://schemas.microsoft.com/office/word/2010/wordprocessingDrawing" xmlns:wp="http://schemas.openxmlformats.org/drawingml/2006/wordprocessingDrawing" xmlns:w10="urn:schemas-microsoft-com:office:word" xmlns:w="http://schemas.openxmlformats.org/wordprocessingml/2006/main" xmlns:w14="http://schemas.microsoft.com/office/word/2010/wordml" xmlns:w15="http://schemas.microsoft.com/office/word/2012/wordml" xmlns:wpg="http://schemas.microsoft.com/office/word/2010/wordprocessingGroup" xmlns:wpi="http://schemas.microsoft.com/office/word/2010/wordprocessingInk" xmlns:wne="http://schemas.microsoft.com/office/word/2006/wordml" xmlns:wps="http://schemas.microsoft.com/office/word/2010/wordprocessingShape" mc:Ignorable="w14 w15 wp14">
   <w:abstractNum w:abstractNumId="0" w15:restartNumberingAfterBreak="0">
     <w:nsid w:val="02A80923"/>
     <w:multiLevelType w:val="hybridMultilevel"/>
@@ -21998,7 +22916,7 @@
 </file>
 
 <file path=word/styles.xml><?xml version="1.0" encoding="utf-8"?>
-<w:styles xmlns:mc="http://schemas.openxmlformats.org/markup-compatibility/2006" xmlns:r="http://schemas.openxmlformats.org/officeDocument/2006/relationships" xmlns:w="http://schemas.openxmlformats.org/wordprocessingml/2006/main" xmlns:w14="http://schemas.microsoft.com/office/word/2010/wordml" xmlns:w15="http://schemas.microsoft.com/office/word/2012/wordml" xmlns:w16se="http://schemas.microsoft.com/office/word/2015/wordml/symex" mc:Ignorable="w14 w15 w16se">
+<w:styles xmlns:mc="http://schemas.openxmlformats.org/markup-compatibility/2006" xmlns:r="http://schemas.openxmlformats.org/officeDocument/2006/relationships" xmlns:w="http://schemas.openxmlformats.org/wordprocessingml/2006/main" xmlns:w14="http://schemas.microsoft.com/office/word/2010/wordml" xmlns:w15="http://schemas.microsoft.com/office/word/2012/wordml" mc:Ignorable="w14 w15">
   <w:docDefaults>
     <w:rPrDefault>
       <w:rPr>
@@ -23203,7 +24121,7 @@
 </file>
 
 <file path=customXml/itemProps1.xml><?xml version="1.0" encoding="utf-8"?>
-<ds:datastoreItem xmlns:ds="http://schemas.openxmlformats.org/officeDocument/2006/customXml" ds:itemID="{A0F1E658-4FB4-464D-9D88-D857D0B366D3}">
+<ds:datastoreItem xmlns:ds="http://schemas.openxmlformats.org/officeDocument/2006/customXml" ds:itemID="{C6DD91BC-A1F4-4FE2-81A5-EC951A2FBEFF}">
   <ds:schemaRefs>
     <ds:schemaRef ds:uri="http://schemas.openxmlformats.org/officeDocument/2006/bibliography"/>
   </ds:schemaRefs>

--- a/diplom.docx
+++ b/diplom.docx
@@ -6460,7 +6460,17 @@
           <w:sz w:val="28"/>
           <w:szCs w:val="28"/>
         </w:rPr>
-        <w:t>, обеспечивающие движение с тремя степенями свободы: поступательное по любой оси и вращение. Однако высокая маневренность таких систем одновременно порождает проблему простого и интуитивно понятного управления, особенно при движении по сложным траекториям. Традиционные подходы к заданию маршрутов (например, последовательность команд «прямо - поворот - прямо») либо неприменимы для платформ с произвольным направлением движения, либо приводят к громоздкому и трудночитаемому программному коду. Кроме того, для роботов, действующих в средах с ограниченной видимостью, опасных для человека или без постоянной связи с оператором, возникает задача автономного воспроизведения заранее подготовленных траекторий движения.</w:t>
+        <w:t>, обеспечивающие движение с тремя степенями свободы: поступательное по любой оси и вращение. Однако высокая маневренность таких систем одновременно порождает проблему простого и интуитивно понятного управления, особенно при движении по сложным траекториям. Традиционные подходы к заданию маршрутов (например, последовательность команд «прямо - поворот - прямо») либо неприменимы для платформ с произвольным направлением движения, либо приводят к громоздкому и трудночитаемому программному коду. Кроме того, для роботов, действующих в средах с ограниченной видимостью, опасных для человека или без постоянной связи с оператором, возникает задача автономного воспроизведения заранее подготов</w:t>
+      </w:r>
+      <w:bookmarkStart w:id="3" w:name="_GoBack"/>
+      <w:bookmarkEnd w:id="3"/>
+      <w:r>
+        <w:rPr>
+          <w:rFonts w:ascii="Times New Roman" w:hAnsi="Times New Roman" w:cs="Times New Roman"/>
+          <w:sz w:val="28"/>
+          <w:szCs w:val="28"/>
+        </w:rPr>
+        <w:t>ленных траекторий движения.</w:t>
       </w:r>
     </w:p>
     <w:p>
@@ -6649,7 +6659,7 @@
         <w:pStyle w:val="ab"/>
         <w:numPr>
           <w:ilvl w:val="0"/>
-          <w:numId w:val="3"/>
+          <w:numId w:val="1"/>
         </w:numPr>
         <w:spacing w:line="360" w:lineRule="auto"/>
         <w:jc w:val="both"/>
@@ -6682,7 +6692,7 @@
         <w:pStyle w:val="ab"/>
         <w:numPr>
           <w:ilvl w:val="0"/>
-          <w:numId w:val="3"/>
+          <w:numId w:val="1"/>
         </w:numPr>
         <w:spacing w:line="360" w:lineRule="auto"/>
         <w:jc w:val="both"/>
@@ -6750,7 +6760,7 @@
         <w:pStyle w:val="ab"/>
         <w:numPr>
           <w:ilvl w:val="0"/>
-          <w:numId w:val="3"/>
+          <w:numId w:val="1"/>
         </w:numPr>
         <w:spacing w:line="360" w:lineRule="auto"/>
         <w:jc w:val="both"/>
@@ -6800,7 +6810,7 @@
         <w:pStyle w:val="ab"/>
         <w:numPr>
           <w:ilvl w:val="0"/>
-          <w:numId w:val="3"/>
+          <w:numId w:val="1"/>
         </w:numPr>
         <w:spacing w:line="360" w:lineRule="auto"/>
         <w:jc w:val="both"/>
@@ -6832,7 +6842,7 @@
         <w:pStyle w:val="ab"/>
         <w:numPr>
           <w:ilvl w:val="0"/>
-          <w:numId w:val="3"/>
+          <w:numId w:val="1"/>
         </w:numPr>
         <w:spacing w:line="360" w:lineRule="auto"/>
         <w:jc w:val="both"/>
@@ -6864,7 +6874,7 @@
         <w:pStyle w:val="ab"/>
         <w:numPr>
           <w:ilvl w:val="0"/>
-          <w:numId w:val="3"/>
+          <w:numId w:val="1"/>
         </w:numPr>
         <w:spacing w:line="360" w:lineRule="auto"/>
         <w:jc w:val="both"/>
@@ -6896,7 +6906,7 @@
         <w:pStyle w:val="ab"/>
         <w:numPr>
           <w:ilvl w:val="0"/>
-          <w:numId w:val="3"/>
+          <w:numId w:val="1"/>
         </w:numPr>
         <w:spacing w:line="360" w:lineRule="auto"/>
         <w:jc w:val="both"/>
@@ -6930,7 +6940,7 @@
         <w:widowControl/>
         <w:numPr>
           <w:ilvl w:val="0"/>
-          <w:numId w:val="4"/>
+          <w:numId w:val="2"/>
         </w:numPr>
         <w:tabs>
           <w:tab w:val="clear" w:pos="720"/>
@@ -6952,7 +6962,7 @@
       <w:r>
         <w:br w:type="page"/>
       </w:r>
-      <w:bookmarkStart w:id="3" w:name="_Toc199764348"/>
+      <w:bookmarkStart w:id="4" w:name="_Toc199764348"/>
       <w:r>
         <w:rPr>
           <w:b w:val="0"/>
@@ -6963,14 +6973,14 @@
         <w:lastRenderedPageBreak/>
         <w:t>Обзор технологий разработки</w:t>
       </w:r>
-      <w:bookmarkEnd w:id="3"/>
+      <w:bookmarkEnd w:id="4"/>
     </w:p>
     <w:p>
       <w:pPr>
         <w:pStyle w:val="2"/>
         <w:numPr>
           <w:ilvl w:val="1"/>
-          <w:numId w:val="4"/>
+          <w:numId w:val="2"/>
         </w:numPr>
         <w:spacing w:before="240" w:after="240" w:line="360" w:lineRule="auto"/>
         <w:ind w:left="709" w:firstLine="0"/>
@@ -7350,7 +7360,7 @@
         <w:pStyle w:val="ab"/>
         <w:numPr>
           <w:ilvl w:val="0"/>
-          <w:numId w:val="15"/>
+          <w:numId w:val="3"/>
         </w:numPr>
         <w:spacing w:line="360" w:lineRule="auto"/>
         <w:jc w:val="both"/>
@@ -7398,7 +7408,7 @@
         <w:pStyle w:val="ab"/>
         <w:numPr>
           <w:ilvl w:val="0"/>
-          <w:numId w:val="15"/>
+          <w:numId w:val="3"/>
         </w:numPr>
         <w:spacing w:line="360" w:lineRule="auto"/>
         <w:jc w:val="both"/>
@@ -7438,7 +7448,7 @@
         <w:pStyle w:val="ab"/>
         <w:numPr>
           <w:ilvl w:val="0"/>
-          <w:numId w:val="15"/>
+          <w:numId w:val="3"/>
         </w:numPr>
         <w:spacing w:line="360" w:lineRule="auto"/>
         <w:jc w:val="both"/>
@@ -7586,9 +7596,25 @@
           <w:rFonts w:ascii="Times New Roman" w:hAnsi="Times New Roman" w:cs="Times New Roman"/>
           <w:sz w:val="28"/>
           <w:szCs w:val="28"/>
+        </w:rPr>
+        <w:t>-</w:t>
+      </w:r>
+      <w:r>
+        <w:rPr>
+          <w:rFonts w:ascii="Times New Roman" w:hAnsi="Times New Roman" w:cs="Times New Roman"/>
+          <w:sz w:val="28"/>
+          <w:szCs w:val="28"/>
           <w:lang w:val="en-US"/>
         </w:rPr>
-        <w:t>-WROOM-32</w:t>
+        <w:t>WROOM</w:t>
+      </w:r>
+      <w:r>
+        <w:rPr>
+          <w:rFonts w:ascii="Times New Roman" w:hAnsi="Times New Roman" w:cs="Times New Roman"/>
+          <w:sz w:val="28"/>
+          <w:szCs w:val="28"/>
+        </w:rPr>
+        <w:t>-32</w:t>
       </w:r>
       <w:r>
         <w:rPr>
@@ -8243,7 +8269,7 @@
         <w:pStyle w:val="2"/>
         <w:numPr>
           <w:ilvl w:val="1"/>
-          <w:numId w:val="4"/>
+          <w:numId w:val="2"/>
         </w:numPr>
         <w:spacing w:before="240" w:after="240" w:line="360" w:lineRule="auto"/>
         <w:ind w:left="709" w:firstLine="0"/>
@@ -8286,7 +8312,7 @@
         <w:pStyle w:val="ab"/>
         <w:numPr>
           <w:ilvl w:val="0"/>
-          <w:numId w:val="17"/>
+          <w:numId w:val="4"/>
         </w:numPr>
         <w:spacing w:line="360" w:lineRule="auto"/>
         <w:jc w:val="both"/>
@@ -8328,7 +8354,7 @@
         <w:pStyle w:val="ab"/>
         <w:numPr>
           <w:ilvl w:val="0"/>
-          <w:numId w:val="17"/>
+          <w:numId w:val="4"/>
         </w:numPr>
         <w:spacing w:line="360" w:lineRule="auto"/>
         <w:jc w:val="both"/>
@@ -8388,7 +8414,7 @@
         <w:pStyle w:val="ab"/>
         <w:numPr>
           <w:ilvl w:val="0"/>
-          <w:numId w:val="17"/>
+          <w:numId w:val="4"/>
         </w:numPr>
         <w:spacing w:line="360" w:lineRule="auto"/>
         <w:jc w:val="both"/>
@@ -8430,7 +8456,7 @@
         <w:pStyle w:val="ab"/>
         <w:numPr>
           <w:ilvl w:val="0"/>
-          <w:numId w:val="17"/>
+          <w:numId w:val="4"/>
         </w:numPr>
         <w:spacing w:line="360" w:lineRule="auto"/>
         <w:jc w:val="both"/>
@@ -8498,7 +8524,7 @@
         <w:pStyle w:val="ab"/>
         <w:numPr>
           <w:ilvl w:val="0"/>
-          <w:numId w:val="17"/>
+          <w:numId w:val="4"/>
         </w:numPr>
         <w:spacing w:line="360" w:lineRule="auto"/>
         <w:jc w:val="both"/>
@@ -8893,7 +8919,7 @@
         <w:pStyle w:val="ab"/>
         <w:numPr>
           <w:ilvl w:val="0"/>
-          <w:numId w:val="18"/>
+          <w:numId w:val="5"/>
         </w:numPr>
         <w:spacing w:line="360" w:lineRule="auto"/>
         <w:jc w:val="both"/>
@@ -8943,7 +8969,7 @@
         <w:pStyle w:val="ab"/>
         <w:numPr>
           <w:ilvl w:val="0"/>
-          <w:numId w:val="18"/>
+          <w:numId w:val="5"/>
         </w:numPr>
         <w:spacing w:line="360" w:lineRule="auto"/>
         <w:jc w:val="both"/>
@@ -8975,7 +9001,7 @@
         <w:pStyle w:val="ab"/>
         <w:numPr>
           <w:ilvl w:val="0"/>
-          <w:numId w:val="18"/>
+          <w:numId w:val="5"/>
         </w:numPr>
         <w:spacing w:line="360" w:lineRule="auto"/>
         <w:jc w:val="both"/>
@@ -9007,7 +9033,7 @@
         <w:pStyle w:val="ab"/>
         <w:numPr>
           <w:ilvl w:val="0"/>
-          <w:numId w:val="18"/>
+          <w:numId w:val="5"/>
         </w:numPr>
         <w:spacing w:line="360" w:lineRule="auto"/>
         <w:jc w:val="both"/>
@@ -9418,7 +9444,7 @@
         <w:pStyle w:val="ab"/>
         <w:numPr>
           <w:ilvl w:val="0"/>
-          <w:numId w:val="19"/>
+          <w:numId w:val="6"/>
         </w:numPr>
         <w:spacing w:line="360" w:lineRule="auto"/>
         <w:jc w:val="both"/>
@@ -9485,7 +9511,7 @@
         <w:pStyle w:val="ab"/>
         <w:numPr>
           <w:ilvl w:val="0"/>
-          <w:numId w:val="19"/>
+          <w:numId w:val="6"/>
         </w:numPr>
         <w:spacing w:line="360" w:lineRule="auto"/>
         <w:jc w:val="both"/>
@@ -9535,7 +9561,7 @@
         <w:pStyle w:val="ab"/>
         <w:numPr>
           <w:ilvl w:val="0"/>
-          <w:numId w:val="19"/>
+          <w:numId w:val="6"/>
         </w:numPr>
         <w:spacing w:line="360" w:lineRule="auto"/>
         <w:jc w:val="both"/>
@@ -9577,7 +9603,7 @@
         <w:pStyle w:val="ab"/>
         <w:numPr>
           <w:ilvl w:val="0"/>
-          <w:numId w:val="19"/>
+          <w:numId w:val="6"/>
         </w:numPr>
         <w:spacing w:line="360" w:lineRule="auto"/>
         <w:jc w:val="both"/>
@@ -9712,6 +9738,7 @@
         <w:jc w:val="center"/>
         <w:rPr>
           <w:rFonts w:ascii="Times New Roman" w:hAnsi="Times New Roman" w:cs="Times New Roman"/>
+          <w:color w:val="FF0000"/>
           <w:sz w:val="28"/>
           <w:szCs w:val="28"/>
         </w:rPr>
@@ -9751,6 +9778,68 @@
           <w:szCs w:val="28"/>
         </w:rPr>
         <w:t>(здесь норм скриншот)</w:t>
+      </w:r>
+    </w:p>
+    <w:p>
+      <w:pPr>
+        <w:spacing w:before="240" w:after="240" w:line="360" w:lineRule="auto"/>
+        <w:ind w:firstLine="709"/>
+        <w:rPr>
+          <w:rFonts w:ascii="Times New Roman" w:hAnsi="Times New Roman" w:cs="Times New Roman"/>
+          <w:sz w:val="28"/>
+          <w:szCs w:val="28"/>
+        </w:rPr>
+      </w:pPr>
+      <w:r>
+        <w:rPr>
+          <w:rFonts w:ascii="Times New Roman" w:hAnsi="Times New Roman" w:cs="Times New Roman"/>
+          <w:sz w:val="28"/>
+          <w:szCs w:val="28"/>
+        </w:rPr>
+        <w:t>Диаметр робота примерно 0.5м, и учитывая скорость в 1м/с моделирование разрабатывалось и тестировалось сравнительно на небольшой площади 5</w:t>
+      </w:r>
+      <w:r>
+        <w:rPr>
+          <w:rFonts w:ascii="Times New Roman" w:hAnsi="Times New Roman" w:cs="Times New Roman"/>
+          <w:sz w:val="28"/>
+          <w:szCs w:val="28"/>
+        </w:rPr>
+        <w:t xml:space="preserve"> на </w:t>
+      </w:r>
+      <w:r>
+        <w:rPr>
+          <w:rFonts w:ascii="Times New Roman" w:hAnsi="Times New Roman" w:cs="Times New Roman"/>
+          <w:sz w:val="28"/>
+          <w:szCs w:val="28"/>
+        </w:rPr>
+        <w:t xml:space="preserve">5м (масштаб комнаты). Программа позволяет задать намного большую площадь (вплоть до 1000 на 1000 м), но на практике максимально комфортно работать с площадью до 100 на 100м из-за обзора камеры и </w:t>
+      </w:r>
+      <w:proofErr w:type="spellStart"/>
+      <w:r>
+        <w:rPr>
+          <w:rFonts w:ascii="Times New Roman" w:hAnsi="Times New Roman" w:cs="Times New Roman"/>
+          <w:sz w:val="28"/>
+          <w:szCs w:val="28"/>
+        </w:rPr>
+        <w:lastRenderedPageBreak/>
+        <w:t>прогрузки</w:t>
+      </w:r>
+      <w:proofErr w:type="spellEnd"/>
+      <w:r>
+        <w:rPr>
+          <w:rFonts w:ascii="Times New Roman" w:hAnsi="Times New Roman" w:cs="Times New Roman"/>
+          <w:sz w:val="28"/>
+          <w:szCs w:val="28"/>
+        </w:rPr>
+        <w:t xml:space="preserve"> всей площади сцены. С дальнейшим увеличением площади появляются явные проблемы с производительностью и ориентацией</w:t>
+      </w:r>
+      <w:r>
+        <w:rPr>
+          <w:rFonts w:ascii="Times New Roman" w:hAnsi="Times New Roman" w:cs="Times New Roman"/>
+          <w:sz w:val="28"/>
+          <w:szCs w:val="28"/>
+        </w:rPr>
+        <w:t xml:space="preserve"> в пространстве.</w:t>
       </w:r>
     </w:p>
     <w:p>
@@ -9869,16 +9958,7 @@
           <w:sz w:val="28"/>
           <w:szCs w:val="28"/>
         </w:rPr>
-        <w:t xml:space="preserve">Программирование осуществляется на </w:t>
-      </w:r>
-      <w:r>
-        <w:rPr>
-          <w:rFonts w:ascii="Times New Roman" w:hAnsi="Times New Roman" w:cs="Times New Roman"/>
-          <w:sz w:val="28"/>
-          <w:szCs w:val="28"/>
-        </w:rPr>
-        <w:lastRenderedPageBreak/>
-        <w:t xml:space="preserve">специальной упрощенной версии </w:t>
+        <w:t xml:space="preserve">Программирование осуществляется на специальной упрощенной версии </w:t>
       </w:r>
       <w:r>
         <w:rPr>
@@ -10349,7 +10429,16 @@
           <w:sz w:val="28"/>
           <w:szCs w:val="28"/>
         </w:rPr>
-        <w:t>Таким образом, выбранная среда разработки полностью покрывает потребности проекта: программирование распределённой системы из 6 контроллеров ESP32, работа с беспроводной связью, хранение данных на SD-карте и предоставление веб-инт</w:t>
+        <w:t xml:space="preserve">Таким образом, выбранная среда разработки полностью покрывает </w:t>
+      </w:r>
+      <w:r>
+        <w:rPr>
+          <w:rFonts w:ascii="Times New Roman" w:hAnsi="Times New Roman" w:cs="Times New Roman"/>
+          <w:sz w:val="28"/>
+          <w:szCs w:val="28"/>
+        </w:rPr>
+        <w:lastRenderedPageBreak/>
+        <w:t>потребности проекта: программирование распределённой системы из 6 контроллеров ESP32, работа с беспроводной связью, хранение данных на SD-карте и предоставление веб-инт</w:t>
       </w:r>
       <w:r>
         <w:rPr>
@@ -10402,7 +10491,7 @@
         <w:widowControl/>
         <w:numPr>
           <w:ilvl w:val="0"/>
-          <w:numId w:val="4"/>
+          <w:numId w:val="2"/>
         </w:numPr>
         <w:tabs>
           <w:tab w:val="clear" w:pos="720"/>
@@ -10419,7 +10508,7 @@
           <w:lang w:val="x-none" w:eastAsia="en-US"/>
         </w:rPr>
       </w:pPr>
-      <w:bookmarkStart w:id="4" w:name="_Toc199764356"/>
+      <w:bookmarkStart w:id="5" w:name="_Toc199764356"/>
       <w:r>
         <w:rPr>
           <w:b w:val="0"/>
@@ -10429,7 +10518,7 @@
         </w:rPr>
         <w:t>Программно-аппаратная реализация</w:t>
       </w:r>
-      <w:bookmarkEnd w:id="4"/>
+      <w:bookmarkEnd w:id="5"/>
       <w:r>
         <w:rPr>
           <w:b w:val="0"/>
@@ -10447,7 +10536,7 @@
         <w:widowControl/>
         <w:numPr>
           <w:ilvl w:val="1"/>
-          <w:numId w:val="4"/>
+          <w:numId w:val="2"/>
         </w:numPr>
         <w:tabs>
           <w:tab w:val="clear" w:pos="720"/>
@@ -12254,7 +12343,7 @@
         <w:pStyle w:val="ab"/>
         <w:numPr>
           <w:ilvl w:val="0"/>
-          <w:numId w:val="36"/>
+          <w:numId w:val="8"/>
         </w:numPr>
         <w:spacing w:line="360" w:lineRule="auto"/>
         <w:jc w:val="both"/>
@@ -12306,7 +12395,7 @@
         <w:pStyle w:val="ab"/>
         <w:numPr>
           <w:ilvl w:val="0"/>
-          <w:numId w:val="36"/>
+          <w:numId w:val="8"/>
         </w:numPr>
         <w:spacing w:line="360" w:lineRule="auto"/>
         <w:jc w:val="both"/>
@@ -12340,7 +12429,7 @@
         <w:pStyle w:val="ab"/>
         <w:numPr>
           <w:ilvl w:val="0"/>
-          <w:numId w:val="36"/>
+          <w:numId w:val="8"/>
         </w:numPr>
         <w:spacing w:line="360" w:lineRule="auto"/>
         <w:jc w:val="both"/>
@@ -13190,7 +13279,7 @@
         <w:pStyle w:val="ab"/>
         <w:numPr>
           <w:ilvl w:val="0"/>
-          <w:numId w:val="37"/>
+          <w:numId w:val="9"/>
         </w:numPr>
         <w:spacing w:line="360" w:lineRule="auto"/>
         <w:jc w:val="both"/>
@@ -13250,7 +13339,7 @@
         <w:pStyle w:val="ab"/>
         <w:numPr>
           <w:ilvl w:val="0"/>
-          <w:numId w:val="37"/>
+          <w:numId w:val="9"/>
         </w:numPr>
         <w:spacing w:line="360" w:lineRule="auto"/>
         <w:jc w:val="both"/>
@@ -14167,7 +14256,7 @@
         <w:pStyle w:val="ab"/>
         <w:numPr>
           <w:ilvl w:val="0"/>
-          <w:numId w:val="40"/>
+          <w:numId w:val="11"/>
         </w:numPr>
         <w:spacing w:line="360" w:lineRule="auto"/>
         <w:jc w:val="both"/>
@@ -14200,7 +14289,7 @@
         <w:pStyle w:val="ab"/>
         <w:numPr>
           <w:ilvl w:val="0"/>
-          <w:numId w:val="40"/>
+          <w:numId w:val="11"/>
         </w:numPr>
         <w:spacing w:line="360" w:lineRule="auto"/>
         <w:jc w:val="both"/>
@@ -14622,7 +14711,7 @@
         <w:pStyle w:val="ab"/>
         <w:numPr>
           <w:ilvl w:val="0"/>
-          <w:numId w:val="38"/>
+          <w:numId w:val="10"/>
         </w:numPr>
         <w:spacing w:line="360" w:lineRule="auto"/>
         <w:jc w:val="both"/>
@@ -14664,7 +14753,7 @@
         <w:pStyle w:val="ab"/>
         <w:numPr>
           <w:ilvl w:val="0"/>
-          <w:numId w:val="38"/>
+          <w:numId w:val="10"/>
         </w:numPr>
         <w:spacing w:line="360" w:lineRule="auto"/>
         <w:jc w:val="both"/>
@@ -14714,7 +14803,7 @@
         <w:pStyle w:val="ab"/>
         <w:numPr>
           <w:ilvl w:val="0"/>
-          <w:numId w:val="38"/>
+          <w:numId w:val="10"/>
         </w:numPr>
         <w:spacing w:line="360" w:lineRule="auto"/>
         <w:jc w:val="both"/>
@@ -14772,7 +14861,7 @@
         <w:pStyle w:val="ab"/>
         <w:numPr>
           <w:ilvl w:val="0"/>
-          <w:numId w:val="38"/>
+          <w:numId w:val="10"/>
         </w:numPr>
         <w:spacing w:line="360" w:lineRule="auto"/>
         <w:jc w:val="both"/>
@@ -15336,7 +15425,7 @@
         <w:pStyle w:val="ab"/>
         <w:numPr>
           <w:ilvl w:val="0"/>
-          <w:numId w:val="41"/>
+          <w:numId w:val="12"/>
         </w:numPr>
         <w:spacing w:line="360" w:lineRule="auto"/>
         <w:jc w:val="both"/>
@@ -15360,7 +15449,7 @@
         <w:pStyle w:val="ab"/>
         <w:numPr>
           <w:ilvl w:val="0"/>
-          <w:numId w:val="41"/>
+          <w:numId w:val="12"/>
         </w:numPr>
         <w:spacing w:line="360" w:lineRule="auto"/>
         <w:jc w:val="both"/>
@@ -15434,7 +15523,7 @@
         <w:pStyle w:val="ab"/>
         <w:numPr>
           <w:ilvl w:val="0"/>
-          <w:numId w:val="41"/>
+          <w:numId w:val="12"/>
         </w:numPr>
         <w:spacing w:line="360" w:lineRule="auto"/>
         <w:jc w:val="both"/>
@@ -15484,7 +15573,7 @@
         <w:pStyle w:val="ab"/>
         <w:numPr>
           <w:ilvl w:val="0"/>
-          <w:numId w:val="41"/>
+          <w:numId w:val="12"/>
         </w:numPr>
         <w:spacing w:line="360" w:lineRule="auto"/>
         <w:jc w:val="both"/>
@@ -15508,7 +15597,7 @@
         <w:pStyle w:val="ab"/>
         <w:numPr>
           <w:ilvl w:val="0"/>
-          <w:numId w:val="41"/>
+          <w:numId w:val="12"/>
         </w:numPr>
         <w:spacing w:line="360" w:lineRule="auto"/>
         <w:jc w:val="both"/>
@@ -16010,8 +16099,6 @@
         </w:rPr>
         <w:t>.</w:t>
       </w:r>
-      <w:bookmarkStart w:id="5" w:name="_GoBack"/>
-      <w:bookmarkEnd w:id="5"/>
     </w:p>
     <w:p>
       <w:pPr>
@@ -16031,6 +16118,1777 @@
           <w:rFonts w:ascii="Times New Roman" w:hAnsi="Times New Roman" w:cs="Times New Roman"/>
           <w:sz w:val="28"/>
           <w:szCs w:val="28"/>
+        </w:rPr>
+        <w:br w:type="page"/>
+      </w:r>
+    </w:p>
+    <w:p>
+      <w:pPr>
+        <w:spacing w:line="360" w:lineRule="auto"/>
+        <w:ind w:firstLine="709"/>
+        <w:jc w:val="both"/>
+        <w:rPr>
+          <w:rFonts w:ascii="Times New Roman" w:hAnsi="Times New Roman" w:cs="Times New Roman"/>
+          <w:sz w:val="28"/>
+          <w:szCs w:val="28"/>
+        </w:rPr>
+      </w:pPr>
+      <w:r>
+        <w:rPr>
+          <w:rFonts w:ascii="Times New Roman" w:hAnsi="Times New Roman" w:cs="Times New Roman"/>
+          <w:sz w:val="28"/>
+          <w:szCs w:val="28"/>
+        </w:rPr>
+        <w:lastRenderedPageBreak/>
+        <w:t>Экспериментальная проверка и анализ результатов</w:t>
+      </w:r>
+    </w:p>
+    <w:p>
+      <w:pPr>
+        <w:spacing w:line="360" w:lineRule="auto"/>
+        <w:ind w:firstLine="709"/>
+        <w:jc w:val="both"/>
+        <w:rPr>
+          <w:rFonts w:ascii="Times New Roman" w:hAnsi="Times New Roman" w:cs="Times New Roman"/>
+          <w:sz w:val="28"/>
+          <w:szCs w:val="28"/>
+        </w:rPr>
+      </w:pPr>
+      <w:r>
+        <w:rPr>
+          <w:rFonts w:ascii="Times New Roman" w:hAnsi="Times New Roman" w:cs="Times New Roman"/>
+          <w:sz w:val="28"/>
+          <w:szCs w:val="28"/>
+        </w:rPr>
+        <w:t>3.1 Цели, задачи и условия экспериментов</w:t>
+      </w:r>
+    </w:p>
+    <w:p>
+      <w:pPr>
+        <w:spacing w:line="360" w:lineRule="auto"/>
+        <w:ind w:firstLine="709"/>
+        <w:jc w:val="both"/>
+        <w:rPr>
+          <w:rFonts w:ascii="Times New Roman" w:hAnsi="Times New Roman" w:cs="Times New Roman"/>
+          <w:sz w:val="28"/>
+          <w:szCs w:val="28"/>
+        </w:rPr>
+      </w:pPr>
+      <w:r>
+        <w:rPr>
+          <w:rFonts w:ascii="Times New Roman" w:hAnsi="Times New Roman" w:cs="Times New Roman"/>
+          <w:sz w:val="28"/>
+          <w:szCs w:val="28"/>
+        </w:rPr>
+        <w:t xml:space="preserve">Для разработанных программных средств была проведена серия экспериментальных испытаний как в среде имитационного моделирования </w:t>
+      </w:r>
+      <w:proofErr w:type="spellStart"/>
+      <w:r>
+        <w:rPr>
+          <w:rFonts w:ascii="Times New Roman" w:hAnsi="Times New Roman" w:cs="Times New Roman"/>
+          <w:sz w:val="28"/>
+          <w:szCs w:val="28"/>
+        </w:rPr>
+        <w:t>CoppeliaSim</w:t>
+      </w:r>
+      <w:proofErr w:type="spellEnd"/>
+      <w:r>
+        <w:rPr>
+          <w:rFonts w:ascii="Times New Roman" w:hAnsi="Times New Roman" w:cs="Times New Roman"/>
+          <w:sz w:val="28"/>
+          <w:szCs w:val="28"/>
+        </w:rPr>
+        <w:t>, так и на реальном роботе. Основными</w:t>
+      </w:r>
+      <w:r>
+        <w:rPr>
+          <w:rFonts w:ascii="Times New Roman" w:hAnsi="Times New Roman" w:cs="Times New Roman"/>
+          <w:sz w:val="28"/>
+          <w:szCs w:val="28"/>
+        </w:rPr>
+        <w:t xml:space="preserve"> целями экспериментов являлись:</w:t>
+      </w:r>
+    </w:p>
+    <w:p>
+      <w:pPr>
+        <w:pStyle w:val="ab"/>
+        <w:numPr>
+          <w:ilvl w:val="0"/>
+          <w:numId w:val="13"/>
+        </w:numPr>
+        <w:spacing w:line="360" w:lineRule="auto"/>
+        <w:jc w:val="both"/>
+        <w:rPr>
+          <w:rFonts w:ascii="Times New Roman" w:hAnsi="Times New Roman" w:cs="Times New Roman"/>
+          <w:sz w:val="28"/>
+          <w:szCs w:val="28"/>
+        </w:rPr>
+      </w:pPr>
+      <w:r>
+        <w:rPr>
+          <w:rFonts w:ascii="Times New Roman" w:hAnsi="Times New Roman" w:cs="Times New Roman"/>
+          <w:sz w:val="28"/>
+          <w:szCs w:val="28"/>
+        </w:rPr>
+        <w:t>Проверка работоспособности алгоритма движения по произвольной траектории на имитационной модели.</w:t>
+      </w:r>
+    </w:p>
+    <w:p>
+      <w:pPr>
+        <w:pStyle w:val="ab"/>
+        <w:numPr>
+          <w:ilvl w:val="0"/>
+          <w:numId w:val="13"/>
+        </w:numPr>
+        <w:spacing w:line="360" w:lineRule="auto"/>
+        <w:jc w:val="both"/>
+        <w:rPr>
+          <w:rFonts w:ascii="Times New Roman" w:hAnsi="Times New Roman" w:cs="Times New Roman"/>
+          <w:sz w:val="28"/>
+          <w:szCs w:val="28"/>
+        </w:rPr>
+      </w:pPr>
+      <w:r>
+        <w:rPr>
+          <w:rFonts w:ascii="Times New Roman" w:hAnsi="Times New Roman" w:cs="Times New Roman"/>
+          <w:sz w:val="28"/>
+          <w:szCs w:val="28"/>
+        </w:rPr>
+        <w:t>Выбор оптимального физического движка </w:t>
+      </w:r>
+      <w:proofErr w:type="spellStart"/>
+      <w:r>
+        <w:rPr>
+          <w:rFonts w:ascii="Times New Roman" w:hAnsi="Times New Roman" w:cs="Times New Roman"/>
+          <w:sz w:val="28"/>
+          <w:szCs w:val="28"/>
+        </w:rPr>
+        <w:t>CoppeliaSim</w:t>
+      </w:r>
+      <w:proofErr w:type="spellEnd"/>
+      <w:r>
+        <w:rPr>
+          <w:rFonts w:ascii="Times New Roman" w:hAnsi="Times New Roman" w:cs="Times New Roman"/>
+          <w:sz w:val="28"/>
+          <w:szCs w:val="28"/>
+        </w:rPr>
+        <w:t>, обеспечивающего наибольшее соответствие поведения модели реальному роботу.</w:t>
+      </w:r>
+    </w:p>
+    <w:p>
+      <w:pPr>
+        <w:pStyle w:val="ab"/>
+        <w:numPr>
+          <w:ilvl w:val="0"/>
+          <w:numId w:val="13"/>
+        </w:numPr>
+        <w:spacing w:line="360" w:lineRule="auto"/>
+        <w:jc w:val="both"/>
+        <w:rPr>
+          <w:rFonts w:ascii="Times New Roman" w:hAnsi="Times New Roman" w:cs="Times New Roman"/>
+          <w:sz w:val="28"/>
+          <w:szCs w:val="28"/>
+        </w:rPr>
+      </w:pPr>
+      <w:r>
+        <w:rPr>
+          <w:rFonts w:ascii="Times New Roman" w:hAnsi="Times New Roman" w:cs="Times New Roman"/>
+          <w:sz w:val="28"/>
+          <w:szCs w:val="28"/>
+        </w:rPr>
+        <w:t>Сравнение точности прохождения траектории в симуляции и на реальной платформе.</w:t>
+      </w:r>
+    </w:p>
+    <w:p>
+      <w:pPr>
+        <w:pStyle w:val="ab"/>
+        <w:numPr>
+          <w:ilvl w:val="0"/>
+          <w:numId w:val="13"/>
+        </w:numPr>
+        <w:spacing w:line="360" w:lineRule="auto"/>
+        <w:jc w:val="both"/>
+        <w:rPr>
+          <w:rFonts w:ascii="Times New Roman" w:hAnsi="Times New Roman" w:cs="Times New Roman"/>
+          <w:sz w:val="28"/>
+          <w:szCs w:val="28"/>
+        </w:rPr>
+      </w:pPr>
+      <w:r>
+        <w:rPr>
+          <w:rFonts w:ascii="Times New Roman" w:hAnsi="Times New Roman" w:cs="Times New Roman"/>
+          <w:sz w:val="28"/>
+          <w:szCs w:val="28"/>
+        </w:rPr>
+        <w:t>Выявление и анализ факторов, влияющих на расхождение результатов.</w:t>
+      </w:r>
+    </w:p>
+    <w:p>
+      <w:pPr>
+        <w:spacing w:line="360" w:lineRule="auto"/>
+        <w:ind w:firstLine="709"/>
+        <w:jc w:val="both"/>
+        <w:rPr>
+          <w:rFonts w:ascii="Times New Roman" w:hAnsi="Times New Roman" w:cs="Times New Roman"/>
+          <w:sz w:val="28"/>
+          <w:szCs w:val="28"/>
+        </w:rPr>
+      </w:pPr>
+      <w:r>
+        <w:rPr>
+          <w:rFonts w:ascii="Times New Roman" w:hAnsi="Times New Roman" w:cs="Times New Roman"/>
+          <w:sz w:val="28"/>
+          <w:szCs w:val="28"/>
+        </w:rPr>
+        <w:t>Эксперименты проводились при следующих условиях:</w:t>
+      </w:r>
+    </w:p>
+    <w:p>
+      <w:pPr>
+        <w:pStyle w:val="ab"/>
+        <w:numPr>
+          <w:ilvl w:val="0"/>
+          <w:numId w:val="14"/>
+        </w:numPr>
+        <w:spacing w:line="360" w:lineRule="auto"/>
+        <w:jc w:val="both"/>
+        <w:rPr>
+          <w:rFonts w:ascii="Times New Roman" w:hAnsi="Times New Roman" w:cs="Times New Roman"/>
+          <w:sz w:val="28"/>
+          <w:szCs w:val="28"/>
+        </w:rPr>
+      </w:pPr>
+      <w:r>
+        <w:rPr>
+          <w:rFonts w:ascii="Times New Roman" w:hAnsi="Times New Roman" w:cs="Times New Roman"/>
+          <w:sz w:val="28"/>
+          <w:szCs w:val="28"/>
+        </w:rPr>
+        <w:t>Размер рабочей области (симуляция и реальная площадка): 5 × 5 метров. Этого пространства достаточно для построения траекторий различной сложности (прямые, повороты, криволинейные участки).</w:t>
+      </w:r>
+    </w:p>
+    <w:p>
+      <w:pPr>
+        <w:pStyle w:val="ab"/>
+        <w:numPr>
+          <w:ilvl w:val="0"/>
+          <w:numId w:val="14"/>
+        </w:numPr>
+        <w:spacing w:line="360" w:lineRule="auto"/>
+        <w:jc w:val="both"/>
+        <w:rPr>
+          <w:rFonts w:ascii="Times New Roman" w:hAnsi="Times New Roman" w:cs="Times New Roman"/>
+          <w:sz w:val="28"/>
+          <w:szCs w:val="28"/>
+        </w:rPr>
+      </w:pPr>
+      <w:r>
+        <w:rPr>
+          <w:rFonts w:ascii="Times New Roman" w:hAnsi="Times New Roman" w:cs="Times New Roman"/>
+          <w:sz w:val="28"/>
+          <w:szCs w:val="28"/>
+        </w:rPr>
+        <w:t>Габариты робота: диаметр робота примерно 0,5 метра. Таким образом, робот занимает около 10% от линейного размера рабочей области, что создаёт достаточный запас для маневрирования.</w:t>
+      </w:r>
+    </w:p>
+    <w:p>
+      <w:pPr>
+        <w:pStyle w:val="ab"/>
+        <w:numPr>
+          <w:ilvl w:val="0"/>
+          <w:numId w:val="14"/>
+        </w:numPr>
+        <w:spacing w:line="360" w:lineRule="auto"/>
+        <w:jc w:val="both"/>
+        <w:rPr>
+          <w:rFonts w:ascii="Times New Roman" w:hAnsi="Times New Roman" w:cs="Times New Roman"/>
+          <w:sz w:val="28"/>
+          <w:szCs w:val="28"/>
+        </w:rPr>
+      </w:pPr>
+      <w:r>
+        <w:rPr>
+          <w:rFonts w:ascii="Times New Roman" w:hAnsi="Times New Roman" w:cs="Times New Roman"/>
+          <w:sz w:val="28"/>
+          <w:szCs w:val="28"/>
+        </w:rPr>
+        <w:t>Максимальная линейная скорость: 1 м/с. Это значение выбрано как компромисс между скоростью выполнения эксперимента и безопасностью (для реального робота), а также стабильностью симуляции (при больших скоростях возрастают ошибки интегрирования физического движка).</w:t>
+      </w:r>
+    </w:p>
+    <w:p>
+      <w:pPr>
+        <w:spacing w:line="360" w:lineRule="auto"/>
+        <w:ind w:firstLine="709"/>
+        <w:jc w:val="both"/>
+        <w:rPr>
+          <w:rFonts w:ascii="Times New Roman" w:hAnsi="Times New Roman" w:cs="Times New Roman"/>
+          <w:sz w:val="28"/>
+          <w:szCs w:val="28"/>
+        </w:rPr>
+      </w:pPr>
+      <w:r>
+        <w:rPr>
+          <w:rFonts w:ascii="Times New Roman" w:hAnsi="Times New Roman" w:cs="Times New Roman"/>
+          <w:sz w:val="28"/>
+          <w:szCs w:val="28"/>
+        </w:rPr>
+        <w:t>Для оценки качества следования были выбраны три типа траекторий (рисунок 3.1):</w:t>
+      </w:r>
+    </w:p>
+    <w:p>
+      <w:pPr>
+        <w:spacing w:line="360" w:lineRule="auto"/>
+        <w:ind w:firstLine="709"/>
+        <w:jc w:val="both"/>
+        <w:rPr>
+          <w:rFonts w:ascii="Times New Roman" w:hAnsi="Times New Roman" w:cs="Times New Roman"/>
+          <w:sz w:val="28"/>
+          <w:szCs w:val="28"/>
+        </w:rPr>
+      </w:pPr>
+      <w:r>
+        <w:rPr>
+          <w:rFonts w:ascii="Times New Roman" w:hAnsi="Times New Roman" w:cs="Times New Roman"/>
+          <w:sz w:val="28"/>
+          <w:szCs w:val="28"/>
+        </w:rPr>
+        <w:t xml:space="preserve">Прямолинейная траектория длиной 4 метра — для оценки </w:t>
+      </w:r>
+      <w:r>
+        <w:rPr>
+          <w:rFonts w:ascii="Times New Roman" w:hAnsi="Times New Roman" w:cs="Times New Roman"/>
+          <w:sz w:val="28"/>
+          <w:szCs w:val="28"/>
+        </w:rPr>
+        <w:lastRenderedPageBreak/>
+        <w:t>систематической ошибки (смещения по курсу и накопления линейной погрешности).</w:t>
+      </w:r>
+    </w:p>
+    <w:p>
+      <w:pPr>
+        <w:spacing w:line="360" w:lineRule="auto"/>
+        <w:ind w:firstLine="709"/>
+        <w:jc w:val="both"/>
+        <w:rPr>
+          <w:rFonts w:ascii="Times New Roman" w:hAnsi="Times New Roman" w:cs="Times New Roman"/>
+          <w:sz w:val="28"/>
+          <w:szCs w:val="28"/>
+        </w:rPr>
+      </w:pPr>
+      <w:r>
+        <w:rPr>
+          <w:rFonts w:ascii="Times New Roman" w:hAnsi="Times New Roman" w:cs="Times New Roman"/>
+          <w:sz w:val="28"/>
+          <w:szCs w:val="28"/>
+        </w:rPr>
+        <w:t>Замкнутая траектория в форме круга со стороной 2 метра (всего 8 метров пути, 4 поворота на 90°) — для оценки поведения на угловых участках.</w:t>
+      </w:r>
+    </w:p>
+    <w:p>
+      <w:pPr>
+        <w:spacing w:line="360" w:lineRule="auto"/>
+        <w:ind w:firstLine="709"/>
+        <w:jc w:val="both"/>
+        <w:rPr>
+          <w:rFonts w:ascii="Times New Roman" w:hAnsi="Times New Roman" w:cs="Times New Roman"/>
+          <w:sz w:val="28"/>
+          <w:szCs w:val="28"/>
+        </w:rPr>
+      </w:pPr>
+      <w:r>
+        <w:rPr>
+          <w:rFonts w:ascii="Times New Roman" w:hAnsi="Times New Roman" w:cs="Times New Roman"/>
+          <w:sz w:val="28"/>
+          <w:szCs w:val="28"/>
+        </w:rPr>
+        <w:t>Криволинейная траектория «восьмёрка» с двумя петлями — для оценки способности робота отслеживать непрерывно меняющуюся кривизну.</w:t>
+      </w:r>
+    </w:p>
+    <w:p>
+      <w:pPr>
+        <w:spacing w:line="360" w:lineRule="auto"/>
+        <w:ind w:firstLine="709"/>
+        <w:jc w:val="both"/>
+        <w:rPr>
+          <w:rFonts w:ascii="Times New Roman" w:hAnsi="Times New Roman" w:cs="Times New Roman"/>
+          <w:color w:val="FF0000"/>
+          <w:sz w:val="28"/>
+          <w:szCs w:val="28"/>
+        </w:rPr>
+      </w:pPr>
+      <w:r>
+        <w:rPr>
+          <w:rFonts w:ascii="Times New Roman" w:hAnsi="Times New Roman" w:cs="Times New Roman"/>
+          <w:color w:val="FF0000"/>
+          <w:sz w:val="28"/>
+          <w:szCs w:val="28"/>
+        </w:rPr>
+        <w:t>Хорошая идея описать какие именно траектории, но пока лень это детально расписывать</w:t>
+      </w:r>
+    </w:p>
+    <w:p>
+      <w:pPr>
+        <w:spacing w:line="360" w:lineRule="auto"/>
+        <w:jc w:val="both"/>
+        <w:rPr>
+          <w:rFonts w:ascii="Times New Roman" w:hAnsi="Times New Roman" w:cs="Times New Roman"/>
+          <w:sz w:val="28"/>
+          <w:szCs w:val="28"/>
+        </w:rPr>
+      </w:pPr>
+      <w:r>
+        <w:rPr>
+          <w:rFonts w:ascii="Times New Roman" w:hAnsi="Times New Roman" w:cs="Times New Roman"/>
+          <w:sz w:val="28"/>
+          <w:szCs w:val="28"/>
+        </w:rPr>
+        <w:t xml:space="preserve"> </w:t>
+      </w:r>
+      <w:r>
+        <w:rPr>
+          <w:rFonts w:ascii="Times New Roman" w:hAnsi="Times New Roman" w:cs="Times New Roman"/>
+          <w:sz w:val="28"/>
+          <w:szCs w:val="28"/>
+        </w:rPr>
+        <w:t>[Рисунок 3.1 – Тестовые траектории: прямая, квадрат, восьмёрка]</w:t>
+      </w:r>
+    </w:p>
+    <w:p>
+      <w:pPr>
+        <w:spacing w:line="360" w:lineRule="auto"/>
+        <w:ind w:firstLine="709"/>
+        <w:jc w:val="both"/>
+        <w:rPr>
+          <w:rFonts w:ascii="Times New Roman" w:hAnsi="Times New Roman" w:cs="Times New Roman"/>
+          <w:sz w:val="28"/>
+          <w:szCs w:val="28"/>
+        </w:rPr>
+      </w:pPr>
+      <w:r>
+        <w:rPr>
+          <w:rFonts w:ascii="Times New Roman" w:hAnsi="Times New Roman" w:cs="Times New Roman"/>
+          <w:sz w:val="28"/>
+          <w:szCs w:val="28"/>
+        </w:rPr>
+        <w:t xml:space="preserve">Как отмечалось в главе 1, </w:t>
+      </w:r>
+      <w:proofErr w:type="spellStart"/>
+      <w:r>
+        <w:rPr>
+          <w:rFonts w:ascii="Times New Roman" w:hAnsi="Times New Roman" w:cs="Times New Roman"/>
+          <w:sz w:val="28"/>
+          <w:szCs w:val="28"/>
+        </w:rPr>
+        <w:t>CoppeliaSim</w:t>
+      </w:r>
+      <w:proofErr w:type="spellEnd"/>
+      <w:r>
+        <w:rPr>
+          <w:rFonts w:ascii="Times New Roman" w:hAnsi="Times New Roman" w:cs="Times New Roman"/>
+          <w:sz w:val="28"/>
+          <w:szCs w:val="28"/>
+        </w:rPr>
+        <w:t xml:space="preserve"> поддерживает несколько физических движков: </w:t>
+      </w:r>
+      <w:proofErr w:type="spellStart"/>
+      <w:r>
+        <w:rPr>
+          <w:rFonts w:ascii="Times New Roman" w:hAnsi="Times New Roman" w:cs="Times New Roman"/>
+          <w:sz w:val="28"/>
+          <w:szCs w:val="28"/>
+        </w:rPr>
+        <w:t>Bullet</w:t>
+      </w:r>
+      <w:proofErr w:type="spellEnd"/>
+      <w:r>
+        <w:rPr>
+          <w:rFonts w:ascii="Times New Roman" w:hAnsi="Times New Roman" w:cs="Times New Roman"/>
+          <w:sz w:val="28"/>
+          <w:szCs w:val="28"/>
+        </w:rPr>
+        <w:t xml:space="preserve">, ODE, </w:t>
+      </w:r>
+      <w:proofErr w:type="spellStart"/>
+      <w:r>
+        <w:rPr>
+          <w:rFonts w:ascii="Times New Roman" w:hAnsi="Times New Roman" w:cs="Times New Roman"/>
+          <w:sz w:val="28"/>
+          <w:szCs w:val="28"/>
+        </w:rPr>
+        <w:t>Newton</w:t>
+      </w:r>
+      <w:proofErr w:type="spellEnd"/>
+      <w:r>
+        <w:rPr>
+          <w:rFonts w:ascii="Times New Roman" w:hAnsi="Times New Roman" w:cs="Times New Roman"/>
+          <w:sz w:val="28"/>
+          <w:szCs w:val="28"/>
+        </w:rPr>
+        <w:t xml:space="preserve">, </w:t>
+      </w:r>
+      <w:proofErr w:type="spellStart"/>
+      <w:r>
+        <w:rPr>
+          <w:rFonts w:ascii="Times New Roman" w:hAnsi="Times New Roman" w:cs="Times New Roman"/>
+          <w:sz w:val="28"/>
+          <w:szCs w:val="28"/>
+        </w:rPr>
+        <w:t>Vortex</w:t>
+      </w:r>
+      <w:proofErr w:type="spellEnd"/>
+      <w:r>
+        <w:rPr>
+          <w:rFonts w:ascii="Times New Roman" w:hAnsi="Times New Roman" w:cs="Times New Roman"/>
+          <w:sz w:val="28"/>
+          <w:szCs w:val="28"/>
+        </w:rPr>
+        <w:t xml:space="preserve"> и </w:t>
+      </w:r>
+      <w:proofErr w:type="spellStart"/>
+      <w:proofErr w:type="gramStart"/>
+      <w:r>
+        <w:rPr>
+          <w:rFonts w:ascii="Times New Roman" w:hAnsi="Times New Roman" w:cs="Times New Roman"/>
+          <w:sz w:val="28"/>
+          <w:szCs w:val="28"/>
+        </w:rPr>
+        <w:t>MuJoCo</w:t>
+      </w:r>
+      <w:proofErr w:type="spellEnd"/>
+      <w:r>
+        <w:rPr>
+          <w:rFonts w:ascii="Times New Roman" w:hAnsi="Times New Roman" w:cs="Times New Roman"/>
+          <w:sz w:val="28"/>
+          <w:szCs w:val="28"/>
+        </w:rPr>
+        <w:t> .</w:t>
+      </w:r>
+      <w:proofErr w:type="gramEnd"/>
+      <w:r>
+        <w:rPr>
+          <w:rFonts w:ascii="Times New Roman" w:hAnsi="Times New Roman" w:cs="Times New Roman"/>
+          <w:sz w:val="28"/>
+          <w:szCs w:val="28"/>
+        </w:rPr>
+        <w:t xml:space="preserve"> Каждый из них имеет свои особенности, и выбор подходящего движка критически влияет на соответствие поведения модели реальному роботу.</w:t>
+      </w:r>
+    </w:p>
+    <w:p>
+      <w:pPr>
+        <w:spacing w:line="360" w:lineRule="auto"/>
+        <w:ind w:firstLine="709"/>
+        <w:jc w:val="both"/>
+        <w:rPr>
+          <w:rFonts w:ascii="Times New Roman" w:hAnsi="Times New Roman" w:cs="Times New Roman"/>
+          <w:sz w:val="28"/>
+          <w:szCs w:val="28"/>
+        </w:rPr>
+      </w:pPr>
+      <w:r>
+        <w:rPr>
+          <w:rFonts w:ascii="Times New Roman" w:hAnsi="Times New Roman" w:cs="Times New Roman"/>
+          <w:sz w:val="28"/>
+          <w:szCs w:val="28"/>
+        </w:rPr>
+        <w:t>В ходе подготовки экспериментальной базы были протестированы три движка: </w:t>
+      </w:r>
+      <w:proofErr w:type="spellStart"/>
+      <w:r>
+        <w:rPr>
+          <w:rFonts w:ascii="Times New Roman" w:hAnsi="Times New Roman" w:cs="Times New Roman"/>
+          <w:sz w:val="28"/>
+          <w:szCs w:val="28"/>
+        </w:rPr>
+        <w:t>Bullet</w:t>
+      </w:r>
+      <w:proofErr w:type="spellEnd"/>
+      <w:r>
+        <w:rPr>
+          <w:rFonts w:ascii="Times New Roman" w:hAnsi="Times New Roman" w:cs="Times New Roman"/>
+          <w:sz w:val="28"/>
+          <w:szCs w:val="28"/>
+        </w:rPr>
+        <w:t xml:space="preserve"> 2.83, ODE и </w:t>
+      </w:r>
+      <w:proofErr w:type="spellStart"/>
+      <w:r>
+        <w:rPr>
+          <w:rFonts w:ascii="Times New Roman" w:hAnsi="Times New Roman" w:cs="Times New Roman"/>
+          <w:sz w:val="28"/>
+          <w:szCs w:val="28"/>
+        </w:rPr>
+        <w:t>Newton</w:t>
+      </w:r>
+      <w:proofErr w:type="spellEnd"/>
+      <w:r>
+        <w:rPr>
+          <w:rFonts w:ascii="Times New Roman" w:hAnsi="Times New Roman" w:cs="Times New Roman"/>
+          <w:sz w:val="28"/>
+          <w:szCs w:val="28"/>
+        </w:rPr>
+        <w:t>. Критериями оценки служили точность отработки заданной скорости, устойчивость конструкции при резких поворотах или неровностях и производительность.</w:t>
+      </w:r>
+    </w:p>
+    <w:p>
+      <w:pPr>
+        <w:spacing w:line="360" w:lineRule="auto"/>
+        <w:ind w:firstLine="709"/>
+        <w:jc w:val="both"/>
+        <w:rPr>
+          <w:rFonts w:ascii="Times New Roman" w:hAnsi="Times New Roman" w:cs="Times New Roman"/>
+          <w:sz w:val="28"/>
+          <w:szCs w:val="28"/>
+        </w:rPr>
+      </w:pPr>
+      <w:r>
+        <w:rPr>
+          <w:rFonts w:ascii="Times New Roman" w:hAnsi="Times New Roman" w:cs="Times New Roman"/>
+          <w:sz w:val="28"/>
+          <w:szCs w:val="28"/>
+        </w:rPr>
+        <w:t xml:space="preserve">Согласно официальной документации </w:t>
+      </w:r>
+      <w:proofErr w:type="spellStart"/>
+      <w:r>
+        <w:rPr>
+          <w:rFonts w:ascii="Times New Roman" w:hAnsi="Times New Roman" w:cs="Times New Roman"/>
+          <w:sz w:val="28"/>
+          <w:szCs w:val="28"/>
+        </w:rPr>
+        <w:t>CoppeliaSim</w:t>
+      </w:r>
+      <w:proofErr w:type="spellEnd"/>
+      <w:r>
+        <w:rPr>
+          <w:rFonts w:ascii="Times New Roman" w:hAnsi="Times New Roman" w:cs="Times New Roman"/>
+          <w:sz w:val="28"/>
+          <w:szCs w:val="28"/>
+        </w:rPr>
+        <w:t xml:space="preserve">, движки </w:t>
+      </w:r>
+      <w:proofErr w:type="spellStart"/>
+      <w:r>
+        <w:rPr>
+          <w:rFonts w:ascii="Times New Roman" w:hAnsi="Times New Roman" w:cs="Times New Roman"/>
+          <w:sz w:val="28"/>
+          <w:szCs w:val="28"/>
+        </w:rPr>
+        <w:t>Bullet</w:t>
+      </w:r>
+      <w:proofErr w:type="spellEnd"/>
+      <w:r>
+        <w:rPr>
+          <w:rFonts w:ascii="Times New Roman" w:hAnsi="Times New Roman" w:cs="Times New Roman"/>
+          <w:sz w:val="28"/>
+          <w:szCs w:val="28"/>
+        </w:rPr>
+        <w:t xml:space="preserve"> и ODE часто требуют балансировки масс и инерций (особенно когда соединяемые тела сильно различаются по массе</w:t>
+      </w:r>
+      <w:proofErr w:type="gramStart"/>
+      <w:r>
+        <w:rPr>
+          <w:rFonts w:ascii="Times New Roman" w:hAnsi="Times New Roman" w:cs="Times New Roman"/>
+          <w:sz w:val="28"/>
+          <w:szCs w:val="28"/>
+        </w:rPr>
+        <w:t>) .</w:t>
+      </w:r>
+      <w:proofErr w:type="gramEnd"/>
+      <w:r>
+        <w:rPr>
+          <w:rFonts w:ascii="Times New Roman" w:hAnsi="Times New Roman" w:cs="Times New Roman"/>
+          <w:sz w:val="28"/>
+          <w:szCs w:val="28"/>
+        </w:rPr>
+        <w:t xml:space="preserve"> Для нашей платформы, где колёса имеют массу порядка 0,1 кг, а корпус — около 5 кг, это различие составляет 50 раз. </w:t>
+      </w:r>
+      <w:proofErr w:type="spellStart"/>
+      <w:r>
+        <w:rPr>
+          <w:rFonts w:ascii="Times New Roman" w:hAnsi="Times New Roman" w:cs="Times New Roman"/>
+          <w:sz w:val="28"/>
+          <w:szCs w:val="28"/>
+        </w:rPr>
+        <w:t>Bullet</w:t>
+      </w:r>
+      <w:proofErr w:type="spellEnd"/>
+      <w:r>
+        <w:rPr>
+          <w:rFonts w:ascii="Times New Roman" w:hAnsi="Times New Roman" w:cs="Times New Roman"/>
+          <w:sz w:val="28"/>
+          <w:szCs w:val="28"/>
+        </w:rPr>
+        <w:t xml:space="preserve"> в таких условиях иногда демонстрировал </w:t>
+      </w:r>
+      <w:proofErr w:type="gramStart"/>
+      <w:r>
+        <w:rPr>
+          <w:rFonts w:ascii="Times New Roman" w:hAnsi="Times New Roman" w:cs="Times New Roman"/>
+          <w:sz w:val="28"/>
+          <w:szCs w:val="28"/>
+        </w:rPr>
+        <w:t>микро-вибрации</w:t>
+      </w:r>
+      <w:proofErr w:type="gramEnd"/>
+      <w:r>
+        <w:rPr>
+          <w:rFonts w:ascii="Times New Roman" w:hAnsi="Times New Roman" w:cs="Times New Roman"/>
+          <w:sz w:val="28"/>
+          <w:szCs w:val="28"/>
+        </w:rPr>
+        <w:t xml:space="preserve"> в колёсных приводах, что приводило к заметной погрешности накопления пути.</w:t>
+      </w:r>
+    </w:p>
+    <w:p>
+      <w:pPr>
+        <w:spacing w:line="360" w:lineRule="auto"/>
+        <w:ind w:firstLine="709"/>
+        <w:jc w:val="both"/>
+        <w:rPr>
+          <w:rFonts w:ascii="Times New Roman" w:hAnsi="Times New Roman" w:cs="Times New Roman"/>
+          <w:sz w:val="28"/>
+          <w:szCs w:val="28"/>
+        </w:rPr>
+      </w:pPr>
+      <w:r>
+        <w:rPr>
+          <w:rFonts w:ascii="Times New Roman" w:hAnsi="Times New Roman" w:cs="Times New Roman"/>
+          <w:sz w:val="28"/>
+          <w:szCs w:val="28"/>
+        </w:rPr>
+        <w:t xml:space="preserve">Движок </w:t>
+      </w:r>
+      <w:proofErr w:type="spellStart"/>
+      <w:r>
+        <w:rPr>
+          <w:rFonts w:ascii="Times New Roman" w:hAnsi="Times New Roman" w:cs="Times New Roman"/>
+          <w:sz w:val="28"/>
+          <w:szCs w:val="28"/>
+        </w:rPr>
+        <w:t>Newton</w:t>
+      </w:r>
+      <w:proofErr w:type="spellEnd"/>
+      <w:r>
+        <w:rPr>
+          <w:rFonts w:ascii="Times New Roman" w:hAnsi="Times New Roman" w:cs="Times New Roman"/>
+          <w:sz w:val="28"/>
+          <w:szCs w:val="28"/>
+        </w:rPr>
+        <w:t>, напротив, требовал существенных вычислительных ресурсов, снижая скорость симуляции ниже реального времени при работе со сложными контактами 12 колёс.</w:t>
+      </w:r>
+    </w:p>
+    <w:p>
+      <w:pPr>
+        <w:spacing w:line="360" w:lineRule="auto"/>
+        <w:ind w:firstLine="709"/>
+        <w:jc w:val="both"/>
+        <w:rPr>
+          <w:rFonts w:ascii="Times New Roman" w:hAnsi="Times New Roman" w:cs="Times New Roman"/>
+          <w:sz w:val="28"/>
+          <w:szCs w:val="28"/>
+        </w:rPr>
+      </w:pPr>
+      <w:proofErr w:type="spellStart"/>
+      <w:r>
+        <w:rPr>
+          <w:rFonts w:ascii="Times New Roman" w:hAnsi="Times New Roman" w:cs="Times New Roman"/>
+          <w:sz w:val="28"/>
+          <w:szCs w:val="28"/>
+        </w:rPr>
+        <w:t>Open</w:t>
+      </w:r>
+      <w:proofErr w:type="spellEnd"/>
+      <w:r>
+        <w:rPr>
+          <w:rFonts w:ascii="Times New Roman" w:hAnsi="Times New Roman" w:cs="Times New Roman"/>
+          <w:sz w:val="28"/>
+          <w:szCs w:val="28"/>
+        </w:rPr>
+        <w:t xml:space="preserve"> </w:t>
+      </w:r>
+      <w:proofErr w:type="spellStart"/>
+      <w:r>
+        <w:rPr>
+          <w:rFonts w:ascii="Times New Roman" w:hAnsi="Times New Roman" w:cs="Times New Roman"/>
+          <w:sz w:val="28"/>
+          <w:szCs w:val="28"/>
+        </w:rPr>
+        <w:t>Dynamics</w:t>
+      </w:r>
+      <w:proofErr w:type="spellEnd"/>
+      <w:r>
+        <w:rPr>
+          <w:rFonts w:ascii="Times New Roman" w:hAnsi="Times New Roman" w:cs="Times New Roman"/>
+          <w:sz w:val="28"/>
+          <w:szCs w:val="28"/>
+        </w:rPr>
+        <w:t xml:space="preserve"> </w:t>
+      </w:r>
+      <w:proofErr w:type="spellStart"/>
+      <w:r>
+        <w:rPr>
+          <w:rFonts w:ascii="Times New Roman" w:hAnsi="Times New Roman" w:cs="Times New Roman"/>
+          <w:sz w:val="28"/>
+          <w:szCs w:val="28"/>
+        </w:rPr>
+        <w:t>Engine</w:t>
+      </w:r>
+      <w:proofErr w:type="spellEnd"/>
+      <w:r>
+        <w:rPr>
+          <w:rFonts w:ascii="Times New Roman" w:hAnsi="Times New Roman" w:cs="Times New Roman"/>
+          <w:sz w:val="28"/>
+          <w:szCs w:val="28"/>
+        </w:rPr>
+        <w:t xml:space="preserve"> (ODE) был выбран в качестве основного движка. Он менее требователен к вычислительным мощностям и хорошо подходит для большой и тяжелой в плане веса модели. Но основным фактором стал </w:t>
+      </w:r>
+      <w:r>
+        <w:rPr>
+          <w:rFonts w:ascii="Times New Roman" w:hAnsi="Times New Roman" w:cs="Times New Roman"/>
+          <w:sz w:val="28"/>
+          <w:szCs w:val="28"/>
+        </w:rPr>
+        <w:lastRenderedPageBreak/>
+        <w:t>эксперимент,</w:t>
+      </w:r>
+      <w:r>
+        <w:rPr>
+          <w:rFonts w:ascii="Times New Roman" w:hAnsi="Times New Roman" w:cs="Times New Roman"/>
+          <w:sz w:val="28"/>
+          <w:szCs w:val="28"/>
+        </w:rPr>
+        <w:t xml:space="preserve"> где при заданной скорости 0.5м/с и 1м/</w:t>
+      </w:r>
+      <w:proofErr w:type="gramStart"/>
+      <w:r>
+        <w:rPr>
+          <w:rFonts w:ascii="Times New Roman" w:hAnsi="Times New Roman" w:cs="Times New Roman"/>
+          <w:sz w:val="28"/>
+          <w:szCs w:val="28"/>
+        </w:rPr>
+        <w:t>с робот</w:t>
+      </w:r>
+      <w:proofErr w:type="gramEnd"/>
+      <w:r>
+        <w:rPr>
+          <w:rFonts w:ascii="Times New Roman" w:hAnsi="Times New Roman" w:cs="Times New Roman"/>
+          <w:sz w:val="28"/>
+          <w:szCs w:val="28"/>
+        </w:rPr>
+        <w:t xml:space="preserve"> должен за 8 и 4 секунды соответственно проехать 4 метра. Данный движок показал наиболее точные результаты: 8.2 и 4.1 секунды в сравнении с 9 и 5 секунд у </w:t>
+      </w:r>
+      <w:proofErr w:type="spellStart"/>
+      <w:r>
+        <w:rPr>
+          <w:rFonts w:ascii="Times New Roman" w:hAnsi="Times New Roman" w:cs="Times New Roman"/>
+          <w:sz w:val="28"/>
+          <w:szCs w:val="28"/>
+        </w:rPr>
+        <w:t>Bullet</w:t>
+      </w:r>
+      <w:proofErr w:type="spellEnd"/>
+      <w:r>
+        <w:rPr>
+          <w:rFonts w:ascii="Times New Roman" w:hAnsi="Times New Roman" w:cs="Times New Roman"/>
+          <w:sz w:val="28"/>
+          <w:szCs w:val="28"/>
+        </w:rPr>
+        <w:t xml:space="preserve"> и </w:t>
+      </w:r>
+      <w:proofErr w:type="gramStart"/>
+      <w:r>
+        <w:rPr>
+          <w:rFonts w:ascii="Times New Roman" w:hAnsi="Times New Roman" w:cs="Times New Roman"/>
+          <w:sz w:val="28"/>
+          <w:szCs w:val="28"/>
+        </w:rPr>
+        <w:t>9</w:t>
+      </w:r>
+      <w:proofErr w:type="gramEnd"/>
+      <w:r>
+        <w:rPr>
+          <w:rFonts w:ascii="Times New Roman" w:hAnsi="Times New Roman" w:cs="Times New Roman"/>
+          <w:sz w:val="28"/>
+          <w:szCs w:val="28"/>
+        </w:rPr>
+        <w:t xml:space="preserve"> и 5 секунд у </w:t>
+      </w:r>
+      <w:proofErr w:type="spellStart"/>
+      <w:r>
+        <w:rPr>
+          <w:rFonts w:ascii="Times New Roman" w:hAnsi="Times New Roman" w:cs="Times New Roman"/>
+          <w:sz w:val="28"/>
+          <w:szCs w:val="28"/>
+        </w:rPr>
+        <w:t>Newton</w:t>
+      </w:r>
+      <w:proofErr w:type="spellEnd"/>
+      <w:r>
+        <w:rPr>
+          <w:rFonts w:ascii="Times New Roman" w:hAnsi="Times New Roman" w:cs="Times New Roman"/>
+          <w:sz w:val="28"/>
+          <w:szCs w:val="28"/>
+        </w:rPr>
+        <w:t>. Такая разница обусловлена разными алгоритмами обработки физики и тонкой настройкой параметров робота.</w:t>
+      </w:r>
+    </w:p>
+    <w:p>
+      <w:pPr>
+        <w:spacing w:line="360" w:lineRule="auto"/>
+        <w:ind w:firstLine="709"/>
+        <w:jc w:val="both"/>
+        <w:rPr>
+          <w:rFonts w:ascii="Times New Roman" w:hAnsi="Times New Roman" w:cs="Times New Roman"/>
+          <w:sz w:val="28"/>
+          <w:szCs w:val="28"/>
+        </w:rPr>
+      </w:pPr>
+      <w:r>
+        <w:rPr>
+          <w:rFonts w:ascii="Times New Roman" w:hAnsi="Times New Roman" w:cs="Times New Roman"/>
+          <w:sz w:val="28"/>
+          <w:szCs w:val="28"/>
+        </w:rPr>
+        <w:t xml:space="preserve">3.2 </w:t>
+      </w:r>
+      <w:r>
+        <w:rPr>
+          <w:rFonts w:ascii="Times New Roman" w:hAnsi="Times New Roman" w:cs="Times New Roman"/>
+          <w:sz w:val="28"/>
+          <w:szCs w:val="28"/>
+        </w:rPr>
+        <w:t>Результаты моделирования</w:t>
+      </w:r>
+    </w:p>
+    <w:p>
+      <w:pPr>
+        <w:spacing w:line="360" w:lineRule="auto"/>
+        <w:ind w:firstLine="709"/>
+        <w:jc w:val="both"/>
+        <w:rPr>
+          <w:rFonts w:ascii="Times New Roman" w:hAnsi="Times New Roman" w:cs="Times New Roman"/>
+          <w:sz w:val="28"/>
+          <w:szCs w:val="28"/>
+        </w:rPr>
+      </w:pPr>
+      <w:r>
+        <w:rPr>
+          <w:rFonts w:ascii="Times New Roman" w:hAnsi="Times New Roman" w:cs="Times New Roman"/>
+          <w:sz w:val="28"/>
+          <w:szCs w:val="28"/>
+        </w:rPr>
+        <w:t>На первом этапе были проведены испытания имитационной модели на всех трёх тестовых траекториях. Визуальный анализ движения (рисунок 3.2) показал, что робот устойчиво следует за виртуальной целью, плавно входит в повороты и не теряет траекторию даже на участках с высокой кривизной.</w:t>
+      </w:r>
+    </w:p>
+    <w:p>
+      <w:pPr>
+        <w:spacing w:line="360" w:lineRule="auto"/>
+        <w:ind w:firstLine="709"/>
+        <w:jc w:val="both"/>
+        <w:rPr>
+          <w:rFonts w:ascii="Times New Roman" w:hAnsi="Times New Roman" w:cs="Times New Roman"/>
+          <w:sz w:val="28"/>
+          <w:szCs w:val="28"/>
+        </w:rPr>
+      </w:pPr>
+      <w:r>
+        <w:rPr>
+          <w:rFonts w:ascii="Times New Roman" w:hAnsi="Times New Roman" w:cs="Times New Roman"/>
+          <w:sz w:val="28"/>
+          <w:szCs w:val="28"/>
+        </w:rPr>
+        <w:t>[Рисунок 3.2 – Кадры движения модели по траектории «восьмёрка»]</w:t>
+      </w:r>
+    </w:p>
+    <w:p>
+      <w:pPr>
+        <w:spacing w:line="360" w:lineRule="auto"/>
+        <w:ind w:firstLine="709"/>
+        <w:jc w:val="both"/>
+        <w:rPr>
+          <w:rFonts w:ascii="Times New Roman" w:hAnsi="Times New Roman" w:cs="Times New Roman"/>
+          <w:sz w:val="28"/>
+          <w:szCs w:val="28"/>
+        </w:rPr>
+      </w:pPr>
+      <w:r>
+        <w:rPr>
+          <w:rFonts w:ascii="Times New Roman" w:hAnsi="Times New Roman" w:cs="Times New Roman"/>
+          <w:sz w:val="28"/>
+          <w:szCs w:val="28"/>
+        </w:rPr>
+        <w:t>В процессе симуляции скрипт сохранял последовательность векторов (V, α, ω, T) в массив. Для траектории «квадрат» длиной 8 метров было сгенерировано 200 векторов (при скорости цели 0,8 м/с и частоте 20 Гц). Из них 186 векторов (93%) имели значение угловой скорости ω = 0 (движение без вращения корпуса), а 14 векторов соответствовали моментам поворота на углах. Однако, как было показано в главе 2, в разработанном алгоритме ω не используется — робот поворачивает за счёт изменения угла α.</w:t>
+      </w:r>
+    </w:p>
+    <w:p>
+      <w:pPr>
+        <w:spacing w:line="360" w:lineRule="auto"/>
+        <w:ind w:firstLine="709"/>
+        <w:jc w:val="both"/>
+        <w:rPr>
+          <w:rFonts w:ascii="Times New Roman" w:hAnsi="Times New Roman" w:cs="Times New Roman"/>
+          <w:color w:val="FF0000"/>
+          <w:sz w:val="28"/>
+          <w:szCs w:val="28"/>
+        </w:rPr>
+      </w:pPr>
+      <w:r>
+        <w:rPr>
+          <w:rFonts w:ascii="Times New Roman" w:hAnsi="Times New Roman" w:cs="Times New Roman"/>
+          <w:color w:val="FF0000"/>
+          <w:sz w:val="28"/>
+          <w:szCs w:val="28"/>
+        </w:rPr>
+        <w:t>Опять же соотнести с нашими траекториями</w:t>
+      </w:r>
+    </w:p>
+    <w:p>
+      <w:pPr>
+        <w:spacing w:line="360" w:lineRule="auto"/>
+        <w:ind w:firstLine="709"/>
+        <w:jc w:val="both"/>
+        <w:rPr>
+          <w:rFonts w:ascii="Times New Roman" w:hAnsi="Times New Roman" w:cs="Times New Roman"/>
+          <w:sz w:val="28"/>
+          <w:szCs w:val="28"/>
+        </w:rPr>
+      </w:pPr>
+      <w:r>
+        <w:rPr>
+          <w:rFonts w:ascii="Times New Roman" w:hAnsi="Times New Roman" w:cs="Times New Roman"/>
+          <w:sz w:val="28"/>
+          <w:szCs w:val="28"/>
+        </w:rPr>
+        <w:t xml:space="preserve">После успешного прохождения траектории в симуляции сформированный UDP-пакет с векторами был отправлен на реального робота. Шесть контроллеров ESP32 приняли пакет, сохранили его в </w:t>
+      </w:r>
+      <w:proofErr w:type="spellStart"/>
+      <w:r>
+        <w:rPr>
+          <w:rFonts w:ascii="Times New Roman" w:hAnsi="Times New Roman" w:cs="Times New Roman"/>
+          <w:sz w:val="28"/>
+          <w:szCs w:val="28"/>
+        </w:rPr>
+        <w:t>SQLite</w:t>
+      </w:r>
+      <w:proofErr w:type="spellEnd"/>
+      <w:r>
+        <w:rPr>
+          <w:rFonts w:ascii="Times New Roman" w:hAnsi="Times New Roman" w:cs="Times New Roman"/>
+          <w:sz w:val="28"/>
+          <w:szCs w:val="28"/>
+        </w:rPr>
+        <w:t xml:space="preserve">-базу на SD-карты и по команде START начали синхронное воспроизведение. В процессе движения каждый контроллер вёл </w:t>
+      </w:r>
+      <w:proofErr w:type="spellStart"/>
+      <w:r>
+        <w:rPr>
+          <w:rFonts w:ascii="Times New Roman" w:hAnsi="Times New Roman" w:cs="Times New Roman"/>
+          <w:sz w:val="28"/>
+          <w:szCs w:val="28"/>
+        </w:rPr>
+        <w:t>логирование</w:t>
+      </w:r>
+      <w:proofErr w:type="spellEnd"/>
+      <w:r>
+        <w:rPr>
+          <w:rFonts w:ascii="Times New Roman" w:hAnsi="Times New Roman" w:cs="Times New Roman"/>
+          <w:sz w:val="28"/>
+          <w:szCs w:val="28"/>
+        </w:rPr>
+        <w:t>.</w:t>
+      </w:r>
+    </w:p>
+    <w:p>
+      <w:pPr>
+        <w:spacing w:line="360" w:lineRule="auto"/>
+        <w:ind w:firstLine="709"/>
+        <w:jc w:val="both"/>
+        <w:rPr>
+          <w:rFonts w:ascii="Times New Roman" w:hAnsi="Times New Roman" w:cs="Times New Roman"/>
+          <w:sz w:val="28"/>
+          <w:szCs w:val="28"/>
+        </w:rPr>
+      </w:pPr>
+      <w:r>
+        <w:rPr>
+          <w:rFonts w:ascii="Times New Roman" w:hAnsi="Times New Roman" w:cs="Times New Roman"/>
+          <w:sz w:val="28"/>
+          <w:szCs w:val="28"/>
+        </w:rPr>
+        <w:t xml:space="preserve">После завершения движения </w:t>
+      </w:r>
+      <w:proofErr w:type="spellStart"/>
+      <w:r>
+        <w:rPr>
+          <w:rFonts w:ascii="Times New Roman" w:hAnsi="Times New Roman" w:cs="Times New Roman"/>
+          <w:sz w:val="28"/>
+          <w:szCs w:val="28"/>
+        </w:rPr>
+        <w:t>логи</w:t>
+      </w:r>
+      <w:proofErr w:type="spellEnd"/>
+      <w:r>
+        <w:rPr>
+          <w:rFonts w:ascii="Times New Roman" w:hAnsi="Times New Roman" w:cs="Times New Roman"/>
+          <w:sz w:val="28"/>
+          <w:szCs w:val="28"/>
+        </w:rPr>
+        <w:t xml:space="preserve"> с шести контроллеров были выгружены через веб-интерфейс в CSV-файлы. Для анализа была написана вспомогательная программа на </w:t>
+      </w:r>
+      <w:proofErr w:type="spellStart"/>
+      <w:r>
+        <w:rPr>
+          <w:rFonts w:ascii="Times New Roman" w:hAnsi="Times New Roman" w:cs="Times New Roman"/>
+          <w:sz w:val="28"/>
+          <w:szCs w:val="28"/>
+        </w:rPr>
+        <w:t>Python</w:t>
+      </w:r>
+      <w:proofErr w:type="spellEnd"/>
+      <w:r>
+        <w:rPr>
+          <w:rFonts w:ascii="Times New Roman" w:hAnsi="Times New Roman" w:cs="Times New Roman"/>
+          <w:sz w:val="28"/>
+          <w:szCs w:val="28"/>
+        </w:rPr>
+        <w:t>, которая агрегировала результаты и визуализировала их в виде графиков.</w:t>
+      </w:r>
+    </w:p>
+    <w:p>
+      <w:pPr>
+        <w:spacing w:line="360" w:lineRule="auto"/>
+        <w:ind w:firstLine="709"/>
+        <w:jc w:val="both"/>
+        <w:rPr>
+          <w:rFonts w:ascii="Times New Roman" w:hAnsi="Times New Roman" w:cs="Times New Roman"/>
+          <w:color w:val="FF0000"/>
+          <w:sz w:val="28"/>
+          <w:szCs w:val="28"/>
+        </w:rPr>
+      </w:pPr>
+      <w:r>
+        <w:rPr>
+          <w:rFonts w:ascii="Times New Roman" w:hAnsi="Times New Roman" w:cs="Times New Roman"/>
+          <w:color w:val="FF0000"/>
+          <w:sz w:val="28"/>
+          <w:szCs w:val="28"/>
+        </w:rPr>
+        <w:t xml:space="preserve">На рисунке 1 движение по квадрату. Как мы видим, расхождение такое </w:t>
+      </w:r>
+      <w:r>
+        <w:rPr>
+          <w:rFonts w:ascii="Times New Roman" w:hAnsi="Times New Roman" w:cs="Times New Roman"/>
+          <w:color w:val="FF0000"/>
+          <w:sz w:val="28"/>
+          <w:szCs w:val="28"/>
+        </w:rPr>
+        <w:lastRenderedPageBreak/>
+        <w:t>то</w:t>
+      </w:r>
+    </w:p>
+    <w:p>
+      <w:pPr>
+        <w:spacing w:line="360" w:lineRule="auto"/>
+        <w:ind w:firstLine="709"/>
+        <w:jc w:val="both"/>
+        <w:rPr>
+          <w:rFonts w:ascii="Times New Roman" w:hAnsi="Times New Roman" w:cs="Times New Roman"/>
+          <w:color w:val="FF0000"/>
+          <w:sz w:val="28"/>
+          <w:szCs w:val="28"/>
+        </w:rPr>
+      </w:pPr>
+      <w:r>
+        <w:rPr>
+          <w:rFonts w:ascii="Times New Roman" w:hAnsi="Times New Roman" w:cs="Times New Roman"/>
+          <w:color w:val="FF0000"/>
+          <w:sz w:val="28"/>
+          <w:szCs w:val="28"/>
+        </w:rPr>
+        <w:t>На рисунке 2 движение по кругу. Тут видно, что это и это</w:t>
+      </w:r>
+    </w:p>
+    <w:p>
+      <w:pPr>
+        <w:spacing w:line="360" w:lineRule="auto"/>
+        <w:ind w:firstLine="709"/>
+        <w:jc w:val="both"/>
+        <w:rPr>
+          <w:rFonts w:ascii="Times New Roman" w:hAnsi="Times New Roman" w:cs="Times New Roman"/>
+          <w:color w:val="FF0000"/>
+          <w:sz w:val="28"/>
+          <w:szCs w:val="28"/>
+        </w:rPr>
+      </w:pPr>
+      <w:r>
+        <w:rPr>
+          <w:rFonts w:ascii="Times New Roman" w:hAnsi="Times New Roman" w:cs="Times New Roman"/>
+          <w:color w:val="FF0000"/>
+          <w:sz w:val="28"/>
+          <w:szCs w:val="28"/>
+        </w:rPr>
+        <w:t xml:space="preserve">На рисунке 3 движение по </w:t>
+      </w:r>
+      <w:proofErr w:type="gramStart"/>
+      <w:r>
+        <w:rPr>
+          <w:rFonts w:ascii="Times New Roman" w:hAnsi="Times New Roman" w:cs="Times New Roman"/>
+          <w:color w:val="FF0000"/>
+          <w:sz w:val="28"/>
+          <w:szCs w:val="28"/>
+        </w:rPr>
+        <w:t>такой то</w:t>
+      </w:r>
+      <w:proofErr w:type="gramEnd"/>
+      <w:r>
+        <w:rPr>
+          <w:rFonts w:ascii="Times New Roman" w:hAnsi="Times New Roman" w:cs="Times New Roman"/>
+          <w:color w:val="FF0000"/>
+          <w:sz w:val="28"/>
+          <w:szCs w:val="28"/>
+        </w:rPr>
+        <w:t xml:space="preserve"> траектории. Здесь график показал, что</w:t>
+      </w:r>
+    </w:p>
+    <w:p>
+      <w:pPr>
+        <w:spacing w:line="360" w:lineRule="auto"/>
+        <w:ind w:firstLine="709"/>
+        <w:jc w:val="both"/>
+        <w:rPr>
+          <w:rFonts w:ascii="Times New Roman" w:hAnsi="Times New Roman" w:cs="Times New Roman"/>
+          <w:sz w:val="28"/>
+          <w:szCs w:val="28"/>
+        </w:rPr>
+      </w:pPr>
+      <w:r>
+        <w:rPr>
+          <w:rFonts w:ascii="Times New Roman" w:hAnsi="Times New Roman" w:cs="Times New Roman"/>
+          <w:sz w:val="28"/>
+          <w:szCs w:val="28"/>
+        </w:rPr>
+        <w:t>Стоить отметить, что визуально траектории повторялись не с доскональной точностью. Такая же ситуация с графиками желаемой и физической скоростью колес. Такие отклонения вполне ожидаемы</w:t>
+      </w:r>
+      <w:r>
+        <w:rPr>
+          <w:rFonts w:ascii="Times New Roman" w:hAnsi="Times New Roman" w:cs="Times New Roman"/>
+          <w:sz w:val="28"/>
+          <w:szCs w:val="28"/>
+        </w:rPr>
+        <w:t xml:space="preserve"> и их можно объяснить совокупностью нескольких факторов:</w:t>
+      </w:r>
+    </w:p>
+    <w:p>
+      <w:pPr>
+        <w:pStyle w:val="ab"/>
+        <w:numPr>
+          <w:ilvl w:val="0"/>
+          <w:numId w:val="15"/>
+        </w:numPr>
+        <w:spacing w:line="360" w:lineRule="auto"/>
+        <w:jc w:val="both"/>
+        <w:rPr>
+          <w:rFonts w:ascii="Times New Roman" w:hAnsi="Times New Roman" w:cs="Times New Roman"/>
+          <w:sz w:val="28"/>
+          <w:szCs w:val="28"/>
+        </w:rPr>
+      </w:pPr>
+      <w:r>
+        <w:rPr>
+          <w:rFonts w:ascii="Times New Roman" w:hAnsi="Times New Roman" w:cs="Times New Roman"/>
+          <w:sz w:val="28"/>
+          <w:szCs w:val="28"/>
+        </w:rPr>
+        <w:t xml:space="preserve">Идеализированная геометрия контакта. В </w:t>
+      </w:r>
+      <w:proofErr w:type="spellStart"/>
+      <w:r>
+        <w:rPr>
+          <w:rFonts w:ascii="Times New Roman" w:hAnsi="Times New Roman" w:cs="Times New Roman"/>
+          <w:sz w:val="28"/>
+          <w:szCs w:val="28"/>
+        </w:rPr>
+        <w:t>CoppeliaSim</w:t>
+      </w:r>
+      <w:proofErr w:type="spellEnd"/>
+      <w:r>
+        <w:rPr>
+          <w:rFonts w:ascii="Times New Roman" w:hAnsi="Times New Roman" w:cs="Times New Roman"/>
+          <w:sz w:val="28"/>
+          <w:szCs w:val="28"/>
+        </w:rPr>
+        <w:t xml:space="preserve"> контакт колеса с поверхностью рассчитывается по упрощённым моделям (в ODE — «пирамида трения</w:t>
+      </w:r>
+      <w:proofErr w:type="gramStart"/>
+      <w:r>
+        <w:rPr>
+          <w:rFonts w:ascii="Times New Roman" w:hAnsi="Times New Roman" w:cs="Times New Roman"/>
+          <w:sz w:val="28"/>
+          <w:szCs w:val="28"/>
+        </w:rPr>
+        <w:t>» )</w:t>
+      </w:r>
+      <w:proofErr w:type="gramEnd"/>
+      <w:r>
+        <w:rPr>
+          <w:rFonts w:ascii="Times New Roman" w:hAnsi="Times New Roman" w:cs="Times New Roman"/>
+          <w:sz w:val="28"/>
+          <w:szCs w:val="28"/>
+        </w:rPr>
+        <w:t>. В реальности контактное пятно имеет сложную форму, зависит от нагрузки и износа колеса.</w:t>
+      </w:r>
+    </w:p>
+    <w:p>
+      <w:pPr>
+        <w:pStyle w:val="ab"/>
+        <w:numPr>
+          <w:ilvl w:val="0"/>
+          <w:numId w:val="15"/>
+        </w:numPr>
+        <w:spacing w:line="360" w:lineRule="auto"/>
+        <w:jc w:val="both"/>
+        <w:rPr>
+          <w:rFonts w:ascii="Times New Roman" w:hAnsi="Times New Roman" w:cs="Times New Roman"/>
+          <w:sz w:val="28"/>
+          <w:szCs w:val="28"/>
+        </w:rPr>
+      </w:pPr>
+      <w:r>
+        <w:rPr>
+          <w:rFonts w:ascii="Times New Roman" w:hAnsi="Times New Roman" w:cs="Times New Roman"/>
+          <w:sz w:val="28"/>
+          <w:szCs w:val="28"/>
+        </w:rPr>
+        <w:t xml:space="preserve">Дискретность времени. Симуляция работает с фиксированным шагом (обычно 50 </w:t>
+      </w:r>
+      <w:proofErr w:type="spellStart"/>
+      <w:r>
+        <w:rPr>
+          <w:rFonts w:ascii="Times New Roman" w:hAnsi="Times New Roman" w:cs="Times New Roman"/>
+          <w:sz w:val="28"/>
+          <w:szCs w:val="28"/>
+        </w:rPr>
+        <w:t>мс</w:t>
+      </w:r>
+      <w:proofErr w:type="spellEnd"/>
+      <w:r>
+        <w:rPr>
+          <w:rFonts w:ascii="Times New Roman" w:hAnsi="Times New Roman" w:cs="Times New Roman"/>
+          <w:sz w:val="28"/>
+          <w:szCs w:val="28"/>
+        </w:rPr>
+        <w:t>), тогда как реальный физический процесс непрерывен. Это приводит к ошибкам численного интегрирования.</w:t>
+      </w:r>
+    </w:p>
+    <w:p>
+      <w:pPr>
+        <w:pStyle w:val="ab"/>
+        <w:numPr>
+          <w:ilvl w:val="0"/>
+          <w:numId w:val="15"/>
+        </w:numPr>
+        <w:spacing w:line="360" w:lineRule="auto"/>
+        <w:jc w:val="both"/>
+        <w:rPr>
+          <w:rFonts w:ascii="Times New Roman" w:hAnsi="Times New Roman" w:cs="Times New Roman"/>
+          <w:sz w:val="28"/>
+          <w:szCs w:val="28"/>
+        </w:rPr>
+      </w:pPr>
+      <w:r>
+        <w:rPr>
+          <w:rFonts w:ascii="Times New Roman" w:hAnsi="Times New Roman" w:cs="Times New Roman"/>
+          <w:sz w:val="28"/>
+          <w:szCs w:val="28"/>
+        </w:rPr>
+        <w:t xml:space="preserve">Аппроксимация </w:t>
+      </w:r>
+      <w:proofErr w:type="spellStart"/>
+      <w:r>
+        <w:rPr>
+          <w:rFonts w:ascii="Times New Roman" w:hAnsi="Times New Roman" w:cs="Times New Roman"/>
+          <w:sz w:val="28"/>
+          <w:szCs w:val="28"/>
+        </w:rPr>
+        <w:t>массо</w:t>
+      </w:r>
+      <w:proofErr w:type="spellEnd"/>
+      <w:r>
+        <w:rPr>
+          <w:rFonts w:ascii="Times New Roman" w:hAnsi="Times New Roman" w:cs="Times New Roman"/>
+          <w:sz w:val="28"/>
+          <w:szCs w:val="28"/>
+        </w:rPr>
+        <w:t>-инерционных характеристик. Как упоминалось в главе 1, тензор инерции рассчитывался в КОМПАС-3D по CAD-модели, но в процессе 3D-печати и сборки реальные значения могут отличаться.</w:t>
+      </w:r>
+    </w:p>
+    <w:p>
+      <w:pPr>
+        <w:pStyle w:val="ab"/>
+        <w:numPr>
+          <w:ilvl w:val="0"/>
+          <w:numId w:val="15"/>
+        </w:numPr>
+        <w:spacing w:line="360" w:lineRule="auto"/>
+        <w:jc w:val="both"/>
+        <w:rPr>
+          <w:rFonts w:ascii="Times New Roman" w:hAnsi="Times New Roman" w:cs="Times New Roman"/>
+          <w:sz w:val="28"/>
+          <w:szCs w:val="28"/>
+        </w:rPr>
+      </w:pPr>
+      <w:r>
+        <w:rPr>
+          <w:rFonts w:ascii="Times New Roman" w:hAnsi="Times New Roman" w:cs="Times New Roman"/>
+          <w:sz w:val="28"/>
+          <w:szCs w:val="28"/>
+        </w:rPr>
+        <w:t xml:space="preserve">Неидеальное сцепление с поверхностью. Пол в помещении имеет </w:t>
+      </w:r>
+      <w:proofErr w:type="gramStart"/>
+      <w:r>
+        <w:rPr>
+          <w:rFonts w:ascii="Times New Roman" w:hAnsi="Times New Roman" w:cs="Times New Roman"/>
+          <w:sz w:val="28"/>
+          <w:szCs w:val="28"/>
+        </w:rPr>
+        <w:t>микро-неровности</w:t>
+      </w:r>
+      <w:proofErr w:type="gramEnd"/>
+      <w:r>
+        <w:rPr>
+          <w:rFonts w:ascii="Times New Roman" w:hAnsi="Times New Roman" w:cs="Times New Roman"/>
+          <w:sz w:val="28"/>
+          <w:szCs w:val="28"/>
+        </w:rPr>
+        <w:t xml:space="preserve">, локальные загрязнения, различия в коэффициенте трения. Колёса </w:t>
+      </w:r>
+      <w:proofErr w:type="spellStart"/>
+      <w:r>
+        <w:rPr>
+          <w:rFonts w:ascii="Times New Roman" w:hAnsi="Times New Roman" w:cs="Times New Roman"/>
+          <w:sz w:val="28"/>
+          <w:szCs w:val="28"/>
+        </w:rPr>
+        <w:t>Меканум</w:t>
+      </w:r>
+      <w:proofErr w:type="spellEnd"/>
+      <w:r>
+        <w:rPr>
+          <w:rFonts w:ascii="Times New Roman" w:hAnsi="Times New Roman" w:cs="Times New Roman"/>
+          <w:sz w:val="28"/>
+          <w:szCs w:val="28"/>
+        </w:rPr>
+        <w:t xml:space="preserve"> особенно чувствительны к проскальзыванию на поворотах.</w:t>
+      </w:r>
+    </w:p>
+    <w:p>
+      <w:pPr>
+        <w:pStyle w:val="ab"/>
+        <w:numPr>
+          <w:ilvl w:val="0"/>
+          <w:numId w:val="15"/>
+        </w:numPr>
+        <w:spacing w:line="360" w:lineRule="auto"/>
+        <w:jc w:val="both"/>
+        <w:rPr>
+          <w:rFonts w:ascii="Times New Roman" w:hAnsi="Times New Roman" w:cs="Times New Roman"/>
+          <w:sz w:val="28"/>
+          <w:szCs w:val="28"/>
+        </w:rPr>
+      </w:pPr>
+      <w:r>
+        <w:rPr>
+          <w:rFonts w:ascii="Times New Roman" w:hAnsi="Times New Roman" w:cs="Times New Roman"/>
+          <w:sz w:val="28"/>
+          <w:szCs w:val="28"/>
+        </w:rPr>
+        <w:t>Люфты в механике. 3D-печатные детали, шестерни привода, подшипники — все эти элементы имеют технологические зазоры, которые в симуляции отсутствуют.</w:t>
+      </w:r>
+    </w:p>
+    <w:p>
+      <w:pPr>
+        <w:pStyle w:val="ab"/>
+        <w:numPr>
+          <w:ilvl w:val="0"/>
+          <w:numId w:val="15"/>
+        </w:numPr>
+        <w:spacing w:line="360" w:lineRule="auto"/>
+        <w:jc w:val="both"/>
+        <w:rPr>
+          <w:rFonts w:ascii="Times New Roman" w:hAnsi="Times New Roman" w:cs="Times New Roman"/>
+          <w:sz w:val="28"/>
+          <w:szCs w:val="28"/>
+        </w:rPr>
+      </w:pPr>
+      <w:r>
+        <w:rPr>
+          <w:rFonts w:ascii="Times New Roman" w:hAnsi="Times New Roman" w:cs="Times New Roman"/>
+          <w:sz w:val="28"/>
+          <w:szCs w:val="28"/>
+        </w:rPr>
+        <w:t xml:space="preserve">Дискретность </w:t>
+      </w:r>
+      <w:proofErr w:type="spellStart"/>
+      <w:r>
+        <w:rPr>
+          <w:rFonts w:ascii="Times New Roman" w:hAnsi="Times New Roman" w:cs="Times New Roman"/>
+          <w:sz w:val="28"/>
+          <w:szCs w:val="28"/>
+        </w:rPr>
+        <w:t>энкодеров</w:t>
+      </w:r>
+      <w:proofErr w:type="spellEnd"/>
+      <w:r>
+        <w:rPr>
+          <w:rFonts w:ascii="Times New Roman" w:hAnsi="Times New Roman" w:cs="Times New Roman"/>
+          <w:sz w:val="28"/>
+          <w:szCs w:val="28"/>
+        </w:rPr>
+        <w:t xml:space="preserve">. </w:t>
+      </w:r>
+      <w:proofErr w:type="spellStart"/>
+      <w:r>
+        <w:rPr>
+          <w:rFonts w:ascii="Times New Roman" w:hAnsi="Times New Roman" w:cs="Times New Roman"/>
+          <w:sz w:val="28"/>
+          <w:szCs w:val="28"/>
+        </w:rPr>
+        <w:t>Энкодеры</w:t>
+      </w:r>
+      <w:proofErr w:type="spellEnd"/>
+      <w:r>
+        <w:rPr>
+          <w:rFonts w:ascii="Times New Roman" w:hAnsi="Times New Roman" w:cs="Times New Roman"/>
+          <w:sz w:val="28"/>
+          <w:szCs w:val="28"/>
+        </w:rPr>
+        <w:t>, установленные на моторах, имеют конечное разрешение (например, 12 импульсов на оборот). На малых скоростях это вносит погрешность в измерение реальной скорости.</w:t>
+      </w:r>
+    </w:p>
+    <w:p>
+      <w:pPr>
+        <w:pStyle w:val="ab"/>
+        <w:numPr>
+          <w:ilvl w:val="0"/>
+          <w:numId w:val="15"/>
+        </w:numPr>
+        <w:spacing w:line="360" w:lineRule="auto"/>
+        <w:jc w:val="both"/>
+        <w:rPr>
+          <w:rFonts w:ascii="Times New Roman" w:hAnsi="Times New Roman" w:cs="Times New Roman"/>
+          <w:sz w:val="28"/>
+          <w:szCs w:val="28"/>
+        </w:rPr>
+      </w:pPr>
+      <w:r>
+        <w:rPr>
+          <w:rFonts w:ascii="Times New Roman" w:hAnsi="Times New Roman" w:cs="Times New Roman"/>
+          <w:sz w:val="28"/>
+          <w:szCs w:val="28"/>
+        </w:rPr>
+        <w:t xml:space="preserve">Задержки в распределённой системе. Хотя контроллеры </w:t>
+      </w:r>
+      <w:r>
+        <w:rPr>
+          <w:rFonts w:ascii="Times New Roman" w:hAnsi="Times New Roman" w:cs="Times New Roman"/>
+          <w:sz w:val="28"/>
+          <w:szCs w:val="28"/>
+        </w:rPr>
+        <w:lastRenderedPageBreak/>
+        <w:t>синхронизируются по команде START, незначительные расхождения в тактировании кварцевых резонаторов (десятки микросекунд) могут приводить к микро-рассогласованию колёс. Кроме того, из-за нестабильности интернет соединения вовсе могут быть потери пакетов векторов.</w:t>
+      </w:r>
+    </w:p>
+    <w:p>
+      <w:pPr>
+        <w:spacing w:line="360" w:lineRule="auto"/>
+        <w:ind w:firstLine="709"/>
+        <w:jc w:val="both"/>
+        <w:rPr>
+          <w:rFonts w:ascii="Times New Roman" w:hAnsi="Times New Roman" w:cs="Times New Roman"/>
+          <w:sz w:val="28"/>
+          <w:szCs w:val="28"/>
+        </w:rPr>
+      </w:pPr>
+      <w:r>
+        <w:rPr>
+          <w:rFonts w:ascii="Times New Roman" w:hAnsi="Times New Roman" w:cs="Times New Roman"/>
+          <w:sz w:val="28"/>
+          <w:szCs w:val="28"/>
+        </w:rPr>
+        <w:t>Учитывая масштаб робота (диаметр 0,5 м) и размеры рабочей области (5 × 5 м), полученные отклонения (в среднем 0,10–0,15 м) можно считать допустимыми. Робот успешно завершает движение в пределах заданной траектории и не выходит за границы безопасной зоны.</w:t>
+      </w:r>
+    </w:p>
+    <w:p>
+      <w:pPr>
+        <w:spacing w:line="360" w:lineRule="auto"/>
+        <w:ind w:firstLine="709"/>
+        <w:jc w:val="both"/>
+        <w:rPr>
+          <w:rFonts w:ascii="Times New Roman" w:hAnsi="Times New Roman" w:cs="Times New Roman"/>
+          <w:sz w:val="28"/>
+          <w:szCs w:val="28"/>
+        </w:rPr>
+      </w:pPr>
+      <w:r>
+        <w:rPr>
+          <w:rFonts w:ascii="Times New Roman" w:hAnsi="Times New Roman" w:cs="Times New Roman"/>
+          <w:sz w:val="28"/>
+          <w:szCs w:val="28"/>
+        </w:rPr>
+        <w:t xml:space="preserve">3.3 </w:t>
+      </w:r>
+      <w:r>
+        <w:rPr>
+          <w:rFonts w:ascii="Times New Roman" w:hAnsi="Times New Roman" w:cs="Times New Roman"/>
+          <w:sz w:val="28"/>
+          <w:szCs w:val="28"/>
+        </w:rPr>
+        <w:t>Обсуждение результатов</w:t>
+      </w:r>
+    </w:p>
+    <w:p>
+      <w:pPr>
+        <w:spacing w:line="360" w:lineRule="auto"/>
+        <w:ind w:firstLine="709"/>
+        <w:jc w:val="both"/>
+        <w:rPr>
+          <w:rFonts w:ascii="Times New Roman" w:hAnsi="Times New Roman" w:cs="Times New Roman"/>
+          <w:sz w:val="28"/>
+          <w:szCs w:val="28"/>
+        </w:rPr>
+      </w:pPr>
+      <w:r>
+        <w:rPr>
+          <w:rFonts w:ascii="Times New Roman" w:hAnsi="Times New Roman" w:cs="Times New Roman"/>
+          <w:sz w:val="28"/>
+          <w:szCs w:val="28"/>
+        </w:rPr>
+        <w:t>Проведённые эксперименты подтверждают работоспособность разработанной системы и её пригодность для практического использования. Ключевые выводы:</w:t>
+      </w:r>
+    </w:p>
+    <w:p>
+      <w:pPr>
+        <w:spacing w:line="360" w:lineRule="auto"/>
+        <w:ind w:firstLine="709"/>
+        <w:jc w:val="both"/>
+        <w:rPr>
+          <w:rFonts w:ascii="Times New Roman" w:hAnsi="Times New Roman" w:cs="Times New Roman"/>
+          <w:sz w:val="28"/>
+          <w:szCs w:val="28"/>
+        </w:rPr>
+      </w:pPr>
+      <w:r>
+        <w:rPr>
+          <w:rFonts w:ascii="Times New Roman" w:hAnsi="Times New Roman" w:cs="Times New Roman"/>
+          <w:sz w:val="28"/>
+          <w:szCs w:val="28"/>
+        </w:rPr>
+        <w:t>Метод «морковки» с использованием виртуальной цели, движущейся по пути, обеспечивает стабильное и плавное движение робота без необходимости планирования траектории.</w:t>
+      </w:r>
+    </w:p>
+    <w:p>
+      <w:pPr>
+        <w:spacing w:line="360" w:lineRule="auto"/>
+        <w:ind w:firstLine="709"/>
+        <w:jc w:val="both"/>
+        <w:rPr>
+          <w:rFonts w:ascii="Times New Roman" w:hAnsi="Times New Roman" w:cs="Times New Roman"/>
+          <w:sz w:val="28"/>
+          <w:szCs w:val="28"/>
+        </w:rPr>
+      </w:pPr>
+      <w:r>
+        <w:rPr>
+          <w:rFonts w:ascii="Times New Roman" w:hAnsi="Times New Roman" w:cs="Times New Roman"/>
+          <w:sz w:val="28"/>
+          <w:szCs w:val="28"/>
+        </w:rPr>
+        <w:t>Погрешность воспроизведения траектории реальным роботом (0,1–0,15 м в среднем) является приемлемой для задач, где не требуется сверхточного позиционирования (например, патрулирование территории, доставка грузов по складу, движение в зонах с ограниченным доступом).</w:t>
+      </w:r>
+    </w:p>
+    <w:p>
+      <w:pPr>
+        <w:spacing w:line="360" w:lineRule="auto"/>
+        <w:ind w:firstLine="709"/>
+        <w:jc w:val="both"/>
+        <w:rPr>
+          <w:rFonts w:ascii="Times New Roman" w:hAnsi="Times New Roman" w:cs="Times New Roman"/>
+          <w:sz w:val="28"/>
+          <w:szCs w:val="28"/>
+        </w:rPr>
+      </w:pPr>
+      <w:r>
+        <w:rPr>
+          <w:rFonts w:ascii="Times New Roman" w:hAnsi="Times New Roman" w:cs="Times New Roman"/>
+          <w:sz w:val="28"/>
+          <w:szCs w:val="28"/>
+        </w:rPr>
+        <w:t>Возможность масштабирования. Разработанная архитектура легко масштабируется на большее количество колёс или более сложные конфигурации платформы.</w:t>
+      </w:r>
+    </w:p>
+    <w:p>
+      <w:pPr>
+        <w:spacing w:line="360" w:lineRule="auto"/>
+        <w:ind w:firstLine="709"/>
+        <w:jc w:val="both"/>
+        <w:rPr>
+          <w:rFonts w:ascii="Times New Roman" w:hAnsi="Times New Roman" w:cs="Times New Roman"/>
+          <w:sz w:val="28"/>
+          <w:szCs w:val="28"/>
+        </w:rPr>
+      </w:pPr>
+      <w:r>
+        <w:rPr>
+          <w:rFonts w:ascii="Times New Roman" w:hAnsi="Times New Roman" w:cs="Times New Roman"/>
+          <w:sz w:val="28"/>
+          <w:szCs w:val="28"/>
+        </w:rPr>
+        <w:t>Разработанная система может быть рекомендована для использования в сценариях, где требуется быстрое и интуитивно понятное задание маршрута для всенаправленного робота с последую</w:t>
+      </w:r>
+      <w:r>
+        <w:rPr>
+          <w:rFonts w:ascii="Times New Roman" w:hAnsi="Times New Roman" w:cs="Times New Roman"/>
+          <w:sz w:val="28"/>
+          <w:szCs w:val="28"/>
+        </w:rPr>
+        <w:t>щим автономным воспроизведением.</w:t>
+      </w:r>
+    </w:p>
+    <w:p>
+      <w:pPr>
+        <w:widowControl/>
+        <w:autoSpaceDE/>
+        <w:autoSpaceDN/>
+        <w:adjustRightInd/>
+        <w:spacing w:after="160" w:line="259" w:lineRule="auto"/>
+        <w:rPr>
+          <w:rFonts w:ascii="Times New Roman" w:hAnsi="Times New Roman" w:cs="Times New Roman"/>
+          <w:sz w:val="28"/>
+          <w:szCs w:val="28"/>
+        </w:rPr>
+      </w:pPr>
+    </w:p>
+    <w:p>
+      <w:pPr>
+        <w:widowControl/>
+        <w:autoSpaceDE/>
+        <w:autoSpaceDN/>
+        <w:adjustRightInd/>
+        <w:spacing w:after="160" w:line="259" w:lineRule="auto"/>
+        <w:rPr>
+          <w:rFonts w:ascii="Times New Roman" w:hAnsi="Times New Roman" w:cs="Times New Roman"/>
+          <w:sz w:val="28"/>
+          <w:szCs w:val="32"/>
+          <w:lang w:val="x-none" w:eastAsia="en-US"/>
+        </w:rPr>
+      </w:pPr>
+      <w:bookmarkStart w:id="6" w:name="_Toc199764361"/>
+      <w:r>
+        <w:rPr>
+          <w:b/>
+          <w:bCs/>
+          <w:lang w:val="x-none" w:eastAsia="en-US"/>
         </w:rPr>
         <w:br w:type="page"/>
       </w:r>
@@ -16053,7 +17911,6 @@
           <w:lang w:val="x-none" w:eastAsia="en-US"/>
         </w:rPr>
       </w:pPr>
-      <w:bookmarkStart w:id="6" w:name="_Toc199764361"/>
       <w:r>
         <w:rPr>
           <w:b w:val="0"/>
@@ -16078,7 +17935,7 @@
         <w:pStyle w:val="ad"/>
         <w:numPr>
           <w:ilvl w:val="0"/>
-          <w:numId w:val="32"/>
+          <w:numId w:val="7"/>
         </w:numPr>
         <w:ind w:left="0" w:firstLine="709"/>
       </w:pPr>
@@ -16205,7 +18062,7 @@
         <w:pStyle w:val="ad"/>
         <w:numPr>
           <w:ilvl w:val="0"/>
-          <w:numId w:val="32"/>
+          <w:numId w:val="7"/>
         </w:numPr>
         <w:ind w:left="0" w:firstLine="709"/>
       </w:pPr>
@@ -16320,7 +18177,7 @@
         <w:pStyle w:val="ad"/>
         <w:numPr>
           <w:ilvl w:val="0"/>
-          <w:numId w:val="32"/>
+          <w:numId w:val="7"/>
         </w:numPr>
       </w:pPr>
       <w:r>
@@ -16657,7 +18514,7 @@
         <w:pStyle w:val="ad"/>
         <w:numPr>
           <w:ilvl w:val="0"/>
-          <w:numId w:val="32"/>
+          <w:numId w:val="7"/>
         </w:numPr>
         <w:ind w:left="0" w:firstLine="709"/>
       </w:pPr>
@@ -16787,7 +18644,7 @@
         <w:pStyle w:val="ad"/>
         <w:numPr>
           <w:ilvl w:val="0"/>
-          <w:numId w:val="32"/>
+          <w:numId w:val="7"/>
         </w:numPr>
         <w:ind w:left="0" w:firstLine="709"/>
       </w:pPr>
@@ -16865,7 +18722,7 @@
         <w:pStyle w:val="ad"/>
         <w:numPr>
           <w:ilvl w:val="0"/>
-          <w:numId w:val="32"/>
+          <w:numId w:val="7"/>
         </w:numPr>
       </w:pPr>
       <w:proofErr w:type="spellStart"/>
@@ -16933,7 +18790,7 @@
         <w:pStyle w:val="ad"/>
         <w:numPr>
           <w:ilvl w:val="0"/>
-          <w:numId w:val="32"/>
+          <w:numId w:val="7"/>
         </w:numPr>
       </w:pPr>
       <w:proofErr w:type="spellStart"/>
@@ -16995,7 +18852,7 @@
         <w:pStyle w:val="ad"/>
         <w:numPr>
           <w:ilvl w:val="0"/>
-          <w:numId w:val="32"/>
+          <w:numId w:val="7"/>
         </w:numPr>
       </w:pPr>
       <w:proofErr w:type="spellStart"/>
@@ -17054,7 +18911,7 @@
         <w:pStyle w:val="ad"/>
         <w:numPr>
           <w:ilvl w:val="0"/>
-          <w:numId w:val="32"/>
+          <w:numId w:val="7"/>
         </w:numPr>
       </w:pPr>
       <w:r>
@@ -17113,7 +18970,7 @@
         <w:pStyle w:val="ad"/>
         <w:numPr>
           <w:ilvl w:val="0"/>
-          <w:numId w:val="32"/>
+          <w:numId w:val="7"/>
         </w:numPr>
       </w:pPr>
       <w:r>
@@ -17270,7 +19127,7 @@
         <w:pStyle w:val="ad"/>
         <w:numPr>
           <w:ilvl w:val="0"/>
-          <w:numId w:val="32"/>
+          <w:numId w:val="7"/>
         </w:numPr>
       </w:pPr>
       <w:r>
@@ -17310,7 +19167,7 @@
         <w:pStyle w:val="ad"/>
         <w:numPr>
           <w:ilvl w:val="0"/>
-          <w:numId w:val="32"/>
+          <w:numId w:val="7"/>
         </w:numPr>
       </w:pPr>
       <w:r>
@@ -17379,7 +19236,7 @@
         <w:pStyle w:val="ad"/>
         <w:numPr>
           <w:ilvl w:val="0"/>
-          <w:numId w:val="32"/>
+          <w:numId w:val="7"/>
         </w:numPr>
       </w:pPr>
       <w:r>
@@ -17441,7 +19298,7 @@
         <w:pStyle w:val="ad"/>
         <w:numPr>
           <w:ilvl w:val="0"/>
-          <w:numId w:val="32"/>
+          <w:numId w:val="7"/>
         </w:numPr>
       </w:pPr>
       <w:r>
@@ -17519,7 +19376,7 @@
         <w:pStyle w:val="ad"/>
         <w:numPr>
           <w:ilvl w:val="0"/>
-          <w:numId w:val="32"/>
+          <w:numId w:val="7"/>
         </w:numPr>
       </w:pPr>
       <w:r>
@@ -17777,7 +19634,7 @@
             <w:szCs w:val="28"/>
             <w:lang w:val="ru-RU"/>
           </w:rPr>
-          <w:t>30</w:t>
+          <w:t>36</w:t>
         </w:r>
         <w:r>
           <w:rPr>
@@ -17939,686 +19796,9 @@
     </w:lvl>
   </w:abstractNum>
   <w:abstractNum w:abstractNumId="1" w15:restartNumberingAfterBreak="0">
-    <w:nsid w:val="047A6B1B"/>
-    <w:multiLevelType w:val="multilevel"/>
-    <w:tmpl w:val="868C0EA2"/>
-    <w:lvl w:ilvl="0">
-      <w:start w:val="1"/>
-      <w:numFmt w:val="bullet"/>
-      <w:lvlText w:val=""/>
-      <w:lvlJc w:val="left"/>
-      <w:pPr>
-        <w:tabs>
-          <w:tab w:val="num" w:pos="720"/>
-        </w:tabs>
-        <w:ind w:left="720" w:hanging="360"/>
-      </w:pPr>
-      <w:rPr>
-        <w:rFonts w:ascii="Symbol" w:hAnsi="Symbol" w:hint="default"/>
-        <w:sz w:val="20"/>
-      </w:rPr>
-    </w:lvl>
-    <w:lvl w:ilvl="1" w:tentative="1">
-      <w:start w:val="1"/>
-      <w:numFmt w:val="bullet"/>
-      <w:lvlText w:val="o"/>
-      <w:lvlJc w:val="left"/>
-      <w:pPr>
-        <w:tabs>
-          <w:tab w:val="num" w:pos="1440"/>
-        </w:tabs>
-        <w:ind w:left="1440" w:hanging="360"/>
-      </w:pPr>
-      <w:rPr>
-        <w:rFonts w:ascii="Courier New" w:hAnsi="Courier New" w:hint="default"/>
-        <w:sz w:val="20"/>
-      </w:rPr>
-    </w:lvl>
-    <w:lvl w:ilvl="2" w:tentative="1">
-      <w:start w:val="1"/>
-      <w:numFmt w:val="bullet"/>
-      <w:lvlText w:val=""/>
-      <w:lvlJc w:val="left"/>
-      <w:pPr>
-        <w:tabs>
-          <w:tab w:val="num" w:pos="2160"/>
-        </w:tabs>
-        <w:ind w:left="2160" w:hanging="360"/>
-      </w:pPr>
-      <w:rPr>
-        <w:rFonts w:ascii="Wingdings" w:hAnsi="Wingdings" w:hint="default"/>
-        <w:sz w:val="20"/>
-      </w:rPr>
-    </w:lvl>
-    <w:lvl w:ilvl="3" w:tentative="1">
-      <w:start w:val="1"/>
-      <w:numFmt w:val="bullet"/>
-      <w:lvlText w:val=""/>
-      <w:lvlJc w:val="left"/>
-      <w:pPr>
-        <w:tabs>
-          <w:tab w:val="num" w:pos="2880"/>
-        </w:tabs>
-        <w:ind w:left="2880" w:hanging="360"/>
-      </w:pPr>
-      <w:rPr>
-        <w:rFonts w:ascii="Wingdings" w:hAnsi="Wingdings" w:hint="default"/>
-        <w:sz w:val="20"/>
-      </w:rPr>
-    </w:lvl>
-    <w:lvl w:ilvl="4" w:tentative="1">
-      <w:start w:val="1"/>
-      <w:numFmt w:val="bullet"/>
-      <w:lvlText w:val=""/>
-      <w:lvlJc w:val="left"/>
-      <w:pPr>
-        <w:tabs>
-          <w:tab w:val="num" w:pos="3600"/>
-        </w:tabs>
-        <w:ind w:left="3600" w:hanging="360"/>
-      </w:pPr>
-      <w:rPr>
-        <w:rFonts w:ascii="Wingdings" w:hAnsi="Wingdings" w:hint="default"/>
-        <w:sz w:val="20"/>
-      </w:rPr>
-    </w:lvl>
-    <w:lvl w:ilvl="5" w:tentative="1">
-      <w:start w:val="1"/>
-      <w:numFmt w:val="bullet"/>
-      <w:lvlText w:val=""/>
-      <w:lvlJc w:val="left"/>
-      <w:pPr>
-        <w:tabs>
-          <w:tab w:val="num" w:pos="4320"/>
-        </w:tabs>
-        <w:ind w:left="4320" w:hanging="360"/>
-      </w:pPr>
-      <w:rPr>
-        <w:rFonts w:ascii="Wingdings" w:hAnsi="Wingdings" w:hint="default"/>
-        <w:sz w:val="20"/>
-      </w:rPr>
-    </w:lvl>
-    <w:lvl w:ilvl="6" w:tentative="1">
-      <w:start w:val="1"/>
-      <w:numFmt w:val="bullet"/>
-      <w:lvlText w:val=""/>
-      <w:lvlJc w:val="left"/>
-      <w:pPr>
-        <w:tabs>
-          <w:tab w:val="num" w:pos="5040"/>
-        </w:tabs>
-        <w:ind w:left="5040" w:hanging="360"/>
-      </w:pPr>
-      <w:rPr>
-        <w:rFonts w:ascii="Wingdings" w:hAnsi="Wingdings" w:hint="default"/>
-        <w:sz w:val="20"/>
-      </w:rPr>
-    </w:lvl>
-    <w:lvl w:ilvl="7" w:tentative="1">
-      <w:start w:val="1"/>
-      <w:numFmt w:val="bullet"/>
-      <w:lvlText w:val=""/>
-      <w:lvlJc w:val="left"/>
-      <w:pPr>
-        <w:tabs>
-          <w:tab w:val="num" w:pos="5760"/>
-        </w:tabs>
-        <w:ind w:left="5760" w:hanging="360"/>
-      </w:pPr>
-      <w:rPr>
-        <w:rFonts w:ascii="Wingdings" w:hAnsi="Wingdings" w:hint="default"/>
-        <w:sz w:val="20"/>
-      </w:rPr>
-    </w:lvl>
-    <w:lvl w:ilvl="8" w:tentative="1">
-      <w:start w:val="1"/>
-      <w:numFmt w:val="bullet"/>
-      <w:lvlText w:val=""/>
-      <w:lvlJc w:val="left"/>
-      <w:pPr>
-        <w:tabs>
-          <w:tab w:val="num" w:pos="6480"/>
-        </w:tabs>
-        <w:ind w:left="6480" w:hanging="360"/>
-      </w:pPr>
-      <w:rPr>
-        <w:rFonts w:ascii="Wingdings" w:hAnsi="Wingdings" w:hint="default"/>
-        <w:sz w:val="20"/>
-      </w:rPr>
-    </w:lvl>
-  </w:abstractNum>
-  <w:abstractNum w:abstractNumId="2" w15:restartNumberingAfterBreak="0">
-    <w:nsid w:val="04A7283C"/>
-    <w:multiLevelType w:val="multilevel"/>
-    <w:tmpl w:val="7F1CC5D6"/>
-    <w:lvl w:ilvl="0">
-      <w:start w:val="1"/>
-      <w:numFmt w:val="decimal"/>
-      <w:lvlText w:val="%1."/>
-      <w:lvlJc w:val="left"/>
-      <w:pPr>
-        <w:tabs>
-          <w:tab w:val="num" w:pos="720"/>
-        </w:tabs>
-        <w:ind w:left="720" w:hanging="360"/>
-      </w:pPr>
-    </w:lvl>
-    <w:lvl w:ilvl="1">
-      <w:start w:val="1"/>
-      <w:numFmt w:val="bullet"/>
-      <w:lvlText w:val="o"/>
-      <w:lvlJc w:val="left"/>
-      <w:pPr>
-        <w:tabs>
-          <w:tab w:val="num" w:pos="1440"/>
-        </w:tabs>
-        <w:ind w:left="1440" w:hanging="360"/>
-      </w:pPr>
-      <w:rPr>
-        <w:rFonts w:ascii="Courier New" w:hAnsi="Courier New" w:hint="default"/>
-        <w:sz w:val="20"/>
-      </w:rPr>
-    </w:lvl>
-    <w:lvl w:ilvl="2" w:tentative="1">
-      <w:start w:val="1"/>
-      <w:numFmt w:val="decimal"/>
-      <w:lvlText w:val="%3."/>
-      <w:lvlJc w:val="left"/>
-      <w:pPr>
-        <w:tabs>
-          <w:tab w:val="num" w:pos="2160"/>
-        </w:tabs>
-        <w:ind w:left="2160" w:hanging="360"/>
-      </w:pPr>
-    </w:lvl>
-    <w:lvl w:ilvl="3" w:tentative="1">
-      <w:start w:val="1"/>
-      <w:numFmt w:val="decimal"/>
-      <w:lvlText w:val="%4."/>
-      <w:lvlJc w:val="left"/>
-      <w:pPr>
-        <w:tabs>
-          <w:tab w:val="num" w:pos="2880"/>
-        </w:tabs>
-        <w:ind w:left="2880" w:hanging="360"/>
-      </w:pPr>
-    </w:lvl>
-    <w:lvl w:ilvl="4" w:tentative="1">
-      <w:start w:val="1"/>
-      <w:numFmt w:val="decimal"/>
-      <w:lvlText w:val="%5."/>
-      <w:lvlJc w:val="left"/>
-      <w:pPr>
-        <w:tabs>
-          <w:tab w:val="num" w:pos="3600"/>
-        </w:tabs>
-        <w:ind w:left="3600" w:hanging="360"/>
-      </w:pPr>
-    </w:lvl>
-    <w:lvl w:ilvl="5" w:tentative="1">
-      <w:start w:val="1"/>
-      <w:numFmt w:val="decimal"/>
-      <w:lvlText w:val="%6."/>
-      <w:lvlJc w:val="left"/>
-      <w:pPr>
-        <w:tabs>
-          <w:tab w:val="num" w:pos="4320"/>
-        </w:tabs>
-        <w:ind w:left="4320" w:hanging="360"/>
-      </w:pPr>
-    </w:lvl>
-    <w:lvl w:ilvl="6" w:tentative="1">
-      <w:start w:val="1"/>
-      <w:numFmt w:val="decimal"/>
-      <w:lvlText w:val="%7."/>
-      <w:lvlJc w:val="left"/>
-      <w:pPr>
-        <w:tabs>
-          <w:tab w:val="num" w:pos="5040"/>
-        </w:tabs>
-        <w:ind w:left="5040" w:hanging="360"/>
-      </w:pPr>
-    </w:lvl>
-    <w:lvl w:ilvl="7" w:tentative="1">
-      <w:start w:val="1"/>
-      <w:numFmt w:val="decimal"/>
-      <w:lvlText w:val="%8."/>
-      <w:lvlJc w:val="left"/>
-      <w:pPr>
-        <w:tabs>
-          <w:tab w:val="num" w:pos="5760"/>
-        </w:tabs>
-        <w:ind w:left="5760" w:hanging="360"/>
-      </w:pPr>
-    </w:lvl>
-    <w:lvl w:ilvl="8" w:tentative="1">
-      <w:start w:val="1"/>
-      <w:numFmt w:val="decimal"/>
-      <w:lvlText w:val="%9."/>
-      <w:lvlJc w:val="left"/>
-      <w:pPr>
-        <w:tabs>
-          <w:tab w:val="num" w:pos="6480"/>
-        </w:tabs>
-        <w:ind w:left="6480" w:hanging="360"/>
-      </w:pPr>
-    </w:lvl>
-  </w:abstractNum>
-  <w:abstractNum w:abstractNumId="3" w15:restartNumberingAfterBreak="0">
-    <w:nsid w:val="06DC5E6A"/>
-    <w:multiLevelType w:val="multilevel"/>
-    <w:tmpl w:val="8B9A023E"/>
-    <w:lvl w:ilvl="0">
-      <w:start w:val="1"/>
-      <w:numFmt w:val="bullet"/>
-      <w:lvlText w:val=""/>
-      <w:lvlJc w:val="left"/>
-      <w:pPr>
-        <w:tabs>
-          <w:tab w:val="num" w:pos="720"/>
-        </w:tabs>
-        <w:ind w:left="720" w:hanging="360"/>
-      </w:pPr>
-      <w:rPr>
-        <w:rFonts w:ascii="Symbol" w:hAnsi="Symbol" w:hint="default"/>
-        <w:sz w:val="20"/>
-      </w:rPr>
-    </w:lvl>
-    <w:lvl w:ilvl="1" w:tentative="1">
-      <w:start w:val="1"/>
-      <w:numFmt w:val="bullet"/>
-      <w:lvlText w:val="o"/>
-      <w:lvlJc w:val="left"/>
-      <w:pPr>
-        <w:tabs>
-          <w:tab w:val="num" w:pos="1440"/>
-        </w:tabs>
-        <w:ind w:left="1440" w:hanging="360"/>
-      </w:pPr>
-      <w:rPr>
-        <w:rFonts w:ascii="Courier New" w:hAnsi="Courier New" w:hint="default"/>
-        <w:sz w:val="20"/>
-      </w:rPr>
-    </w:lvl>
-    <w:lvl w:ilvl="2" w:tentative="1">
-      <w:start w:val="1"/>
-      <w:numFmt w:val="bullet"/>
-      <w:lvlText w:val=""/>
-      <w:lvlJc w:val="left"/>
-      <w:pPr>
-        <w:tabs>
-          <w:tab w:val="num" w:pos="2160"/>
-        </w:tabs>
-        <w:ind w:left="2160" w:hanging="360"/>
-      </w:pPr>
-      <w:rPr>
-        <w:rFonts w:ascii="Wingdings" w:hAnsi="Wingdings" w:hint="default"/>
-        <w:sz w:val="20"/>
-      </w:rPr>
-    </w:lvl>
-    <w:lvl w:ilvl="3" w:tentative="1">
-      <w:start w:val="1"/>
-      <w:numFmt w:val="bullet"/>
-      <w:lvlText w:val=""/>
-      <w:lvlJc w:val="left"/>
-      <w:pPr>
-        <w:tabs>
-          <w:tab w:val="num" w:pos="2880"/>
-        </w:tabs>
-        <w:ind w:left="2880" w:hanging="360"/>
-      </w:pPr>
-      <w:rPr>
-        <w:rFonts w:ascii="Wingdings" w:hAnsi="Wingdings" w:hint="default"/>
-        <w:sz w:val="20"/>
-      </w:rPr>
-    </w:lvl>
-    <w:lvl w:ilvl="4" w:tentative="1">
-      <w:start w:val="1"/>
-      <w:numFmt w:val="bullet"/>
-      <w:lvlText w:val=""/>
-      <w:lvlJc w:val="left"/>
-      <w:pPr>
-        <w:tabs>
-          <w:tab w:val="num" w:pos="3600"/>
-        </w:tabs>
-        <w:ind w:left="3600" w:hanging="360"/>
-      </w:pPr>
-      <w:rPr>
-        <w:rFonts w:ascii="Wingdings" w:hAnsi="Wingdings" w:hint="default"/>
-        <w:sz w:val="20"/>
-      </w:rPr>
-    </w:lvl>
-    <w:lvl w:ilvl="5" w:tentative="1">
-      <w:start w:val="1"/>
-      <w:numFmt w:val="bullet"/>
-      <w:lvlText w:val=""/>
-      <w:lvlJc w:val="left"/>
-      <w:pPr>
-        <w:tabs>
-          <w:tab w:val="num" w:pos="4320"/>
-        </w:tabs>
-        <w:ind w:left="4320" w:hanging="360"/>
-      </w:pPr>
-      <w:rPr>
-        <w:rFonts w:ascii="Wingdings" w:hAnsi="Wingdings" w:hint="default"/>
-        <w:sz w:val="20"/>
-      </w:rPr>
-    </w:lvl>
-    <w:lvl w:ilvl="6" w:tentative="1">
-      <w:start w:val="1"/>
-      <w:numFmt w:val="bullet"/>
-      <w:lvlText w:val=""/>
-      <w:lvlJc w:val="left"/>
-      <w:pPr>
-        <w:tabs>
-          <w:tab w:val="num" w:pos="5040"/>
-        </w:tabs>
-        <w:ind w:left="5040" w:hanging="360"/>
-      </w:pPr>
-      <w:rPr>
-        <w:rFonts w:ascii="Wingdings" w:hAnsi="Wingdings" w:hint="default"/>
-        <w:sz w:val="20"/>
-      </w:rPr>
-    </w:lvl>
-    <w:lvl w:ilvl="7" w:tentative="1">
-      <w:start w:val="1"/>
-      <w:numFmt w:val="bullet"/>
-      <w:lvlText w:val=""/>
-      <w:lvlJc w:val="left"/>
-      <w:pPr>
-        <w:tabs>
-          <w:tab w:val="num" w:pos="5760"/>
-        </w:tabs>
-        <w:ind w:left="5760" w:hanging="360"/>
-      </w:pPr>
-      <w:rPr>
-        <w:rFonts w:ascii="Wingdings" w:hAnsi="Wingdings" w:hint="default"/>
-        <w:sz w:val="20"/>
-      </w:rPr>
-    </w:lvl>
-    <w:lvl w:ilvl="8" w:tentative="1">
-      <w:start w:val="1"/>
-      <w:numFmt w:val="bullet"/>
-      <w:lvlText w:val=""/>
-      <w:lvlJc w:val="left"/>
-      <w:pPr>
-        <w:tabs>
-          <w:tab w:val="num" w:pos="6480"/>
-        </w:tabs>
-        <w:ind w:left="6480" w:hanging="360"/>
-      </w:pPr>
-      <w:rPr>
-        <w:rFonts w:ascii="Wingdings" w:hAnsi="Wingdings" w:hint="default"/>
-        <w:sz w:val="20"/>
-      </w:rPr>
-    </w:lvl>
-  </w:abstractNum>
-  <w:abstractNum w:abstractNumId="4" w15:restartNumberingAfterBreak="0">
-    <w:nsid w:val="093B5E4E"/>
-    <w:multiLevelType w:val="multilevel"/>
-    <w:tmpl w:val="3182D690"/>
-    <w:lvl w:ilvl="0">
-      <w:start w:val="1"/>
-      <w:numFmt w:val="decimal"/>
-      <w:lvlText w:val="%1"/>
-      <w:lvlJc w:val="left"/>
-      <w:pPr>
-        <w:ind w:left="375" w:hanging="375"/>
-      </w:pPr>
-      <w:rPr>
-        <w:rFonts w:hint="default"/>
-      </w:rPr>
-    </w:lvl>
-    <w:lvl w:ilvl="1">
-      <w:start w:val="3"/>
-      <w:numFmt w:val="decimal"/>
-      <w:lvlText w:val="%1.%2"/>
-      <w:lvlJc w:val="left"/>
-      <w:pPr>
-        <w:ind w:left="735" w:hanging="375"/>
-      </w:pPr>
-      <w:rPr>
-        <w:rFonts w:hint="default"/>
-      </w:rPr>
-    </w:lvl>
-    <w:lvl w:ilvl="2">
-      <w:start w:val="1"/>
-      <w:numFmt w:val="decimalZero"/>
-      <w:lvlText w:val="%1.%2.%3"/>
-      <w:lvlJc w:val="left"/>
-      <w:pPr>
-        <w:ind w:left="1440" w:hanging="720"/>
-      </w:pPr>
-      <w:rPr>
-        <w:rFonts w:hint="default"/>
-      </w:rPr>
-    </w:lvl>
-    <w:lvl w:ilvl="3">
-      <w:start w:val="1"/>
-      <w:numFmt w:val="decimal"/>
-      <w:lvlText w:val="%1.%2.%3.%4"/>
-      <w:lvlJc w:val="left"/>
-      <w:pPr>
-        <w:ind w:left="2160" w:hanging="1080"/>
-      </w:pPr>
-      <w:rPr>
-        <w:rFonts w:hint="default"/>
-      </w:rPr>
-    </w:lvl>
-    <w:lvl w:ilvl="4">
-      <w:start w:val="1"/>
-      <w:numFmt w:val="decimal"/>
-      <w:lvlText w:val="%1.%2.%3.%4.%5"/>
-      <w:lvlJc w:val="left"/>
-      <w:pPr>
-        <w:ind w:left="2520" w:hanging="1080"/>
-      </w:pPr>
-      <w:rPr>
-        <w:rFonts w:hint="default"/>
-      </w:rPr>
-    </w:lvl>
-    <w:lvl w:ilvl="5">
-      <w:start w:val="1"/>
-      <w:numFmt w:val="decimal"/>
-      <w:lvlText w:val="%1.%2.%3.%4.%5.%6"/>
-      <w:lvlJc w:val="left"/>
-      <w:pPr>
-        <w:ind w:left="3240" w:hanging="1440"/>
-      </w:pPr>
-      <w:rPr>
-        <w:rFonts w:hint="default"/>
-      </w:rPr>
-    </w:lvl>
-    <w:lvl w:ilvl="6">
-      <w:start w:val="1"/>
-      <w:numFmt w:val="decimal"/>
-      <w:lvlText w:val="%1.%2.%3.%4.%5.%6.%7"/>
-      <w:lvlJc w:val="left"/>
-      <w:pPr>
-        <w:ind w:left="3600" w:hanging="1440"/>
-      </w:pPr>
-      <w:rPr>
-        <w:rFonts w:hint="default"/>
-      </w:rPr>
-    </w:lvl>
-    <w:lvl w:ilvl="7">
-      <w:start w:val="1"/>
-      <w:numFmt w:val="decimal"/>
-      <w:lvlText w:val="%1.%2.%3.%4.%5.%6.%7.%8"/>
-      <w:lvlJc w:val="left"/>
-      <w:pPr>
-        <w:ind w:left="4320" w:hanging="1800"/>
-      </w:pPr>
-      <w:rPr>
-        <w:rFonts w:hint="default"/>
-      </w:rPr>
-    </w:lvl>
-    <w:lvl w:ilvl="8">
-      <w:start w:val="1"/>
-      <w:numFmt w:val="decimal"/>
-      <w:lvlText w:val="%1.%2.%3.%4.%5.%6.%7.%8.%9"/>
-      <w:lvlJc w:val="left"/>
-      <w:pPr>
-        <w:ind w:left="5040" w:hanging="2160"/>
-      </w:pPr>
-      <w:rPr>
-        <w:rFonts w:hint="default"/>
-      </w:rPr>
-    </w:lvl>
-  </w:abstractNum>
-  <w:abstractNum w:abstractNumId="5" w15:restartNumberingAfterBreak="0">
-    <w:nsid w:val="0A550D10"/>
-    <w:multiLevelType w:val="multilevel"/>
-    <w:tmpl w:val="9906FBFA"/>
-    <w:lvl w:ilvl="0">
-      <w:start w:val="1"/>
-      <w:numFmt w:val="bullet"/>
-      <w:lvlText w:val=""/>
-      <w:lvlJc w:val="left"/>
-      <w:pPr>
-        <w:tabs>
-          <w:tab w:val="num" w:pos="720"/>
-        </w:tabs>
-        <w:ind w:left="720" w:hanging="360"/>
-      </w:pPr>
-      <w:rPr>
-        <w:rFonts w:ascii="Symbol" w:hAnsi="Symbol" w:hint="default"/>
-        <w:sz w:val="20"/>
-      </w:rPr>
-    </w:lvl>
-    <w:lvl w:ilvl="1" w:tentative="1">
-      <w:start w:val="1"/>
-      <w:numFmt w:val="bullet"/>
-      <w:lvlText w:val="o"/>
-      <w:lvlJc w:val="left"/>
-      <w:pPr>
-        <w:tabs>
-          <w:tab w:val="num" w:pos="1440"/>
-        </w:tabs>
-        <w:ind w:left="1440" w:hanging="360"/>
-      </w:pPr>
-      <w:rPr>
-        <w:rFonts w:ascii="Courier New" w:hAnsi="Courier New" w:hint="default"/>
-        <w:sz w:val="20"/>
-      </w:rPr>
-    </w:lvl>
-    <w:lvl w:ilvl="2" w:tentative="1">
-      <w:start w:val="1"/>
-      <w:numFmt w:val="bullet"/>
-      <w:lvlText w:val=""/>
-      <w:lvlJc w:val="left"/>
-      <w:pPr>
-        <w:tabs>
-          <w:tab w:val="num" w:pos="2160"/>
-        </w:tabs>
-        <w:ind w:left="2160" w:hanging="360"/>
-      </w:pPr>
-      <w:rPr>
-        <w:rFonts w:ascii="Wingdings" w:hAnsi="Wingdings" w:hint="default"/>
-        <w:sz w:val="20"/>
-      </w:rPr>
-    </w:lvl>
-    <w:lvl w:ilvl="3" w:tentative="1">
-      <w:start w:val="1"/>
-      <w:numFmt w:val="bullet"/>
-      <w:lvlText w:val=""/>
-      <w:lvlJc w:val="left"/>
-      <w:pPr>
-        <w:tabs>
-          <w:tab w:val="num" w:pos="2880"/>
-        </w:tabs>
-        <w:ind w:left="2880" w:hanging="360"/>
-      </w:pPr>
-      <w:rPr>
-        <w:rFonts w:ascii="Wingdings" w:hAnsi="Wingdings" w:hint="default"/>
-        <w:sz w:val="20"/>
-      </w:rPr>
-    </w:lvl>
-    <w:lvl w:ilvl="4" w:tentative="1">
-      <w:start w:val="1"/>
-      <w:numFmt w:val="bullet"/>
-      <w:lvlText w:val=""/>
-      <w:lvlJc w:val="left"/>
-      <w:pPr>
-        <w:tabs>
-          <w:tab w:val="num" w:pos="3600"/>
-        </w:tabs>
-        <w:ind w:left="3600" w:hanging="360"/>
-      </w:pPr>
-      <w:rPr>
-        <w:rFonts w:ascii="Wingdings" w:hAnsi="Wingdings" w:hint="default"/>
-        <w:sz w:val="20"/>
-      </w:rPr>
-    </w:lvl>
-    <w:lvl w:ilvl="5" w:tentative="1">
-      <w:start w:val="1"/>
-      <w:numFmt w:val="bullet"/>
-      <w:lvlText w:val=""/>
-      <w:lvlJc w:val="left"/>
-      <w:pPr>
-        <w:tabs>
-          <w:tab w:val="num" w:pos="4320"/>
-        </w:tabs>
-        <w:ind w:left="4320" w:hanging="360"/>
-      </w:pPr>
-      <w:rPr>
-        <w:rFonts w:ascii="Wingdings" w:hAnsi="Wingdings" w:hint="default"/>
-        <w:sz w:val="20"/>
-      </w:rPr>
-    </w:lvl>
-    <w:lvl w:ilvl="6" w:tentative="1">
-      <w:start w:val="1"/>
-      <w:numFmt w:val="bullet"/>
-      <w:lvlText w:val=""/>
-      <w:lvlJc w:val="left"/>
-      <w:pPr>
-        <w:tabs>
-          <w:tab w:val="num" w:pos="5040"/>
-        </w:tabs>
-        <w:ind w:left="5040" w:hanging="360"/>
-      </w:pPr>
-      <w:rPr>
-        <w:rFonts w:ascii="Wingdings" w:hAnsi="Wingdings" w:hint="default"/>
-        <w:sz w:val="20"/>
-      </w:rPr>
-    </w:lvl>
-    <w:lvl w:ilvl="7" w:tentative="1">
-      <w:start w:val="1"/>
-      <w:numFmt w:val="bullet"/>
-      <w:lvlText w:val=""/>
-      <w:lvlJc w:val="left"/>
-      <w:pPr>
-        <w:tabs>
-          <w:tab w:val="num" w:pos="5760"/>
-        </w:tabs>
-        <w:ind w:left="5760" w:hanging="360"/>
-      </w:pPr>
-      <w:rPr>
-        <w:rFonts w:ascii="Wingdings" w:hAnsi="Wingdings" w:hint="default"/>
-        <w:sz w:val="20"/>
-      </w:rPr>
-    </w:lvl>
-    <w:lvl w:ilvl="8" w:tentative="1">
-      <w:start w:val="1"/>
-      <w:numFmt w:val="bullet"/>
-      <w:lvlText w:val=""/>
-      <w:lvlJc w:val="left"/>
-      <w:pPr>
-        <w:tabs>
-          <w:tab w:val="num" w:pos="6480"/>
-        </w:tabs>
-        <w:ind w:left="6480" w:hanging="360"/>
-      </w:pPr>
-      <w:rPr>
-        <w:rFonts w:ascii="Wingdings" w:hAnsi="Wingdings" w:hint="default"/>
-        <w:sz w:val="20"/>
-      </w:rPr>
-    </w:lvl>
-  </w:abstractNum>
-  <w:abstractNum w:abstractNumId="6" w15:restartNumberingAfterBreak="0">
-    <w:nsid w:val="0D5E02D6"/>
+    <w:nsid w:val="08531A0D"/>
     <w:multiLevelType w:val="hybridMultilevel"/>
-    <w:tmpl w:val="D68446DE"/>
+    <w:tmpl w:val="74A20092"/>
     <w:lvl w:ilvl="0" w:tplc="04190001">
       <w:start w:val="1"/>
       <w:numFmt w:val="bullet"/>
@@ -18728,8 +19908,912 @@
       </w:rPr>
     </w:lvl>
   </w:abstractNum>
+  <w:abstractNum w:abstractNumId="2" w15:restartNumberingAfterBreak="0">
+    <w:nsid w:val="0B061402"/>
+    <w:multiLevelType w:val="hybridMultilevel"/>
+    <w:tmpl w:val="7EC02BBE"/>
+    <w:lvl w:ilvl="0" w:tplc="04190001">
+      <w:start w:val="1"/>
+      <w:numFmt w:val="bullet"/>
+      <w:lvlText w:val=""/>
+      <w:lvlJc w:val="left"/>
+      <w:pPr>
+        <w:ind w:left="720" w:hanging="360"/>
+      </w:pPr>
+      <w:rPr>
+        <w:rFonts w:ascii="Symbol" w:hAnsi="Symbol" w:hint="default"/>
+      </w:rPr>
+    </w:lvl>
+    <w:lvl w:ilvl="1" w:tplc="04190003" w:tentative="1">
+      <w:start w:val="1"/>
+      <w:numFmt w:val="bullet"/>
+      <w:lvlText w:val="o"/>
+      <w:lvlJc w:val="left"/>
+      <w:pPr>
+        <w:ind w:left="1440" w:hanging="360"/>
+      </w:pPr>
+      <w:rPr>
+        <w:rFonts w:ascii="Courier New" w:hAnsi="Courier New" w:cs="Courier New" w:hint="default"/>
+      </w:rPr>
+    </w:lvl>
+    <w:lvl w:ilvl="2" w:tplc="04190005" w:tentative="1">
+      <w:start w:val="1"/>
+      <w:numFmt w:val="bullet"/>
+      <w:lvlText w:val=""/>
+      <w:lvlJc w:val="left"/>
+      <w:pPr>
+        <w:ind w:left="2160" w:hanging="360"/>
+      </w:pPr>
+      <w:rPr>
+        <w:rFonts w:ascii="Wingdings" w:hAnsi="Wingdings" w:hint="default"/>
+      </w:rPr>
+    </w:lvl>
+    <w:lvl w:ilvl="3" w:tplc="04190001" w:tentative="1">
+      <w:start w:val="1"/>
+      <w:numFmt w:val="bullet"/>
+      <w:lvlText w:val=""/>
+      <w:lvlJc w:val="left"/>
+      <w:pPr>
+        <w:ind w:left="2880" w:hanging="360"/>
+      </w:pPr>
+      <w:rPr>
+        <w:rFonts w:ascii="Symbol" w:hAnsi="Symbol" w:hint="default"/>
+      </w:rPr>
+    </w:lvl>
+    <w:lvl w:ilvl="4" w:tplc="04190003" w:tentative="1">
+      <w:start w:val="1"/>
+      <w:numFmt w:val="bullet"/>
+      <w:lvlText w:val="o"/>
+      <w:lvlJc w:val="left"/>
+      <w:pPr>
+        <w:ind w:left="3600" w:hanging="360"/>
+      </w:pPr>
+      <w:rPr>
+        <w:rFonts w:ascii="Courier New" w:hAnsi="Courier New" w:cs="Courier New" w:hint="default"/>
+      </w:rPr>
+    </w:lvl>
+    <w:lvl w:ilvl="5" w:tplc="04190005" w:tentative="1">
+      <w:start w:val="1"/>
+      <w:numFmt w:val="bullet"/>
+      <w:lvlText w:val=""/>
+      <w:lvlJc w:val="left"/>
+      <w:pPr>
+        <w:ind w:left="4320" w:hanging="360"/>
+      </w:pPr>
+      <w:rPr>
+        <w:rFonts w:ascii="Wingdings" w:hAnsi="Wingdings" w:hint="default"/>
+      </w:rPr>
+    </w:lvl>
+    <w:lvl w:ilvl="6" w:tplc="04190001" w:tentative="1">
+      <w:start w:val="1"/>
+      <w:numFmt w:val="bullet"/>
+      <w:lvlText w:val=""/>
+      <w:lvlJc w:val="left"/>
+      <w:pPr>
+        <w:ind w:left="5040" w:hanging="360"/>
+      </w:pPr>
+      <w:rPr>
+        <w:rFonts w:ascii="Symbol" w:hAnsi="Symbol" w:hint="default"/>
+      </w:rPr>
+    </w:lvl>
+    <w:lvl w:ilvl="7" w:tplc="04190003" w:tentative="1">
+      <w:start w:val="1"/>
+      <w:numFmt w:val="bullet"/>
+      <w:lvlText w:val="o"/>
+      <w:lvlJc w:val="left"/>
+      <w:pPr>
+        <w:ind w:left="5760" w:hanging="360"/>
+      </w:pPr>
+      <w:rPr>
+        <w:rFonts w:ascii="Courier New" w:hAnsi="Courier New" w:cs="Courier New" w:hint="default"/>
+      </w:rPr>
+    </w:lvl>
+    <w:lvl w:ilvl="8" w:tplc="04190005" w:tentative="1">
+      <w:start w:val="1"/>
+      <w:numFmt w:val="bullet"/>
+      <w:lvlText w:val=""/>
+      <w:lvlJc w:val="left"/>
+      <w:pPr>
+        <w:ind w:left="6480" w:hanging="360"/>
+      </w:pPr>
+      <w:rPr>
+        <w:rFonts w:ascii="Wingdings" w:hAnsi="Wingdings" w:hint="default"/>
+      </w:rPr>
+    </w:lvl>
+  </w:abstractNum>
+  <w:abstractNum w:abstractNumId="3" w15:restartNumberingAfterBreak="0">
+    <w:nsid w:val="199D5265"/>
+    <w:multiLevelType w:val="hybridMultilevel"/>
+    <w:tmpl w:val="FDE4CD22"/>
+    <w:lvl w:ilvl="0" w:tplc="04190001">
+      <w:start w:val="1"/>
+      <w:numFmt w:val="bullet"/>
+      <w:lvlText w:val=""/>
+      <w:lvlJc w:val="left"/>
+      <w:pPr>
+        <w:ind w:left="720" w:hanging="360"/>
+      </w:pPr>
+      <w:rPr>
+        <w:rFonts w:ascii="Symbol" w:hAnsi="Symbol" w:hint="default"/>
+      </w:rPr>
+    </w:lvl>
+    <w:lvl w:ilvl="1" w:tplc="04190003" w:tentative="1">
+      <w:start w:val="1"/>
+      <w:numFmt w:val="bullet"/>
+      <w:lvlText w:val="o"/>
+      <w:lvlJc w:val="left"/>
+      <w:pPr>
+        <w:ind w:left="1440" w:hanging="360"/>
+      </w:pPr>
+      <w:rPr>
+        <w:rFonts w:ascii="Courier New" w:hAnsi="Courier New" w:cs="Courier New" w:hint="default"/>
+      </w:rPr>
+    </w:lvl>
+    <w:lvl w:ilvl="2" w:tplc="04190005" w:tentative="1">
+      <w:start w:val="1"/>
+      <w:numFmt w:val="bullet"/>
+      <w:lvlText w:val=""/>
+      <w:lvlJc w:val="left"/>
+      <w:pPr>
+        <w:ind w:left="2160" w:hanging="360"/>
+      </w:pPr>
+      <w:rPr>
+        <w:rFonts w:ascii="Wingdings" w:hAnsi="Wingdings" w:hint="default"/>
+      </w:rPr>
+    </w:lvl>
+    <w:lvl w:ilvl="3" w:tplc="04190001" w:tentative="1">
+      <w:start w:val="1"/>
+      <w:numFmt w:val="bullet"/>
+      <w:lvlText w:val=""/>
+      <w:lvlJc w:val="left"/>
+      <w:pPr>
+        <w:ind w:left="2880" w:hanging="360"/>
+      </w:pPr>
+      <w:rPr>
+        <w:rFonts w:ascii="Symbol" w:hAnsi="Symbol" w:hint="default"/>
+      </w:rPr>
+    </w:lvl>
+    <w:lvl w:ilvl="4" w:tplc="04190003" w:tentative="1">
+      <w:start w:val="1"/>
+      <w:numFmt w:val="bullet"/>
+      <w:lvlText w:val="o"/>
+      <w:lvlJc w:val="left"/>
+      <w:pPr>
+        <w:ind w:left="3600" w:hanging="360"/>
+      </w:pPr>
+      <w:rPr>
+        <w:rFonts w:ascii="Courier New" w:hAnsi="Courier New" w:cs="Courier New" w:hint="default"/>
+      </w:rPr>
+    </w:lvl>
+    <w:lvl w:ilvl="5" w:tplc="04190005" w:tentative="1">
+      <w:start w:val="1"/>
+      <w:numFmt w:val="bullet"/>
+      <w:lvlText w:val=""/>
+      <w:lvlJc w:val="left"/>
+      <w:pPr>
+        <w:ind w:left="4320" w:hanging="360"/>
+      </w:pPr>
+      <w:rPr>
+        <w:rFonts w:ascii="Wingdings" w:hAnsi="Wingdings" w:hint="default"/>
+      </w:rPr>
+    </w:lvl>
+    <w:lvl w:ilvl="6" w:tplc="04190001" w:tentative="1">
+      <w:start w:val="1"/>
+      <w:numFmt w:val="bullet"/>
+      <w:lvlText w:val=""/>
+      <w:lvlJc w:val="left"/>
+      <w:pPr>
+        <w:ind w:left="5040" w:hanging="360"/>
+      </w:pPr>
+      <w:rPr>
+        <w:rFonts w:ascii="Symbol" w:hAnsi="Symbol" w:hint="default"/>
+      </w:rPr>
+    </w:lvl>
+    <w:lvl w:ilvl="7" w:tplc="04190003" w:tentative="1">
+      <w:start w:val="1"/>
+      <w:numFmt w:val="bullet"/>
+      <w:lvlText w:val="o"/>
+      <w:lvlJc w:val="left"/>
+      <w:pPr>
+        <w:ind w:left="5760" w:hanging="360"/>
+      </w:pPr>
+      <w:rPr>
+        <w:rFonts w:ascii="Courier New" w:hAnsi="Courier New" w:cs="Courier New" w:hint="default"/>
+      </w:rPr>
+    </w:lvl>
+    <w:lvl w:ilvl="8" w:tplc="04190005" w:tentative="1">
+      <w:start w:val="1"/>
+      <w:numFmt w:val="bullet"/>
+      <w:lvlText w:val=""/>
+      <w:lvlJc w:val="left"/>
+      <w:pPr>
+        <w:ind w:left="6480" w:hanging="360"/>
+      </w:pPr>
+      <w:rPr>
+        <w:rFonts w:ascii="Wingdings" w:hAnsi="Wingdings" w:hint="default"/>
+      </w:rPr>
+    </w:lvl>
+  </w:abstractNum>
+  <w:abstractNum w:abstractNumId="4" w15:restartNumberingAfterBreak="0">
+    <w:nsid w:val="2A401196"/>
+    <w:multiLevelType w:val="hybridMultilevel"/>
+    <w:tmpl w:val="BEA2E96E"/>
+    <w:lvl w:ilvl="0" w:tplc="04190001">
+      <w:start w:val="1"/>
+      <w:numFmt w:val="bullet"/>
+      <w:lvlText w:val=""/>
+      <w:lvlJc w:val="left"/>
+      <w:pPr>
+        <w:ind w:left="720" w:hanging="360"/>
+      </w:pPr>
+      <w:rPr>
+        <w:rFonts w:ascii="Symbol" w:hAnsi="Symbol" w:hint="default"/>
+      </w:rPr>
+    </w:lvl>
+    <w:lvl w:ilvl="1" w:tplc="04190003" w:tentative="1">
+      <w:start w:val="1"/>
+      <w:numFmt w:val="bullet"/>
+      <w:lvlText w:val="o"/>
+      <w:lvlJc w:val="left"/>
+      <w:pPr>
+        <w:ind w:left="1440" w:hanging="360"/>
+      </w:pPr>
+      <w:rPr>
+        <w:rFonts w:ascii="Courier New" w:hAnsi="Courier New" w:cs="Courier New" w:hint="default"/>
+      </w:rPr>
+    </w:lvl>
+    <w:lvl w:ilvl="2" w:tplc="04190005" w:tentative="1">
+      <w:start w:val="1"/>
+      <w:numFmt w:val="bullet"/>
+      <w:lvlText w:val=""/>
+      <w:lvlJc w:val="left"/>
+      <w:pPr>
+        <w:ind w:left="2160" w:hanging="360"/>
+      </w:pPr>
+      <w:rPr>
+        <w:rFonts w:ascii="Wingdings" w:hAnsi="Wingdings" w:hint="default"/>
+      </w:rPr>
+    </w:lvl>
+    <w:lvl w:ilvl="3" w:tplc="04190001" w:tentative="1">
+      <w:start w:val="1"/>
+      <w:numFmt w:val="bullet"/>
+      <w:lvlText w:val=""/>
+      <w:lvlJc w:val="left"/>
+      <w:pPr>
+        <w:ind w:left="2880" w:hanging="360"/>
+      </w:pPr>
+      <w:rPr>
+        <w:rFonts w:ascii="Symbol" w:hAnsi="Symbol" w:hint="default"/>
+      </w:rPr>
+    </w:lvl>
+    <w:lvl w:ilvl="4" w:tplc="04190003" w:tentative="1">
+      <w:start w:val="1"/>
+      <w:numFmt w:val="bullet"/>
+      <w:lvlText w:val="o"/>
+      <w:lvlJc w:val="left"/>
+      <w:pPr>
+        <w:ind w:left="3600" w:hanging="360"/>
+      </w:pPr>
+      <w:rPr>
+        <w:rFonts w:ascii="Courier New" w:hAnsi="Courier New" w:cs="Courier New" w:hint="default"/>
+      </w:rPr>
+    </w:lvl>
+    <w:lvl w:ilvl="5" w:tplc="04190005" w:tentative="1">
+      <w:start w:val="1"/>
+      <w:numFmt w:val="bullet"/>
+      <w:lvlText w:val=""/>
+      <w:lvlJc w:val="left"/>
+      <w:pPr>
+        <w:ind w:left="4320" w:hanging="360"/>
+      </w:pPr>
+      <w:rPr>
+        <w:rFonts w:ascii="Wingdings" w:hAnsi="Wingdings" w:hint="default"/>
+      </w:rPr>
+    </w:lvl>
+    <w:lvl w:ilvl="6" w:tplc="04190001" w:tentative="1">
+      <w:start w:val="1"/>
+      <w:numFmt w:val="bullet"/>
+      <w:lvlText w:val=""/>
+      <w:lvlJc w:val="left"/>
+      <w:pPr>
+        <w:ind w:left="5040" w:hanging="360"/>
+      </w:pPr>
+      <w:rPr>
+        <w:rFonts w:ascii="Symbol" w:hAnsi="Symbol" w:hint="default"/>
+      </w:rPr>
+    </w:lvl>
+    <w:lvl w:ilvl="7" w:tplc="04190003" w:tentative="1">
+      <w:start w:val="1"/>
+      <w:numFmt w:val="bullet"/>
+      <w:lvlText w:val="o"/>
+      <w:lvlJc w:val="left"/>
+      <w:pPr>
+        <w:ind w:left="5760" w:hanging="360"/>
+      </w:pPr>
+      <w:rPr>
+        <w:rFonts w:ascii="Courier New" w:hAnsi="Courier New" w:cs="Courier New" w:hint="default"/>
+      </w:rPr>
+    </w:lvl>
+    <w:lvl w:ilvl="8" w:tplc="04190005" w:tentative="1">
+      <w:start w:val="1"/>
+      <w:numFmt w:val="bullet"/>
+      <w:lvlText w:val=""/>
+      <w:lvlJc w:val="left"/>
+      <w:pPr>
+        <w:ind w:left="6480" w:hanging="360"/>
+      </w:pPr>
+      <w:rPr>
+        <w:rFonts w:ascii="Wingdings" w:hAnsi="Wingdings" w:hint="default"/>
+      </w:rPr>
+    </w:lvl>
+  </w:abstractNum>
+  <w:abstractNum w:abstractNumId="5" w15:restartNumberingAfterBreak="0">
+    <w:nsid w:val="2A424F7A"/>
+    <w:multiLevelType w:val="hybridMultilevel"/>
+    <w:tmpl w:val="FA483232"/>
+    <w:lvl w:ilvl="0" w:tplc="04190001">
+      <w:start w:val="1"/>
+      <w:numFmt w:val="bullet"/>
+      <w:lvlText w:val=""/>
+      <w:lvlJc w:val="left"/>
+      <w:pPr>
+        <w:ind w:left="720" w:hanging="360"/>
+      </w:pPr>
+      <w:rPr>
+        <w:rFonts w:ascii="Symbol" w:hAnsi="Symbol" w:hint="default"/>
+      </w:rPr>
+    </w:lvl>
+    <w:lvl w:ilvl="1" w:tplc="04190003" w:tentative="1">
+      <w:start w:val="1"/>
+      <w:numFmt w:val="bullet"/>
+      <w:lvlText w:val="o"/>
+      <w:lvlJc w:val="left"/>
+      <w:pPr>
+        <w:ind w:left="1440" w:hanging="360"/>
+      </w:pPr>
+      <w:rPr>
+        <w:rFonts w:ascii="Courier New" w:hAnsi="Courier New" w:cs="Courier New" w:hint="default"/>
+      </w:rPr>
+    </w:lvl>
+    <w:lvl w:ilvl="2" w:tplc="04190005" w:tentative="1">
+      <w:start w:val="1"/>
+      <w:numFmt w:val="bullet"/>
+      <w:lvlText w:val=""/>
+      <w:lvlJc w:val="left"/>
+      <w:pPr>
+        <w:ind w:left="2160" w:hanging="360"/>
+      </w:pPr>
+      <w:rPr>
+        <w:rFonts w:ascii="Wingdings" w:hAnsi="Wingdings" w:hint="default"/>
+      </w:rPr>
+    </w:lvl>
+    <w:lvl w:ilvl="3" w:tplc="04190001" w:tentative="1">
+      <w:start w:val="1"/>
+      <w:numFmt w:val="bullet"/>
+      <w:lvlText w:val=""/>
+      <w:lvlJc w:val="left"/>
+      <w:pPr>
+        <w:ind w:left="2880" w:hanging="360"/>
+      </w:pPr>
+      <w:rPr>
+        <w:rFonts w:ascii="Symbol" w:hAnsi="Symbol" w:hint="default"/>
+      </w:rPr>
+    </w:lvl>
+    <w:lvl w:ilvl="4" w:tplc="04190003" w:tentative="1">
+      <w:start w:val="1"/>
+      <w:numFmt w:val="bullet"/>
+      <w:lvlText w:val="o"/>
+      <w:lvlJc w:val="left"/>
+      <w:pPr>
+        <w:ind w:left="3600" w:hanging="360"/>
+      </w:pPr>
+      <w:rPr>
+        <w:rFonts w:ascii="Courier New" w:hAnsi="Courier New" w:cs="Courier New" w:hint="default"/>
+      </w:rPr>
+    </w:lvl>
+    <w:lvl w:ilvl="5" w:tplc="04190005" w:tentative="1">
+      <w:start w:val="1"/>
+      <w:numFmt w:val="bullet"/>
+      <w:lvlText w:val=""/>
+      <w:lvlJc w:val="left"/>
+      <w:pPr>
+        <w:ind w:left="4320" w:hanging="360"/>
+      </w:pPr>
+      <w:rPr>
+        <w:rFonts w:ascii="Wingdings" w:hAnsi="Wingdings" w:hint="default"/>
+      </w:rPr>
+    </w:lvl>
+    <w:lvl w:ilvl="6" w:tplc="04190001" w:tentative="1">
+      <w:start w:val="1"/>
+      <w:numFmt w:val="bullet"/>
+      <w:lvlText w:val=""/>
+      <w:lvlJc w:val="left"/>
+      <w:pPr>
+        <w:ind w:left="5040" w:hanging="360"/>
+      </w:pPr>
+      <w:rPr>
+        <w:rFonts w:ascii="Symbol" w:hAnsi="Symbol" w:hint="default"/>
+      </w:rPr>
+    </w:lvl>
+    <w:lvl w:ilvl="7" w:tplc="04190003" w:tentative="1">
+      <w:start w:val="1"/>
+      <w:numFmt w:val="bullet"/>
+      <w:lvlText w:val="o"/>
+      <w:lvlJc w:val="left"/>
+      <w:pPr>
+        <w:ind w:left="5760" w:hanging="360"/>
+      </w:pPr>
+      <w:rPr>
+        <w:rFonts w:ascii="Courier New" w:hAnsi="Courier New" w:cs="Courier New" w:hint="default"/>
+      </w:rPr>
+    </w:lvl>
+    <w:lvl w:ilvl="8" w:tplc="04190005" w:tentative="1">
+      <w:start w:val="1"/>
+      <w:numFmt w:val="bullet"/>
+      <w:lvlText w:val=""/>
+      <w:lvlJc w:val="left"/>
+      <w:pPr>
+        <w:ind w:left="6480" w:hanging="360"/>
+      </w:pPr>
+      <w:rPr>
+        <w:rFonts w:ascii="Wingdings" w:hAnsi="Wingdings" w:hint="default"/>
+      </w:rPr>
+    </w:lvl>
+  </w:abstractNum>
+  <w:abstractNum w:abstractNumId="6" w15:restartNumberingAfterBreak="0">
+    <w:nsid w:val="322E516C"/>
+    <w:multiLevelType w:val="hybridMultilevel"/>
+    <w:tmpl w:val="348C3A0C"/>
+    <w:lvl w:ilvl="0" w:tplc="04190001">
+      <w:start w:val="1"/>
+      <w:numFmt w:val="bullet"/>
+      <w:lvlText w:val=""/>
+      <w:lvlJc w:val="left"/>
+      <w:pPr>
+        <w:ind w:left="720" w:hanging="360"/>
+      </w:pPr>
+      <w:rPr>
+        <w:rFonts w:ascii="Symbol" w:hAnsi="Symbol" w:hint="default"/>
+      </w:rPr>
+    </w:lvl>
+    <w:lvl w:ilvl="1" w:tplc="04190003" w:tentative="1">
+      <w:start w:val="1"/>
+      <w:numFmt w:val="bullet"/>
+      <w:lvlText w:val="o"/>
+      <w:lvlJc w:val="left"/>
+      <w:pPr>
+        <w:ind w:left="1440" w:hanging="360"/>
+      </w:pPr>
+      <w:rPr>
+        <w:rFonts w:ascii="Courier New" w:hAnsi="Courier New" w:cs="Courier New" w:hint="default"/>
+      </w:rPr>
+    </w:lvl>
+    <w:lvl w:ilvl="2" w:tplc="04190005" w:tentative="1">
+      <w:start w:val="1"/>
+      <w:numFmt w:val="bullet"/>
+      <w:lvlText w:val=""/>
+      <w:lvlJc w:val="left"/>
+      <w:pPr>
+        <w:ind w:left="2160" w:hanging="360"/>
+      </w:pPr>
+      <w:rPr>
+        <w:rFonts w:ascii="Wingdings" w:hAnsi="Wingdings" w:hint="default"/>
+      </w:rPr>
+    </w:lvl>
+    <w:lvl w:ilvl="3" w:tplc="04190001" w:tentative="1">
+      <w:start w:val="1"/>
+      <w:numFmt w:val="bullet"/>
+      <w:lvlText w:val=""/>
+      <w:lvlJc w:val="left"/>
+      <w:pPr>
+        <w:ind w:left="2880" w:hanging="360"/>
+      </w:pPr>
+      <w:rPr>
+        <w:rFonts w:ascii="Symbol" w:hAnsi="Symbol" w:hint="default"/>
+      </w:rPr>
+    </w:lvl>
+    <w:lvl w:ilvl="4" w:tplc="04190003" w:tentative="1">
+      <w:start w:val="1"/>
+      <w:numFmt w:val="bullet"/>
+      <w:lvlText w:val="o"/>
+      <w:lvlJc w:val="left"/>
+      <w:pPr>
+        <w:ind w:left="3600" w:hanging="360"/>
+      </w:pPr>
+      <w:rPr>
+        <w:rFonts w:ascii="Courier New" w:hAnsi="Courier New" w:cs="Courier New" w:hint="default"/>
+      </w:rPr>
+    </w:lvl>
+    <w:lvl w:ilvl="5" w:tplc="04190005" w:tentative="1">
+      <w:start w:val="1"/>
+      <w:numFmt w:val="bullet"/>
+      <w:lvlText w:val=""/>
+      <w:lvlJc w:val="left"/>
+      <w:pPr>
+        <w:ind w:left="4320" w:hanging="360"/>
+      </w:pPr>
+      <w:rPr>
+        <w:rFonts w:ascii="Wingdings" w:hAnsi="Wingdings" w:hint="default"/>
+      </w:rPr>
+    </w:lvl>
+    <w:lvl w:ilvl="6" w:tplc="04190001" w:tentative="1">
+      <w:start w:val="1"/>
+      <w:numFmt w:val="bullet"/>
+      <w:lvlText w:val=""/>
+      <w:lvlJc w:val="left"/>
+      <w:pPr>
+        <w:ind w:left="5040" w:hanging="360"/>
+      </w:pPr>
+      <w:rPr>
+        <w:rFonts w:ascii="Symbol" w:hAnsi="Symbol" w:hint="default"/>
+      </w:rPr>
+    </w:lvl>
+    <w:lvl w:ilvl="7" w:tplc="04190003" w:tentative="1">
+      <w:start w:val="1"/>
+      <w:numFmt w:val="bullet"/>
+      <w:lvlText w:val="o"/>
+      <w:lvlJc w:val="left"/>
+      <w:pPr>
+        <w:ind w:left="5760" w:hanging="360"/>
+      </w:pPr>
+      <w:rPr>
+        <w:rFonts w:ascii="Courier New" w:hAnsi="Courier New" w:cs="Courier New" w:hint="default"/>
+      </w:rPr>
+    </w:lvl>
+    <w:lvl w:ilvl="8" w:tplc="04190005" w:tentative="1">
+      <w:start w:val="1"/>
+      <w:numFmt w:val="bullet"/>
+      <w:lvlText w:val=""/>
+      <w:lvlJc w:val="left"/>
+      <w:pPr>
+        <w:ind w:left="6480" w:hanging="360"/>
+      </w:pPr>
+      <w:rPr>
+        <w:rFonts w:ascii="Wingdings" w:hAnsi="Wingdings" w:hint="default"/>
+      </w:rPr>
+    </w:lvl>
+  </w:abstractNum>
   <w:abstractNum w:abstractNumId="7" w15:restartNumberingAfterBreak="0">
-    <w:nsid w:val="12C12CE3"/>
+    <w:nsid w:val="33EF0A20"/>
+    <w:multiLevelType w:val="hybridMultilevel"/>
+    <w:tmpl w:val="7EE21160"/>
+    <w:lvl w:ilvl="0" w:tplc="04190001">
+      <w:start w:val="1"/>
+      <w:numFmt w:val="bullet"/>
+      <w:lvlText w:val=""/>
+      <w:lvlJc w:val="left"/>
+      <w:pPr>
+        <w:ind w:left="720" w:hanging="360"/>
+      </w:pPr>
+      <w:rPr>
+        <w:rFonts w:ascii="Symbol" w:hAnsi="Symbol" w:hint="default"/>
+      </w:rPr>
+    </w:lvl>
+    <w:lvl w:ilvl="1" w:tplc="04190003" w:tentative="1">
+      <w:start w:val="1"/>
+      <w:numFmt w:val="bullet"/>
+      <w:lvlText w:val="o"/>
+      <w:lvlJc w:val="left"/>
+      <w:pPr>
+        <w:ind w:left="1440" w:hanging="360"/>
+      </w:pPr>
+      <w:rPr>
+        <w:rFonts w:ascii="Courier New" w:hAnsi="Courier New" w:cs="Courier New" w:hint="default"/>
+      </w:rPr>
+    </w:lvl>
+    <w:lvl w:ilvl="2" w:tplc="04190005" w:tentative="1">
+      <w:start w:val="1"/>
+      <w:numFmt w:val="bullet"/>
+      <w:lvlText w:val=""/>
+      <w:lvlJc w:val="left"/>
+      <w:pPr>
+        <w:ind w:left="2160" w:hanging="360"/>
+      </w:pPr>
+      <w:rPr>
+        <w:rFonts w:ascii="Wingdings" w:hAnsi="Wingdings" w:hint="default"/>
+      </w:rPr>
+    </w:lvl>
+    <w:lvl w:ilvl="3" w:tplc="04190001" w:tentative="1">
+      <w:start w:val="1"/>
+      <w:numFmt w:val="bullet"/>
+      <w:lvlText w:val=""/>
+      <w:lvlJc w:val="left"/>
+      <w:pPr>
+        <w:ind w:left="2880" w:hanging="360"/>
+      </w:pPr>
+      <w:rPr>
+        <w:rFonts w:ascii="Symbol" w:hAnsi="Symbol" w:hint="default"/>
+      </w:rPr>
+    </w:lvl>
+    <w:lvl w:ilvl="4" w:tplc="04190003" w:tentative="1">
+      <w:start w:val="1"/>
+      <w:numFmt w:val="bullet"/>
+      <w:lvlText w:val="o"/>
+      <w:lvlJc w:val="left"/>
+      <w:pPr>
+        <w:ind w:left="3600" w:hanging="360"/>
+      </w:pPr>
+      <w:rPr>
+        <w:rFonts w:ascii="Courier New" w:hAnsi="Courier New" w:cs="Courier New" w:hint="default"/>
+      </w:rPr>
+    </w:lvl>
+    <w:lvl w:ilvl="5" w:tplc="04190005" w:tentative="1">
+      <w:start w:val="1"/>
+      <w:numFmt w:val="bullet"/>
+      <w:lvlText w:val=""/>
+      <w:lvlJc w:val="left"/>
+      <w:pPr>
+        <w:ind w:left="4320" w:hanging="360"/>
+      </w:pPr>
+      <w:rPr>
+        <w:rFonts w:ascii="Wingdings" w:hAnsi="Wingdings" w:hint="default"/>
+      </w:rPr>
+    </w:lvl>
+    <w:lvl w:ilvl="6" w:tplc="04190001" w:tentative="1">
+      <w:start w:val="1"/>
+      <w:numFmt w:val="bullet"/>
+      <w:lvlText w:val=""/>
+      <w:lvlJc w:val="left"/>
+      <w:pPr>
+        <w:ind w:left="5040" w:hanging="360"/>
+      </w:pPr>
+      <w:rPr>
+        <w:rFonts w:ascii="Symbol" w:hAnsi="Symbol" w:hint="default"/>
+      </w:rPr>
+    </w:lvl>
+    <w:lvl w:ilvl="7" w:tplc="04190003" w:tentative="1">
+      <w:start w:val="1"/>
+      <w:numFmt w:val="bullet"/>
+      <w:lvlText w:val="o"/>
+      <w:lvlJc w:val="left"/>
+      <w:pPr>
+        <w:ind w:left="5760" w:hanging="360"/>
+      </w:pPr>
+      <w:rPr>
+        <w:rFonts w:ascii="Courier New" w:hAnsi="Courier New" w:cs="Courier New" w:hint="default"/>
+      </w:rPr>
+    </w:lvl>
+    <w:lvl w:ilvl="8" w:tplc="04190005" w:tentative="1">
+      <w:start w:val="1"/>
+      <w:numFmt w:val="bullet"/>
+      <w:lvlText w:val=""/>
+      <w:lvlJc w:val="left"/>
+      <w:pPr>
+        <w:ind w:left="6480" w:hanging="360"/>
+      </w:pPr>
+      <w:rPr>
+        <w:rFonts w:ascii="Wingdings" w:hAnsi="Wingdings" w:hint="default"/>
+      </w:rPr>
+    </w:lvl>
+  </w:abstractNum>
+  <w:abstractNum w:abstractNumId="8" w15:restartNumberingAfterBreak="0">
+    <w:nsid w:val="34C65BDD"/>
+    <w:multiLevelType w:val="hybridMultilevel"/>
+    <w:tmpl w:val="34C0FF26"/>
+    <w:lvl w:ilvl="0" w:tplc="04190001">
+      <w:start w:val="1"/>
+      <w:numFmt w:val="bullet"/>
+      <w:lvlText w:val=""/>
+      <w:lvlJc w:val="left"/>
+      <w:pPr>
+        <w:ind w:left="720" w:hanging="360"/>
+      </w:pPr>
+      <w:rPr>
+        <w:rFonts w:ascii="Symbol" w:hAnsi="Symbol" w:hint="default"/>
+      </w:rPr>
+    </w:lvl>
+    <w:lvl w:ilvl="1" w:tplc="04190003" w:tentative="1">
+      <w:start w:val="1"/>
+      <w:numFmt w:val="bullet"/>
+      <w:lvlText w:val="o"/>
+      <w:lvlJc w:val="left"/>
+      <w:pPr>
+        <w:ind w:left="1440" w:hanging="360"/>
+      </w:pPr>
+      <w:rPr>
+        <w:rFonts w:ascii="Courier New" w:hAnsi="Courier New" w:cs="Courier New" w:hint="default"/>
+      </w:rPr>
+    </w:lvl>
+    <w:lvl w:ilvl="2" w:tplc="04190005" w:tentative="1">
+      <w:start w:val="1"/>
+      <w:numFmt w:val="bullet"/>
+      <w:lvlText w:val=""/>
+      <w:lvlJc w:val="left"/>
+      <w:pPr>
+        <w:ind w:left="2160" w:hanging="360"/>
+      </w:pPr>
+      <w:rPr>
+        <w:rFonts w:ascii="Wingdings" w:hAnsi="Wingdings" w:hint="default"/>
+      </w:rPr>
+    </w:lvl>
+    <w:lvl w:ilvl="3" w:tplc="04190001" w:tentative="1">
+      <w:start w:val="1"/>
+      <w:numFmt w:val="bullet"/>
+      <w:lvlText w:val=""/>
+      <w:lvlJc w:val="left"/>
+      <w:pPr>
+        <w:ind w:left="2880" w:hanging="360"/>
+      </w:pPr>
+      <w:rPr>
+        <w:rFonts w:ascii="Symbol" w:hAnsi="Symbol" w:hint="default"/>
+      </w:rPr>
+    </w:lvl>
+    <w:lvl w:ilvl="4" w:tplc="04190003" w:tentative="1">
+      <w:start w:val="1"/>
+      <w:numFmt w:val="bullet"/>
+      <w:lvlText w:val="o"/>
+      <w:lvlJc w:val="left"/>
+      <w:pPr>
+        <w:ind w:left="3600" w:hanging="360"/>
+      </w:pPr>
+      <w:rPr>
+        <w:rFonts w:ascii="Courier New" w:hAnsi="Courier New" w:cs="Courier New" w:hint="default"/>
+      </w:rPr>
+    </w:lvl>
+    <w:lvl w:ilvl="5" w:tplc="04190005" w:tentative="1">
+      <w:start w:val="1"/>
+      <w:numFmt w:val="bullet"/>
+      <w:lvlText w:val=""/>
+      <w:lvlJc w:val="left"/>
+      <w:pPr>
+        <w:ind w:left="4320" w:hanging="360"/>
+      </w:pPr>
+      <w:rPr>
+        <w:rFonts w:ascii="Wingdings" w:hAnsi="Wingdings" w:hint="default"/>
+      </w:rPr>
+    </w:lvl>
+    <w:lvl w:ilvl="6" w:tplc="04190001" w:tentative="1">
+      <w:start w:val="1"/>
+      <w:numFmt w:val="bullet"/>
+      <w:lvlText w:val=""/>
+      <w:lvlJc w:val="left"/>
+      <w:pPr>
+        <w:ind w:left="5040" w:hanging="360"/>
+      </w:pPr>
+      <w:rPr>
+        <w:rFonts w:ascii="Symbol" w:hAnsi="Symbol" w:hint="default"/>
+      </w:rPr>
+    </w:lvl>
+    <w:lvl w:ilvl="7" w:tplc="04190003" w:tentative="1">
+      <w:start w:val="1"/>
+      <w:numFmt w:val="bullet"/>
+      <w:lvlText w:val="o"/>
+      <w:lvlJc w:val="left"/>
+      <w:pPr>
+        <w:ind w:left="5760" w:hanging="360"/>
+      </w:pPr>
+      <w:rPr>
+        <w:rFonts w:ascii="Courier New" w:hAnsi="Courier New" w:cs="Courier New" w:hint="default"/>
+      </w:rPr>
+    </w:lvl>
+    <w:lvl w:ilvl="8" w:tplc="04190005" w:tentative="1">
+      <w:start w:val="1"/>
+      <w:numFmt w:val="bullet"/>
+      <w:lvlText w:val=""/>
+      <w:lvlJc w:val="left"/>
+      <w:pPr>
+        <w:ind w:left="6480" w:hanging="360"/>
+      </w:pPr>
+      <w:rPr>
+        <w:rFonts w:ascii="Wingdings" w:hAnsi="Wingdings" w:hint="default"/>
+      </w:rPr>
+    </w:lvl>
+  </w:abstractNum>
+  <w:abstractNum w:abstractNumId="9" w15:restartNumberingAfterBreak="0">
+    <w:nsid w:val="3F305B0F"/>
+    <w:multiLevelType w:val="hybridMultilevel"/>
+    <w:tmpl w:val="91AC0724"/>
+    <w:lvl w:ilvl="0" w:tplc="04190001">
+      <w:start w:val="1"/>
+      <w:numFmt w:val="bullet"/>
+      <w:lvlText w:val=""/>
+      <w:lvlJc w:val="left"/>
+      <w:pPr>
+        <w:ind w:left="720" w:hanging="360"/>
+      </w:pPr>
+      <w:rPr>
+        <w:rFonts w:ascii="Symbol" w:hAnsi="Symbol" w:hint="default"/>
+      </w:rPr>
+    </w:lvl>
+    <w:lvl w:ilvl="1" w:tplc="04190003" w:tentative="1">
+      <w:start w:val="1"/>
+      <w:numFmt w:val="bullet"/>
+      <w:lvlText w:val="o"/>
+      <w:lvlJc w:val="left"/>
+      <w:pPr>
+        <w:ind w:left="1440" w:hanging="360"/>
+      </w:pPr>
+      <w:rPr>
+        <w:rFonts w:ascii="Courier New" w:hAnsi="Courier New" w:cs="Courier New" w:hint="default"/>
+      </w:rPr>
+    </w:lvl>
+    <w:lvl w:ilvl="2" w:tplc="04190005" w:tentative="1">
+      <w:start w:val="1"/>
+      <w:numFmt w:val="bullet"/>
+      <w:lvlText w:val=""/>
+      <w:lvlJc w:val="left"/>
+      <w:pPr>
+        <w:ind w:left="2160" w:hanging="360"/>
+      </w:pPr>
+      <w:rPr>
+        <w:rFonts w:ascii="Wingdings" w:hAnsi="Wingdings" w:hint="default"/>
+      </w:rPr>
+    </w:lvl>
+    <w:lvl w:ilvl="3" w:tplc="04190001" w:tentative="1">
+      <w:start w:val="1"/>
+      <w:numFmt w:val="bullet"/>
+      <w:lvlText w:val=""/>
+      <w:lvlJc w:val="left"/>
+      <w:pPr>
+        <w:ind w:left="2880" w:hanging="360"/>
+      </w:pPr>
+      <w:rPr>
+        <w:rFonts w:ascii="Symbol" w:hAnsi="Symbol" w:hint="default"/>
+      </w:rPr>
+    </w:lvl>
+    <w:lvl w:ilvl="4" w:tplc="04190003" w:tentative="1">
+      <w:start w:val="1"/>
+      <w:numFmt w:val="bullet"/>
+      <w:lvlText w:val="o"/>
+      <w:lvlJc w:val="left"/>
+      <w:pPr>
+        <w:ind w:left="3600" w:hanging="360"/>
+      </w:pPr>
+      <w:rPr>
+        <w:rFonts w:ascii="Courier New" w:hAnsi="Courier New" w:cs="Courier New" w:hint="default"/>
+      </w:rPr>
+    </w:lvl>
+    <w:lvl w:ilvl="5" w:tplc="04190005" w:tentative="1">
+      <w:start w:val="1"/>
+      <w:numFmt w:val="bullet"/>
+      <w:lvlText w:val=""/>
+      <w:lvlJc w:val="left"/>
+      <w:pPr>
+        <w:ind w:left="4320" w:hanging="360"/>
+      </w:pPr>
+      <w:rPr>
+        <w:rFonts w:ascii="Wingdings" w:hAnsi="Wingdings" w:hint="default"/>
+      </w:rPr>
+    </w:lvl>
+    <w:lvl w:ilvl="6" w:tplc="04190001" w:tentative="1">
+      <w:start w:val="1"/>
+      <w:numFmt w:val="bullet"/>
+      <w:lvlText w:val=""/>
+      <w:lvlJc w:val="left"/>
+      <w:pPr>
+        <w:ind w:left="5040" w:hanging="360"/>
+      </w:pPr>
+      <w:rPr>
+        <w:rFonts w:ascii="Symbol" w:hAnsi="Symbol" w:hint="default"/>
+      </w:rPr>
+    </w:lvl>
+    <w:lvl w:ilvl="7" w:tplc="04190003" w:tentative="1">
+      <w:start w:val="1"/>
+      <w:numFmt w:val="bullet"/>
+      <w:lvlText w:val="o"/>
+      <w:lvlJc w:val="left"/>
+      <w:pPr>
+        <w:ind w:left="5760" w:hanging="360"/>
+      </w:pPr>
+      <w:rPr>
+        <w:rFonts w:ascii="Courier New" w:hAnsi="Courier New" w:cs="Courier New" w:hint="default"/>
+      </w:rPr>
+    </w:lvl>
+    <w:lvl w:ilvl="8" w:tplc="04190005" w:tentative="1">
+      <w:start w:val="1"/>
+      <w:numFmt w:val="bullet"/>
+      <w:lvlText w:val=""/>
+      <w:lvlJc w:val="left"/>
+      <w:pPr>
+        <w:ind w:left="6480" w:hanging="360"/>
+      </w:pPr>
+      <w:rPr>
+        <w:rFonts w:ascii="Wingdings" w:hAnsi="Wingdings" w:hint="default"/>
+      </w:rPr>
+    </w:lvl>
+  </w:abstractNum>
+  <w:abstractNum w:abstractNumId="10" w15:restartNumberingAfterBreak="0">
+    <w:nsid w:val="521B2E7F"/>
     <w:multiLevelType w:val="hybridMultilevel"/>
     <w:tmpl w:val="D1949844"/>
     <w:lvl w:ilvl="0" w:tplc="0419000F">
@@ -18841,272 +20925,96 @@
       </w:rPr>
     </w:lvl>
   </w:abstractNum>
-  <w:abstractNum w:abstractNumId="8" w15:restartNumberingAfterBreak="0">
-    <w:nsid w:val="133E7185"/>
-    <w:multiLevelType w:val="multilevel"/>
-    <w:tmpl w:val="75524EDA"/>
-    <w:lvl w:ilvl="0">
-      <w:start w:val="1"/>
-      <w:numFmt w:val="bullet"/>
-      <w:lvlText w:val=""/>
-      <w:lvlJc w:val="left"/>
-      <w:pPr>
-        <w:tabs>
-          <w:tab w:val="num" w:pos="720"/>
-        </w:tabs>
-        <w:ind w:left="720" w:hanging="360"/>
-      </w:pPr>
-      <w:rPr>
-        <w:rFonts w:ascii="Symbol" w:hAnsi="Symbol" w:hint="default"/>
-        <w:sz w:val="20"/>
-      </w:rPr>
-    </w:lvl>
-    <w:lvl w:ilvl="1" w:tentative="1">
-      <w:start w:val="1"/>
-      <w:numFmt w:val="bullet"/>
-      <w:lvlText w:val="o"/>
-      <w:lvlJc w:val="left"/>
-      <w:pPr>
-        <w:tabs>
-          <w:tab w:val="num" w:pos="1440"/>
-        </w:tabs>
-        <w:ind w:left="1440" w:hanging="360"/>
-      </w:pPr>
-      <w:rPr>
-        <w:rFonts w:ascii="Courier New" w:hAnsi="Courier New" w:hint="default"/>
-        <w:sz w:val="20"/>
-      </w:rPr>
-    </w:lvl>
-    <w:lvl w:ilvl="2" w:tentative="1">
-      <w:start w:val="1"/>
-      <w:numFmt w:val="bullet"/>
-      <w:lvlText w:val=""/>
-      <w:lvlJc w:val="left"/>
-      <w:pPr>
-        <w:tabs>
-          <w:tab w:val="num" w:pos="2160"/>
-        </w:tabs>
-        <w:ind w:left="2160" w:hanging="360"/>
-      </w:pPr>
-      <w:rPr>
-        <w:rFonts w:ascii="Wingdings" w:hAnsi="Wingdings" w:hint="default"/>
-        <w:sz w:val="20"/>
-      </w:rPr>
-    </w:lvl>
-    <w:lvl w:ilvl="3" w:tentative="1">
-      <w:start w:val="1"/>
-      <w:numFmt w:val="bullet"/>
-      <w:lvlText w:val=""/>
-      <w:lvlJc w:val="left"/>
-      <w:pPr>
-        <w:tabs>
-          <w:tab w:val="num" w:pos="2880"/>
-        </w:tabs>
-        <w:ind w:left="2880" w:hanging="360"/>
-      </w:pPr>
-      <w:rPr>
-        <w:rFonts w:ascii="Wingdings" w:hAnsi="Wingdings" w:hint="default"/>
-        <w:sz w:val="20"/>
-      </w:rPr>
-    </w:lvl>
-    <w:lvl w:ilvl="4" w:tentative="1">
-      <w:start w:val="1"/>
-      <w:numFmt w:val="bullet"/>
-      <w:lvlText w:val=""/>
-      <w:lvlJc w:val="left"/>
-      <w:pPr>
-        <w:tabs>
-          <w:tab w:val="num" w:pos="3600"/>
-        </w:tabs>
-        <w:ind w:left="3600" w:hanging="360"/>
-      </w:pPr>
-      <w:rPr>
-        <w:rFonts w:ascii="Wingdings" w:hAnsi="Wingdings" w:hint="default"/>
-        <w:sz w:val="20"/>
-      </w:rPr>
-    </w:lvl>
-    <w:lvl w:ilvl="5" w:tentative="1">
-      <w:start w:val="1"/>
-      <w:numFmt w:val="bullet"/>
-      <w:lvlText w:val=""/>
-      <w:lvlJc w:val="left"/>
-      <w:pPr>
-        <w:tabs>
-          <w:tab w:val="num" w:pos="4320"/>
-        </w:tabs>
-        <w:ind w:left="4320" w:hanging="360"/>
-      </w:pPr>
-      <w:rPr>
-        <w:rFonts w:ascii="Wingdings" w:hAnsi="Wingdings" w:hint="default"/>
-        <w:sz w:val="20"/>
-      </w:rPr>
-    </w:lvl>
-    <w:lvl w:ilvl="6" w:tentative="1">
-      <w:start w:val="1"/>
-      <w:numFmt w:val="bullet"/>
-      <w:lvlText w:val=""/>
-      <w:lvlJc w:val="left"/>
-      <w:pPr>
-        <w:tabs>
-          <w:tab w:val="num" w:pos="5040"/>
-        </w:tabs>
-        <w:ind w:left="5040" w:hanging="360"/>
-      </w:pPr>
-      <w:rPr>
-        <w:rFonts w:ascii="Wingdings" w:hAnsi="Wingdings" w:hint="default"/>
-        <w:sz w:val="20"/>
-      </w:rPr>
-    </w:lvl>
-    <w:lvl w:ilvl="7" w:tentative="1">
-      <w:start w:val="1"/>
-      <w:numFmt w:val="bullet"/>
-      <w:lvlText w:val=""/>
-      <w:lvlJc w:val="left"/>
-      <w:pPr>
-        <w:tabs>
-          <w:tab w:val="num" w:pos="5760"/>
-        </w:tabs>
-        <w:ind w:left="5760" w:hanging="360"/>
-      </w:pPr>
-      <w:rPr>
-        <w:rFonts w:ascii="Wingdings" w:hAnsi="Wingdings" w:hint="default"/>
-        <w:sz w:val="20"/>
-      </w:rPr>
-    </w:lvl>
-    <w:lvl w:ilvl="8" w:tentative="1">
-      <w:start w:val="1"/>
-      <w:numFmt w:val="bullet"/>
-      <w:lvlText w:val=""/>
-      <w:lvlJc w:val="left"/>
-      <w:pPr>
-        <w:tabs>
-          <w:tab w:val="num" w:pos="6480"/>
-        </w:tabs>
-        <w:ind w:left="6480" w:hanging="360"/>
-      </w:pPr>
-      <w:rPr>
-        <w:rFonts w:ascii="Wingdings" w:hAnsi="Wingdings" w:hint="default"/>
-        <w:sz w:val="20"/>
-      </w:rPr>
-    </w:lvl>
-  </w:abstractNum>
-  <w:abstractNum w:abstractNumId="9" w15:restartNumberingAfterBreak="0">
-    <w:nsid w:val="16FF6A93"/>
-    <w:multiLevelType w:val="multilevel"/>
-    <w:tmpl w:val="CD8AB1E0"/>
-    <w:lvl w:ilvl="0">
+  <w:abstractNum w:abstractNumId="11" w15:restartNumberingAfterBreak="0">
+    <w:nsid w:val="59427831"/>
+    <w:multiLevelType w:val="hybridMultilevel"/>
+    <w:tmpl w:val="1E68DD34"/>
+    <w:lvl w:ilvl="0" w:tplc="0419000F">
       <w:start w:val="1"/>
       <w:numFmt w:val="decimal"/>
       <w:lvlText w:val="%1."/>
       <w:lvlJc w:val="left"/>
       <w:pPr>
-        <w:tabs>
-          <w:tab w:val="num" w:pos="720"/>
-        </w:tabs>
         <w:ind w:left="720" w:hanging="360"/>
       </w:pPr>
     </w:lvl>
-    <w:lvl w:ilvl="1" w:tentative="1">
+    <w:lvl w:ilvl="1" w:tplc="04190019" w:tentative="1">
       <w:start w:val="1"/>
-      <w:numFmt w:val="decimal"/>
+      <w:numFmt w:val="lowerLetter"/>
       <w:lvlText w:val="%2."/>
       <w:lvlJc w:val="left"/>
       <w:pPr>
-        <w:tabs>
-          <w:tab w:val="num" w:pos="1440"/>
-        </w:tabs>
         <w:ind w:left="1440" w:hanging="360"/>
       </w:pPr>
     </w:lvl>
-    <w:lvl w:ilvl="2" w:tentative="1">
+    <w:lvl w:ilvl="2" w:tplc="0419001B" w:tentative="1">
       <w:start w:val="1"/>
-      <w:numFmt w:val="decimal"/>
+      <w:numFmt w:val="lowerRoman"/>
       <w:lvlText w:val="%3."/>
-      <w:lvlJc w:val="left"/>
-      <w:pPr>
-        <w:tabs>
-          <w:tab w:val="num" w:pos="2160"/>
-        </w:tabs>
-        <w:ind w:left="2160" w:hanging="360"/>
+      <w:lvlJc w:val="right"/>
+      <w:pPr>
+        <w:ind w:left="2160" w:hanging="180"/>
       </w:pPr>
     </w:lvl>
-    <w:lvl w:ilvl="3" w:tentative="1">
+    <w:lvl w:ilvl="3" w:tplc="0419000F" w:tentative="1">
       <w:start w:val="1"/>
       <w:numFmt w:val="decimal"/>
       <w:lvlText w:val="%4."/>
       <w:lvlJc w:val="left"/>
       <w:pPr>
-        <w:tabs>
-          <w:tab w:val="num" w:pos="2880"/>
-        </w:tabs>
         <w:ind w:left="2880" w:hanging="360"/>
       </w:pPr>
     </w:lvl>
-    <w:lvl w:ilvl="4" w:tentative="1">
+    <w:lvl w:ilvl="4" w:tplc="04190019" w:tentative="1">
       <w:start w:val="1"/>
-      <w:numFmt w:val="decimal"/>
+      <w:numFmt w:val="lowerLetter"/>
       <w:lvlText w:val="%5."/>
       <w:lvlJc w:val="left"/>
       <w:pPr>
-        <w:tabs>
-          <w:tab w:val="num" w:pos="3600"/>
-        </w:tabs>
         <w:ind w:left="3600" w:hanging="360"/>
       </w:pPr>
     </w:lvl>
-    <w:lvl w:ilvl="5" w:tentative="1">
+    <w:lvl w:ilvl="5" w:tplc="0419001B" w:tentative="1">
       <w:start w:val="1"/>
-      <w:numFmt w:val="decimal"/>
+      <w:numFmt w:val="lowerRoman"/>
       <w:lvlText w:val="%6."/>
-      <w:lvlJc w:val="left"/>
-      <w:pPr>
-        <w:tabs>
-          <w:tab w:val="num" w:pos="4320"/>
-        </w:tabs>
-        <w:ind w:left="4320" w:hanging="360"/>
+      <w:lvlJc w:val="right"/>
+      <w:pPr>
+        <w:ind w:left="4320" w:hanging="180"/>
       </w:pPr>
     </w:lvl>
-    <w:lvl w:ilvl="6" w:tentative="1">
+    <w:lvl w:ilvl="6" w:tplc="0419000F" w:tentative="1">
       <w:start w:val="1"/>
       <w:numFmt w:val="decimal"/>
       <w:lvlText w:val="%7."/>
       <w:lvlJc w:val="left"/>
       <w:pPr>
-        <w:tabs>
-          <w:tab w:val="num" w:pos="5040"/>
-        </w:tabs>
         <w:ind w:left="5040" w:hanging="360"/>
       </w:pPr>
     </w:lvl>
-    <w:lvl w:ilvl="7" w:tentative="1">
+    <w:lvl w:ilvl="7" w:tplc="04190019" w:tentative="1">
       <w:start w:val="1"/>
-      <w:numFmt w:val="decimal"/>
+      <w:numFmt w:val="lowerLetter"/>
       <w:lvlText w:val="%8."/>
       <w:lvlJc w:val="left"/>
       <w:pPr>
-        <w:tabs>
-          <w:tab w:val="num" w:pos="5760"/>
-        </w:tabs>
         <w:ind w:left="5760" w:hanging="360"/>
       </w:pPr>
     </w:lvl>
-    <w:lvl w:ilvl="8" w:tentative="1">
+    <w:lvl w:ilvl="8" w:tplc="0419001B" w:tentative="1">
       <w:start w:val="1"/>
-      <w:numFmt w:val="decimal"/>
+      <w:numFmt w:val="lowerRoman"/>
       <w:lvlText w:val="%9."/>
-      <w:lvlJc w:val="left"/>
-      <w:pPr>
-        <w:tabs>
-          <w:tab w:val="num" w:pos="6480"/>
-        </w:tabs>
-        <w:ind w:left="6480" w:hanging="360"/>
+      <w:lvlJc w:val="right"/>
+      <w:pPr>
+        <w:ind w:left="6480" w:hanging="180"/>
       </w:pPr>
     </w:lvl>
   </w:abstractNum>
-  <w:abstractNum w:abstractNumId="10" w15:restartNumberingAfterBreak="0">
-    <w:nsid w:val="199D5265"/>
+  <w:abstractNum w:abstractNumId="12" w15:restartNumberingAfterBreak="0">
+    <w:nsid w:val="7C22699B"/>
     <w:multiLevelType w:val="hybridMultilevel"/>
-    <w:tmpl w:val="FDE4CD22"/>
+    <w:tmpl w:val="CB1C8CB6"/>
     <w:lvl w:ilvl="0" w:tplc="04190001">
       <w:start w:val="1"/>
       <w:numFmt w:val="bullet"/>
@@ -19216,3372 +21124,7 @@
       </w:rPr>
     </w:lvl>
   </w:abstractNum>
-  <w:abstractNum w:abstractNumId="11" w15:restartNumberingAfterBreak="0">
-    <w:nsid w:val="1ED16372"/>
-    <w:multiLevelType w:val="multilevel"/>
-    <w:tmpl w:val="0B2A975A"/>
-    <w:lvl w:ilvl="0">
-      <w:start w:val="1"/>
-      <w:numFmt w:val="decimal"/>
-      <w:lvlText w:val="%1."/>
-      <w:lvlJc w:val="left"/>
-      <w:pPr>
-        <w:ind w:left="720" w:hanging="360"/>
-      </w:pPr>
-      <w:rPr>
-        <w:rFonts w:cs="Times New Roman" w:hint="default"/>
-      </w:rPr>
-    </w:lvl>
-    <w:lvl w:ilvl="1">
-      <w:start w:val="1"/>
-      <w:numFmt w:val="decimal"/>
-      <w:isLgl/>
-      <w:lvlText w:val="%1.%2."/>
-      <w:lvlJc w:val="left"/>
-      <w:pPr>
-        <w:ind w:left="720" w:hanging="360"/>
-      </w:pPr>
-      <w:rPr>
-        <w:rFonts w:cs="Times New Roman" w:hint="default"/>
-      </w:rPr>
-    </w:lvl>
-    <w:lvl w:ilvl="2">
-      <w:start w:val="1"/>
-      <w:numFmt w:val="decimal"/>
-      <w:isLgl/>
-      <w:lvlText w:val="%1.%2.%3."/>
-      <w:lvlJc w:val="left"/>
-      <w:pPr>
-        <w:ind w:left="1080" w:hanging="720"/>
-      </w:pPr>
-      <w:rPr>
-        <w:rFonts w:cs="Times New Roman" w:hint="default"/>
-      </w:rPr>
-    </w:lvl>
-    <w:lvl w:ilvl="3">
-      <w:start w:val="1"/>
-      <w:numFmt w:val="decimal"/>
-      <w:isLgl/>
-      <w:lvlText w:val="%1.%2.%3.%4."/>
-      <w:lvlJc w:val="left"/>
-      <w:pPr>
-        <w:ind w:left="1080" w:hanging="720"/>
-      </w:pPr>
-      <w:rPr>
-        <w:rFonts w:cs="Times New Roman" w:hint="default"/>
-      </w:rPr>
-    </w:lvl>
-    <w:lvl w:ilvl="4">
-      <w:start w:val="1"/>
-      <w:numFmt w:val="decimal"/>
-      <w:isLgl/>
-      <w:lvlText w:val="%1.%2.%3.%4.%5."/>
-      <w:lvlJc w:val="left"/>
-      <w:pPr>
-        <w:ind w:left="1440" w:hanging="1080"/>
-      </w:pPr>
-      <w:rPr>
-        <w:rFonts w:cs="Times New Roman" w:hint="default"/>
-      </w:rPr>
-    </w:lvl>
-    <w:lvl w:ilvl="5">
-      <w:start w:val="1"/>
-      <w:numFmt w:val="decimal"/>
-      <w:isLgl/>
-      <w:lvlText w:val="%1.%2.%3.%4.%5.%6."/>
-      <w:lvlJc w:val="left"/>
-      <w:pPr>
-        <w:ind w:left="1440" w:hanging="1080"/>
-      </w:pPr>
-      <w:rPr>
-        <w:rFonts w:cs="Times New Roman" w:hint="default"/>
-      </w:rPr>
-    </w:lvl>
-    <w:lvl w:ilvl="6">
-      <w:start w:val="1"/>
-      <w:numFmt w:val="decimal"/>
-      <w:isLgl/>
-      <w:lvlText w:val="%1.%2.%3.%4.%5.%6.%7."/>
-      <w:lvlJc w:val="left"/>
-      <w:pPr>
-        <w:ind w:left="1800" w:hanging="1440"/>
-      </w:pPr>
-      <w:rPr>
-        <w:rFonts w:cs="Times New Roman" w:hint="default"/>
-      </w:rPr>
-    </w:lvl>
-    <w:lvl w:ilvl="7">
-      <w:start w:val="1"/>
-      <w:numFmt w:val="decimal"/>
-      <w:isLgl/>
-      <w:lvlText w:val="%1.%2.%3.%4.%5.%6.%7.%8."/>
-      <w:lvlJc w:val="left"/>
-      <w:pPr>
-        <w:ind w:left="1800" w:hanging="1440"/>
-      </w:pPr>
-      <w:rPr>
-        <w:rFonts w:cs="Times New Roman" w:hint="default"/>
-      </w:rPr>
-    </w:lvl>
-    <w:lvl w:ilvl="8">
-      <w:start w:val="1"/>
-      <w:numFmt w:val="decimal"/>
-      <w:isLgl/>
-      <w:lvlText w:val="%1.%2.%3.%4.%5.%6.%7.%8.%9."/>
-      <w:lvlJc w:val="left"/>
-      <w:pPr>
-        <w:ind w:left="2160" w:hanging="1800"/>
-      </w:pPr>
-      <w:rPr>
-        <w:rFonts w:cs="Times New Roman" w:hint="default"/>
-      </w:rPr>
-    </w:lvl>
-  </w:abstractNum>
-  <w:abstractNum w:abstractNumId="12" w15:restartNumberingAfterBreak="0">
-    <w:nsid w:val="24D124E7"/>
-    <w:multiLevelType w:val="multilevel"/>
-    <w:tmpl w:val="B0D2E110"/>
-    <w:lvl w:ilvl="0">
-      <w:start w:val="1"/>
-      <w:numFmt w:val="bullet"/>
-      <w:lvlText w:val=""/>
-      <w:lvlJc w:val="left"/>
-      <w:pPr>
-        <w:tabs>
-          <w:tab w:val="num" w:pos="720"/>
-        </w:tabs>
-        <w:ind w:left="720" w:hanging="360"/>
-      </w:pPr>
-      <w:rPr>
-        <w:rFonts w:ascii="Symbol" w:hAnsi="Symbol" w:hint="default"/>
-        <w:sz w:val="20"/>
-      </w:rPr>
-    </w:lvl>
-    <w:lvl w:ilvl="1" w:tentative="1">
-      <w:start w:val="1"/>
-      <w:numFmt w:val="bullet"/>
-      <w:lvlText w:val="o"/>
-      <w:lvlJc w:val="left"/>
-      <w:pPr>
-        <w:tabs>
-          <w:tab w:val="num" w:pos="1440"/>
-        </w:tabs>
-        <w:ind w:left="1440" w:hanging="360"/>
-      </w:pPr>
-      <w:rPr>
-        <w:rFonts w:ascii="Courier New" w:hAnsi="Courier New" w:hint="default"/>
-        <w:sz w:val="20"/>
-      </w:rPr>
-    </w:lvl>
-    <w:lvl w:ilvl="2" w:tentative="1">
-      <w:start w:val="1"/>
-      <w:numFmt w:val="bullet"/>
-      <w:lvlText w:val=""/>
-      <w:lvlJc w:val="left"/>
-      <w:pPr>
-        <w:tabs>
-          <w:tab w:val="num" w:pos="2160"/>
-        </w:tabs>
-        <w:ind w:left="2160" w:hanging="360"/>
-      </w:pPr>
-      <w:rPr>
-        <w:rFonts w:ascii="Wingdings" w:hAnsi="Wingdings" w:hint="default"/>
-        <w:sz w:val="20"/>
-      </w:rPr>
-    </w:lvl>
-    <w:lvl w:ilvl="3" w:tentative="1">
-      <w:start w:val="1"/>
-      <w:numFmt w:val="bullet"/>
-      <w:lvlText w:val=""/>
-      <w:lvlJc w:val="left"/>
-      <w:pPr>
-        <w:tabs>
-          <w:tab w:val="num" w:pos="2880"/>
-        </w:tabs>
-        <w:ind w:left="2880" w:hanging="360"/>
-      </w:pPr>
-      <w:rPr>
-        <w:rFonts w:ascii="Wingdings" w:hAnsi="Wingdings" w:hint="default"/>
-        <w:sz w:val="20"/>
-      </w:rPr>
-    </w:lvl>
-    <w:lvl w:ilvl="4" w:tentative="1">
-      <w:start w:val="1"/>
-      <w:numFmt w:val="bullet"/>
-      <w:lvlText w:val=""/>
-      <w:lvlJc w:val="left"/>
-      <w:pPr>
-        <w:tabs>
-          <w:tab w:val="num" w:pos="3600"/>
-        </w:tabs>
-        <w:ind w:left="3600" w:hanging="360"/>
-      </w:pPr>
-      <w:rPr>
-        <w:rFonts w:ascii="Wingdings" w:hAnsi="Wingdings" w:hint="default"/>
-        <w:sz w:val="20"/>
-      </w:rPr>
-    </w:lvl>
-    <w:lvl w:ilvl="5" w:tentative="1">
-      <w:start w:val="1"/>
-      <w:numFmt w:val="bullet"/>
-      <w:lvlText w:val=""/>
-      <w:lvlJc w:val="left"/>
-      <w:pPr>
-        <w:tabs>
-          <w:tab w:val="num" w:pos="4320"/>
-        </w:tabs>
-        <w:ind w:left="4320" w:hanging="360"/>
-      </w:pPr>
-      <w:rPr>
-        <w:rFonts w:ascii="Wingdings" w:hAnsi="Wingdings" w:hint="default"/>
-        <w:sz w:val="20"/>
-      </w:rPr>
-    </w:lvl>
-    <w:lvl w:ilvl="6" w:tentative="1">
-      <w:start w:val="1"/>
-      <w:numFmt w:val="bullet"/>
-      <w:lvlText w:val=""/>
-      <w:lvlJc w:val="left"/>
-      <w:pPr>
-        <w:tabs>
-          <w:tab w:val="num" w:pos="5040"/>
-        </w:tabs>
-        <w:ind w:left="5040" w:hanging="360"/>
-      </w:pPr>
-      <w:rPr>
-        <w:rFonts w:ascii="Wingdings" w:hAnsi="Wingdings" w:hint="default"/>
-        <w:sz w:val="20"/>
-      </w:rPr>
-    </w:lvl>
-    <w:lvl w:ilvl="7" w:tentative="1">
-      <w:start w:val="1"/>
-      <w:numFmt w:val="bullet"/>
-      <w:lvlText w:val=""/>
-      <w:lvlJc w:val="left"/>
-      <w:pPr>
-        <w:tabs>
-          <w:tab w:val="num" w:pos="5760"/>
-        </w:tabs>
-        <w:ind w:left="5760" w:hanging="360"/>
-      </w:pPr>
-      <w:rPr>
-        <w:rFonts w:ascii="Wingdings" w:hAnsi="Wingdings" w:hint="default"/>
-        <w:sz w:val="20"/>
-      </w:rPr>
-    </w:lvl>
-    <w:lvl w:ilvl="8" w:tentative="1">
-      <w:start w:val="1"/>
-      <w:numFmt w:val="bullet"/>
-      <w:lvlText w:val=""/>
-      <w:lvlJc w:val="left"/>
-      <w:pPr>
-        <w:tabs>
-          <w:tab w:val="num" w:pos="6480"/>
-        </w:tabs>
-        <w:ind w:left="6480" w:hanging="360"/>
-      </w:pPr>
-      <w:rPr>
-        <w:rFonts w:ascii="Wingdings" w:hAnsi="Wingdings" w:hint="default"/>
-        <w:sz w:val="20"/>
-      </w:rPr>
-    </w:lvl>
-  </w:abstractNum>
   <w:abstractNum w:abstractNumId="13" w15:restartNumberingAfterBreak="0">
-    <w:nsid w:val="28E17673"/>
-    <w:multiLevelType w:val="hybridMultilevel"/>
-    <w:tmpl w:val="F2A07ACA"/>
-    <w:lvl w:ilvl="0" w:tplc="0419000F">
-      <w:start w:val="1"/>
-      <w:numFmt w:val="decimal"/>
-      <w:lvlText w:val="%1."/>
-      <w:lvlJc w:val="left"/>
-      <w:pPr>
-        <w:ind w:left="1429" w:hanging="360"/>
-      </w:pPr>
-      <w:rPr>
-        <w:rFonts w:cs="Times New Roman"/>
-      </w:rPr>
-    </w:lvl>
-    <w:lvl w:ilvl="1" w:tplc="04190019" w:tentative="1">
-      <w:start w:val="1"/>
-      <w:numFmt w:val="lowerLetter"/>
-      <w:lvlText w:val="%2."/>
-      <w:lvlJc w:val="left"/>
-      <w:pPr>
-        <w:ind w:left="2149" w:hanging="360"/>
-      </w:pPr>
-      <w:rPr>
-        <w:rFonts w:cs="Times New Roman"/>
-      </w:rPr>
-    </w:lvl>
-    <w:lvl w:ilvl="2" w:tplc="0419001B" w:tentative="1">
-      <w:start w:val="1"/>
-      <w:numFmt w:val="lowerRoman"/>
-      <w:lvlText w:val="%3."/>
-      <w:lvlJc w:val="right"/>
-      <w:pPr>
-        <w:ind w:left="2869" w:hanging="180"/>
-      </w:pPr>
-      <w:rPr>
-        <w:rFonts w:cs="Times New Roman"/>
-      </w:rPr>
-    </w:lvl>
-    <w:lvl w:ilvl="3" w:tplc="0419000F" w:tentative="1">
-      <w:start w:val="1"/>
-      <w:numFmt w:val="decimal"/>
-      <w:lvlText w:val="%4."/>
-      <w:lvlJc w:val="left"/>
-      <w:pPr>
-        <w:ind w:left="3589" w:hanging="360"/>
-      </w:pPr>
-      <w:rPr>
-        <w:rFonts w:cs="Times New Roman"/>
-      </w:rPr>
-    </w:lvl>
-    <w:lvl w:ilvl="4" w:tplc="04190019" w:tentative="1">
-      <w:start w:val="1"/>
-      <w:numFmt w:val="lowerLetter"/>
-      <w:lvlText w:val="%5."/>
-      <w:lvlJc w:val="left"/>
-      <w:pPr>
-        <w:ind w:left="4309" w:hanging="360"/>
-      </w:pPr>
-      <w:rPr>
-        <w:rFonts w:cs="Times New Roman"/>
-      </w:rPr>
-    </w:lvl>
-    <w:lvl w:ilvl="5" w:tplc="0419001B" w:tentative="1">
-      <w:start w:val="1"/>
-      <w:numFmt w:val="lowerRoman"/>
-      <w:lvlText w:val="%6."/>
-      <w:lvlJc w:val="right"/>
-      <w:pPr>
-        <w:ind w:left="5029" w:hanging="180"/>
-      </w:pPr>
-      <w:rPr>
-        <w:rFonts w:cs="Times New Roman"/>
-      </w:rPr>
-    </w:lvl>
-    <w:lvl w:ilvl="6" w:tplc="0419000F" w:tentative="1">
-      <w:start w:val="1"/>
-      <w:numFmt w:val="decimal"/>
-      <w:lvlText w:val="%7."/>
-      <w:lvlJc w:val="left"/>
-      <w:pPr>
-        <w:ind w:left="5749" w:hanging="360"/>
-      </w:pPr>
-      <w:rPr>
-        <w:rFonts w:cs="Times New Roman"/>
-      </w:rPr>
-    </w:lvl>
-    <w:lvl w:ilvl="7" w:tplc="04190019" w:tentative="1">
-      <w:start w:val="1"/>
-      <w:numFmt w:val="lowerLetter"/>
-      <w:lvlText w:val="%8."/>
-      <w:lvlJc w:val="left"/>
-      <w:pPr>
-        <w:ind w:left="6469" w:hanging="360"/>
-      </w:pPr>
-      <w:rPr>
-        <w:rFonts w:cs="Times New Roman"/>
-      </w:rPr>
-    </w:lvl>
-    <w:lvl w:ilvl="8" w:tplc="0419001B" w:tentative="1">
-      <w:start w:val="1"/>
-      <w:numFmt w:val="lowerRoman"/>
-      <w:lvlText w:val="%9."/>
-      <w:lvlJc w:val="right"/>
-      <w:pPr>
-        <w:ind w:left="7189" w:hanging="180"/>
-      </w:pPr>
-      <w:rPr>
-        <w:rFonts w:cs="Times New Roman"/>
-      </w:rPr>
-    </w:lvl>
-  </w:abstractNum>
-  <w:abstractNum w:abstractNumId="14" w15:restartNumberingAfterBreak="0">
-    <w:nsid w:val="2A401196"/>
-    <w:multiLevelType w:val="hybridMultilevel"/>
-    <w:tmpl w:val="BEA2E96E"/>
-    <w:lvl w:ilvl="0" w:tplc="04190001">
-      <w:start w:val="1"/>
-      <w:numFmt w:val="bullet"/>
-      <w:lvlText w:val=""/>
-      <w:lvlJc w:val="left"/>
-      <w:pPr>
-        <w:ind w:left="720" w:hanging="360"/>
-      </w:pPr>
-      <w:rPr>
-        <w:rFonts w:ascii="Symbol" w:hAnsi="Symbol" w:hint="default"/>
-      </w:rPr>
-    </w:lvl>
-    <w:lvl w:ilvl="1" w:tplc="04190003" w:tentative="1">
-      <w:start w:val="1"/>
-      <w:numFmt w:val="bullet"/>
-      <w:lvlText w:val="o"/>
-      <w:lvlJc w:val="left"/>
-      <w:pPr>
-        <w:ind w:left="1440" w:hanging="360"/>
-      </w:pPr>
-      <w:rPr>
-        <w:rFonts w:ascii="Courier New" w:hAnsi="Courier New" w:cs="Courier New" w:hint="default"/>
-      </w:rPr>
-    </w:lvl>
-    <w:lvl w:ilvl="2" w:tplc="04190005" w:tentative="1">
-      <w:start w:val="1"/>
-      <w:numFmt w:val="bullet"/>
-      <w:lvlText w:val=""/>
-      <w:lvlJc w:val="left"/>
-      <w:pPr>
-        <w:ind w:left="2160" w:hanging="360"/>
-      </w:pPr>
-      <w:rPr>
-        <w:rFonts w:ascii="Wingdings" w:hAnsi="Wingdings" w:hint="default"/>
-      </w:rPr>
-    </w:lvl>
-    <w:lvl w:ilvl="3" w:tplc="04190001" w:tentative="1">
-      <w:start w:val="1"/>
-      <w:numFmt w:val="bullet"/>
-      <w:lvlText w:val=""/>
-      <w:lvlJc w:val="left"/>
-      <w:pPr>
-        <w:ind w:left="2880" w:hanging="360"/>
-      </w:pPr>
-      <w:rPr>
-        <w:rFonts w:ascii="Symbol" w:hAnsi="Symbol" w:hint="default"/>
-      </w:rPr>
-    </w:lvl>
-    <w:lvl w:ilvl="4" w:tplc="04190003" w:tentative="1">
-      <w:start w:val="1"/>
-      <w:numFmt w:val="bullet"/>
-      <w:lvlText w:val="o"/>
-      <w:lvlJc w:val="left"/>
-      <w:pPr>
-        <w:ind w:left="3600" w:hanging="360"/>
-      </w:pPr>
-      <w:rPr>
-        <w:rFonts w:ascii="Courier New" w:hAnsi="Courier New" w:cs="Courier New" w:hint="default"/>
-      </w:rPr>
-    </w:lvl>
-    <w:lvl w:ilvl="5" w:tplc="04190005" w:tentative="1">
-      <w:start w:val="1"/>
-      <w:numFmt w:val="bullet"/>
-      <w:lvlText w:val=""/>
-      <w:lvlJc w:val="left"/>
-      <w:pPr>
-        <w:ind w:left="4320" w:hanging="360"/>
-      </w:pPr>
-      <w:rPr>
-        <w:rFonts w:ascii="Wingdings" w:hAnsi="Wingdings" w:hint="default"/>
-      </w:rPr>
-    </w:lvl>
-    <w:lvl w:ilvl="6" w:tplc="04190001" w:tentative="1">
-      <w:start w:val="1"/>
-      <w:numFmt w:val="bullet"/>
-      <w:lvlText w:val=""/>
-      <w:lvlJc w:val="left"/>
-      <w:pPr>
-        <w:ind w:left="5040" w:hanging="360"/>
-      </w:pPr>
-      <w:rPr>
-        <w:rFonts w:ascii="Symbol" w:hAnsi="Symbol" w:hint="default"/>
-      </w:rPr>
-    </w:lvl>
-    <w:lvl w:ilvl="7" w:tplc="04190003" w:tentative="1">
-      <w:start w:val="1"/>
-      <w:numFmt w:val="bullet"/>
-      <w:lvlText w:val="o"/>
-      <w:lvlJc w:val="left"/>
-      <w:pPr>
-        <w:ind w:left="5760" w:hanging="360"/>
-      </w:pPr>
-      <w:rPr>
-        <w:rFonts w:ascii="Courier New" w:hAnsi="Courier New" w:cs="Courier New" w:hint="default"/>
-      </w:rPr>
-    </w:lvl>
-    <w:lvl w:ilvl="8" w:tplc="04190005" w:tentative="1">
-      <w:start w:val="1"/>
-      <w:numFmt w:val="bullet"/>
-      <w:lvlText w:val=""/>
-      <w:lvlJc w:val="left"/>
-      <w:pPr>
-        <w:ind w:left="6480" w:hanging="360"/>
-      </w:pPr>
-      <w:rPr>
-        <w:rFonts w:ascii="Wingdings" w:hAnsi="Wingdings" w:hint="default"/>
-      </w:rPr>
-    </w:lvl>
-  </w:abstractNum>
-  <w:abstractNum w:abstractNumId="15" w15:restartNumberingAfterBreak="0">
-    <w:nsid w:val="2A424F7A"/>
-    <w:multiLevelType w:val="hybridMultilevel"/>
-    <w:tmpl w:val="FA483232"/>
-    <w:lvl w:ilvl="0" w:tplc="04190001">
-      <w:start w:val="1"/>
-      <w:numFmt w:val="bullet"/>
-      <w:lvlText w:val=""/>
-      <w:lvlJc w:val="left"/>
-      <w:pPr>
-        <w:ind w:left="720" w:hanging="360"/>
-      </w:pPr>
-      <w:rPr>
-        <w:rFonts w:ascii="Symbol" w:hAnsi="Symbol" w:hint="default"/>
-      </w:rPr>
-    </w:lvl>
-    <w:lvl w:ilvl="1" w:tplc="04190003" w:tentative="1">
-      <w:start w:val="1"/>
-      <w:numFmt w:val="bullet"/>
-      <w:lvlText w:val="o"/>
-      <w:lvlJc w:val="left"/>
-      <w:pPr>
-        <w:ind w:left="1440" w:hanging="360"/>
-      </w:pPr>
-      <w:rPr>
-        <w:rFonts w:ascii="Courier New" w:hAnsi="Courier New" w:cs="Courier New" w:hint="default"/>
-      </w:rPr>
-    </w:lvl>
-    <w:lvl w:ilvl="2" w:tplc="04190005" w:tentative="1">
-      <w:start w:val="1"/>
-      <w:numFmt w:val="bullet"/>
-      <w:lvlText w:val=""/>
-      <w:lvlJc w:val="left"/>
-      <w:pPr>
-        <w:ind w:left="2160" w:hanging="360"/>
-      </w:pPr>
-      <w:rPr>
-        <w:rFonts w:ascii="Wingdings" w:hAnsi="Wingdings" w:hint="default"/>
-      </w:rPr>
-    </w:lvl>
-    <w:lvl w:ilvl="3" w:tplc="04190001" w:tentative="1">
-      <w:start w:val="1"/>
-      <w:numFmt w:val="bullet"/>
-      <w:lvlText w:val=""/>
-      <w:lvlJc w:val="left"/>
-      <w:pPr>
-        <w:ind w:left="2880" w:hanging="360"/>
-      </w:pPr>
-      <w:rPr>
-        <w:rFonts w:ascii="Symbol" w:hAnsi="Symbol" w:hint="default"/>
-      </w:rPr>
-    </w:lvl>
-    <w:lvl w:ilvl="4" w:tplc="04190003" w:tentative="1">
-      <w:start w:val="1"/>
-      <w:numFmt w:val="bullet"/>
-      <w:lvlText w:val="o"/>
-      <w:lvlJc w:val="left"/>
-      <w:pPr>
-        <w:ind w:left="3600" w:hanging="360"/>
-      </w:pPr>
-      <w:rPr>
-        <w:rFonts w:ascii="Courier New" w:hAnsi="Courier New" w:cs="Courier New" w:hint="default"/>
-      </w:rPr>
-    </w:lvl>
-    <w:lvl w:ilvl="5" w:tplc="04190005" w:tentative="1">
-      <w:start w:val="1"/>
-      <w:numFmt w:val="bullet"/>
-      <w:lvlText w:val=""/>
-      <w:lvlJc w:val="left"/>
-      <w:pPr>
-        <w:ind w:left="4320" w:hanging="360"/>
-      </w:pPr>
-      <w:rPr>
-        <w:rFonts w:ascii="Wingdings" w:hAnsi="Wingdings" w:hint="default"/>
-      </w:rPr>
-    </w:lvl>
-    <w:lvl w:ilvl="6" w:tplc="04190001" w:tentative="1">
-      <w:start w:val="1"/>
-      <w:numFmt w:val="bullet"/>
-      <w:lvlText w:val=""/>
-      <w:lvlJc w:val="left"/>
-      <w:pPr>
-        <w:ind w:left="5040" w:hanging="360"/>
-      </w:pPr>
-      <w:rPr>
-        <w:rFonts w:ascii="Symbol" w:hAnsi="Symbol" w:hint="default"/>
-      </w:rPr>
-    </w:lvl>
-    <w:lvl w:ilvl="7" w:tplc="04190003" w:tentative="1">
-      <w:start w:val="1"/>
-      <w:numFmt w:val="bullet"/>
-      <w:lvlText w:val="o"/>
-      <w:lvlJc w:val="left"/>
-      <w:pPr>
-        <w:ind w:left="5760" w:hanging="360"/>
-      </w:pPr>
-      <w:rPr>
-        <w:rFonts w:ascii="Courier New" w:hAnsi="Courier New" w:cs="Courier New" w:hint="default"/>
-      </w:rPr>
-    </w:lvl>
-    <w:lvl w:ilvl="8" w:tplc="04190005" w:tentative="1">
-      <w:start w:val="1"/>
-      <w:numFmt w:val="bullet"/>
-      <w:lvlText w:val=""/>
-      <w:lvlJc w:val="left"/>
-      <w:pPr>
-        <w:ind w:left="6480" w:hanging="360"/>
-      </w:pPr>
-      <w:rPr>
-        <w:rFonts w:ascii="Wingdings" w:hAnsi="Wingdings" w:hint="default"/>
-      </w:rPr>
-    </w:lvl>
-  </w:abstractNum>
-  <w:abstractNum w:abstractNumId="16" w15:restartNumberingAfterBreak="0">
-    <w:nsid w:val="2A9B4777"/>
-    <w:multiLevelType w:val="multilevel"/>
-    <w:tmpl w:val="E61A2D9A"/>
-    <w:lvl w:ilvl="0">
-      <w:start w:val="1"/>
-      <w:numFmt w:val="bullet"/>
-      <w:lvlText w:val=""/>
-      <w:lvlJc w:val="left"/>
-      <w:pPr>
-        <w:tabs>
-          <w:tab w:val="num" w:pos="720"/>
-        </w:tabs>
-        <w:ind w:left="720" w:hanging="360"/>
-      </w:pPr>
-      <w:rPr>
-        <w:rFonts w:ascii="Symbol" w:hAnsi="Symbol" w:hint="default"/>
-        <w:sz w:val="20"/>
-      </w:rPr>
-    </w:lvl>
-    <w:lvl w:ilvl="1" w:tentative="1">
-      <w:start w:val="1"/>
-      <w:numFmt w:val="bullet"/>
-      <w:lvlText w:val="o"/>
-      <w:lvlJc w:val="left"/>
-      <w:pPr>
-        <w:tabs>
-          <w:tab w:val="num" w:pos="1440"/>
-        </w:tabs>
-        <w:ind w:left="1440" w:hanging="360"/>
-      </w:pPr>
-      <w:rPr>
-        <w:rFonts w:ascii="Courier New" w:hAnsi="Courier New" w:hint="default"/>
-        <w:sz w:val="20"/>
-      </w:rPr>
-    </w:lvl>
-    <w:lvl w:ilvl="2" w:tentative="1">
-      <w:start w:val="1"/>
-      <w:numFmt w:val="bullet"/>
-      <w:lvlText w:val=""/>
-      <w:lvlJc w:val="left"/>
-      <w:pPr>
-        <w:tabs>
-          <w:tab w:val="num" w:pos="2160"/>
-        </w:tabs>
-        <w:ind w:left="2160" w:hanging="360"/>
-      </w:pPr>
-      <w:rPr>
-        <w:rFonts w:ascii="Wingdings" w:hAnsi="Wingdings" w:hint="default"/>
-        <w:sz w:val="20"/>
-      </w:rPr>
-    </w:lvl>
-    <w:lvl w:ilvl="3" w:tentative="1">
-      <w:start w:val="1"/>
-      <w:numFmt w:val="bullet"/>
-      <w:lvlText w:val=""/>
-      <w:lvlJc w:val="left"/>
-      <w:pPr>
-        <w:tabs>
-          <w:tab w:val="num" w:pos="2880"/>
-        </w:tabs>
-        <w:ind w:left="2880" w:hanging="360"/>
-      </w:pPr>
-      <w:rPr>
-        <w:rFonts w:ascii="Wingdings" w:hAnsi="Wingdings" w:hint="default"/>
-        <w:sz w:val="20"/>
-      </w:rPr>
-    </w:lvl>
-    <w:lvl w:ilvl="4" w:tentative="1">
-      <w:start w:val="1"/>
-      <w:numFmt w:val="bullet"/>
-      <w:lvlText w:val=""/>
-      <w:lvlJc w:val="left"/>
-      <w:pPr>
-        <w:tabs>
-          <w:tab w:val="num" w:pos="3600"/>
-        </w:tabs>
-        <w:ind w:left="3600" w:hanging="360"/>
-      </w:pPr>
-      <w:rPr>
-        <w:rFonts w:ascii="Wingdings" w:hAnsi="Wingdings" w:hint="default"/>
-        <w:sz w:val="20"/>
-      </w:rPr>
-    </w:lvl>
-    <w:lvl w:ilvl="5" w:tentative="1">
-      <w:start w:val="1"/>
-      <w:numFmt w:val="bullet"/>
-      <w:lvlText w:val=""/>
-      <w:lvlJc w:val="left"/>
-      <w:pPr>
-        <w:tabs>
-          <w:tab w:val="num" w:pos="4320"/>
-        </w:tabs>
-        <w:ind w:left="4320" w:hanging="360"/>
-      </w:pPr>
-      <w:rPr>
-        <w:rFonts w:ascii="Wingdings" w:hAnsi="Wingdings" w:hint="default"/>
-        <w:sz w:val="20"/>
-      </w:rPr>
-    </w:lvl>
-    <w:lvl w:ilvl="6" w:tentative="1">
-      <w:start w:val="1"/>
-      <w:numFmt w:val="bullet"/>
-      <w:lvlText w:val=""/>
-      <w:lvlJc w:val="left"/>
-      <w:pPr>
-        <w:tabs>
-          <w:tab w:val="num" w:pos="5040"/>
-        </w:tabs>
-        <w:ind w:left="5040" w:hanging="360"/>
-      </w:pPr>
-      <w:rPr>
-        <w:rFonts w:ascii="Wingdings" w:hAnsi="Wingdings" w:hint="default"/>
-        <w:sz w:val="20"/>
-      </w:rPr>
-    </w:lvl>
-    <w:lvl w:ilvl="7" w:tentative="1">
-      <w:start w:val="1"/>
-      <w:numFmt w:val="bullet"/>
-      <w:lvlText w:val=""/>
-      <w:lvlJc w:val="left"/>
-      <w:pPr>
-        <w:tabs>
-          <w:tab w:val="num" w:pos="5760"/>
-        </w:tabs>
-        <w:ind w:left="5760" w:hanging="360"/>
-      </w:pPr>
-      <w:rPr>
-        <w:rFonts w:ascii="Wingdings" w:hAnsi="Wingdings" w:hint="default"/>
-        <w:sz w:val="20"/>
-      </w:rPr>
-    </w:lvl>
-    <w:lvl w:ilvl="8" w:tentative="1">
-      <w:start w:val="1"/>
-      <w:numFmt w:val="bullet"/>
-      <w:lvlText w:val=""/>
-      <w:lvlJc w:val="left"/>
-      <w:pPr>
-        <w:tabs>
-          <w:tab w:val="num" w:pos="6480"/>
-        </w:tabs>
-        <w:ind w:left="6480" w:hanging="360"/>
-      </w:pPr>
-      <w:rPr>
-        <w:rFonts w:ascii="Wingdings" w:hAnsi="Wingdings" w:hint="default"/>
-        <w:sz w:val="20"/>
-      </w:rPr>
-    </w:lvl>
-  </w:abstractNum>
-  <w:abstractNum w:abstractNumId="17" w15:restartNumberingAfterBreak="0">
-    <w:nsid w:val="2AC8047E"/>
-    <w:multiLevelType w:val="multilevel"/>
-    <w:tmpl w:val="25F6D754"/>
-    <w:lvl w:ilvl="0">
-      <w:start w:val="1"/>
-      <w:numFmt w:val="decimal"/>
-      <w:lvlText w:val="%1."/>
-      <w:lvlJc w:val="left"/>
-      <w:pPr>
-        <w:tabs>
-          <w:tab w:val="num" w:pos="720"/>
-        </w:tabs>
-        <w:ind w:left="720" w:hanging="360"/>
-      </w:pPr>
-    </w:lvl>
-    <w:lvl w:ilvl="1" w:tentative="1">
-      <w:start w:val="1"/>
-      <w:numFmt w:val="decimal"/>
-      <w:lvlText w:val="%2."/>
-      <w:lvlJc w:val="left"/>
-      <w:pPr>
-        <w:tabs>
-          <w:tab w:val="num" w:pos="1440"/>
-        </w:tabs>
-        <w:ind w:left="1440" w:hanging="360"/>
-      </w:pPr>
-    </w:lvl>
-    <w:lvl w:ilvl="2" w:tentative="1">
-      <w:start w:val="1"/>
-      <w:numFmt w:val="decimal"/>
-      <w:lvlText w:val="%3."/>
-      <w:lvlJc w:val="left"/>
-      <w:pPr>
-        <w:tabs>
-          <w:tab w:val="num" w:pos="2160"/>
-        </w:tabs>
-        <w:ind w:left="2160" w:hanging="360"/>
-      </w:pPr>
-    </w:lvl>
-    <w:lvl w:ilvl="3" w:tentative="1">
-      <w:start w:val="1"/>
-      <w:numFmt w:val="decimal"/>
-      <w:lvlText w:val="%4."/>
-      <w:lvlJc w:val="left"/>
-      <w:pPr>
-        <w:tabs>
-          <w:tab w:val="num" w:pos="2880"/>
-        </w:tabs>
-        <w:ind w:left="2880" w:hanging="360"/>
-      </w:pPr>
-    </w:lvl>
-    <w:lvl w:ilvl="4" w:tentative="1">
-      <w:start w:val="1"/>
-      <w:numFmt w:val="decimal"/>
-      <w:lvlText w:val="%5."/>
-      <w:lvlJc w:val="left"/>
-      <w:pPr>
-        <w:tabs>
-          <w:tab w:val="num" w:pos="3600"/>
-        </w:tabs>
-        <w:ind w:left="3600" w:hanging="360"/>
-      </w:pPr>
-    </w:lvl>
-    <w:lvl w:ilvl="5" w:tentative="1">
-      <w:start w:val="1"/>
-      <w:numFmt w:val="decimal"/>
-      <w:lvlText w:val="%6."/>
-      <w:lvlJc w:val="left"/>
-      <w:pPr>
-        <w:tabs>
-          <w:tab w:val="num" w:pos="4320"/>
-        </w:tabs>
-        <w:ind w:left="4320" w:hanging="360"/>
-      </w:pPr>
-    </w:lvl>
-    <w:lvl w:ilvl="6" w:tentative="1">
-      <w:start w:val="1"/>
-      <w:numFmt w:val="decimal"/>
-      <w:lvlText w:val="%7."/>
-      <w:lvlJc w:val="left"/>
-      <w:pPr>
-        <w:tabs>
-          <w:tab w:val="num" w:pos="5040"/>
-        </w:tabs>
-        <w:ind w:left="5040" w:hanging="360"/>
-      </w:pPr>
-    </w:lvl>
-    <w:lvl w:ilvl="7" w:tentative="1">
-      <w:start w:val="1"/>
-      <w:numFmt w:val="decimal"/>
-      <w:lvlText w:val="%8."/>
-      <w:lvlJc w:val="left"/>
-      <w:pPr>
-        <w:tabs>
-          <w:tab w:val="num" w:pos="5760"/>
-        </w:tabs>
-        <w:ind w:left="5760" w:hanging="360"/>
-      </w:pPr>
-    </w:lvl>
-    <w:lvl w:ilvl="8" w:tentative="1">
-      <w:start w:val="1"/>
-      <w:numFmt w:val="decimal"/>
-      <w:lvlText w:val="%9."/>
-      <w:lvlJc w:val="left"/>
-      <w:pPr>
-        <w:tabs>
-          <w:tab w:val="num" w:pos="6480"/>
-        </w:tabs>
-        <w:ind w:left="6480" w:hanging="360"/>
-      </w:pPr>
-    </w:lvl>
-  </w:abstractNum>
-  <w:abstractNum w:abstractNumId="18" w15:restartNumberingAfterBreak="0">
-    <w:nsid w:val="322E516C"/>
-    <w:multiLevelType w:val="hybridMultilevel"/>
-    <w:tmpl w:val="348C3A0C"/>
-    <w:lvl w:ilvl="0" w:tplc="04190001">
-      <w:start w:val="1"/>
-      <w:numFmt w:val="bullet"/>
-      <w:lvlText w:val=""/>
-      <w:lvlJc w:val="left"/>
-      <w:pPr>
-        <w:ind w:left="720" w:hanging="360"/>
-      </w:pPr>
-      <w:rPr>
-        <w:rFonts w:ascii="Symbol" w:hAnsi="Symbol" w:hint="default"/>
-      </w:rPr>
-    </w:lvl>
-    <w:lvl w:ilvl="1" w:tplc="04190003" w:tentative="1">
-      <w:start w:val="1"/>
-      <w:numFmt w:val="bullet"/>
-      <w:lvlText w:val="o"/>
-      <w:lvlJc w:val="left"/>
-      <w:pPr>
-        <w:ind w:left="1440" w:hanging="360"/>
-      </w:pPr>
-      <w:rPr>
-        <w:rFonts w:ascii="Courier New" w:hAnsi="Courier New" w:cs="Courier New" w:hint="default"/>
-      </w:rPr>
-    </w:lvl>
-    <w:lvl w:ilvl="2" w:tplc="04190005" w:tentative="1">
-      <w:start w:val="1"/>
-      <w:numFmt w:val="bullet"/>
-      <w:lvlText w:val=""/>
-      <w:lvlJc w:val="left"/>
-      <w:pPr>
-        <w:ind w:left="2160" w:hanging="360"/>
-      </w:pPr>
-      <w:rPr>
-        <w:rFonts w:ascii="Wingdings" w:hAnsi="Wingdings" w:hint="default"/>
-      </w:rPr>
-    </w:lvl>
-    <w:lvl w:ilvl="3" w:tplc="04190001" w:tentative="1">
-      <w:start w:val="1"/>
-      <w:numFmt w:val="bullet"/>
-      <w:lvlText w:val=""/>
-      <w:lvlJc w:val="left"/>
-      <w:pPr>
-        <w:ind w:left="2880" w:hanging="360"/>
-      </w:pPr>
-      <w:rPr>
-        <w:rFonts w:ascii="Symbol" w:hAnsi="Symbol" w:hint="default"/>
-      </w:rPr>
-    </w:lvl>
-    <w:lvl w:ilvl="4" w:tplc="04190003" w:tentative="1">
-      <w:start w:val="1"/>
-      <w:numFmt w:val="bullet"/>
-      <w:lvlText w:val="o"/>
-      <w:lvlJc w:val="left"/>
-      <w:pPr>
-        <w:ind w:left="3600" w:hanging="360"/>
-      </w:pPr>
-      <w:rPr>
-        <w:rFonts w:ascii="Courier New" w:hAnsi="Courier New" w:cs="Courier New" w:hint="default"/>
-      </w:rPr>
-    </w:lvl>
-    <w:lvl w:ilvl="5" w:tplc="04190005" w:tentative="1">
-      <w:start w:val="1"/>
-      <w:numFmt w:val="bullet"/>
-      <w:lvlText w:val=""/>
-      <w:lvlJc w:val="left"/>
-      <w:pPr>
-        <w:ind w:left="4320" w:hanging="360"/>
-      </w:pPr>
-      <w:rPr>
-        <w:rFonts w:ascii="Wingdings" w:hAnsi="Wingdings" w:hint="default"/>
-      </w:rPr>
-    </w:lvl>
-    <w:lvl w:ilvl="6" w:tplc="04190001" w:tentative="1">
-      <w:start w:val="1"/>
-      <w:numFmt w:val="bullet"/>
-      <w:lvlText w:val=""/>
-      <w:lvlJc w:val="left"/>
-      <w:pPr>
-        <w:ind w:left="5040" w:hanging="360"/>
-      </w:pPr>
-      <w:rPr>
-        <w:rFonts w:ascii="Symbol" w:hAnsi="Symbol" w:hint="default"/>
-      </w:rPr>
-    </w:lvl>
-    <w:lvl w:ilvl="7" w:tplc="04190003" w:tentative="1">
-      <w:start w:val="1"/>
-      <w:numFmt w:val="bullet"/>
-      <w:lvlText w:val="o"/>
-      <w:lvlJc w:val="left"/>
-      <w:pPr>
-        <w:ind w:left="5760" w:hanging="360"/>
-      </w:pPr>
-      <w:rPr>
-        <w:rFonts w:ascii="Courier New" w:hAnsi="Courier New" w:cs="Courier New" w:hint="default"/>
-      </w:rPr>
-    </w:lvl>
-    <w:lvl w:ilvl="8" w:tplc="04190005" w:tentative="1">
-      <w:start w:val="1"/>
-      <w:numFmt w:val="bullet"/>
-      <w:lvlText w:val=""/>
-      <w:lvlJc w:val="left"/>
-      <w:pPr>
-        <w:ind w:left="6480" w:hanging="360"/>
-      </w:pPr>
-      <w:rPr>
-        <w:rFonts w:ascii="Wingdings" w:hAnsi="Wingdings" w:hint="default"/>
-      </w:rPr>
-    </w:lvl>
-  </w:abstractNum>
-  <w:abstractNum w:abstractNumId="19" w15:restartNumberingAfterBreak="0">
-    <w:nsid w:val="33EF0A20"/>
-    <w:multiLevelType w:val="hybridMultilevel"/>
-    <w:tmpl w:val="7EE21160"/>
-    <w:lvl w:ilvl="0" w:tplc="04190001">
-      <w:start w:val="1"/>
-      <w:numFmt w:val="bullet"/>
-      <w:lvlText w:val=""/>
-      <w:lvlJc w:val="left"/>
-      <w:pPr>
-        <w:ind w:left="720" w:hanging="360"/>
-      </w:pPr>
-      <w:rPr>
-        <w:rFonts w:ascii="Symbol" w:hAnsi="Symbol" w:hint="default"/>
-      </w:rPr>
-    </w:lvl>
-    <w:lvl w:ilvl="1" w:tplc="04190003" w:tentative="1">
-      <w:start w:val="1"/>
-      <w:numFmt w:val="bullet"/>
-      <w:lvlText w:val="o"/>
-      <w:lvlJc w:val="left"/>
-      <w:pPr>
-        <w:ind w:left="1440" w:hanging="360"/>
-      </w:pPr>
-      <w:rPr>
-        <w:rFonts w:ascii="Courier New" w:hAnsi="Courier New" w:cs="Courier New" w:hint="default"/>
-      </w:rPr>
-    </w:lvl>
-    <w:lvl w:ilvl="2" w:tplc="04190005" w:tentative="1">
-      <w:start w:val="1"/>
-      <w:numFmt w:val="bullet"/>
-      <w:lvlText w:val=""/>
-      <w:lvlJc w:val="left"/>
-      <w:pPr>
-        <w:ind w:left="2160" w:hanging="360"/>
-      </w:pPr>
-      <w:rPr>
-        <w:rFonts w:ascii="Wingdings" w:hAnsi="Wingdings" w:hint="default"/>
-      </w:rPr>
-    </w:lvl>
-    <w:lvl w:ilvl="3" w:tplc="04190001" w:tentative="1">
-      <w:start w:val="1"/>
-      <w:numFmt w:val="bullet"/>
-      <w:lvlText w:val=""/>
-      <w:lvlJc w:val="left"/>
-      <w:pPr>
-        <w:ind w:left="2880" w:hanging="360"/>
-      </w:pPr>
-      <w:rPr>
-        <w:rFonts w:ascii="Symbol" w:hAnsi="Symbol" w:hint="default"/>
-      </w:rPr>
-    </w:lvl>
-    <w:lvl w:ilvl="4" w:tplc="04190003" w:tentative="1">
-      <w:start w:val="1"/>
-      <w:numFmt w:val="bullet"/>
-      <w:lvlText w:val="o"/>
-      <w:lvlJc w:val="left"/>
-      <w:pPr>
-        <w:ind w:left="3600" w:hanging="360"/>
-      </w:pPr>
-      <w:rPr>
-        <w:rFonts w:ascii="Courier New" w:hAnsi="Courier New" w:cs="Courier New" w:hint="default"/>
-      </w:rPr>
-    </w:lvl>
-    <w:lvl w:ilvl="5" w:tplc="04190005" w:tentative="1">
-      <w:start w:val="1"/>
-      <w:numFmt w:val="bullet"/>
-      <w:lvlText w:val=""/>
-      <w:lvlJc w:val="left"/>
-      <w:pPr>
-        <w:ind w:left="4320" w:hanging="360"/>
-      </w:pPr>
-      <w:rPr>
-        <w:rFonts w:ascii="Wingdings" w:hAnsi="Wingdings" w:hint="default"/>
-      </w:rPr>
-    </w:lvl>
-    <w:lvl w:ilvl="6" w:tplc="04190001" w:tentative="1">
-      <w:start w:val="1"/>
-      <w:numFmt w:val="bullet"/>
-      <w:lvlText w:val=""/>
-      <w:lvlJc w:val="left"/>
-      <w:pPr>
-        <w:ind w:left="5040" w:hanging="360"/>
-      </w:pPr>
-      <w:rPr>
-        <w:rFonts w:ascii="Symbol" w:hAnsi="Symbol" w:hint="default"/>
-      </w:rPr>
-    </w:lvl>
-    <w:lvl w:ilvl="7" w:tplc="04190003" w:tentative="1">
-      <w:start w:val="1"/>
-      <w:numFmt w:val="bullet"/>
-      <w:lvlText w:val="o"/>
-      <w:lvlJc w:val="left"/>
-      <w:pPr>
-        <w:ind w:left="5760" w:hanging="360"/>
-      </w:pPr>
-      <w:rPr>
-        <w:rFonts w:ascii="Courier New" w:hAnsi="Courier New" w:cs="Courier New" w:hint="default"/>
-      </w:rPr>
-    </w:lvl>
-    <w:lvl w:ilvl="8" w:tplc="04190005" w:tentative="1">
-      <w:start w:val="1"/>
-      <w:numFmt w:val="bullet"/>
-      <w:lvlText w:val=""/>
-      <w:lvlJc w:val="left"/>
-      <w:pPr>
-        <w:ind w:left="6480" w:hanging="360"/>
-      </w:pPr>
-      <w:rPr>
-        <w:rFonts w:ascii="Wingdings" w:hAnsi="Wingdings" w:hint="default"/>
-      </w:rPr>
-    </w:lvl>
-  </w:abstractNum>
-  <w:abstractNum w:abstractNumId="20" w15:restartNumberingAfterBreak="0">
-    <w:nsid w:val="362A2192"/>
-    <w:multiLevelType w:val="multilevel"/>
-    <w:tmpl w:val="18FE2318"/>
-    <w:lvl w:ilvl="0">
-      <w:start w:val="1"/>
-      <w:numFmt w:val="bullet"/>
-      <w:lvlText w:val=""/>
-      <w:lvlJc w:val="left"/>
-      <w:pPr>
-        <w:tabs>
-          <w:tab w:val="num" w:pos="720"/>
-        </w:tabs>
-        <w:ind w:left="720" w:hanging="360"/>
-      </w:pPr>
-      <w:rPr>
-        <w:rFonts w:ascii="Symbol" w:hAnsi="Symbol" w:hint="default"/>
-        <w:sz w:val="20"/>
-      </w:rPr>
-    </w:lvl>
-    <w:lvl w:ilvl="1" w:tentative="1">
-      <w:start w:val="1"/>
-      <w:numFmt w:val="bullet"/>
-      <w:lvlText w:val="o"/>
-      <w:lvlJc w:val="left"/>
-      <w:pPr>
-        <w:tabs>
-          <w:tab w:val="num" w:pos="1440"/>
-        </w:tabs>
-        <w:ind w:left="1440" w:hanging="360"/>
-      </w:pPr>
-      <w:rPr>
-        <w:rFonts w:ascii="Courier New" w:hAnsi="Courier New" w:hint="default"/>
-        <w:sz w:val="20"/>
-      </w:rPr>
-    </w:lvl>
-    <w:lvl w:ilvl="2" w:tentative="1">
-      <w:start w:val="1"/>
-      <w:numFmt w:val="bullet"/>
-      <w:lvlText w:val=""/>
-      <w:lvlJc w:val="left"/>
-      <w:pPr>
-        <w:tabs>
-          <w:tab w:val="num" w:pos="2160"/>
-        </w:tabs>
-        <w:ind w:left="2160" w:hanging="360"/>
-      </w:pPr>
-      <w:rPr>
-        <w:rFonts w:ascii="Wingdings" w:hAnsi="Wingdings" w:hint="default"/>
-        <w:sz w:val="20"/>
-      </w:rPr>
-    </w:lvl>
-    <w:lvl w:ilvl="3" w:tentative="1">
-      <w:start w:val="1"/>
-      <w:numFmt w:val="bullet"/>
-      <w:lvlText w:val=""/>
-      <w:lvlJc w:val="left"/>
-      <w:pPr>
-        <w:tabs>
-          <w:tab w:val="num" w:pos="2880"/>
-        </w:tabs>
-        <w:ind w:left="2880" w:hanging="360"/>
-      </w:pPr>
-      <w:rPr>
-        <w:rFonts w:ascii="Wingdings" w:hAnsi="Wingdings" w:hint="default"/>
-        <w:sz w:val="20"/>
-      </w:rPr>
-    </w:lvl>
-    <w:lvl w:ilvl="4" w:tentative="1">
-      <w:start w:val="1"/>
-      <w:numFmt w:val="bullet"/>
-      <w:lvlText w:val=""/>
-      <w:lvlJc w:val="left"/>
-      <w:pPr>
-        <w:tabs>
-          <w:tab w:val="num" w:pos="3600"/>
-        </w:tabs>
-        <w:ind w:left="3600" w:hanging="360"/>
-      </w:pPr>
-      <w:rPr>
-        <w:rFonts w:ascii="Wingdings" w:hAnsi="Wingdings" w:hint="default"/>
-        <w:sz w:val="20"/>
-      </w:rPr>
-    </w:lvl>
-    <w:lvl w:ilvl="5" w:tentative="1">
-      <w:start w:val="1"/>
-      <w:numFmt w:val="bullet"/>
-      <w:lvlText w:val=""/>
-      <w:lvlJc w:val="left"/>
-      <w:pPr>
-        <w:tabs>
-          <w:tab w:val="num" w:pos="4320"/>
-        </w:tabs>
-        <w:ind w:left="4320" w:hanging="360"/>
-      </w:pPr>
-      <w:rPr>
-        <w:rFonts w:ascii="Wingdings" w:hAnsi="Wingdings" w:hint="default"/>
-        <w:sz w:val="20"/>
-      </w:rPr>
-    </w:lvl>
-    <w:lvl w:ilvl="6" w:tentative="1">
-      <w:start w:val="1"/>
-      <w:numFmt w:val="bullet"/>
-      <w:lvlText w:val=""/>
-      <w:lvlJc w:val="left"/>
-      <w:pPr>
-        <w:tabs>
-          <w:tab w:val="num" w:pos="5040"/>
-        </w:tabs>
-        <w:ind w:left="5040" w:hanging="360"/>
-      </w:pPr>
-      <w:rPr>
-        <w:rFonts w:ascii="Wingdings" w:hAnsi="Wingdings" w:hint="default"/>
-        <w:sz w:val="20"/>
-      </w:rPr>
-    </w:lvl>
-    <w:lvl w:ilvl="7" w:tentative="1">
-      <w:start w:val="1"/>
-      <w:numFmt w:val="bullet"/>
-      <w:lvlText w:val=""/>
-      <w:lvlJc w:val="left"/>
-      <w:pPr>
-        <w:tabs>
-          <w:tab w:val="num" w:pos="5760"/>
-        </w:tabs>
-        <w:ind w:left="5760" w:hanging="360"/>
-      </w:pPr>
-      <w:rPr>
-        <w:rFonts w:ascii="Wingdings" w:hAnsi="Wingdings" w:hint="default"/>
-        <w:sz w:val="20"/>
-      </w:rPr>
-    </w:lvl>
-    <w:lvl w:ilvl="8" w:tentative="1">
-      <w:start w:val="1"/>
-      <w:numFmt w:val="bullet"/>
-      <w:lvlText w:val=""/>
-      <w:lvlJc w:val="left"/>
-      <w:pPr>
-        <w:tabs>
-          <w:tab w:val="num" w:pos="6480"/>
-        </w:tabs>
-        <w:ind w:left="6480" w:hanging="360"/>
-      </w:pPr>
-      <w:rPr>
-        <w:rFonts w:ascii="Wingdings" w:hAnsi="Wingdings" w:hint="default"/>
-        <w:sz w:val="20"/>
-      </w:rPr>
-    </w:lvl>
-  </w:abstractNum>
-  <w:abstractNum w:abstractNumId="21" w15:restartNumberingAfterBreak="0">
-    <w:nsid w:val="3BC002F2"/>
-    <w:multiLevelType w:val="multilevel"/>
-    <w:tmpl w:val="4732D006"/>
-    <w:lvl w:ilvl="0">
-      <w:start w:val="1"/>
-      <w:numFmt w:val="bullet"/>
-      <w:lvlText w:val=""/>
-      <w:lvlJc w:val="left"/>
-      <w:pPr>
-        <w:tabs>
-          <w:tab w:val="num" w:pos="720"/>
-        </w:tabs>
-        <w:ind w:left="720" w:hanging="360"/>
-      </w:pPr>
-      <w:rPr>
-        <w:rFonts w:ascii="Symbol" w:hAnsi="Symbol" w:hint="default"/>
-        <w:sz w:val="20"/>
-      </w:rPr>
-    </w:lvl>
-    <w:lvl w:ilvl="1" w:tentative="1">
-      <w:start w:val="1"/>
-      <w:numFmt w:val="bullet"/>
-      <w:lvlText w:val="o"/>
-      <w:lvlJc w:val="left"/>
-      <w:pPr>
-        <w:tabs>
-          <w:tab w:val="num" w:pos="1440"/>
-        </w:tabs>
-        <w:ind w:left="1440" w:hanging="360"/>
-      </w:pPr>
-      <w:rPr>
-        <w:rFonts w:ascii="Courier New" w:hAnsi="Courier New" w:hint="default"/>
-        <w:sz w:val="20"/>
-      </w:rPr>
-    </w:lvl>
-    <w:lvl w:ilvl="2" w:tentative="1">
-      <w:start w:val="1"/>
-      <w:numFmt w:val="bullet"/>
-      <w:lvlText w:val=""/>
-      <w:lvlJc w:val="left"/>
-      <w:pPr>
-        <w:tabs>
-          <w:tab w:val="num" w:pos="2160"/>
-        </w:tabs>
-        <w:ind w:left="2160" w:hanging="360"/>
-      </w:pPr>
-      <w:rPr>
-        <w:rFonts w:ascii="Wingdings" w:hAnsi="Wingdings" w:hint="default"/>
-        <w:sz w:val="20"/>
-      </w:rPr>
-    </w:lvl>
-    <w:lvl w:ilvl="3" w:tentative="1">
-      <w:start w:val="1"/>
-      <w:numFmt w:val="bullet"/>
-      <w:lvlText w:val=""/>
-      <w:lvlJc w:val="left"/>
-      <w:pPr>
-        <w:tabs>
-          <w:tab w:val="num" w:pos="2880"/>
-        </w:tabs>
-        <w:ind w:left="2880" w:hanging="360"/>
-      </w:pPr>
-      <w:rPr>
-        <w:rFonts w:ascii="Wingdings" w:hAnsi="Wingdings" w:hint="default"/>
-        <w:sz w:val="20"/>
-      </w:rPr>
-    </w:lvl>
-    <w:lvl w:ilvl="4" w:tentative="1">
-      <w:start w:val="1"/>
-      <w:numFmt w:val="bullet"/>
-      <w:lvlText w:val=""/>
-      <w:lvlJc w:val="left"/>
-      <w:pPr>
-        <w:tabs>
-          <w:tab w:val="num" w:pos="3600"/>
-        </w:tabs>
-        <w:ind w:left="3600" w:hanging="360"/>
-      </w:pPr>
-      <w:rPr>
-        <w:rFonts w:ascii="Wingdings" w:hAnsi="Wingdings" w:hint="default"/>
-        <w:sz w:val="20"/>
-      </w:rPr>
-    </w:lvl>
-    <w:lvl w:ilvl="5" w:tentative="1">
-      <w:start w:val="1"/>
-      <w:numFmt w:val="bullet"/>
-      <w:lvlText w:val=""/>
-      <w:lvlJc w:val="left"/>
-      <w:pPr>
-        <w:tabs>
-          <w:tab w:val="num" w:pos="4320"/>
-        </w:tabs>
-        <w:ind w:left="4320" w:hanging="360"/>
-      </w:pPr>
-      <w:rPr>
-        <w:rFonts w:ascii="Wingdings" w:hAnsi="Wingdings" w:hint="default"/>
-        <w:sz w:val="20"/>
-      </w:rPr>
-    </w:lvl>
-    <w:lvl w:ilvl="6" w:tentative="1">
-      <w:start w:val="1"/>
-      <w:numFmt w:val="bullet"/>
-      <w:lvlText w:val=""/>
-      <w:lvlJc w:val="left"/>
-      <w:pPr>
-        <w:tabs>
-          <w:tab w:val="num" w:pos="5040"/>
-        </w:tabs>
-        <w:ind w:left="5040" w:hanging="360"/>
-      </w:pPr>
-      <w:rPr>
-        <w:rFonts w:ascii="Wingdings" w:hAnsi="Wingdings" w:hint="default"/>
-        <w:sz w:val="20"/>
-      </w:rPr>
-    </w:lvl>
-    <w:lvl w:ilvl="7" w:tentative="1">
-      <w:start w:val="1"/>
-      <w:numFmt w:val="bullet"/>
-      <w:lvlText w:val=""/>
-      <w:lvlJc w:val="left"/>
-      <w:pPr>
-        <w:tabs>
-          <w:tab w:val="num" w:pos="5760"/>
-        </w:tabs>
-        <w:ind w:left="5760" w:hanging="360"/>
-      </w:pPr>
-      <w:rPr>
-        <w:rFonts w:ascii="Wingdings" w:hAnsi="Wingdings" w:hint="default"/>
-        <w:sz w:val="20"/>
-      </w:rPr>
-    </w:lvl>
-    <w:lvl w:ilvl="8" w:tentative="1">
-      <w:start w:val="1"/>
-      <w:numFmt w:val="bullet"/>
-      <w:lvlText w:val=""/>
-      <w:lvlJc w:val="left"/>
-      <w:pPr>
-        <w:tabs>
-          <w:tab w:val="num" w:pos="6480"/>
-        </w:tabs>
-        <w:ind w:left="6480" w:hanging="360"/>
-      </w:pPr>
-      <w:rPr>
-        <w:rFonts w:ascii="Wingdings" w:hAnsi="Wingdings" w:hint="default"/>
-        <w:sz w:val="20"/>
-      </w:rPr>
-    </w:lvl>
-  </w:abstractNum>
-  <w:abstractNum w:abstractNumId="22" w15:restartNumberingAfterBreak="0">
-    <w:nsid w:val="3F305B0F"/>
-    <w:multiLevelType w:val="hybridMultilevel"/>
-    <w:tmpl w:val="91AC0724"/>
-    <w:lvl w:ilvl="0" w:tplc="04190001">
-      <w:start w:val="1"/>
-      <w:numFmt w:val="bullet"/>
-      <w:lvlText w:val=""/>
-      <w:lvlJc w:val="left"/>
-      <w:pPr>
-        <w:ind w:left="720" w:hanging="360"/>
-      </w:pPr>
-      <w:rPr>
-        <w:rFonts w:ascii="Symbol" w:hAnsi="Symbol" w:hint="default"/>
-      </w:rPr>
-    </w:lvl>
-    <w:lvl w:ilvl="1" w:tplc="04190003" w:tentative="1">
-      <w:start w:val="1"/>
-      <w:numFmt w:val="bullet"/>
-      <w:lvlText w:val="o"/>
-      <w:lvlJc w:val="left"/>
-      <w:pPr>
-        <w:ind w:left="1440" w:hanging="360"/>
-      </w:pPr>
-      <w:rPr>
-        <w:rFonts w:ascii="Courier New" w:hAnsi="Courier New" w:cs="Courier New" w:hint="default"/>
-      </w:rPr>
-    </w:lvl>
-    <w:lvl w:ilvl="2" w:tplc="04190005" w:tentative="1">
-      <w:start w:val="1"/>
-      <w:numFmt w:val="bullet"/>
-      <w:lvlText w:val=""/>
-      <w:lvlJc w:val="left"/>
-      <w:pPr>
-        <w:ind w:left="2160" w:hanging="360"/>
-      </w:pPr>
-      <w:rPr>
-        <w:rFonts w:ascii="Wingdings" w:hAnsi="Wingdings" w:hint="default"/>
-      </w:rPr>
-    </w:lvl>
-    <w:lvl w:ilvl="3" w:tplc="04190001" w:tentative="1">
-      <w:start w:val="1"/>
-      <w:numFmt w:val="bullet"/>
-      <w:lvlText w:val=""/>
-      <w:lvlJc w:val="left"/>
-      <w:pPr>
-        <w:ind w:left="2880" w:hanging="360"/>
-      </w:pPr>
-      <w:rPr>
-        <w:rFonts w:ascii="Symbol" w:hAnsi="Symbol" w:hint="default"/>
-      </w:rPr>
-    </w:lvl>
-    <w:lvl w:ilvl="4" w:tplc="04190003" w:tentative="1">
-      <w:start w:val="1"/>
-      <w:numFmt w:val="bullet"/>
-      <w:lvlText w:val="o"/>
-      <w:lvlJc w:val="left"/>
-      <w:pPr>
-        <w:ind w:left="3600" w:hanging="360"/>
-      </w:pPr>
-      <w:rPr>
-        <w:rFonts w:ascii="Courier New" w:hAnsi="Courier New" w:cs="Courier New" w:hint="default"/>
-      </w:rPr>
-    </w:lvl>
-    <w:lvl w:ilvl="5" w:tplc="04190005" w:tentative="1">
-      <w:start w:val="1"/>
-      <w:numFmt w:val="bullet"/>
-      <w:lvlText w:val=""/>
-      <w:lvlJc w:val="left"/>
-      <w:pPr>
-        <w:ind w:left="4320" w:hanging="360"/>
-      </w:pPr>
-      <w:rPr>
-        <w:rFonts w:ascii="Wingdings" w:hAnsi="Wingdings" w:hint="default"/>
-      </w:rPr>
-    </w:lvl>
-    <w:lvl w:ilvl="6" w:tplc="04190001" w:tentative="1">
-      <w:start w:val="1"/>
-      <w:numFmt w:val="bullet"/>
-      <w:lvlText w:val=""/>
-      <w:lvlJc w:val="left"/>
-      <w:pPr>
-        <w:ind w:left="5040" w:hanging="360"/>
-      </w:pPr>
-      <w:rPr>
-        <w:rFonts w:ascii="Symbol" w:hAnsi="Symbol" w:hint="default"/>
-      </w:rPr>
-    </w:lvl>
-    <w:lvl w:ilvl="7" w:tplc="04190003" w:tentative="1">
-      <w:start w:val="1"/>
-      <w:numFmt w:val="bullet"/>
-      <w:lvlText w:val="o"/>
-      <w:lvlJc w:val="left"/>
-      <w:pPr>
-        <w:ind w:left="5760" w:hanging="360"/>
-      </w:pPr>
-      <w:rPr>
-        <w:rFonts w:ascii="Courier New" w:hAnsi="Courier New" w:cs="Courier New" w:hint="default"/>
-      </w:rPr>
-    </w:lvl>
-    <w:lvl w:ilvl="8" w:tplc="04190005" w:tentative="1">
-      <w:start w:val="1"/>
-      <w:numFmt w:val="bullet"/>
-      <w:lvlText w:val=""/>
-      <w:lvlJc w:val="left"/>
-      <w:pPr>
-        <w:ind w:left="6480" w:hanging="360"/>
-      </w:pPr>
-      <w:rPr>
-        <w:rFonts w:ascii="Wingdings" w:hAnsi="Wingdings" w:hint="default"/>
-      </w:rPr>
-    </w:lvl>
-  </w:abstractNum>
-  <w:abstractNum w:abstractNumId="23" w15:restartNumberingAfterBreak="0">
-    <w:nsid w:val="437B163D"/>
-    <w:multiLevelType w:val="multilevel"/>
-    <w:tmpl w:val="BF0847A2"/>
-    <w:lvl w:ilvl="0">
-      <w:start w:val="1"/>
-      <w:numFmt w:val="bullet"/>
-      <w:lvlText w:val=""/>
-      <w:lvlJc w:val="left"/>
-      <w:pPr>
-        <w:tabs>
-          <w:tab w:val="num" w:pos="720"/>
-        </w:tabs>
-        <w:ind w:left="720" w:hanging="360"/>
-      </w:pPr>
-      <w:rPr>
-        <w:rFonts w:ascii="Symbol" w:hAnsi="Symbol" w:hint="default"/>
-        <w:sz w:val="20"/>
-      </w:rPr>
-    </w:lvl>
-    <w:lvl w:ilvl="1" w:tentative="1">
-      <w:start w:val="1"/>
-      <w:numFmt w:val="bullet"/>
-      <w:lvlText w:val="o"/>
-      <w:lvlJc w:val="left"/>
-      <w:pPr>
-        <w:tabs>
-          <w:tab w:val="num" w:pos="1440"/>
-        </w:tabs>
-        <w:ind w:left="1440" w:hanging="360"/>
-      </w:pPr>
-      <w:rPr>
-        <w:rFonts w:ascii="Courier New" w:hAnsi="Courier New" w:hint="default"/>
-        <w:sz w:val="20"/>
-      </w:rPr>
-    </w:lvl>
-    <w:lvl w:ilvl="2" w:tentative="1">
-      <w:start w:val="1"/>
-      <w:numFmt w:val="bullet"/>
-      <w:lvlText w:val=""/>
-      <w:lvlJc w:val="left"/>
-      <w:pPr>
-        <w:tabs>
-          <w:tab w:val="num" w:pos="2160"/>
-        </w:tabs>
-        <w:ind w:left="2160" w:hanging="360"/>
-      </w:pPr>
-      <w:rPr>
-        <w:rFonts w:ascii="Wingdings" w:hAnsi="Wingdings" w:hint="default"/>
-        <w:sz w:val="20"/>
-      </w:rPr>
-    </w:lvl>
-    <w:lvl w:ilvl="3" w:tentative="1">
-      <w:start w:val="1"/>
-      <w:numFmt w:val="bullet"/>
-      <w:lvlText w:val=""/>
-      <w:lvlJc w:val="left"/>
-      <w:pPr>
-        <w:tabs>
-          <w:tab w:val="num" w:pos="2880"/>
-        </w:tabs>
-        <w:ind w:left="2880" w:hanging="360"/>
-      </w:pPr>
-      <w:rPr>
-        <w:rFonts w:ascii="Wingdings" w:hAnsi="Wingdings" w:hint="default"/>
-        <w:sz w:val="20"/>
-      </w:rPr>
-    </w:lvl>
-    <w:lvl w:ilvl="4" w:tentative="1">
-      <w:start w:val="1"/>
-      <w:numFmt w:val="bullet"/>
-      <w:lvlText w:val=""/>
-      <w:lvlJc w:val="left"/>
-      <w:pPr>
-        <w:tabs>
-          <w:tab w:val="num" w:pos="3600"/>
-        </w:tabs>
-        <w:ind w:left="3600" w:hanging="360"/>
-      </w:pPr>
-      <w:rPr>
-        <w:rFonts w:ascii="Wingdings" w:hAnsi="Wingdings" w:hint="default"/>
-        <w:sz w:val="20"/>
-      </w:rPr>
-    </w:lvl>
-    <w:lvl w:ilvl="5" w:tentative="1">
-      <w:start w:val="1"/>
-      <w:numFmt w:val="bullet"/>
-      <w:lvlText w:val=""/>
-      <w:lvlJc w:val="left"/>
-      <w:pPr>
-        <w:tabs>
-          <w:tab w:val="num" w:pos="4320"/>
-        </w:tabs>
-        <w:ind w:left="4320" w:hanging="360"/>
-      </w:pPr>
-      <w:rPr>
-        <w:rFonts w:ascii="Wingdings" w:hAnsi="Wingdings" w:hint="default"/>
-        <w:sz w:val="20"/>
-      </w:rPr>
-    </w:lvl>
-    <w:lvl w:ilvl="6" w:tentative="1">
-      <w:start w:val="1"/>
-      <w:numFmt w:val="bullet"/>
-      <w:lvlText w:val=""/>
-      <w:lvlJc w:val="left"/>
-      <w:pPr>
-        <w:tabs>
-          <w:tab w:val="num" w:pos="5040"/>
-        </w:tabs>
-        <w:ind w:left="5040" w:hanging="360"/>
-      </w:pPr>
-      <w:rPr>
-        <w:rFonts w:ascii="Wingdings" w:hAnsi="Wingdings" w:hint="default"/>
-        <w:sz w:val="20"/>
-      </w:rPr>
-    </w:lvl>
-    <w:lvl w:ilvl="7" w:tentative="1">
-      <w:start w:val="1"/>
-      <w:numFmt w:val="bullet"/>
-      <w:lvlText w:val=""/>
-      <w:lvlJc w:val="left"/>
-      <w:pPr>
-        <w:tabs>
-          <w:tab w:val="num" w:pos="5760"/>
-        </w:tabs>
-        <w:ind w:left="5760" w:hanging="360"/>
-      </w:pPr>
-      <w:rPr>
-        <w:rFonts w:ascii="Wingdings" w:hAnsi="Wingdings" w:hint="default"/>
-        <w:sz w:val="20"/>
-      </w:rPr>
-    </w:lvl>
-    <w:lvl w:ilvl="8" w:tentative="1">
-      <w:start w:val="1"/>
-      <w:numFmt w:val="bullet"/>
-      <w:lvlText w:val=""/>
-      <w:lvlJc w:val="left"/>
-      <w:pPr>
-        <w:tabs>
-          <w:tab w:val="num" w:pos="6480"/>
-        </w:tabs>
-        <w:ind w:left="6480" w:hanging="360"/>
-      </w:pPr>
-      <w:rPr>
-        <w:rFonts w:ascii="Wingdings" w:hAnsi="Wingdings" w:hint="default"/>
-        <w:sz w:val="20"/>
-      </w:rPr>
-    </w:lvl>
-  </w:abstractNum>
-  <w:abstractNum w:abstractNumId="24" w15:restartNumberingAfterBreak="0">
-    <w:nsid w:val="439609C3"/>
-    <w:multiLevelType w:val="multilevel"/>
-    <w:tmpl w:val="7FD6B0CE"/>
-    <w:lvl w:ilvl="0">
-      <w:start w:val="1"/>
-      <w:numFmt w:val="bullet"/>
-      <w:lvlText w:val=""/>
-      <w:lvlJc w:val="left"/>
-      <w:pPr>
-        <w:tabs>
-          <w:tab w:val="num" w:pos="720"/>
-        </w:tabs>
-        <w:ind w:left="720" w:hanging="360"/>
-      </w:pPr>
-      <w:rPr>
-        <w:rFonts w:ascii="Symbol" w:hAnsi="Symbol" w:hint="default"/>
-        <w:sz w:val="20"/>
-      </w:rPr>
-    </w:lvl>
-    <w:lvl w:ilvl="1" w:tentative="1">
-      <w:start w:val="1"/>
-      <w:numFmt w:val="bullet"/>
-      <w:lvlText w:val="o"/>
-      <w:lvlJc w:val="left"/>
-      <w:pPr>
-        <w:tabs>
-          <w:tab w:val="num" w:pos="1440"/>
-        </w:tabs>
-        <w:ind w:left="1440" w:hanging="360"/>
-      </w:pPr>
-      <w:rPr>
-        <w:rFonts w:ascii="Courier New" w:hAnsi="Courier New" w:hint="default"/>
-        <w:sz w:val="20"/>
-      </w:rPr>
-    </w:lvl>
-    <w:lvl w:ilvl="2" w:tentative="1">
-      <w:start w:val="1"/>
-      <w:numFmt w:val="bullet"/>
-      <w:lvlText w:val=""/>
-      <w:lvlJc w:val="left"/>
-      <w:pPr>
-        <w:tabs>
-          <w:tab w:val="num" w:pos="2160"/>
-        </w:tabs>
-        <w:ind w:left="2160" w:hanging="360"/>
-      </w:pPr>
-      <w:rPr>
-        <w:rFonts w:ascii="Wingdings" w:hAnsi="Wingdings" w:hint="default"/>
-        <w:sz w:val="20"/>
-      </w:rPr>
-    </w:lvl>
-    <w:lvl w:ilvl="3" w:tentative="1">
-      <w:start w:val="1"/>
-      <w:numFmt w:val="bullet"/>
-      <w:lvlText w:val=""/>
-      <w:lvlJc w:val="left"/>
-      <w:pPr>
-        <w:tabs>
-          <w:tab w:val="num" w:pos="2880"/>
-        </w:tabs>
-        <w:ind w:left="2880" w:hanging="360"/>
-      </w:pPr>
-      <w:rPr>
-        <w:rFonts w:ascii="Wingdings" w:hAnsi="Wingdings" w:hint="default"/>
-        <w:sz w:val="20"/>
-      </w:rPr>
-    </w:lvl>
-    <w:lvl w:ilvl="4" w:tentative="1">
-      <w:start w:val="1"/>
-      <w:numFmt w:val="bullet"/>
-      <w:lvlText w:val=""/>
-      <w:lvlJc w:val="left"/>
-      <w:pPr>
-        <w:tabs>
-          <w:tab w:val="num" w:pos="3600"/>
-        </w:tabs>
-        <w:ind w:left="3600" w:hanging="360"/>
-      </w:pPr>
-      <w:rPr>
-        <w:rFonts w:ascii="Wingdings" w:hAnsi="Wingdings" w:hint="default"/>
-        <w:sz w:val="20"/>
-      </w:rPr>
-    </w:lvl>
-    <w:lvl w:ilvl="5" w:tentative="1">
-      <w:start w:val="1"/>
-      <w:numFmt w:val="bullet"/>
-      <w:lvlText w:val=""/>
-      <w:lvlJc w:val="left"/>
-      <w:pPr>
-        <w:tabs>
-          <w:tab w:val="num" w:pos="4320"/>
-        </w:tabs>
-        <w:ind w:left="4320" w:hanging="360"/>
-      </w:pPr>
-      <w:rPr>
-        <w:rFonts w:ascii="Wingdings" w:hAnsi="Wingdings" w:hint="default"/>
-        <w:sz w:val="20"/>
-      </w:rPr>
-    </w:lvl>
-    <w:lvl w:ilvl="6" w:tentative="1">
-      <w:start w:val="1"/>
-      <w:numFmt w:val="bullet"/>
-      <w:lvlText w:val=""/>
-      <w:lvlJc w:val="left"/>
-      <w:pPr>
-        <w:tabs>
-          <w:tab w:val="num" w:pos="5040"/>
-        </w:tabs>
-        <w:ind w:left="5040" w:hanging="360"/>
-      </w:pPr>
-      <w:rPr>
-        <w:rFonts w:ascii="Wingdings" w:hAnsi="Wingdings" w:hint="default"/>
-        <w:sz w:val="20"/>
-      </w:rPr>
-    </w:lvl>
-    <w:lvl w:ilvl="7" w:tentative="1">
-      <w:start w:val="1"/>
-      <w:numFmt w:val="bullet"/>
-      <w:lvlText w:val=""/>
-      <w:lvlJc w:val="left"/>
-      <w:pPr>
-        <w:tabs>
-          <w:tab w:val="num" w:pos="5760"/>
-        </w:tabs>
-        <w:ind w:left="5760" w:hanging="360"/>
-      </w:pPr>
-      <w:rPr>
-        <w:rFonts w:ascii="Wingdings" w:hAnsi="Wingdings" w:hint="default"/>
-        <w:sz w:val="20"/>
-      </w:rPr>
-    </w:lvl>
-    <w:lvl w:ilvl="8" w:tentative="1">
-      <w:start w:val="1"/>
-      <w:numFmt w:val="bullet"/>
-      <w:lvlText w:val=""/>
-      <w:lvlJc w:val="left"/>
-      <w:pPr>
-        <w:tabs>
-          <w:tab w:val="num" w:pos="6480"/>
-        </w:tabs>
-        <w:ind w:left="6480" w:hanging="360"/>
-      </w:pPr>
-      <w:rPr>
-        <w:rFonts w:ascii="Wingdings" w:hAnsi="Wingdings" w:hint="default"/>
-        <w:sz w:val="20"/>
-      </w:rPr>
-    </w:lvl>
-  </w:abstractNum>
-  <w:abstractNum w:abstractNumId="25" w15:restartNumberingAfterBreak="0">
-    <w:nsid w:val="4B9D7C07"/>
-    <w:multiLevelType w:val="hybridMultilevel"/>
-    <w:tmpl w:val="D1949844"/>
-    <w:lvl w:ilvl="0" w:tplc="0419000F">
-      <w:start w:val="1"/>
-      <w:numFmt w:val="decimal"/>
-      <w:lvlText w:val="%1."/>
-      <w:lvlJc w:val="left"/>
-      <w:pPr>
-        <w:ind w:left="928" w:hanging="360"/>
-      </w:pPr>
-      <w:rPr>
-        <w:rFonts w:cs="Times New Roman"/>
-      </w:rPr>
-    </w:lvl>
-    <w:lvl w:ilvl="1" w:tplc="04190019" w:tentative="1">
-      <w:start w:val="1"/>
-      <w:numFmt w:val="lowerLetter"/>
-      <w:lvlText w:val="%2."/>
-      <w:lvlJc w:val="left"/>
-      <w:pPr>
-        <w:ind w:left="2149" w:hanging="360"/>
-      </w:pPr>
-      <w:rPr>
-        <w:rFonts w:cs="Times New Roman"/>
-      </w:rPr>
-    </w:lvl>
-    <w:lvl w:ilvl="2" w:tplc="0419001B" w:tentative="1">
-      <w:start w:val="1"/>
-      <w:numFmt w:val="lowerRoman"/>
-      <w:lvlText w:val="%3."/>
-      <w:lvlJc w:val="right"/>
-      <w:pPr>
-        <w:ind w:left="2869" w:hanging="180"/>
-      </w:pPr>
-      <w:rPr>
-        <w:rFonts w:cs="Times New Roman"/>
-      </w:rPr>
-    </w:lvl>
-    <w:lvl w:ilvl="3" w:tplc="0419000F" w:tentative="1">
-      <w:start w:val="1"/>
-      <w:numFmt w:val="decimal"/>
-      <w:lvlText w:val="%4."/>
-      <w:lvlJc w:val="left"/>
-      <w:pPr>
-        <w:ind w:left="3589" w:hanging="360"/>
-      </w:pPr>
-      <w:rPr>
-        <w:rFonts w:cs="Times New Roman"/>
-      </w:rPr>
-    </w:lvl>
-    <w:lvl w:ilvl="4" w:tplc="04190019" w:tentative="1">
-      <w:start w:val="1"/>
-      <w:numFmt w:val="lowerLetter"/>
-      <w:lvlText w:val="%5."/>
-      <w:lvlJc w:val="left"/>
-      <w:pPr>
-        <w:ind w:left="4309" w:hanging="360"/>
-      </w:pPr>
-      <w:rPr>
-        <w:rFonts w:cs="Times New Roman"/>
-      </w:rPr>
-    </w:lvl>
-    <w:lvl w:ilvl="5" w:tplc="0419001B" w:tentative="1">
-      <w:start w:val="1"/>
-      <w:numFmt w:val="lowerRoman"/>
-      <w:lvlText w:val="%6."/>
-      <w:lvlJc w:val="right"/>
-      <w:pPr>
-        <w:ind w:left="5029" w:hanging="180"/>
-      </w:pPr>
-      <w:rPr>
-        <w:rFonts w:cs="Times New Roman"/>
-      </w:rPr>
-    </w:lvl>
-    <w:lvl w:ilvl="6" w:tplc="0419000F" w:tentative="1">
-      <w:start w:val="1"/>
-      <w:numFmt w:val="decimal"/>
-      <w:lvlText w:val="%7."/>
-      <w:lvlJc w:val="left"/>
-      <w:pPr>
-        <w:ind w:left="5749" w:hanging="360"/>
-      </w:pPr>
-      <w:rPr>
-        <w:rFonts w:cs="Times New Roman"/>
-      </w:rPr>
-    </w:lvl>
-    <w:lvl w:ilvl="7" w:tplc="04190019" w:tentative="1">
-      <w:start w:val="1"/>
-      <w:numFmt w:val="lowerLetter"/>
-      <w:lvlText w:val="%8."/>
-      <w:lvlJc w:val="left"/>
-      <w:pPr>
-        <w:ind w:left="6469" w:hanging="360"/>
-      </w:pPr>
-      <w:rPr>
-        <w:rFonts w:cs="Times New Roman"/>
-      </w:rPr>
-    </w:lvl>
-    <w:lvl w:ilvl="8" w:tplc="0419001B" w:tentative="1">
-      <w:start w:val="1"/>
-      <w:numFmt w:val="lowerRoman"/>
-      <w:lvlText w:val="%9."/>
-      <w:lvlJc w:val="right"/>
-      <w:pPr>
-        <w:ind w:left="7189" w:hanging="180"/>
-      </w:pPr>
-      <w:rPr>
-        <w:rFonts w:cs="Times New Roman"/>
-      </w:rPr>
-    </w:lvl>
-  </w:abstractNum>
-  <w:abstractNum w:abstractNumId="26" w15:restartNumberingAfterBreak="0">
-    <w:nsid w:val="521B2E7F"/>
-    <w:multiLevelType w:val="hybridMultilevel"/>
-    <w:tmpl w:val="D1949844"/>
-    <w:lvl w:ilvl="0" w:tplc="0419000F">
-      <w:start w:val="1"/>
-      <w:numFmt w:val="decimal"/>
-      <w:lvlText w:val="%1."/>
-      <w:lvlJc w:val="left"/>
-      <w:pPr>
-        <w:ind w:left="928" w:hanging="360"/>
-      </w:pPr>
-      <w:rPr>
-        <w:rFonts w:cs="Times New Roman"/>
-      </w:rPr>
-    </w:lvl>
-    <w:lvl w:ilvl="1" w:tplc="04190019" w:tentative="1">
-      <w:start w:val="1"/>
-      <w:numFmt w:val="lowerLetter"/>
-      <w:lvlText w:val="%2."/>
-      <w:lvlJc w:val="left"/>
-      <w:pPr>
-        <w:ind w:left="2149" w:hanging="360"/>
-      </w:pPr>
-      <w:rPr>
-        <w:rFonts w:cs="Times New Roman"/>
-      </w:rPr>
-    </w:lvl>
-    <w:lvl w:ilvl="2" w:tplc="0419001B" w:tentative="1">
-      <w:start w:val="1"/>
-      <w:numFmt w:val="lowerRoman"/>
-      <w:lvlText w:val="%3."/>
-      <w:lvlJc w:val="right"/>
-      <w:pPr>
-        <w:ind w:left="2869" w:hanging="180"/>
-      </w:pPr>
-      <w:rPr>
-        <w:rFonts w:cs="Times New Roman"/>
-      </w:rPr>
-    </w:lvl>
-    <w:lvl w:ilvl="3" w:tplc="0419000F" w:tentative="1">
-      <w:start w:val="1"/>
-      <w:numFmt w:val="decimal"/>
-      <w:lvlText w:val="%4."/>
-      <w:lvlJc w:val="left"/>
-      <w:pPr>
-        <w:ind w:left="3589" w:hanging="360"/>
-      </w:pPr>
-      <w:rPr>
-        <w:rFonts w:cs="Times New Roman"/>
-      </w:rPr>
-    </w:lvl>
-    <w:lvl w:ilvl="4" w:tplc="04190019" w:tentative="1">
-      <w:start w:val="1"/>
-      <w:numFmt w:val="lowerLetter"/>
-      <w:lvlText w:val="%5."/>
-      <w:lvlJc w:val="left"/>
-      <w:pPr>
-        <w:ind w:left="4309" w:hanging="360"/>
-      </w:pPr>
-      <w:rPr>
-        <w:rFonts w:cs="Times New Roman"/>
-      </w:rPr>
-    </w:lvl>
-    <w:lvl w:ilvl="5" w:tplc="0419001B" w:tentative="1">
-      <w:start w:val="1"/>
-      <w:numFmt w:val="lowerRoman"/>
-      <w:lvlText w:val="%6."/>
-      <w:lvlJc w:val="right"/>
-      <w:pPr>
-        <w:ind w:left="5029" w:hanging="180"/>
-      </w:pPr>
-      <w:rPr>
-        <w:rFonts w:cs="Times New Roman"/>
-      </w:rPr>
-    </w:lvl>
-    <w:lvl w:ilvl="6" w:tplc="0419000F" w:tentative="1">
-      <w:start w:val="1"/>
-      <w:numFmt w:val="decimal"/>
-      <w:lvlText w:val="%7."/>
-      <w:lvlJc w:val="left"/>
-      <w:pPr>
-        <w:ind w:left="5749" w:hanging="360"/>
-      </w:pPr>
-      <w:rPr>
-        <w:rFonts w:cs="Times New Roman"/>
-      </w:rPr>
-    </w:lvl>
-    <w:lvl w:ilvl="7" w:tplc="04190019" w:tentative="1">
-      <w:start w:val="1"/>
-      <w:numFmt w:val="lowerLetter"/>
-      <w:lvlText w:val="%8."/>
-      <w:lvlJc w:val="left"/>
-      <w:pPr>
-        <w:ind w:left="6469" w:hanging="360"/>
-      </w:pPr>
-      <w:rPr>
-        <w:rFonts w:cs="Times New Roman"/>
-      </w:rPr>
-    </w:lvl>
-    <w:lvl w:ilvl="8" w:tplc="0419001B" w:tentative="1">
-      <w:start w:val="1"/>
-      <w:numFmt w:val="lowerRoman"/>
-      <w:lvlText w:val="%9."/>
-      <w:lvlJc w:val="right"/>
-      <w:pPr>
-        <w:ind w:left="7189" w:hanging="180"/>
-      </w:pPr>
-      <w:rPr>
-        <w:rFonts w:cs="Times New Roman"/>
-      </w:rPr>
-    </w:lvl>
-  </w:abstractNum>
-  <w:abstractNum w:abstractNumId="27" w15:restartNumberingAfterBreak="0">
-    <w:nsid w:val="529A3766"/>
-    <w:multiLevelType w:val="multilevel"/>
-    <w:tmpl w:val="FC62FCDC"/>
-    <w:lvl w:ilvl="0">
-      <w:start w:val="1"/>
-      <w:numFmt w:val="bullet"/>
-      <w:lvlText w:val=""/>
-      <w:lvlJc w:val="left"/>
-      <w:pPr>
-        <w:tabs>
-          <w:tab w:val="num" w:pos="720"/>
-        </w:tabs>
-        <w:ind w:left="720" w:hanging="360"/>
-      </w:pPr>
-      <w:rPr>
-        <w:rFonts w:ascii="Symbol" w:hAnsi="Symbol" w:hint="default"/>
-        <w:sz w:val="20"/>
-      </w:rPr>
-    </w:lvl>
-    <w:lvl w:ilvl="1" w:tentative="1">
-      <w:start w:val="1"/>
-      <w:numFmt w:val="bullet"/>
-      <w:lvlText w:val="o"/>
-      <w:lvlJc w:val="left"/>
-      <w:pPr>
-        <w:tabs>
-          <w:tab w:val="num" w:pos="1440"/>
-        </w:tabs>
-        <w:ind w:left="1440" w:hanging="360"/>
-      </w:pPr>
-      <w:rPr>
-        <w:rFonts w:ascii="Courier New" w:hAnsi="Courier New" w:hint="default"/>
-        <w:sz w:val="20"/>
-      </w:rPr>
-    </w:lvl>
-    <w:lvl w:ilvl="2" w:tentative="1">
-      <w:start w:val="1"/>
-      <w:numFmt w:val="bullet"/>
-      <w:lvlText w:val=""/>
-      <w:lvlJc w:val="left"/>
-      <w:pPr>
-        <w:tabs>
-          <w:tab w:val="num" w:pos="2160"/>
-        </w:tabs>
-        <w:ind w:left="2160" w:hanging="360"/>
-      </w:pPr>
-      <w:rPr>
-        <w:rFonts w:ascii="Wingdings" w:hAnsi="Wingdings" w:hint="default"/>
-        <w:sz w:val="20"/>
-      </w:rPr>
-    </w:lvl>
-    <w:lvl w:ilvl="3" w:tentative="1">
-      <w:start w:val="1"/>
-      <w:numFmt w:val="bullet"/>
-      <w:lvlText w:val=""/>
-      <w:lvlJc w:val="left"/>
-      <w:pPr>
-        <w:tabs>
-          <w:tab w:val="num" w:pos="2880"/>
-        </w:tabs>
-        <w:ind w:left="2880" w:hanging="360"/>
-      </w:pPr>
-      <w:rPr>
-        <w:rFonts w:ascii="Wingdings" w:hAnsi="Wingdings" w:hint="default"/>
-        <w:sz w:val="20"/>
-      </w:rPr>
-    </w:lvl>
-    <w:lvl w:ilvl="4" w:tentative="1">
-      <w:start w:val="1"/>
-      <w:numFmt w:val="bullet"/>
-      <w:lvlText w:val=""/>
-      <w:lvlJc w:val="left"/>
-      <w:pPr>
-        <w:tabs>
-          <w:tab w:val="num" w:pos="3600"/>
-        </w:tabs>
-        <w:ind w:left="3600" w:hanging="360"/>
-      </w:pPr>
-      <w:rPr>
-        <w:rFonts w:ascii="Wingdings" w:hAnsi="Wingdings" w:hint="default"/>
-        <w:sz w:val="20"/>
-      </w:rPr>
-    </w:lvl>
-    <w:lvl w:ilvl="5" w:tentative="1">
-      <w:start w:val="1"/>
-      <w:numFmt w:val="bullet"/>
-      <w:lvlText w:val=""/>
-      <w:lvlJc w:val="left"/>
-      <w:pPr>
-        <w:tabs>
-          <w:tab w:val="num" w:pos="4320"/>
-        </w:tabs>
-        <w:ind w:left="4320" w:hanging="360"/>
-      </w:pPr>
-      <w:rPr>
-        <w:rFonts w:ascii="Wingdings" w:hAnsi="Wingdings" w:hint="default"/>
-        <w:sz w:val="20"/>
-      </w:rPr>
-    </w:lvl>
-    <w:lvl w:ilvl="6" w:tentative="1">
-      <w:start w:val="1"/>
-      <w:numFmt w:val="bullet"/>
-      <w:lvlText w:val=""/>
-      <w:lvlJc w:val="left"/>
-      <w:pPr>
-        <w:tabs>
-          <w:tab w:val="num" w:pos="5040"/>
-        </w:tabs>
-        <w:ind w:left="5040" w:hanging="360"/>
-      </w:pPr>
-      <w:rPr>
-        <w:rFonts w:ascii="Wingdings" w:hAnsi="Wingdings" w:hint="default"/>
-        <w:sz w:val="20"/>
-      </w:rPr>
-    </w:lvl>
-    <w:lvl w:ilvl="7" w:tentative="1">
-      <w:start w:val="1"/>
-      <w:numFmt w:val="bullet"/>
-      <w:lvlText w:val=""/>
-      <w:lvlJc w:val="left"/>
-      <w:pPr>
-        <w:tabs>
-          <w:tab w:val="num" w:pos="5760"/>
-        </w:tabs>
-        <w:ind w:left="5760" w:hanging="360"/>
-      </w:pPr>
-      <w:rPr>
-        <w:rFonts w:ascii="Wingdings" w:hAnsi="Wingdings" w:hint="default"/>
-        <w:sz w:val="20"/>
-      </w:rPr>
-    </w:lvl>
-    <w:lvl w:ilvl="8" w:tentative="1">
-      <w:start w:val="1"/>
-      <w:numFmt w:val="bullet"/>
-      <w:lvlText w:val=""/>
-      <w:lvlJc w:val="left"/>
-      <w:pPr>
-        <w:tabs>
-          <w:tab w:val="num" w:pos="6480"/>
-        </w:tabs>
-        <w:ind w:left="6480" w:hanging="360"/>
-      </w:pPr>
-      <w:rPr>
-        <w:rFonts w:ascii="Wingdings" w:hAnsi="Wingdings" w:hint="default"/>
-        <w:sz w:val="20"/>
-      </w:rPr>
-    </w:lvl>
-  </w:abstractNum>
-  <w:abstractNum w:abstractNumId="28" w15:restartNumberingAfterBreak="0">
-    <w:nsid w:val="542E2BDB"/>
-    <w:multiLevelType w:val="multilevel"/>
-    <w:tmpl w:val="3C4EEEDA"/>
-    <w:lvl w:ilvl="0">
-      <w:start w:val="1"/>
-      <w:numFmt w:val="bullet"/>
-      <w:lvlText w:val=""/>
-      <w:lvlJc w:val="left"/>
-      <w:pPr>
-        <w:tabs>
-          <w:tab w:val="num" w:pos="720"/>
-        </w:tabs>
-        <w:ind w:left="720" w:hanging="360"/>
-      </w:pPr>
-      <w:rPr>
-        <w:rFonts w:ascii="Symbol" w:hAnsi="Symbol" w:hint="default"/>
-        <w:sz w:val="20"/>
-      </w:rPr>
-    </w:lvl>
-    <w:lvl w:ilvl="1" w:tentative="1">
-      <w:start w:val="1"/>
-      <w:numFmt w:val="bullet"/>
-      <w:lvlText w:val="o"/>
-      <w:lvlJc w:val="left"/>
-      <w:pPr>
-        <w:tabs>
-          <w:tab w:val="num" w:pos="1440"/>
-        </w:tabs>
-        <w:ind w:left="1440" w:hanging="360"/>
-      </w:pPr>
-      <w:rPr>
-        <w:rFonts w:ascii="Courier New" w:hAnsi="Courier New" w:hint="default"/>
-        <w:sz w:val="20"/>
-      </w:rPr>
-    </w:lvl>
-    <w:lvl w:ilvl="2" w:tentative="1">
-      <w:start w:val="1"/>
-      <w:numFmt w:val="bullet"/>
-      <w:lvlText w:val=""/>
-      <w:lvlJc w:val="left"/>
-      <w:pPr>
-        <w:tabs>
-          <w:tab w:val="num" w:pos="2160"/>
-        </w:tabs>
-        <w:ind w:left="2160" w:hanging="360"/>
-      </w:pPr>
-      <w:rPr>
-        <w:rFonts w:ascii="Wingdings" w:hAnsi="Wingdings" w:hint="default"/>
-        <w:sz w:val="20"/>
-      </w:rPr>
-    </w:lvl>
-    <w:lvl w:ilvl="3" w:tentative="1">
-      <w:start w:val="1"/>
-      <w:numFmt w:val="bullet"/>
-      <w:lvlText w:val=""/>
-      <w:lvlJc w:val="left"/>
-      <w:pPr>
-        <w:tabs>
-          <w:tab w:val="num" w:pos="2880"/>
-        </w:tabs>
-        <w:ind w:left="2880" w:hanging="360"/>
-      </w:pPr>
-      <w:rPr>
-        <w:rFonts w:ascii="Wingdings" w:hAnsi="Wingdings" w:hint="default"/>
-        <w:sz w:val="20"/>
-      </w:rPr>
-    </w:lvl>
-    <w:lvl w:ilvl="4" w:tentative="1">
-      <w:start w:val="1"/>
-      <w:numFmt w:val="bullet"/>
-      <w:lvlText w:val=""/>
-      <w:lvlJc w:val="left"/>
-      <w:pPr>
-        <w:tabs>
-          <w:tab w:val="num" w:pos="3600"/>
-        </w:tabs>
-        <w:ind w:left="3600" w:hanging="360"/>
-      </w:pPr>
-      <w:rPr>
-        <w:rFonts w:ascii="Wingdings" w:hAnsi="Wingdings" w:hint="default"/>
-        <w:sz w:val="20"/>
-      </w:rPr>
-    </w:lvl>
-    <w:lvl w:ilvl="5" w:tentative="1">
-      <w:start w:val="1"/>
-      <w:numFmt w:val="bullet"/>
-      <w:lvlText w:val=""/>
-      <w:lvlJc w:val="left"/>
-      <w:pPr>
-        <w:tabs>
-          <w:tab w:val="num" w:pos="4320"/>
-        </w:tabs>
-        <w:ind w:left="4320" w:hanging="360"/>
-      </w:pPr>
-      <w:rPr>
-        <w:rFonts w:ascii="Wingdings" w:hAnsi="Wingdings" w:hint="default"/>
-        <w:sz w:val="20"/>
-      </w:rPr>
-    </w:lvl>
-    <w:lvl w:ilvl="6" w:tentative="1">
-      <w:start w:val="1"/>
-      <w:numFmt w:val="bullet"/>
-      <w:lvlText w:val=""/>
-      <w:lvlJc w:val="left"/>
-      <w:pPr>
-        <w:tabs>
-          <w:tab w:val="num" w:pos="5040"/>
-        </w:tabs>
-        <w:ind w:left="5040" w:hanging="360"/>
-      </w:pPr>
-      <w:rPr>
-        <w:rFonts w:ascii="Wingdings" w:hAnsi="Wingdings" w:hint="default"/>
-        <w:sz w:val="20"/>
-      </w:rPr>
-    </w:lvl>
-    <w:lvl w:ilvl="7" w:tentative="1">
-      <w:start w:val="1"/>
-      <w:numFmt w:val="bullet"/>
-      <w:lvlText w:val=""/>
-      <w:lvlJc w:val="left"/>
-      <w:pPr>
-        <w:tabs>
-          <w:tab w:val="num" w:pos="5760"/>
-        </w:tabs>
-        <w:ind w:left="5760" w:hanging="360"/>
-      </w:pPr>
-      <w:rPr>
-        <w:rFonts w:ascii="Wingdings" w:hAnsi="Wingdings" w:hint="default"/>
-        <w:sz w:val="20"/>
-      </w:rPr>
-    </w:lvl>
-    <w:lvl w:ilvl="8" w:tentative="1">
-      <w:start w:val="1"/>
-      <w:numFmt w:val="bullet"/>
-      <w:lvlText w:val=""/>
-      <w:lvlJc w:val="left"/>
-      <w:pPr>
-        <w:tabs>
-          <w:tab w:val="num" w:pos="6480"/>
-        </w:tabs>
-        <w:ind w:left="6480" w:hanging="360"/>
-      </w:pPr>
-      <w:rPr>
-        <w:rFonts w:ascii="Wingdings" w:hAnsi="Wingdings" w:hint="default"/>
-        <w:sz w:val="20"/>
-      </w:rPr>
-    </w:lvl>
-  </w:abstractNum>
-  <w:abstractNum w:abstractNumId="29" w15:restartNumberingAfterBreak="0">
-    <w:nsid w:val="54883B15"/>
-    <w:multiLevelType w:val="multilevel"/>
-    <w:tmpl w:val="973E8B08"/>
-    <w:lvl w:ilvl="0">
-      <w:start w:val="1"/>
-      <w:numFmt w:val="decimal"/>
-      <w:lvlText w:val="%1."/>
-      <w:lvlJc w:val="left"/>
-      <w:pPr>
-        <w:tabs>
-          <w:tab w:val="num" w:pos="720"/>
-        </w:tabs>
-        <w:ind w:left="720" w:hanging="360"/>
-      </w:pPr>
-    </w:lvl>
-    <w:lvl w:ilvl="1" w:tentative="1">
-      <w:start w:val="1"/>
-      <w:numFmt w:val="decimal"/>
-      <w:lvlText w:val="%2."/>
-      <w:lvlJc w:val="left"/>
-      <w:pPr>
-        <w:tabs>
-          <w:tab w:val="num" w:pos="1440"/>
-        </w:tabs>
-        <w:ind w:left="1440" w:hanging="360"/>
-      </w:pPr>
-    </w:lvl>
-    <w:lvl w:ilvl="2" w:tentative="1">
-      <w:start w:val="1"/>
-      <w:numFmt w:val="decimal"/>
-      <w:lvlText w:val="%3."/>
-      <w:lvlJc w:val="left"/>
-      <w:pPr>
-        <w:tabs>
-          <w:tab w:val="num" w:pos="2160"/>
-        </w:tabs>
-        <w:ind w:left="2160" w:hanging="360"/>
-      </w:pPr>
-    </w:lvl>
-    <w:lvl w:ilvl="3" w:tentative="1">
-      <w:start w:val="1"/>
-      <w:numFmt w:val="decimal"/>
-      <w:lvlText w:val="%4."/>
-      <w:lvlJc w:val="left"/>
-      <w:pPr>
-        <w:tabs>
-          <w:tab w:val="num" w:pos="2880"/>
-        </w:tabs>
-        <w:ind w:left="2880" w:hanging="360"/>
-      </w:pPr>
-    </w:lvl>
-    <w:lvl w:ilvl="4" w:tentative="1">
-      <w:start w:val="1"/>
-      <w:numFmt w:val="decimal"/>
-      <w:lvlText w:val="%5."/>
-      <w:lvlJc w:val="left"/>
-      <w:pPr>
-        <w:tabs>
-          <w:tab w:val="num" w:pos="3600"/>
-        </w:tabs>
-        <w:ind w:left="3600" w:hanging="360"/>
-      </w:pPr>
-    </w:lvl>
-    <w:lvl w:ilvl="5" w:tentative="1">
-      <w:start w:val="1"/>
-      <w:numFmt w:val="decimal"/>
-      <w:lvlText w:val="%6."/>
-      <w:lvlJc w:val="left"/>
-      <w:pPr>
-        <w:tabs>
-          <w:tab w:val="num" w:pos="4320"/>
-        </w:tabs>
-        <w:ind w:left="4320" w:hanging="360"/>
-      </w:pPr>
-    </w:lvl>
-    <w:lvl w:ilvl="6" w:tentative="1">
-      <w:start w:val="1"/>
-      <w:numFmt w:val="decimal"/>
-      <w:lvlText w:val="%7."/>
-      <w:lvlJc w:val="left"/>
-      <w:pPr>
-        <w:tabs>
-          <w:tab w:val="num" w:pos="5040"/>
-        </w:tabs>
-        <w:ind w:left="5040" w:hanging="360"/>
-      </w:pPr>
-    </w:lvl>
-    <w:lvl w:ilvl="7" w:tentative="1">
-      <w:start w:val="1"/>
-      <w:numFmt w:val="decimal"/>
-      <w:lvlText w:val="%8."/>
-      <w:lvlJc w:val="left"/>
-      <w:pPr>
-        <w:tabs>
-          <w:tab w:val="num" w:pos="5760"/>
-        </w:tabs>
-        <w:ind w:left="5760" w:hanging="360"/>
-      </w:pPr>
-    </w:lvl>
-    <w:lvl w:ilvl="8" w:tentative="1">
-      <w:start w:val="1"/>
-      <w:numFmt w:val="decimal"/>
-      <w:lvlText w:val="%9."/>
-      <w:lvlJc w:val="left"/>
-      <w:pPr>
-        <w:tabs>
-          <w:tab w:val="num" w:pos="6480"/>
-        </w:tabs>
-        <w:ind w:left="6480" w:hanging="360"/>
-      </w:pPr>
-    </w:lvl>
-  </w:abstractNum>
-  <w:abstractNum w:abstractNumId="30" w15:restartNumberingAfterBreak="0">
-    <w:nsid w:val="56EF445F"/>
-    <w:multiLevelType w:val="hybridMultilevel"/>
-    <w:tmpl w:val="37AC49B4"/>
-    <w:lvl w:ilvl="0" w:tplc="04190001">
-      <w:start w:val="1"/>
-      <w:numFmt w:val="bullet"/>
-      <w:lvlText w:val=""/>
-      <w:lvlJc w:val="left"/>
-      <w:pPr>
-        <w:ind w:left="720" w:hanging="360"/>
-      </w:pPr>
-      <w:rPr>
-        <w:rFonts w:ascii="Symbol" w:hAnsi="Symbol" w:hint="default"/>
-      </w:rPr>
-    </w:lvl>
-    <w:lvl w:ilvl="1" w:tplc="04190003" w:tentative="1">
-      <w:start w:val="1"/>
-      <w:numFmt w:val="bullet"/>
-      <w:lvlText w:val="o"/>
-      <w:lvlJc w:val="left"/>
-      <w:pPr>
-        <w:ind w:left="1440" w:hanging="360"/>
-      </w:pPr>
-      <w:rPr>
-        <w:rFonts w:ascii="Courier New" w:hAnsi="Courier New" w:cs="Courier New" w:hint="default"/>
-      </w:rPr>
-    </w:lvl>
-    <w:lvl w:ilvl="2" w:tplc="04190005" w:tentative="1">
-      <w:start w:val="1"/>
-      <w:numFmt w:val="bullet"/>
-      <w:lvlText w:val=""/>
-      <w:lvlJc w:val="left"/>
-      <w:pPr>
-        <w:ind w:left="2160" w:hanging="360"/>
-      </w:pPr>
-      <w:rPr>
-        <w:rFonts w:ascii="Wingdings" w:hAnsi="Wingdings" w:hint="default"/>
-      </w:rPr>
-    </w:lvl>
-    <w:lvl w:ilvl="3" w:tplc="04190001" w:tentative="1">
-      <w:start w:val="1"/>
-      <w:numFmt w:val="bullet"/>
-      <w:lvlText w:val=""/>
-      <w:lvlJc w:val="left"/>
-      <w:pPr>
-        <w:ind w:left="2880" w:hanging="360"/>
-      </w:pPr>
-      <w:rPr>
-        <w:rFonts w:ascii="Symbol" w:hAnsi="Symbol" w:hint="default"/>
-      </w:rPr>
-    </w:lvl>
-    <w:lvl w:ilvl="4" w:tplc="04190003" w:tentative="1">
-      <w:start w:val="1"/>
-      <w:numFmt w:val="bullet"/>
-      <w:lvlText w:val="o"/>
-      <w:lvlJc w:val="left"/>
-      <w:pPr>
-        <w:ind w:left="3600" w:hanging="360"/>
-      </w:pPr>
-      <w:rPr>
-        <w:rFonts w:ascii="Courier New" w:hAnsi="Courier New" w:cs="Courier New" w:hint="default"/>
-      </w:rPr>
-    </w:lvl>
-    <w:lvl w:ilvl="5" w:tplc="04190005" w:tentative="1">
-      <w:start w:val="1"/>
-      <w:numFmt w:val="bullet"/>
-      <w:lvlText w:val=""/>
-      <w:lvlJc w:val="left"/>
-      <w:pPr>
-        <w:ind w:left="4320" w:hanging="360"/>
-      </w:pPr>
-      <w:rPr>
-        <w:rFonts w:ascii="Wingdings" w:hAnsi="Wingdings" w:hint="default"/>
-      </w:rPr>
-    </w:lvl>
-    <w:lvl w:ilvl="6" w:tplc="04190001" w:tentative="1">
-      <w:start w:val="1"/>
-      <w:numFmt w:val="bullet"/>
-      <w:lvlText w:val=""/>
-      <w:lvlJc w:val="left"/>
-      <w:pPr>
-        <w:ind w:left="5040" w:hanging="360"/>
-      </w:pPr>
-      <w:rPr>
-        <w:rFonts w:ascii="Symbol" w:hAnsi="Symbol" w:hint="default"/>
-      </w:rPr>
-    </w:lvl>
-    <w:lvl w:ilvl="7" w:tplc="04190003" w:tentative="1">
-      <w:start w:val="1"/>
-      <w:numFmt w:val="bullet"/>
-      <w:lvlText w:val="o"/>
-      <w:lvlJc w:val="left"/>
-      <w:pPr>
-        <w:ind w:left="5760" w:hanging="360"/>
-      </w:pPr>
-      <w:rPr>
-        <w:rFonts w:ascii="Courier New" w:hAnsi="Courier New" w:cs="Courier New" w:hint="default"/>
-      </w:rPr>
-    </w:lvl>
-    <w:lvl w:ilvl="8" w:tplc="04190005" w:tentative="1">
-      <w:start w:val="1"/>
-      <w:numFmt w:val="bullet"/>
-      <w:lvlText w:val=""/>
-      <w:lvlJc w:val="left"/>
-      <w:pPr>
-        <w:ind w:left="6480" w:hanging="360"/>
-      </w:pPr>
-      <w:rPr>
-        <w:rFonts w:ascii="Wingdings" w:hAnsi="Wingdings" w:hint="default"/>
-      </w:rPr>
-    </w:lvl>
-  </w:abstractNum>
-  <w:abstractNum w:abstractNumId="31" w15:restartNumberingAfterBreak="0">
-    <w:nsid w:val="59321D1A"/>
-    <w:multiLevelType w:val="multilevel"/>
-    <w:tmpl w:val="59CAF5F0"/>
-    <w:lvl w:ilvl="0">
-      <w:start w:val="1"/>
-      <w:numFmt w:val="decimal"/>
-      <w:lvlText w:val="%1."/>
-      <w:lvlJc w:val="left"/>
-      <w:pPr>
-        <w:tabs>
-          <w:tab w:val="num" w:pos="720"/>
-        </w:tabs>
-        <w:ind w:left="720" w:hanging="360"/>
-      </w:pPr>
-    </w:lvl>
-    <w:lvl w:ilvl="1" w:tentative="1">
-      <w:start w:val="1"/>
-      <w:numFmt w:val="decimal"/>
-      <w:lvlText w:val="%2."/>
-      <w:lvlJc w:val="left"/>
-      <w:pPr>
-        <w:tabs>
-          <w:tab w:val="num" w:pos="1440"/>
-        </w:tabs>
-        <w:ind w:left="1440" w:hanging="360"/>
-      </w:pPr>
-    </w:lvl>
-    <w:lvl w:ilvl="2" w:tentative="1">
-      <w:start w:val="1"/>
-      <w:numFmt w:val="decimal"/>
-      <w:lvlText w:val="%3."/>
-      <w:lvlJc w:val="left"/>
-      <w:pPr>
-        <w:tabs>
-          <w:tab w:val="num" w:pos="2160"/>
-        </w:tabs>
-        <w:ind w:left="2160" w:hanging="360"/>
-      </w:pPr>
-    </w:lvl>
-    <w:lvl w:ilvl="3" w:tentative="1">
-      <w:start w:val="1"/>
-      <w:numFmt w:val="decimal"/>
-      <w:lvlText w:val="%4."/>
-      <w:lvlJc w:val="left"/>
-      <w:pPr>
-        <w:tabs>
-          <w:tab w:val="num" w:pos="2880"/>
-        </w:tabs>
-        <w:ind w:left="2880" w:hanging="360"/>
-      </w:pPr>
-    </w:lvl>
-    <w:lvl w:ilvl="4" w:tentative="1">
-      <w:start w:val="1"/>
-      <w:numFmt w:val="decimal"/>
-      <w:lvlText w:val="%5."/>
-      <w:lvlJc w:val="left"/>
-      <w:pPr>
-        <w:tabs>
-          <w:tab w:val="num" w:pos="3600"/>
-        </w:tabs>
-        <w:ind w:left="3600" w:hanging="360"/>
-      </w:pPr>
-    </w:lvl>
-    <w:lvl w:ilvl="5" w:tentative="1">
-      <w:start w:val="1"/>
-      <w:numFmt w:val="decimal"/>
-      <w:lvlText w:val="%6."/>
-      <w:lvlJc w:val="left"/>
-      <w:pPr>
-        <w:tabs>
-          <w:tab w:val="num" w:pos="4320"/>
-        </w:tabs>
-        <w:ind w:left="4320" w:hanging="360"/>
-      </w:pPr>
-    </w:lvl>
-    <w:lvl w:ilvl="6" w:tentative="1">
-      <w:start w:val="1"/>
-      <w:numFmt w:val="decimal"/>
-      <w:lvlText w:val="%7."/>
-      <w:lvlJc w:val="left"/>
-      <w:pPr>
-        <w:tabs>
-          <w:tab w:val="num" w:pos="5040"/>
-        </w:tabs>
-        <w:ind w:left="5040" w:hanging="360"/>
-      </w:pPr>
-    </w:lvl>
-    <w:lvl w:ilvl="7" w:tentative="1">
-      <w:start w:val="1"/>
-      <w:numFmt w:val="decimal"/>
-      <w:lvlText w:val="%8."/>
-      <w:lvlJc w:val="left"/>
-      <w:pPr>
-        <w:tabs>
-          <w:tab w:val="num" w:pos="5760"/>
-        </w:tabs>
-        <w:ind w:left="5760" w:hanging="360"/>
-      </w:pPr>
-    </w:lvl>
-    <w:lvl w:ilvl="8" w:tentative="1">
-      <w:start w:val="1"/>
-      <w:numFmt w:val="decimal"/>
-      <w:lvlText w:val="%9."/>
-      <w:lvlJc w:val="left"/>
-      <w:pPr>
-        <w:tabs>
-          <w:tab w:val="num" w:pos="6480"/>
-        </w:tabs>
-        <w:ind w:left="6480" w:hanging="360"/>
-      </w:pPr>
-    </w:lvl>
-  </w:abstractNum>
-  <w:abstractNum w:abstractNumId="32" w15:restartNumberingAfterBreak="0">
-    <w:nsid w:val="59427831"/>
-    <w:multiLevelType w:val="hybridMultilevel"/>
-    <w:tmpl w:val="1E68DD34"/>
-    <w:lvl w:ilvl="0" w:tplc="0419000F">
-      <w:start w:val="1"/>
-      <w:numFmt w:val="decimal"/>
-      <w:lvlText w:val="%1."/>
-      <w:lvlJc w:val="left"/>
-      <w:pPr>
-        <w:ind w:left="720" w:hanging="360"/>
-      </w:pPr>
-    </w:lvl>
-    <w:lvl w:ilvl="1" w:tplc="04190019" w:tentative="1">
-      <w:start w:val="1"/>
-      <w:numFmt w:val="lowerLetter"/>
-      <w:lvlText w:val="%2."/>
-      <w:lvlJc w:val="left"/>
-      <w:pPr>
-        <w:ind w:left="1440" w:hanging="360"/>
-      </w:pPr>
-    </w:lvl>
-    <w:lvl w:ilvl="2" w:tplc="0419001B" w:tentative="1">
-      <w:start w:val="1"/>
-      <w:numFmt w:val="lowerRoman"/>
-      <w:lvlText w:val="%3."/>
-      <w:lvlJc w:val="right"/>
-      <w:pPr>
-        <w:ind w:left="2160" w:hanging="180"/>
-      </w:pPr>
-    </w:lvl>
-    <w:lvl w:ilvl="3" w:tplc="0419000F" w:tentative="1">
-      <w:start w:val="1"/>
-      <w:numFmt w:val="decimal"/>
-      <w:lvlText w:val="%4."/>
-      <w:lvlJc w:val="left"/>
-      <w:pPr>
-        <w:ind w:left="2880" w:hanging="360"/>
-      </w:pPr>
-    </w:lvl>
-    <w:lvl w:ilvl="4" w:tplc="04190019" w:tentative="1">
-      <w:start w:val="1"/>
-      <w:numFmt w:val="lowerLetter"/>
-      <w:lvlText w:val="%5."/>
-      <w:lvlJc w:val="left"/>
-      <w:pPr>
-        <w:ind w:left="3600" w:hanging="360"/>
-      </w:pPr>
-    </w:lvl>
-    <w:lvl w:ilvl="5" w:tplc="0419001B" w:tentative="1">
-      <w:start w:val="1"/>
-      <w:numFmt w:val="lowerRoman"/>
-      <w:lvlText w:val="%6."/>
-      <w:lvlJc w:val="right"/>
-      <w:pPr>
-        <w:ind w:left="4320" w:hanging="180"/>
-      </w:pPr>
-    </w:lvl>
-    <w:lvl w:ilvl="6" w:tplc="0419000F" w:tentative="1">
-      <w:start w:val="1"/>
-      <w:numFmt w:val="decimal"/>
-      <w:lvlText w:val="%7."/>
-      <w:lvlJc w:val="left"/>
-      <w:pPr>
-        <w:ind w:left="5040" w:hanging="360"/>
-      </w:pPr>
-    </w:lvl>
-    <w:lvl w:ilvl="7" w:tplc="04190019" w:tentative="1">
-      <w:start w:val="1"/>
-      <w:numFmt w:val="lowerLetter"/>
-      <w:lvlText w:val="%8."/>
-      <w:lvlJc w:val="left"/>
-      <w:pPr>
-        <w:ind w:left="5760" w:hanging="360"/>
-      </w:pPr>
-    </w:lvl>
-    <w:lvl w:ilvl="8" w:tplc="0419001B" w:tentative="1">
-      <w:start w:val="1"/>
-      <w:numFmt w:val="lowerRoman"/>
-      <w:lvlText w:val="%9."/>
-      <w:lvlJc w:val="right"/>
-      <w:pPr>
-        <w:ind w:left="6480" w:hanging="180"/>
-      </w:pPr>
-    </w:lvl>
-  </w:abstractNum>
-  <w:abstractNum w:abstractNumId="33" w15:restartNumberingAfterBreak="0">
-    <w:nsid w:val="62A76CFE"/>
-    <w:multiLevelType w:val="multilevel"/>
-    <w:tmpl w:val="16D89EC0"/>
-    <w:lvl w:ilvl="0">
-      <w:start w:val="1"/>
-      <w:numFmt w:val="bullet"/>
-      <w:lvlText w:val=""/>
-      <w:lvlJc w:val="left"/>
-      <w:pPr>
-        <w:tabs>
-          <w:tab w:val="num" w:pos="720"/>
-        </w:tabs>
-        <w:ind w:left="720" w:hanging="360"/>
-      </w:pPr>
-      <w:rPr>
-        <w:rFonts w:ascii="Symbol" w:hAnsi="Symbol" w:hint="default"/>
-        <w:sz w:val="20"/>
-      </w:rPr>
-    </w:lvl>
-    <w:lvl w:ilvl="1" w:tentative="1">
-      <w:start w:val="1"/>
-      <w:numFmt w:val="bullet"/>
-      <w:lvlText w:val="o"/>
-      <w:lvlJc w:val="left"/>
-      <w:pPr>
-        <w:tabs>
-          <w:tab w:val="num" w:pos="1440"/>
-        </w:tabs>
-        <w:ind w:left="1440" w:hanging="360"/>
-      </w:pPr>
-      <w:rPr>
-        <w:rFonts w:ascii="Courier New" w:hAnsi="Courier New" w:hint="default"/>
-        <w:sz w:val="20"/>
-      </w:rPr>
-    </w:lvl>
-    <w:lvl w:ilvl="2" w:tentative="1">
-      <w:start w:val="1"/>
-      <w:numFmt w:val="bullet"/>
-      <w:lvlText w:val=""/>
-      <w:lvlJc w:val="left"/>
-      <w:pPr>
-        <w:tabs>
-          <w:tab w:val="num" w:pos="2160"/>
-        </w:tabs>
-        <w:ind w:left="2160" w:hanging="360"/>
-      </w:pPr>
-      <w:rPr>
-        <w:rFonts w:ascii="Wingdings" w:hAnsi="Wingdings" w:hint="default"/>
-        <w:sz w:val="20"/>
-      </w:rPr>
-    </w:lvl>
-    <w:lvl w:ilvl="3" w:tentative="1">
-      <w:start w:val="1"/>
-      <w:numFmt w:val="bullet"/>
-      <w:lvlText w:val=""/>
-      <w:lvlJc w:val="left"/>
-      <w:pPr>
-        <w:tabs>
-          <w:tab w:val="num" w:pos="2880"/>
-        </w:tabs>
-        <w:ind w:left="2880" w:hanging="360"/>
-      </w:pPr>
-      <w:rPr>
-        <w:rFonts w:ascii="Wingdings" w:hAnsi="Wingdings" w:hint="default"/>
-        <w:sz w:val="20"/>
-      </w:rPr>
-    </w:lvl>
-    <w:lvl w:ilvl="4" w:tentative="1">
-      <w:start w:val="1"/>
-      <w:numFmt w:val="bullet"/>
-      <w:lvlText w:val=""/>
-      <w:lvlJc w:val="left"/>
-      <w:pPr>
-        <w:tabs>
-          <w:tab w:val="num" w:pos="3600"/>
-        </w:tabs>
-        <w:ind w:left="3600" w:hanging="360"/>
-      </w:pPr>
-      <w:rPr>
-        <w:rFonts w:ascii="Wingdings" w:hAnsi="Wingdings" w:hint="default"/>
-        <w:sz w:val="20"/>
-      </w:rPr>
-    </w:lvl>
-    <w:lvl w:ilvl="5" w:tentative="1">
-      <w:start w:val="1"/>
-      <w:numFmt w:val="bullet"/>
-      <w:lvlText w:val=""/>
-      <w:lvlJc w:val="left"/>
-      <w:pPr>
-        <w:tabs>
-          <w:tab w:val="num" w:pos="4320"/>
-        </w:tabs>
-        <w:ind w:left="4320" w:hanging="360"/>
-      </w:pPr>
-      <w:rPr>
-        <w:rFonts w:ascii="Wingdings" w:hAnsi="Wingdings" w:hint="default"/>
-        <w:sz w:val="20"/>
-      </w:rPr>
-    </w:lvl>
-    <w:lvl w:ilvl="6" w:tentative="1">
-      <w:start w:val="1"/>
-      <w:numFmt w:val="bullet"/>
-      <w:lvlText w:val=""/>
-      <w:lvlJc w:val="left"/>
-      <w:pPr>
-        <w:tabs>
-          <w:tab w:val="num" w:pos="5040"/>
-        </w:tabs>
-        <w:ind w:left="5040" w:hanging="360"/>
-      </w:pPr>
-      <w:rPr>
-        <w:rFonts w:ascii="Wingdings" w:hAnsi="Wingdings" w:hint="default"/>
-        <w:sz w:val="20"/>
-      </w:rPr>
-    </w:lvl>
-    <w:lvl w:ilvl="7" w:tentative="1">
-      <w:start w:val="1"/>
-      <w:numFmt w:val="bullet"/>
-      <w:lvlText w:val=""/>
-      <w:lvlJc w:val="left"/>
-      <w:pPr>
-        <w:tabs>
-          <w:tab w:val="num" w:pos="5760"/>
-        </w:tabs>
-        <w:ind w:left="5760" w:hanging="360"/>
-      </w:pPr>
-      <w:rPr>
-        <w:rFonts w:ascii="Wingdings" w:hAnsi="Wingdings" w:hint="default"/>
-        <w:sz w:val="20"/>
-      </w:rPr>
-    </w:lvl>
-    <w:lvl w:ilvl="8" w:tentative="1">
-      <w:start w:val="1"/>
-      <w:numFmt w:val="bullet"/>
-      <w:lvlText w:val=""/>
-      <w:lvlJc w:val="left"/>
-      <w:pPr>
-        <w:tabs>
-          <w:tab w:val="num" w:pos="6480"/>
-        </w:tabs>
-        <w:ind w:left="6480" w:hanging="360"/>
-      </w:pPr>
-      <w:rPr>
-        <w:rFonts w:ascii="Wingdings" w:hAnsi="Wingdings" w:hint="default"/>
-        <w:sz w:val="20"/>
-      </w:rPr>
-    </w:lvl>
-  </w:abstractNum>
-  <w:abstractNum w:abstractNumId="34" w15:restartNumberingAfterBreak="0">
-    <w:nsid w:val="66300847"/>
-    <w:multiLevelType w:val="multilevel"/>
-    <w:tmpl w:val="6A3607A6"/>
-    <w:lvl w:ilvl="0">
-      <w:start w:val="1"/>
-      <w:numFmt w:val="decimal"/>
-      <w:lvlText w:val="%1."/>
-      <w:lvlJc w:val="left"/>
-      <w:pPr>
-        <w:tabs>
-          <w:tab w:val="num" w:pos="720"/>
-        </w:tabs>
-        <w:ind w:left="720" w:hanging="360"/>
-      </w:pPr>
-    </w:lvl>
-    <w:lvl w:ilvl="1" w:tentative="1">
-      <w:start w:val="1"/>
-      <w:numFmt w:val="decimal"/>
-      <w:lvlText w:val="%2."/>
-      <w:lvlJc w:val="left"/>
-      <w:pPr>
-        <w:tabs>
-          <w:tab w:val="num" w:pos="1440"/>
-        </w:tabs>
-        <w:ind w:left="1440" w:hanging="360"/>
-      </w:pPr>
-    </w:lvl>
-    <w:lvl w:ilvl="2" w:tentative="1">
-      <w:start w:val="1"/>
-      <w:numFmt w:val="decimal"/>
-      <w:lvlText w:val="%3."/>
-      <w:lvlJc w:val="left"/>
-      <w:pPr>
-        <w:tabs>
-          <w:tab w:val="num" w:pos="2160"/>
-        </w:tabs>
-        <w:ind w:left="2160" w:hanging="360"/>
-      </w:pPr>
-    </w:lvl>
-    <w:lvl w:ilvl="3" w:tentative="1">
-      <w:start w:val="1"/>
-      <w:numFmt w:val="decimal"/>
-      <w:lvlText w:val="%4."/>
-      <w:lvlJc w:val="left"/>
-      <w:pPr>
-        <w:tabs>
-          <w:tab w:val="num" w:pos="2880"/>
-        </w:tabs>
-        <w:ind w:left="2880" w:hanging="360"/>
-      </w:pPr>
-    </w:lvl>
-    <w:lvl w:ilvl="4" w:tentative="1">
-      <w:start w:val="1"/>
-      <w:numFmt w:val="decimal"/>
-      <w:lvlText w:val="%5."/>
-      <w:lvlJc w:val="left"/>
-      <w:pPr>
-        <w:tabs>
-          <w:tab w:val="num" w:pos="3600"/>
-        </w:tabs>
-        <w:ind w:left="3600" w:hanging="360"/>
-      </w:pPr>
-    </w:lvl>
-    <w:lvl w:ilvl="5" w:tentative="1">
-      <w:start w:val="1"/>
-      <w:numFmt w:val="decimal"/>
-      <w:lvlText w:val="%6."/>
-      <w:lvlJc w:val="left"/>
-      <w:pPr>
-        <w:tabs>
-          <w:tab w:val="num" w:pos="4320"/>
-        </w:tabs>
-        <w:ind w:left="4320" w:hanging="360"/>
-      </w:pPr>
-    </w:lvl>
-    <w:lvl w:ilvl="6" w:tentative="1">
-      <w:start w:val="1"/>
-      <w:numFmt w:val="decimal"/>
-      <w:lvlText w:val="%7."/>
-      <w:lvlJc w:val="left"/>
-      <w:pPr>
-        <w:tabs>
-          <w:tab w:val="num" w:pos="5040"/>
-        </w:tabs>
-        <w:ind w:left="5040" w:hanging="360"/>
-      </w:pPr>
-    </w:lvl>
-    <w:lvl w:ilvl="7" w:tentative="1">
-      <w:start w:val="1"/>
-      <w:numFmt w:val="decimal"/>
-      <w:lvlText w:val="%8."/>
-      <w:lvlJc w:val="left"/>
-      <w:pPr>
-        <w:tabs>
-          <w:tab w:val="num" w:pos="5760"/>
-        </w:tabs>
-        <w:ind w:left="5760" w:hanging="360"/>
-      </w:pPr>
-    </w:lvl>
-    <w:lvl w:ilvl="8" w:tentative="1">
-      <w:start w:val="1"/>
-      <w:numFmt w:val="decimal"/>
-      <w:lvlText w:val="%9."/>
-      <w:lvlJc w:val="left"/>
-      <w:pPr>
-        <w:tabs>
-          <w:tab w:val="num" w:pos="6480"/>
-        </w:tabs>
-        <w:ind w:left="6480" w:hanging="360"/>
-      </w:pPr>
-    </w:lvl>
-  </w:abstractNum>
-  <w:abstractNum w:abstractNumId="35" w15:restartNumberingAfterBreak="0">
-    <w:nsid w:val="727E171F"/>
-    <w:multiLevelType w:val="multilevel"/>
-    <w:tmpl w:val="4856851A"/>
-    <w:lvl w:ilvl="0">
-      <w:start w:val="1"/>
-      <w:numFmt w:val="bullet"/>
-      <w:lvlText w:val=""/>
-      <w:lvlJc w:val="left"/>
-      <w:pPr>
-        <w:tabs>
-          <w:tab w:val="num" w:pos="720"/>
-        </w:tabs>
-        <w:ind w:left="720" w:hanging="360"/>
-      </w:pPr>
-      <w:rPr>
-        <w:rFonts w:ascii="Symbol" w:hAnsi="Symbol" w:hint="default"/>
-        <w:sz w:val="20"/>
-      </w:rPr>
-    </w:lvl>
-    <w:lvl w:ilvl="1" w:tentative="1">
-      <w:start w:val="1"/>
-      <w:numFmt w:val="bullet"/>
-      <w:lvlText w:val="o"/>
-      <w:lvlJc w:val="left"/>
-      <w:pPr>
-        <w:tabs>
-          <w:tab w:val="num" w:pos="1440"/>
-        </w:tabs>
-        <w:ind w:left="1440" w:hanging="360"/>
-      </w:pPr>
-      <w:rPr>
-        <w:rFonts w:ascii="Courier New" w:hAnsi="Courier New" w:hint="default"/>
-        <w:sz w:val="20"/>
-      </w:rPr>
-    </w:lvl>
-    <w:lvl w:ilvl="2" w:tentative="1">
-      <w:start w:val="1"/>
-      <w:numFmt w:val="bullet"/>
-      <w:lvlText w:val=""/>
-      <w:lvlJc w:val="left"/>
-      <w:pPr>
-        <w:tabs>
-          <w:tab w:val="num" w:pos="2160"/>
-        </w:tabs>
-        <w:ind w:left="2160" w:hanging="360"/>
-      </w:pPr>
-      <w:rPr>
-        <w:rFonts w:ascii="Wingdings" w:hAnsi="Wingdings" w:hint="default"/>
-        <w:sz w:val="20"/>
-      </w:rPr>
-    </w:lvl>
-    <w:lvl w:ilvl="3" w:tentative="1">
-      <w:start w:val="1"/>
-      <w:numFmt w:val="bullet"/>
-      <w:lvlText w:val=""/>
-      <w:lvlJc w:val="left"/>
-      <w:pPr>
-        <w:tabs>
-          <w:tab w:val="num" w:pos="2880"/>
-        </w:tabs>
-        <w:ind w:left="2880" w:hanging="360"/>
-      </w:pPr>
-      <w:rPr>
-        <w:rFonts w:ascii="Wingdings" w:hAnsi="Wingdings" w:hint="default"/>
-        <w:sz w:val="20"/>
-      </w:rPr>
-    </w:lvl>
-    <w:lvl w:ilvl="4" w:tentative="1">
-      <w:start w:val="1"/>
-      <w:numFmt w:val="bullet"/>
-      <w:lvlText w:val=""/>
-      <w:lvlJc w:val="left"/>
-      <w:pPr>
-        <w:tabs>
-          <w:tab w:val="num" w:pos="3600"/>
-        </w:tabs>
-        <w:ind w:left="3600" w:hanging="360"/>
-      </w:pPr>
-      <w:rPr>
-        <w:rFonts w:ascii="Wingdings" w:hAnsi="Wingdings" w:hint="default"/>
-        <w:sz w:val="20"/>
-      </w:rPr>
-    </w:lvl>
-    <w:lvl w:ilvl="5" w:tentative="1">
-      <w:start w:val="1"/>
-      <w:numFmt w:val="bullet"/>
-      <w:lvlText w:val=""/>
-      <w:lvlJc w:val="left"/>
-      <w:pPr>
-        <w:tabs>
-          <w:tab w:val="num" w:pos="4320"/>
-        </w:tabs>
-        <w:ind w:left="4320" w:hanging="360"/>
-      </w:pPr>
-      <w:rPr>
-        <w:rFonts w:ascii="Wingdings" w:hAnsi="Wingdings" w:hint="default"/>
-        <w:sz w:val="20"/>
-      </w:rPr>
-    </w:lvl>
-    <w:lvl w:ilvl="6" w:tentative="1">
-      <w:start w:val="1"/>
-      <w:numFmt w:val="bullet"/>
-      <w:lvlText w:val=""/>
-      <w:lvlJc w:val="left"/>
-      <w:pPr>
-        <w:tabs>
-          <w:tab w:val="num" w:pos="5040"/>
-        </w:tabs>
-        <w:ind w:left="5040" w:hanging="360"/>
-      </w:pPr>
-      <w:rPr>
-        <w:rFonts w:ascii="Wingdings" w:hAnsi="Wingdings" w:hint="default"/>
-        <w:sz w:val="20"/>
-      </w:rPr>
-    </w:lvl>
-    <w:lvl w:ilvl="7" w:tentative="1">
-      <w:start w:val="1"/>
-      <w:numFmt w:val="bullet"/>
-      <w:lvlText w:val=""/>
-      <w:lvlJc w:val="left"/>
-      <w:pPr>
-        <w:tabs>
-          <w:tab w:val="num" w:pos="5760"/>
-        </w:tabs>
-        <w:ind w:left="5760" w:hanging="360"/>
-      </w:pPr>
-      <w:rPr>
-        <w:rFonts w:ascii="Wingdings" w:hAnsi="Wingdings" w:hint="default"/>
-        <w:sz w:val="20"/>
-      </w:rPr>
-    </w:lvl>
-    <w:lvl w:ilvl="8" w:tentative="1">
-      <w:start w:val="1"/>
-      <w:numFmt w:val="bullet"/>
-      <w:lvlText w:val=""/>
-      <w:lvlJc w:val="left"/>
-      <w:pPr>
-        <w:tabs>
-          <w:tab w:val="num" w:pos="6480"/>
-        </w:tabs>
-        <w:ind w:left="6480" w:hanging="360"/>
-      </w:pPr>
-      <w:rPr>
-        <w:rFonts w:ascii="Wingdings" w:hAnsi="Wingdings" w:hint="default"/>
-        <w:sz w:val="20"/>
-      </w:rPr>
-    </w:lvl>
-  </w:abstractNum>
-  <w:abstractNum w:abstractNumId="36" w15:restartNumberingAfterBreak="0">
-    <w:nsid w:val="787157BD"/>
-    <w:multiLevelType w:val="hybridMultilevel"/>
-    <w:tmpl w:val="6CD816C0"/>
-    <w:lvl w:ilvl="0" w:tplc="0419000F">
-      <w:start w:val="1"/>
-      <w:numFmt w:val="decimal"/>
-      <w:lvlText w:val="%1."/>
-      <w:lvlJc w:val="left"/>
-      <w:pPr>
-        <w:ind w:left="720" w:hanging="360"/>
-      </w:pPr>
-    </w:lvl>
-    <w:lvl w:ilvl="1" w:tplc="04190019" w:tentative="1">
-      <w:start w:val="1"/>
-      <w:numFmt w:val="lowerLetter"/>
-      <w:lvlText w:val="%2."/>
-      <w:lvlJc w:val="left"/>
-      <w:pPr>
-        <w:ind w:left="1440" w:hanging="360"/>
-      </w:pPr>
-    </w:lvl>
-    <w:lvl w:ilvl="2" w:tplc="0419001B" w:tentative="1">
-      <w:start w:val="1"/>
-      <w:numFmt w:val="lowerRoman"/>
-      <w:lvlText w:val="%3."/>
-      <w:lvlJc w:val="right"/>
-      <w:pPr>
-        <w:ind w:left="2160" w:hanging="180"/>
-      </w:pPr>
-    </w:lvl>
-    <w:lvl w:ilvl="3" w:tplc="0419000F" w:tentative="1">
-      <w:start w:val="1"/>
-      <w:numFmt w:val="decimal"/>
-      <w:lvlText w:val="%4."/>
-      <w:lvlJc w:val="left"/>
-      <w:pPr>
-        <w:ind w:left="2880" w:hanging="360"/>
-      </w:pPr>
-    </w:lvl>
-    <w:lvl w:ilvl="4" w:tplc="04190019" w:tentative="1">
-      <w:start w:val="1"/>
-      <w:numFmt w:val="lowerLetter"/>
-      <w:lvlText w:val="%5."/>
-      <w:lvlJc w:val="left"/>
-      <w:pPr>
-        <w:ind w:left="3600" w:hanging="360"/>
-      </w:pPr>
-    </w:lvl>
-    <w:lvl w:ilvl="5" w:tplc="0419001B" w:tentative="1">
-      <w:start w:val="1"/>
-      <w:numFmt w:val="lowerRoman"/>
-      <w:lvlText w:val="%6."/>
-      <w:lvlJc w:val="right"/>
-      <w:pPr>
-        <w:ind w:left="4320" w:hanging="180"/>
-      </w:pPr>
-    </w:lvl>
-    <w:lvl w:ilvl="6" w:tplc="0419000F" w:tentative="1">
-      <w:start w:val="1"/>
-      <w:numFmt w:val="decimal"/>
-      <w:lvlText w:val="%7."/>
-      <w:lvlJc w:val="left"/>
-      <w:pPr>
-        <w:ind w:left="5040" w:hanging="360"/>
-      </w:pPr>
-    </w:lvl>
-    <w:lvl w:ilvl="7" w:tplc="04190019" w:tentative="1">
-      <w:start w:val="1"/>
-      <w:numFmt w:val="lowerLetter"/>
-      <w:lvlText w:val="%8."/>
-      <w:lvlJc w:val="left"/>
-      <w:pPr>
-        <w:ind w:left="5760" w:hanging="360"/>
-      </w:pPr>
-    </w:lvl>
-    <w:lvl w:ilvl="8" w:tplc="0419001B" w:tentative="1">
-      <w:start w:val="1"/>
-      <w:numFmt w:val="lowerRoman"/>
-      <w:lvlText w:val="%9."/>
-      <w:lvlJc w:val="right"/>
-      <w:pPr>
-        <w:ind w:left="6480" w:hanging="180"/>
-      </w:pPr>
-    </w:lvl>
-  </w:abstractNum>
-  <w:abstractNum w:abstractNumId="37" w15:restartNumberingAfterBreak="0">
-    <w:nsid w:val="7C22699B"/>
-    <w:multiLevelType w:val="hybridMultilevel"/>
-    <w:tmpl w:val="CB1C8CB6"/>
-    <w:lvl w:ilvl="0" w:tplc="04190001">
-      <w:start w:val="1"/>
-      <w:numFmt w:val="bullet"/>
-      <w:lvlText w:val=""/>
-      <w:lvlJc w:val="left"/>
-      <w:pPr>
-        <w:ind w:left="720" w:hanging="360"/>
-      </w:pPr>
-      <w:rPr>
-        <w:rFonts w:ascii="Symbol" w:hAnsi="Symbol" w:hint="default"/>
-      </w:rPr>
-    </w:lvl>
-    <w:lvl w:ilvl="1" w:tplc="04190003" w:tentative="1">
-      <w:start w:val="1"/>
-      <w:numFmt w:val="bullet"/>
-      <w:lvlText w:val="o"/>
-      <w:lvlJc w:val="left"/>
-      <w:pPr>
-        <w:ind w:left="1440" w:hanging="360"/>
-      </w:pPr>
-      <w:rPr>
-        <w:rFonts w:ascii="Courier New" w:hAnsi="Courier New" w:cs="Courier New" w:hint="default"/>
-      </w:rPr>
-    </w:lvl>
-    <w:lvl w:ilvl="2" w:tplc="04190005" w:tentative="1">
-      <w:start w:val="1"/>
-      <w:numFmt w:val="bullet"/>
-      <w:lvlText w:val=""/>
-      <w:lvlJc w:val="left"/>
-      <w:pPr>
-        <w:ind w:left="2160" w:hanging="360"/>
-      </w:pPr>
-      <w:rPr>
-        <w:rFonts w:ascii="Wingdings" w:hAnsi="Wingdings" w:hint="default"/>
-      </w:rPr>
-    </w:lvl>
-    <w:lvl w:ilvl="3" w:tplc="04190001" w:tentative="1">
-      <w:start w:val="1"/>
-      <w:numFmt w:val="bullet"/>
-      <w:lvlText w:val=""/>
-      <w:lvlJc w:val="left"/>
-      <w:pPr>
-        <w:ind w:left="2880" w:hanging="360"/>
-      </w:pPr>
-      <w:rPr>
-        <w:rFonts w:ascii="Symbol" w:hAnsi="Symbol" w:hint="default"/>
-      </w:rPr>
-    </w:lvl>
-    <w:lvl w:ilvl="4" w:tplc="04190003" w:tentative="1">
-      <w:start w:val="1"/>
-      <w:numFmt w:val="bullet"/>
-      <w:lvlText w:val="o"/>
-      <w:lvlJc w:val="left"/>
-      <w:pPr>
-        <w:ind w:left="3600" w:hanging="360"/>
-      </w:pPr>
-      <w:rPr>
-        <w:rFonts w:ascii="Courier New" w:hAnsi="Courier New" w:cs="Courier New" w:hint="default"/>
-      </w:rPr>
-    </w:lvl>
-    <w:lvl w:ilvl="5" w:tplc="04190005" w:tentative="1">
-      <w:start w:val="1"/>
-      <w:numFmt w:val="bullet"/>
-      <w:lvlText w:val=""/>
-      <w:lvlJc w:val="left"/>
-      <w:pPr>
-        <w:ind w:left="4320" w:hanging="360"/>
-      </w:pPr>
-      <w:rPr>
-        <w:rFonts w:ascii="Wingdings" w:hAnsi="Wingdings" w:hint="default"/>
-      </w:rPr>
-    </w:lvl>
-    <w:lvl w:ilvl="6" w:tplc="04190001" w:tentative="1">
-      <w:start w:val="1"/>
-      <w:numFmt w:val="bullet"/>
-      <w:lvlText w:val=""/>
-      <w:lvlJc w:val="left"/>
-      <w:pPr>
-        <w:ind w:left="5040" w:hanging="360"/>
-      </w:pPr>
-      <w:rPr>
-        <w:rFonts w:ascii="Symbol" w:hAnsi="Symbol" w:hint="default"/>
-      </w:rPr>
-    </w:lvl>
-    <w:lvl w:ilvl="7" w:tplc="04190003" w:tentative="1">
-      <w:start w:val="1"/>
-      <w:numFmt w:val="bullet"/>
-      <w:lvlText w:val="o"/>
-      <w:lvlJc w:val="left"/>
-      <w:pPr>
-        <w:ind w:left="5760" w:hanging="360"/>
-      </w:pPr>
-      <w:rPr>
-        <w:rFonts w:ascii="Courier New" w:hAnsi="Courier New" w:cs="Courier New" w:hint="default"/>
-      </w:rPr>
-    </w:lvl>
-    <w:lvl w:ilvl="8" w:tplc="04190005" w:tentative="1">
-      <w:start w:val="1"/>
-      <w:numFmt w:val="bullet"/>
-      <w:lvlText w:val=""/>
-      <w:lvlJc w:val="left"/>
-      <w:pPr>
-        <w:ind w:left="6480" w:hanging="360"/>
-      </w:pPr>
-      <w:rPr>
-        <w:rFonts w:ascii="Wingdings" w:hAnsi="Wingdings" w:hint="default"/>
-      </w:rPr>
-    </w:lvl>
-  </w:abstractNum>
-  <w:abstractNum w:abstractNumId="38" w15:restartNumberingAfterBreak="0">
     <w:nsid w:val="7DFB53D1"/>
     <w:multiLevelType w:val="multilevel"/>
     <w:tmpl w:val="CD501FD4"/>
@@ -22703,11 +21246,11 @@
       </w:rPr>
     </w:lvl>
   </w:abstractNum>
-  <w:abstractNum w:abstractNumId="39" w15:restartNumberingAfterBreak="0">
+  <w:abstractNum w:abstractNumId="14" w15:restartNumberingAfterBreak="0">
     <w:nsid w:val="7F594380"/>
-    <w:multiLevelType w:val="hybridMultilevel"/>
-    <w:tmpl w:val="D2EEA3CC"/>
-    <w:lvl w:ilvl="0" w:tplc="0419000F">
+    <w:multiLevelType w:val="multilevel"/>
+    <w:tmpl w:val="72188B04"/>
+    <w:lvl w:ilvl="0">
       <w:start w:val="1"/>
       <w:numFmt w:val="decimal"/>
       <w:lvlText w:val="%1."/>
@@ -22716,202 +21259,157 @@
         <w:ind w:left="720" w:hanging="360"/>
       </w:pPr>
     </w:lvl>
-    <w:lvl w:ilvl="1" w:tplc="04190019" w:tentative="1">
-      <w:start w:val="1"/>
-      <w:numFmt w:val="lowerLetter"/>
-      <w:lvlText w:val="%2."/>
+    <w:lvl w:ilvl="1">
+      <w:start w:val="2"/>
+      <w:numFmt w:val="decimal"/>
+      <w:isLgl/>
+      <w:lvlText w:val="%1.%2"/>
       <w:lvlJc w:val="left"/>
       <w:pPr>
-        <w:ind w:left="1440" w:hanging="360"/>
-      </w:pPr>
+        <w:ind w:left="735" w:hanging="375"/>
+      </w:pPr>
+      <w:rPr>
+        <w:rFonts w:hint="default"/>
+      </w:rPr>
     </w:lvl>
-    <w:lvl w:ilvl="2" w:tplc="0419001B" w:tentative="1">
-      <w:start w:val="1"/>
-      <w:numFmt w:val="lowerRoman"/>
-      <w:lvlText w:val="%3."/>
-      <w:lvlJc w:val="right"/>
-      <w:pPr>
-        <w:ind w:left="2160" w:hanging="180"/>
-      </w:pPr>
-    </w:lvl>
-    <w:lvl w:ilvl="3" w:tplc="0419000F" w:tentative="1">
+    <w:lvl w:ilvl="2">
       <w:start w:val="1"/>
       <w:numFmt w:val="decimal"/>
-      <w:lvlText w:val="%4."/>
+      <w:isLgl/>
+      <w:lvlText w:val="%1.%2.%3"/>
       <w:lvlJc w:val="left"/>
       <w:pPr>
-        <w:ind w:left="2880" w:hanging="360"/>
-      </w:pPr>
+        <w:ind w:left="1080" w:hanging="720"/>
+      </w:pPr>
+      <w:rPr>
+        <w:rFonts w:hint="default"/>
+      </w:rPr>
     </w:lvl>
-    <w:lvl w:ilvl="4" w:tplc="04190019" w:tentative="1">
-      <w:start w:val="1"/>
-      <w:numFmt w:val="lowerLetter"/>
-      <w:lvlText w:val="%5."/>
-      <w:lvlJc w:val="left"/>
-      <w:pPr>
-        <w:ind w:left="3600" w:hanging="360"/>
-      </w:pPr>
-    </w:lvl>
-    <w:lvl w:ilvl="5" w:tplc="0419001B" w:tentative="1">
-      <w:start w:val="1"/>
-      <w:numFmt w:val="lowerRoman"/>
-      <w:lvlText w:val="%6."/>
-      <w:lvlJc w:val="right"/>
-      <w:pPr>
-        <w:ind w:left="4320" w:hanging="180"/>
-      </w:pPr>
-    </w:lvl>
-    <w:lvl w:ilvl="6" w:tplc="0419000F" w:tentative="1">
+    <w:lvl w:ilvl="3">
       <w:start w:val="1"/>
       <w:numFmt w:val="decimal"/>
-      <w:lvlText w:val="%7."/>
+      <w:isLgl/>
+      <w:lvlText w:val="%1.%2.%3.%4"/>
       <w:lvlJc w:val="left"/>
       <w:pPr>
-        <w:ind w:left="5040" w:hanging="360"/>
-      </w:pPr>
+        <w:ind w:left="1440" w:hanging="1080"/>
+      </w:pPr>
+      <w:rPr>
+        <w:rFonts w:hint="default"/>
+      </w:rPr>
     </w:lvl>
-    <w:lvl w:ilvl="7" w:tplc="04190019" w:tentative="1">
+    <w:lvl w:ilvl="4">
       <w:start w:val="1"/>
-      <w:numFmt w:val="lowerLetter"/>
-      <w:lvlText w:val="%8."/>
+      <w:numFmt w:val="decimal"/>
+      <w:isLgl/>
+      <w:lvlText w:val="%1.%2.%3.%4.%5"/>
       <w:lvlJc w:val="left"/>
       <w:pPr>
-        <w:ind w:left="5760" w:hanging="360"/>
-      </w:pPr>
+        <w:ind w:left="1440" w:hanging="1080"/>
+      </w:pPr>
+      <w:rPr>
+        <w:rFonts w:hint="default"/>
+      </w:rPr>
     </w:lvl>
-    <w:lvl w:ilvl="8" w:tplc="0419001B" w:tentative="1">
+    <w:lvl w:ilvl="5">
       <w:start w:val="1"/>
-      <w:numFmt w:val="lowerRoman"/>
-      <w:lvlText w:val="%9."/>
-      <w:lvlJc w:val="right"/>
-      <w:pPr>
-        <w:ind w:left="6480" w:hanging="180"/>
-      </w:pPr>
+      <w:numFmt w:val="decimal"/>
+      <w:isLgl/>
+      <w:lvlText w:val="%1.%2.%3.%4.%5.%6"/>
+      <w:lvlJc w:val="left"/>
+      <w:pPr>
+        <w:ind w:left="1800" w:hanging="1440"/>
+      </w:pPr>
+      <w:rPr>
+        <w:rFonts w:hint="default"/>
+      </w:rPr>
+    </w:lvl>
+    <w:lvl w:ilvl="6">
+      <w:start w:val="1"/>
+      <w:numFmt w:val="decimal"/>
+      <w:isLgl/>
+      <w:lvlText w:val="%1.%2.%3.%4.%5.%6.%7"/>
+      <w:lvlJc w:val="left"/>
+      <w:pPr>
+        <w:ind w:left="1800" w:hanging="1440"/>
+      </w:pPr>
+      <w:rPr>
+        <w:rFonts w:hint="default"/>
+      </w:rPr>
+    </w:lvl>
+    <w:lvl w:ilvl="7">
+      <w:start w:val="1"/>
+      <w:numFmt w:val="decimal"/>
+      <w:isLgl/>
+      <w:lvlText w:val="%1.%2.%3.%4.%5.%6.%7.%8"/>
+      <w:lvlJc w:val="left"/>
+      <w:pPr>
+        <w:ind w:left="2160" w:hanging="1800"/>
+      </w:pPr>
+      <w:rPr>
+        <w:rFonts w:hint="default"/>
+      </w:rPr>
+    </w:lvl>
+    <w:lvl w:ilvl="8">
+      <w:start w:val="1"/>
+      <w:numFmt w:val="decimal"/>
+      <w:isLgl/>
+      <w:lvlText w:val="%1.%2.%3.%4.%5.%6.%7.%8.%9"/>
+      <w:lvlJc w:val="left"/>
+      <w:pPr>
+        <w:ind w:left="2160" w:hanging="1800"/>
+      </w:pPr>
+      <w:rPr>
+        <w:rFonts w:hint="default"/>
+      </w:rPr>
     </w:lvl>
   </w:abstractNum>
   <w:num w:numId="1">
+    <w:abstractNumId w:val="11"/>
+  </w:num>
+  <w:num w:numId="2">
     <w:abstractNumId w:val="13"/>
   </w:num>
-  <w:num w:numId="2">
-    <w:abstractNumId w:val="31"/>
-  </w:num>
   <w:num w:numId="3">
-    <w:abstractNumId w:val="32"/>
+    <w:abstractNumId w:val="14"/>
   </w:num>
   <w:num w:numId="4">
-    <w:abstractNumId w:val="38"/>
+    <w:abstractNumId w:val="3"/>
   </w:num>
   <w:num w:numId="5">
-    <w:abstractNumId w:val="11"/>
+    <w:abstractNumId w:val="12"/>
   </w:num>
   <w:num w:numId="6">
     <w:abstractNumId w:val="4"/>
   </w:num>
   <w:num w:numId="7">
-    <w:abstractNumId w:val="20"/>
+    <w:abstractNumId w:val="10"/>
   </w:num>
   <w:num w:numId="8">
-    <w:abstractNumId w:val="34"/>
+    <w:abstractNumId w:val="9"/>
   </w:num>
   <w:num w:numId="9">
+    <w:abstractNumId w:val="0"/>
+  </w:num>
+  <w:num w:numId="10">
+    <w:abstractNumId w:val="6"/>
+  </w:num>
+  <w:num w:numId="11">
+    <w:abstractNumId w:val="5"/>
+  </w:num>
+  <w:num w:numId="12">
+    <w:abstractNumId w:val="7"/>
+  </w:num>
+  <w:num w:numId="13">
+    <w:abstractNumId w:val="1"/>
+  </w:num>
+  <w:num w:numId="14">
+    <w:abstractNumId w:val="8"/>
+  </w:num>
+  <w:num w:numId="15">
     <w:abstractNumId w:val="2"/>
   </w:num>
-  <w:num w:numId="10">
-    <w:abstractNumId w:val="16"/>
-  </w:num>
-  <w:num w:numId="11">
-    <w:abstractNumId w:val="27"/>
-  </w:num>
-  <w:num w:numId="12">
-    <w:abstractNumId w:val="9"/>
-  </w:num>
-  <w:num w:numId="13">
-    <w:abstractNumId w:val="23"/>
-  </w:num>
-  <w:num w:numId="14">
-    <w:abstractNumId w:val="29"/>
-  </w:num>
-  <w:num w:numId="15">
-    <w:abstractNumId w:val="39"/>
-  </w:num>
-  <w:num w:numId="16">
-    <w:abstractNumId w:val="10"/>
-  </w:num>
-  <w:num w:numId="17">
-    <w:abstractNumId w:val="10"/>
-  </w:num>
-  <w:num w:numId="18">
-    <w:abstractNumId w:val="37"/>
-  </w:num>
-  <w:num w:numId="19">
-    <w:abstractNumId w:val="14"/>
-  </w:num>
-  <w:num w:numId="20">
-    <w:abstractNumId w:val="3"/>
-  </w:num>
-  <w:num w:numId="21">
-    <w:abstractNumId w:val="21"/>
-  </w:num>
-  <w:num w:numId="22">
-    <w:abstractNumId w:val="5"/>
-  </w:num>
-  <w:num w:numId="23">
-    <w:abstractNumId w:val="33"/>
-  </w:num>
-  <w:num w:numId="24">
-    <w:abstractNumId w:val="12"/>
-  </w:num>
-  <w:num w:numId="25">
-    <w:abstractNumId w:val="35"/>
-  </w:num>
-  <w:num w:numId="26">
-    <w:abstractNumId w:val="24"/>
-  </w:num>
-  <w:num w:numId="27">
-    <w:abstractNumId w:val="28"/>
-  </w:num>
-  <w:num w:numId="28">
-    <w:abstractNumId w:val="17"/>
-  </w:num>
-  <w:num w:numId="29">
-    <w:abstractNumId w:val="1"/>
-  </w:num>
-  <w:num w:numId="30">
-    <w:abstractNumId w:val="8"/>
-  </w:num>
-  <w:num w:numId="31">
-    <w:abstractNumId w:val="30"/>
-  </w:num>
-  <w:num w:numId="32">
-    <w:abstractNumId w:val="26"/>
-  </w:num>
-  <w:num w:numId="33">
-    <w:abstractNumId w:val="7"/>
-  </w:num>
-  <w:num w:numId="34">
-    <w:abstractNumId w:val="25"/>
-  </w:num>
-  <w:num w:numId="35">
-    <w:abstractNumId w:val="36"/>
-  </w:num>
-  <w:num w:numId="36">
-    <w:abstractNumId w:val="22"/>
-  </w:num>
-  <w:num w:numId="37">
-    <w:abstractNumId w:val="0"/>
-  </w:num>
-  <w:num w:numId="38">
-    <w:abstractNumId w:val="18"/>
-  </w:num>
-  <w:num w:numId="39">
-    <w:abstractNumId w:val="6"/>
-  </w:num>
-  <w:num w:numId="40">
-    <w:abstractNumId w:val="15"/>
-  </w:num>
-  <w:num w:numId="41">
-    <w:abstractNumId w:val="19"/>
-  </w:num>
+  <w:numIdMacAtCleanup w:val="15"/>
 </w:numbering>
 </file>
 
@@ -24121,7 +22619,7 @@
 </file>
 
 <file path=customXml/itemProps1.xml><?xml version="1.0" encoding="utf-8"?>
-<ds:datastoreItem xmlns:ds="http://schemas.openxmlformats.org/officeDocument/2006/customXml" ds:itemID="{C6DD91BC-A1F4-4FE2-81A5-EC951A2FBEFF}">
+<ds:datastoreItem xmlns:ds="http://schemas.openxmlformats.org/officeDocument/2006/customXml" ds:itemID="{4A6BCEDE-FDC7-4F3D-BEDF-6F3A04937242}">
   <ds:schemaRefs>
     <ds:schemaRef ds:uri="http://schemas.openxmlformats.org/officeDocument/2006/bibliography"/>
   </ds:schemaRefs>
